--- a/UP/Соин А.Д..docx
+++ b/UP/Соин А.Д..docx
@@ -1830,46 +1830,6 @@
             </w:pPr>
             <w:r>
               <w:rPr>
-                <w:color w:val="000000" w:themeColor="text1"/>
-                <w:sz w:val="20"/>
-                <w:szCs w:val="20"/>
-              </w:rPr>
-              <w:t xml:space="preserve">1</w:t>
-            </w:r>
-            <w:r>
-              <w:rPr>
-                <w:color w:val="000000" w:themeColor="text1"/>
-                <w:sz w:val="20"/>
-                <w:szCs w:val="20"/>
-              </w:rPr>
-              <w:t xml:space="preserve">8</w:t>
-            </w:r>
-            <w:r>
-              <w:rPr>
-                <w:color w:val="000000" w:themeColor="text1"/>
-                <w:sz w:val="20"/>
-                <w:szCs w:val="20"/>
-              </w:rPr>
-              <w:t xml:space="preserve">/07/</w:t>
-            </w:r>
-            <w:r>
-              <w:rPr>
-                <w:color w:val="000000" w:themeColor="text1"/>
-                <w:sz w:val="20"/>
-                <w:szCs w:val="20"/>
-              </w:rPr>
-              <w:t xml:space="preserve">202</w:t>
-            </w:r>
-            <w:r>
-              <w:rPr>
-                <w:color w:val="000000" w:themeColor="text1"/>
-                <w:sz w:val="20"/>
-                <w:szCs w:val="20"/>
-              </w:rPr>
-              <w:t xml:space="preserve">5</w:t>
-            </w:r>
-            <w:r>
-              <w:rPr>
                 <w:rFonts w:eastAsia="Calibri"/>
                 <w:bCs/>
                 <w:color w:val="000000" w:themeColor="text1"/>
@@ -2392,30 +2352,6 @@
             </w:pPr>
             <w:r>
               <w:rPr>
-                <w:color w:val="000000" w:themeColor="text1"/>
-                <w:sz w:val="20"/>
-                <w:szCs w:val="20"/>
-              </w:rPr>
-              <w:t xml:space="preserve">18</w:t>
-            </w:r>
-            <w:r>
-              <w:rPr>
-                <w:color w:val="000000" w:themeColor="text1"/>
-                <w:sz w:val="20"/>
-                <w:szCs w:val="20"/>
-              </w:rPr>
-              <w:t xml:space="preserve">/07/</w:t>
-            </w:r>
-            <w:r>
-              <w:rPr>
-                <w:color w:val="000000" w:themeColor="text1"/>
-                <w:sz w:val="20"/>
-                <w:szCs w:val="20"/>
-              </w:rPr>
-              <w:t xml:space="preserve">2025</w:t>
-            </w:r>
-            <w:r>
-              <w:rPr>
                 <w:rFonts w:eastAsia="Calibri"/>
                 <w:bCs/>
                 <w:color w:val="000000" w:themeColor="text1"/>
@@ -3469,7 +3405,7 @@
     </w:p>
     <w:tbl>
       <w:tblPr>
-        <w:tblStyle w:val="1114"/>
+        <w:tblStyle w:val="1119"/>
         <w:tblW w:w="5000" w:type="pct"/>
         <w:tblBorders/>
         <w:tblLook w:val="04A0" w:firstRow="1" w:lastRow="0" w:firstColumn="1" w:lastColumn="0" w:noHBand="0" w:noVBand="1"/>
@@ -4821,26 +4757,34 @@
               <w:pBdr/>
               <w:spacing w:line="240" w:lineRule="auto"/>
               <w:ind w:firstLine="0"/>
-              <w:jc w:val="left"/>
+              <w:jc w:val="both"/>
               <w:rPr>
+                <w:color w:val="000000" w:themeColor="text1"/>
+              </w:rPr>
+            </w:pPr>
+            <w:r>
+              <w:rPr>
+                <w:color w:val="000000" w:themeColor="text1"/>
                 <w:sz w:val="24"/>
               </w:rPr>
-            </w:pPr>
+              <w:t xml:space="preserve">Построение графиков. </w:t>
+            </w:r>
             <w:r>
               <w:rPr>
-                <w:color w:val="ff0000"/>
+                <w:color w:val="000000" w:themeColor="text1"/>
                 <w:sz w:val="24"/>
               </w:rPr>
-              <w:t xml:space="preserve">Провести обзор источников литературы в заданной предметной области. Получить</w:t>
             </w:r>
             <w:r>
               <w:rPr>
+                <w:color w:val="000000" w:themeColor="text1"/>
                 <w:sz w:val="24"/>
               </w:rPr>
+              <w:t xml:space="preserve">Используя блоки библиотеки Simscape, собрать в программной </w:t>
             </w:r>
             <w:r>
               <w:rPr>
-                <w:sz w:val="24"/>
+                <w:color w:val="000000" w:themeColor="text1"/>
               </w:rPr>
             </w:r>
           </w:p>
@@ -4864,25 +4808,233 @@
               <w:pBdr/>
               <w:spacing w:line="240" w:lineRule="auto"/>
               <w:ind w:firstLine="0"/>
-              <w:jc w:val="left"/>
+              <w:jc w:val="both"/>
               <w:rPr>
+                <w:color w:val="000000" w:themeColor="text1"/>
                 <w:sz w:val="24"/>
               </w:rPr>
             </w:pPr>
             <w:r>
               <w:rPr>
-                <w:color w:val="ff0000"/>
+                <w:color w:val="000000" w:themeColor="text1"/>
                 <w:sz w:val="24"/>
               </w:rPr>
-              <w:t xml:space="preserve">математическую модель ….. Получить управление с использованием такого-то метода.</w:t>
+              <w:t xml:space="preserve">среде </w:t>
             </w:r>
             <w:r>
               <w:rPr>
+                <w:color w:val="000000" w:themeColor="text1"/>
+              </w:rPr>
+            </w:r>
+            <w:r>
+              <w:rPr>
+                <w:color w:val="000000" w:themeColor="text1"/>
                 <w:sz w:val="24"/>
               </w:rPr>
             </w:r>
             <w:r>
               <w:rPr>
+                <w:color w:val="000000" w:themeColor="text1"/>
+                <w:sz w:val="24"/>
+              </w:rPr>
+              <w:t xml:space="preserve">MATLAB </w:t>
+            </w:r>
+            <w:r>
+              <w:rPr>
+                <w:color w:val="000000" w:themeColor="text1"/>
+                <w:sz w:val="24"/>
+              </w:rPr>
+            </w:r>
+            <w:r>
+              <w:rPr>
+                <w:color w:val="000000" w:themeColor="text1"/>
+                <w:sz w:val="24"/>
+              </w:rPr>
+            </w:r>
+            <w:r>
+              <w:rPr>
+                <w:color w:val="000000" w:themeColor="text1"/>
+                <w:sz w:val="24"/>
+              </w:rPr>
+            </w:r>
+            <w:r>
+              <w:rPr>
+                <w:color w:val="000000" w:themeColor="text1"/>
+                <w:sz w:val="24"/>
+              </w:rPr>
+              <w:t xml:space="preserve">Simulink </w:t>
+            </w:r>
+            <w:r>
+              <w:rPr>
+                <w:color w:val="000000" w:themeColor="text1"/>
+                <w:sz w:val="24"/>
+              </w:rPr>
+            </w:r>
+            <w:r>
+              <w:rPr>
+                <w:color w:val="000000" w:themeColor="text1"/>
+                <w:sz w:val="24"/>
+              </w:rPr>
+            </w:r>
+            <w:r>
+              <w:rPr>
+                <w:color w:val="000000" w:themeColor="text1"/>
+                <w:sz w:val="24"/>
+              </w:rPr>
+            </w:r>
+            <w:r>
+              <w:rPr>
+                <w:color w:val="000000" w:themeColor="text1"/>
+                <w:sz w:val="24"/>
+              </w:rPr>
+              <w:t xml:space="preserve">схему, </w:t>
+            </w:r>
+            <w:r>
+              <w:rPr>
+                <w:color w:val="000000" w:themeColor="text1"/>
+                <w:sz w:val="24"/>
+              </w:rPr>
+            </w:r>
+            <w:r>
+              <w:rPr>
+                <w:color w:val="000000" w:themeColor="text1"/>
+                <w:sz w:val="24"/>
+              </w:rPr>
+            </w:r>
+            <w:r>
+              <w:rPr>
+                <w:color w:val="000000" w:themeColor="text1"/>
+                <w:sz w:val="24"/>
+              </w:rPr>
+            </w:r>
+            <w:r>
+              <w:rPr>
+                <w:color w:val="000000" w:themeColor="text1"/>
+                <w:sz w:val="24"/>
+              </w:rPr>
+              <w:t xml:space="preserve">в </w:t>
+            </w:r>
+            <w:r>
+              <w:rPr>
+                <w:color w:val="000000" w:themeColor="text1"/>
+                <w:sz w:val="24"/>
+              </w:rPr>
+            </w:r>
+            <w:r>
+              <w:rPr>
+                <w:color w:val="000000" w:themeColor="text1"/>
+                <w:sz w:val="24"/>
+              </w:rPr>
+            </w:r>
+            <w:r>
+              <w:rPr>
+                <w:color w:val="000000" w:themeColor="text1"/>
+                <w:sz w:val="24"/>
+              </w:rPr>
+            </w:r>
+            <w:r>
+              <w:rPr>
+                <w:color w:val="000000" w:themeColor="text1"/>
+                <w:sz w:val="24"/>
+              </w:rPr>
+              <w:t xml:space="preserve">которой </w:t>
+            </w:r>
+            <w:r>
+              <w:rPr>
+                <w:color w:val="000000" w:themeColor="text1"/>
+                <w:sz w:val="24"/>
+              </w:rPr>
+            </w:r>
+            <w:r>
+              <w:rPr>
+                <w:color w:val="000000" w:themeColor="text1"/>
+                <w:sz w:val="24"/>
+              </w:rPr>
+            </w:r>
+            <w:r>
+              <w:rPr>
+                <w:color w:val="000000" w:themeColor="text1"/>
+                <w:sz w:val="24"/>
+              </w:rPr>
+            </w:r>
+            <w:r>
+              <w:rPr>
+                <w:color w:val="000000" w:themeColor="text1"/>
+                <w:sz w:val="24"/>
+              </w:rPr>
+              <w:t xml:space="preserve">двухобмоточный </w:t>
+            </w:r>
+            <w:r>
+              <w:rPr>
+                <w:color w:val="000000" w:themeColor="text1"/>
+                <w:sz w:val="24"/>
+              </w:rPr>
+            </w:r>
+            <w:r>
+              <w:rPr>
+                <w:color w:val="000000" w:themeColor="text1"/>
+                <w:sz w:val="24"/>
+              </w:rPr>
+            </w:r>
+            <w:r>
+              <w:rPr>
+                <w:color w:val="000000" w:themeColor="text1"/>
+                <w:sz w:val="24"/>
+              </w:rPr>
+            </w:r>
+            <w:r>
+              <w:rPr>
+                <w:color w:val="000000" w:themeColor="text1"/>
+                <w:sz w:val="24"/>
+              </w:rPr>
+              <w:t xml:space="preserve">линейный </w:t>
+            </w:r>
+            <w:r>
+              <w:rPr>
+                <w:color w:val="000000" w:themeColor="text1"/>
+                <w:sz w:val="24"/>
+              </w:rPr>
+            </w:r>
+            <w:r>
+              <w:rPr>
+                <w:color w:val="000000" w:themeColor="text1"/>
+                <w:sz w:val="24"/>
+              </w:rPr>
+            </w:r>
+            <w:r>
+              <w:rPr>
+                <w:color w:val="000000" w:themeColor="text1"/>
+                <w:sz w:val="24"/>
+              </w:rPr>
+            </w:r>
+            <w:r>
+              <w:rPr>
+                <w:color w:val="000000" w:themeColor="text1"/>
+                <w:sz w:val="24"/>
+              </w:rPr>
+              <w:t xml:space="preserve">трансформатор </w:t>
+            </w:r>
+            <w:r>
+              <w:rPr>
+                <w:color w:val="000000" w:themeColor="text1"/>
+                <w:sz w:val="24"/>
+              </w:rPr>
+            </w:r>
+            <w:r>
+              <w:rPr>
+                <w:color w:val="000000" w:themeColor="text1"/>
+                <w:sz w:val="24"/>
+              </w:rPr>
+            </w:r>
+            <w:r>
+              <w:rPr>
+                <w:color w:val="000000" w:themeColor="text1"/>
+                <w:sz w:val="24"/>
+              </w:rPr>
+            </w:r>
+            <w:r>
+              <w:rPr>
+                <w:color w:val="000000" w:themeColor="text1"/>
                 <w:sz w:val="24"/>
               </w:rPr>
             </w:r>
@@ -4907,25 +5059,58 @@
               <w:pBdr/>
               <w:spacing w:line="240" w:lineRule="auto"/>
               <w:ind w:firstLine="0"/>
-              <w:jc w:val="left"/>
+              <w:jc w:val="both"/>
               <w:rPr>
+                <w:color w:val="000000" w:themeColor="text1"/>
                 <w:sz w:val="24"/>
               </w:rPr>
             </w:pPr>
             <w:r>
               <w:rPr>
-                <w:color w:val="ff0000"/>
+                <w:color w:val="000000" w:themeColor="text1"/>
                 <w:sz w:val="24"/>
               </w:rPr>
-              <w:t xml:space="preserve">Провести моделирование системы. Исследовать характер переходных процессов</w:t>
+              <w:t xml:space="preserve">используется для питания активной нагрузки. Отобразить </w:t>
             </w:r>
             <w:r>
               <w:rPr>
+                <w:color w:val="000000" w:themeColor="text1"/>
+              </w:rPr>
+            </w:r>
+            <w:r>
+              <w:rPr>
+                <w:color w:val="000000" w:themeColor="text1"/>
                 <w:sz w:val="24"/>
               </w:rPr>
+              <w:t xml:space="preserve">графики напряжения на </w:t>
             </w:r>
             <w:r>
               <w:rPr>
+                <w:color w:val="000000" w:themeColor="text1"/>
+                <w:sz w:val="24"/>
+              </w:rPr>
+            </w:r>
+            <w:r>
+              <w:rPr>
+                <w:color w:val="000000" w:themeColor="text1"/>
+                <w:sz w:val="24"/>
+              </w:rPr>
+            </w:r>
+            <w:r>
+              <w:rPr>
+                <w:color w:val="000000" w:themeColor="text1"/>
+                <w:sz w:val="24"/>
+              </w:rPr>
+            </w:r>
+            <w:r>
+              <w:rPr>
+                <w:color w:val="000000" w:themeColor="text1"/>
+                <w:sz w:val="24"/>
+              </w:rPr>
+            </w:r>
+            <w:r>
+              <w:rPr>
+                <w:color w:val="000000" w:themeColor="text1"/>
                 <w:sz w:val="24"/>
               </w:rPr>
             </w:r>
@@ -4950,23 +5135,64 @@
               <w:pBdr/>
               <w:spacing w:line="240" w:lineRule="auto"/>
               <w:ind w:firstLine="0"/>
-              <w:jc w:val="left"/>
+              <w:jc w:val="both"/>
               <w:rPr>
+                <w:color w:val="000000" w:themeColor="text1"/>
                 <w:sz w:val="24"/>
               </w:rPr>
             </w:pPr>
             <w:r>
               <w:rPr>
+                <w:color w:val="000000" w:themeColor="text1"/>
                 <w:sz w:val="24"/>
               </w:rPr>
+              <w:t xml:space="preserve">обмотках. Оценить влияние изменения параметров </w:t>
             </w:r>
             <w:r>
               <w:rPr>
+                <w:color w:val="000000" w:themeColor="text1"/>
+              </w:rPr>
+            </w:r>
+            <w:r>
+              <w:rPr>
+                <w:color w:val="000000" w:themeColor="text1"/>
                 <w:sz w:val="24"/>
               </w:rPr>
             </w:r>
             <w:r>
               <w:rPr>
+                <w:color w:val="000000" w:themeColor="text1"/>
+                <w:sz w:val="24"/>
+              </w:rPr>
+              <w:t xml:space="preserve">линейного трансформатора </w:t>
+            </w:r>
+            <w:r>
+              <w:rPr>
+                <w:color w:val="000000" w:themeColor="text1"/>
+                <w:sz w:val="24"/>
+              </w:rPr>
+            </w:r>
+            <w:r>
+              <w:rPr>
+                <w:color w:val="000000" w:themeColor="text1"/>
+                <w:sz w:val="24"/>
+              </w:rPr>
+            </w:r>
+            <w:r>
+              <w:rPr>
+                <w:color w:val="000000" w:themeColor="text1"/>
+                <w:sz w:val="24"/>
+              </w:rPr>
+            </w:r>
+            <w:r>
+              <w:rPr>
+                <w:color w:val="000000" w:themeColor="text1"/>
+                <w:sz w:val="24"/>
+              </w:rPr>
+            </w:r>
+            <w:r>
+              <w:rPr>
+                <w:color w:val="000000" w:themeColor="text1"/>
                 <w:sz w:val="24"/>
               </w:rPr>
             </w:r>
@@ -4991,23 +5217,45 @@
               <w:pBdr/>
               <w:spacing w:line="240" w:lineRule="auto"/>
               <w:ind w:firstLine="0"/>
-              <w:jc w:val="left"/>
+              <w:jc w:val="both"/>
               <w:rPr>
+                <w:color w:val="000000" w:themeColor="text1"/>
                 <w:sz w:val="24"/>
               </w:rPr>
             </w:pPr>
             <w:r>
               <w:rPr>
+                <w:color w:val="000000" w:themeColor="text1"/>
                 <w:sz w:val="24"/>
               </w:rPr>
             </w:r>
             <w:r>
               <w:rPr>
+                <w:color w:val="000000" w:themeColor="text1"/>
                 <w:sz w:val="24"/>
               </w:rPr>
+              <w:t xml:space="preserve">на значения напряжений на обмотках.</w:t>
             </w:r>
             <w:r>
               <w:rPr>
+                <w:color w:val="000000" w:themeColor="text1"/>
+              </w:rPr>
+            </w:r>
+            <w:r>
+              <w:rPr>
+                <w:color w:val="000000" w:themeColor="text1"/>
+                <w:sz w:val="24"/>
+              </w:rPr>
+            </w:r>
+            <w:r>
+              <w:rPr>
+                <w:color w:val="000000" w:themeColor="text1"/>
+                <w:sz w:val="24"/>
+              </w:rPr>
+            </w:r>
+            <w:r>
+              <w:rPr>
+                <w:color w:val="000000" w:themeColor="text1"/>
                 <w:sz w:val="24"/>
               </w:rPr>
             </w:r>
@@ -5576,13 +5824,7 @@
               <w:rPr>
                 <w:sz w:val="24"/>
               </w:rPr>
-              <w:t xml:space="preserve">0</w:t>
-            </w:r>
-            <w:r>
-              <w:rPr>
-                <w:sz w:val="24"/>
-              </w:rPr>
-              <w:t xml:space="preserve">1</w:t>
+              <w:t xml:space="preserve">20</w:t>
             </w:r>
             <w:r>
               <w:rPr>
@@ -5660,12 +5902,7 @@
               <w:rPr>
                 <w:sz w:val="24"/>
               </w:rPr>
-              <w:t xml:space="preserve">июля</w:t>
-            </w:r>
-            <w:r>
-              <w:rPr>
-                <w:sz w:val="16"/>
-              </w:rPr>
+              <w:t xml:space="preserve">февраля</w:t>
             </w:r>
             <w:r>
               <w:rPr>
@@ -5746,13 +5983,7 @@
               <w:rPr>
                 <w:sz w:val="24"/>
               </w:rPr>
-              <w:t xml:space="preserve">2</w:t>
-            </w:r>
-            <w:r>
-              <w:rPr>
-                <w:sz w:val="24"/>
-              </w:rPr>
-              <w:t xml:space="preserve">5</w:t>
+              <w:t xml:space="preserve">26</w:t>
             </w:r>
             <w:r>
               <w:rPr>
@@ -5945,34 +6176,6 @@
                 <w:sz w:val="20"/>
                 <w:szCs w:val="20"/>
               </w:rPr>
-              <w:t xml:space="preserve">0</w:t>
-            </w:r>
-            <w:r>
-              <w:rPr>
-                <w:sz w:val="20"/>
-                <w:szCs w:val="20"/>
-              </w:rPr>
-              <w:t xml:space="preserve">1</w:t>
-            </w:r>
-            <w:r>
-              <w:rPr>
-                <w:sz w:val="20"/>
-                <w:szCs w:val="20"/>
-              </w:rPr>
-              <w:t xml:space="preserve">/07/</w:t>
-            </w:r>
-            <w:r>
-              <w:rPr>
-                <w:sz w:val="20"/>
-                <w:szCs w:val="20"/>
-              </w:rPr>
-              <w:t xml:space="preserve">2025</w:t>
-            </w:r>
-            <w:r>
-              <w:rPr>
-                <w:sz w:val="20"/>
-                <w:szCs w:val="20"/>
-              </w:rPr>
             </w:r>
             <w:r>
               <w:rPr>
@@ -6501,34 +6704,6 @@
                 <w:szCs w:val="20"/>
               </w:rPr>
             </w:pPr>
-            <w:r>
-              <w:rPr>
-                <w:sz w:val="20"/>
-                <w:szCs w:val="20"/>
-              </w:rPr>
-              <w:t xml:space="preserve">0</w:t>
-            </w:r>
-            <w:r>
-              <w:rPr>
-                <w:sz w:val="20"/>
-                <w:szCs w:val="20"/>
-              </w:rPr>
-              <w:t xml:space="preserve">1</w:t>
-            </w:r>
-            <w:r>
-              <w:rPr>
-                <w:sz w:val="20"/>
-                <w:szCs w:val="20"/>
-              </w:rPr>
-              <w:t xml:space="preserve">/07/</w:t>
-            </w:r>
-            <w:r>
-              <w:rPr>
-                <w:sz w:val="20"/>
-                <w:szCs w:val="20"/>
-              </w:rPr>
-              <w:t xml:space="preserve">2025</w:t>
-            </w:r>
             <w:r>
               <w:rPr>
                 <w:sz w:val="20"/>
@@ -6832,7 +7007,7 @@
     </w:p>
     <w:p>
       <w:pPr>
-        <w:pStyle w:val="1048"/>
+        <w:pStyle w:val="1053"/>
         <w:pBdr/>
         <w:spacing/>
         <w:ind/>
@@ -6858,7 +7033,7 @@
     </w:p>
     <w:p>
       <w:pPr>
-        <w:pStyle w:val="1048"/>
+        <w:pStyle w:val="1053"/>
         <w:pBdr/>
         <w:spacing/>
         <w:ind/>
@@ -6891,7 +7066,7 @@
       <w:sdtContent>
         <w:p>
           <w:pPr>
-            <w:pStyle w:val="1089"/>
+            <w:pStyle w:val="1094"/>
             <w:pBdr/>
             <w:spacing/>
             <w:ind/>
@@ -6902,7 +7077,7 @@
         </w:p>
         <w:p>
           <w:pPr>
-            <w:pStyle w:val="1097"/>
+            <w:pStyle w:val="1102"/>
             <w:pBdr/>
             <w:tabs>
               <w:tab w:val="right" w:leader="dot" w:pos="9628"/>
@@ -6927,7 +7102,7 @@
           <w:hyperlink w:tooltip="#_Toc175418207" w:anchor="_Toc175418207" w:history="1">
             <w:r>
               <w:rPr>
-                <w:rStyle w:val="1091"/>
+                <w:rStyle w:val="1096"/>
               </w:rPr>
               <w:t xml:space="preserve">СОДЕРЖАНИЕ</w:t>
             </w:r>
@@ -6967,7 +7142,7 @@
         </w:p>
         <w:p>
           <w:pPr>
-            <w:pStyle w:val="1097"/>
+            <w:pStyle w:val="1102"/>
             <w:pBdr/>
             <w:tabs>
               <w:tab w:val="right" w:leader="dot" w:pos="9628"/>
@@ -6984,7 +7159,7 @@
           <w:hyperlink w:tooltip="#_Toc175418208" w:anchor="_Toc175418208" w:history="1">
             <w:r>
               <w:rPr>
-                <w:rStyle w:val="1091"/>
+                <w:rStyle w:val="1096"/>
               </w:rPr>
               <w:t xml:space="preserve">СПИСОК ОБОЗНАЧЕНИЙ И СОКРАЩЕНИЙ</w:t>
             </w:r>
@@ -7024,7 +7199,7 @@
         </w:p>
         <w:p>
           <w:pPr>
-            <w:pStyle w:val="1097"/>
+            <w:pStyle w:val="1102"/>
             <w:pBdr/>
             <w:tabs>
               <w:tab w:val="right" w:leader="dot" w:pos="9628"/>
@@ -7041,7 +7216,7 @@
           <w:hyperlink w:tooltip="#_Toc175418209" w:anchor="_Toc175418209" w:history="1">
             <w:r>
               <w:rPr>
-                <w:rStyle w:val="1091"/>
+                <w:rStyle w:val="1096"/>
               </w:rPr>
               <w:t xml:space="preserve">ВВЕДЕНИЕ</w:t>
             </w:r>
@@ -7081,7 +7256,7 @@
         </w:p>
         <w:p>
           <w:pPr>
-            <w:pStyle w:val="1097"/>
+            <w:pStyle w:val="1102"/>
             <w:pBdr/>
             <w:tabs>
               <w:tab w:val="right" w:leader="dot" w:pos="9628"/>
@@ -7098,7 +7273,7 @@
           <w:hyperlink w:tooltip="#_Toc175418210" w:anchor="_Toc175418210" w:history="1">
             <w:r>
               <w:rPr>
-                <w:rStyle w:val="1091"/>
+                <w:rStyle w:val="1096"/>
               </w:rPr>
               <w:t xml:space="preserve">1. Структура расчетно-пояснительной записки</w:t>
             </w:r>
@@ -7138,7 +7313,7 @@
         </w:p>
         <w:p>
           <w:pPr>
-            <w:pStyle w:val="1098"/>
+            <w:pStyle w:val="1103"/>
             <w:pBdr/>
             <w:tabs>
               <w:tab w:val="right" w:leader="dot" w:pos="9628"/>
@@ -7155,7 +7330,7 @@
           <w:hyperlink w:tooltip="#_Toc175418211" w:anchor="_Toc175418211" w:history="1">
             <w:r>
               <w:rPr>
-                <w:rStyle w:val="1091"/>
+                <w:rStyle w:val="1096"/>
               </w:rPr>
               <w:t xml:space="preserve">1.1. Титульный лист</w:t>
             </w:r>
@@ -7195,7 +7370,7 @@
         </w:p>
         <w:p>
           <w:pPr>
-            <w:pStyle w:val="1098"/>
+            <w:pStyle w:val="1103"/>
             <w:pBdr/>
             <w:tabs>
               <w:tab w:val="right" w:leader="dot" w:pos="9628"/>
@@ -7212,7 +7387,7 @@
           <w:hyperlink w:tooltip="#_Toc175418212" w:anchor="_Toc175418212" w:history="1">
             <w:r>
               <w:rPr>
-                <w:rStyle w:val="1091"/>
+                <w:rStyle w:val="1096"/>
               </w:rPr>
               <w:t xml:space="preserve">1.2. Техническое задание</w:t>
             </w:r>
@@ -7252,7 +7427,7 @@
         </w:p>
         <w:p>
           <w:pPr>
-            <w:pStyle w:val="1098"/>
+            <w:pStyle w:val="1103"/>
             <w:pBdr/>
             <w:tabs>
               <w:tab w:val="right" w:leader="dot" w:pos="9628"/>
@@ -7269,7 +7444,7 @@
           <w:hyperlink w:tooltip="#_Toc175418213" w:anchor="_Toc175418213" w:history="1">
             <w:r>
               <w:rPr>
-                <w:rStyle w:val="1091"/>
+                <w:rStyle w:val="1096"/>
               </w:rPr>
               <w:t xml:space="preserve">1.3. Календарный план (ТОЛЬКО ДЛЯ ВКР)</w:t>
             </w:r>
@@ -7309,7 +7484,7 @@
         </w:p>
         <w:p>
           <w:pPr>
-            <w:pStyle w:val="1098"/>
+            <w:pStyle w:val="1103"/>
             <w:pBdr/>
             <w:tabs>
               <w:tab w:val="right" w:leader="dot" w:pos="9628"/>
@@ -7326,7 +7501,7 @@
           <w:hyperlink w:tooltip="#_Toc175418214" w:anchor="_Toc175418214" w:history="1">
             <w:r>
               <w:rPr>
-                <w:rStyle w:val="1091"/>
+                <w:rStyle w:val="1096"/>
               </w:rPr>
               <w:t xml:space="preserve">1.4. Аннотация (ТОЛЬКО ДЛЯ ВКР)</w:t>
             </w:r>
@@ -7366,7 +7541,7 @@
         </w:p>
         <w:p>
           <w:pPr>
-            <w:pStyle w:val="1098"/>
+            <w:pStyle w:val="1103"/>
             <w:pBdr/>
             <w:tabs>
               <w:tab w:val="right" w:leader="dot" w:pos="9628"/>
@@ -7383,7 +7558,7 @@
           <w:hyperlink w:tooltip="#_Toc175418215" w:anchor="_Toc175418215" w:history="1">
             <w:r>
               <w:rPr>
-                <w:rStyle w:val="1091"/>
+                <w:rStyle w:val="1096"/>
               </w:rPr>
               <w:t xml:space="preserve">1.5. Содержание</w:t>
             </w:r>
@@ -7423,7 +7598,7 @@
         </w:p>
         <w:p>
           <w:pPr>
-            <w:pStyle w:val="1098"/>
+            <w:pStyle w:val="1103"/>
             <w:pBdr/>
             <w:tabs>
               <w:tab w:val="right" w:leader="dot" w:pos="9628"/>
@@ -7440,7 +7615,7 @@
           <w:hyperlink w:tooltip="#_Toc175418216" w:anchor="_Toc175418216" w:history="1">
             <w:r>
               <w:rPr>
-                <w:rStyle w:val="1091"/>
+                <w:rStyle w:val="1096"/>
               </w:rPr>
               <w:t xml:space="preserve">1.6. Список обозначений и сокращений</w:t>
             </w:r>
@@ -7480,7 +7655,7 @@
         </w:p>
         <w:p>
           <w:pPr>
-            <w:pStyle w:val="1098"/>
+            <w:pStyle w:val="1103"/>
             <w:pBdr/>
             <w:tabs>
               <w:tab w:val="right" w:leader="dot" w:pos="9628"/>
@@ -7497,7 +7672,7 @@
           <w:hyperlink w:tooltip="#_Toc175418217" w:anchor="_Toc175418217" w:history="1">
             <w:r>
               <w:rPr>
-                <w:rStyle w:val="1091"/>
+                <w:rStyle w:val="1096"/>
               </w:rPr>
               <w:t xml:space="preserve">1.7. Введение</w:t>
             </w:r>
@@ -7537,7 +7712,7 @@
         </w:p>
         <w:p>
           <w:pPr>
-            <w:pStyle w:val="1098"/>
+            <w:pStyle w:val="1103"/>
             <w:pBdr/>
             <w:tabs>
               <w:tab w:val="right" w:leader="dot" w:pos="9628"/>
@@ -7554,7 +7729,7 @@
           <w:hyperlink w:tooltip="#_Toc175418218" w:anchor="_Toc175418218" w:history="1">
             <w:r>
               <w:rPr>
-                <w:rStyle w:val="1091"/>
+                <w:rStyle w:val="1096"/>
               </w:rPr>
               <w:t xml:space="preserve">1.8. Основная часть</w:t>
             </w:r>
@@ -7594,7 +7769,7 @@
         </w:p>
         <w:p>
           <w:pPr>
-            <w:pStyle w:val="1098"/>
+            <w:pStyle w:val="1103"/>
             <w:pBdr/>
             <w:tabs>
               <w:tab w:val="right" w:leader="dot" w:pos="9628"/>
@@ -7611,7 +7786,7 @@
           <w:hyperlink w:tooltip="#_Toc175418219" w:anchor="_Toc175418219" w:history="1">
             <w:r>
               <w:rPr>
-                <w:rStyle w:val="1091"/>
+                <w:rStyle w:val="1096"/>
               </w:rPr>
               <w:t xml:space="preserve">1.9. Заключение</w:t>
             </w:r>
@@ -7651,7 +7826,7 @@
         </w:p>
         <w:p>
           <w:pPr>
-            <w:pStyle w:val="1098"/>
+            <w:pStyle w:val="1103"/>
             <w:pBdr/>
             <w:tabs>
               <w:tab w:val="right" w:leader="dot" w:pos="9628"/>
@@ -7668,7 +7843,7 @@
           <w:hyperlink w:tooltip="#_Toc175418220" w:anchor="_Toc175418220" w:history="1">
             <w:r>
               <w:rPr>
-                <w:rStyle w:val="1091"/>
+                <w:rStyle w:val="1096"/>
               </w:rPr>
               <w:t xml:space="preserve">1.10. Список использованных источников</w:t>
             </w:r>
@@ -7708,7 +7883,7 @@
         </w:p>
         <w:p>
           <w:pPr>
-            <w:pStyle w:val="1098"/>
+            <w:pStyle w:val="1103"/>
             <w:pBdr/>
             <w:tabs>
               <w:tab w:val="right" w:leader="dot" w:pos="9628"/>
@@ -7725,7 +7900,7 @@
           <w:hyperlink w:tooltip="#_Toc175418221" w:anchor="_Toc175418221" w:history="1">
             <w:r>
               <w:rPr>
-                <w:rStyle w:val="1091"/>
+                <w:rStyle w:val="1096"/>
               </w:rPr>
               <w:t xml:space="preserve">1.11. Приложения</w:t>
             </w:r>
@@ -7765,7 +7940,7 @@
         </w:p>
         <w:p>
           <w:pPr>
-            <w:pStyle w:val="1097"/>
+            <w:pStyle w:val="1102"/>
             <w:pBdr/>
             <w:tabs>
               <w:tab w:val="right" w:leader="dot" w:pos="9628"/>
@@ -7782,7 +7957,7 @@
           <w:hyperlink w:tooltip="#_Toc175418222" w:anchor="_Toc175418222" w:history="1">
             <w:r>
               <w:rPr>
-                <w:rStyle w:val="1091"/>
+                <w:rStyle w:val="1096"/>
               </w:rPr>
               <w:t xml:space="preserve">2. Оформление титульных листов</w:t>
             </w:r>
@@ -7822,7 +7997,7 @@
         </w:p>
         <w:p>
           <w:pPr>
-            <w:pStyle w:val="1097"/>
+            <w:pStyle w:val="1102"/>
             <w:pBdr/>
             <w:tabs>
               <w:tab w:val="right" w:leader="dot" w:pos="9628"/>
@@ -7839,7 +8014,7 @@
           <w:hyperlink w:tooltip="#_Toc175418223" w:anchor="_Toc175418223" w:history="1">
             <w:r>
               <w:rPr>
-                <w:rStyle w:val="1091"/>
+                <w:rStyle w:val="1096"/>
               </w:rPr>
               <w:t xml:space="preserve">3. Оформление листов технического задания</w:t>
             </w:r>
@@ -7879,7 +8054,7 @@
         </w:p>
         <w:p>
           <w:pPr>
-            <w:pStyle w:val="1098"/>
+            <w:pStyle w:val="1103"/>
             <w:pBdr/>
             <w:tabs>
               <w:tab w:val="right" w:leader="dot" w:pos="9628"/>
@@ -7896,7 +8071,7 @@
           <w:hyperlink w:tooltip="#_Toc175418224" w:anchor="_Toc175418224" w:history="1">
             <w:r>
               <w:rPr>
-                <w:rStyle w:val="1091"/>
+                <w:rStyle w:val="1096"/>
               </w:rPr>
               <w:t xml:space="preserve">3.1. Заполнение листа ТЗ для НИР/КП/КР</w:t>
             </w:r>
@@ -7936,7 +8111,7 @@
         </w:p>
         <w:p>
           <w:pPr>
-            <w:pStyle w:val="1098"/>
+            <w:pStyle w:val="1103"/>
             <w:pBdr/>
             <w:tabs>
               <w:tab w:val="right" w:leader="dot" w:pos="9628"/>
@@ -7953,7 +8128,7 @@
           <w:hyperlink w:tooltip="#_Toc175418225" w:anchor="_Toc175418225" w:history="1">
             <w:r>
               <w:rPr>
-                <w:rStyle w:val="1091"/>
+                <w:rStyle w:val="1096"/>
               </w:rPr>
               <w:t xml:space="preserve">3.2. Заполнение листа ТЗ для ВКР</w:t>
             </w:r>
@@ -7993,7 +8168,7 @@
         </w:p>
         <w:p>
           <w:pPr>
-            <w:pStyle w:val="1098"/>
+            <w:pStyle w:val="1103"/>
             <w:pBdr/>
             <w:tabs>
               <w:tab w:val="right" w:leader="dot" w:pos="9628"/>
@@ -8010,7 +8185,7 @@
           <w:hyperlink w:tooltip="#_Toc175418226" w:anchor="_Toc175418226" w:history="1">
             <w:r>
               <w:rPr>
-                <w:rStyle w:val="1091"/>
+                <w:rStyle w:val="1096"/>
               </w:rPr>
               <w:t xml:space="preserve">3.3. Заполнение в листе ТЗ к ВКР таблицы «При выполнении ВКР»</w:t>
             </w:r>
@@ -8050,7 +8225,7 @@
         </w:p>
         <w:p>
           <w:pPr>
-            <w:pStyle w:val="1098"/>
+            <w:pStyle w:val="1103"/>
             <w:pBdr/>
             <w:tabs>
               <w:tab w:val="right" w:leader="dot" w:pos="9628"/>
@@ -8067,7 +8242,7 @@
           <w:hyperlink w:tooltip="#_Toc175418227" w:anchor="_Toc175418227" w:history="1">
             <w:r>
               <w:rPr>
-                <w:rStyle w:val="1091"/>
+                <w:rStyle w:val="1096"/>
               </w:rPr>
               <w:t xml:space="preserve">3.4. Заполнение в РПЗ к ВКР бланка «Календарный план»</w:t>
             </w:r>
@@ -8107,7 +8282,7 @@
         </w:p>
         <w:p>
           <w:pPr>
-            <w:pStyle w:val="1098"/>
+            <w:pStyle w:val="1103"/>
             <w:pBdr/>
             <w:tabs>
               <w:tab w:val="right" w:leader="dot" w:pos="9628"/>
@@ -8124,7 +8299,7 @@
           <w:hyperlink w:tooltip="#_Toc175418228" w:anchor="_Toc175418228" w:history="1">
             <w:r>
               <w:rPr>
-                <w:rStyle w:val="1091"/>
+                <w:rStyle w:val="1096"/>
               </w:rPr>
               <w:t xml:space="preserve">3.5. Заполнение листа ТЗ для Отчета по практике</w:t>
             </w:r>
@@ -8164,7 +8339,7 @@
         </w:p>
         <w:p>
           <w:pPr>
-            <w:pStyle w:val="1097"/>
+            <w:pStyle w:val="1102"/>
             <w:pBdr/>
             <w:tabs>
               <w:tab w:val="right" w:leader="dot" w:pos="9628"/>
@@ -8181,7 +8356,7 @@
           <w:hyperlink w:tooltip="#_Toc175418229" w:anchor="_Toc175418229" w:history="1">
             <w:r>
               <w:rPr>
-                <w:rStyle w:val="1091"/>
+                <w:rStyle w:val="1096"/>
               </w:rPr>
               <w:t xml:space="preserve">4. Правила форматирования содержимого РПЗ и Отчетов</w:t>
             </w:r>
@@ -8221,7 +8396,7 @@
         </w:p>
         <w:p>
           <w:pPr>
-            <w:pStyle w:val="1098"/>
+            <w:pStyle w:val="1103"/>
             <w:pBdr/>
             <w:tabs>
               <w:tab w:val="right" w:leader="dot" w:pos="9628"/>
@@ -8238,7 +8413,7 @@
           <w:hyperlink w:tooltip="#_Toc175418230" w:anchor="_Toc175418230" w:history="1">
             <w:r>
               <w:rPr>
-                <w:rStyle w:val="1091"/>
+                <w:rStyle w:val="1096"/>
               </w:rPr>
               <w:t xml:space="preserve">4.1. Общие правила оформления</w:t>
             </w:r>
@@ -8278,7 +8453,7 @@
         </w:p>
         <w:p>
           <w:pPr>
-            <w:pStyle w:val="1098"/>
+            <w:pStyle w:val="1103"/>
             <w:pBdr/>
             <w:tabs>
               <w:tab w:val="right" w:leader="dot" w:pos="9628"/>
@@ -8295,7 +8470,7 @@
           <w:hyperlink w:tooltip="#_Toc175418231" w:anchor="_Toc175418231" w:history="1">
             <w:r>
               <w:rPr>
-                <w:rStyle w:val="1091"/>
+                <w:rStyle w:val="1096"/>
               </w:rPr>
               <w:t xml:space="preserve">4.2. Нумерация страниц и разделов</w:t>
             </w:r>
@@ -8335,7 +8510,7 @@
         </w:p>
         <w:p>
           <w:pPr>
-            <w:pStyle w:val="1098"/>
+            <w:pStyle w:val="1103"/>
             <w:pBdr/>
             <w:tabs>
               <w:tab w:val="right" w:leader="dot" w:pos="9628"/>
@@ -8352,7 +8527,7 @@
           <w:hyperlink w:tooltip="#_Toc175418232" w:anchor="_Toc175418232" w:history="1">
             <w:r>
               <w:rPr>
-                <w:rStyle w:val="1091"/>
+                <w:rStyle w:val="1096"/>
               </w:rPr>
               <w:t xml:space="preserve">4.3. Иллюстрации к тексту</w:t>
             </w:r>
@@ -8392,7 +8567,7 @@
         </w:p>
         <w:p>
           <w:pPr>
-            <w:pStyle w:val="1090"/>
+            <w:pStyle w:val="1095"/>
             <w:pBdr/>
             <w:spacing/>
             <w:ind/>
@@ -8406,39 +8581,39 @@
           <w:hyperlink w:tooltip="#_Toc175418233" w:anchor="_Toc175418233" w:history="1">
             <w:r>
               <w:rPr>
-                <w:rStyle w:val="1091"/>
+                <w:rStyle w:val="1096"/>
               </w:rPr>
               <w:t xml:space="preserve">4.3.1. Автоматизация нумерации иллюстраций в </w:t>
             </w:r>
             <w:r>
               <w:rPr>
-                <w:rStyle w:val="1091"/>
+                <w:rStyle w:val="1096"/>
                 <w:lang w:val="en-US"/>
               </w:rPr>
               <w:t xml:space="preserve">Microsoft</w:t>
             </w:r>
             <w:r>
               <w:rPr>
-                <w:rStyle w:val="1091"/>
+                <w:rStyle w:val="1096"/>
               </w:rPr>
               <w:t xml:space="preserve"> </w:t>
             </w:r>
             <w:r>
               <w:rPr>
-                <w:rStyle w:val="1091"/>
+                <w:rStyle w:val="1096"/>
                 <w:lang w:val="en-US"/>
               </w:rPr>
               <w:t xml:space="preserve">Office</w:t>
             </w:r>
             <w:r>
               <w:rPr>
-                <w:rStyle w:val="1091"/>
+                <w:rStyle w:val="1096"/>
               </w:rPr>
               <w:t xml:space="preserve"> </w:t>
             </w:r>
             <w:r>
               <w:rPr>
-                <w:rStyle w:val="1091"/>
+                <w:rStyle w:val="1096"/>
                 <w:lang w:val="en-US"/>
               </w:rPr>
               <w:t xml:space="preserve">Word</w:t>
@@ -8479,7 +8654,7 @@
         </w:p>
         <w:p>
           <w:pPr>
-            <w:pStyle w:val="1098"/>
+            <w:pStyle w:val="1103"/>
             <w:pBdr/>
             <w:tabs>
               <w:tab w:val="right" w:leader="dot" w:pos="9628"/>
@@ -8496,7 +8671,7 @@
           <w:hyperlink w:tooltip="#_Toc175418234" w:anchor="_Toc175418234" w:history="1">
             <w:r>
               <w:rPr>
-                <w:rStyle w:val="1091"/>
+                <w:rStyle w:val="1096"/>
               </w:rPr>
               <w:t xml:space="preserve">4.4. Таблицы</w:t>
             </w:r>
@@ -8536,7 +8711,7 @@
         </w:p>
         <w:p>
           <w:pPr>
-            <w:pStyle w:val="1098"/>
+            <w:pStyle w:val="1103"/>
             <w:pBdr/>
             <w:tabs>
               <w:tab w:val="right" w:leader="dot" w:pos="9628"/>
@@ -8553,7 +8728,7 @@
           <w:hyperlink w:tooltip="#_Toc175418235" w:anchor="_Toc175418235" w:history="1">
             <w:r>
               <w:rPr>
-                <w:rStyle w:val="1091"/>
+                <w:rStyle w:val="1096"/>
               </w:rPr>
               <w:t xml:space="preserve">4.5. Уравнения</w:t>
             </w:r>
@@ -8593,7 +8768,7 @@
         </w:p>
         <w:p>
           <w:pPr>
-            <w:pStyle w:val="1090"/>
+            <w:pStyle w:val="1095"/>
             <w:pBdr/>
             <w:spacing/>
             <w:ind/>
@@ -8607,39 +8782,39 @@
           <w:hyperlink w:tooltip="#_Toc175418236" w:anchor="_Toc175418236" w:history="1">
             <w:r>
               <w:rPr>
-                <w:rStyle w:val="1091"/>
+                <w:rStyle w:val="1096"/>
               </w:rPr>
               <w:t xml:space="preserve">4.5.1. Автоматизация нумерации уравнений в </w:t>
             </w:r>
             <w:r>
               <w:rPr>
-                <w:rStyle w:val="1091"/>
+                <w:rStyle w:val="1096"/>
                 <w:lang w:val="en-US"/>
               </w:rPr>
               <w:t xml:space="preserve">Microsoft</w:t>
             </w:r>
             <w:r>
               <w:rPr>
-                <w:rStyle w:val="1091"/>
+                <w:rStyle w:val="1096"/>
               </w:rPr>
               <w:t xml:space="preserve"> </w:t>
             </w:r>
             <w:r>
               <w:rPr>
-                <w:rStyle w:val="1091"/>
+                <w:rStyle w:val="1096"/>
                 <w:lang w:val="en-US"/>
               </w:rPr>
               <w:t xml:space="preserve">Office</w:t>
             </w:r>
             <w:r>
               <w:rPr>
-                <w:rStyle w:val="1091"/>
+                <w:rStyle w:val="1096"/>
               </w:rPr>
               <w:t xml:space="preserve"> </w:t>
             </w:r>
             <w:r>
               <w:rPr>
-                <w:rStyle w:val="1091"/>
+                <w:rStyle w:val="1096"/>
                 <w:lang w:val="en-US"/>
               </w:rPr>
               <w:t xml:space="preserve">Word</w:t>
@@ -8680,7 +8855,7 @@
         </w:p>
         <w:p>
           <w:pPr>
-            <w:pStyle w:val="1090"/>
+            <w:pStyle w:val="1095"/>
             <w:pBdr/>
             <w:spacing/>
             <w:ind/>
@@ -8694,13 +8869,13 @@
           <w:hyperlink w:tooltip="#_Toc175418237" w:anchor="_Toc175418237" w:history="1">
             <w:r>
               <w:rPr>
-                <w:rStyle w:val="1091"/>
+                <w:rStyle w:val="1096"/>
               </w:rPr>
               <w:t xml:space="preserve">4.5.2. Автоматизация нумерации уравнений </w:t>
             </w:r>
             <w:r>
               <w:rPr>
-                <w:rStyle w:val="1091"/>
+                <w:rStyle w:val="1096"/>
                 <w:lang w:val="en-US"/>
               </w:rPr>
               <w:t xml:space="preserve">MathType</w:t>
@@ -8741,7 +8916,7 @@
         </w:p>
         <w:p>
           <w:pPr>
-            <w:pStyle w:val="1097"/>
+            <w:pStyle w:val="1102"/>
             <w:pBdr/>
             <w:tabs>
               <w:tab w:val="right" w:leader="dot" w:pos="9628"/>
@@ -8758,7 +8933,7 @@
           <w:hyperlink w:tooltip="#_Toc175418238" w:anchor="_Toc175418238" w:history="1">
             <w:r>
               <w:rPr>
-                <w:rStyle w:val="1091"/>
+                <w:rStyle w:val="1096"/>
               </w:rPr>
               <w:t xml:space="preserve">5. Оформление списка использованных источников</w:t>
             </w:r>
@@ -8798,7 +8973,7 @@
         </w:p>
         <w:p>
           <w:pPr>
-            <w:pStyle w:val="1097"/>
+            <w:pStyle w:val="1102"/>
             <w:pBdr/>
             <w:tabs>
               <w:tab w:val="right" w:leader="dot" w:pos="9628"/>
@@ -8815,7 +8990,7 @@
           <w:hyperlink w:tooltip="#_Toc175418239" w:anchor="_Toc175418239" w:history="1">
             <w:r>
               <w:rPr>
-                <w:rStyle w:val="1091"/>
+                <w:rStyle w:val="1096"/>
               </w:rPr>
               <w:t xml:space="preserve">ЗАКЛЮЧЕНИЕ</w:t>
             </w:r>
@@ -8855,7 +9030,7 @@
         </w:p>
         <w:p>
           <w:pPr>
-            <w:pStyle w:val="1097"/>
+            <w:pStyle w:val="1102"/>
             <w:pBdr/>
             <w:tabs>
               <w:tab w:val="right" w:leader="dot" w:pos="9628"/>
@@ -8872,7 +9047,7 @@
           <w:hyperlink w:tooltip="#_Toc175418240" w:anchor="_Toc175418240" w:history="1">
             <w:r>
               <w:rPr>
-                <w:rStyle w:val="1091"/>
+                <w:rStyle w:val="1096"/>
               </w:rPr>
               <w:t xml:space="preserve">СПИСОК ИСПОЛЬЗОВАННЫХ ИСТОЧНИКОВ</w:t>
             </w:r>
@@ -8980,7 +9155,7 @@
     </w:p>
     <w:p>
       <w:pPr>
-        <w:pStyle w:val="1048"/>
+        <w:pStyle w:val="1053"/>
         <w:pBdr/>
         <w:spacing/>
         <w:ind/>
@@ -9039,19 +9214,20 @@
       </w:r>
       <w:r>
         <w:rPr>
-          <w14:ligatures w14:val="none"/>
-        </w:rPr>
-      </w:r>
-      <w:r>
-        <w:rPr>
           <w:highlight w:val="none"/>
           <w14:ligatures w14:val="none"/>
         </w:rPr>
       </w:r>
+      <w:r>
+        <w:rPr>
+          <w:highlight w:val="none"/>
+          <w14:ligatures w14:val="none"/>
+        </w:rPr>
+      </w:r>
     </w:p>
     <w:p>
       <w:pPr>
-        <w:pStyle w:val="1048"/>
+        <w:pStyle w:val="1053"/>
         <w:numPr>
           <w:ilvl w:val="0"/>
           <w:numId w:val="36"/>
@@ -9068,7 +9244,7 @@
       <w:bookmarkStart w:id="23" w:name="_Toc2"/>
       <w:r>
         <w:rPr>
-          <w:rStyle w:val="1088"/>
+          <w:rStyle w:val="1093"/>
           <w:lang w:val="en-US"/>
         </w:rPr>
         <w:t xml:space="preserve">MATLAB</w:t>
@@ -9089,7 +9265,7 @@
     </w:p>
     <w:p>
       <w:pPr>
-        <w:pStyle w:val="1049"/>
+        <w:pStyle w:val="1054"/>
         <w:pBdr/>
         <w:spacing/>
         <w:ind/>
@@ -9266,7 +9442,7 @@
     </w:p>
     <w:p>
       <w:pPr>
-        <w:pStyle w:val="1108"/>
+        <w:pStyle w:val="1113"/>
         <w:pBdr/>
         <w:spacing/>
         <w:ind/>
@@ -9345,7 +9521,7 @@
     </w:p>
     <w:p>
       <w:pPr>
-        <w:pStyle w:val="1079"/>
+        <w:pStyle w:val="1084"/>
         <w:numPr>
           <w:ilvl w:val="0"/>
           <w:numId w:val="38"/>
@@ -9377,7 +9553,7 @@
     </w:p>
     <w:p>
       <w:pPr>
-        <w:pStyle w:val="1079"/>
+        <w:pStyle w:val="1084"/>
         <w:numPr>
           <w:ilvl w:val="0"/>
           <w:numId w:val="38"/>
@@ -9409,7 +9585,7 @@
     </w:p>
     <w:p>
       <w:pPr>
-        <w:pStyle w:val="1079"/>
+        <w:pStyle w:val="1084"/>
         <w:numPr>
           <w:ilvl w:val="0"/>
           <w:numId w:val="38"/>
@@ -9441,7 +9617,7 @@
     </w:p>
     <w:p>
       <w:pPr>
-        <w:pStyle w:val="1079"/>
+        <w:pStyle w:val="1084"/>
         <w:numPr>
           <w:ilvl w:val="0"/>
           <w:numId w:val="38"/>
@@ -9473,7 +9649,7 @@
     </w:p>
     <w:p>
       <w:pPr>
-        <w:pStyle w:val="1079"/>
+        <w:pStyle w:val="1084"/>
         <w:numPr>
           <w:ilvl w:val="0"/>
           <w:numId w:val="38"/>
@@ -9601,7 +9777,7 @@
     </w:p>
     <w:p>
       <w:pPr>
-        <w:pStyle w:val="1108"/>
+        <w:pStyle w:val="1113"/>
         <w:pBdr/>
         <w:spacing/>
         <w:ind/>
@@ -9736,7 +9912,7 @@
     </w:p>
     <w:p>
       <w:pPr>
-        <w:pStyle w:val="1079"/>
+        <w:pStyle w:val="1084"/>
         <w:numPr>
           <w:ilvl w:val="0"/>
           <w:numId w:val="39"/>
@@ -9823,7 +9999,7 @@
     </w:p>
     <w:p>
       <w:pPr>
-        <w:pStyle w:val="1079"/>
+        <w:pStyle w:val="1084"/>
         <w:numPr>
           <w:ilvl w:val="0"/>
           <w:numId w:val="39"/>
@@ -9925,7 +10101,7 @@
     </w:p>
     <w:p>
       <w:pPr>
-        <w:pStyle w:val="1079"/>
+        <w:pStyle w:val="1084"/>
         <w:numPr>
           <w:ilvl w:val="0"/>
           <w:numId w:val="40"/>
@@ -10028,7 +10204,7 @@
     </w:p>
     <w:p>
       <w:pPr>
-        <w:pStyle w:val="1079"/>
+        <w:pStyle w:val="1084"/>
         <w:numPr>
           <w:ilvl w:val="0"/>
           <w:numId w:val="41"/>
@@ -10102,7 +10278,7 @@
     </w:p>
     <w:p>
       <w:pPr>
-        <w:pStyle w:val="1079"/>
+        <w:pStyle w:val="1084"/>
         <w:numPr>
           <w:ilvl w:val="0"/>
           <w:numId w:val="41"/>
@@ -10291,7 +10467,7 @@
     </w:p>
     <w:p>
       <w:pPr>
-        <w:pStyle w:val="1108"/>
+        <w:pStyle w:val="1113"/>
         <w:pBdr/>
         <w:spacing/>
         <w:ind/>
@@ -10657,7 +10833,7 @@
     </w:p>
     <w:p>
       <w:pPr>
-        <w:pStyle w:val="1108"/>
+        <w:pStyle w:val="1113"/>
         <w:pBdr/>
         <w:spacing/>
         <w:ind/>
@@ -10885,7 +11061,7 @@
     </w:p>
     <w:p>
       <w:pPr>
-        <w:pStyle w:val="1108"/>
+        <w:pStyle w:val="1113"/>
         <w:pBdr/>
         <w:spacing/>
         <w:ind/>
@@ -10977,7 +11153,7 @@
     </w:p>
     <w:p>
       <w:pPr>
-        <w:pStyle w:val="1049"/>
+        <w:pStyle w:val="1054"/>
         <w:pBdr/>
         <w:spacing/>
         <w:ind/>
@@ -11209,7 +11385,7 @@
     </w:p>
     <w:p>
       <w:pPr>
-        <w:pStyle w:val="1108"/>
+        <w:pStyle w:val="1113"/>
         <w:pBdr/>
         <w:spacing/>
         <w:ind/>
@@ -11237,7 +11413,7 @@
     </w:p>
     <w:p>
       <w:pPr>
-        <w:pStyle w:val="1049"/>
+        <w:pStyle w:val="1054"/>
         <w:pBdr/>
         <w:spacing/>
         <w:ind/>
@@ -11335,7 +11511,7 @@
     </w:p>
     <w:p>
       <w:pPr>
-        <w:pStyle w:val="1079"/>
+        <w:pStyle w:val="1084"/>
         <w:numPr>
           <w:ilvl w:val="0"/>
           <w:numId w:val="42"/>
@@ -11411,7 +11587,7 @@
     </w:p>
     <w:p>
       <w:pPr>
-        <w:pStyle w:val="1079"/>
+        <w:pStyle w:val="1084"/>
         <w:numPr>
           <w:ilvl w:val="0"/>
           <w:numId w:val="42"/>
@@ -11587,7 +11763,7 @@
     </w:p>
     <w:p>
       <w:pPr>
-        <w:pStyle w:val="1108"/>
+        <w:pStyle w:val="1113"/>
         <w:pBdr/>
         <w:spacing/>
         <w:ind/>
@@ -11615,7 +11791,7 @@
     </w:p>
     <w:p>
       <w:pPr>
-        <w:pStyle w:val="1049"/>
+        <w:pStyle w:val="1054"/>
         <w:pBdr/>
         <w:spacing/>
         <w:ind/>
@@ -11844,7 +12020,7 @@
     </w:p>
     <w:p>
       <w:pPr>
-        <w:pStyle w:val="1108"/>
+        <w:pStyle w:val="1113"/>
         <w:pBdr/>
         <w:spacing/>
         <w:ind/>
@@ -11896,7 +12072,7 @@
     </w:p>
     <w:p>
       <w:pPr>
-        <w:pStyle w:val="1049"/>
+        <w:pStyle w:val="1054"/>
         <w:pBdr/>
         <w:spacing/>
         <w:ind/>
@@ -11906,7 +12082,7 @@
       </w:pPr>
       <w:r>
         <w:rPr>
-          <w:rStyle w:val="1067"/>
+          <w:rStyle w:val="1072"/>
         </w:rPr>
         <w:t xml:space="preserve">Графики</w:t>
       </w:r>
@@ -11933,7 +12109,7 @@
       </w:pPr>
       <w:r>
         <w:rPr>
-          <w:rStyle w:val="1067"/>
+          <w:rStyle w:val="1072"/>
         </w:rPr>
       </w:r>
       <w:r>
@@ -12067,6 +12243,12 @@
           <w:lang w:val="ru-RU"/>
         </w:rPr>
       </w:r>
+      <w:r>
+        <w:rPr>
+          <w:highlight w:val="none"/>
+          <w:lang w:val="ru-RU"/>
+        </w:rPr>
+      </w:r>
     </w:p>
     <w:p>
       <w:pPr>
@@ -12085,10 +12267,15 @@
           <w14:ligatures w14:val="none"/>
         </w:rPr>
       </w:r>
+      <w:r>
+        <w:rPr>
+          <w14:ligatures w14:val="none"/>
+        </w:rPr>
+      </w:r>
     </w:p>
     <w:p>
       <w:pPr>
-        <w:pStyle w:val="1079"/>
+        <w:pStyle w:val="1084"/>
         <w:numPr>
           <w:ilvl w:val="0"/>
           <w:numId w:val="48"/>
@@ -12114,10 +12301,15 @@
           <w14:ligatures w14:val="none"/>
         </w:rPr>
       </w:r>
+      <w:r>
+        <w:rPr>
+          <w14:ligatures w14:val="none"/>
+        </w:rPr>
+      </w:r>
     </w:p>
     <w:p>
       <w:pPr>
-        <w:pStyle w:val="1079"/>
+        <w:pStyle w:val="1084"/>
         <w:numPr>
           <w:ilvl w:val="0"/>
           <w:numId w:val="48"/>
@@ -12143,10 +12335,15 @@
           <w14:ligatures w14:val="none"/>
         </w:rPr>
       </w:r>
+      <w:r>
+        <w:rPr>
+          <w14:ligatures w14:val="none"/>
+        </w:rPr>
+      </w:r>
     </w:p>
     <w:p>
       <w:pPr>
-        <w:pStyle w:val="1079"/>
+        <w:pStyle w:val="1084"/>
         <w:numPr>
           <w:ilvl w:val="0"/>
           <w:numId w:val="48"/>
@@ -12172,10 +12369,15 @@
           <w14:ligatures w14:val="none"/>
         </w:rPr>
       </w:r>
+      <w:r>
+        <w:rPr>
+          <w14:ligatures w14:val="none"/>
+        </w:rPr>
+      </w:r>
     </w:p>
     <w:p>
       <w:pPr>
-        <w:pStyle w:val="1079"/>
+        <w:pStyle w:val="1084"/>
         <w:numPr>
           <w:ilvl w:val="0"/>
           <w:numId w:val="48"/>
@@ -12201,6 +12403,11 @@
           <w14:ligatures w14:val="none"/>
         </w:rPr>
       </w:r>
+      <w:r>
+        <w:rPr>
+          <w14:ligatures w14:val="none"/>
+        </w:rPr>
+      </w:r>
     </w:p>
     <w:p>
       <w:pPr>
@@ -12246,10 +12453,16 @@
           <w:lang w:val="en-US"/>
         </w:rPr>
       </w:r>
+      <w:r>
+        <w:rPr>
+          <w:highlight w:val="none"/>
+          <w:lang w:val="en-US"/>
+        </w:rPr>
+      </w:r>
     </w:p>
     <w:p>
       <w:pPr>
-        <w:pStyle w:val="1079"/>
+        <w:pStyle w:val="1084"/>
         <w:numPr>
           <w:ilvl w:val="0"/>
           <w:numId w:val="50"/>
@@ -12269,10 +12482,15 @@
           <w14:ligatures w14:val="none"/>
         </w:rPr>
       </w:r>
+      <w:r>
+        <w:rPr>
+          <w14:ligatures w14:val="none"/>
+        </w:rPr>
+      </w:r>
     </w:p>
     <w:p>
       <w:pPr>
-        <w:pStyle w:val="1079"/>
+        <w:pStyle w:val="1084"/>
         <w:numPr>
           <w:ilvl w:val="0"/>
           <w:numId w:val="50"/>
@@ -12292,10 +12510,15 @@
           <w14:ligatures w14:val="none"/>
         </w:rPr>
       </w:r>
+      <w:r>
+        <w:rPr>
+          <w14:ligatures w14:val="none"/>
+        </w:rPr>
+      </w:r>
     </w:p>
     <w:p>
       <w:pPr>
-        <w:pStyle w:val="1079"/>
+        <w:pStyle w:val="1084"/>
         <w:numPr>
           <w:ilvl w:val="0"/>
           <w:numId w:val="50"/>
@@ -12315,6 +12538,11 @@
           <w14:ligatures w14:val="none"/>
         </w:rPr>
       </w:r>
+      <w:r>
+        <w:rPr>
+          <w14:ligatures w14:val="none"/>
+        </w:rPr>
+      </w:r>
     </w:p>
     <w:p>
       <w:pPr>
@@ -12415,6 +12643,12 @@
           <w:lang w:val="en-US"/>
         </w:rPr>
       </w:r>
+      <w:r>
+        <w:rPr>
+          <w:highlight w:val="none"/>
+          <w:lang w:val="en-US"/>
+        </w:rPr>
+      </w:r>
     </w:p>
     <w:p>
       <w:pPr>
@@ -12456,6 +12690,12 @@
           <w:lang w:val="ru-RU"/>
         </w:rPr>
       </w:r>
+      <w:r>
+        <w:rPr>
+          <w:highlight w:val="none"/>
+          <w:lang w:val="ru-RU"/>
+        </w:rPr>
+      </w:r>
     </w:p>
     <w:p>
       <w:pPr>
@@ -12496,7 +12736,7 @@
     </w:p>
     <w:p>
       <w:pPr>
-        <w:pStyle w:val="1079"/>
+        <w:pStyle w:val="1084"/>
         <w:numPr>
           <w:ilvl w:val="0"/>
           <w:numId w:val="51"/>
@@ -12528,7 +12768,7 @@
     </w:p>
     <w:p>
       <w:pPr>
-        <w:pStyle w:val="1079"/>
+        <w:pStyle w:val="1084"/>
         <w:numPr>
           <w:ilvl w:val="0"/>
           <w:numId w:val="51"/>
@@ -12551,7 +12791,7 @@
     </w:p>
     <w:p>
       <w:pPr>
-        <w:pStyle w:val="1079"/>
+        <w:pStyle w:val="1084"/>
         <w:numPr>
           <w:ilvl w:val="0"/>
           <w:numId w:val="51"/>
@@ -12586,7 +12826,7 @@
     </w:p>
     <w:p>
       <w:pPr>
-        <w:pStyle w:val="1079"/>
+        <w:pStyle w:val="1084"/>
         <w:numPr>
           <w:ilvl w:val="0"/>
           <w:numId w:val="51"/>
@@ -12615,6 +12855,11 @@
           <w:lang w:val="en-US"/>
         </w:rPr>
       </w:r>
+      <w:r>
+        <w:rPr>
+          <w:lang w:val="en-US"/>
+        </w:rPr>
+      </w:r>
     </w:p>
     <w:p>
       <w:pPr>
@@ -12644,10 +12889,16 @@
           <w:lang w:val="ru-RU"/>
         </w:rPr>
       </w:r>
+      <w:r>
+        <w:rPr>
+          <w:highlight w:val="none"/>
+          <w:lang w:val="ru-RU"/>
+        </w:rPr>
+      </w:r>
     </w:p>
     <w:p>
       <w:pPr>
-        <w:pStyle w:val="1079"/>
+        <w:pStyle w:val="1084"/>
         <w:numPr>
           <w:ilvl w:val="0"/>
           <w:numId w:val="55"/>
@@ -12674,7 +12925,7 @@
     </w:p>
     <w:p>
       <w:pPr>
-        <w:pStyle w:val="1079"/>
+        <w:pStyle w:val="1084"/>
         <w:numPr>
           <w:ilvl w:val="1"/>
           <w:numId w:val="55"/>
@@ -12713,6 +12964,7 @@
         <w:rPr>
           <w:highlight w:val="none"/>
           <w:lang w:val="ru-RU"/>
+          <w14:ligatures w14:val="none"/>
         </w:rPr>
       </w:r>
       <w:r>
@@ -12725,7 +12977,7 @@
     </w:p>
     <w:p>
       <w:pPr>
-        <w:pStyle w:val="1079"/>
+        <w:pStyle w:val="1084"/>
         <w:numPr>
           <w:ilvl w:val="1"/>
           <w:numId w:val="55"/>
@@ -12764,6 +13016,7 @@
         <w:rPr>
           <w:highlight w:val="none"/>
           <w:lang w:val="ru-RU"/>
+          <w14:ligatures w14:val="none"/>
         </w:rPr>
       </w:r>
       <w:r>
@@ -12776,7 +13029,7 @@
     </w:p>
     <w:p>
       <w:pPr>
-        <w:pStyle w:val="1079"/>
+        <w:pStyle w:val="1084"/>
         <w:numPr>
           <w:ilvl w:val="1"/>
           <w:numId w:val="55"/>
@@ -12829,6 +13082,7 @@
         <w:rPr>
           <w:highlight w:val="none"/>
           <w:lang w:val="ru-RU"/>
+          <w14:ligatures w14:val="none"/>
         </w:rPr>
       </w:r>
       <w:r>
@@ -12841,7 +13095,7 @@
     </w:p>
     <w:p>
       <w:pPr>
-        <w:pStyle w:val="1079"/>
+        <w:pStyle w:val="1084"/>
         <w:numPr>
           <w:ilvl w:val="1"/>
           <w:numId w:val="56"/>
@@ -12907,7 +13161,7 @@
     </w:p>
     <w:p>
       <w:pPr>
-        <w:pStyle w:val="1079"/>
+        <w:pStyle w:val="1084"/>
         <w:numPr>
           <w:ilvl w:val="0"/>
           <w:numId w:val="56"/>
@@ -12931,7 +13185,7 @@
       <w:r>
         <w:rPr>
           <w:highlight w:val="none"/>
-          <w:lang w:val="ru-RU"/>
+          <w:lang w:val="ru-RU" w:bidi="ru-RU"/>
           <w14:ligatures w14:val="none"/>
         </w:rPr>
       </w:r>
@@ -12945,7 +13199,7 @@
     </w:p>
     <w:p>
       <w:pPr>
-        <w:pStyle w:val="1079"/>
+        <w:pStyle w:val="1084"/>
         <w:numPr>
           <w:ilvl w:val="1"/>
           <w:numId w:val="56"/>
@@ -12974,8 +13228,6 @@
       </w:r>
       <w:r>
         <w:rPr>
-          <w:highlight w:val="none"/>
-          <w:lang w:val="ru-RU"/>
           <w14:ligatures w14:val="none"/>
         </w:rPr>
       </w:r>
@@ -12987,7 +13239,7 @@
     </w:p>
     <w:p>
       <w:pPr>
-        <w:pStyle w:val="1079"/>
+        <w:pStyle w:val="1084"/>
         <w:numPr>
           <w:ilvl w:val="1"/>
           <w:numId w:val="56"/>
@@ -13013,8 +13265,6 @@
       </w:r>
       <w:r>
         <w:rPr>
-          <w:highlight w:val="none"/>
-          <w:lang w:val="ru-RU"/>
           <w14:ligatures w14:val="none"/>
         </w:rPr>
       </w:r>
@@ -13026,7 +13276,7 @@
     </w:p>
     <w:p>
       <w:pPr>
-        <w:pStyle w:val="1079"/>
+        <w:pStyle w:val="1084"/>
         <w:numPr>
           <w:ilvl w:val="1"/>
           <w:numId w:val="56"/>
@@ -13049,8 +13299,6 @@
       </w:r>
       <w:r>
         <w:rPr>
-          <w:highlight w:val="none"/>
-          <w:lang w:val="ru-RU"/>
           <w14:ligatures w14:val="none"/>
         </w:rPr>
       </w:r>
@@ -13062,7 +13310,7 @@
     </w:p>
     <w:p>
       <w:pPr>
-        <w:pStyle w:val="1079"/>
+        <w:pStyle w:val="1084"/>
         <w:numPr>
           <w:ilvl w:val="1"/>
           <w:numId w:val="56"/>
@@ -13085,8 +13333,6 @@
       </w:r>
       <w:r>
         <w:rPr>
-          <w:highlight w:val="none"/>
-          <w:lang w:val="ru-RU"/>
           <w14:ligatures w14:val="none"/>
         </w:rPr>
       </w:r>
@@ -13098,7 +13344,7 @@
     </w:p>
     <w:p>
       <w:pPr>
-        <w:pStyle w:val="1079"/>
+        <w:pStyle w:val="1084"/>
         <w:numPr>
           <w:ilvl w:val="1"/>
           <w:numId w:val="56"/>
@@ -13121,8 +13367,6 @@
       </w:r>
       <w:r>
         <w:rPr>
-          <w:highlight w:val="none"/>
-          <w:lang w:val="ru-RU"/>
           <w14:ligatures w14:val="none"/>
         </w:rPr>
       </w:r>
@@ -13134,7 +13378,7 @@
     </w:p>
     <w:p>
       <w:pPr>
-        <w:pStyle w:val="1079"/>
+        <w:pStyle w:val="1084"/>
         <w:numPr>
           <w:ilvl w:val="1"/>
           <w:numId w:val="56"/>
@@ -13157,8 +13401,6 @@
       </w:r>
       <w:r>
         <w:rPr>
-          <w:highlight w:val="none"/>
-          <w:lang w:val="ru-RU"/>
           <w14:ligatures w14:val="none"/>
         </w:rPr>
       </w:r>
@@ -13170,7 +13412,7 @@
     </w:p>
     <w:p>
       <w:pPr>
-        <w:pStyle w:val="1079"/>
+        <w:pStyle w:val="1084"/>
         <w:numPr>
           <w:ilvl w:val="1"/>
           <w:numId w:val="56"/>
@@ -13193,8 +13435,6 @@
       </w:r>
       <w:r>
         <w:rPr>
-          <w:highlight w:val="none"/>
-          <w:lang w:val="ru-RU"/>
           <w14:ligatures w14:val="none"/>
         </w:rPr>
       </w:r>
@@ -13206,7 +13446,7 @@
     </w:p>
     <w:p>
       <w:pPr>
-        <w:pStyle w:val="1079"/>
+        <w:pStyle w:val="1084"/>
         <w:numPr>
           <w:ilvl w:val="1"/>
           <w:numId w:val="56"/>
@@ -13246,7 +13486,7 @@
     </w:p>
     <w:p>
       <w:pPr>
-        <w:pStyle w:val="1079"/>
+        <w:pStyle w:val="1084"/>
         <w:numPr>
           <w:ilvl w:val="0"/>
           <w:numId w:val="56"/>
@@ -13276,7 +13516,7 @@
       <w:r>
         <w:rPr>
           <w:highlight w:val="none"/>
-          <w:lang w:val="ru-RU"/>
+          <w:lang w:val="ru-RU" w:bidi="ru-RU"/>
           <w14:ligatures w14:val="none"/>
         </w:rPr>
       </w:r>
@@ -13290,7 +13530,7 @@
     </w:p>
     <w:p>
       <w:pPr>
-        <w:pStyle w:val="1079"/>
+        <w:pStyle w:val="1084"/>
         <w:numPr>
           <w:ilvl w:val="1"/>
           <w:numId w:val="56"/>
@@ -13319,8 +13559,6 @@
       </w:r>
       <w:r>
         <w:rPr>
-          <w:highlight w:val="none"/>
-          <w:lang w:val="ru-RU"/>
           <w14:ligatures w14:val="none"/>
         </w:rPr>
       </w:r>
@@ -13332,7 +13570,7 @@
     </w:p>
     <w:p>
       <w:pPr>
-        <w:pStyle w:val="1079"/>
+        <w:pStyle w:val="1084"/>
         <w:numPr>
           <w:ilvl w:val="1"/>
           <w:numId w:val="56"/>
@@ -13355,8 +13593,6 @@
       </w:r>
       <w:r>
         <w:rPr>
-          <w:highlight w:val="none"/>
-          <w:lang w:val="ru-RU"/>
           <w14:ligatures w14:val="none"/>
         </w:rPr>
       </w:r>
@@ -13368,7 +13604,7 @@
     </w:p>
     <w:p>
       <w:pPr>
-        <w:pStyle w:val="1079"/>
+        <w:pStyle w:val="1084"/>
         <w:numPr>
           <w:ilvl w:val="1"/>
           <w:numId w:val="56"/>
@@ -13391,8 +13627,6 @@
       </w:r>
       <w:r>
         <w:rPr>
-          <w:highlight w:val="none"/>
-          <w:lang w:val="ru-RU"/>
           <w14:ligatures w14:val="none"/>
         </w:rPr>
       </w:r>
@@ -13404,7 +13638,7 @@
     </w:p>
     <w:p>
       <w:pPr>
-        <w:pStyle w:val="1079"/>
+        <w:pStyle w:val="1084"/>
         <w:numPr>
           <w:ilvl w:val="1"/>
           <w:numId w:val="56"/>
@@ -13427,8 +13661,6 @@
       </w:r>
       <w:r>
         <w:rPr>
-          <w:highlight w:val="none"/>
-          <w:lang w:val="ru-RU"/>
           <w14:ligatures w14:val="none"/>
         </w:rPr>
       </w:r>
@@ -13440,7 +13672,7 @@
     </w:p>
     <w:p>
       <w:pPr>
-        <w:pStyle w:val="1079"/>
+        <w:pStyle w:val="1084"/>
         <w:numPr>
           <w:ilvl w:val="1"/>
           <w:numId w:val="56"/>
@@ -13463,8 +13695,6 @@
       </w:r>
       <w:r>
         <w:rPr>
-          <w:highlight w:val="none"/>
-          <w:lang w:val="ru-RU"/>
           <w14:ligatures w14:val="none"/>
         </w:rPr>
       </w:r>
@@ -13476,7 +13706,7 @@
     </w:p>
     <w:p>
       <w:pPr>
-        <w:pStyle w:val="1079"/>
+        <w:pStyle w:val="1084"/>
         <w:numPr>
           <w:ilvl w:val="1"/>
           <w:numId w:val="56"/>
@@ -13516,7 +13746,7 @@
     </w:p>
     <w:p>
       <w:pPr>
-        <w:pStyle w:val="1079"/>
+        <w:pStyle w:val="1084"/>
         <w:numPr>
           <w:ilvl w:val="0"/>
           <w:numId w:val="56"/>
@@ -13554,7 +13784,7 @@
       <w:r>
         <w:rPr>
           <w:highlight w:val="none"/>
-          <w:lang w:val="ru-RU"/>
+          <w:lang w:val="en-US"/>
           <w14:ligatures w14:val="none"/>
         </w:rPr>
       </w:r>
@@ -13568,7 +13798,7 @@
     </w:p>
     <w:p>
       <w:pPr>
-        <w:pStyle w:val="1079"/>
+        <w:pStyle w:val="1084"/>
         <w:numPr>
           <w:ilvl w:val="0"/>
           <w:numId w:val="56"/>
@@ -13597,8 +13827,6 @@
       </w:r>
       <w:r>
         <w:rPr>
-          <w:highlight w:val="none"/>
-          <w:lang w:val="ru-RU"/>
           <w14:ligatures w14:val="none"/>
         </w:rPr>
       </w:r>
@@ -13610,7 +13838,7 @@
     </w:p>
     <w:p>
       <w:pPr>
-        <w:pStyle w:val="1079"/>
+        <w:pStyle w:val="1084"/>
         <w:numPr>
           <w:ilvl w:val="0"/>
           <w:numId w:val="56"/>
@@ -13633,8 +13861,6 @@
       </w:r>
       <w:r>
         <w:rPr>
-          <w:highlight w:val="none"/>
-          <w:lang w:val="ru-RU"/>
           <w14:ligatures w14:val="none"/>
         </w:rPr>
       </w:r>
@@ -13646,7 +13872,7 @@
     </w:p>
     <w:p>
       <w:pPr>
-        <w:pStyle w:val="1079"/>
+        <w:pStyle w:val="1084"/>
         <w:numPr>
           <w:ilvl w:val="0"/>
           <w:numId w:val="56"/>
@@ -13696,7 +13922,7 @@
     </w:p>
     <w:p>
       <w:pPr>
-        <w:pStyle w:val="1048"/>
+        <w:pStyle w:val="1053"/>
         <w:numPr>
           <w:ilvl w:val="0"/>
           <w:numId w:val="36"/>
@@ -13730,7 +13956,7 @@
     </w:p>
     <w:p>
       <w:pPr>
-        <w:pStyle w:val="1049"/>
+        <w:pStyle w:val="1054"/>
         <w:pBdr/>
         <w:spacing/>
         <w:ind/>
@@ -13941,7 +14167,7 @@
     </w:p>
     <w:p>
       <w:pPr>
-        <w:pStyle w:val="1108"/>
+        <w:pStyle w:val="1113"/>
         <w:pBdr/>
         <w:spacing/>
         <w:ind/>
@@ -14048,7 +14274,7 @@
     </w:p>
     <w:p>
       <w:pPr>
-        <w:pStyle w:val="1108"/>
+        <w:pStyle w:val="1113"/>
         <w:pBdr/>
         <w:spacing/>
         <w:ind/>
@@ -14076,7 +14302,7 @@
     </w:p>
     <w:p>
       <w:pPr>
-        <w:pStyle w:val="1049"/>
+        <w:pStyle w:val="1054"/>
         <w:pBdr/>
         <w:spacing/>
         <w:ind/>
@@ -14137,7 +14363,7 @@
     </w:p>
     <w:p>
       <w:pPr>
-        <w:pStyle w:val="1079"/>
+        <w:pStyle w:val="1084"/>
         <w:numPr>
           <w:ilvl w:val="0"/>
           <w:numId w:val="43"/>
@@ -14257,7 +14483,7 @@
     </w:p>
     <w:p>
       <w:pPr>
-        <w:pStyle w:val="1108"/>
+        <w:pStyle w:val="1113"/>
         <w:pBdr/>
         <w:spacing/>
         <w:ind/>
@@ -14285,7 +14511,7 @@
     </w:p>
     <w:p>
       <w:pPr>
-        <w:pStyle w:val="1079"/>
+        <w:pStyle w:val="1084"/>
         <w:numPr>
           <w:ilvl w:val="0"/>
           <w:numId w:val="44"/>
@@ -14437,7 +14663,7 @@
     </w:p>
     <w:p>
       <w:pPr>
-        <w:pStyle w:val="1108"/>
+        <w:pStyle w:val="1113"/>
         <w:pBdr/>
         <w:spacing/>
         <w:ind/>
@@ -14465,7 +14691,7 @@
     </w:p>
     <w:p>
       <w:pPr>
-        <w:pStyle w:val="1079"/>
+        <w:pStyle w:val="1084"/>
         <w:numPr>
           <w:ilvl w:val="0"/>
           <w:numId w:val="46"/>
@@ -14482,7 +14708,7 @@
     </w:p>
     <w:p>
       <w:pPr>
-        <w:pStyle w:val="1108"/>
+        <w:pStyle w:val="1113"/>
         <w:pBdr/>
         <w:spacing/>
         <w:ind w:firstLine="0" w:left="1418"/>
@@ -14565,7 +14791,7 @@
     </w:p>
     <w:p>
       <w:pPr>
-        <w:pStyle w:val="1108"/>
+        <w:pStyle w:val="1113"/>
         <w:pBdr/>
         <w:spacing/>
         <w:ind/>
@@ -14593,7 +14819,7 @@
     </w:p>
     <w:p>
       <w:pPr>
-        <w:pStyle w:val="1049"/>
+        <w:pStyle w:val="1054"/>
         <w:pBdr/>
         <w:spacing/>
         <w:ind/>
@@ -14756,7 +14982,7 @@
     </w:p>
     <w:p>
       <w:pPr>
-        <w:pStyle w:val="1108"/>
+        <w:pStyle w:val="1113"/>
         <w:pBdr/>
         <w:spacing/>
         <w:ind/>
@@ -14956,7 +15182,7 @@
     </w:p>
     <w:p>
       <w:pPr>
-        <w:pStyle w:val="1108"/>
+        <w:pStyle w:val="1113"/>
         <w:pBdr/>
         <w:spacing/>
         <w:ind/>
@@ -14984,7 +15210,7 @@
     </w:p>
     <w:p>
       <w:pPr>
-        <w:pStyle w:val="1049"/>
+        <w:pStyle w:val="1054"/>
         <w:pBdr/>
         <w:spacing/>
         <w:ind/>
@@ -15244,7 +15470,7 @@
     </w:p>
     <w:p>
       <w:pPr>
-        <w:pStyle w:val="1060"/>
+        <w:pStyle w:val="1065"/>
         <w:pBdr/>
         <w:spacing/>
         <w:ind/>
@@ -15416,7 +15642,7 @@
     </w:p>
     <w:p>
       <w:pPr>
-        <w:pStyle w:val="1108"/>
+        <w:pStyle w:val="1113"/>
         <w:pBdr/>
         <w:spacing/>
         <w:ind/>
@@ -15448,6 +15674,11 @@
           <w14:ligatures w14:val="none"/>
         </w:rPr>
       </w:r>
+      <w:r>
+        <w:rPr>
+          <w14:ligatures w14:val="none"/>
+        </w:rPr>
+      </w:r>
     </w:p>
     <w:p>
       <w:pPr>
@@ -15466,8 +15697,7 @@
       </w:r>
       <w:r>
         <w:rPr>
-          <w:szCs w:val="28"/>
-          <w:highlight w:val="none"/>
+          <w14:ligatures w14:val="none"/>
         </w:rPr>
       </w:r>
       <w:r>
@@ -15478,7 +15708,7 @@
     </w:p>
     <w:p>
       <w:pPr>
-        <w:pStyle w:val="1048"/>
+        <w:pStyle w:val="1053"/>
         <w:numPr>
           <w:ilvl w:val="0"/>
           <w:numId w:val="36"/>
@@ -15495,7 +15725,7 @@
     </w:p>
     <w:p>
       <w:pPr>
-        <w:pStyle w:val="1049"/>
+        <w:pStyle w:val="1054"/>
         <w:pBdr/>
         <w:spacing/>
         <w:ind/>
@@ -15601,7 +15831,6 @@
         </w:rPr>
         <w:t xml:space="preserve">от -2</w:t>
       </w:r>
-      <w:r/>
       <w:r>
         <w:rPr>
           <w:rFonts w:hint="default" w:ascii="Arial" w:hAnsi="Arial" w:eastAsia="Arial" w:cs="Arial"/>
@@ -15623,12 +15852,6 @@
           <w14:ligatures w14:val="none"/>
         </w:rPr>
         <w:t xml:space="preserve">о 2</w:t>
-      </w:r>
-      <w:r>
-        <w:rPr>
-          <w:lang w:val="ru-RU"/>
-          <w14:ligatures w14:val="none"/>
-        </w:rPr>
       </w:r>
       <w:r>
         <w:rPr>
@@ -15717,13 +15940,6 @@
         </w:rPr>
         <w:t xml:space="preserve">до 2</w:t>
       </w:r>
-      <w:r/>
-      <w:r>
-        <w:rPr>
-          <w:lang w:val="ru-RU"/>
-          <w14:ligatures w14:val="none"/>
-        </w:rPr>
-      </w:r>
       <w:r>
         <w:rPr>
           <w:rFonts w:hint="default" w:ascii="Arial" w:hAnsi="Arial" w:eastAsia="Arial" w:cs="Arial"/>
@@ -15739,7 +15955,6 @@
         </w:rPr>
         <w:t xml:space="preserve"> </w:t>
       </w:r>
-      <w:r/>
       <w:r>
         <w:t xml:space="preserve"> </w:t>
       </w:r>
@@ -15779,24 +15994,27 @@
       <w:r>
         <w:fldChar w:fldCharType="separate"/>
       </w:r>
-      <w:r/>
       <w:r>
         <w:t xml:space="preserve">Приложении 2.</w:t>
       </w:r>
-      <w:r/>
-      <w:r/>
       <w:r>
         <w:fldChar w:fldCharType="end"/>
       </w:r>
       <w:r>
         <w:rPr>
+          <w14:ligatures w14:val="none"/>
+        </w:rPr>
+      </w:r>
+      <w:r>
+        <w:rPr>
+          <w:highlight w:val="none"/>
           <w14:ligatures w14:val="none"/>
         </w:rPr>
       </w:r>
     </w:p>
     <w:p>
       <w:pPr>
-        <w:pStyle w:val="1049"/>
+        <w:pStyle w:val="1054"/>
         <w:pBdr/>
         <w:spacing/>
         <w:ind/>
@@ -15816,6 +16034,11 @@
           <w:lang w:val="en-US"/>
         </w:rPr>
         <w:t xml:space="preserve">Simulink</w:t>
+      </w:r>
+      <w:r>
+        <w:rPr>
+          <w14:ligatures w14:val="none"/>
+        </w:rPr>
       </w:r>
       <w:r>
         <w:rPr>
@@ -15934,14 +16157,12 @@
       <w:r>
         <w:fldChar w:fldCharType="separate"/>
       </w:r>
-      <w:r/>
       <w:r>
         <w:t xml:space="preserve">Приложени</w:t>
       </w:r>
       <w:r>
         <w:t xml:space="preserve">и 3.</w:t>
       </w:r>
-      <w:r/>
       <w:r>
         <w:fldChar w:fldCharType="end"/>
       </w:r>
@@ -15952,27 +16173,37 @@
         </w:rPr>
         <w:t xml:space="preserve"> При работе с составленной моделью в начале были исследованы характеристики системы при заданных характеристиках.</w:t>
       </w:r>
-      <w:r/>
+      <w:r>
+        <w:rPr>
+          <w:highlight w:val="none"/>
+          <w:lang w:val="ru-RU"/>
+          <w14:ligatures w14:val="none"/>
+        </w:rPr>
+      </w:r>
     </w:p>
     <w:p>
       <w:pPr>
         <w:pBdr/>
         <w:spacing/>
-        <w:ind w:right="0" w:firstLine="709" w:left="0"/>
+        <w:ind/>
         <w:jc w:val="center"/>
-        <w:rPr/>
-      </w:pPr>
-      <w:r>
         <w:rPr>
           <w:highlight w:val="none"/>
           <w:lang w:val="ru-RU"/>
+          <w14:ligatures w14:val="none"/>
+        </w:rPr>
+      </w:pPr>
+      <w:r>
+        <w:rPr>
+          <w:highlight w:val="none"/>
+          <w:lang w:val="ru-RU" w:bidi="ru-RU"/>
           <w14:ligatures w14:val="none"/>
         </w:rPr>
         <mc:AlternateContent>
           <mc:Choice Requires="wpg">
             <w:drawing>
               <wp:inline xmlns:wp="http://schemas.openxmlformats.org/drawingml/2006/wordprocessingDrawing" distT="0" distB="0" distL="0" distR="0">
-                <wp:extent cx="4759665" cy="2515511"/>
+                <wp:extent cx="3997169" cy="2819856"/>
                 <wp:effectExtent l="0" t="0" r="0" b="0"/>
                 <wp:docPr id="19" name=""/>
                 <wp:cNvGraphicFramePr>
@@ -15982,7 +16213,7 @@
                   <a:graphicData uri="http://schemas.openxmlformats.org/drawingml/2006/picture">
                     <pic:pic xmlns:pic="http://schemas.openxmlformats.org/drawingml/2006/picture">
                       <pic:nvPicPr>
-                        <pic:cNvPr id="101916666" name=""/>
+                        <pic:cNvPr id="324065458" name=""/>
                         <pic:cNvPicPr>
                           <a:picLocks noChangeAspect="1"/>
                         </pic:cNvPicPr>
@@ -15993,9 +16224,9 @@
                         <a:stretch/>
                       </pic:blipFill>
                       <pic:spPr bwMode="auto">
-                        <a:xfrm flipH="0" flipV="0">
+                        <a:xfrm rot="0" flipH="0" flipV="0">
                           <a:off x="0" y="0"/>
-                          <a:ext cx="4759664" cy="2515510"/>
+                          <a:ext cx="3997169" cy="2819855"/>
                         </a:xfrm>
                         <a:prstGeom prst="rect">
                           <a:avLst/>
@@ -16028,7 +16259,7 @@
                 <v:path o:extrusionok="f" gradientshapeok="t" o:connecttype="rect"/>
                 <o:lock v:ext="edit" aspectratio="t"/>
               </v:shapetype>
-              <v:shape id="_x0000_i18" o:spid="_x0000_s18" type="#_x0000_t75" style="width:374.78pt;height:198.07pt;mso-wrap-distance-left:0.00pt;mso-wrap-distance-top:0.00pt;mso-wrap-distance-right:0.00pt;mso-wrap-distance-bottom:0.00pt;z-index:1;" stroked="false">
+              <v:shape id="_x0000_i18" o:spid="_x0000_s18" type="#_x0000_t75" style="width:314.74pt;height:222.04pt;mso-wrap-distance-left:0.00pt;mso-wrap-distance-top:0.00pt;mso-wrap-distance-right:0.00pt;mso-wrap-distance-bottom:0.00pt;rotation:0;z-index:1;" stroked="false">
                 <v:imagedata r:id="rId30" o:title=""/>
                 <o:lock v:ext="edit" rotation="t"/>
               </v:shape>
@@ -16039,7 +16270,7 @@
       <w:r>
         <w:rPr>
           <w:highlight w:val="none"/>
-          <w:lang w:val="ru-RU"/>
+          <w:lang w:val="ru-RU" w:bidi="ru-RU"/>
           <w14:ligatures w14:val="none"/>
         </w:rPr>
       </w:r>
@@ -16050,17 +16281,10 @@
           <w14:ligatures w14:val="none"/>
         </w:rPr>
       </w:r>
-      <w:r>
-        <w:rPr>
-          <w:highlight w:val="none"/>
-          <w:lang w:val="ru-RU"/>
-          <w14:ligatures w14:val="none"/>
-        </w:rPr>
-      </w:r>
     </w:p>
     <w:p>
       <w:pPr>
-        <w:pStyle w:val="1108"/>
+        <w:pStyle w:val="1113"/>
         <w:pBdr/>
         <w:spacing/>
         <w:ind/>
@@ -16082,7 +16306,7 @@
         <w:fldChar w:fldCharType="end"/>
       </w:r>
       <w:r>
-        <w:t xml:space="preserve">. Сила тока на обмотках </w:t>
+        <w:t xml:space="preserve">. Графики напряжения и тока на обмотках трансформатора </w:t>
       </w:r>
       <w:r/>
     </w:p>
@@ -16091,39 +16315,41 @@
         <w:pBdr/>
         <w:spacing/>
         <w:ind/>
+        <w:rPr>
+          <w:highlight w:val="none"/>
+        </w:rPr>
+      </w:pPr>
+      <w:r>
+        <w:t xml:space="preserve">Изменение номинальной мощности никак не повлияло на модель.</w:t>
+      </w:r>
+      <w:r/>
+    </w:p>
+    <w:p>
+      <w:pPr>
+        <w:pBdr/>
+        <w:spacing/>
+        <w:ind/>
         <w:jc w:val="center"/>
         <w:rPr/>
       </w:pPr>
       <w:r>
         <w:rPr>
           <w:highlight w:val="none"/>
-          <w:lang w:val="en-US"/>
-        </w:rPr>
-      </w:r>
-      <w:r>
-        <w:rPr>
-          <w:highlight w:val="none"/>
-          <w:lang w:val="ru-RU"/>
-          <w14:ligatures w14:val="none"/>
         </w:rPr>
         <mc:AlternateContent>
           <mc:Choice Requires="wpg">
             <w:drawing>
               <wp:inline xmlns:wp="http://schemas.openxmlformats.org/drawingml/2006/wordprocessingDrawing" distT="0" distB="0" distL="0" distR="0">
-                <wp:extent cx="4759665" cy="2593623"/>
-                <wp:effectExtent l="0" t="0" r="0" b="0"/>
+                <wp:extent cx="3996000" cy="2818800"/>
+                <wp:effectExtent l="25010" t="17759" r="25010" b="17759"/>
                 <wp:docPr id="20" name=""/>
-                <wp:cNvGraphicFramePr>
-                  <a:graphicFrameLocks xmlns:a="http://schemas.openxmlformats.org/drawingml/2006/main" noChangeAspect="1"/>
-                </wp:cNvGraphicFramePr>
+                <wp:cNvGraphicFramePr/>
                 <a:graphic xmlns:a="http://schemas.openxmlformats.org/drawingml/2006/main">
                   <a:graphicData uri="http://schemas.openxmlformats.org/drawingml/2006/picture">
                     <pic:pic xmlns:pic="http://schemas.openxmlformats.org/drawingml/2006/picture">
                       <pic:nvPicPr>
-                        <pic:cNvPr id="1341299850" name=""/>
-                        <pic:cNvPicPr>
-                          <a:picLocks noChangeAspect="1"/>
-                        </pic:cNvPicPr>
+                        <pic:cNvPr id="2063891114" name=""/>
+                        <pic:cNvPicPr/>
                         <pic:nvPr/>
                       </pic:nvPicPr>
                       <pic:blipFill rotWithShape="1">
@@ -16131,9 +16357,9 @@
                         <a:stretch/>
                       </pic:blipFill>
                       <pic:spPr bwMode="auto">
-                        <a:xfrm flipH="0" flipV="0">
+                        <a:xfrm rot="0" flipH="0" flipV="0">
                           <a:off x="0" y="0"/>
-                          <a:ext cx="4759664" cy="2593623"/>
+                          <a:ext cx="3996000" cy="2818800"/>
                         </a:xfrm>
                         <a:prstGeom prst="rect">
                           <a:avLst/>
@@ -16166,7 +16392,7 @@
                 <v:path o:extrusionok="f" gradientshapeok="t" o:connecttype="rect"/>
                 <o:lock v:ext="edit" aspectratio="t"/>
               </v:shapetype>
-              <v:shape id="_x0000_i19" o:spid="_x0000_s19" type="#_x0000_t75" style="width:374.78pt;height:204.22pt;mso-wrap-distance-left:0.00pt;mso-wrap-distance-top:0.00pt;mso-wrap-distance-right:0.00pt;mso-wrap-distance-bottom:0.00pt;z-index:1;" stroked="false">
+              <v:shape id="_x0000_i19" o:spid="_x0000_s19" type="#_x0000_t75" style="width:314.65pt;height:221.95pt;mso-wrap-distance-left:0.00pt;mso-wrap-distance-top:0.00pt;mso-wrap-distance-right:0.00pt;mso-wrap-distance-bottom:0.00pt;rotation:0;z-index:1;" stroked="false">
                 <v:imagedata r:id="rId31" o:title=""/>
                 <o:lock v:ext="edit" rotation="t"/>
               </v:shape>
@@ -16177,47 +16403,44 @@
       <w:r>
         <w:rPr>
           <w:highlight w:val="none"/>
-          <w:lang w:val="en-US"/>
         </w:rPr>
       </w:r>
       <w:r>
         <w:rPr>
           <w:highlight w:val="none"/>
         </w:rPr>
+      </w:r>
+    </w:p>
+    <w:p>
+      <w:pPr>
+        <w:pStyle w:val="1113"/>
+        <w:pBdr/>
+        <w:spacing/>
+        <w:ind/>
+        <w:rPr/>
+      </w:pPr>
+      <w:r>
+        <w:t xml:space="preserve">Рисунок </w:t>
+      </w:r>
+      <w:r>
+        <w:fldChar w:fldCharType="begin"/>
+        <w:instrText xml:space="preserve"> SEQ Рисунок \* Arabic </w:instrText>
+        <w:fldChar w:fldCharType="separate"/>
+      </w:r>
+      <w:r>
+        <w:t xml:space="preserve">19</w:t>
+      </w:r>
+      <w:r/>
+      <w:r>
+        <w:fldChar w:fldCharType="end"/>
+      </w:r>
+      <w:r>
+        <w:t xml:space="preserve">. Графики напряжения и тока на обмотках трансформатора  при изменении номинальной мощности </w:t>
       </w:r>
       <w:r/>
     </w:p>
     <w:p>
       <w:pPr>
-        <w:pStyle w:val="1108"/>
-        <w:pBdr/>
-        <w:spacing/>
-        <w:ind/>
-        <w:rPr/>
-      </w:pPr>
-      <w:r>
-        <w:t xml:space="preserve">Рисунок </w:t>
-      </w:r>
-      <w:r>
-        <w:fldChar w:fldCharType="begin"/>
-        <w:instrText xml:space="preserve"> SEQ Рисунок \* Arabic </w:instrText>
-        <w:fldChar w:fldCharType="separate"/>
-      </w:r>
-      <w:r>
-        <w:t xml:space="preserve">19</w:t>
-      </w:r>
-      <w:r/>
-      <w:r>
-        <w:fldChar w:fldCharType="end"/>
-      </w:r>
-      <w:r>
-        <w:t xml:space="preserve">. Напряжение на обмотках </w:t>
-      </w:r>
-      <w:r/>
-    </w:p>
-    <w:p>
-      <w:pPr>
-        <w:pStyle w:val="1048"/>
         <w:pBdr/>
         <w:spacing/>
         <w:ind/>
@@ -16225,67 +16448,955 @@
           <w:highlight w:val="none"/>
         </w:rPr>
       </w:pPr>
-      <w:r/>
-      <w:bookmarkStart w:id="38" w:name="_Toc175418239"/>
-      <w:r>
-        <w:t xml:space="preserve">ЗАКЛЮЧЕНИЕ</w:t>
-      </w:r>
-      <w:bookmarkEnd w:id="38"/>
-      <w:r/>
-      <w:r>
-        <w:rPr>
-          <w:highlight w:val="none"/>
-        </w:rPr>
-      </w:r>
-    </w:p>
-    <w:p>
-      <w:pPr>
-        <w:pBdr/>
-        <w:spacing/>
-        <w:ind/>
-        <w:rPr>
-          <w:rFonts w:eastAsiaTheme="minorEastAsia"/>
-        </w:rPr>
-      </w:pPr>
-      <w:r>
-        <w:t xml:space="preserve">В данной работе были описаны основные требования к оформлению РПЗ к ВКР/НИР/КП/КР и Отчетов по практике. В данной работе были описаны основные требования к оформлению РПЗ к ВКР</w:t>
-      </w:r>
-      <w:r>
-        <w:t xml:space="preserve">/НИР/КП/КР и Отчетов по практике. В данной работе были описаны основные требования к оформлению РПЗ к ВКР/НИР/КП/КР и Отчетов по практике. В данной работе были описаны основные требования к оформлению РПЗ к ВКР/НИР/КП/КР и Отчетов по практике. В данной раб</w:t>
-      </w:r>
-      <w:r>
-        <w:t xml:space="preserve">оте были описаны основные требования к оформлению РПЗ к ВКР/НИР/КП/КР и Отчетов по практике. В данной работе были описаны основные требования к оформлению РПЗ к ВКР/НИР/КП/КР и Отчетов по практике. В данной работе были описаны основные требования к оформле</w:t>
-      </w:r>
-      <w:r>
-        <w:t xml:space="preserve">нию РПЗ к ВКР/НИР/КП/КР и Отчетов по практике. В данной работе были описаны основные требования к оформлению РПЗ к ВКР/НИР/КП/КР и Отчетов по практике. В данной работе были описаны основные требования к оформлению РПЗ к ВКР/НИР/КП/КР и Отчетов по практике.</w:t>
-      </w:r>
-      <w:r>
-        <w:t xml:space="preserve"> </w:t>
-      </w:r>
-      <w:r>
-        <w:rPr>
-          <w:rFonts w:eastAsiaTheme="minorEastAsia"/>
-        </w:rPr>
-      </w:r>
-    </w:p>
-    <w:p>
-      <w:pPr>
-        <w:pBdr/>
-        <w:spacing/>
-        <w:ind/>
-        <w:rPr>
-          <w:rFonts w:eastAsiaTheme="minorEastAsia"/>
-        </w:rPr>
-      </w:pPr>
-      <w:r>
-        <w:br w:type="page" w:clear="all"/>
+      <w:r>
+        <w:t xml:space="preserve">Изменение номинальной частоты, также не вызвало заметного изменения показателей  модели.</w:t>
       </w:r>
       <w:r/>
       <w:r/>
     </w:p>
     <w:p>
       <w:pPr>
-        <w:pStyle w:val="1048"/>
+        <w:pBdr/>
+        <w:spacing/>
+        <w:ind/>
+        <w:jc w:val="center"/>
+        <w:rPr/>
+      </w:pPr>
+      <w:r>
+        <w:rPr>
+          <w:highlight w:val="none"/>
+        </w:rPr>
+        <mc:AlternateContent>
+          <mc:Choice Requires="wpg">
+            <w:drawing>
+              <wp:inline xmlns:wp="http://schemas.openxmlformats.org/drawingml/2006/wordprocessingDrawing" distT="0" distB="0" distL="0" distR="0">
+                <wp:extent cx="3996000" cy="2818800"/>
+                <wp:effectExtent l="172090" t="121518" r="172090" b="121518"/>
+                <wp:docPr id="21" name=""/>
+                <wp:cNvGraphicFramePr>
+                  <a:graphicFrameLocks xmlns:a="http://schemas.openxmlformats.org/drawingml/2006/main" noChangeAspect="1"/>
+                </wp:cNvGraphicFramePr>
+                <a:graphic xmlns:a="http://schemas.openxmlformats.org/drawingml/2006/main">
+                  <a:graphicData uri="http://schemas.openxmlformats.org/drawingml/2006/picture">
+                    <pic:pic xmlns:pic="http://schemas.openxmlformats.org/drawingml/2006/picture">
+                      <pic:nvPicPr>
+                        <pic:cNvPr id="1759338948" name=""/>
+                        <pic:cNvPicPr>
+                          <a:picLocks noChangeAspect="1"/>
+                        </pic:cNvPicPr>
+                        <pic:nvPr/>
+                      </pic:nvPicPr>
+                      <pic:blipFill rotWithShape="1">
+                        <a:blip r:embed="rId31"/>
+                        <a:stretch/>
+                      </pic:blipFill>
+                      <pic:spPr bwMode="auto">
+                        <a:xfrm rot="0" flipH="0" flipV="0">
+                          <a:off x="0" y="0"/>
+                          <a:ext cx="3996000" cy="2818800"/>
+                        </a:xfrm>
+                        <a:prstGeom prst="rect">
+                          <a:avLst/>
+                        </a:prstGeom>
+                      </pic:spPr>
+                    </pic:pic>
+                  </a:graphicData>
+                </a:graphic>
+              </wp:inline>
+            </w:drawing>
+          </mc:Choice>
+          <mc:Fallback>
+            <w:pict>
+              <v:shapetype id="_x0000_t75" coordsize="21600,21600" o:spt="75" o:preferrelative="t" path="m@4@5l@4@11@9@11@9@5xe" filled="f" stroked="f">
+                <v:stroke joinstyle="miter"/>
+                <v:formulas>
+                  <v:f eqn="if lineDrawn pixelLineWidth 0"/>
+                  <v:f eqn="sum @0 1 0"/>
+                  <v:f eqn="sum 0 0 @1"/>
+                  <v:f eqn="prod @2 1 2"/>
+                  <v:f eqn="prod @3 21600 pixelWidth"/>
+                  <v:f eqn="prod @3 21600 pixelHeight"/>
+                  <v:f eqn="sum @0 0 1"/>
+                  <v:f eqn="prod @6 1 2"/>
+                  <v:f eqn="prod @7 21600 pixelWidth"/>
+                  <v:f eqn="sum @8 21600 0"/>
+                  <v:f eqn="prod @7 21600 pixelHeight"/>
+                  <v:f eqn="sum @10 21600 0"/>
+                </v:formulas>
+                <v:path o:extrusionok="f" gradientshapeok="t" o:connecttype="rect"/>
+                <o:lock v:ext="edit" aspectratio="t"/>
+              </v:shapetype>
+              <v:shape id="_x0000_i20" o:spid="_x0000_s20" type="#_x0000_t75" style="width:314.65pt;height:221.95pt;mso-wrap-distance-left:0.00pt;mso-wrap-distance-top:0.00pt;mso-wrap-distance-right:0.00pt;mso-wrap-distance-bottom:0.00pt;rotation:0;z-index:1;" stroked="false">
+                <v:imagedata r:id="rId31" o:title=""/>
+                <o:lock v:ext="edit" rotation="t"/>
+              </v:shape>
+            </w:pict>
+          </mc:Fallback>
+        </mc:AlternateContent>
+      </w:r>
+      <w:r>
+        <w:rPr>
+          <w:highlight w:val="none"/>
+        </w:rPr>
+      </w:r>
+      <w:r>
+        <w:rPr>
+          <w:highlight w:val="none"/>
+        </w:rPr>
+      </w:r>
+    </w:p>
+    <w:p>
+      <w:pPr>
+        <w:pStyle w:val="1113"/>
+        <w:pBdr/>
+        <w:spacing/>
+        <w:ind/>
+        <w:rPr/>
+      </w:pPr>
+      <w:r>
+        <w:t xml:space="preserve">Рисунок </w:t>
+      </w:r>
+      <w:r>
+        <w:fldChar w:fldCharType="begin"/>
+        <w:instrText xml:space="preserve"> SEQ Рисунок \* Arabic </w:instrText>
+        <w:fldChar w:fldCharType="separate"/>
+      </w:r>
+      <w:r>
+        <w:t xml:space="preserve">20</w:t>
+      </w:r>
+      <w:r/>
+      <w:r>
+        <w:fldChar w:fldCharType="end"/>
+      </w:r>
+      <w:r>
+        <w:t xml:space="preserve">. Графики напряжения и тока на обмотках трансформатора при изменении номинальной частоты </w:t>
+      </w:r>
+      <w:r/>
+    </w:p>
+    <w:p>
+      <w:pPr>
+        <w:pBdr/>
+        <w:spacing/>
+        <w:ind/>
+        <w:rPr/>
+      </w:pPr>
+      <w:r>
+        <w:t xml:space="preserve">Изменение номинального напря</w:t>
+      </w:r>
+      <w:r>
+        <w:t xml:space="preserve">жения, оказывает существенное влияние на показатели модели. Отношении номинальных напряжений на обмотках прямо пропорционально отношению токов на обмотках и их значения. Так например при совпадении номинальных напряжений первичной и вторичной обмоток также совпадают и токи на обмотках.</w:t>
+      </w:r>
+      <w:r/>
+    </w:p>
+    <w:p>
+      <w:pPr>
+        <w:pBdr/>
+        <w:spacing/>
+        <w:ind/>
+        <w:jc w:val="center"/>
+        <w:rPr/>
+      </w:pPr>
+      <w:r>
+        <mc:AlternateContent>
+          <mc:Choice Requires="wpg">
+            <w:drawing>
+              <wp:inline xmlns:wp="http://schemas.openxmlformats.org/drawingml/2006/wordprocessingDrawing" distT="0" distB="0" distL="0" distR="0">
+                <wp:extent cx="3996000" cy="2818800"/>
+                <wp:effectExtent l="50340" t="35628" r="50340" b="35628"/>
+                <wp:docPr id="22" name=""/>
+                <wp:cNvGraphicFramePr/>
+                <a:graphic xmlns:a="http://schemas.openxmlformats.org/drawingml/2006/main">
+                  <a:graphicData uri="http://schemas.openxmlformats.org/drawingml/2006/picture">
+                    <pic:pic xmlns:pic="http://schemas.openxmlformats.org/drawingml/2006/picture">
+                      <pic:nvPicPr>
+                        <pic:cNvPr id="683989014" name=""/>
+                        <pic:cNvPicPr/>
+                        <pic:nvPr/>
+                      </pic:nvPicPr>
+                      <pic:blipFill rotWithShape="1">
+                        <a:blip r:embed="rId32"/>
+                        <a:stretch/>
+                      </pic:blipFill>
+                      <pic:spPr bwMode="auto">
+                        <a:xfrm rot="0" flipH="0" flipV="0">
+                          <a:off x="0" y="0"/>
+                          <a:ext cx="3996000" cy="2818800"/>
+                        </a:xfrm>
+                        <a:prstGeom prst="rect">
+                          <a:avLst/>
+                        </a:prstGeom>
+                      </pic:spPr>
+                    </pic:pic>
+                  </a:graphicData>
+                </a:graphic>
+              </wp:inline>
+            </w:drawing>
+          </mc:Choice>
+          <mc:Fallback>
+            <w:pict>
+              <v:shapetype id="_x0000_t75" coordsize="21600,21600" o:spt="75" o:preferrelative="t" path="m@4@5l@4@11@9@11@9@5xe" filled="f" stroked="f">
+                <v:stroke joinstyle="miter"/>
+                <v:formulas>
+                  <v:f eqn="if lineDrawn pixelLineWidth 0"/>
+                  <v:f eqn="sum @0 1 0"/>
+                  <v:f eqn="sum 0 0 @1"/>
+                  <v:f eqn="prod @2 1 2"/>
+                  <v:f eqn="prod @3 21600 pixelWidth"/>
+                  <v:f eqn="prod @3 21600 pixelHeight"/>
+                  <v:f eqn="sum @0 0 1"/>
+                  <v:f eqn="prod @6 1 2"/>
+                  <v:f eqn="prod @7 21600 pixelWidth"/>
+                  <v:f eqn="sum @8 21600 0"/>
+                  <v:f eqn="prod @7 21600 pixelHeight"/>
+                  <v:f eqn="sum @10 21600 0"/>
+                </v:formulas>
+                <v:path o:extrusionok="f" gradientshapeok="t" o:connecttype="rect"/>
+                <o:lock v:ext="edit" aspectratio="t"/>
+              </v:shapetype>
+              <v:shape id="_x0000_i21" o:spid="_x0000_s21" type="#_x0000_t75" style="width:314.65pt;height:221.95pt;mso-wrap-distance-left:0.00pt;mso-wrap-distance-top:0.00pt;mso-wrap-distance-right:0.00pt;mso-wrap-distance-bottom:0.00pt;rotation:0;z-index:1;" stroked="false">
+                <v:imagedata r:id="rId32" o:title=""/>
+                <o:lock v:ext="edit" rotation="t"/>
+              </v:shape>
+            </w:pict>
+          </mc:Fallback>
+        </mc:AlternateContent>
+      </w:r>
+      <w:r/>
+      <w:r/>
+    </w:p>
+    <w:p>
+      <w:pPr>
+        <w:pStyle w:val="1113"/>
+        <w:pBdr/>
+        <w:spacing/>
+        <w:ind/>
+        <w:rPr/>
+      </w:pPr>
+      <w:r>
+        <w:t xml:space="preserve">Рисунок </w:t>
+      </w:r>
+      <w:r>
+        <w:fldChar w:fldCharType="begin"/>
+        <w:instrText xml:space="preserve"> SEQ Рисунок \* Arabic </w:instrText>
+        <w:fldChar w:fldCharType="separate"/>
+      </w:r>
+      <w:r>
+        <w:t xml:space="preserve">21</w:t>
+      </w:r>
+      <w:r/>
+      <w:r>
+        <w:fldChar w:fldCharType="end"/>
+      </w:r>
+      <w:r>
+        <w:t xml:space="preserve">. Графики напряжения и тока на обмотках трансформатора при изменении номинальной номинального напряжения на обмотках </w:t>
+      </w:r>
+      <w:r/>
+    </w:p>
+    <w:p>
+      <w:pPr>
+        <w:pBdr/>
+        <w:spacing/>
+        <w:ind/>
+        <w:rPr>
+          <w:highlight w:val="none"/>
+        </w:rPr>
+      </w:pPr>
+      <w:r>
+        <w:t xml:space="preserve">Изменение активного сопротивления обмоток  не оказывает влияния на характеристики цепи, например при увеличении сопротивления первичной обмотки в два раза, графики</w:t>
+      </w:r>
+      <w:r>
+        <w:t xml:space="preserve"> напряжений и токов на обмотках не отличаются от исходных.</w:t>
+      </w:r>
+      <w:r/>
+    </w:p>
+    <w:p>
+      <w:pPr>
+        <w:pBdr/>
+        <w:spacing/>
+        <w:ind/>
+        <w:jc w:val="center"/>
+        <w:rPr/>
+      </w:pPr>
+      <w:r>
+        <w:rPr>
+          <w:highlight w:val="none"/>
+        </w:rPr>
+        <mc:AlternateContent>
+          <mc:Choice Requires="wpg">
+            <w:drawing>
+              <wp:inline xmlns:wp="http://schemas.openxmlformats.org/drawingml/2006/wordprocessingDrawing" distT="0" distB="0" distL="0" distR="0">
+                <wp:extent cx="3996000" cy="2818800"/>
+                <wp:effectExtent l="288096" t="203356" r="288096" b="203356"/>
+                <wp:docPr id="23" name=""/>
+                <wp:cNvGraphicFramePr>
+                  <a:graphicFrameLocks xmlns:a="http://schemas.openxmlformats.org/drawingml/2006/main" noChangeAspect="1"/>
+                </wp:cNvGraphicFramePr>
+                <a:graphic xmlns:a="http://schemas.openxmlformats.org/drawingml/2006/main">
+                  <a:graphicData uri="http://schemas.openxmlformats.org/drawingml/2006/picture">
+                    <pic:pic xmlns:pic="http://schemas.openxmlformats.org/drawingml/2006/picture">
+                      <pic:nvPicPr>
+                        <pic:cNvPr id="286699419" name=""/>
+                        <pic:cNvPicPr>
+                          <a:picLocks noChangeAspect="1"/>
+                        </pic:cNvPicPr>
+                        <pic:nvPr/>
+                      </pic:nvPicPr>
+                      <pic:blipFill rotWithShape="1">
+                        <a:blip r:embed="rId33"/>
+                        <a:stretch/>
+                      </pic:blipFill>
+                      <pic:spPr bwMode="auto">
+                        <a:xfrm rot="0" flipH="0" flipV="0">
+                          <a:off x="0" y="0"/>
+                          <a:ext cx="3996000" cy="2818800"/>
+                        </a:xfrm>
+                        <a:prstGeom prst="rect">
+                          <a:avLst/>
+                        </a:prstGeom>
+                      </pic:spPr>
+                    </pic:pic>
+                  </a:graphicData>
+                </a:graphic>
+              </wp:inline>
+            </w:drawing>
+          </mc:Choice>
+          <mc:Fallback>
+            <w:pict>
+              <v:shapetype id="_x0000_t75" coordsize="21600,21600" o:spt="75" o:preferrelative="t" path="m@4@5l@4@11@9@11@9@5xe" filled="f" stroked="f">
+                <v:stroke joinstyle="miter"/>
+                <v:formulas>
+                  <v:f eqn="if lineDrawn pixelLineWidth 0"/>
+                  <v:f eqn="sum @0 1 0"/>
+                  <v:f eqn="sum 0 0 @1"/>
+                  <v:f eqn="prod @2 1 2"/>
+                  <v:f eqn="prod @3 21600 pixelWidth"/>
+                  <v:f eqn="prod @3 21600 pixelHeight"/>
+                  <v:f eqn="sum @0 0 1"/>
+                  <v:f eqn="prod @6 1 2"/>
+                  <v:f eqn="prod @7 21600 pixelWidth"/>
+                  <v:f eqn="sum @8 21600 0"/>
+                  <v:f eqn="prod @7 21600 pixelHeight"/>
+                  <v:f eqn="sum @10 21600 0"/>
+                </v:formulas>
+                <v:path o:extrusionok="f" gradientshapeok="t" o:connecttype="rect"/>
+                <o:lock v:ext="edit" aspectratio="t"/>
+              </v:shapetype>
+              <v:shape id="_x0000_i22" o:spid="_x0000_s22" type="#_x0000_t75" style="width:314.65pt;height:221.95pt;mso-wrap-distance-left:0.00pt;mso-wrap-distance-top:0.00pt;mso-wrap-distance-right:0.00pt;mso-wrap-distance-bottom:0.00pt;rotation:0;z-index:1;" stroked="false">
+                <v:imagedata r:id="rId33" o:title=""/>
+                <o:lock v:ext="edit" rotation="t"/>
+              </v:shape>
+            </w:pict>
+          </mc:Fallback>
+        </mc:AlternateContent>
+      </w:r>
+      <w:r>
+        <w:rPr>
+          <w:highlight w:val="none"/>
+        </w:rPr>
+      </w:r>
+      <w:r>
+        <w:rPr>
+          <w:highlight w:val="none"/>
+        </w:rPr>
+      </w:r>
+    </w:p>
+    <w:p>
+      <w:pPr>
+        <w:pStyle w:val="1113"/>
+        <w:pBdr/>
+        <w:spacing/>
+        <w:ind/>
+        <w:rPr/>
+      </w:pPr>
+      <w:r>
+        <w:t xml:space="preserve">Рисунок </w:t>
+      </w:r>
+      <w:r>
+        <w:fldChar w:fldCharType="begin"/>
+        <w:instrText xml:space="preserve"> SEQ Рисунок \* Arabic </w:instrText>
+        <w:fldChar w:fldCharType="separate"/>
+      </w:r>
+      <w:r>
+        <w:t xml:space="preserve">22</w:t>
+      </w:r>
+      <w:r/>
+      <w:r>
+        <w:fldChar w:fldCharType="end"/>
+      </w:r>
+      <w:r>
+        <w:t xml:space="preserve">. Графики напряжения и тока на обмотках трансформатора при изменении номинальной активного сопротивления обмоток  </w:t>
+      </w:r>
+      <w:r/>
+    </w:p>
+    <w:p>
+      <w:pPr>
+        <w:pBdr/>
+        <w:spacing/>
+        <w:ind/>
+        <w:rPr>
+          <w:highlight w:val="none"/>
+        </w:rPr>
+      </w:pPr>
+      <w:r>
+        <w:t xml:space="preserve">Изменение действующей индуктивности обмоток, также как и изменение сопротивления никак  не влияет на выходные параметры.</w:t>
+      </w:r>
+      <w:r/>
+    </w:p>
+    <w:p>
+      <w:pPr>
+        <w:pBdr/>
+        <w:spacing/>
+        <w:ind/>
+        <w:jc w:val="center"/>
+        <w:rPr/>
+      </w:pPr>
+      <w:r>
+        <w:rPr>
+          <w:highlight w:val="none"/>
+        </w:rPr>
+        <mc:AlternateContent>
+          <mc:Choice Requires="wpg">
+            <w:drawing>
+              <wp:inline xmlns:wp="http://schemas.openxmlformats.org/drawingml/2006/wordprocessingDrawing" distT="0" distB="0" distL="0" distR="0">
+                <wp:extent cx="3996000" cy="2818800"/>
+                <wp:effectExtent l="103016" t="72789" r="103016" b="72789"/>
+                <wp:docPr id="24" name=""/>
+                <wp:cNvGraphicFramePr/>
+                <a:graphic xmlns:a="http://schemas.openxmlformats.org/drawingml/2006/main">
+                  <a:graphicData uri="http://schemas.openxmlformats.org/drawingml/2006/picture">
+                    <pic:pic xmlns:pic="http://schemas.openxmlformats.org/drawingml/2006/picture">
+                      <pic:nvPicPr>
+                        <pic:cNvPr id="970704748" name=""/>
+                        <pic:cNvPicPr/>
+                        <pic:nvPr/>
+                      </pic:nvPicPr>
+                      <pic:blipFill rotWithShape="1">
+                        <a:blip r:embed="rId34"/>
+                        <a:stretch/>
+                      </pic:blipFill>
+                      <pic:spPr bwMode="auto">
+                        <a:xfrm rot="0" flipH="0" flipV="0">
+                          <a:off x="0" y="0"/>
+                          <a:ext cx="3996000" cy="2818800"/>
+                        </a:xfrm>
+                        <a:prstGeom prst="rect">
+                          <a:avLst/>
+                        </a:prstGeom>
+                      </pic:spPr>
+                    </pic:pic>
+                  </a:graphicData>
+                </a:graphic>
+              </wp:inline>
+            </w:drawing>
+          </mc:Choice>
+          <mc:Fallback>
+            <w:pict>
+              <v:shapetype id="_x0000_t75" coordsize="21600,21600" o:spt="75" o:preferrelative="t" path="m@4@5l@4@11@9@11@9@5xe" filled="f" stroked="f">
+                <v:stroke joinstyle="miter"/>
+                <v:formulas>
+                  <v:f eqn="if lineDrawn pixelLineWidth 0"/>
+                  <v:f eqn="sum @0 1 0"/>
+                  <v:f eqn="sum 0 0 @1"/>
+                  <v:f eqn="prod @2 1 2"/>
+                  <v:f eqn="prod @3 21600 pixelWidth"/>
+                  <v:f eqn="prod @3 21600 pixelHeight"/>
+                  <v:f eqn="sum @0 0 1"/>
+                  <v:f eqn="prod @6 1 2"/>
+                  <v:f eqn="prod @7 21600 pixelWidth"/>
+                  <v:f eqn="sum @8 21600 0"/>
+                  <v:f eqn="prod @7 21600 pixelHeight"/>
+                  <v:f eqn="sum @10 21600 0"/>
+                </v:formulas>
+                <v:path o:extrusionok="f" gradientshapeok="t" o:connecttype="rect"/>
+                <o:lock v:ext="edit" aspectratio="t"/>
+              </v:shapetype>
+              <v:shape id="_x0000_i23" o:spid="_x0000_s23" type="#_x0000_t75" style="width:314.65pt;height:221.95pt;mso-wrap-distance-left:0.00pt;mso-wrap-distance-top:0.00pt;mso-wrap-distance-right:0.00pt;mso-wrap-distance-bottom:0.00pt;rotation:0;z-index:1;" stroked="false">
+                <v:imagedata r:id="rId34" o:title=""/>
+                <o:lock v:ext="edit" rotation="t"/>
+              </v:shape>
+            </w:pict>
+          </mc:Fallback>
+        </mc:AlternateContent>
+      </w:r>
+      <w:r>
+        <w:rPr>
+          <w:highlight w:val="none"/>
+        </w:rPr>
+      </w:r>
+      <w:r>
+        <w:rPr>
+          <w:highlight w:val="none"/>
+        </w:rPr>
+      </w:r>
+    </w:p>
+    <w:p>
+      <w:pPr>
+        <w:pStyle w:val="1113"/>
+        <w:pBdr/>
+        <w:spacing/>
+        <w:ind/>
+        <w:rPr/>
+      </w:pPr>
+      <w:r>
+        <w:t xml:space="preserve">Рисунок </w:t>
+      </w:r>
+      <w:r>
+        <w:fldChar w:fldCharType="begin"/>
+        <w:instrText xml:space="preserve"> SEQ Рисунок \* Arabic </w:instrText>
+        <w:fldChar w:fldCharType="separate"/>
+      </w:r>
+      <w:r>
+        <w:t xml:space="preserve">23</w:t>
+      </w:r>
+      <w:r/>
+      <w:r>
+        <w:fldChar w:fldCharType="end"/>
+      </w:r>
+      <w:r>
+        <w:t xml:space="preserve">. Графики напряжения и тока на обмотках трансформатора при изменении активной индуктивности обмоток  </w:t>
+      </w:r>
+      <w:r/>
+    </w:p>
+    <w:p>
+      <w:pPr>
+        <w:pBdr/>
+        <w:spacing/>
+        <w:ind/>
+        <w:rPr>
+          <w:highlight w:val="none"/>
+        </w:rPr>
+      </w:pPr>
+      <w:r>
+        <w:t xml:space="preserve">Изменение сопротивления цепи намагничивания приводит к изменению тока на</w:t>
+      </w:r>
+      <w:r>
+        <w:t xml:space="preserve"> вторичной обмотке. Например уменьшения сопротивления в цепи намагничивания приводит к увеличению тока.</w:t>
+      </w:r>
+      <w:r/>
+    </w:p>
+    <w:p>
+      <w:pPr>
+        <w:pBdr/>
+        <w:spacing/>
+        <w:ind/>
+        <w:jc w:val="center"/>
+        <w:rPr/>
+      </w:pPr>
+      <w:r>
+        <w:rPr>
+          <w:highlight w:val="none"/>
+        </w:rPr>
+        <mc:AlternateContent>
+          <mc:Choice Requires="wpg">
+            <w:drawing>
+              <wp:inline xmlns:wp="http://schemas.openxmlformats.org/drawingml/2006/wordprocessingDrawing" distT="0" distB="0" distL="0" distR="0">
+                <wp:extent cx="3996000" cy="2818800"/>
+                <wp:effectExtent l="346744" t="244731" r="346744" b="244731"/>
+                <wp:docPr id="25" name=""/>
+                <wp:cNvGraphicFramePr/>
+                <a:graphic xmlns:a="http://schemas.openxmlformats.org/drawingml/2006/main">
+                  <a:graphicData uri="http://schemas.openxmlformats.org/drawingml/2006/picture">
+                    <pic:pic xmlns:pic="http://schemas.openxmlformats.org/drawingml/2006/picture">
+                      <pic:nvPicPr>
+                        <pic:cNvPr id="1957891311" name=""/>
+                        <pic:cNvPicPr/>
+                        <pic:nvPr/>
+                      </pic:nvPicPr>
+                      <pic:blipFill rotWithShape="1">
+                        <a:blip r:embed="rId35"/>
+                        <a:stretch/>
+                      </pic:blipFill>
+                      <pic:spPr bwMode="auto">
+                        <a:xfrm rot="0" flipH="0" flipV="0">
+                          <a:off x="0" y="0"/>
+                          <a:ext cx="3996000" cy="2818800"/>
+                        </a:xfrm>
+                        <a:prstGeom prst="rect">
+                          <a:avLst/>
+                        </a:prstGeom>
+                      </pic:spPr>
+                    </pic:pic>
+                  </a:graphicData>
+                </a:graphic>
+              </wp:inline>
+            </w:drawing>
+          </mc:Choice>
+          <mc:Fallback>
+            <w:pict>
+              <v:shapetype id="_x0000_t75" coordsize="21600,21600" o:spt="75" o:preferrelative="t" path="m@4@5l@4@11@9@11@9@5xe" filled="f" stroked="f">
+                <v:stroke joinstyle="miter"/>
+                <v:formulas>
+                  <v:f eqn="if lineDrawn pixelLineWidth 0"/>
+                  <v:f eqn="sum @0 1 0"/>
+                  <v:f eqn="sum 0 0 @1"/>
+                  <v:f eqn="prod @2 1 2"/>
+                  <v:f eqn="prod @3 21600 pixelWidth"/>
+                  <v:f eqn="prod @3 21600 pixelHeight"/>
+                  <v:f eqn="sum @0 0 1"/>
+                  <v:f eqn="prod @6 1 2"/>
+                  <v:f eqn="prod @7 21600 pixelWidth"/>
+                  <v:f eqn="sum @8 21600 0"/>
+                  <v:f eqn="prod @7 21600 pixelHeight"/>
+                  <v:f eqn="sum @10 21600 0"/>
+                </v:formulas>
+                <v:path o:extrusionok="f" gradientshapeok="t" o:connecttype="rect"/>
+                <o:lock v:ext="edit" aspectratio="t"/>
+              </v:shapetype>
+              <v:shape id="_x0000_i24" o:spid="_x0000_s24" type="#_x0000_t75" style="width:314.65pt;height:221.95pt;mso-wrap-distance-left:0.00pt;mso-wrap-distance-top:0.00pt;mso-wrap-distance-right:0.00pt;mso-wrap-distance-bottom:0.00pt;rotation:0;z-index:1;" stroked="false">
+                <v:imagedata r:id="rId35" o:title=""/>
+                <o:lock v:ext="edit" rotation="t"/>
+              </v:shape>
+            </w:pict>
+          </mc:Fallback>
+        </mc:AlternateContent>
+      </w:r>
+      <w:r>
+        <w:rPr>
+          <w:highlight w:val="none"/>
+        </w:rPr>
+      </w:r>
+      <w:r>
+        <w:rPr>
+          <w:highlight w:val="none"/>
+        </w:rPr>
+      </w:r>
+    </w:p>
+    <w:p>
+      <w:pPr>
+        <w:pStyle w:val="1113"/>
+        <w:pBdr/>
+        <w:spacing/>
+        <w:ind/>
+        <w:rPr/>
+      </w:pPr>
+      <w:r>
+        <w:t xml:space="preserve">Рисунок </w:t>
+      </w:r>
+      <w:r>
+        <w:fldChar w:fldCharType="begin"/>
+        <w:instrText xml:space="preserve"> SEQ Рисунок \* Arabic </w:instrText>
+        <w:fldChar w:fldCharType="separate"/>
+      </w:r>
+      <w:r>
+        <w:t xml:space="preserve">24</w:t>
+      </w:r>
+      <w:r/>
+      <w:r>
+        <w:fldChar w:fldCharType="end"/>
+      </w:r>
+      <w:r>
+        <w:t xml:space="preserve">. Графики напряжения и тока на обмотках трансформатора при изменении сопротивления  цепи намагничивания </w:t>
+      </w:r>
+      <w:r/>
+    </w:p>
+    <w:p>
+      <w:pPr>
+        <w:pBdr/>
+        <w:spacing/>
+        <w:ind/>
+        <w:rPr>
+          <w:highlight w:val="none"/>
+        </w:rPr>
+      </w:pPr>
+      <w:r>
+        <w:t xml:space="preserve">Изменение индуктивности цепи намагничивания не оказывает заметного влияния на выходные показатели цепи.</w:t>
+      </w:r>
+      <w:r>
+        <w:rPr>
+          <w:highlight w:val="none"/>
+        </w:rPr>
+      </w:r>
+    </w:p>
+    <w:p>
+      <w:pPr>
+        <w:pBdr/>
+        <w:spacing/>
+        <w:ind/>
+        <w:rPr>
+          <w:highlight w:val="none"/>
+        </w:rPr>
+      </w:pPr>
+      <w:r>
+        <w:rPr>
+          <w:highlight w:val="none"/>
+        </w:rPr>
+      </w:r>
+      <w:r>
+        <w:rPr>
+          <w:highlight w:val="none"/>
+        </w:rPr>
+      </w:r>
+      <w:r>
+        <w:rPr>
+          <w:highlight w:val="none"/>
+        </w:rPr>
+      </w:r>
+    </w:p>
+    <w:p>
+      <w:pPr>
+        <w:pBdr/>
+        <w:spacing/>
+        <w:ind/>
+        <w:jc w:val="center"/>
+        <w:rPr/>
+      </w:pPr>
+      <w:r>
+        <w:rPr>
+          <w:highlight w:val="none"/>
+        </w:rPr>
+      </w:r>
+      <w:r>
+        <w:rPr>
+          <w:highlight w:val="none"/>
+        </w:rPr>
+        <mc:AlternateContent>
+          <mc:Choice Requires="wpg">
+            <w:drawing>
+              <wp:inline xmlns:wp="http://schemas.openxmlformats.org/drawingml/2006/wordprocessingDrawing" distT="0" distB="0" distL="0" distR="0">
+                <wp:extent cx="3996000" cy="2818800"/>
+                <wp:effectExtent l="258129" t="182216" r="258129" b="182216"/>
+                <wp:docPr id="26" name=""/>
+                <wp:cNvGraphicFramePr/>
+                <a:graphic xmlns:a="http://schemas.openxmlformats.org/drawingml/2006/main">
+                  <a:graphicData uri="http://schemas.openxmlformats.org/drawingml/2006/picture">
+                    <pic:pic xmlns:pic="http://schemas.openxmlformats.org/drawingml/2006/picture">
+                      <pic:nvPicPr>
+                        <pic:cNvPr id="692873996" name=""/>
+                        <pic:cNvPicPr/>
+                        <pic:nvPr/>
+                      </pic:nvPicPr>
+                      <pic:blipFill rotWithShape="1">
+                        <a:blip r:embed="rId36"/>
+                        <a:stretch/>
+                      </pic:blipFill>
+                      <pic:spPr bwMode="auto">
+                        <a:xfrm rot="0" flipH="0" flipV="0">
+                          <a:off x="0" y="0"/>
+                          <a:ext cx="3996000" cy="2818800"/>
+                        </a:xfrm>
+                        <a:prstGeom prst="rect">
+                          <a:avLst/>
+                        </a:prstGeom>
+                      </pic:spPr>
+                    </pic:pic>
+                  </a:graphicData>
+                </a:graphic>
+              </wp:inline>
+            </w:drawing>
+          </mc:Choice>
+          <mc:Fallback>
+            <w:pict>
+              <v:shapetype id="_x0000_t75" coordsize="21600,21600" o:spt="75" o:preferrelative="t" path="m@4@5l@4@11@9@11@9@5xe" filled="f" stroked="f">
+                <v:stroke joinstyle="miter"/>
+                <v:formulas>
+                  <v:f eqn="if lineDrawn pixelLineWidth 0"/>
+                  <v:f eqn="sum @0 1 0"/>
+                  <v:f eqn="sum 0 0 @1"/>
+                  <v:f eqn="prod @2 1 2"/>
+                  <v:f eqn="prod @3 21600 pixelWidth"/>
+                  <v:f eqn="prod @3 21600 pixelHeight"/>
+                  <v:f eqn="sum @0 0 1"/>
+                  <v:f eqn="prod @6 1 2"/>
+                  <v:f eqn="prod @7 21600 pixelWidth"/>
+                  <v:f eqn="sum @8 21600 0"/>
+                  <v:f eqn="prod @7 21600 pixelHeight"/>
+                  <v:f eqn="sum @10 21600 0"/>
+                </v:formulas>
+                <v:path o:extrusionok="f" gradientshapeok="t" o:connecttype="rect"/>
+                <o:lock v:ext="edit" aspectratio="t"/>
+              </v:shapetype>
+              <v:shape id="_x0000_i25" o:spid="_x0000_s25" type="#_x0000_t75" style="width:314.65pt;height:221.95pt;mso-wrap-distance-left:0.00pt;mso-wrap-distance-top:0.00pt;mso-wrap-distance-right:0.00pt;mso-wrap-distance-bottom:0.00pt;rotation:0;z-index:1;" stroked="false">
+                <v:imagedata r:id="rId36" o:title=""/>
+                <o:lock v:ext="edit" rotation="t"/>
+              </v:shape>
+            </w:pict>
+          </mc:Fallback>
+        </mc:AlternateContent>
+      </w:r>
+      <w:r>
+        <w:rPr>
+          <w:highlight w:val="none"/>
+        </w:rPr>
+      </w:r>
+      <w:r>
+        <w:rPr>
+          <w:highlight w:val="none"/>
+        </w:rPr>
+      </w:r>
+      <w:r>
+        <w:rPr>
+          <w:highlight w:val="none"/>
+        </w:rPr>
+      </w:r>
+    </w:p>
+    <w:p>
+      <w:pPr>
+        <w:pStyle w:val="1113"/>
+        <w:pBdr/>
+        <w:spacing/>
+        <w:ind/>
+        <w:rPr/>
+      </w:pPr>
+      <w:r>
+        <w:t xml:space="preserve">Рисунок </w:t>
+      </w:r>
+      <w:r>
+        <w:fldChar w:fldCharType="begin"/>
+        <w:instrText xml:space="preserve"> SEQ Рисунок \* Arabic </w:instrText>
+        <w:fldChar w:fldCharType="separate"/>
+      </w:r>
+      <w:r>
+        <w:t xml:space="preserve">25</w:t>
+      </w:r>
+      <w:r/>
+      <w:r>
+        <w:fldChar w:fldCharType="end"/>
+      </w:r>
+      <w:r>
+        <w:t xml:space="preserve">. Графики напряжения и тока на обмотках трансформатора при изменении индуктивности цепи намагничивания </w:t>
+      </w:r>
+      <w:r/>
+    </w:p>
+    <w:p>
+      <w:pPr>
+        <w:pBdr/>
+        <w:shd w:val="nil"/>
+        <w:spacing/>
+        <w:ind/>
+        <w:rPr/>
+      </w:pPr>
+      <w:r>
+        <w:br w:type="page" w:clear="all"/>
+      </w:r>
+      <w:r/>
+      <w:r/>
+    </w:p>
+    <w:p>
+      <w:pPr>
+        <w:pStyle w:val="1053"/>
+        <w:pBdr/>
+        <w:spacing/>
+        <w:ind/>
+        <w:rPr>
+          <w:highlight w:val="none"/>
+        </w:rPr>
+      </w:pPr>
+      <w:r/>
+      <w:bookmarkStart w:id="38" w:name="_Toc175418239"/>
+      <w:r>
+        <w:t xml:space="preserve">ЗАКЛЮЧЕНИЕ</w:t>
+      </w:r>
+      <w:bookmarkEnd w:id="38"/>
+      <w:r>
+        <w:rPr>
+          <w:highlight w:val="none"/>
+        </w:rPr>
+      </w:r>
+      <w:r>
+        <w:rPr>
+          <w:highlight w:val="none"/>
+        </w:rPr>
+      </w:r>
+    </w:p>
+    <w:p>
+      <w:pPr>
+        <w:pBdr/>
+        <w:spacing/>
+        <w:ind/>
+        <w:rPr>
+          <w:rFonts w:eastAsiaTheme="minorEastAsia"/>
+          <w:lang w:val="en-US"/>
+        </w:rPr>
+      </w:pPr>
+      <w:r>
+        <w:t xml:space="preserve">В данной работе были изучены основы </w:t>
+      </w:r>
+      <w:r>
+        <w:rPr>
+          <w:lang w:val="en-US"/>
+        </w:rPr>
+        <w:t xml:space="preserve">MATLAB </w:t>
+      </w:r>
+      <w:r>
+        <w:rPr>
+          <w:lang w:val="ru-RU"/>
+        </w:rPr>
+        <w:t xml:space="preserve">и </w:t>
+      </w:r>
+      <w:r>
+        <w:rPr>
+          <w:lang w:val="en-US"/>
+        </w:rPr>
+        <w:t xml:space="preserve">MATLAB SIMULINK. </w:t>
+      </w:r>
+      <w:r>
+        <w:rPr>
+          <w:lang w:val="ru-RU"/>
+        </w:rPr>
+        <w:t xml:space="preserve">При работе со средой </w:t>
+      </w:r>
+      <w:r>
+        <w:rPr>
+          <w:lang w:val="en-US"/>
+        </w:rPr>
+        <w:t xml:space="preserve">MATLAB  </w:t>
+      </w:r>
+      <w:r>
+        <w:t xml:space="preserve">были написана программа строящая требуемые график</w:t>
+      </w:r>
+      <w:r>
+        <w:t xml:space="preserve">.</w:t>
+      </w:r>
+      <w:r>
+        <w:rPr>
+          <w:lang w:val="en-US"/>
+        </w:rPr>
+        <w:t xml:space="preserve"> </w:t>
+      </w:r>
+      <w:r>
+        <w:rPr>
+          <w:lang w:val="ru-RU"/>
+        </w:rPr>
+        <w:t xml:space="preserve">В ходе разработки были изучены существующие параметры графиков. В среде </w:t>
+      </w:r>
+      <w:r>
+        <w:rPr>
+          <w:lang w:val="en-US"/>
+        </w:rPr>
+        <w:t xml:space="preserve">SIMULINK </w:t>
+      </w:r>
+      <w:r>
+        <w:rPr>
+          <w:lang w:val="ru-RU"/>
+        </w:rPr>
+        <w:t xml:space="preserve">были изучены основные блоки, а также пакет </w:t>
+      </w:r>
+      <w:r>
+        <w:rPr>
+          <w:lang w:val="en-US"/>
+        </w:rPr>
+        <w:t xml:space="preserve">SIMSCAPE. </w:t>
+      </w:r>
+      <w:r>
+        <w:rPr>
+          <w:lang w:val="ru-RU"/>
+        </w:rPr>
+        <w:t xml:space="preserve">В ходе работы была смоделирована цепь используемая  для исследования влияния изменения параметров трансформатора на  выходные характеристики цепи.</w:t>
+      </w:r>
+      <w:r>
+        <w:br w:type="page" w:clear="all"/>
+      </w:r>
+      <w:r/>
+      <w:r>
+        <w:rPr>
+          <w:rFonts w:eastAsiaTheme="minorEastAsia"/>
+          <w:lang w:val="en-US"/>
+        </w:rPr>
+      </w:r>
+    </w:p>
+    <w:p>
+      <w:pPr>
+        <w:pStyle w:val="1053"/>
         <w:pBdr/>
         <w:spacing/>
         <w:ind/>
@@ -16302,7 +17413,11 @@
         <w:t xml:space="preserve">Приложение 1.</w:t>
       </w:r>
       <w:bookmarkEnd w:id="40"/>
-      <w:r/>
+      <w:r>
+        <w:rPr>
+          <w:rFonts w:eastAsiaTheme="minorEastAsia"/>
+        </w:rPr>
+      </w:r>
       <w:r>
         <w:rPr>
           <w:rFonts w:eastAsiaTheme="minorEastAsia"/>
@@ -16311,10 +17426,10 @@
     </w:p>
     <w:p>
       <w:pPr>
-        <w:pStyle w:val="1079"/>
+        <w:pStyle w:val="1084"/>
         <w:numPr>
           <w:ilvl w:val="0"/>
-          <w:numId w:val="66"/>
+          <w:numId w:val="67"/>
         </w:numPr>
         <w:pBdr>
           <w:top w:val="none" w:color="000000" w:sz="4" w:space="0"/>
@@ -16419,10 +17534,10 @@
     </w:p>
     <w:p>
       <w:pPr>
-        <w:pStyle w:val="1079"/>
+        <w:pStyle w:val="1084"/>
         <w:numPr>
           <w:ilvl w:val="0"/>
-          <w:numId w:val="66"/>
+          <w:numId w:val="67"/>
         </w:numPr>
         <w:pBdr>
           <w:top w:val="none" w:color="000000" w:sz="4" w:space="0"/>
@@ -16463,147 +17578,10 @@
     </w:p>
     <w:p>
       <w:pPr>
-        <w:pStyle w:val="1079"/>
+        <w:pStyle w:val="1084"/>
         <w:numPr>
           <w:ilvl w:val="0"/>
-          <w:numId w:val="66"/>
-        </w:numPr>
-        <w:pBdr>
-          <w:top w:val="none" w:color="000000" w:sz="4" w:space="0"/>
-          <w:left w:val="single" w:color="6ce26c" w:sz="15" w:space="0"/>
-          <w:bottom w:val="none" w:color="000000" w:sz="4" w:space="0"/>
-          <w:right w:val="single" w:color="6ce26c" w:sz="15" w:space="0"/>
-        </w:pBdr>
-        <w:shd w:val="clear" w:color="ffffff" w:themeColor="background1" w:fill="ffffff" w:themeFill="background1"/>
-        <w:spacing w:after="0" w:before="0" w:line="270" w:lineRule="atLeast"/>
-        <w:ind w:right="0"/>
-        <w:rPr>
-          <w:rFonts w:ascii="Liberation Sans" w:hAnsi="Liberation Sans" w:eastAsia="Liberation Sans" w:cs="Liberation Sans"/>
-          <w:sz w:val="24"/>
-          <w:szCs w:val="24"/>
-        </w:rPr>
-      </w:pPr>
-      <w:r>
-        <w:rPr>
-          <w:rFonts w:ascii="Liberation Sans" w:hAnsi="Liberation Sans" w:eastAsia="Liberation Sans" w:cs="Liberation Sans"/>
-          <w:color w:val="5c5c5c"/>
-          <w:sz w:val="24"/>
-        </w:rPr>
-        <w:t xml:space="preserve">y2 = </w:t>
-      </w:r>
-      <w:r>
-        <w:rPr>
-          <w:rFonts w:ascii="Liberation Sans" w:hAnsi="Liberation Sans" w:eastAsia="Liberation Sans" w:cs="Liberation Sans"/>
-          <w:color w:val="0000ff"/>
-          <w:sz w:val="24"/>
-        </w:rPr>
-        <w:t xml:space="preserve">sin</w:t>
-      </w:r>
-      <w:r>
-        <w:rPr>
-          <w:rFonts w:ascii="Liberation Sans" w:hAnsi="Liberation Sans" w:eastAsia="Liberation Sans" w:cs="Liberation Sans"/>
-          <w:color w:val="5c5c5c"/>
-          <w:sz w:val="24"/>
-        </w:rPr>
-        <w:t xml:space="preserve">(</w:t>
-      </w:r>
-      <w:r>
-        <w:rPr>
-          <w:rFonts w:ascii="Liberation Sans" w:hAnsi="Liberation Sans" w:eastAsia="Liberation Sans" w:cs="Liberation Sans"/>
-          <w:color w:val="986801"/>
-          <w:sz w:val="24"/>
-        </w:rPr>
-        <w:t xml:space="preserve">7</w:t>
-      </w:r>
-      <w:r>
-        <w:rPr>
-          <w:rFonts w:ascii="Liberation Sans" w:hAnsi="Liberation Sans" w:eastAsia="Liberation Sans" w:cs="Liberation Sans"/>
-          <w:color w:val="5c5c5c"/>
-          <w:sz w:val="24"/>
-        </w:rPr>
-        <w:t xml:space="preserve">*x);</w:t>
-      </w:r>
-      <w:r>
-        <w:rPr>
-          <w:rFonts w:ascii="Liberation Sans" w:hAnsi="Liberation Sans" w:eastAsia="Liberation Sans" w:cs="Liberation Sans"/>
-          <w:sz w:val="24"/>
-        </w:rPr>
-      </w:r>
-      <w:r>
-        <w:rPr>
-          <w:rFonts w:ascii="Liberation Sans" w:hAnsi="Liberation Sans" w:eastAsia="Liberation Sans" w:cs="Liberation Sans"/>
-          <w:color w:val="5c5c5c"/>
-          <w:sz w:val="24"/>
-          <w:highlight w:val="none"/>
-        </w:rPr>
-      </w:r>
-      <w:r>
-        <w:rPr>
-          <w:rFonts w:ascii="Liberation Sans" w:hAnsi="Liberation Sans" w:eastAsia="Liberation Sans" w:cs="Liberation Sans"/>
-          <w:color w:val="5c5c5c"/>
-          <w:sz w:val="24"/>
-          <w:highlight w:val="none"/>
-        </w:rPr>
-      </w:r>
-      <w:r>
-        <w:rPr>
-          <w:rFonts w:ascii="Liberation Sans" w:hAnsi="Liberation Sans" w:eastAsia="Liberation Sans" w:cs="Liberation Sans"/>
-          <w:color w:val="5c5c5c"/>
-          <w:sz w:val="24"/>
-          <w:highlight w:val="none"/>
-        </w:rPr>
-      </w:r>
-      <w:r>
-        <w:rPr>
-          <w:rFonts w:ascii="Liberation Sans" w:hAnsi="Liberation Sans" w:eastAsia="Liberation Sans" w:cs="Liberation Sans"/>
-          <w:sz w:val="24"/>
-          <w:szCs w:val="24"/>
-        </w:rPr>
-      </w:r>
-    </w:p>
-    <w:p>
-      <w:pPr>
-        <w:pStyle w:val="1079"/>
-        <w:numPr>
-          <w:ilvl w:val="0"/>
-          <w:numId w:val="66"/>
-        </w:numPr>
-        <w:pBdr>
-          <w:top w:val="none" w:color="000000" w:sz="4" w:space="0"/>
-          <w:left w:val="single" w:color="6ce26c" w:sz="15" w:space="0"/>
-          <w:bottom w:val="none" w:color="000000" w:sz="4" w:space="0"/>
-          <w:right w:val="single" w:color="6ce26c" w:sz="15" w:space="0"/>
-        </w:pBdr>
-        <w:shd w:val="clear" w:color="f8f8f8" w:fill="f8f8f8"/>
-        <w:spacing w:after="0" w:before="0" w:line="270" w:lineRule="atLeast"/>
-        <w:ind w:right="0"/>
-        <w:rPr>
-          <w:rFonts w:ascii="Liberation Sans" w:hAnsi="Liberation Sans" w:eastAsia="Liberation Sans" w:cs="Liberation Sans"/>
-          <w:sz w:val="24"/>
-          <w:szCs w:val="24"/>
-        </w:rPr>
-      </w:pPr>
-      <w:r>
-        <w:rPr>
-          <w:rFonts w:ascii="Liberation Sans" w:hAnsi="Liberation Sans" w:eastAsia="Liberation Sans" w:cs="Liberation Sans"/>
-          <w:color w:val="5c5c5c"/>
-          <w:sz w:val="24"/>
-        </w:rPr>
-      </w:r>
-      <w:r>
-        <w:rPr>
-          <w:rFonts w:ascii="Liberation Sans" w:hAnsi="Liberation Sans" w:eastAsia="Liberation Sans" w:cs="Liberation Sans"/>
-          <w:sz w:val="24"/>
-        </w:rPr>
-      </w:r>
-      <w:r/>
-    </w:p>
-    <w:p>
-      <w:pPr>
-        <w:pStyle w:val="1079"/>
-        <w:numPr>
-          <w:ilvl w:val="0"/>
-          <w:numId w:val="66"/>
+          <w:numId w:val="67"/>
         </w:numPr>
         <w:pBdr>
           <w:top w:val="none" w:color="000000" w:sz="4" w:space="0"/>
@@ -16622,7 +17600,23 @@
           <w:color w:val="5c5c5c"/>
           <w:sz w:val="24"/>
         </w:rPr>
-        <w:t xml:space="preserve">subplot(</w:t>
+        <w:t xml:space="preserve">y2 = </w:t>
+      </w:r>
+      <w:r>
+        <w:rPr>
+          <w:rFonts w:ascii="Liberation Sans" w:hAnsi="Liberation Sans" w:eastAsia="Liberation Sans" w:cs="Liberation Sans"/>
+          <w:color w:val="0000ff"/>
+          <w:sz w:val="24"/>
+        </w:rPr>
+        <w:t xml:space="preserve">sin</w:t>
+      </w:r>
+      <w:r>
+        <w:rPr>
+          <w:rFonts w:ascii="Liberation Sans" w:hAnsi="Liberation Sans" w:eastAsia="Liberation Sans" w:cs="Liberation Sans"/>
+          <w:color w:val="5c5c5c"/>
+          <w:sz w:val="24"/>
+        </w:rPr>
+        <w:t xml:space="preserve">(</w:t>
       </w:r>
       <w:r>
         <w:rPr>
@@ -16630,7 +17624,7 @@
           <w:color w:val="986801"/>
           <w:sz w:val="24"/>
         </w:rPr>
-        <w:t xml:space="preserve">2</w:t>
+        <w:t xml:space="preserve">7</w:t>
       </w:r>
       <w:r>
         <w:rPr>
@@ -16638,7 +17632,35 @@
           <w:color w:val="5c5c5c"/>
           <w:sz w:val="24"/>
         </w:rPr>
-        <w:t xml:space="preserve">, </w:t>
+        <w:t xml:space="preserve">*x);</w:t>
+      </w:r>
+      <w:r/>
+    </w:p>
+    <w:p>
+      <w:pPr>
+        <w:pStyle w:val="1084"/>
+        <w:numPr>
+          <w:ilvl w:val="0"/>
+          <w:numId w:val="67"/>
+        </w:numPr>
+        <w:pBdr>
+          <w:top w:val="none" w:color="000000" w:sz="4" w:space="0"/>
+          <w:left w:val="single" w:color="6ce26c" w:sz="15" w:space="0"/>
+          <w:bottom w:val="none" w:color="000000" w:sz="4" w:space="0"/>
+          <w:right w:val="single" w:color="6ce26c" w:sz="15" w:space="0"/>
+        </w:pBdr>
+        <w:shd w:val="clear" w:color="ffffff" w:fill="ffffff"/>
+        <w:spacing w:after="0" w:before="0" w:line="270" w:lineRule="atLeast"/>
+        <w:ind w:right="0"/>
+        <w:rPr/>
+      </w:pPr>
+      <w:r>
+        <w:rPr>
+          <w:rFonts w:ascii="Liberation Sans" w:hAnsi="Liberation Sans" w:eastAsia="Liberation Sans" w:cs="Liberation Sans"/>
+          <w:color w:val="5c5c5c"/>
+          <w:sz w:val="24"/>
+        </w:rPr>
+        <w:t xml:space="preserve">subplot(</w:t>
       </w:r>
       <w:r>
         <w:rPr>
@@ -16646,7 +17668,7 @@
           <w:color w:val="986801"/>
           <w:sz w:val="24"/>
         </w:rPr>
-        <w:t xml:space="preserve">1</w:t>
+        <w:t xml:space="preserve">2</w:t>
       </w:r>
       <w:r>
         <w:rPr>
@@ -16670,16 +17692,32 @@
           <w:color w:val="5c5c5c"/>
           <w:sz w:val="24"/>
         </w:rPr>
+        <w:t xml:space="preserve">, </w:t>
+      </w:r>
+      <w:r>
+        <w:rPr>
+          <w:rFonts w:ascii="Liberation Sans" w:hAnsi="Liberation Sans" w:eastAsia="Liberation Sans" w:cs="Liberation Sans"/>
+          <w:color w:val="986801"/>
+          <w:sz w:val="24"/>
+        </w:rPr>
+        <w:t xml:space="preserve">1</w:t>
+      </w:r>
+      <w:r>
+        <w:rPr>
+          <w:rFonts w:ascii="Liberation Sans" w:hAnsi="Liberation Sans" w:eastAsia="Liberation Sans" w:cs="Liberation Sans"/>
+          <w:color w:val="5c5c5c"/>
+          <w:sz w:val="24"/>
+        </w:rPr>
         <w:t xml:space="preserve">);</w:t>
       </w:r>
       <w:r/>
     </w:p>
     <w:p>
       <w:pPr>
-        <w:pStyle w:val="1079"/>
+        <w:pStyle w:val="1084"/>
         <w:numPr>
           <w:ilvl w:val="0"/>
-          <w:numId w:val="66"/>
+          <w:numId w:val="67"/>
         </w:numPr>
         <w:pBdr>
           <w:top w:val="none" w:color="000000" w:sz="4" w:space="0"/>
@@ -16719,10 +17757,18 @@
       <w:r>
         <w:rPr>
           <w:rFonts w:ascii="Liberation Sans" w:hAnsi="Liberation Sans" w:eastAsia="Liberation Sans" w:cs="Liberation Sans"/>
+          <w:color w:val="986801"/>
+          <w:sz w:val="24"/>
+        </w:rPr>
+        <w:t xml:space="preserve">4</w:t>
+      </w:r>
+      <w:r>
+        <w:rPr>
+          <w:rFonts w:ascii="Liberation Sans" w:hAnsi="Liberation Sans" w:eastAsia="Liberation Sans" w:cs="Liberation Sans"/>
           <w:color w:val="5c5c5c"/>
           <w:sz w:val="24"/>
         </w:rPr>
-        <w:t xml:space="preserve">4, </w:t>
+        <w:t xml:space="preserve">, </w:t>
       </w:r>
       <w:r>
         <w:rPr>
@@ -16824,10 +17870,10 @@
     </w:p>
     <w:p>
       <w:pPr>
-        <w:pStyle w:val="1079"/>
+        <w:pStyle w:val="1084"/>
         <w:numPr>
           <w:ilvl w:val="0"/>
-          <w:numId w:val="66"/>
+          <w:numId w:val="67"/>
         </w:numPr>
         <w:pBdr>
           <w:top w:val="none" w:color="000000" w:sz="4" w:space="0"/>
@@ -16846,16 +17892,16 @@
           <w:color w:val="5c5c5c"/>
           <w:sz w:val="24"/>
         </w:rPr>
-        <w:t xml:space="preserve">plot(x, y2);</w:t>
+        <w:t xml:space="preserve">hold on;</w:t>
       </w:r>
       <w:r/>
     </w:p>
     <w:p>
       <w:pPr>
-        <w:pStyle w:val="1079"/>
+        <w:pStyle w:val="1084"/>
         <w:numPr>
           <w:ilvl w:val="0"/>
-          <w:numId w:val="66"/>
+          <w:numId w:val="67"/>
         </w:numPr>
         <w:pBdr>
           <w:top w:val="none" w:color="000000" w:sz="4" w:space="0"/>
@@ -16874,112 +17920,16 @@
           <w:color w:val="5c5c5c"/>
           <w:sz w:val="24"/>
         </w:rPr>
-        <w:t xml:space="preserve">axis([ </w:t>
-      </w:r>
-      <w:r>
-        <w:rPr>
-          <w:rFonts w:ascii="Liberation Sans" w:hAnsi="Liberation Sans" w:eastAsia="Liberation Sans" w:cs="Liberation Sans"/>
-          <w:color w:val="986801"/>
-          <w:sz w:val="24"/>
-        </w:rPr>
-        <w:t xml:space="preserve">-2</w:t>
-      </w:r>
-      <w:r>
-        <w:rPr>
-          <w:rFonts w:ascii="Liberation Sans" w:hAnsi="Liberation Sans" w:eastAsia="Liberation Sans" w:cs="Liberation Sans"/>
-          <w:color w:val="5c5c5c"/>
-          <w:sz w:val="24"/>
-        </w:rPr>
-        <w:t xml:space="preserve">*</w:t>
-      </w:r>
-      <w:r>
-        <w:rPr>
-          <w:rFonts w:ascii="Liberation Sans" w:hAnsi="Liberation Sans" w:eastAsia="Liberation Sans" w:cs="Liberation Sans"/>
-          <w:color w:val="0000ff"/>
-          <w:sz w:val="24"/>
-        </w:rPr>
-        <w:t xml:space="preserve">pi</w:t>
-      </w:r>
-      <w:r>
-        <w:rPr>
-          <w:rFonts w:ascii="Liberation Sans" w:hAnsi="Liberation Sans" w:eastAsia="Liberation Sans" w:cs="Liberation Sans"/>
-          <w:color w:val="5c5c5c"/>
-          <w:sz w:val="24"/>
-        </w:rPr>
-        <w:t xml:space="preserve">, </w:t>
-      </w:r>
-      <w:r>
-        <w:rPr>
-          <w:rFonts w:ascii="Liberation Sans" w:hAnsi="Liberation Sans" w:eastAsia="Liberation Sans" w:cs="Liberation Sans"/>
-          <w:color w:val="986801"/>
-          <w:sz w:val="24"/>
-        </w:rPr>
-        <w:t xml:space="preserve">2</w:t>
-      </w:r>
-      <w:r>
-        <w:rPr>
-          <w:rFonts w:ascii="Liberation Sans" w:hAnsi="Liberation Sans" w:eastAsia="Liberation Sans" w:cs="Liberation Sans"/>
-          <w:color w:val="5c5c5c"/>
-          <w:sz w:val="24"/>
-        </w:rPr>
-        <w:t xml:space="preserve">*</w:t>
-      </w:r>
-      <w:r>
-        <w:rPr>
-          <w:rFonts w:ascii="Liberation Sans" w:hAnsi="Liberation Sans" w:eastAsia="Liberation Sans" w:cs="Liberation Sans"/>
-          <w:color w:val="0000ff"/>
-          <w:sz w:val="24"/>
-        </w:rPr>
-        <w:t xml:space="preserve">pi</w:t>
-      </w:r>
-      <w:r>
-        <w:rPr>
-          <w:rFonts w:ascii="Liberation Sans" w:hAnsi="Liberation Sans" w:eastAsia="Liberation Sans" w:cs="Liberation Sans"/>
-          <w:color w:val="5c5c5c"/>
-          <w:sz w:val="24"/>
-        </w:rPr>
-        <w:t xml:space="preserve">, </w:t>
-      </w:r>
-      <w:r>
-        <w:rPr>
-          <w:rFonts w:ascii="Liberation Sans" w:hAnsi="Liberation Sans" w:eastAsia="Liberation Sans" w:cs="Liberation Sans"/>
-          <w:color w:val="986801"/>
-          <w:sz w:val="24"/>
-        </w:rPr>
-        <w:t xml:space="preserve">-1.2</w:t>
-      </w:r>
-      <w:r>
-        <w:rPr>
-          <w:rFonts w:ascii="Liberation Sans" w:hAnsi="Liberation Sans" w:eastAsia="Liberation Sans" w:cs="Liberation Sans"/>
-          <w:color w:val="5c5c5c"/>
-          <w:sz w:val="24"/>
-        </w:rPr>
-        <w:t xml:space="preserve">, </w:t>
-      </w:r>
-      <w:r>
-        <w:rPr>
-          <w:rFonts w:ascii="Liberation Sans" w:hAnsi="Liberation Sans" w:eastAsia="Liberation Sans" w:cs="Liberation Sans"/>
-          <w:color w:val="986801"/>
-          <w:sz w:val="24"/>
-        </w:rPr>
-        <w:t xml:space="preserve">1.2</w:t>
-      </w:r>
-      <w:r>
-        <w:rPr>
-          <w:rFonts w:ascii="Liberation Sans" w:hAnsi="Liberation Sans" w:eastAsia="Liberation Sans" w:cs="Liberation Sans"/>
-          <w:color w:val="5c5c5c"/>
-          <w:sz w:val="24"/>
-        </w:rPr>
-        <w:t xml:space="preserve">]);</w:t>
+        <w:t xml:space="preserve">plot(x, y2);</w:t>
       </w:r>
       <w:r/>
     </w:p>
     <w:p>
       <w:pPr>
-        <w:pStyle w:val="1079"/>
+        <w:pStyle w:val="1084"/>
         <w:numPr>
           <w:ilvl w:val="0"/>
-          <w:numId w:val="66"/>
+          <w:numId w:val="67"/>
         </w:numPr>
         <w:pBdr>
           <w:top w:val="none" w:color="000000" w:sz="4" w:space="0"/>
@@ -16998,16 +17948,112 @@
           <w:color w:val="5c5c5c"/>
           <w:sz w:val="24"/>
         </w:rPr>
-        <w:t xml:space="preserve">grid on; </w:t>
+        <w:t xml:space="preserve">axis([ </w:t>
+      </w:r>
+      <w:r>
+        <w:rPr>
+          <w:rFonts w:ascii="Liberation Sans" w:hAnsi="Liberation Sans" w:eastAsia="Liberation Sans" w:cs="Liberation Sans"/>
+          <w:color w:val="986801"/>
+          <w:sz w:val="24"/>
+        </w:rPr>
+        <w:t xml:space="preserve">-2</w:t>
+      </w:r>
+      <w:r>
+        <w:rPr>
+          <w:rFonts w:ascii="Liberation Sans" w:hAnsi="Liberation Sans" w:eastAsia="Liberation Sans" w:cs="Liberation Sans"/>
+          <w:color w:val="5c5c5c"/>
+          <w:sz w:val="24"/>
+        </w:rPr>
+        <w:t xml:space="preserve">*</w:t>
+      </w:r>
+      <w:r>
+        <w:rPr>
+          <w:rFonts w:ascii="Liberation Sans" w:hAnsi="Liberation Sans" w:eastAsia="Liberation Sans" w:cs="Liberation Sans"/>
+          <w:color w:val="0000ff"/>
+          <w:sz w:val="24"/>
+        </w:rPr>
+        <w:t xml:space="preserve">pi</w:t>
+      </w:r>
+      <w:r>
+        <w:rPr>
+          <w:rFonts w:ascii="Liberation Sans" w:hAnsi="Liberation Sans" w:eastAsia="Liberation Sans" w:cs="Liberation Sans"/>
+          <w:color w:val="5c5c5c"/>
+          <w:sz w:val="24"/>
+        </w:rPr>
+        <w:t xml:space="preserve">, </w:t>
+      </w:r>
+      <w:r>
+        <w:rPr>
+          <w:rFonts w:ascii="Liberation Sans" w:hAnsi="Liberation Sans" w:eastAsia="Liberation Sans" w:cs="Liberation Sans"/>
+          <w:color w:val="986801"/>
+          <w:sz w:val="24"/>
+        </w:rPr>
+        <w:t xml:space="preserve">2</w:t>
+      </w:r>
+      <w:r>
+        <w:rPr>
+          <w:rFonts w:ascii="Liberation Sans" w:hAnsi="Liberation Sans" w:eastAsia="Liberation Sans" w:cs="Liberation Sans"/>
+          <w:color w:val="5c5c5c"/>
+          <w:sz w:val="24"/>
+        </w:rPr>
+        <w:t xml:space="preserve">*</w:t>
+      </w:r>
+      <w:r>
+        <w:rPr>
+          <w:rFonts w:ascii="Liberation Sans" w:hAnsi="Liberation Sans" w:eastAsia="Liberation Sans" w:cs="Liberation Sans"/>
+          <w:color w:val="0000ff"/>
+          <w:sz w:val="24"/>
+        </w:rPr>
+        <w:t xml:space="preserve">pi</w:t>
+      </w:r>
+      <w:r>
+        <w:rPr>
+          <w:rFonts w:ascii="Liberation Sans" w:hAnsi="Liberation Sans" w:eastAsia="Liberation Sans" w:cs="Liberation Sans"/>
+          <w:color w:val="5c5c5c"/>
+          <w:sz w:val="24"/>
+        </w:rPr>
+        <w:t xml:space="preserve">, </w:t>
+      </w:r>
+      <w:r>
+        <w:rPr>
+          <w:rFonts w:ascii="Liberation Sans" w:hAnsi="Liberation Sans" w:eastAsia="Liberation Sans" w:cs="Liberation Sans"/>
+          <w:color w:val="986801"/>
+          <w:sz w:val="24"/>
+        </w:rPr>
+        <w:t xml:space="preserve">-1.2</w:t>
+      </w:r>
+      <w:r>
+        <w:rPr>
+          <w:rFonts w:ascii="Liberation Sans" w:hAnsi="Liberation Sans" w:eastAsia="Liberation Sans" w:cs="Liberation Sans"/>
+          <w:color w:val="5c5c5c"/>
+          <w:sz w:val="24"/>
+        </w:rPr>
+        <w:t xml:space="preserve">, </w:t>
+      </w:r>
+      <w:r>
+        <w:rPr>
+          <w:rFonts w:ascii="Liberation Sans" w:hAnsi="Liberation Sans" w:eastAsia="Liberation Sans" w:cs="Liberation Sans"/>
+          <w:color w:val="986801"/>
+          <w:sz w:val="24"/>
+        </w:rPr>
+        <w:t xml:space="preserve">1.2</w:t>
+      </w:r>
+      <w:r>
+        <w:rPr>
+          <w:rFonts w:ascii="Liberation Sans" w:hAnsi="Liberation Sans" w:eastAsia="Liberation Sans" w:cs="Liberation Sans"/>
+          <w:color w:val="5c5c5c"/>
+          <w:sz w:val="24"/>
+        </w:rPr>
+        <w:t xml:space="preserve">]);</w:t>
       </w:r>
       <w:r/>
     </w:p>
     <w:p>
       <w:pPr>
-        <w:pStyle w:val="1079"/>
+        <w:pStyle w:val="1084"/>
         <w:numPr>
           <w:ilvl w:val="0"/>
-          <w:numId w:val="66"/>
+          <w:numId w:val="67"/>
         </w:numPr>
         <w:pBdr>
           <w:top w:val="none" w:color="000000" w:sz="4" w:space="0"/>
@@ -17026,32 +18072,16 @@
           <w:color w:val="5c5c5c"/>
           <w:sz w:val="24"/>
         </w:rPr>
-        <w:t xml:space="preserve">title(</w:t>
-      </w:r>
-      <w:r>
-        <w:rPr>
-          <w:rFonts w:ascii="Liberation Sans" w:hAnsi="Liberation Sans" w:eastAsia="Liberation Sans" w:cs="Liberation Sans"/>
-          <w:color w:val="a31515"/>
-          <w:sz w:val="24"/>
-        </w:rPr>
-        <w:t xml:space="preserve">"Графики"</w:t>
-      </w:r>
-      <w:r>
-        <w:rPr>
-          <w:rFonts w:ascii="Liberation Sans" w:hAnsi="Liberation Sans" w:eastAsia="Liberation Sans" w:cs="Liberation Sans"/>
-          <w:color w:val="5c5c5c"/>
-          <w:sz w:val="24"/>
-        </w:rPr>
-        <w:t xml:space="preserve">);</w:t>
+        <w:t xml:space="preserve">grid on; </w:t>
       </w:r>
       <w:r/>
     </w:p>
     <w:p>
       <w:pPr>
-        <w:pStyle w:val="1079"/>
+        <w:pStyle w:val="1084"/>
         <w:numPr>
           <w:ilvl w:val="0"/>
-          <w:numId w:val="66"/>
+          <w:numId w:val="67"/>
         </w:numPr>
         <w:pBdr>
           <w:top w:val="none" w:color="000000" w:sz="4" w:space="0"/>
@@ -17070,7 +18100,7 @@
           <w:color w:val="5c5c5c"/>
           <w:sz w:val="24"/>
         </w:rPr>
-        <w:t xml:space="preserve">xlabel(</w:t>
+        <w:t xml:space="preserve">title(</w:t>
       </w:r>
       <w:r>
         <w:rPr>
@@ -17078,7 +18108,7 @@
           <w:color w:val="a31515"/>
           <w:sz w:val="24"/>
         </w:rPr>
-        <w:t xml:space="preserve">"x"</w:t>
+        <w:t xml:space="preserve">"Графики"</w:t>
       </w:r>
       <w:r>
         <w:rPr>
@@ -17092,10 +18122,10 @@
     </w:p>
     <w:p>
       <w:pPr>
-        <w:pStyle w:val="1079"/>
+        <w:pStyle w:val="1084"/>
         <w:numPr>
           <w:ilvl w:val="0"/>
-          <w:numId w:val="66"/>
+          <w:numId w:val="67"/>
         </w:numPr>
         <w:pBdr>
           <w:top w:val="none" w:color="000000" w:sz="4" w:space="0"/>
@@ -17114,7 +18144,7 @@
           <w:color w:val="5c5c5c"/>
           <w:sz w:val="24"/>
         </w:rPr>
-        <w:t xml:space="preserve">ylabel(</w:t>
+        <w:t xml:space="preserve">xlabel(</w:t>
       </w:r>
       <w:r>
         <w:rPr>
@@ -17122,7 +18152,7 @@
           <w:color w:val="a31515"/>
           <w:sz w:val="24"/>
         </w:rPr>
-        <w:t xml:space="preserve">"y"</w:t>
+        <w:t xml:space="preserve">"x"</w:t>
       </w:r>
       <w:r>
         <w:rPr>
@@ -17136,10 +18166,10 @@
     </w:p>
     <w:p>
       <w:pPr>
-        <w:pStyle w:val="1079"/>
+        <w:pStyle w:val="1084"/>
         <w:numPr>
           <w:ilvl w:val="0"/>
-          <w:numId w:val="66"/>
+          <w:numId w:val="67"/>
         </w:numPr>
         <w:pBdr>
           <w:top w:val="none" w:color="000000" w:sz="4" w:space="0"/>
@@ -17158,7 +18188,7 @@
           <w:color w:val="5c5c5c"/>
           <w:sz w:val="24"/>
         </w:rPr>
-        <w:t xml:space="preserve">legend(</w:t>
+        <w:t xml:space="preserve">ylabel(</w:t>
       </w:r>
       <w:r>
         <w:rPr>
@@ -17166,7 +18196,7 @@
           <w:color w:val="a31515"/>
           <w:sz w:val="24"/>
         </w:rPr>
-        <w:t xml:space="preserve">'sin(x)'</w:t>
+        <w:t xml:space="preserve">"y"</w:t>
       </w:r>
       <w:r>
         <w:rPr>
@@ -17174,38 +18204,16 @@
           <w:color w:val="5c5c5c"/>
           <w:sz w:val="24"/>
         </w:rPr>
-        <w:t xml:space="preserve">, </w:t>
-      </w:r>
-      <w:r>
-        <w:rPr>
-          <w:rFonts w:ascii="Liberation Sans" w:hAnsi="Liberation Sans" w:eastAsia="Liberation Sans" w:cs="Liberation Sans"/>
-          <w:color w:val="a31515"/>
-          <w:sz w:val="24"/>
-        </w:rPr>
-        <w:t xml:space="preserve">'sin(7x)'</w:t>
-      </w:r>
-      <w:r>
-        <w:rPr>
-          <w:rFonts w:ascii="Liberation Sans" w:hAnsi="Liberation Sans" w:eastAsia="Liberation Sans" w:cs="Liberation Sans"/>
-          <w:color w:val="5c5c5c"/>
-          <w:sz w:val="24"/>
-        </w:rPr>
         <w:t xml:space="preserve">);</w:t>
       </w:r>
       <w:r/>
-      <w:r>
-        <w:rPr>
-          <w:rFonts w:ascii="Liberation Sans" w:hAnsi="Liberation Sans" w:eastAsia="Liberation Sans" w:cs="Liberation Sans"/>
-          <w:sz w:val="24"/>
-        </w:rPr>
-      </w:r>
     </w:p>
     <w:p>
       <w:pPr>
-        <w:pStyle w:val="1079"/>
+        <w:pStyle w:val="1084"/>
         <w:numPr>
           <w:ilvl w:val="0"/>
-          <w:numId w:val="66"/>
+          <w:numId w:val="67"/>
         </w:numPr>
         <w:pBdr>
           <w:top w:val="none" w:color="000000" w:sz="4" w:space="0"/>
@@ -17216,34 +18224,132 @@
         <w:shd w:val="clear" w:color="f8f8f8" w:fill="f8f8f8"/>
         <w:spacing w:after="0" w:before="0" w:line="270" w:lineRule="atLeast"/>
         <w:ind w:right="0"/>
+        <w:rPr/>
+      </w:pPr>
+      <w:r>
         <w:rPr>
           <w:rFonts w:ascii="Liberation Sans" w:hAnsi="Liberation Sans" w:eastAsia="Liberation Sans" w:cs="Liberation Sans"/>
+          <w:color w:val="5c5c5c"/>
           <w:sz w:val="24"/>
-          <w:szCs w:val="24"/>
-        </w:rPr>
-      </w:pPr>
-      <w:r>
-        <w:rPr>
-          <w:highlight w:val="none"/>
-        </w:rPr>
-      </w:r>
-      <w:r>
-        <w:rPr>
-          <w:highlight w:val="none"/>
-        </w:rPr>
-      </w:r>
-      <w:r>
-        <w:rPr>
-          <w:highlight w:val="none"/>
-        </w:rPr>
-      </w:r>
+        </w:rPr>
+        <w:t xml:space="preserve">legend(</w:t>
+      </w:r>
+      <w:r>
+        <w:rPr>
+          <w:rFonts w:ascii="Liberation Sans" w:hAnsi="Liberation Sans" w:eastAsia="Liberation Sans" w:cs="Liberation Sans"/>
+          <w:color w:val="a31515"/>
+          <w:sz w:val="24"/>
+        </w:rPr>
+        <w:t xml:space="preserve">'sin(x)'</w:t>
+      </w:r>
+      <w:r>
+        <w:rPr>
+          <w:rFonts w:ascii="Liberation Sans" w:hAnsi="Liberation Sans" w:eastAsia="Liberation Sans" w:cs="Liberation Sans"/>
+          <w:color w:val="5c5c5c"/>
+          <w:sz w:val="24"/>
+        </w:rPr>
+        <w:t xml:space="preserve">, </w:t>
+      </w:r>
+      <w:r>
+        <w:rPr>
+          <w:rFonts w:ascii="Liberation Sans" w:hAnsi="Liberation Sans" w:eastAsia="Liberation Sans" w:cs="Liberation Sans"/>
+          <w:color w:val="a31515"/>
+          <w:sz w:val="24"/>
+        </w:rPr>
+        <w:t xml:space="preserve">'sin(7x)'</w:t>
+      </w:r>
+      <w:r>
+        <w:rPr>
+          <w:rFonts w:ascii="Liberation Sans" w:hAnsi="Liberation Sans" w:eastAsia="Liberation Sans" w:cs="Liberation Sans"/>
+          <w:color w:val="5c5c5c"/>
+          <w:sz w:val="24"/>
+        </w:rPr>
+        <w:t xml:space="preserve">);</w:t>
+      </w:r>
+      <w:r/>
     </w:p>
     <w:p>
       <w:pPr>
-        <w:pStyle w:val="1079"/>
+        <w:pStyle w:val="1084"/>
         <w:numPr>
           <w:ilvl w:val="0"/>
-          <w:numId w:val="66"/>
+          <w:numId w:val="67"/>
+        </w:numPr>
+        <w:pBdr>
+          <w:top w:val="none" w:color="000000" w:sz="4" w:space="0"/>
+          <w:left w:val="single" w:color="6ce26c" w:sz="15" w:space="0"/>
+          <w:bottom w:val="none" w:color="000000" w:sz="4" w:space="0"/>
+          <w:right w:val="single" w:color="6ce26c" w:sz="15" w:space="0"/>
+        </w:pBdr>
+        <w:shd w:val="clear" w:color="f8f8f8" w:fill="f8f8f8"/>
+        <w:spacing w:after="0" w:before="0" w:line="270" w:lineRule="atLeast"/>
+        <w:ind w:right="0"/>
+        <w:rPr/>
+      </w:pPr>
+      <w:r>
+        <w:rPr>
+          <w:rFonts w:ascii="Liberation Sans" w:hAnsi="Liberation Sans" w:eastAsia="Liberation Sans" w:cs="Liberation Sans"/>
+          <w:color w:val="5c5c5c"/>
+          <w:sz w:val="24"/>
+        </w:rPr>
+        <w:t xml:space="preserve">subplot(</w:t>
+      </w:r>
+      <w:r>
+        <w:rPr>
+          <w:rFonts w:ascii="Liberation Sans" w:hAnsi="Liberation Sans" w:eastAsia="Liberation Sans" w:cs="Liberation Sans"/>
+          <w:color w:val="986801"/>
+          <w:sz w:val="24"/>
+        </w:rPr>
+        <w:t xml:space="preserve">2</w:t>
+      </w:r>
+      <w:r>
+        <w:rPr>
+          <w:rFonts w:ascii="Liberation Sans" w:hAnsi="Liberation Sans" w:eastAsia="Liberation Sans" w:cs="Liberation Sans"/>
+          <w:color w:val="5c5c5c"/>
+          <w:sz w:val="24"/>
+        </w:rPr>
+        <w:t xml:space="preserve">, </w:t>
+      </w:r>
+      <w:r>
+        <w:rPr>
+          <w:rFonts w:ascii="Liberation Sans" w:hAnsi="Liberation Sans" w:eastAsia="Liberation Sans" w:cs="Liberation Sans"/>
+          <w:color w:val="986801"/>
+          <w:sz w:val="24"/>
+        </w:rPr>
+        <w:t xml:space="preserve">1</w:t>
+      </w:r>
+      <w:r>
+        <w:rPr>
+          <w:rFonts w:ascii="Liberation Sans" w:hAnsi="Liberation Sans" w:eastAsia="Liberation Sans" w:cs="Liberation Sans"/>
+          <w:color w:val="5c5c5c"/>
+          <w:sz w:val="24"/>
+        </w:rPr>
+        <w:t xml:space="preserve">, </w:t>
+      </w:r>
+      <w:r>
+        <w:rPr>
+          <w:rFonts w:ascii="Liberation Sans" w:hAnsi="Liberation Sans" w:eastAsia="Liberation Sans" w:cs="Liberation Sans"/>
+          <w:color w:val="986801"/>
+          <w:sz w:val="24"/>
+        </w:rPr>
+        <w:t xml:space="preserve">2</w:t>
+      </w:r>
+      <w:r>
+        <w:rPr>
+          <w:rFonts w:ascii="Liberation Sans" w:hAnsi="Liberation Sans" w:eastAsia="Liberation Sans" w:cs="Liberation Sans"/>
+          <w:color w:val="5c5c5c"/>
+          <w:sz w:val="24"/>
+        </w:rPr>
+        <w:t xml:space="preserve">);</w:t>
+      </w:r>
+      <w:r/>
+    </w:p>
+    <w:p>
+      <w:pPr>
+        <w:pStyle w:val="1084"/>
+        <w:numPr>
+          <w:ilvl w:val="0"/>
+          <w:numId w:val="67"/>
         </w:numPr>
         <w:pBdr>
           <w:top w:val="none" w:color="000000" w:sz="4" w:space="0"/>
@@ -17262,7 +18368,23 @@
           <w:color w:val="5c5c5c"/>
           <w:sz w:val="24"/>
         </w:rPr>
-        <w:t xml:space="preserve">subplot(</w:t>
+        <w:t xml:space="preserve">plot(x, y1, </w:t>
+      </w:r>
+      <w:r>
+        <w:rPr>
+          <w:rFonts w:ascii="Liberation Sans" w:hAnsi="Liberation Sans" w:eastAsia="Liberation Sans" w:cs="Liberation Sans"/>
+          <w:color w:val="a31515"/>
+          <w:sz w:val="24"/>
+        </w:rPr>
+        <w:t xml:space="preserve">'LineWidth'</w:t>
+      </w:r>
+      <w:r>
+        <w:rPr>
+          <w:rFonts w:ascii="Liberation Sans" w:hAnsi="Liberation Sans" w:eastAsia="Liberation Sans" w:cs="Liberation Sans"/>
+          <w:color w:val="5c5c5c"/>
+          <w:sz w:val="24"/>
+        </w:rPr>
+        <w:t xml:space="preserve">,</w:t>
       </w:r>
       <w:r>
         <w:rPr>
@@ -17270,7 +18392,7 @@
           <w:color w:val="986801"/>
           <w:sz w:val="24"/>
         </w:rPr>
-        <w:t xml:space="preserve">2</w:t>
+        <w:t xml:space="preserve">4</w:t>
       </w:r>
       <w:r>
         <w:rPr>
@@ -17283,10 +18405,10 @@
       <w:r>
         <w:rPr>
           <w:rFonts w:ascii="Liberation Sans" w:hAnsi="Liberation Sans" w:eastAsia="Liberation Sans" w:cs="Liberation Sans"/>
-          <w:color w:val="986801"/>
+          <w:color w:val="a31515"/>
           <w:sz w:val="24"/>
         </w:rPr>
-        <w:t xml:space="preserve">1</w:t>
+        <w:t xml:space="preserve">'Color'</w:t>
       </w:r>
       <w:r>
         <w:rPr>
@@ -17294,15 +18416,15 @@
           <w:color w:val="5c5c5c"/>
           <w:sz w:val="24"/>
         </w:rPr>
-        <w:t xml:space="preserve">, </w:t>
+        <w:t xml:space="preserve">,</w:t>
       </w:r>
       <w:r>
         <w:rPr>
           <w:rFonts w:ascii="Liberation Sans" w:hAnsi="Liberation Sans" w:eastAsia="Liberation Sans" w:cs="Liberation Sans"/>
-          <w:color w:val="986801"/>
+          <w:color w:val="a31515"/>
           <w:sz w:val="24"/>
         </w:rPr>
-        <w:t xml:space="preserve">2</w:t>
+        <w:t xml:space="preserve">'c'</w:t>
       </w:r>
       <w:r>
         <w:rPr>
@@ -17310,16 +18432,80 @@
           <w:color w:val="5c5c5c"/>
           <w:sz w:val="24"/>
         </w:rPr>
+        <w:t xml:space="preserve">, </w:t>
+      </w:r>
+      <w:r>
+        <w:rPr>
+          <w:rFonts w:ascii="Liberation Sans" w:hAnsi="Liberation Sans" w:eastAsia="Liberation Sans" w:cs="Liberation Sans"/>
+          <w:color w:val="a31515"/>
+          <w:sz w:val="24"/>
+        </w:rPr>
+        <w:t xml:space="preserve">'LineStyle'</w:t>
+      </w:r>
+      <w:r>
+        <w:rPr>
+          <w:rFonts w:ascii="Liberation Sans" w:hAnsi="Liberation Sans" w:eastAsia="Liberation Sans" w:cs="Liberation Sans"/>
+          <w:color w:val="5c5c5c"/>
+          <w:sz w:val="24"/>
+        </w:rPr>
+        <w:t xml:space="preserve">,</w:t>
+      </w:r>
+      <w:r>
+        <w:rPr>
+          <w:rFonts w:ascii="Liberation Sans" w:hAnsi="Liberation Sans" w:eastAsia="Liberation Sans" w:cs="Liberation Sans"/>
+          <w:color w:val="a31515"/>
+          <w:sz w:val="24"/>
+        </w:rPr>
+        <w:t xml:space="preserve">'-.'</w:t>
+      </w:r>
+      <w:r>
+        <w:rPr>
+          <w:rFonts w:ascii="Liberation Sans" w:hAnsi="Liberation Sans" w:eastAsia="Liberation Sans" w:cs="Liberation Sans"/>
+          <w:color w:val="5c5c5c"/>
+          <w:sz w:val="24"/>
+        </w:rPr>
+        <w:t xml:space="preserve">, </w:t>
+      </w:r>
+      <w:r>
+        <w:rPr>
+          <w:rFonts w:ascii="Liberation Sans" w:hAnsi="Liberation Sans" w:eastAsia="Liberation Sans" w:cs="Liberation Sans"/>
+          <w:color w:val="a31515"/>
+          <w:sz w:val="24"/>
+        </w:rPr>
+        <w:t xml:space="preserve">'Marker'</w:t>
+      </w:r>
+      <w:r>
+        <w:rPr>
+          <w:rFonts w:ascii="Liberation Sans" w:hAnsi="Liberation Sans" w:eastAsia="Liberation Sans" w:cs="Liberation Sans"/>
+          <w:color w:val="5c5c5c"/>
+          <w:sz w:val="24"/>
+        </w:rPr>
+        <w:t xml:space="preserve">, </w:t>
+      </w:r>
+      <w:r>
+        <w:rPr>
+          <w:rFonts w:ascii="Liberation Sans" w:hAnsi="Liberation Sans" w:eastAsia="Liberation Sans" w:cs="Liberation Sans"/>
+          <w:color w:val="a31515"/>
+          <w:sz w:val="24"/>
+        </w:rPr>
+        <w:t xml:space="preserve">'s'</w:t>
+      </w:r>
+      <w:r>
+        <w:rPr>
+          <w:rFonts w:ascii="Liberation Sans" w:hAnsi="Liberation Sans" w:eastAsia="Liberation Sans" w:cs="Liberation Sans"/>
+          <w:color w:val="5c5c5c"/>
+          <w:sz w:val="24"/>
+        </w:rPr>
         <w:t xml:space="preserve">);</w:t>
       </w:r>
       <w:r/>
     </w:p>
     <w:p>
       <w:pPr>
-        <w:pStyle w:val="1079"/>
+        <w:pStyle w:val="1084"/>
         <w:numPr>
           <w:ilvl w:val="0"/>
-          <w:numId w:val="66"/>
+          <w:numId w:val="67"/>
         </w:numPr>
         <w:pBdr>
           <w:top w:val="none" w:color="000000" w:sz="4" w:space="0"/>
@@ -17338,136 +18524,16 @@
           <w:color w:val="5c5c5c"/>
           <w:sz w:val="24"/>
         </w:rPr>
-        <w:t xml:space="preserve">plot(x, y1, </w:t>
-      </w:r>
-      <w:r>
-        <w:rPr>
-          <w:rFonts w:ascii="Liberation Sans" w:hAnsi="Liberation Sans" w:eastAsia="Liberation Sans" w:cs="Liberation Sans"/>
-          <w:color w:val="a31515"/>
-          <w:sz w:val="24"/>
-        </w:rPr>
-        <w:t xml:space="preserve">'LineWidth'</w:t>
-      </w:r>
-      <w:r>
-        <w:rPr>
-          <w:rFonts w:ascii="Liberation Sans" w:hAnsi="Liberation Sans" w:eastAsia="Liberation Sans" w:cs="Liberation Sans"/>
-          <w:color w:val="5c5c5c"/>
-          <w:sz w:val="24"/>
-        </w:rPr>
-        <w:t xml:space="preserve">,</w:t>
-      </w:r>
-      <w:r>
-        <w:rPr>
-          <w:rFonts w:ascii="Liberation Sans" w:hAnsi="Liberation Sans" w:eastAsia="Liberation Sans" w:cs="Liberation Sans"/>
-          <w:color w:val="5c5c5c"/>
-          <w:sz w:val="24"/>
-        </w:rPr>
-        <w:t xml:space="preserve">4, </w:t>
-      </w:r>
-      <w:r>
-        <w:rPr>
-          <w:rFonts w:ascii="Liberation Sans" w:hAnsi="Liberation Sans" w:eastAsia="Liberation Sans" w:cs="Liberation Sans"/>
-          <w:color w:val="a31515"/>
-          <w:sz w:val="24"/>
-        </w:rPr>
-        <w:t xml:space="preserve">'Color'</w:t>
-      </w:r>
-      <w:r>
-        <w:rPr>
-          <w:rFonts w:ascii="Liberation Sans" w:hAnsi="Liberation Sans" w:eastAsia="Liberation Sans" w:cs="Liberation Sans"/>
-          <w:color w:val="5c5c5c"/>
-          <w:sz w:val="24"/>
-        </w:rPr>
-        <w:t xml:space="preserve">,</w:t>
-      </w:r>
-      <w:r>
-        <w:rPr>
-          <w:rFonts w:ascii="Liberation Sans" w:hAnsi="Liberation Sans" w:eastAsia="Liberation Sans" w:cs="Liberation Sans"/>
-          <w:color w:val="a31515"/>
-          <w:sz w:val="24"/>
-        </w:rPr>
-        <w:t xml:space="preserve">'c'</w:t>
-      </w:r>
-      <w:r>
-        <w:rPr>
-          <w:rFonts w:ascii="Liberation Sans" w:hAnsi="Liberation Sans" w:eastAsia="Liberation Sans" w:cs="Liberation Sans"/>
-          <w:color w:val="5c5c5c"/>
-          <w:sz w:val="24"/>
-        </w:rPr>
-        <w:t xml:space="preserve">, </w:t>
-      </w:r>
-      <w:r>
-        <w:rPr>
-          <w:rFonts w:ascii="Liberation Sans" w:hAnsi="Liberation Sans" w:eastAsia="Liberation Sans" w:cs="Liberation Sans"/>
-          <w:color w:val="a31515"/>
-          <w:sz w:val="24"/>
-        </w:rPr>
-        <w:t xml:space="preserve">'LineStyle'</w:t>
-      </w:r>
-      <w:r>
-        <w:rPr>
-          <w:rFonts w:ascii="Liberation Sans" w:hAnsi="Liberation Sans" w:eastAsia="Liberation Sans" w:cs="Liberation Sans"/>
-          <w:color w:val="5c5c5c"/>
-          <w:sz w:val="24"/>
-        </w:rPr>
-        <w:t xml:space="preserve">,</w:t>
-      </w:r>
-      <w:r>
-        <w:rPr>
-          <w:rFonts w:ascii="Liberation Sans" w:hAnsi="Liberation Sans" w:eastAsia="Liberation Sans" w:cs="Liberation Sans"/>
-          <w:color w:val="a31515"/>
-          <w:sz w:val="24"/>
-        </w:rPr>
-        <w:t xml:space="preserve">'-.'</w:t>
-      </w:r>
-      <w:r>
-        <w:rPr>
-          <w:rFonts w:ascii="Liberation Sans" w:hAnsi="Liberation Sans" w:eastAsia="Liberation Sans" w:cs="Liberation Sans"/>
-          <w:color w:val="5c5c5c"/>
-          <w:sz w:val="24"/>
-        </w:rPr>
-        <w:t xml:space="preserve">, </w:t>
-      </w:r>
-      <w:r>
-        <w:rPr>
-          <w:rFonts w:ascii="Liberation Sans" w:hAnsi="Liberation Sans" w:eastAsia="Liberation Sans" w:cs="Liberation Sans"/>
-          <w:color w:val="a31515"/>
-          <w:sz w:val="24"/>
-        </w:rPr>
-        <w:t xml:space="preserve">'Marker'</w:t>
-      </w:r>
-      <w:r>
-        <w:rPr>
-          <w:rFonts w:ascii="Liberation Sans" w:hAnsi="Liberation Sans" w:eastAsia="Liberation Sans" w:cs="Liberation Sans"/>
-          <w:color w:val="5c5c5c"/>
-          <w:sz w:val="24"/>
-        </w:rPr>
-        <w:t xml:space="preserve">, </w:t>
-      </w:r>
-      <w:r>
-        <w:rPr>
-          <w:rFonts w:ascii="Liberation Sans" w:hAnsi="Liberation Sans" w:eastAsia="Liberation Sans" w:cs="Liberation Sans"/>
-          <w:color w:val="a31515"/>
-          <w:sz w:val="24"/>
-        </w:rPr>
-        <w:t xml:space="preserve">'s'</w:t>
-      </w:r>
-      <w:r>
-        <w:rPr>
-          <w:rFonts w:ascii="Liberation Sans" w:hAnsi="Liberation Sans" w:eastAsia="Liberation Sans" w:cs="Liberation Sans"/>
-          <w:color w:val="5c5c5c"/>
-          <w:sz w:val="24"/>
-        </w:rPr>
-        <w:t xml:space="preserve">);</w:t>
+        <w:t xml:space="preserve">grid on;</w:t>
       </w:r>
       <w:r/>
     </w:p>
     <w:p>
       <w:pPr>
-        <w:pStyle w:val="1079"/>
+        <w:pStyle w:val="1084"/>
         <w:numPr>
           <w:ilvl w:val="0"/>
-          <w:numId w:val="66"/>
+          <w:numId w:val="67"/>
         </w:numPr>
         <w:pBdr>
           <w:top w:val="none" w:color="000000" w:sz="4" w:space="0"/>
@@ -17486,16 +18552,16 @@
           <w:color w:val="5c5c5c"/>
           <w:sz w:val="24"/>
         </w:rPr>
-        <w:t xml:space="preserve">hold on;</w:t>
+        <w:t xml:space="preserve">plot(x, y2);</w:t>
       </w:r>
       <w:r/>
     </w:p>
     <w:p>
       <w:pPr>
-        <w:pStyle w:val="1079"/>
+        <w:pStyle w:val="1084"/>
         <w:numPr>
           <w:ilvl w:val="0"/>
-          <w:numId w:val="66"/>
+          <w:numId w:val="67"/>
         </w:numPr>
         <w:pBdr>
           <w:top w:val="none" w:color="000000" w:sz="4" w:space="0"/>
@@ -17514,16 +18580,16 @@
           <w:color w:val="5c5c5c"/>
           <w:sz w:val="24"/>
         </w:rPr>
-        <w:t xml:space="preserve">plot(x, y2);</w:t>
+        <w:t xml:space="preserve">hold on;</w:t>
       </w:r>
       <w:r/>
     </w:p>
     <w:p>
       <w:pPr>
-        <w:pStyle w:val="1079"/>
+        <w:pStyle w:val="1084"/>
         <w:numPr>
           <w:ilvl w:val="0"/>
-          <w:numId w:val="66"/>
+          <w:numId w:val="67"/>
         </w:numPr>
         <w:pBdr>
           <w:top w:val="none" w:color="000000" w:sz="4" w:space="0"/>
@@ -17644,10 +18710,10 @@
     </w:p>
     <w:p>
       <w:pPr>
-        <w:pStyle w:val="1079"/>
+        <w:pStyle w:val="1084"/>
         <w:numPr>
           <w:ilvl w:val="0"/>
-          <w:numId w:val="66"/>
+          <w:numId w:val="67"/>
         </w:numPr>
         <w:pBdr>
           <w:top w:val="none" w:color="000000" w:sz="4" w:space="0"/>
@@ -17688,10 +18754,10 @@
     </w:p>
     <w:p>
       <w:pPr>
-        <w:pStyle w:val="1079"/>
+        <w:pStyle w:val="1084"/>
         <w:numPr>
           <w:ilvl w:val="0"/>
-          <w:numId w:val="66"/>
+          <w:numId w:val="67"/>
         </w:numPr>
         <w:pBdr>
           <w:top w:val="none" w:color="000000" w:sz="4" w:space="0"/>
@@ -17732,10 +18798,10 @@
     </w:p>
     <w:p>
       <w:pPr>
-        <w:pStyle w:val="1079"/>
+        <w:pStyle w:val="1084"/>
         <w:numPr>
           <w:ilvl w:val="0"/>
-          <w:numId w:val="66"/>
+          <w:numId w:val="67"/>
         </w:numPr>
         <w:pBdr>
           <w:top w:val="none" w:color="000000" w:sz="4" w:space="0"/>
@@ -17776,10 +18842,10 @@
     </w:p>
     <w:p>
       <w:pPr>
-        <w:pStyle w:val="1079"/>
+        <w:pStyle w:val="1084"/>
         <w:numPr>
           <w:ilvl w:val="0"/>
-          <w:numId w:val="66"/>
+          <w:numId w:val="67"/>
         </w:numPr>
         <w:pBdr>
           <w:top w:val="none" w:color="000000" w:sz="4" w:space="0"/>
@@ -17833,30 +18899,35 @@
         <w:t xml:space="preserve">);</w:t>
       </w:r>
       <w:r/>
-      <w:r>
-        <w:rPr>
-          <w:sz w:val="24"/>
-        </w:rPr>
-      </w:r>
-      <w:r/>
-      <w:r>
-        <w:rPr>
-          <w:rFonts w:ascii="Liberation Sans" w:hAnsi="Liberation Sans" w:eastAsia="Liberation Sans" w:cs="Liberation Sans"/>
-          <w:color w:val="5c5c5c"/>
-          <w:sz w:val="24"/>
-        </w:rPr>
-      </w:r>
-      <w:r/>
-      <w:r>
-        <w:rPr>
-          <w:rFonts w:ascii="Liberation Sans" w:hAnsi="Liberation Sans" w:eastAsia="Liberation Sans" w:cs="Liberation Sans"/>
-          <w:sz w:val="24"/>
-        </w:rPr>
-      </w:r>
     </w:p>
     <w:p>
       <w:pPr>
-        <w:pStyle w:val="1048"/>
+        <w:pBdr/>
+        <w:spacing/>
+        <w:ind/>
+        <w:rPr/>
+      </w:pPr>
+      <w:r>
+        <w:rPr>
+          <w:sz w:val="24"/>
+        </w:rPr>
+      </w:r>
+      <w:r/>
+      <w:r>
+        <w:rPr>
+          <w:rFonts w:eastAsiaTheme="minorEastAsia"/>
+        </w:rPr>
+      </w:r>
+      <w:r>
+        <w:rPr>
+          <w:rFonts w:eastAsiaTheme="minorEastAsia"/>
+        </w:rPr>
+      </w:r>
+      <w:r/>
+    </w:p>
+    <w:p>
+      <w:pPr>
+        <w:pStyle w:val="1053"/>
         <w:pBdr/>
         <w:spacing/>
         <w:ind/>
@@ -17867,7 +18938,6 @@
       <w:r>
         <w:t xml:space="preserve">Приложение 2.</w:t>
       </w:r>
-      <w:r/>
       <w:bookmarkEnd w:id="41"/>
       <w:r/>
       <w:r/>
@@ -17881,7 +18951,6 @@
           <w:rFonts w:eastAsiaTheme="minorEastAsia"/>
         </w:rPr>
       </w:pPr>
-      <w:r/>
       <w:r>
         <mc:AlternateContent>
           <mc:Choice Requires="wpg">
@@ -17889,7 +18958,7 @@
               <wp:inline xmlns:wp="http://schemas.openxmlformats.org/drawingml/2006/wordprocessingDrawing" distT="0" distB="0" distL="0" distR="0">
                 <wp:extent cx="5266395" cy="3949796"/>
                 <wp:effectExtent l="0" t="0" r="0" b="0"/>
-                <wp:docPr id="21" name=""/>
+                <wp:docPr id="27" name=""/>
                 <wp:cNvGraphicFramePr>
                   <a:graphicFrameLocks xmlns:a="http://schemas.openxmlformats.org/drawingml/2006/main" noChangeAspect="1"/>
                 </wp:cNvGraphicFramePr>
@@ -17904,7 +18973,7 @@
                         <pic:nvPr/>
                       </pic:nvPicPr>
                       <pic:blipFill rotWithShape="1">
-                        <a:blip r:embed="rId32"/>
+                        <a:blip r:embed="rId37"/>
                       </pic:blipFill>
                       <pic:spPr bwMode="auto">
                         <a:xfrm flipH="0" flipV="0">
@@ -17942,8 +19011,8 @@
                 <v:path o:extrusionok="f" gradientshapeok="t" o:connecttype="rect"/>
                 <o:lock v:ext="edit" aspectratio="t"/>
               </v:shapetype>
-              <v:shape id="_x0000_i20" o:spid="_x0000_s20" type="#_x0000_t75" style="width:414.68pt;height:311.01pt;mso-wrap-distance-left:0.00pt;mso-wrap-distance-top:0.00pt;mso-wrap-distance-right:0.00pt;mso-wrap-distance-bottom:0.00pt;z-index:1;" stroked="false">
-                <v:imagedata r:id="rId32" o:title=""/>
+              <v:shape id="_x0000_i26" o:spid="_x0000_s26" type="#_x0000_t75" style="width:414.68pt;height:311.01pt;mso-wrap-distance-left:0.00pt;mso-wrap-distance-top:0.00pt;mso-wrap-distance-right:0.00pt;mso-wrap-distance-bottom:0.00pt;z-index:1;" stroked="false">
+                <v:imagedata r:id="rId37" o:title=""/>
                 <o:lock v:ext="edit" rotation="t"/>
               </v:shape>
             </w:pict>
@@ -17951,8 +19020,37 @@
         </mc:AlternateContent>
       </w:r>
       <w:r>
-        <w:br w:type="page" w:clear="all"/>
-      </w:r>
+        <w:rPr>
+          <w:rFonts w:eastAsiaTheme="minorEastAsia"/>
+        </w:rPr>
+      </w:r>
+      <w:r>
+        <w:rPr>
+          <w:rFonts w:eastAsiaTheme="minorEastAsia"/>
+        </w:rPr>
+      </w:r>
+    </w:p>
+    <w:p>
+      <w:pPr>
+        <w:pStyle w:val="1053"/>
+        <w:pBdr/>
+        <w:spacing/>
+        <w:ind/>
+        <w:rPr>
+          <w:rFonts w:eastAsiaTheme="minorEastAsia"/>
+        </w:rPr>
+      </w:pPr>
+      <w:r>
+        <w:rPr>
+          <w:rFonts w:eastAsiaTheme="minorEastAsia"/>
+        </w:rPr>
+      </w:r>
+      <w:r/>
+      <w:bookmarkStart w:id="42" w:name="_Ref3"/>
+      <w:r>
+        <w:t xml:space="preserve">Приложение 3.</w:t>
+      </w:r>
+      <w:bookmarkEnd w:id="42"/>
       <w:r>
         <w:rPr>
           <w:rFonts w:eastAsiaTheme="minorEastAsia"/>
@@ -17962,26 +19060,10 @@
     </w:p>
     <w:p>
       <w:pPr>
-        <w:pStyle w:val="1048"/>
-        <w:pBdr/>
-        <w:spacing/>
-        <w:ind/>
-        <w:rPr/>
-      </w:pPr>
-      <w:r/>
-      <w:bookmarkStart w:id="42" w:name="_Ref3"/>
-      <w:r>
-        <w:t xml:space="preserve">Приложение 3.</w:t>
-      </w:r>
-      <w:bookmarkEnd w:id="42"/>
-      <w:r/>
-      <w:r/>
-    </w:p>
-    <w:p>
-      <w:pPr>
-        <w:pBdr/>
-        <w:spacing/>
-        <w:ind/>
+        <w:pBdr/>
+        <w:spacing/>
+        <w:ind/>
+        <w:jc w:val="center"/>
         <w:rPr>
           <w:highlight w:val="none"/>
         </w:rPr>
@@ -17992,9 +19074,9 @@
           <mc:Choice Requires="wpg">
             <w:drawing>
               <wp:inline xmlns:wp="http://schemas.openxmlformats.org/drawingml/2006/wordprocessingDrawing" distT="0" distB="0" distL="0" distR="0">
-                <wp:extent cx="5471500" cy="2788700"/>
+                <wp:extent cx="4953930" cy="2329546"/>
                 <wp:effectExtent l="0" t="0" r="0" b="0"/>
-                <wp:docPr id="22" name=""/>
+                <wp:docPr id="28" name=""/>
                 <wp:cNvGraphicFramePr>
                   <a:graphicFrameLocks xmlns:a="http://schemas.openxmlformats.org/drawingml/2006/main" noChangeAspect="1"/>
                 </wp:cNvGraphicFramePr>
@@ -18002,20 +19084,20 @@
                   <a:graphicData uri="http://schemas.openxmlformats.org/drawingml/2006/picture">
                     <pic:pic xmlns:pic="http://schemas.openxmlformats.org/drawingml/2006/picture">
                       <pic:nvPicPr>
-                        <pic:cNvPr id="1146553408" name=""/>
+                        <pic:cNvPr id="1939502990" name=""/>
                         <pic:cNvPicPr>
                           <a:picLocks noChangeAspect="1"/>
                         </pic:cNvPicPr>
                         <pic:nvPr/>
                       </pic:nvPicPr>
                       <pic:blipFill rotWithShape="1">
-                        <a:blip r:embed="rId33"/>
+                        <a:blip r:embed="rId38"/>
                         <a:stretch/>
                       </pic:blipFill>
                       <pic:spPr bwMode="auto">
                         <a:xfrm flipH="0" flipV="0">
                           <a:off x="0" y="0"/>
-                          <a:ext cx="5471499" cy="2788699"/>
+                          <a:ext cx="4953929" cy="2329545"/>
                         </a:xfrm>
                         <a:prstGeom prst="rect">
                           <a:avLst/>
@@ -18048,8 +19130,8 @@
                 <v:path o:extrusionok="f" gradientshapeok="t" o:connecttype="rect"/>
                 <o:lock v:ext="edit" aspectratio="t"/>
               </v:shapetype>
-              <v:shape id="_x0000_i21" o:spid="_x0000_s21" type="#_x0000_t75" style="width:430.83pt;height:219.58pt;mso-wrap-distance-left:0.00pt;mso-wrap-distance-top:0.00pt;mso-wrap-distance-right:0.00pt;mso-wrap-distance-bottom:0.00pt;z-index:1;" stroked="false">
-                <v:imagedata r:id="rId33" o:title=""/>
+              <v:shape id="_x0000_i27" o:spid="_x0000_s27" type="#_x0000_t75" style="width:390.07pt;height:183.43pt;mso-wrap-distance-left:0.00pt;mso-wrap-distance-top:0.00pt;mso-wrap-distance-right:0.00pt;mso-wrap-distance-bottom:0.00pt;z-index:1;" stroked="false">
+                <v:imagedata r:id="rId38" o:title=""/>
                 <o:lock v:ext="edit" rotation="t"/>
               </v:shape>
             </w:pict>
@@ -18057,22 +19139,274 @@
         </mc:AlternateContent>
       </w:r>
       <w:r/>
+      <w:r>
+        <w:rPr>
+          <w:highlight w:val="none"/>
+        </w:rPr>
+      </w:r>
+    </w:p>
+    <w:p>
+      <w:pPr>
+        <w:pBdr/>
+        <w:spacing/>
+        <w:ind/>
+        <w:rPr/>
+      </w:pPr>
+      <w:r>
+        <w:rPr>
+          <w:highlight w:val="none"/>
+        </w:rPr>
+      </w:r>
+      <w:r>
+        <w:rPr>
+          <w:highlight w:val="none"/>
+        </w:rPr>
+      </w:r>
       <w:r/>
+    </w:p>
+    <w:p>
+      <w:pPr>
+        <w:pBdr/>
+        <w:shd w:val="nil"/>
+        <w:spacing/>
+        <w:ind/>
+        <w:rPr/>
+      </w:pPr>
+      <w:r>
+        <w:rPr>
+          <w:highlight w:val="none"/>
+        </w:rPr>
+        <w:br w:type="page" w:clear="all"/>
+      </w:r>
+      <w:r>
+        <w:rPr>
+          <w:highlight w:val="none"/>
+        </w:rPr>
+      </w:r>
+      <w:r>
+        <w:rPr>
+          <w:highlight w:val="none"/>
+        </w:rPr>
+      </w:r>
+    </w:p>
+    <w:p>
+      <w:pPr>
+        <w:pStyle w:val="1053"/>
+        <w:pBdr/>
+        <w:spacing/>
+        <w:ind/>
+        <w:rPr>
+          <w:highlight w:val="none"/>
+        </w:rPr>
+      </w:pPr>
       <w:r/>
+      <w:bookmarkStart w:id="39" w:name="_Toc175418240"/>
+      <w:r>
+        <w:t xml:space="preserve">СПИСОК ИСПОЛЬЗОВАНН</w:t>
+      </w:r>
+      <w:r>
+        <w:t xml:space="preserve">ЫХ</w:t>
+      </w:r>
+      <w:r>
+        <w:t xml:space="preserve"> </w:t>
+      </w:r>
+      <w:r>
+        <w:t xml:space="preserve">ИСТОЧНИКОВ</w:t>
+      </w:r>
+      <w:bookmarkEnd w:id="39"/>
+      <w:r/>
+      <w:r>
+        <w:rPr>
+          <w:highlight w:val="none"/>
+        </w:rPr>
+      </w:r>
+    </w:p>
+    <w:p>
+      <w:pPr>
+        <w:pStyle w:val="1084"/>
+        <w:numPr>
+          <w:ilvl w:val="0"/>
+          <w:numId w:val="70"/>
+        </w:numPr>
+        <w:pBdr/>
+        <w:spacing/>
+        <w:ind w:right="0" w:firstLine="709" w:left="0"/>
+        <w:rPr>
+          <w14:ligatures w14:val="none"/>
+        </w:rPr>
+      </w:pPr>
+      <w:r>
+        <w:rPr>
+          <w:highlight w:val="none"/>
+        </w:rPr>
+      </w:r>
+      <w:r>
+        <w:t xml:space="preserve">MathWorks. MATLAB Documentation. — URL: </w:t>
+      </w:r>
+      <w:hyperlink r:id="rId39" w:tooltip="https://www.mathworks.com/help/matlab/" w:history="1">
+        <w:r>
+          <w:t xml:space="preserve">https://www.mathworks.com/help/matlab/</w:t>
+        </w:r>
+      </w:hyperlink>
+      <w:r>
+        <w:rPr>
+          <w:highlight w:val="none"/>
+          <w:lang w:val="en-US"/>
+        </w:rPr>
+        <w:t xml:space="preserve"> </w:t>
+      </w:r>
+      <w:r>
+        <w:t xml:space="preserve">(дата обращения: 27.03.2026).</w:t>
+      </w:r>
+      <w:r/>
+      <w:r>
+        <w:rPr>
+          <w:highlight w:val="none"/>
+          <w:lang w:val="en-US"/>
+        </w:rPr>
+      </w:r>
+      <w:r>
+        <w:rPr>
+          <w:highlight w:val="none"/>
+        </w:rPr>
+      </w:r>
+    </w:p>
+    <w:p>
+      <w:pPr>
+        <w:pStyle w:val="1084"/>
+        <w:numPr>
+          <w:ilvl w:val="0"/>
+          <w:numId w:val="70"/>
+        </w:numPr>
+        <w:pBdr/>
+        <w:spacing/>
+        <w:ind w:right="0" w:firstLine="709" w:left="0"/>
+        <w:rPr>
+          <w14:ligatures w14:val="none"/>
+        </w:rPr>
+      </w:pPr>
+      <w:r>
+        <w:rPr>
+          <w:highlight w:val="none"/>
+        </w:rPr>
+      </w:r>
+      <w:r>
+        <w:t xml:space="preserve">Документация MATLAB (рус.). — URL: </w:t>
+      </w:r>
+      <w:hyperlink r:id="rId40" w:tooltip="https://docs.exponenta.ru/matlab/index.html" w:history="1">
+        <w:r>
+          <w:t xml:space="preserve">https://docs.exponenta.ru/matlab/index.html</w:t>
+        </w:r>
+      </w:hyperlink>
+      <w:r>
+        <w:t xml:space="preserve"> (дата обращения: 27.03.2026).</w:t>
+      </w:r>
+      <w:r>
+        <w:rPr>
+          <w:highlight w:val="none"/>
+        </w:rPr>
+      </w:r>
+      <w:r/>
+    </w:p>
+    <w:p>
+      <w:pPr>
+        <w:pStyle w:val="1084"/>
+        <w:numPr>
+          <w:ilvl w:val="0"/>
+          <w:numId w:val="70"/>
+        </w:numPr>
+        <w:pBdr/>
+        <w:spacing/>
+        <w:ind w:right="0" w:firstLine="709" w:left="0"/>
+        <w:rPr>
+          <w14:ligatures w14:val="none"/>
+        </w:rPr>
+      </w:pPr>
+      <w:r>
+        <w:rPr>
+          <w:highlight w:val="none"/>
+        </w:rPr>
+      </w:r>
+      <w:r>
+        <w:t xml:space="preserve">MathWorks. Simulink Documentation. — URL: </w:t>
+      </w:r>
+      <w:hyperlink r:id="rId41" w:tooltip="https://www.mathworks.com/help/simulink/?utm_source=chatgpt.com" w:history="1">
+        <w:r>
+          <w:t xml:space="preserve">https://www.mathworks.com/help/simulink/</w:t>
+        </w:r>
+      </w:hyperlink>
+      <w:r>
+        <w:t xml:space="preserve"> (дата обращения: 27.03.2026)</w:t>
+      </w:r>
+      <w:r/>
+    </w:p>
+    <w:p>
+      <w:pPr>
+        <w:pStyle w:val="1084"/>
+        <w:numPr>
+          <w:ilvl w:val="0"/>
+          <w:numId w:val="70"/>
+        </w:numPr>
+        <w:pBdr/>
+        <w:spacing/>
+        <w:ind w:right="0" w:firstLine="709" w:left="0"/>
+        <w:rPr>
+          <w14:ligatures w14:val="none"/>
+        </w:rPr>
+      </w:pPr>
+      <w:r/>
+      <w:r>
+        <w:t xml:space="preserve">Документация Simulink. — URL: </w:t>
+      </w:r>
+      <w:hyperlink r:id="rId42" w:tooltip="https://docs.exponenta.ru/simulink/index.html" w:history="1">
+        <w:r>
+          <w:t xml:space="preserve">https://docs.exponenta.ru/simulink/index.html</w:t>
+        </w:r>
+      </w:hyperlink>
+      <w:r>
+        <w:t xml:space="preserve"> (дата обращения: 27.03.2026).</w:t>
+      </w:r>
       <w:r/>
       <w:r/>
     </w:p>
     <w:p>
       <w:pPr>
-        <w:pBdr/>
-        <w:spacing/>
-        <w:ind/>
-        <w:rPr/>
+        <w:pStyle w:val="1084"/>
+        <w:numPr>
+          <w:ilvl w:val="0"/>
+          <w:numId w:val="70"/>
+        </w:numPr>
+        <w:pBdr/>
+        <w:spacing/>
+        <w:ind w:right="0" w:firstLine="709" w:left="0"/>
+        <w:rPr>
+          <w14:ligatures w14:val="none"/>
+        </w:rPr>
       </w:pPr>
       <w:r>
         <w:rPr>
           <w:highlight w:val="none"/>
         </w:rPr>
+      </w:r>
+      <w:r>
+        <w:rPr>
+          <w:highlight w:val="none"/>
+        </w:rPr>
+        <w:t xml:space="preserve">MathWorks. Simscape Documentation. — URL: </w:t>
+      </w:r>
+      <w:hyperlink r:id="rId43" w:tooltip="https://www.mathworks.com/help/physmod/simscape/" w:history="1">
+        <w:r>
+          <w:rPr>
+            <w:highlight w:val="none"/>
+          </w:rPr>
+          <w:t xml:space="preserve">https://www.mathworks.com/help/physmod/simscape/</w:t>
+        </w:r>
+      </w:hyperlink>
+      <w:r>
+        <w:rPr>
+          <w:highlight w:val="none"/>
+        </w:rPr>
+        <w:t xml:space="preserve"> (дата обращения: 27.03.2026).</w:t>
       </w:r>
       <w:r>
         <w:rPr>
@@ -18087,331 +19421,48 @@
     </w:p>
     <w:p>
       <w:pPr>
-        <w:pStyle w:val="1048"/>
-        <w:pBdr/>
-        <w:spacing/>
-        <w:ind/>
-        <w:rPr/>
-      </w:pPr>
-      <w:r/>
-      <w:bookmarkStart w:id="39" w:name="_Toc175418240"/>
-      <w:r>
-        <w:t xml:space="preserve">СПИСОК ИСПОЛЬЗОВАНН</w:t>
-      </w:r>
-      <w:r>
-        <w:t xml:space="preserve">ЫХ</w:t>
-      </w:r>
-      <w:r>
-        <w:t xml:space="preserve"> </w:t>
-      </w:r>
-      <w:r>
-        <w:t xml:space="preserve">ИСТОЧНИКОВ</w:t>
-      </w:r>
-      <w:bookmarkEnd w:id="39"/>
-      <w:r/>
-      <w:r/>
-    </w:p>
-    <w:p>
-      <w:pPr>
-        <w:pStyle w:val="1079"/>
+        <w:pStyle w:val="1084"/>
         <w:numPr>
           <w:ilvl w:val="0"/>
-          <w:numId w:val="16"/>
+          <w:numId w:val="70"/>
         </w:numPr>
         <w:pBdr/>
-        <w:spacing w:before="240"/>
-        <w:ind w:firstLine="709" w:left="0"/>
-        <w:rPr/>
-      </w:pPr>
-      <w:r>
-        <w:t xml:space="preserve">Евдокимова А.П., Масленников А.Л. Определение параметров модели измерений трехосного МЭМС </w:t>
-      </w:r>
-      <w:r>
-        <w:t xml:space="preserve">ДУСа</w:t>
-      </w:r>
-      <w:r>
-        <w:t xml:space="preserve"> линейным двойным фильтром Калмана с механизмом децентрализации // ХLVII Академические чтения по </w:t>
-      </w:r>
-      <w:r>
-        <w:t xml:space="preserve">космонав</w:t>
-      </w:r>
-      <w:r>
-        <w:t xml:space="preserve">-тике, посвященных памяти академика С.П. Королёва и других выдающихся отечественных ученых – пионеров освоения космического пространства «Королевские чтения»: Сборник тезисов, Москва, 24–27 января 2023. Изд. МГТУ имени Н.Э. Баумана, 2023, т. 3, с. 254–255.</w:t>
-      </w:r>
-      <w:r/>
-    </w:p>
-    <w:p>
-      <w:pPr>
-        <w:pStyle w:val="1079"/>
-        <w:numPr>
-          <w:ilvl w:val="0"/>
-          <w:numId w:val="16"/>
-        </w:numPr>
-        <w:pBdr/>
-        <w:spacing w:before="240"/>
-        <w:ind w:firstLine="709" w:left="0"/>
-        <w:rPr/>
-      </w:pPr>
-      <w:r>
-        <w:rPr>
-          <w:lang w:val="en-US"/>
-        </w:rPr>
-        <w:t xml:space="preserve">Chen D., Kudlak V.V., Maslennikov A.L. Star sensor simulation with ap-plication of the k-NN method in star identification problem. Journal of Physics: Conference Series (JPCS). 2022, vol. 2235, no. 1, pp. 012103, IOP Publishing. </w:t>
-      </w:r>
-      <w:r>
-        <w:t xml:space="preserve">DOI: 10.1088/1742-6596/2235/1/012103.</w:t>
-      </w:r>
-      <w:r/>
-    </w:p>
-    <w:p>
-      <w:pPr>
-        <w:pStyle w:val="1079"/>
-        <w:numPr>
-          <w:ilvl w:val="0"/>
-          <w:numId w:val="16"/>
-        </w:numPr>
-        <w:pBdr/>
-        <w:spacing w:before="240"/>
-        <w:ind w:firstLine="709" w:left="0"/>
-        <w:rPr/>
-      </w:pPr>
-      <w:r>
-        <w:t xml:space="preserve">Селезнева М.С., </w:t>
-      </w:r>
-      <w:r>
-        <w:t xml:space="preserve">Шэнь</w:t>
-      </w:r>
-      <w:r>
-        <w:t xml:space="preserve"> К., Неусыпин К.А., Пролетарский А.В. Алгоритмы обработки информации навигационных систем и комплексов летательных аппаратов. – Москва : МГТУ им. Н.Э. Баумана, 2018, 234 с.</w:t>
-      </w:r>
-      <w:r/>
-    </w:p>
-    <w:p>
-      <w:pPr>
-        <w:pStyle w:val="1079"/>
-        <w:numPr>
-          <w:ilvl w:val="0"/>
-          <w:numId w:val="16"/>
-        </w:numPr>
-        <w:pBdr/>
-        <w:spacing w:before="240"/>
-        <w:ind w:firstLine="709" w:left="0"/>
-        <w:rPr/>
-      </w:pPr>
-      <w:r>
-        <w:t xml:space="preserve">Беликов О.А. Приводы литейных машин: учеб. пособие для вузов. Изд. 2-е </w:t>
-      </w:r>
-      <w:r>
-        <w:t xml:space="preserve">перераб</w:t>
-      </w:r>
-      <w:r>
-        <w:t xml:space="preserve">. и доп. М.: Машиностроение, 1971, 311 с.</w:t>
-      </w:r>
-      <w:r/>
-    </w:p>
-    <w:p>
-      <w:pPr>
-        <w:pStyle w:val="1079"/>
-        <w:numPr>
-          <w:ilvl w:val="0"/>
-          <w:numId w:val="16"/>
-        </w:numPr>
-        <w:pBdr/>
-        <w:spacing w:before="240"/>
-        <w:ind w:firstLine="709" w:left="0"/>
-        <w:rPr/>
-      </w:pPr>
-      <w:r>
-        <w:t xml:space="preserve">Российская Федерация. Законы. Об общих принципах организации местного самоуправления в Российской Федерации: Федеральный закон N 131-ФЗ.  Москва: Проспект; Санкт-Петербург: Кодекс, 2017. 158 с.</w:t>
-      </w:r>
-      <w:r/>
-    </w:p>
-    <w:p>
-      <w:pPr>
-        <w:pStyle w:val="1079"/>
-        <w:numPr>
-          <w:ilvl w:val="0"/>
-          <w:numId w:val="16"/>
-        </w:numPr>
-        <w:pBdr/>
-        <w:spacing w:before="240"/>
-        <w:ind w:firstLine="709" w:left="0"/>
-        <w:rPr/>
-      </w:pPr>
-      <w:r>
-        <w:t xml:space="preserve">Правила дорожного движения с новыми штрафами по состоянию на 01.06.2017 [утверждены Советом министров - Правительством Российской Федерации 23.10.1993]. </w:t>
-      </w:r>
-      <w:r>
-        <w:t xml:space="preserve">Ростов</w:t>
-      </w:r>
-      <w:r>
-        <w:t xml:space="preserve">-на-Дону: Феникс, 2017. 94 с.</w:t>
-      </w:r>
-      <w:r/>
-    </w:p>
-    <w:p>
-      <w:pPr>
-        <w:pStyle w:val="1079"/>
-        <w:numPr>
-          <w:ilvl w:val="0"/>
-          <w:numId w:val="16"/>
-        </w:numPr>
-        <w:pBdr/>
-        <w:spacing w:before="240"/>
-        <w:ind w:firstLine="709" w:left="0"/>
-        <w:rPr/>
-      </w:pPr>
-      <w:r>
-        <w:t xml:space="preserve">ГОСТ Р 57647-2017. Лекарственные средства для медицинского применения. Фармакогеномика. Биомаркеры = </w:t>
-      </w:r>
-      <w:r>
-        <w:t xml:space="preserve">Medicines</w:t>
-      </w:r>
-      <w:r>
-        <w:t xml:space="preserve"> </w:t>
-      </w:r>
-      <w:r>
-        <w:t xml:space="preserve">for</w:t>
-      </w:r>
-      <w:r>
-        <w:t xml:space="preserve"> </w:t>
-      </w:r>
-      <w:r>
-        <w:t xml:space="preserve">medical</w:t>
-      </w:r>
-      <w:r>
-        <w:t xml:space="preserve"> </w:t>
-      </w:r>
-      <w:r>
-        <w:t xml:space="preserve">applications</w:t>
-      </w:r>
-      <w:r>
-        <w:t xml:space="preserve">. </w:t>
-      </w:r>
-      <w:r>
-        <w:t xml:space="preserve">Pharmacogenomics</w:t>
-      </w:r>
-      <w:r>
-        <w:t xml:space="preserve">. </w:t>
-      </w:r>
-      <w:r>
-        <w:t xml:space="preserve">Biomarkers</w:t>
-      </w:r>
-      <w:r>
-        <w:t xml:space="preserve">: национальный стандарт Российской Федера-</w:t>
-      </w:r>
-      <w:r>
-        <w:t xml:space="preserve">ции</w:t>
-      </w:r>
-      <w:r>
-        <w:t xml:space="preserve">: Москва: </w:t>
-      </w:r>
-      <w:r>
-        <w:t xml:space="preserve">Стандартинформ</w:t>
-      </w:r>
-      <w:r>
-        <w:t xml:space="preserve">, 2017.</w:t>
-      </w:r>
-      <w:r/>
-    </w:p>
-    <w:p>
-      <w:pPr>
-        <w:pStyle w:val="1079"/>
-        <w:numPr>
-          <w:ilvl w:val="0"/>
-          <w:numId w:val="16"/>
-        </w:numPr>
-        <w:pBdr/>
-        <w:spacing w:before="240"/>
-        <w:ind w:firstLine="709" w:left="0"/>
-        <w:rPr/>
-      </w:pPr>
-      <w:r>
-        <w:t xml:space="preserve">Патент N 2637215 Российская Федерация, МПК B02C 19/16 (2006.01), B02C 17/00 (2006.01). Вибрационная мельница: N 2017105030: </w:t>
-      </w:r>
-      <w:r>
-        <w:t xml:space="preserve">заявл</w:t>
-      </w:r>
-      <w:r>
-        <w:t xml:space="preserve">. </w:t>
-      </w:r>
-      <w:r>
-        <w:t xml:space="preserve">15.02.2017: опубликовано 01.12.2017 / Артеменко К. И., Богданов Н. Э.; заявитель БГТУ. 4 с.</w:t>
-      </w:r>
-      <w:r/>
-    </w:p>
-    <w:p>
-      <w:pPr>
-        <w:pStyle w:val="1079"/>
-        <w:numPr>
-          <w:ilvl w:val="0"/>
-          <w:numId w:val="16"/>
-        </w:numPr>
-        <w:pBdr/>
-        <w:spacing w:before="240"/>
-        <w:ind w:firstLine="709" w:left="0"/>
-        <w:rPr/>
-      </w:pPr>
-      <w:r>
-        <w:t xml:space="preserve">Романова Л.И. Английская грамматика : тестовый комплекс. Москва</w:t>
-      </w:r>
-      <w:r>
-        <w:rPr>
-          <w:lang w:val="en-US"/>
-        </w:rPr>
-        <w:t xml:space="preserve">: </w:t>
-      </w:r>
-      <w:r>
-        <w:t xml:space="preserve">Айрис</w:t>
-      </w:r>
-      <w:r>
-        <w:rPr>
-          <w:lang w:val="en-US"/>
-        </w:rPr>
-        <w:t xml:space="preserve">: </w:t>
-      </w:r>
-      <w:r>
-        <w:rPr>
-          <w:lang w:val="en-US"/>
-        </w:rPr>
-        <w:t xml:space="preserve">MagnaMedia</w:t>
-      </w:r>
-      <w:r>
-        <w:rPr>
-          <w:lang w:val="en-US"/>
-        </w:rPr>
-        <w:t xml:space="preserve">, 2014. 1 CD-ROM. </w:t>
-      </w:r>
-      <w:r>
-        <w:t xml:space="preserve">(Океан знаний). Устная речь: </w:t>
-      </w:r>
-      <w:r>
-        <w:t xml:space="preserve">элек</w:t>
-      </w:r>
-      <w:r>
-        <w:t xml:space="preserve">-тронные.</w:t>
-      </w:r>
-      <w:r/>
-    </w:p>
-    <w:p>
-      <w:pPr>
-        <w:pStyle w:val="1079"/>
-        <w:numPr>
-          <w:ilvl w:val="0"/>
-          <w:numId w:val="16"/>
-        </w:numPr>
-        <w:pBdr/>
-        <w:spacing w:before="240"/>
-        <w:ind w:firstLine="709" w:left="0"/>
-        <w:rPr/>
-      </w:pPr>
-      <w:r>
-        <w:t xml:space="preserve">eLIBRARY.RU : научная электронная библиотека: сайт. Москва, 2000 URL: https://elibrary.ru (дата обращения: 09.01.2018).  </w:t>
-      </w:r>
-      <w:bookmarkEnd w:id="0"/>
-      <w:r/>
-      <w:bookmarkEnd w:id="4"/>
-      <w:r/>
+        <w:spacing/>
+        <w:ind w:right="0" w:firstLine="709" w:left="0"/>
+        <w:rPr>
+          <w14:ligatures w14:val="none"/>
+        </w:rPr>
+      </w:pPr>
+      <w:r>
+        <w:rPr>
+          <w:highlight w:val="none"/>
+        </w:rPr>
+      </w:r>
+      <w:r>
+        <w:rPr>
+          <w:highlight w:val="none"/>
+        </w:rPr>
+        <w:t xml:space="preserve">Документация Simscape (рус.). — URL: </w:t>
+      </w:r>
+      <w:hyperlink r:id="rId44" w:tooltip="https://docs.exponenta.ru/physmod/simscape/index.html" w:history="1">
+        <w:r>
+          <w:rPr>
+            <w:highlight w:val="none"/>
+          </w:rPr>
+          <w:t xml:space="preserve">https://docs.exponenta.ru/physmod/simscape/index.html</w:t>
+        </w:r>
+      </w:hyperlink>
+      <w:r>
+        <w:rPr>
+          <w:highlight w:val="none"/>
+        </w:rPr>
+        <w:t xml:space="preserve"> (дата обращения: 27.03.2026).</w:t>
+      </w:r>
+      <w:r>
+        <w:rPr>
+          <w:highlight w:val="none"/>
+        </w:rPr>
+      </w:r>
       <w:r/>
     </w:p>
     <w:sectPr>
@@ -18495,7 +19546,7 @@
     <w:sdtContent>
       <w:p>
         <w:pPr>
-          <w:pStyle w:val="1073"/>
+          <w:pStyle w:val="1078"/>
           <w:pBdr/>
           <w:spacing/>
           <w:ind w:firstLine="0"/>
@@ -18542,53 +19593,53 @@
     <w:sdtContent>
       <w:p>
         <w:pPr>
-          <w:pStyle w:val="1073"/>
+          <w:pStyle w:val="1078"/>
           <w:framePr w:hAnchor="margin" w:vAnchor="text" w:wrap="none" w:xAlign="center" w:y="1"/>
           <w:pBdr/>
           <w:spacing/>
           <w:ind/>
           <w:rPr>
-            <w:rStyle w:val="1106"/>
+            <w:rStyle w:val="1111"/>
           </w:rPr>
         </w:pPr>
         <w:r>
           <w:rPr>
-            <w:rStyle w:val="1106"/>
+            <w:rStyle w:val="1111"/>
           </w:rPr>
           <w:fldChar w:fldCharType="begin"/>
         </w:r>
         <w:r>
           <w:rPr>
-            <w:rStyle w:val="1106"/>
+            <w:rStyle w:val="1111"/>
           </w:rPr>
           <w:instrText xml:space="preserve"> PAGE </w:instrText>
         </w:r>
         <w:r>
           <w:rPr>
-            <w:rStyle w:val="1106"/>
+            <w:rStyle w:val="1111"/>
           </w:rPr>
           <w:fldChar w:fldCharType="separate"/>
         </w:r>
         <w:r>
           <w:rPr>
-            <w:rStyle w:val="1106"/>
+            <w:rStyle w:val="1111"/>
           </w:rPr>
           <w:t xml:space="preserve">40</w:t>
         </w:r>
         <w:r>
           <w:rPr>
-            <w:rStyle w:val="1106"/>
+            <w:rStyle w:val="1111"/>
           </w:rPr>
           <w:fldChar w:fldCharType="end"/>
         </w:r>
         <w:r>
           <w:rPr>
-            <w:rStyle w:val="1106"/>
+            <w:rStyle w:val="1111"/>
           </w:rPr>
         </w:r>
         <w:r>
           <w:rPr>
-            <w:rStyle w:val="1106"/>
+            <w:rStyle w:val="1111"/>
           </w:rPr>
         </w:r>
       </w:p>
@@ -18596,7 +19647,7 @@
   </w:sdt>
   <w:p>
     <w:pPr>
-      <w:pStyle w:val="1073"/>
+      <w:pStyle w:val="1078"/>
       <w:pBdr/>
       <w:spacing/>
       <w:ind w:right="360"/>
@@ -19665,7 +20716,7 @@
         <w:spacing/>
         <w:ind w:hanging="360" w:left="720"/>
       </w:pPr>
-      <w:pStyle w:val="1082"/>
+      <w:pStyle w:val="1087"/>
       <w:rPr/>
       <w:start w:val="1"/>
       <w:suff w:val="tab"/>
@@ -28025,6 +29076,651 @@
         <w:pBdr/>
         <w:spacing/>
         <w:ind w:hanging="360" w:left="6469"/>
+      </w:pPr>
+      <w:rPr/>
+      <w:start w:val="1"/>
+      <w:suff w:val="tab"/>
+    </w:lvl>
+  </w:abstractNum>
+  <w:abstractNum w:abstractNumId="66">
+    <w:nsid w:val="3E459DB9"/>
+    <w:lvl w:ilvl="0">
+      <w:isLgl w:val="false"/>
+      <w:lvlJc w:val="right"/>
+      <w:lvlText w:val="%1."/>
+      <w:numFmt w:val="decimal"/>
+      <w:pPr>
+        <w:pBdr/>
+        <w:spacing/>
+        <w:ind w:hanging="360" w:left="709"/>
+      </w:pPr>
+      <w:rPr/>
+      <w:start w:val="1"/>
+      <w:suff w:val="tab"/>
+    </w:lvl>
+    <w:lvl w:ilvl="1">
+      <w:isLgl w:val="false"/>
+      <w:lvlJc w:val="right"/>
+      <w:lvlText w:val="%2."/>
+      <w:numFmt w:val="decimal"/>
+      <w:pPr>
+        <w:pBdr/>
+        <w:spacing/>
+        <w:ind w:hanging="360" w:left="1429"/>
+      </w:pPr>
+      <w:rPr/>
+      <w:start w:val="1"/>
+      <w:suff w:val="tab"/>
+    </w:lvl>
+    <w:lvl w:ilvl="2">
+      <w:isLgl w:val="false"/>
+      <w:lvlJc w:val="right"/>
+      <w:lvlText w:val="%3."/>
+      <w:numFmt w:val="decimal"/>
+      <w:pPr>
+        <w:pBdr/>
+        <w:spacing/>
+        <w:ind w:hanging="360" w:left="2149"/>
+      </w:pPr>
+      <w:rPr/>
+      <w:start w:val="1"/>
+      <w:suff w:val="tab"/>
+    </w:lvl>
+    <w:lvl w:ilvl="3">
+      <w:isLgl w:val="false"/>
+      <w:lvlJc w:val="right"/>
+      <w:lvlText w:val="%4."/>
+      <w:numFmt w:val="decimal"/>
+      <w:pPr>
+        <w:pBdr/>
+        <w:spacing/>
+        <w:ind w:hanging="360" w:left="2869"/>
+      </w:pPr>
+      <w:rPr/>
+      <w:start w:val="1"/>
+      <w:suff w:val="tab"/>
+    </w:lvl>
+    <w:lvl w:ilvl="4">
+      <w:isLgl w:val="false"/>
+      <w:lvlJc w:val="right"/>
+      <w:lvlText w:val="%5."/>
+      <w:numFmt w:val="decimal"/>
+      <w:pPr>
+        <w:pBdr/>
+        <w:spacing/>
+        <w:ind w:hanging="360" w:left="3589"/>
+      </w:pPr>
+      <w:rPr/>
+      <w:start w:val="1"/>
+      <w:suff w:val="tab"/>
+    </w:lvl>
+    <w:lvl w:ilvl="5">
+      <w:isLgl w:val="false"/>
+      <w:lvlJc w:val="right"/>
+      <w:lvlText w:val="%6."/>
+      <w:numFmt w:val="decimal"/>
+      <w:pPr>
+        <w:pBdr/>
+        <w:spacing/>
+        <w:ind w:hanging="360" w:left="4309"/>
+      </w:pPr>
+      <w:rPr/>
+      <w:start w:val="1"/>
+      <w:suff w:val="tab"/>
+    </w:lvl>
+    <w:lvl w:ilvl="6">
+      <w:isLgl w:val="false"/>
+      <w:lvlJc w:val="right"/>
+      <w:lvlText w:val="%7."/>
+      <w:numFmt w:val="decimal"/>
+      <w:pPr>
+        <w:pBdr/>
+        <w:spacing/>
+        <w:ind w:hanging="360" w:left="5029"/>
+      </w:pPr>
+      <w:rPr/>
+      <w:start w:val="1"/>
+      <w:suff w:val="tab"/>
+    </w:lvl>
+    <w:lvl w:ilvl="7">
+      <w:isLgl w:val="false"/>
+      <w:lvlJc w:val="right"/>
+      <w:lvlText w:val="%8."/>
+      <w:numFmt w:val="decimal"/>
+      <w:pPr>
+        <w:pBdr/>
+        <w:spacing/>
+        <w:ind w:hanging="360" w:left="5749"/>
+      </w:pPr>
+      <w:rPr/>
+      <w:start w:val="1"/>
+      <w:suff w:val="tab"/>
+    </w:lvl>
+    <w:lvl w:ilvl="8">
+      <w:isLgl w:val="false"/>
+      <w:lvlJc w:val="right"/>
+      <w:lvlText w:val="%9."/>
+      <w:numFmt w:val="decimal"/>
+      <w:pPr>
+        <w:pBdr/>
+        <w:spacing/>
+        <w:ind w:hanging="360" w:left="6469"/>
+      </w:pPr>
+      <w:rPr/>
+      <w:start w:val="1"/>
+      <w:suff w:val="tab"/>
+    </w:lvl>
+  </w:abstractNum>
+  <w:abstractNum w:abstractNumId="67">
+    <w:nsid w:val="21CB22FB"/>
+    <w:lvl w:ilvl="0">
+      <w:isLgl w:val="false"/>
+      <w:lvlJc w:val="left"/>
+      <w:lvlText w:val="%1."/>
+      <w:numFmt w:val="decimal"/>
+      <w:pPr>
+        <w:pBdr/>
+        <w:spacing/>
+        <w:ind w:hanging="360" w:left="1418"/>
+      </w:pPr>
+      <w:rPr/>
+      <w:start w:val="1"/>
+      <w:suff w:val="tab"/>
+    </w:lvl>
+    <w:lvl w:ilvl="1">
+      <w:isLgl w:val="false"/>
+      <w:lvlJc w:val="left"/>
+      <w:lvlText w:val="%2."/>
+      <w:numFmt w:val="lowerLetter"/>
+      <w:pPr>
+        <w:pBdr/>
+        <w:spacing/>
+        <w:ind w:hanging="360" w:left="2138"/>
+      </w:pPr>
+      <w:rPr/>
+      <w:start w:val="1"/>
+      <w:suff w:val="tab"/>
+    </w:lvl>
+    <w:lvl w:ilvl="2">
+      <w:isLgl w:val="false"/>
+      <w:lvlJc w:val="right"/>
+      <w:lvlText w:val="%3."/>
+      <w:numFmt w:val="lowerRoman"/>
+      <w:pPr>
+        <w:pBdr/>
+        <w:spacing/>
+        <w:ind w:hanging="180" w:left="2858"/>
+      </w:pPr>
+      <w:rPr/>
+      <w:start w:val="1"/>
+      <w:suff w:val="tab"/>
+    </w:lvl>
+    <w:lvl w:ilvl="3">
+      <w:isLgl w:val="false"/>
+      <w:lvlJc w:val="left"/>
+      <w:lvlText w:val="%4."/>
+      <w:numFmt w:val="decimal"/>
+      <w:pPr>
+        <w:pBdr/>
+        <w:spacing/>
+        <w:ind w:hanging="360" w:left="3578"/>
+      </w:pPr>
+      <w:rPr/>
+      <w:start w:val="1"/>
+      <w:suff w:val="tab"/>
+    </w:lvl>
+    <w:lvl w:ilvl="4">
+      <w:isLgl w:val="false"/>
+      <w:lvlJc w:val="left"/>
+      <w:lvlText w:val="%5."/>
+      <w:numFmt w:val="lowerLetter"/>
+      <w:pPr>
+        <w:pBdr/>
+        <w:spacing/>
+        <w:ind w:hanging="360" w:left="4298"/>
+      </w:pPr>
+      <w:rPr/>
+      <w:start w:val="1"/>
+      <w:suff w:val="tab"/>
+    </w:lvl>
+    <w:lvl w:ilvl="5">
+      <w:isLgl w:val="false"/>
+      <w:lvlJc w:val="right"/>
+      <w:lvlText w:val="%6."/>
+      <w:numFmt w:val="lowerRoman"/>
+      <w:pPr>
+        <w:pBdr/>
+        <w:spacing/>
+        <w:ind w:hanging="180" w:left="5018"/>
+      </w:pPr>
+      <w:rPr/>
+      <w:start w:val="1"/>
+      <w:suff w:val="tab"/>
+    </w:lvl>
+    <w:lvl w:ilvl="6">
+      <w:isLgl w:val="false"/>
+      <w:lvlJc w:val="left"/>
+      <w:lvlText w:val="%7."/>
+      <w:numFmt w:val="decimal"/>
+      <w:pPr>
+        <w:pBdr/>
+        <w:spacing/>
+        <w:ind w:hanging="360" w:left="5738"/>
+      </w:pPr>
+      <w:rPr/>
+      <w:start w:val="1"/>
+      <w:suff w:val="tab"/>
+    </w:lvl>
+    <w:lvl w:ilvl="7">
+      <w:isLgl w:val="false"/>
+      <w:lvlJc w:val="left"/>
+      <w:lvlText w:val="%8."/>
+      <w:numFmt w:val="lowerLetter"/>
+      <w:pPr>
+        <w:pBdr/>
+        <w:spacing/>
+        <w:ind w:hanging="360" w:left="6458"/>
+      </w:pPr>
+      <w:rPr/>
+      <w:start w:val="1"/>
+      <w:suff w:val="tab"/>
+    </w:lvl>
+    <w:lvl w:ilvl="8">
+      <w:isLgl w:val="false"/>
+      <w:lvlJc w:val="right"/>
+      <w:lvlText w:val="%9."/>
+      <w:numFmt w:val="lowerRoman"/>
+      <w:pPr>
+        <w:pBdr/>
+        <w:spacing/>
+        <w:ind w:hanging="180" w:left="7178"/>
+      </w:pPr>
+      <w:rPr/>
+      <w:start w:val="1"/>
+      <w:suff w:val="tab"/>
+    </w:lvl>
+  </w:abstractNum>
+  <w:abstractNum w:abstractNumId="68">
+    <w:nsid w:val="21CB22FB"/>
+    <w:lvl w:ilvl="0">
+      <w:isLgl w:val="false"/>
+      <w:lvlJc w:val="left"/>
+      <w:lvlText w:val="%1."/>
+      <w:numFmt w:val="decimal"/>
+      <w:pPr>
+        <w:pBdr/>
+        <w:spacing/>
+        <w:ind w:hanging="360" w:left="1418"/>
+      </w:pPr>
+      <w:rPr/>
+      <w:start w:val="1"/>
+      <w:suff w:val="tab"/>
+    </w:lvl>
+    <w:lvl w:ilvl="1">
+      <w:isLgl w:val="false"/>
+      <w:lvlJc w:val="left"/>
+      <w:lvlText w:val="%2."/>
+      <w:numFmt w:val="lowerLetter"/>
+      <w:pPr>
+        <w:pBdr/>
+        <w:spacing/>
+        <w:ind w:hanging="360" w:left="2138"/>
+      </w:pPr>
+      <w:rPr/>
+      <w:start w:val="1"/>
+      <w:suff w:val="tab"/>
+    </w:lvl>
+    <w:lvl w:ilvl="2">
+      <w:isLgl w:val="false"/>
+      <w:lvlJc w:val="right"/>
+      <w:lvlText w:val="%3."/>
+      <w:numFmt w:val="lowerRoman"/>
+      <w:pPr>
+        <w:pBdr/>
+        <w:spacing/>
+        <w:ind w:hanging="180" w:left="2858"/>
+      </w:pPr>
+      <w:rPr/>
+      <w:start w:val="1"/>
+      <w:suff w:val="tab"/>
+    </w:lvl>
+    <w:lvl w:ilvl="3">
+      <w:isLgl w:val="false"/>
+      <w:lvlJc w:val="left"/>
+      <w:lvlText w:val="%4."/>
+      <w:numFmt w:val="decimal"/>
+      <w:pPr>
+        <w:pBdr/>
+        <w:spacing/>
+        <w:ind w:hanging="360" w:left="3578"/>
+      </w:pPr>
+      <w:rPr/>
+      <w:start w:val="1"/>
+      <w:suff w:val="tab"/>
+    </w:lvl>
+    <w:lvl w:ilvl="4">
+      <w:isLgl w:val="false"/>
+      <w:lvlJc w:val="left"/>
+      <w:lvlText w:val="%5."/>
+      <w:numFmt w:val="lowerLetter"/>
+      <w:pPr>
+        <w:pBdr/>
+        <w:spacing/>
+        <w:ind w:hanging="360" w:left="4298"/>
+      </w:pPr>
+      <w:rPr/>
+      <w:start w:val="1"/>
+      <w:suff w:val="tab"/>
+    </w:lvl>
+    <w:lvl w:ilvl="5">
+      <w:isLgl w:val="false"/>
+      <w:lvlJc w:val="right"/>
+      <w:lvlText w:val="%6."/>
+      <w:numFmt w:val="lowerRoman"/>
+      <w:pPr>
+        <w:pBdr/>
+        <w:spacing/>
+        <w:ind w:hanging="180" w:left="5018"/>
+      </w:pPr>
+      <w:rPr/>
+      <w:start w:val="1"/>
+      <w:suff w:val="tab"/>
+    </w:lvl>
+    <w:lvl w:ilvl="6">
+      <w:isLgl w:val="false"/>
+      <w:lvlJc w:val="left"/>
+      <w:lvlText w:val="%7."/>
+      <w:numFmt w:val="decimal"/>
+      <w:pPr>
+        <w:pBdr/>
+        <w:spacing/>
+        <w:ind w:hanging="360" w:left="5738"/>
+      </w:pPr>
+      <w:rPr/>
+      <w:start w:val="1"/>
+      <w:suff w:val="tab"/>
+    </w:lvl>
+    <w:lvl w:ilvl="7">
+      <w:isLgl w:val="false"/>
+      <w:lvlJc w:val="left"/>
+      <w:lvlText w:val="%8."/>
+      <w:numFmt w:val="lowerLetter"/>
+      <w:pPr>
+        <w:pBdr/>
+        <w:spacing/>
+        <w:ind w:hanging="360" w:left="6458"/>
+      </w:pPr>
+      <w:rPr/>
+      <w:start w:val="1"/>
+      <w:suff w:val="tab"/>
+    </w:lvl>
+    <w:lvl w:ilvl="8">
+      <w:isLgl w:val="false"/>
+      <w:lvlJc w:val="right"/>
+      <w:lvlText w:val="%9."/>
+      <w:numFmt w:val="lowerRoman"/>
+      <w:pPr>
+        <w:pBdr/>
+        <w:spacing/>
+        <w:ind w:hanging="180" w:left="7178"/>
+      </w:pPr>
+      <w:rPr/>
+      <w:start w:val="1"/>
+      <w:suff w:val="tab"/>
+    </w:lvl>
+  </w:abstractNum>
+  <w:abstractNum w:abstractNumId="69">
+    <w:nsid w:val="2278BE8A"/>
+    <w:lvl w:ilvl="0">
+      <w:isLgl w:val="false"/>
+      <w:lvlJc w:val="left"/>
+      <w:lvlText w:val="%1."/>
+      <w:numFmt w:val="decimal"/>
+      <w:pPr>
+        <w:pBdr/>
+        <w:spacing/>
+        <w:ind w:hanging="360" w:left="720"/>
+      </w:pPr>
+      <w:rPr/>
+      <w:start w:val="1"/>
+      <w:suff w:val="tab"/>
+    </w:lvl>
+    <w:lvl w:ilvl="1">
+      <w:isLgl w:val="false"/>
+      <w:lvlJc w:val="left"/>
+      <w:lvlText w:val="%2."/>
+      <w:numFmt w:val="lowerLetter"/>
+      <w:pPr>
+        <w:pBdr/>
+        <w:spacing/>
+        <w:ind w:hanging="360" w:left="1440"/>
+      </w:pPr>
+      <w:rPr/>
+      <w:start w:val="1"/>
+      <w:suff w:val="tab"/>
+    </w:lvl>
+    <w:lvl w:ilvl="2">
+      <w:isLgl w:val="false"/>
+      <w:lvlJc w:val="right"/>
+      <w:lvlText w:val="%3."/>
+      <w:numFmt w:val="lowerRoman"/>
+      <w:pPr>
+        <w:pBdr/>
+        <w:spacing/>
+        <w:ind w:hanging="180" w:left="2160"/>
+      </w:pPr>
+      <w:rPr/>
+      <w:start w:val="1"/>
+      <w:suff w:val="tab"/>
+    </w:lvl>
+    <w:lvl w:ilvl="3">
+      <w:isLgl w:val="false"/>
+      <w:lvlJc w:val="left"/>
+      <w:lvlText w:val="%4."/>
+      <w:numFmt w:val="decimal"/>
+      <w:pPr>
+        <w:pBdr/>
+        <w:spacing/>
+        <w:ind w:hanging="360" w:left="2880"/>
+      </w:pPr>
+      <w:rPr/>
+      <w:start w:val="1"/>
+      <w:suff w:val="tab"/>
+    </w:lvl>
+    <w:lvl w:ilvl="4">
+      <w:isLgl w:val="false"/>
+      <w:lvlJc w:val="left"/>
+      <w:lvlText w:val="%5."/>
+      <w:numFmt w:val="lowerLetter"/>
+      <w:pPr>
+        <w:pBdr/>
+        <w:spacing/>
+        <w:ind w:hanging="360" w:left="3600"/>
+      </w:pPr>
+      <w:rPr/>
+      <w:start w:val="1"/>
+      <w:suff w:val="tab"/>
+    </w:lvl>
+    <w:lvl w:ilvl="5">
+      <w:isLgl w:val="false"/>
+      <w:lvlJc w:val="right"/>
+      <w:lvlText w:val="%6."/>
+      <w:numFmt w:val="lowerRoman"/>
+      <w:pPr>
+        <w:pBdr/>
+        <w:spacing/>
+        <w:ind w:hanging="180" w:left="4320"/>
+      </w:pPr>
+      <w:rPr/>
+      <w:start w:val="1"/>
+      <w:suff w:val="tab"/>
+    </w:lvl>
+    <w:lvl w:ilvl="6">
+      <w:isLgl w:val="false"/>
+      <w:lvlJc w:val="left"/>
+      <w:lvlText w:val="%7."/>
+      <w:numFmt w:val="decimal"/>
+      <w:pPr>
+        <w:pBdr/>
+        <w:spacing/>
+        <w:ind w:hanging="360" w:left="5040"/>
+      </w:pPr>
+      <w:rPr/>
+      <w:start w:val="1"/>
+      <w:suff w:val="tab"/>
+    </w:lvl>
+    <w:lvl w:ilvl="7">
+      <w:isLgl w:val="false"/>
+      <w:lvlJc w:val="left"/>
+      <w:lvlText w:val="%8."/>
+      <w:numFmt w:val="lowerLetter"/>
+      <w:pPr>
+        <w:pBdr/>
+        <w:spacing/>
+        <w:ind w:hanging="360" w:left="5760"/>
+      </w:pPr>
+      <w:rPr/>
+      <w:start w:val="1"/>
+      <w:suff w:val="tab"/>
+    </w:lvl>
+    <w:lvl w:ilvl="8">
+      <w:isLgl w:val="false"/>
+      <w:lvlJc w:val="right"/>
+      <w:lvlText w:val="%9."/>
+      <w:numFmt w:val="lowerRoman"/>
+      <w:pPr>
+        <w:pBdr/>
+        <w:spacing/>
+        <w:ind w:hanging="180" w:left="6480"/>
+      </w:pPr>
+      <w:rPr/>
+      <w:start w:val="1"/>
+      <w:suff w:val="tab"/>
+    </w:lvl>
+  </w:abstractNum>
+  <w:abstractNum w:abstractNumId="70">
+    <w:nsid w:val="2278BE8A"/>
+    <w:lvl w:ilvl="0">
+      <w:isLgl w:val="false"/>
+      <w:lvlJc w:val="left"/>
+      <w:lvlText w:val="%1."/>
+      <w:numFmt w:val="decimal"/>
+      <w:pPr>
+        <w:pBdr/>
+        <w:spacing/>
+        <w:ind w:hanging="360" w:left="720"/>
+      </w:pPr>
+      <w:rPr/>
+      <w:start w:val="1"/>
+      <w:suff w:val="tab"/>
+    </w:lvl>
+    <w:lvl w:ilvl="1">
+      <w:isLgl w:val="false"/>
+      <w:lvlJc w:val="left"/>
+      <w:lvlText w:val="%2."/>
+      <w:numFmt w:val="lowerLetter"/>
+      <w:pPr>
+        <w:pBdr/>
+        <w:spacing/>
+        <w:ind w:hanging="360" w:left="1440"/>
+      </w:pPr>
+      <w:rPr/>
+      <w:start w:val="1"/>
+      <w:suff w:val="tab"/>
+    </w:lvl>
+    <w:lvl w:ilvl="2">
+      <w:isLgl w:val="false"/>
+      <w:lvlJc w:val="right"/>
+      <w:lvlText w:val="%3."/>
+      <w:numFmt w:val="lowerRoman"/>
+      <w:pPr>
+        <w:pBdr/>
+        <w:spacing/>
+        <w:ind w:hanging="180" w:left="2160"/>
+      </w:pPr>
+      <w:rPr/>
+      <w:start w:val="1"/>
+      <w:suff w:val="tab"/>
+    </w:lvl>
+    <w:lvl w:ilvl="3">
+      <w:isLgl w:val="false"/>
+      <w:lvlJc w:val="left"/>
+      <w:lvlText w:val="%4."/>
+      <w:numFmt w:val="decimal"/>
+      <w:pPr>
+        <w:pBdr/>
+        <w:spacing/>
+        <w:ind w:hanging="360" w:left="2880"/>
+      </w:pPr>
+      <w:rPr/>
+      <w:start w:val="1"/>
+      <w:suff w:val="tab"/>
+    </w:lvl>
+    <w:lvl w:ilvl="4">
+      <w:isLgl w:val="false"/>
+      <w:lvlJc w:val="left"/>
+      <w:lvlText w:val="%5."/>
+      <w:numFmt w:val="lowerLetter"/>
+      <w:pPr>
+        <w:pBdr/>
+        <w:spacing/>
+        <w:ind w:hanging="360" w:left="3600"/>
+      </w:pPr>
+      <w:rPr/>
+      <w:start w:val="1"/>
+      <w:suff w:val="tab"/>
+    </w:lvl>
+    <w:lvl w:ilvl="5">
+      <w:isLgl w:val="false"/>
+      <w:lvlJc w:val="right"/>
+      <w:lvlText w:val="%6."/>
+      <w:numFmt w:val="lowerRoman"/>
+      <w:pPr>
+        <w:pBdr/>
+        <w:spacing/>
+        <w:ind w:hanging="180" w:left="4320"/>
+      </w:pPr>
+      <w:rPr/>
+      <w:start w:val="1"/>
+      <w:suff w:val="tab"/>
+    </w:lvl>
+    <w:lvl w:ilvl="6">
+      <w:isLgl w:val="false"/>
+      <w:lvlJc w:val="left"/>
+      <w:lvlText w:val="%7."/>
+      <w:numFmt w:val="decimal"/>
+      <w:pPr>
+        <w:pBdr/>
+        <w:spacing/>
+        <w:ind w:hanging="360" w:left="5040"/>
+      </w:pPr>
+      <w:rPr/>
+      <w:start w:val="1"/>
+      <w:suff w:val="tab"/>
+    </w:lvl>
+    <w:lvl w:ilvl="7">
+      <w:isLgl w:val="false"/>
+      <w:lvlJc w:val="left"/>
+      <w:lvlText w:val="%8."/>
+      <w:numFmt w:val="lowerLetter"/>
+      <w:pPr>
+        <w:pBdr/>
+        <w:spacing/>
+        <w:ind w:hanging="360" w:left="5760"/>
+      </w:pPr>
+      <w:rPr/>
+      <w:start w:val="1"/>
+      <w:suff w:val="tab"/>
+    </w:lvl>
+    <w:lvl w:ilvl="8">
+      <w:isLgl w:val="false"/>
+      <w:lvlJc w:val="right"/>
+      <w:lvlText w:val="%9."/>
+      <w:numFmt w:val="lowerRoman"/>
+      <w:pPr>
+        <w:pBdr/>
+        <w:spacing/>
+        <w:ind w:hanging="180" w:left="6480"/>
       </w:pPr>
       <w:rPr/>
       <w:start w:val="1"/>
@@ -28229,6 +29925,21 @@
   <w:num w:numId="66">
     <w:abstractNumId w:val="65"/>
   </w:num>
+  <w:num w:numId="67">
+    <w:abstractNumId w:val="66"/>
+  </w:num>
+  <w:num w:numId="68">
+    <w:abstractNumId w:val="67"/>
+  </w:num>
+  <w:num w:numId="69">
+    <w:abstractNumId w:val="68"/>
+  </w:num>
+  <w:num w:numId="70">
+    <w:abstractNumId w:val="69"/>
+  </w:num>
+  <w:num w:numId="71">
+    <w:abstractNumId w:val="70"/>
+  </w:num>
 </w:numbering>
 </file>
 
@@ -28388,9 +30099,9 @@
     <w:lsdException w:name="Bibliography" w:uiPriority="37"/>
     <w:lsdException w:name="TOC Heading" w:uiPriority="39" w:qFormat="1"/>
   </w:latentStyles>
-  <w:style w:type="table" w:styleId="890">
+  <w:style w:type="table" w:styleId="895">
     <w:name w:val="Table Grid Light"/>
-    <w:basedOn w:val="1054"/>
+    <w:basedOn w:val="1059"/>
     <w:uiPriority w:val="59"/>
     <w:pPr>
       <w:pBdr/>
@@ -28587,9 +30298,9 @@
       </w:tcPr>
     </w:tblStylePr>
   </w:style>
-  <w:style w:type="table" w:styleId="891">
+  <w:style w:type="table" w:styleId="896">
     <w:name w:val="Plain Table 1"/>
-    <w:basedOn w:val="1054"/>
+    <w:basedOn w:val="1059"/>
     <w:uiPriority w:val="59"/>
     <w:pPr>
       <w:pBdr/>
@@ -28812,9 +30523,9 @@
       </w:tcPr>
     </w:tblStylePr>
   </w:style>
-  <w:style w:type="table" w:styleId="892">
+  <w:style w:type="table" w:styleId="897">
     <w:name w:val="Plain Table 2"/>
-    <w:basedOn w:val="1054"/>
+    <w:basedOn w:val="1059"/>
     <w:uiPriority w:val="59"/>
     <w:pPr>
       <w:pBdr/>
@@ -29045,9 +30756,9 @@
       </w:tcPr>
     </w:tblStylePr>
   </w:style>
-  <w:style w:type="table" w:styleId="893">
+  <w:style w:type="table" w:styleId="898">
     <w:name w:val="Plain Table 3"/>
-    <w:basedOn w:val="1054"/>
+    <w:basedOn w:val="1059"/>
     <w:uiPriority w:val="99"/>
     <w:pPr>
       <w:pBdr/>
@@ -29275,9 +30986,9 @@
       </w:tcPr>
     </w:tblStylePr>
   </w:style>
-  <w:style w:type="table" w:styleId="894">
+  <w:style w:type="table" w:styleId="899">
     <w:name w:val="Plain Table 4"/>
-    <w:basedOn w:val="1054"/>
+    <w:basedOn w:val="1059"/>
     <w:uiPriority w:val="99"/>
     <w:pPr>
       <w:pBdr/>
@@ -29491,9 +31202,9 @@
       </w:tcPr>
     </w:tblStylePr>
   </w:style>
-  <w:style w:type="table" w:styleId="895">
+  <w:style w:type="table" w:styleId="900">
     <w:name w:val="Plain Table 5"/>
-    <w:basedOn w:val="1054"/>
+    <w:basedOn w:val="1059"/>
     <w:uiPriority w:val="99"/>
     <w:pPr>
       <w:pBdr/>
@@ -29724,9 +31435,9 @@
       </w:tcPr>
     </w:tblStylePr>
   </w:style>
-  <w:style w:type="table" w:styleId="896">
+  <w:style w:type="table" w:styleId="901">
     <w:name w:val="Grid Table 1 Light"/>
-    <w:basedOn w:val="1054"/>
+    <w:basedOn w:val="1059"/>
     <w:uiPriority w:val="99"/>
     <w:pPr>
       <w:pBdr/>
@@ -29947,9 +31658,9 @@
       </w:tcPr>
     </w:tblStylePr>
   </w:style>
-  <w:style w:type="table" w:styleId="897">
+  <w:style w:type="table" w:styleId="902">
     <w:name w:val="Grid Table 1 Light - Accent 1"/>
-    <w:basedOn w:val="1054"/>
+    <w:basedOn w:val="1059"/>
     <w:uiPriority w:val="99"/>
     <w:pPr>
       <w:pBdr/>
@@ -30170,9 +31881,9 @@
       </w:tcPr>
     </w:tblStylePr>
   </w:style>
-  <w:style w:type="table" w:styleId="898">
+  <w:style w:type="table" w:styleId="903">
     <w:name w:val="Grid Table 1 Light - Accent 2"/>
-    <w:basedOn w:val="1054"/>
+    <w:basedOn w:val="1059"/>
     <w:uiPriority w:val="99"/>
     <w:pPr>
       <w:pBdr/>
@@ -30393,9 +32104,9 @@
       </w:tcPr>
     </w:tblStylePr>
   </w:style>
-  <w:style w:type="table" w:styleId="899">
+  <w:style w:type="table" w:styleId="904">
     <w:name w:val="Grid Table 1 Light - Accent 3"/>
-    <w:basedOn w:val="1054"/>
+    <w:basedOn w:val="1059"/>
     <w:uiPriority w:val="99"/>
     <w:pPr>
       <w:pBdr/>
@@ -30616,9 +32327,9 @@
       </w:tcPr>
     </w:tblStylePr>
   </w:style>
-  <w:style w:type="table" w:styleId="900">
+  <w:style w:type="table" w:styleId="905">
     <w:name w:val="Grid Table 1 Light - Accent 4"/>
-    <w:basedOn w:val="1054"/>
+    <w:basedOn w:val="1059"/>
     <w:uiPriority w:val="99"/>
     <w:pPr>
       <w:pBdr/>
@@ -30839,9 +32550,9 @@
       </w:tcPr>
     </w:tblStylePr>
   </w:style>
-  <w:style w:type="table" w:styleId="901">
+  <w:style w:type="table" w:styleId="906">
     <w:name w:val="Grid Table 1 Light - Accent 5"/>
-    <w:basedOn w:val="1054"/>
+    <w:basedOn w:val="1059"/>
     <w:uiPriority w:val="99"/>
     <w:pPr>
       <w:pBdr/>
@@ -31062,9 +32773,9 @@
       </w:tcPr>
     </w:tblStylePr>
   </w:style>
-  <w:style w:type="table" w:styleId="902">
+  <w:style w:type="table" w:styleId="907">
     <w:name w:val="Grid Table 1 Light - Accent 6"/>
-    <w:basedOn w:val="1054"/>
+    <w:basedOn w:val="1059"/>
     <w:uiPriority w:val="99"/>
     <w:pPr>
       <w:pBdr/>
@@ -31285,9 +32996,9 @@
       </w:tcPr>
     </w:tblStylePr>
   </w:style>
-  <w:style w:type="table" w:styleId="903">
+  <w:style w:type="table" w:styleId="908">
     <w:name w:val="Grid Table 2"/>
-    <w:basedOn w:val="1054"/>
+    <w:basedOn w:val="1059"/>
     <w:uiPriority w:val="99"/>
     <w:pPr>
       <w:pBdr/>
@@ -31517,9 +33228,9 @@
       </w:tcPr>
     </w:tblStylePr>
   </w:style>
-  <w:style w:type="table" w:styleId="904">
+  <w:style w:type="table" w:styleId="909">
     <w:name w:val="Grid Table 2 - Accent 1"/>
-    <w:basedOn w:val="1054"/>
+    <w:basedOn w:val="1059"/>
     <w:uiPriority w:val="99"/>
     <w:pPr>
       <w:pBdr/>
@@ -31749,9 +33460,9 @@
       </w:tcPr>
     </w:tblStylePr>
   </w:style>
-  <w:style w:type="table" w:styleId="905">
+  <w:style w:type="table" w:styleId="910">
     <w:name w:val="Grid Table 2 - Accent 2"/>
-    <w:basedOn w:val="1054"/>
+    <w:basedOn w:val="1059"/>
     <w:uiPriority w:val="99"/>
     <w:pPr>
       <w:pBdr/>
@@ -31981,9 +33692,9 @@
       </w:tcPr>
     </w:tblStylePr>
   </w:style>
-  <w:style w:type="table" w:styleId="906">
+  <w:style w:type="table" w:styleId="911">
     <w:name w:val="Grid Table 2 - Accent 3"/>
-    <w:basedOn w:val="1054"/>
+    <w:basedOn w:val="1059"/>
     <w:uiPriority w:val="99"/>
     <w:pPr>
       <w:pBdr/>
@@ -32213,9 +33924,9 @@
       </w:tcPr>
     </w:tblStylePr>
   </w:style>
-  <w:style w:type="table" w:styleId="907">
+  <w:style w:type="table" w:styleId="912">
     <w:name w:val="Grid Table 2 - Accent 4"/>
-    <w:basedOn w:val="1054"/>
+    <w:basedOn w:val="1059"/>
     <w:uiPriority w:val="99"/>
     <w:pPr>
       <w:pBdr/>
@@ -32445,9 +34156,9 @@
       </w:tcPr>
     </w:tblStylePr>
   </w:style>
-  <w:style w:type="table" w:styleId="908">
+  <w:style w:type="table" w:styleId="913">
     <w:name w:val="Grid Table 2 - Accent 5"/>
-    <w:basedOn w:val="1054"/>
+    <w:basedOn w:val="1059"/>
     <w:uiPriority w:val="99"/>
     <w:pPr>
       <w:pBdr/>
@@ -32677,9 +34388,9 @@
       </w:tcPr>
     </w:tblStylePr>
   </w:style>
-  <w:style w:type="table" w:styleId="909">
+  <w:style w:type="table" w:styleId="914">
     <w:name w:val="Grid Table 2 - Accent 6"/>
-    <w:basedOn w:val="1054"/>
+    <w:basedOn w:val="1059"/>
     <w:uiPriority w:val="99"/>
     <w:pPr>
       <w:pBdr/>
@@ -32909,9 +34620,9 @@
       </w:tcPr>
     </w:tblStylePr>
   </w:style>
-  <w:style w:type="table" w:styleId="910">
+  <w:style w:type="table" w:styleId="915">
     <w:name w:val="Grid Table 3"/>
-    <w:basedOn w:val="1054"/>
+    <w:basedOn w:val="1059"/>
     <w:uiPriority w:val="99"/>
     <w:pPr>
       <w:pBdr/>
@@ -33154,9 +34865,9 @@
       </w:tcPr>
     </w:tblStylePr>
   </w:style>
-  <w:style w:type="table" w:styleId="911">
+  <w:style w:type="table" w:styleId="916">
     <w:name w:val="Grid Table 3 - Accent 1"/>
-    <w:basedOn w:val="1054"/>
+    <w:basedOn w:val="1059"/>
     <w:uiPriority w:val="99"/>
     <w:pPr>
       <w:pBdr/>
@@ -33399,9 +35110,9 @@
       </w:tcPr>
     </w:tblStylePr>
   </w:style>
-  <w:style w:type="table" w:styleId="912">
+  <w:style w:type="table" w:styleId="917">
     <w:name w:val="Grid Table 3 - Accent 2"/>
-    <w:basedOn w:val="1054"/>
+    <w:basedOn w:val="1059"/>
     <w:uiPriority w:val="99"/>
     <w:pPr>
       <w:pBdr/>
@@ -33644,9 +35355,9 @@
       </w:tcPr>
     </w:tblStylePr>
   </w:style>
-  <w:style w:type="table" w:styleId="913">
+  <w:style w:type="table" w:styleId="918">
     <w:name w:val="Grid Table 3 - Accent 3"/>
-    <w:basedOn w:val="1054"/>
+    <w:basedOn w:val="1059"/>
     <w:uiPriority w:val="99"/>
     <w:pPr>
       <w:pBdr/>
@@ -33889,9 +35600,9 @@
       </w:tcPr>
     </w:tblStylePr>
   </w:style>
-  <w:style w:type="table" w:styleId="914">
+  <w:style w:type="table" w:styleId="919">
     <w:name w:val="Grid Table 3 - Accent 4"/>
-    <w:basedOn w:val="1054"/>
+    <w:basedOn w:val="1059"/>
     <w:uiPriority w:val="99"/>
     <w:pPr>
       <w:pBdr/>
@@ -34134,9 +35845,9 @@
       </w:tcPr>
     </w:tblStylePr>
   </w:style>
-  <w:style w:type="table" w:styleId="915">
+  <w:style w:type="table" w:styleId="920">
     <w:name w:val="Grid Table 3 - Accent 5"/>
-    <w:basedOn w:val="1054"/>
+    <w:basedOn w:val="1059"/>
     <w:uiPriority w:val="99"/>
     <w:pPr>
       <w:pBdr/>
@@ -34379,9 +36090,9 @@
       </w:tcPr>
     </w:tblStylePr>
   </w:style>
-  <w:style w:type="table" w:styleId="916">
+  <w:style w:type="table" w:styleId="921">
     <w:name w:val="Grid Table 3 - Accent 6"/>
-    <w:basedOn w:val="1054"/>
+    <w:basedOn w:val="1059"/>
     <w:uiPriority w:val="99"/>
     <w:pPr>
       <w:pBdr/>
@@ -34624,9 +36335,9 @@
       </w:tcPr>
     </w:tblStylePr>
   </w:style>
-  <w:style w:type="table" w:styleId="917">
+  <w:style w:type="table" w:styleId="922">
     <w:name w:val="Grid Table 4"/>
-    <w:basedOn w:val="1054"/>
+    <w:basedOn w:val="1059"/>
     <w:uiPriority w:val="59"/>
     <w:pPr>
       <w:pBdr/>
@@ -34857,9 +36568,9 @@
       </w:tcPr>
     </w:tblStylePr>
   </w:style>
-  <w:style w:type="table" w:styleId="918">
+  <w:style w:type="table" w:styleId="923">
     <w:name w:val="Grid Table 4 - Accent 1"/>
-    <w:basedOn w:val="1054"/>
+    <w:basedOn w:val="1059"/>
     <w:uiPriority w:val="59"/>
     <w:pPr>
       <w:pBdr/>
@@ -35090,9 +36801,9 @@
       </w:tcPr>
     </w:tblStylePr>
   </w:style>
-  <w:style w:type="table" w:styleId="919">
+  <w:style w:type="table" w:styleId="924">
     <w:name w:val="Grid Table 4 - Accent 2"/>
-    <w:basedOn w:val="1054"/>
+    <w:basedOn w:val="1059"/>
     <w:uiPriority w:val="59"/>
     <w:pPr>
       <w:pBdr/>
@@ -35323,9 +37034,9 @@
       </w:tcPr>
     </w:tblStylePr>
   </w:style>
-  <w:style w:type="table" w:styleId="920">
+  <w:style w:type="table" w:styleId="925">
     <w:name w:val="Grid Table 4 - Accent 3"/>
-    <w:basedOn w:val="1054"/>
+    <w:basedOn w:val="1059"/>
     <w:uiPriority w:val="59"/>
     <w:pPr>
       <w:pBdr/>
@@ -35556,9 +37267,9 @@
       </w:tcPr>
     </w:tblStylePr>
   </w:style>
-  <w:style w:type="table" w:styleId="921">
+  <w:style w:type="table" w:styleId="926">
     <w:name w:val="Grid Table 4 - Accent 4"/>
-    <w:basedOn w:val="1054"/>
+    <w:basedOn w:val="1059"/>
     <w:uiPriority w:val="59"/>
     <w:pPr>
       <w:pBdr/>
@@ -35789,9 +37500,9 @@
       </w:tcPr>
     </w:tblStylePr>
   </w:style>
-  <w:style w:type="table" w:styleId="922">
+  <w:style w:type="table" w:styleId="927">
     <w:name w:val="Grid Table 4 - Accent 5"/>
-    <w:basedOn w:val="1054"/>
+    <w:basedOn w:val="1059"/>
     <w:uiPriority w:val="59"/>
     <w:pPr>
       <w:pBdr/>
@@ -36022,9 +37733,9 @@
       </w:tcPr>
     </w:tblStylePr>
   </w:style>
-  <w:style w:type="table" w:styleId="923">
+  <w:style w:type="table" w:styleId="928">
     <w:name w:val="Grid Table 4 - Accent 6"/>
-    <w:basedOn w:val="1054"/>
+    <w:basedOn w:val="1059"/>
     <w:uiPriority w:val="59"/>
     <w:pPr>
       <w:pBdr/>
@@ -36255,9 +37966,9 @@
       </w:tcPr>
     </w:tblStylePr>
   </w:style>
-  <w:style w:type="table" w:styleId="924">
+  <w:style w:type="table" w:styleId="929">
     <w:name w:val="Grid Table 5 Dark"/>
-    <w:basedOn w:val="1054"/>
+    <w:basedOn w:val="1059"/>
     <w:uiPriority w:val="99"/>
     <w:pPr>
       <w:pBdr/>
@@ -36483,9 +38194,9 @@
       </w:tcPr>
     </w:tblStylePr>
   </w:style>
-  <w:style w:type="table" w:styleId="925">
+  <w:style w:type="table" w:styleId="930">
     <w:name w:val="Grid Table 5 Dark- Accent 1"/>
-    <w:basedOn w:val="1054"/>
+    <w:basedOn w:val="1059"/>
     <w:uiPriority w:val="99"/>
     <w:pPr>
       <w:pBdr/>
@@ -36711,9 +38422,9 @@
       </w:tcPr>
     </w:tblStylePr>
   </w:style>
-  <w:style w:type="table" w:styleId="926">
+  <w:style w:type="table" w:styleId="931">
     <w:name w:val="Grid Table 5 Dark - Accent 2"/>
-    <w:basedOn w:val="1054"/>
+    <w:basedOn w:val="1059"/>
     <w:uiPriority w:val="99"/>
     <w:pPr>
       <w:pBdr/>
@@ -36939,9 +38650,9 @@
       </w:tcPr>
     </w:tblStylePr>
   </w:style>
-  <w:style w:type="table" w:styleId="927">
+  <w:style w:type="table" w:styleId="932">
     <w:name w:val="Grid Table 5 Dark - Accent 3"/>
-    <w:basedOn w:val="1054"/>
+    <w:basedOn w:val="1059"/>
     <w:uiPriority w:val="99"/>
     <w:pPr>
       <w:pBdr/>
@@ -37167,9 +38878,9 @@
       </w:tcPr>
     </w:tblStylePr>
   </w:style>
-  <w:style w:type="table" w:styleId="928">
+  <w:style w:type="table" w:styleId="933">
     <w:name w:val="Grid Table 5 Dark- Accent 4"/>
-    <w:basedOn w:val="1054"/>
+    <w:basedOn w:val="1059"/>
     <w:uiPriority w:val="99"/>
     <w:pPr>
       <w:pBdr/>
@@ -37395,9 +39106,9 @@
       </w:tcPr>
     </w:tblStylePr>
   </w:style>
-  <w:style w:type="table" w:styleId="929">
+  <w:style w:type="table" w:styleId="934">
     <w:name w:val="Grid Table 5 Dark - Accent 5"/>
-    <w:basedOn w:val="1054"/>
+    <w:basedOn w:val="1059"/>
     <w:uiPriority w:val="99"/>
     <w:pPr>
       <w:pBdr/>
@@ -37623,9 +39334,9 @@
       </w:tcPr>
     </w:tblStylePr>
   </w:style>
-  <w:style w:type="table" w:styleId="930">
+  <w:style w:type="table" w:styleId="935">
     <w:name w:val="Grid Table 5 Dark - Accent 6"/>
-    <w:basedOn w:val="1054"/>
+    <w:basedOn w:val="1059"/>
     <w:uiPriority w:val="99"/>
     <w:pPr>
       <w:pBdr/>
@@ -37851,9 +39562,9 @@
       </w:tcPr>
     </w:tblStylePr>
   </w:style>
-  <w:style w:type="table" w:styleId="931">
+  <w:style w:type="table" w:styleId="936">
     <w:name w:val="Grid Table 6 Colorful"/>
-    <w:basedOn w:val="1054"/>
+    <w:basedOn w:val="1059"/>
     <w:uiPriority w:val="99"/>
     <w:pPr>
       <w:pBdr/>
@@ -38081,9 +39792,9 @@
       </w:tcPr>
     </w:tblStylePr>
   </w:style>
-  <w:style w:type="table" w:styleId="932">
+  <w:style w:type="table" w:styleId="937">
     <w:name w:val="Grid Table 6 Colorful - Accent 1"/>
-    <w:basedOn w:val="1054"/>
+    <w:basedOn w:val="1059"/>
     <w:uiPriority w:val="99"/>
     <w:pPr>
       <w:pBdr/>
@@ -38311,9 +40022,9 @@
       </w:tcPr>
     </w:tblStylePr>
   </w:style>
-  <w:style w:type="table" w:styleId="933">
+  <w:style w:type="table" w:styleId="938">
     <w:name w:val="Grid Table 6 Colorful - Accent 2"/>
-    <w:basedOn w:val="1054"/>
+    <w:basedOn w:val="1059"/>
     <w:uiPriority w:val="99"/>
     <w:pPr>
       <w:pBdr/>
@@ -38541,9 +40252,9 @@
       </w:tcPr>
     </w:tblStylePr>
   </w:style>
-  <w:style w:type="table" w:styleId="934">
+  <w:style w:type="table" w:styleId="939">
     <w:name w:val="Grid Table 6 Colorful - Accent 3"/>
-    <w:basedOn w:val="1054"/>
+    <w:basedOn w:val="1059"/>
     <w:uiPriority w:val="99"/>
     <w:pPr>
       <w:pBdr/>
@@ -38771,9 +40482,9 @@
       </w:tcPr>
     </w:tblStylePr>
   </w:style>
-  <w:style w:type="table" w:styleId="935">
+  <w:style w:type="table" w:styleId="940">
     <w:name w:val="Grid Table 6 Colorful - Accent 4"/>
-    <w:basedOn w:val="1054"/>
+    <w:basedOn w:val="1059"/>
     <w:uiPriority w:val="99"/>
     <w:pPr>
       <w:pBdr/>
@@ -39001,9 +40712,9 @@
       </w:tcPr>
     </w:tblStylePr>
   </w:style>
-  <w:style w:type="table" w:styleId="936">
+  <w:style w:type="table" w:styleId="941">
     <w:name w:val="Grid Table 6 Colorful - Accent 5"/>
-    <w:basedOn w:val="1054"/>
+    <w:basedOn w:val="1059"/>
     <w:uiPriority w:val="99"/>
     <w:pPr>
       <w:pBdr/>
@@ -39231,9 +40942,9 @@
       </w:tcPr>
     </w:tblStylePr>
   </w:style>
-  <w:style w:type="table" w:styleId="937">
+  <w:style w:type="table" w:styleId="942">
     <w:name w:val="Grid Table 6 Colorful - Accent 6"/>
-    <w:basedOn w:val="1054"/>
+    <w:basedOn w:val="1059"/>
     <w:uiPriority w:val="99"/>
     <w:pPr>
       <w:pBdr/>
@@ -39461,9 +41172,9 @@
       </w:tcPr>
     </w:tblStylePr>
   </w:style>
-  <w:style w:type="table" w:styleId="938">
+  <w:style w:type="table" w:styleId="943">
     <w:name w:val="Grid Table 7 Colorful"/>
-    <w:basedOn w:val="1054"/>
+    <w:basedOn w:val="1059"/>
     <w:uiPriority w:val="99"/>
     <w:pPr>
       <w:pBdr/>
@@ -39715,9 +41426,9 @@
       </w:tcPr>
     </w:tblStylePr>
   </w:style>
-  <w:style w:type="table" w:styleId="939">
+  <w:style w:type="table" w:styleId="944">
     <w:name w:val="Grid Table 7 Colorful - Accent 1"/>
-    <w:basedOn w:val="1054"/>
+    <w:basedOn w:val="1059"/>
     <w:uiPriority w:val="99"/>
     <w:pPr>
       <w:pBdr/>
@@ -39969,9 +41680,9 @@
       </w:tcPr>
     </w:tblStylePr>
   </w:style>
-  <w:style w:type="table" w:styleId="940">
+  <w:style w:type="table" w:styleId="945">
     <w:name w:val="Grid Table 7 Colorful - Accent 2"/>
-    <w:basedOn w:val="1054"/>
+    <w:basedOn w:val="1059"/>
     <w:uiPriority w:val="99"/>
     <w:pPr>
       <w:pBdr/>
@@ -40223,9 +41934,9 @@
       </w:tcPr>
     </w:tblStylePr>
   </w:style>
-  <w:style w:type="table" w:styleId="941">
+  <w:style w:type="table" w:styleId="946">
     <w:name w:val="Grid Table 7 Colorful - Accent 3"/>
-    <w:basedOn w:val="1054"/>
+    <w:basedOn w:val="1059"/>
     <w:uiPriority w:val="99"/>
     <w:pPr>
       <w:pBdr/>
@@ -40477,9 +42188,9 @@
       </w:tcPr>
     </w:tblStylePr>
   </w:style>
-  <w:style w:type="table" w:styleId="942">
+  <w:style w:type="table" w:styleId="947">
     <w:name w:val="Grid Table 7 Colorful - Accent 4"/>
-    <w:basedOn w:val="1054"/>
+    <w:basedOn w:val="1059"/>
     <w:uiPriority w:val="99"/>
     <w:pPr>
       <w:pBdr/>
@@ -40731,9 +42442,9 @@
       </w:tcPr>
     </w:tblStylePr>
   </w:style>
-  <w:style w:type="table" w:styleId="943">
+  <w:style w:type="table" w:styleId="948">
     <w:name w:val="Grid Table 7 Colorful - Accent 5"/>
-    <w:basedOn w:val="1054"/>
+    <w:basedOn w:val="1059"/>
     <w:uiPriority w:val="99"/>
     <w:pPr>
       <w:pBdr/>
@@ -40985,9 +42696,9 @@
       </w:tcPr>
     </w:tblStylePr>
   </w:style>
-  <w:style w:type="table" w:styleId="944">
+  <w:style w:type="table" w:styleId="949">
     <w:name w:val="Grid Table 7 Colorful - Accent 6"/>
-    <w:basedOn w:val="1054"/>
+    <w:basedOn w:val="1059"/>
     <w:uiPriority w:val="99"/>
     <w:pPr>
       <w:pBdr/>
@@ -41239,9 +42950,9 @@
       </w:tcPr>
     </w:tblStylePr>
   </w:style>
-  <w:style w:type="table" w:styleId="945">
+  <w:style w:type="table" w:styleId="950">
     <w:name w:val="List Table 1 Light"/>
-    <w:basedOn w:val="1054"/>
+    <w:basedOn w:val="1059"/>
     <w:uiPriority w:val="99"/>
     <w:pPr>
       <w:pBdr/>
@@ -41455,9 +43166,9 @@
       </w:tcPr>
     </w:tblStylePr>
   </w:style>
-  <w:style w:type="table" w:styleId="946">
+  <w:style w:type="table" w:styleId="951">
     <w:name w:val="List Table 1 Light - Accent 1"/>
-    <w:basedOn w:val="1054"/>
+    <w:basedOn w:val="1059"/>
     <w:uiPriority w:val="99"/>
     <w:pPr>
       <w:pBdr/>
@@ -41671,9 +43382,9 @@
       </w:tcPr>
     </w:tblStylePr>
   </w:style>
-  <w:style w:type="table" w:styleId="947">
+  <w:style w:type="table" w:styleId="952">
     <w:name w:val="List Table 1 Light - Accent 2"/>
-    <w:basedOn w:val="1054"/>
+    <w:basedOn w:val="1059"/>
     <w:uiPriority w:val="99"/>
     <w:pPr>
       <w:pBdr/>
@@ -41887,9 +43598,9 @@
       </w:tcPr>
     </w:tblStylePr>
   </w:style>
-  <w:style w:type="table" w:styleId="948">
+  <w:style w:type="table" w:styleId="953">
     <w:name w:val="List Table 1 Light - Accent 3"/>
-    <w:basedOn w:val="1054"/>
+    <w:basedOn w:val="1059"/>
     <w:uiPriority w:val="99"/>
     <w:pPr>
       <w:pBdr/>
@@ -42103,9 +43814,9 @@
       </w:tcPr>
     </w:tblStylePr>
   </w:style>
-  <w:style w:type="table" w:styleId="949">
+  <w:style w:type="table" w:styleId="954">
     <w:name w:val="List Table 1 Light - Accent 4"/>
-    <w:basedOn w:val="1054"/>
+    <w:basedOn w:val="1059"/>
     <w:uiPriority w:val="99"/>
     <w:pPr>
       <w:pBdr/>
@@ -42319,9 +44030,9 @@
       </w:tcPr>
     </w:tblStylePr>
   </w:style>
-  <w:style w:type="table" w:styleId="950">
+  <w:style w:type="table" w:styleId="955">
     <w:name w:val="List Table 1 Light - Accent 5"/>
-    <w:basedOn w:val="1054"/>
+    <w:basedOn w:val="1059"/>
     <w:uiPriority w:val="99"/>
     <w:pPr>
       <w:pBdr/>
@@ -42535,9 +44246,9 @@
       </w:tcPr>
     </w:tblStylePr>
   </w:style>
-  <w:style w:type="table" w:styleId="951">
+  <w:style w:type="table" w:styleId="956">
     <w:name w:val="List Table 1 Light - Accent 6"/>
-    <w:basedOn w:val="1054"/>
+    <w:basedOn w:val="1059"/>
     <w:uiPriority w:val="99"/>
     <w:pPr>
       <w:pBdr/>
@@ -42751,9 +44462,9 @@
       </w:tcPr>
     </w:tblStylePr>
   </w:style>
-  <w:style w:type="table" w:styleId="952">
+  <w:style w:type="table" w:styleId="957">
     <w:name w:val="List Table 2"/>
-    <w:basedOn w:val="1054"/>
+    <w:basedOn w:val="1059"/>
     <w:uiPriority w:val="99"/>
     <w:pPr>
       <w:pBdr/>
@@ -42989,9 +44700,9 @@
       </w:tcPr>
     </w:tblStylePr>
   </w:style>
-  <w:style w:type="table" w:styleId="953">
+  <w:style w:type="table" w:styleId="958">
     <w:name w:val="List Table 2 - Accent 1"/>
-    <w:basedOn w:val="1054"/>
+    <w:basedOn w:val="1059"/>
     <w:uiPriority w:val="99"/>
     <w:pPr>
       <w:pBdr/>
@@ -43227,9 +44938,9 @@
       </w:tcPr>
     </w:tblStylePr>
   </w:style>
-  <w:style w:type="table" w:styleId="954">
+  <w:style w:type="table" w:styleId="959">
     <w:name w:val="List Table 2 - Accent 2"/>
-    <w:basedOn w:val="1054"/>
+    <w:basedOn w:val="1059"/>
     <w:uiPriority w:val="99"/>
     <w:pPr>
       <w:pBdr/>
@@ -43465,9 +45176,9 @@
       </w:tcPr>
     </w:tblStylePr>
   </w:style>
-  <w:style w:type="table" w:styleId="955">
+  <w:style w:type="table" w:styleId="960">
     <w:name w:val="List Table 2 - Accent 3"/>
-    <w:basedOn w:val="1054"/>
+    <w:basedOn w:val="1059"/>
     <w:uiPriority w:val="99"/>
     <w:pPr>
       <w:pBdr/>
@@ -43703,9 +45414,9 @@
       </w:tcPr>
     </w:tblStylePr>
   </w:style>
-  <w:style w:type="table" w:styleId="956">
+  <w:style w:type="table" w:styleId="961">
     <w:name w:val="List Table 2 - Accent 4"/>
-    <w:basedOn w:val="1054"/>
+    <w:basedOn w:val="1059"/>
     <w:uiPriority w:val="99"/>
     <w:pPr>
       <w:pBdr/>
@@ -43941,9 +45652,9 @@
       </w:tcPr>
     </w:tblStylePr>
   </w:style>
-  <w:style w:type="table" w:styleId="957">
+  <w:style w:type="table" w:styleId="962">
     <w:name w:val="List Table 2 - Accent 5"/>
-    <w:basedOn w:val="1054"/>
+    <w:basedOn w:val="1059"/>
     <w:uiPriority w:val="99"/>
     <w:pPr>
       <w:pBdr/>
@@ -44179,9 +45890,9 @@
       </w:tcPr>
     </w:tblStylePr>
   </w:style>
-  <w:style w:type="table" w:styleId="958">
+  <w:style w:type="table" w:styleId="963">
     <w:name w:val="List Table 2 - Accent 6"/>
-    <w:basedOn w:val="1054"/>
+    <w:basedOn w:val="1059"/>
     <w:uiPriority w:val="99"/>
     <w:pPr>
       <w:pBdr/>
@@ -44417,9 +46128,9 @@
       </w:tcPr>
     </w:tblStylePr>
   </w:style>
-  <w:style w:type="table" w:styleId="959">
+  <w:style w:type="table" w:styleId="964">
     <w:name w:val="List Table 3"/>
-    <w:basedOn w:val="1054"/>
+    <w:basedOn w:val="1059"/>
     <w:uiPriority w:val="99"/>
     <w:pPr>
       <w:pBdr/>
@@ -44645,9 +46356,9 @@
       </w:tcPr>
     </w:tblStylePr>
   </w:style>
-  <w:style w:type="table" w:styleId="960">
+  <w:style w:type="table" w:styleId="965">
     <w:name w:val="List Table 3 - Accent 1"/>
-    <w:basedOn w:val="1054"/>
+    <w:basedOn w:val="1059"/>
     <w:uiPriority w:val="99"/>
     <w:pPr>
       <w:pBdr/>
@@ -44873,9 +46584,9 @@
       </w:tcPr>
     </w:tblStylePr>
   </w:style>
-  <w:style w:type="table" w:styleId="961">
+  <w:style w:type="table" w:styleId="966">
     <w:name w:val="List Table 3 - Accent 2"/>
-    <w:basedOn w:val="1054"/>
+    <w:basedOn w:val="1059"/>
     <w:uiPriority w:val="99"/>
     <w:pPr>
       <w:pBdr/>
@@ -45101,9 +46812,9 @@
       </w:tcPr>
     </w:tblStylePr>
   </w:style>
-  <w:style w:type="table" w:styleId="962">
+  <w:style w:type="table" w:styleId="967">
     <w:name w:val="List Table 3 - Accent 3"/>
-    <w:basedOn w:val="1054"/>
+    <w:basedOn w:val="1059"/>
     <w:uiPriority w:val="99"/>
     <w:pPr>
       <w:pBdr/>
@@ -45329,9 +47040,9 @@
       </w:tcPr>
     </w:tblStylePr>
   </w:style>
-  <w:style w:type="table" w:styleId="963">
+  <w:style w:type="table" w:styleId="968">
     <w:name w:val="List Table 3 - Accent 4"/>
-    <w:basedOn w:val="1054"/>
+    <w:basedOn w:val="1059"/>
     <w:uiPriority w:val="99"/>
     <w:pPr>
       <w:pBdr/>
@@ -45557,9 +47268,9 @@
       </w:tcPr>
     </w:tblStylePr>
   </w:style>
-  <w:style w:type="table" w:styleId="964">
+  <w:style w:type="table" w:styleId="969">
     <w:name w:val="List Table 3 - Accent 5"/>
-    <w:basedOn w:val="1054"/>
+    <w:basedOn w:val="1059"/>
     <w:uiPriority w:val="99"/>
     <w:pPr>
       <w:pBdr/>
@@ -45785,9 +47496,9 @@
       </w:tcPr>
     </w:tblStylePr>
   </w:style>
-  <w:style w:type="table" w:styleId="965">
+  <w:style w:type="table" w:styleId="970">
     <w:name w:val="List Table 3 - Accent 6"/>
-    <w:basedOn w:val="1054"/>
+    <w:basedOn w:val="1059"/>
     <w:uiPriority w:val="99"/>
     <w:pPr>
       <w:pBdr/>
@@ -46013,9 +47724,9 @@
       </w:tcPr>
     </w:tblStylePr>
   </w:style>
-  <w:style w:type="table" w:styleId="966">
+  <w:style w:type="table" w:styleId="971">
     <w:name w:val="List Table 4"/>
-    <w:basedOn w:val="1054"/>
+    <w:basedOn w:val="1059"/>
     <w:uiPriority w:val="99"/>
     <w:pPr>
       <w:pBdr/>
@@ -46238,9 +47949,9 @@
       </w:tcPr>
     </w:tblStylePr>
   </w:style>
-  <w:style w:type="table" w:styleId="967">
+  <w:style w:type="table" w:styleId="972">
     <w:name w:val="List Table 4 - Accent 1"/>
-    <w:basedOn w:val="1054"/>
+    <w:basedOn w:val="1059"/>
     <w:uiPriority w:val="99"/>
     <w:pPr>
       <w:pBdr/>
@@ -46463,9 +48174,9 @@
       </w:tcPr>
     </w:tblStylePr>
   </w:style>
-  <w:style w:type="table" w:styleId="968">
+  <w:style w:type="table" w:styleId="973">
     <w:name w:val="List Table 4 - Accent 2"/>
-    <w:basedOn w:val="1054"/>
+    <w:basedOn w:val="1059"/>
     <w:uiPriority w:val="99"/>
     <w:pPr>
       <w:pBdr/>
@@ -46688,9 +48399,9 @@
       </w:tcPr>
     </w:tblStylePr>
   </w:style>
-  <w:style w:type="table" w:styleId="969">
+  <w:style w:type="table" w:styleId="974">
     <w:name w:val="List Table 4 - Accent 3"/>
-    <w:basedOn w:val="1054"/>
+    <w:basedOn w:val="1059"/>
     <w:uiPriority w:val="99"/>
     <w:pPr>
       <w:pBdr/>
@@ -46913,9 +48624,9 @@
       </w:tcPr>
     </w:tblStylePr>
   </w:style>
-  <w:style w:type="table" w:styleId="970">
+  <w:style w:type="table" w:styleId="975">
     <w:name w:val="List Table 4 - Accent 4"/>
-    <w:basedOn w:val="1054"/>
+    <w:basedOn w:val="1059"/>
     <w:uiPriority w:val="99"/>
     <w:pPr>
       <w:pBdr/>
@@ -47138,9 +48849,9 @@
       </w:tcPr>
     </w:tblStylePr>
   </w:style>
-  <w:style w:type="table" w:styleId="971">
+  <w:style w:type="table" w:styleId="976">
     <w:name w:val="List Table 4 - Accent 5"/>
-    <w:basedOn w:val="1054"/>
+    <w:basedOn w:val="1059"/>
     <w:uiPriority w:val="99"/>
     <w:pPr>
       <w:pBdr/>
@@ -47363,9 +49074,9 @@
       </w:tcPr>
     </w:tblStylePr>
   </w:style>
-  <w:style w:type="table" w:styleId="972">
+  <w:style w:type="table" w:styleId="977">
     <w:name w:val="List Table 4 - Accent 6"/>
-    <w:basedOn w:val="1054"/>
+    <w:basedOn w:val="1059"/>
     <w:uiPriority w:val="99"/>
     <w:pPr>
       <w:pBdr/>
@@ -47588,9 +49299,9 @@
       </w:tcPr>
     </w:tblStylePr>
   </w:style>
-  <w:style w:type="table" w:styleId="973">
+  <w:style w:type="table" w:styleId="978">
     <w:name w:val="List Table 5 Dark"/>
-    <w:basedOn w:val="1054"/>
+    <w:basedOn w:val="1059"/>
     <w:uiPriority w:val="99"/>
     <w:pPr>
       <w:pBdr/>
@@ -47830,9 +49541,9 @@
       </w:tcPr>
     </w:tblStylePr>
   </w:style>
-  <w:style w:type="table" w:styleId="974">
+  <w:style w:type="table" w:styleId="979">
     <w:name w:val="List Table 5 Dark - Accent 1"/>
-    <w:basedOn w:val="1054"/>
+    <w:basedOn w:val="1059"/>
     <w:uiPriority w:val="99"/>
     <w:pPr>
       <w:pBdr/>
@@ -48072,9 +49783,9 @@
       </w:tcPr>
     </w:tblStylePr>
   </w:style>
-  <w:style w:type="table" w:styleId="975">
+  <w:style w:type="table" w:styleId="980">
     <w:name w:val="List Table 5 Dark - Accent 2"/>
-    <w:basedOn w:val="1054"/>
+    <w:basedOn w:val="1059"/>
     <w:uiPriority w:val="99"/>
     <w:pPr>
       <w:pBdr/>
@@ -48314,9 +50025,9 @@
       </w:tcPr>
     </w:tblStylePr>
   </w:style>
-  <w:style w:type="table" w:styleId="976">
+  <w:style w:type="table" w:styleId="981">
     <w:name w:val="List Table 5 Dark - Accent 3"/>
-    <w:basedOn w:val="1054"/>
+    <w:basedOn w:val="1059"/>
     <w:uiPriority w:val="99"/>
     <w:pPr>
       <w:pBdr/>
@@ -48556,9 +50267,9 @@
       </w:tcPr>
     </w:tblStylePr>
   </w:style>
-  <w:style w:type="table" w:styleId="977">
+  <w:style w:type="table" w:styleId="982">
     <w:name w:val="List Table 5 Dark - Accent 4"/>
-    <w:basedOn w:val="1054"/>
+    <w:basedOn w:val="1059"/>
     <w:uiPriority w:val="99"/>
     <w:pPr>
       <w:pBdr/>
@@ -48798,9 +50509,9 @@
       </w:tcPr>
     </w:tblStylePr>
   </w:style>
-  <w:style w:type="table" w:styleId="978">
+  <w:style w:type="table" w:styleId="983">
     <w:name w:val="List Table 5 Dark - Accent 5"/>
-    <w:basedOn w:val="1054"/>
+    <w:basedOn w:val="1059"/>
     <w:uiPriority w:val="99"/>
     <w:pPr>
       <w:pBdr/>
@@ -49040,9 +50751,9 @@
       </w:tcPr>
     </w:tblStylePr>
   </w:style>
-  <w:style w:type="table" w:styleId="979">
+  <w:style w:type="table" w:styleId="984">
     <w:name w:val="List Table 5 Dark - Accent 6"/>
-    <w:basedOn w:val="1054"/>
+    <w:basedOn w:val="1059"/>
     <w:uiPriority w:val="99"/>
     <w:pPr>
       <w:pBdr/>
@@ -49282,9 +50993,9 @@
       </w:tcPr>
     </w:tblStylePr>
   </w:style>
-  <w:style w:type="table" w:styleId="980">
+  <w:style w:type="table" w:styleId="985">
     <w:name w:val="List Table 6 Colorful"/>
-    <w:basedOn w:val="1054"/>
+    <w:basedOn w:val="1059"/>
     <w:uiPriority w:val="99"/>
     <w:pPr>
       <w:pBdr/>
@@ -49505,9 +51216,9 @@
       </w:tcPr>
     </w:tblStylePr>
   </w:style>
-  <w:style w:type="table" w:styleId="981">
+  <w:style w:type="table" w:styleId="986">
     <w:name w:val="List Table 6 Colorful - Accent 1"/>
-    <w:basedOn w:val="1054"/>
+    <w:basedOn w:val="1059"/>
     <w:uiPriority w:val="99"/>
     <w:pPr>
       <w:pBdr/>
@@ -49728,9 +51439,9 @@
       </w:tcPr>
     </w:tblStylePr>
   </w:style>
-  <w:style w:type="table" w:styleId="982">
+  <w:style w:type="table" w:styleId="987">
     <w:name w:val="List Table 6 Colorful - Accent 2"/>
-    <w:basedOn w:val="1054"/>
+    <w:basedOn w:val="1059"/>
     <w:uiPriority w:val="99"/>
     <w:pPr>
       <w:pBdr/>
@@ -49951,9 +51662,9 @@
       </w:tcPr>
     </w:tblStylePr>
   </w:style>
-  <w:style w:type="table" w:styleId="983">
+  <w:style w:type="table" w:styleId="988">
     <w:name w:val="List Table 6 Colorful - Accent 3"/>
-    <w:basedOn w:val="1054"/>
+    <w:basedOn w:val="1059"/>
     <w:uiPriority w:val="99"/>
     <w:pPr>
       <w:pBdr/>
@@ -50174,9 +51885,9 @@
       </w:tcPr>
     </w:tblStylePr>
   </w:style>
-  <w:style w:type="table" w:styleId="984">
+  <w:style w:type="table" w:styleId="989">
     <w:name w:val="List Table 6 Colorful - Accent 4"/>
-    <w:basedOn w:val="1054"/>
+    <w:basedOn w:val="1059"/>
     <w:uiPriority w:val="99"/>
     <w:pPr>
       <w:pBdr/>
@@ -50397,9 +52108,9 @@
       </w:tcPr>
     </w:tblStylePr>
   </w:style>
-  <w:style w:type="table" w:styleId="985">
+  <w:style w:type="table" w:styleId="990">
     <w:name w:val="List Table 6 Colorful - Accent 5"/>
-    <w:basedOn w:val="1054"/>
+    <w:basedOn w:val="1059"/>
     <w:uiPriority w:val="99"/>
     <w:pPr>
       <w:pBdr/>
@@ -50620,9 +52331,9 @@
       </w:tcPr>
     </w:tblStylePr>
   </w:style>
-  <w:style w:type="table" w:styleId="986">
+  <w:style w:type="table" w:styleId="991">
     <w:name w:val="List Table 6 Colorful - Accent 6"/>
-    <w:basedOn w:val="1054"/>
+    <w:basedOn w:val="1059"/>
     <w:uiPriority w:val="99"/>
     <w:pPr>
       <w:pBdr/>
@@ -50843,9 +52554,9 @@
       </w:tcPr>
     </w:tblStylePr>
   </w:style>
-  <w:style w:type="table" w:styleId="987">
+  <w:style w:type="table" w:styleId="992">
     <w:name w:val="List Table 7 Colorful"/>
-    <w:basedOn w:val="1054"/>
+    <w:basedOn w:val="1059"/>
     <w:uiPriority w:val="99"/>
     <w:pPr>
       <w:pBdr/>
@@ -51099,9 +52810,9 @@
       </w:tcPr>
     </w:tblStylePr>
   </w:style>
-  <w:style w:type="table" w:styleId="988">
+  <w:style w:type="table" w:styleId="993">
     <w:name w:val="List Table 7 Colorful - Accent 1"/>
-    <w:basedOn w:val="1054"/>
+    <w:basedOn w:val="1059"/>
     <w:uiPriority w:val="99"/>
     <w:pPr>
       <w:pBdr/>
@@ -51355,9 +53066,9 @@
       </w:tcPr>
     </w:tblStylePr>
   </w:style>
-  <w:style w:type="table" w:styleId="989">
+  <w:style w:type="table" w:styleId="994">
     <w:name w:val="List Table 7 Colorful - Accent 2"/>
-    <w:basedOn w:val="1054"/>
+    <w:basedOn w:val="1059"/>
     <w:uiPriority w:val="99"/>
     <w:pPr>
       <w:pBdr/>
@@ -51611,9 +53322,9 @@
       </w:tcPr>
     </w:tblStylePr>
   </w:style>
-  <w:style w:type="table" w:styleId="990">
+  <w:style w:type="table" w:styleId="995">
     <w:name w:val="List Table 7 Colorful - Accent 3"/>
-    <w:basedOn w:val="1054"/>
+    <w:basedOn w:val="1059"/>
     <w:uiPriority w:val="99"/>
     <w:pPr>
       <w:pBdr/>
@@ -51867,9 +53578,9 @@
       </w:tcPr>
     </w:tblStylePr>
   </w:style>
-  <w:style w:type="table" w:styleId="991">
+  <w:style w:type="table" w:styleId="996">
     <w:name w:val="List Table 7 Colorful - Accent 4"/>
-    <w:basedOn w:val="1054"/>
+    <w:basedOn w:val="1059"/>
     <w:uiPriority w:val="99"/>
     <w:pPr>
       <w:pBdr/>
@@ -52123,9 +53834,9 @@
       </w:tcPr>
     </w:tblStylePr>
   </w:style>
-  <w:style w:type="table" w:styleId="992">
+  <w:style w:type="table" w:styleId="997">
     <w:name w:val="List Table 7 Colorful - Accent 5"/>
-    <w:basedOn w:val="1054"/>
+    <w:basedOn w:val="1059"/>
     <w:uiPriority w:val="99"/>
     <w:pPr>
       <w:pBdr/>
@@ -52379,9 +54090,9 @@
       </w:tcPr>
     </w:tblStylePr>
   </w:style>
-  <w:style w:type="table" w:styleId="993">
+  <w:style w:type="table" w:styleId="998">
     <w:name w:val="List Table 7 Colorful - Accent 6"/>
-    <w:basedOn w:val="1054"/>
+    <w:basedOn w:val="1059"/>
     <w:uiPriority w:val="99"/>
     <w:pPr>
       <w:pBdr/>
@@ -52635,9 +54346,9 @@
       </w:tcPr>
     </w:tblStylePr>
   </w:style>
-  <w:style w:type="table" w:styleId="994">
+  <w:style w:type="table" w:styleId="999">
     <w:name w:val="Lined - Accent"/>
-    <w:basedOn w:val="1054"/>
+    <w:basedOn w:val="1059"/>
     <w:uiPriority w:val="99"/>
     <w:pPr>
       <w:pBdr/>
@@ -52872,9 +54583,9 @@
       </w:tcPr>
     </w:tblStylePr>
   </w:style>
-  <w:style w:type="table" w:styleId="995">
+  <w:style w:type="table" w:styleId="1000">
     <w:name w:val="Lined - Accent 1"/>
-    <w:basedOn w:val="1054"/>
+    <w:basedOn w:val="1059"/>
     <w:uiPriority w:val="99"/>
     <w:pPr>
       <w:pBdr/>
@@ -53109,9 +54820,9 @@
       </w:tcPr>
     </w:tblStylePr>
   </w:style>
-  <w:style w:type="table" w:styleId="996">
+  <w:style w:type="table" w:styleId="1001">
     <w:name w:val="Lined - Accent 2"/>
-    <w:basedOn w:val="1054"/>
+    <w:basedOn w:val="1059"/>
     <w:uiPriority w:val="99"/>
     <w:pPr>
       <w:pBdr/>
@@ -53346,9 +55057,9 @@
       </w:tcPr>
     </w:tblStylePr>
   </w:style>
-  <w:style w:type="table" w:styleId="997">
+  <w:style w:type="table" w:styleId="1002">
     <w:name w:val="Lined - Accent 3"/>
-    <w:basedOn w:val="1054"/>
+    <w:basedOn w:val="1059"/>
     <w:uiPriority w:val="99"/>
     <w:pPr>
       <w:pBdr/>
@@ -53583,9 +55294,9 @@
       </w:tcPr>
     </w:tblStylePr>
   </w:style>
-  <w:style w:type="table" w:styleId="998">
+  <w:style w:type="table" w:styleId="1003">
     <w:name w:val="Lined - Accent 4"/>
-    <w:basedOn w:val="1054"/>
+    <w:basedOn w:val="1059"/>
     <w:uiPriority w:val="99"/>
     <w:pPr>
       <w:pBdr/>
@@ -53820,9 +55531,9 @@
       </w:tcPr>
     </w:tblStylePr>
   </w:style>
-  <w:style w:type="table" w:styleId="999">
+  <w:style w:type="table" w:styleId="1004">
     <w:name w:val="Lined - Accent 5"/>
-    <w:basedOn w:val="1054"/>
+    <w:basedOn w:val="1059"/>
     <w:uiPriority w:val="99"/>
     <w:pPr>
       <w:pBdr/>
@@ -54057,9 +55768,9 @@
       </w:tcPr>
     </w:tblStylePr>
   </w:style>
-  <w:style w:type="table" w:styleId="1000">
+  <w:style w:type="table" w:styleId="1005">
     <w:name w:val="Lined - Accent 6"/>
-    <w:basedOn w:val="1054"/>
+    <w:basedOn w:val="1059"/>
     <w:uiPriority w:val="99"/>
     <w:pPr>
       <w:pBdr/>
@@ -54294,9 +56005,9 @@
       </w:tcPr>
     </w:tblStylePr>
   </w:style>
-  <w:style w:type="table" w:styleId="1001">
+  <w:style w:type="table" w:styleId="1006">
     <w:name w:val="Bordered &amp; Lined - Accent"/>
-    <w:basedOn w:val="1054"/>
+    <w:basedOn w:val="1059"/>
     <w:uiPriority w:val="99"/>
     <w:pPr>
       <w:pBdr/>
@@ -54538,9 +56249,9 @@
       </w:tcPr>
     </w:tblStylePr>
   </w:style>
-  <w:style w:type="table" w:styleId="1002">
+  <w:style w:type="table" w:styleId="1007">
     <w:name w:val="Bordered &amp; Lined - Accent 1"/>
-    <w:basedOn w:val="1054"/>
+    <w:basedOn w:val="1059"/>
     <w:uiPriority w:val="99"/>
     <w:pPr>
       <w:pBdr/>
@@ -54782,9 +56493,9 @@
       </w:tcPr>
     </w:tblStylePr>
   </w:style>
-  <w:style w:type="table" w:styleId="1003">
+  <w:style w:type="table" w:styleId="1008">
     <w:name w:val="Bordered &amp; Lined - Accent 2"/>
-    <w:basedOn w:val="1054"/>
+    <w:basedOn w:val="1059"/>
     <w:uiPriority w:val="99"/>
     <w:pPr>
       <w:pBdr/>
@@ -55026,9 +56737,9 @@
       </w:tcPr>
     </w:tblStylePr>
   </w:style>
-  <w:style w:type="table" w:styleId="1004">
+  <w:style w:type="table" w:styleId="1009">
     <w:name w:val="Bordered &amp; Lined - Accent 3"/>
-    <w:basedOn w:val="1054"/>
+    <w:basedOn w:val="1059"/>
     <w:uiPriority w:val="99"/>
     <w:pPr>
       <w:pBdr/>
@@ -55270,9 +56981,9 @@
       </w:tcPr>
     </w:tblStylePr>
   </w:style>
-  <w:style w:type="table" w:styleId="1005">
+  <w:style w:type="table" w:styleId="1010">
     <w:name w:val="Bordered &amp; Lined - Accent 4"/>
-    <w:basedOn w:val="1054"/>
+    <w:basedOn w:val="1059"/>
     <w:uiPriority w:val="99"/>
     <w:pPr>
       <w:pBdr/>
@@ -55514,9 +57225,9 @@
       </w:tcPr>
     </w:tblStylePr>
   </w:style>
-  <w:style w:type="table" w:styleId="1006">
+  <w:style w:type="table" w:styleId="1011">
     <w:name w:val="Bordered &amp; Lined - Accent 5"/>
-    <w:basedOn w:val="1054"/>
+    <w:basedOn w:val="1059"/>
     <w:uiPriority w:val="99"/>
     <w:pPr>
       <w:pBdr/>
@@ -55758,9 +57469,9 @@
       </w:tcPr>
     </w:tblStylePr>
   </w:style>
-  <w:style w:type="table" w:styleId="1007">
+  <w:style w:type="table" w:styleId="1012">
     <w:name w:val="Bordered &amp; Lined - Accent 6"/>
-    <w:basedOn w:val="1054"/>
+    <w:basedOn w:val="1059"/>
     <w:uiPriority w:val="99"/>
     <w:pPr>
       <w:pBdr/>
@@ -56002,9 +57713,9 @@
       </w:tcPr>
     </w:tblStylePr>
   </w:style>
-  <w:style w:type="table" w:styleId="1008">
+  <w:style w:type="table" w:styleId="1013">
     <w:name w:val="Bordered"/>
-    <w:basedOn w:val="1054"/>
+    <w:basedOn w:val="1059"/>
     <w:uiPriority w:val="99"/>
     <w:pPr>
       <w:pBdr/>
@@ -56233,9 +57944,9 @@
       </w:tcPr>
     </w:tblStylePr>
   </w:style>
-  <w:style w:type="table" w:styleId="1009">
+  <w:style w:type="table" w:styleId="1014">
     <w:name w:val="Bordered - Accent 1"/>
-    <w:basedOn w:val="1054"/>
+    <w:basedOn w:val="1059"/>
     <w:uiPriority w:val="99"/>
     <w:pPr>
       <w:pBdr/>
@@ -56464,9 +58175,9 @@
       </w:tcPr>
     </w:tblStylePr>
   </w:style>
-  <w:style w:type="table" w:styleId="1010">
+  <w:style w:type="table" w:styleId="1015">
     <w:name w:val="Bordered - Accent 2"/>
-    <w:basedOn w:val="1054"/>
+    <w:basedOn w:val="1059"/>
     <w:uiPriority w:val="99"/>
     <w:pPr>
       <w:pBdr/>
@@ -56695,9 +58406,9 @@
       </w:tcPr>
     </w:tblStylePr>
   </w:style>
-  <w:style w:type="table" w:styleId="1011">
+  <w:style w:type="table" w:styleId="1016">
     <w:name w:val="Bordered - Accent 3"/>
-    <w:basedOn w:val="1054"/>
+    <w:basedOn w:val="1059"/>
     <w:uiPriority w:val="99"/>
     <w:pPr>
       <w:pBdr/>
@@ -56926,9 +58637,9 @@
       </w:tcPr>
     </w:tblStylePr>
   </w:style>
-  <w:style w:type="table" w:styleId="1012">
+  <w:style w:type="table" w:styleId="1017">
     <w:name w:val="Bordered - Accent 4"/>
-    <w:basedOn w:val="1054"/>
+    <w:basedOn w:val="1059"/>
     <w:uiPriority w:val="99"/>
     <w:pPr>
       <w:pBdr/>
@@ -57157,9 +58868,9 @@
       </w:tcPr>
     </w:tblStylePr>
   </w:style>
-  <w:style w:type="table" w:styleId="1013">
+  <w:style w:type="table" w:styleId="1018">
     <w:name w:val="Bordered - Accent 5"/>
-    <w:basedOn w:val="1054"/>
+    <w:basedOn w:val="1059"/>
     <w:uiPriority w:val="99"/>
     <w:pPr>
       <w:pBdr/>
@@ -57388,9 +59099,9 @@
       </w:tcPr>
     </w:tblStylePr>
   </w:style>
-  <w:style w:type="table" w:styleId="1014">
+  <w:style w:type="table" w:styleId="1019">
     <w:name w:val="Bordered - Accent 6"/>
-    <w:basedOn w:val="1054"/>
+    <w:basedOn w:val="1059"/>
     <w:uiPriority w:val="99"/>
     <w:pPr>
       <w:pBdr/>
@@ -57619,11 +59330,11 @@
       </w:tcPr>
     </w:tblStylePr>
   </w:style>
-  <w:style w:type="paragraph" w:styleId="1015">
+  <w:style w:type="paragraph" w:styleId="1020">
     <w:name w:val="Heading 6"/>
-    <w:basedOn w:val="1047"/>
-    <w:next w:val="1047"/>
-    <w:link w:val="1019"/>
+    <w:basedOn w:val="1052"/>
+    <w:next w:val="1052"/>
+    <w:link w:val="1024"/>
     <w:uiPriority w:val="9"/>
     <w:unhideWhenUsed/>
     <w:qFormat/>
@@ -57642,11 +59353,11 @@
       <w:color w:val="595959" w:themeColor="text1" w:themeTint="A6"/>
     </w:rPr>
   </w:style>
-  <w:style w:type="paragraph" w:styleId="1016">
+  <w:style w:type="paragraph" w:styleId="1021">
     <w:name w:val="Heading 7"/>
-    <w:basedOn w:val="1047"/>
-    <w:next w:val="1047"/>
-    <w:link w:val="1020"/>
+    <w:basedOn w:val="1052"/>
+    <w:next w:val="1052"/>
+    <w:link w:val="1025"/>
     <w:uiPriority w:val="9"/>
     <w:unhideWhenUsed/>
     <w:qFormat/>
@@ -57663,11 +59374,11 @@
       <w:color w:val="595959" w:themeColor="text1" w:themeTint="A6"/>
     </w:rPr>
   </w:style>
-  <w:style w:type="paragraph" w:styleId="1017">
+  <w:style w:type="paragraph" w:styleId="1022">
     <w:name w:val="Heading 8"/>
-    <w:basedOn w:val="1047"/>
-    <w:next w:val="1047"/>
-    <w:link w:val="1021"/>
+    <w:basedOn w:val="1052"/>
+    <w:next w:val="1052"/>
+    <w:link w:val="1026"/>
     <w:uiPriority w:val="9"/>
     <w:unhideWhenUsed/>
     <w:qFormat/>
@@ -57686,11 +59397,11 @@
       <w:color w:val="272727" w:themeColor="text1" w:themeTint="D8"/>
     </w:rPr>
   </w:style>
-  <w:style w:type="paragraph" w:styleId="1018">
+  <w:style w:type="paragraph" w:styleId="1023">
     <w:name w:val="Heading 9"/>
-    <w:basedOn w:val="1047"/>
-    <w:next w:val="1047"/>
-    <w:link w:val="1022"/>
+    <w:basedOn w:val="1052"/>
+    <w:next w:val="1052"/>
+    <w:link w:val="1027"/>
     <w:uiPriority w:val="9"/>
     <w:unhideWhenUsed/>
     <w:qFormat/>
@@ -57709,10 +59420,10 @@
       <w:color w:val="272727" w:themeColor="text1" w:themeTint="D8"/>
     </w:rPr>
   </w:style>
-  <w:style w:type="character" w:styleId="1019">
+  <w:style w:type="character" w:styleId="1024">
     <w:name w:val="Heading 6 Char"/>
-    <w:basedOn w:val="1053"/>
-    <w:link w:val="1015"/>
+    <w:basedOn w:val="1058"/>
+    <w:link w:val="1020"/>
     <w:uiPriority w:val="9"/>
     <w:pPr>
       <w:pBdr/>
@@ -57726,10 +59437,10 @@
       <w:color w:val="595959" w:themeColor="text1" w:themeTint="A6"/>
     </w:rPr>
   </w:style>
-  <w:style w:type="character" w:styleId="1020">
+  <w:style w:type="character" w:styleId="1025">
     <w:name w:val="Heading 7 Char"/>
-    <w:basedOn w:val="1053"/>
-    <w:link w:val="1016"/>
+    <w:basedOn w:val="1058"/>
+    <w:link w:val="1021"/>
     <w:uiPriority w:val="9"/>
     <w:pPr>
       <w:pBdr/>
@@ -57741,10 +59452,10 @@
       <w:color w:val="595959" w:themeColor="text1" w:themeTint="A6"/>
     </w:rPr>
   </w:style>
-  <w:style w:type="character" w:styleId="1021">
+  <w:style w:type="character" w:styleId="1026">
     <w:name w:val="Heading 8 Char"/>
-    <w:basedOn w:val="1053"/>
-    <w:link w:val="1017"/>
+    <w:basedOn w:val="1058"/>
+    <w:link w:val="1022"/>
     <w:uiPriority w:val="9"/>
     <w:pPr>
       <w:pBdr/>
@@ -57758,10 +59469,10 @@
       <w:color w:val="272727" w:themeColor="text1" w:themeTint="D8"/>
     </w:rPr>
   </w:style>
-  <w:style w:type="character" w:styleId="1022">
+  <w:style w:type="character" w:styleId="1027">
     <w:name w:val="Heading 9 Char"/>
-    <w:basedOn w:val="1053"/>
-    <w:link w:val="1018"/>
+    <w:basedOn w:val="1058"/>
+    <w:link w:val="1023"/>
     <w:uiPriority w:val="9"/>
     <w:pPr>
       <w:pBdr/>
@@ -57775,11 +59486,11 @@
       <w:color w:val="272727" w:themeColor="text1" w:themeTint="D8"/>
     </w:rPr>
   </w:style>
-  <w:style w:type="paragraph" w:styleId="1023">
+  <w:style w:type="paragraph" w:styleId="1028">
     <w:name w:val="Quote"/>
-    <w:basedOn w:val="1047"/>
-    <w:next w:val="1047"/>
-    <w:link w:val="1024"/>
+    <w:basedOn w:val="1052"/>
+    <w:next w:val="1052"/>
+    <w:link w:val="1029"/>
     <w:uiPriority w:val="29"/>
     <w:qFormat/>
     <w:pPr>
@@ -57794,10 +59505,10 @@
       <w:color w:val="404040" w:themeColor="text1" w:themeTint="BF"/>
     </w:rPr>
   </w:style>
-  <w:style w:type="character" w:styleId="1024">
+  <w:style w:type="character" w:styleId="1029">
     <w:name w:val="Quote Char"/>
-    <w:basedOn w:val="1053"/>
-    <w:link w:val="1023"/>
+    <w:basedOn w:val="1058"/>
+    <w:link w:val="1028"/>
     <w:uiPriority w:val="29"/>
     <w:pPr>
       <w:pBdr/>
@@ -57810,9 +59521,9 @@
       <w:color w:val="404040" w:themeColor="text1" w:themeTint="BF"/>
     </w:rPr>
   </w:style>
-  <w:style w:type="character" w:styleId="1025">
+  <w:style w:type="character" w:styleId="1030">
     <w:name w:val="Intense Emphasis"/>
-    <w:basedOn w:val="1053"/>
+    <w:basedOn w:val="1058"/>
     <w:uiPriority w:val="21"/>
     <w:qFormat/>
     <w:pPr>
@@ -57826,11 +59537,11 @@
       <w:color w:val="0f4761" w:themeColor="accent1" w:themeShade="BF"/>
     </w:rPr>
   </w:style>
-  <w:style w:type="paragraph" w:styleId="1026">
+  <w:style w:type="paragraph" w:styleId="1031">
     <w:name w:val="Intense Quote"/>
-    <w:basedOn w:val="1047"/>
-    <w:next w:val="1047"/>
-    <w:link w:val="1027"/>
+    <w:basedOn w:val="1052"/>
+    <w:next w:val="1052"/>
+    <w:link w:val="1032"/>
     <w:uiPriority w:val="30"/>
     <w:qFormat/>
     <w:pPr>
@@ -57848,10 +59559,10 @@
       <w:color w:val="0f4761" w:themeColor="accent1" w:themeShade="BF"/>
     </w:rPr>
   </w:style>
-  <w:style w:type="character" w:styleId="1027">
+  <w:style w:type="character" w:styleId="1032">
     <w:name w:val="Intense Quote Char"/>
-    <w:basedOn w:val="1053"/>
-    <w:link w:val="1026"/>
+    <w:basedOn w:val="1058"/>
+    <w:link w:val="1031"/>
     <w:uiPriority w:val="30"/>
     <w:pPr>
       <w:pBdr/>
@@ -57864,9 +59575,9 @@
       <w:color w:val="0f4761" w:themeColor="accent1" w:themeShade="BF"/>
     </w:rPr>
   </w:style>
-  <w:style w:type="character" w:styleId="1028">
+  <w:style w:type="character" w:styleId="1033">
     <w:name w:val="Intense Reference"/>
-    <w:basedOn w:val="1053"/>
+    <w:basedOn w:val="1058"/>
     <w:uiPriority w:val="32"/>
     <w:qFormat/>
     <w:pPr>
@@ -57882,9 +59593,9 @@
       <w:spacing w:val="5"/>
     </w:rPr>
   </w:style>
-  <w:style w:type="paragraph" w:styleId="1029">
+  <w:style w:type="paragraph" w:styleId="1034">
     <w:name w:val="No Spacing"/>
-    <w:basedOn w:val="1047"/>
+    <w:basedOn w:val="1052"/>
     <w:uiPriority w:val="1"/>
     <w:qFormat/>
     <w:pPr>
@@ -57893,9 +59604,9 @@
       <w:ind/>
     </w:pPr>
   </w:style>
-  <w:style w:type="character" w:styleId="1030">
+  <w:style w:type="character" w:styleId="1035">
     <w:name w:val="Subtle Emphasis"/>
-    <w:basedOn w:val="1053"/>
+    <w:basedOn w:val="1058"/>
     <w:uiPriority w:val="19"/>
     <w:qFormat/>
     <w:pPr>
@@ -57909,9 +59620,9 @@
       <w:color w:val="404040" w:themeColor="text1" w:themeTint="BF"/>
     </w:rPr>
   </w:style>
-  <w:style w:type="character" w:styleId="1031">
+  <w:style w:type="character" w:styleId="1036">
     <w:name w:val="Subtle Reference"/>
-    <w:basedOn w:val="1053"/>
+    <w:basedOn w:val="1058"/>
     <w:uiPriority w:val="31"/>
     <w:qFormat/>
     <w:pPr>
@@ -57924,9 +59635,9 @@
       <w:color w:val="5a5a5a" w:themeColor="text1" w:themeTint="A5"/>
     </w:rPr>
   </w:style>
-  <w:style w:type="character" w:styleId="1032">
+  <w:style w:type="character" w:styleId="1037">
     <w:name w:val="Book Title"/>
-    <w:basedOn w:val="1053"/>
+    <w:basedOn w:val="1058"/>
     <w:uiPriority w:val="33"/>
     <w:qFormat/>
     <w:pPr>
@@ -57942,10 +59653,10 @@
       <w:spacing w:val="5"/>
     </w:rPr>
   </w:style>
-  <w:style w:type="paragraph" w:styleId="1033">
+  <w:style w:type="paragraph" w:styleId="1038">
     <w:name w:val="footnote text"/>
-    <w:basedOn w:val="1047"/>
-    <w:link w:val="1034"/>
+    <w:basedOn w:val="1052"/>
+    <w:link w:val="1039"/>
     <w:uiPriority w:val="99"/>
     <w:semiHidden/>
     <w:unhideWhenUsed/>
@@ -57959,10 +59670,10 @@
       <w:szCs w:val="20"/>
     </w:rPr>
   </w:style>
-  <w:style w:type="character" w:styleId="1034">
+  <w:style w:type="character" w:styleId="1039">
     <w:name w:val="Footnote Text Char"/>
-    <w:basedOn w:val="1053"/>
-    <w:link w:val="1033"/>
+    <w:basedOn w:val="1058"/>
+    <w:link w:val="1038"/>
     <w:uiPriority w:val="99"/>
     <w:semiHidden/>
     <w:pPr>
@@ -57975,9 +59686,9 @@
       <w:szCs w:val="20"/>
     </w:rPr>
   </w:style>
-  <w:style w:type="character" w:styleId="1035">
+  <w:style w:type="character" w:styleId="1040">
     <w:name w:val="footnote reference"/>
-    <w:basedOn w:val="1053"/>
+    <w:basedOn w:val="1058"/>
     <w:uiPriority w:val="99"/>
     <w:semiHidden/>
     <w:unhideWhenUsed/>
@@ -57990,10 +59701,10 @@
       <w:vertAlign w:val="superscript"/>
     </w:rPr>
   </w:style>
-  <w:style w:type="paragraph" w:styleId="1036">
+  <w:style w:type="paragraph" w:styleId="1041">
     <w:name w:val="endnote text"/>
-    <w:basedOn w:val="1047"/>
-    <w:link w:val="1037"/>
+    <w:basedOn w:val="1052"/>
+    <w:link w:val="1042"/>
     <w:uiPriority w:val="99"/>
     <w:semiHidden/>
     <w:unhideWhenUsed/>
@@ -58007,10 +59718,10 @@
       <w:szCs w:val="20"/>
     </w:rPr>
   </w:style>
-  <w:style w:type="character" w:styleId="1037">
+  <w:style w:type="character" w:styleId="1042">
     <w:name w:val="Endnote Text Char"/>
-    <w:basedOn w:val="1053"/>
-    <w:link w:val="1036"/>
+    <w:basedOn w:val="1058"/>
+    <w:link w:val="1041"/>
     <w:uiPriority w:val="99"/>
     <w:semiHidden/>
     <w:pPr>
@@ -58023,9 +59734,9 @@
       <w:szCs w:val="20"/>
     </w:rPr>
   </w:style>
-  <w:style w:type="character" w:styleId="1038">
+  <w:style w:type="character" w:styleId="1043">
     <w:name w:val="endnote reference"/>
-    <w:basedOn w:val="1053"/>
+    <w:basedOn w:val="1058"/>
     <w:uiPriority w:val="99"/>
     <w:semiHidden/>
     <w:unhideWhenUsed/>
@@ -58038,9 +59749,9 @@
       <w:vertAlign w:val="superscript"/>
     </w:rPr>
   </w:style>
-  <w:style w:type="character" w:styleId="1039">
+  <w:style w:type="character" w:styleId="1044">
     <w:name w:val="FollowedHyperlink"/>
-    <w:basedOn w:val="1053"/>
+    <w:basedOn w:val="1058"/>
     <w:uiPriority w:val="99"/>
     <w:semiHidden/>
     <w:unhideWhenUsed/>
@@ -58054,10 +59765,10 @@
       <w:u w:val="single"/>
     </w:rPr>
   </w:style>
-  <w:style w:type="paragraph" w:styleId="1040">
+  <w:style w:type="paragraph" w:styleId="1045">
     <w:name w:val="toc 4"/>
-    <w:basedOn w:val="1047"/>
-    <w:next w:val="1047"/>
+    <w:basedOn w:val="1052"/>
+    <w:next w:val="1052"/>
     <w:uiPriority w:val="39"/>
     <w:unhideWhenUsed/>
     <w:pPr>
@@ -58066,10 +59777,10 @@
       <w:ind w:left="660"/>
     </w:pPr>
   </w:style>
-  <w:style w:type="paragraph" w:styleId="1041">
+  <w:style w:type="paragraph" w:styleId="1046">
     <w:name w:val="toc 5"/>
-    <w:basedOn w:val="1047"/>
-    <w:next w:val="1047"/>
+    <w:basedOn w:val="1052"/>
+    <w:next w:val="1052"/>
     <w:uiPriority w:val="39"/>
     <w:unhideWhenUsed/>
     <w:pPr>
@@ -58078,10 +59789,10 @@
       <w:ind w:left="880"/>
     </w:pPr>
   </w:style>
-  <w:style w:type="paragraph" w:styleId="1042">
+  <w:style w:type="paragraph" w:styleId="1047">
     <w:name w:val="toc 6"/>
-    <w:basedOn w:val="1047"/>
-    <w:next w:val="1047"/>
+    <w:basedOn w:val="1052"/>
+    <w:next w:val="1052"/>
     <w:uiPriority w:val="39"/>
     <w:unhideWhenUsed/>
     <w:pPr>
@@ -58090,10 +59801,10 @@
       <w:ind w:left="1100"/>
     </w:pPr>
   </w:style>
-  <w:style w:type="paragraph" w:styleId="1043">
+  <w:style w:type="paragraph" w:styleId="1048">
     <w:name w:val="toc 7"/>
-    <w:basedOn w:val="1047"/>
-    <w:next w:val="1047"/>
+    <w:basedOn w:val="1052"/>
+    <w:next w:val="1052"/>
     <w:uiPriority w:val="39"/>
     <w:unhideWhenUsed/>
     <w:pPr>
@@ -58102,10 +59813,10 @@
       <w:ind w:left="1320"/>
     </w:pPr>
   </w:style>
-  <w:style w:type="paragraph" w:styleId="1044">
+  <w:style w:type="paragraph" w:styleId="1049">
     <w:name w:val="toc 8"/>
-    <w:basedOn w:val="1047"/>
-    <w:next w:val="1047"/>
+    <w:basedOn w:val="1052"/>
+    <w:next w:val="1052"/>
     <w:uiPriority w:val="39"/>
     <w:unhideWhenUsed/>
     <w:pPr>
@@ -58114,10 +59825,10 @@
       <w:ind w:left="1540"/>
     </w:pPr>
   </w:style>
-  <w:style w:type="paragraph" w:styleId="1045">
+  <w:style w:type="paragraph" w:styleId="1050">
     <w:name w:val="toc 9"/>
-    <w:basedOn w:val="1047"/>
-    <w:next w:val="1047"/>
+    <w:basedOn w:val="1052"/>
+    <w:next w:val="1052"/>
     <w:uiPriority w:val="39"/>
     <w:unhideWhenUsed/>
     <w:pPr>
@@ -58126,10 +59837,10 @@
       <w:ind w:left="1760"/>
     </w:pPr>
   </w:style>
-  <w:style w:type="paragraph" w:styleId="1046">
+  <w:style w:type="paragraph" w:styleId="1051">
     <w:name w:val="table of figures"/>
-    <w:basedOn w:val="1047"/>
-    <w:next w:val="1047"/>
+    <w:basedOn w:val="1052"/>
+    <w:next w:val="1052"/>
     <w:uiPriority w:val="99"/>
     <w:unhideWhenUsed/>
     <w:pPr>
@@ -58138,7 +59849,7 @@
       <w:ind/>
     </w:pPr>
   </w:style>
-  <w:style w:type="paragraph" w:styleId="1047" w:default="1">
+  <w:style w:type="paragraph" w:styleId="1052" w:default="1">
     <w:name w:val="Normal"/>
     <w:qFormat/>
     <w:pPr>
@@ -58153,11 +59864,11 @@
       <w:szCs w:val="24"/>
     </w:rPr>
   </w:style>
-  <w:style w:type="paragraph" w:styleId="1048">
+  <w:style w:type="paragraph" w:styleId="1053">
     <w:name w:val="Heading 1"/>
-    <w:basedOn w:val="1047"/>
-    <w:next w:val="1047"/>
-    <w:link w:val="1088"/>
+    <w:basedOn w:val="1052"/>
+    <w:next w:val="1052"/>
+    <w:link w:val="1093"/>
     <w:uiPriority w:val="9"/>
     <w:qFormat/>
     <w:pPr>
@@ -58175,11 +59886,11 @@
       <w:szCs w:val="28"/>
     </w:rPr>
   </w:style>
-  <w:style w:type="paragraph" w:styleId="1049">
+  <w:style w:type="paragraph" w:styleId="1054">
     <w:name w:val="Heading 2"/>
-    <w:basedOn w:val="1047"/>
-    <w:next w:val="1047"/>
-    <w:link w:val="1075"/>
+    <w:basedOn w:val="1052"/>
+    <w:next w:val="1052"/>
+    <w:link w:val="1080"/>
     <w:uiPriority w:val="9"/>
     <w:unhideWhenUsed/>
     <w:qFormat/>
@@ -58196,11 +59907,11 @@
       <w:iCs/>
     </w:rPr>
   </w:style>
-  <w:style w:type="paragraph" w:styleId="1050">
+  <w:style w:type="paragraph" w:styleId="1055">
     <w:name w:val="Heading 3"/>
-    <w:basedOn w:val="1047"/>
-    <w:next w:val="1047"/>
-    <w:link w:val="1066"/>
+    <w:basedOn w:val="1052"/>
+    <w:next w:val="1052"/>
+    <w:link w:val="1071"/>
     <w:qFormat/>
     <w:pPr>
       <w:keepNext w:val="true"/>
@@ -58213,11 +59924,11 @@
       <w:b/>
     </w:rPr>
   </w:style>
-  <w:style w:type="paragraph" w:styleId="1051">
+  <w:style w:type="paragraph" w:styleId="1056">
     <w:name w:val="Heading 4"/>
-    <w:basedOn w:val="1047"/>
-    <w:next w:val="1047"/>
-    <w:link w:val="1067"/>
+    <w:basedOn w:val="1052"/>
+    <w:next w:val="1052"/>
+    <w:link w:val="1072"/>
     <w:qFormat/>
     <w:pPr>
       <w:keepNext w:val="true"/>
@@ -58233,11 +59944,11 @@
       <w:szCs w:val="20"/>
     </w:rPr>
   </w:style>
-  <w:style w:type="paragraph" w:styleId="1052">
+  <w:style w:type="paragraph" w:styleId="1057">
     <w:name w:val="Heading 5"/>
-    <w:basedOn w:val="1047"/>
-    <w:next w:val="1047"/>
-    <w:link w:val="1096"/>
+    <w:basedOn w:val="1052"/>
+    <w:next w:val="1052"/>
+    <w:link w:val="1101"/>
     <w:uiPriority w:val="9"/>
     <w:unhideWhenUsed/>
     <w:qFormat/>
@@ -58254,7 +59965,7 @@
       <w:color w:val="2e74b5" w:themeColor="accent1" w:themeShade="BF"/>
     </w:rPr>
   </w:style>
-  <w:style w:type="character" w:styleId="1053" w:default="1">
+  <w:style w:type="character" w:styleId="1058" w:default="1">
     <w:name w:val="Default Paragraph Font"/>
     <w:uiPriority w:val="1"/>
     <w:semiHidden/>
@@ -58265,7 +59976,7 @@
       <w:ind/>
     </w:pPr>
   </w:style>
-  <w:style w:type="table" w:styleId="1054" w:default="1">
+  <w:style w:type="table" w:styleId="1059" w:default="1">
     <w:name w:val="Normal Table"/>
     <w:uiPriority w:val="99"/>
     <w:semiHidden/>
@@ -58458,7 +60169,7 @@
       </w:tcPr>
     </w:tblStylePr>
   </w:style>
-  <w:style w:type="numbering" w:styleId="1055" w:default="1">
+  <w:style w:type="numbering" w:styleId="1060" w:default="1">
     <w:name w:val="No List"/>
     <w:uiPriority w:val="99"/>
     <w:semiHidden/>
@@ -58469,7 +60180,7 @@
       <w:ind/>
     </w:pPr>
   </w:style>
-  <w:style w:type="paragraph" w:styleId="1056" w:customStyle="1">
+  <w:style w:type="paragraph" w:styleId="1061" w:customStyle="1">
     <w:name w:val="Обычный1"/>
     <w:pPr>
       <w:widowControl w:val="false"/>
@@ -58483,7 +60194,7 @@
       <w:sz w:val="24"/>
     </w:rPr>
   </w:style>
-  <w:style w:type="paragraph" w:styleId="1057" w:customStyle="1">
+  <w:style w:type="paragraph" w:styleId="1062" w:customStyle="1">
     <w:name w:val="FR1"/>
     <w:pPr>
       <w:widowControl w:val="false"/>
@@ -58497,10 +60208,10 @@
       <w:sz w:val="22"/>
     </w:rPr>
   </w:style>
-  <w:style w:type="paragraph" w:styleId="1058" w:customStyle="1">
+  <w:style w:type="paragraph" w:styleId="1063" w:customStyle="1">
     <w:name w:val="МАУ'2005 Основной текст"/>
-    <w:basedOn w:val="1047"/>
-    <w:next w:val="1047"/>
+    <w:basedOn w:val="1052"/>
+    <w:next w:val="1052"/>
     <w:pPr>
       <w:pBdr/>
       <w:spacing w:line="276" w:lineRule="auto"/>
@@ -58510,7 +60221,7 @@
       <w:rFonts w:ascii="Arial,Bold" w:hAnsi="Arial,Bold"/>
     </w:rPr>
   </w:style>
-  <w:style w:type="paragraph" w:styleId="1059" w:customStyle="1">
+  <w:style w:type="paragraph" w:styleId="1064" w:customStyle="1">
     <w:name w:val="Normal1"/>
     <w:pPr>
       <w:widowControl w:val="false"/>
@@ -58522,11 +60233,11 @@
       <w:rFonts w:ascii="Times New Roman" w:hAnsi="Times New Roman" w:eastAsia="Times New Roman"/>
     </w:rPr>
   </w:style>
-  <w:style w:type="paragraph" w:styleId="1060">
+  <w:style w:type="paragraph" w:styleId="1065">
     <w:name w:val="Title"/>
-    <w:basedOn w:val="1108"/>
-    <w:next w:val="1047"/>
-    <w:link w:val="1061"/>
+    <w:basedOn w:val="1113"/>
+    <w:next w:val="1052"/>
+    <w:link w:val="1066"/>
     <w:qFormat/>
     <w:pPr>
       <w:pBdr/>
@@ -58535,19 +60246,19 @@
       <w:jc w:val="center"/>
     </w:pPr>
   </w:style>
-  <w:style w:type="character" w:styleId="1061" w:customStyle="1">
+  <w:style w:type="character" w:styleId="1066" w:customStyle="1">
     <w:name w:val="Title Char"/>
-    <w:link w:val="1060"/>
+    <w:link w:val="1065"/>
     <w:pPr>
       <w:pBdr/>
       <w:spacing/>
       <w:ind/>
     </w:pPr>
   </w:style>
-  <w:style w:type="paragraph" w:styleId="1062">
+  <w:style w:type="paragraph" w:styleId="1067">
     <w:name w:val="Body Text 2"/>
-    <w:basedOn w:val="1047"/>
-    <w:link w:val="1063"/>
+    <w:basedOn w:val="1052"/>
+    <w:link w:val="1068"/>
     <w:pPr>
       <w:pBdr/>
       <w:spacing/>
@@ -58557,9 +60268,9 @@
       <w:szCs w:val="20"/>
     </w:rPr>
   </w:style>
-  <w:style w:type="character" w:styleId="1063" w:customStyle="1">
+  <w:style w:type="character" w:styleId="1068" w:customStyle="1">
     <w:name w:val="Body Text 2 Char"/>
-    <w:link w:val="1062"/>
+    <w:link w:val="1067"/>
     <w:pPr>
       <w:pBdr/>
       <w:spacing/>
@@ -58570,10 +60281,10 @@
       <w:sz w:val="24"/>
     </w:rPr>
   </w:style>
-  <w:style w:type="paragraph" w:styleId="1064">
+  <w:style w:type="paragraph" w:styleId="1069">
     <w:name w:val="Body Text 3"/>
-    <w:basedOn w:val="1047"/>
-    <w:link w:val="1065"/>
+    <w:basedOn w:val="1052"/>
+    <w:link w:val="1070"/>
     <w:pPr>
       <w:pBdr/>
       <w:spacing/>
@@ -58585,9 +60296,9 @@
       <w:szCs w:val="20"/>
     </w:rPr>
   </w:style>
-  <w:style w:type="character" w:styleId="1065" w:customStyle="1">
+  <w:style w:type="character" w:styleId="1070" w:customStyle="1">
     <w:name w:val="Body Text 3 Char"/>
-    <w:link w:val="1064"/>
+    <w:link w:val="1069"/>
     <w:pPr>
       <w:pBdr/>
       <w:spacing/>
@@ -58600,9 +60311,9 @@
       <w:sz w:val="24"/>
     </w:rPr>
   </w:style>
-  <w:style w:type="character" w:styleId="1066" w:customStyle="1">
+  <w:style w:type="character" w:styleId="1071" w:customStyle="1">
     <w:name w:val="Heading 3 Char"/>
-    <w:link w:val="1050"/>
+    <w:link w:val="1055"/>
     <w:pPr>
       <w:pBdr/>
       <w:spacing/>
@@ -58615,9 +60326,9 @@
       <w:szCs w:val="24"/>
     </w:rPr>
   </w:style>
-  <w:style w:type="character" w:styleId="1067" w:customStyle="1">
+  <w:style w:type="character" w:styleId="1072" w:customStyle="1">
     <w:name w:val="Heading 4 Char"/>
-    <w:link w:val="1051"/>
+    <w:link w:val="1056"/>
     <w:pPr>
       <w:pBdr/>
       <w:spacing/>
@@ -58628,7 +60339,7 @@
       <w:b/>
     </w:rPr>
   </w:style>
-  <w:style w:type="character" w:styleId="1068">
+  <w:style w:type="character" w:styleId="1073">
     <w:name w:val="Strong"/>
     <w:uiPriority w:val="22"/>
     <w:qFormat/>
@@ -58642,9 +60353,9 @@
       <w:bCs/>
     </w:rPr>
   </w:style>
-  <w:style w:type="paragraph" w:styleId="1069">
+  <w:style w:type="paragraph" w:styleId="1074">
     <w:name w:val="Normal (Web)"/>
-    <w:basedOn w:val="1047"/>
+    <w:basedOn w:val="1052"/>
     <w:uiPriority w:val="99"/>
     <w:unhideWhenUsed/>
     <w:pPr>
@@ -58653,7 +60364,7 @@
       <w:ind/>
     </w:pPr>
   </w:style>
-  <w:style w:type="character" w:styleId="1070">
+  <w:style w:type="character" w:styleId="1075">
     <w:name w:val="Emphasis"/>
     <w:uiPriority w:val="20"/>
     <w:qFormat/>
@@ -58667,10 +60378,10 @@
       <w:iCs/>
     </w:rPr>
   </w:style>
-  <w:style w:type="paragraph" w:styleId="1071">
+  <w:style w:type="paragraph" w:styleId="1076">
     <w:name w:val="Header"/>
-    <w:basedOn w:val="1047"/>
-    <w:link w:val="1072"/>
+    <w:basedOn w:val="1052"/>
+    <w:link w:val="1077"/>
     <w:uiPriority w:val="99"/>
     <w:unhideWhenUsed/>
     <w:pPr>
@@ -58683,9 +60394,9 @@
       <w:ind/>
     </w:pPr>
   </w:style>
-  <w:style w:type="character" w:styleId="1072" w:customStyle="1">
+  <w:style w:type="character" w:styleId="1077" w:customStyle="1">
     <w:name w:val="Header Char"/>
-    <w:link w:val="1071"/>
+    <w:link w:val="1076"/>
     <w:uiPriority w:val="99"/>
     <w:pPr>
       <w:pBdr/>
@@ -58698,10 +60409,10 @@
       <w:szCs w:val="24"/>
     </w:rPr>
   </w:style>
-  <w:style w:type="paragraph" w:styleId="1073">
+  <w:style w:type="paragraph" w:styleId="1078">
     <w:name w:val="Footer"/>
-    <w:basedOn w:val="1047"/>
-    <w:link w:val="1074"/>
+    <w:basedOn w:val="1052"/>
+    <w:link w:val="1079"/>
     <w:uiPriority w:val="99"/>
     <w:unhideWhenUsed/>
     <w:pPr>
@@ -58714,9 +60425,9 @@
       <w:ind/>
     </w:pPr>
   </w:style>
-  <w:style w:type="character" w:styleId="1074" w:customStyle="1">
+  <w:style w:type="character" w:styleId="1079" w:customStyle="1">
     <w:name w:val="Footer Char"/>
-    <w:link w:val="1073"/>
+    <w:link w:val="1078"/>
     <w:uiPriority w:val="99"/>
     <w:pPr>
       <w:pBdr/>
@@ -58729,9 +60440,9 @@
       <w:szCs w:val="24"/>
     </w:rPr>
   </w:style>
-  <w:style w:type="character" w:styleId="1075" w:customStyle="1">
+  <w:style w:type="character" w:styleId="1080" w:customStyle="1">
     <w:name w:val="Heading 2 Char"/>
-    <w:link w:val="1049"/>
+    <w:link w:val="1054"/>
     <w:uiPriority w:val="9"/>
     <w:pPr>
       <w:pBdr/>
@@ -58747,9 +60458,9 @@
       <w:szCs w:val="24"/>
     </w:rPr>
   </w:style>
-  <w:style w:type="paragraph" w:styleId="1076" w:customStyle="1">
+  <w:style w:type="paragraph" w:styleId="1081" w:customStyle="1">
     <w:name w:val="Style21"/>
-    <w:basedOn w:val="1047"/>
+    <w:basedOn w:val="1052"/>
     <w:pPr>
       <w:widowControl w:val="false"/>
       <w:pBdr/>
@@ -58757,7 +60468,7 @@
       <w:ind w:hanging="336"/>
     </w:pPr>
   </w:style>
-  <w:style w:type="character" w:styleId="1077" w:customStyle="1">
+  <w:style w:type="character" w:styleId="1082" w:customStyle="1">
     <w:name w:val="apple-converted-space"/>
     <w:pPr>
       <w:pBdr/>
@@ -58765,9 +60476,9 @@
       <w:ind/>
     </w:pPr>
   </w:style>
-  <w:style w:type="table" w:styleId="1078">
+  <w:style w:type="table" w:styleId="1083">
     <w:name w:val="Table Grid"/>
-    <w:basedOn w:val="1054"/>
+    <w:basedOn w:val="1059"/>
     <w:uiPriority w:val="39"/>
     <w:pPr>
       <w:pBdr/>
@@ -58957,9 +60668,9 @@
       </w:tcPr>
     </w:tblStylePr>
   </w:style>
-  <w:style w:type="paragraph" w:styleId="1079">
+  <w:style w:type="paragraph" w:styleId="1084">
     <w:name w:val="List Paragraph"/>
-    <w:basedOn w:val="1047"/>
+    <w:basedOn w:val="1052"/>
     <w:uiPriority w:val="34"/>
     <w:qFormat/>
     <w:pPr>
@@ -58969,9 +60680,9 @@
       <w:contextualSpacing w:val="true"/>
     </w:pPr>
   </w:style>
-  <w:style w:type="character" w:styleId="1080" w:customStyle="1">
+  <w:style w:type="character" w:styleId="1085" w:customStyle="1">
     <w:name w:val="fontstyle01"/>
-    <w:basedOn w:val="1053"/>
+    <w:basedOn w:val="1058"/>
     <w:pPr>
       <w:pBdr/>
       <w:spacing/>
@@ -58988,9 +60699,9 @@
       <w:szCs w:val="24"/>
     </w:rPr>
   </w:style>
-  <w:style w:type="paragraph" w:styleId="1081" w:customStyle="1">
+  <w:style w:type="paragraph" w:styleId="1086" w:customStyle="1">
     <w:name w:val="Table Paragraph"/>
-    <w:basedOn w:val="1047"/>
+    <w:basedOn w:val="1052"/>
     <w:uiPriority w:val="1"/>
     <w:qFormat/>
     <w:pPr>
@@ -59005,10 +60716,10 @@
       <w:lang w:bidi="ru-RU"/>
     </w:rPr>
   </w:style>
-  <w:style w:type="paragraph" w:styleId="1082" w:customStyle="1">
+  <w:style w:type="paragraph" w:styleId="1087" w:customStyle="1">
     <w:name w:val="Style1"/>
-    <w:basedOn w:val="1050"/>
-    <w:link w:val="1083"/>
+    <w:basedOn w:val="1055"/>
+    <w:link w:val="1088"/>
     <w:qFormat/>
     <w:pPr>
       <w:keepLines w:val="true"/>
@@ -59025,10 +60736,10 @@
       <w:lang w:eastAsia="en-US"/>
     </w:rPr>
   </w:style>
-  <w:style w:type="character" w:styleId="1083" w:customStyle="1">
+  <w:style w:type="character" w:styleId="1088" w:customStyle="1">
     <w:name w:val="Style1 Char"/>
-    <w:basedOn w:val="1066"/>
-    <w:link w:val="1082"/>
+    <w:basedOn w:val="1071"/>
+    <w:link w:val="1087"/>
     <w:pPr>
       <w:pBdr/>
       <w:spacing/>
@@ -59042,9 +60753,9 @@
       <w:lang w:eastAsia="en-US"/>
     </w:rPr>
   </w:style>
-  <w:style w:type="character" w:styleId="1084" w:customStyle="1">
+  <w:style w:type="character" w:styleId="1089" w:customStyle="1">
     <w:name w:val="fontstyle21"/>
-    <w:basedOn w:val="1053"/>
+    <w:basedOn w:val="1058"/>
     <w:pPr>
       <w:pBdr/>
       <w:spacing/>
@@ -59061,9 +60772,9 @@
       <w:szCs w:val="22"/>
     </w:rPr>
   </w:style>
-  <w:style w:type="character" w:styleId="1085" w:customStyle="1">
+  <w:style w:type="character" w:styleId="1090" w:customStyle="1">
     <w:name w:val="fontstyle31"/>
-    <w:basedOn w:val="1053"/>
+    <w:basedOn w:val="1058"/>
     <w:pPr>
       <w:pBdr/>
       <w:spacing/>
@@ -59080,9 +60791,9 @@
       <w:szCs w:val="22"/>
     </w:rPr>
   </w:style>
-  <w:style w:type="character" w:styleId="1086" w:customStyle="1">
+  <w:style w:type="character" w:styleId="1091" w:customStyle="1">
     <w:name w:val="fontstyle11"/>
-    <w:basedOn w:val="1053"/>
+    <w:basedOn w:val="1058"/>
     <w:pPr>
       <w:pBdr/>
       <w:spacing/>
@@ -59099,9 +60810,9 @@
       <w:szCs w:val="22"/>
     </w:rPr>
   </w:style>
-  <w:style w:type="character" w:styleId="1087">
+  <w:style w:type="character" w:styleId="1092">
     <w:name w:val="Placeholder Text"/>
-    <w:basedOn w:val="1053"/>
+    <w:basedOn w:val="1058"/>
     <w:uiPriority w:val="99"/>
     <w:semiHidden/>
     <w:pPr>
@@ -59113,10 +60824,10 @@
       <w:color w:val="808080"/>
     </w:rPr>
   </w:style>
-  <w:style w:type="character" w:styleId="1088" w:customStyle="1">
+  <w:style w:type="character" w:styleId="1093" w:customStyle="1">
     <w:name w:val="Heading 1 Char"/>
-    <w:basedOn w:val="1053"/>
-    <w:link w:val="1048"/>
+    <w:basedOn w:val="1058"/>
+    <w:link w:val="1053"/>
     <w:uiPriority w:val="9"/>
     <w:pPr>
       <w:pBdr/>
@@ -59130,10 +60841,10 @@
       <w:szCs w:val="28"/>
     </w:rPr>
   </w:style>
-  <w:style w:type="paragraph" w:styleId="1089">
+  <w:style w:type="paragraph" w:styleId="1094">
     <w:name w:val="TOC Heading"/>
-    <w:basedOn w:val="1048"/>
-    <w:next w:val="1047"/>
+    <w:basedOn w:val="1053"/>
+    <w:next w:val="1052"/>
     <w:uiPriority w:val="39"/>
     <w:unhideWhenUsed/>
     <w:qFormat/>
@@ -59147,10 +60858,10 @@
       <w:lang w:val="en-US" w:eastAsia="en-US"/>
     </w:rPr>
   </w:style>
-  <w:style w:type="paragraph" w:styleId="1090">
+  <w:style w:type="paragraph" w:styleId="1095">
     <w:name w:val="toc 3"/>
-    <w:basedOn w:val="1047"/>
-    <w:next w:val="1047"/>
+    <w:basedOn w:val="1052"/>
+    <w:next w:val="1052"/>
     <w:uiPriority w:val="39"/>
     <w:unhideWhenUsed/>
     <w:pPr>
@@ -59162,9 +60873,9 @@
       <w:ind w:left="851"/>
     </w:pPr>
   </w:style>
-  <w:style w:type="character" w:styleId="1091">
+  <w:style w:type="character" w:styleId="1096">
     <w:name w:val="Hyperlink"/>
-    <w:basedOn w:val="1053"/>
+    <w:basedOn w:val="1058"/>
     <w:uiPriority w:val="99"/>
     <w:unhideWhenUsed/>
     <w:pPr>
@@ -59177,10 +60888,10 @@
       <w:u w:val="single"/>
     </w:rPr>
   </w:style>
-  <w:style w:type="paragraph" w:styleId="1092">
+  <w:style w:type="paragraph" w:styleId="1097">
     <w:name w:val="HTML Preformatted"/>
-    <w:basedOn w:val="1047"/>
-    <w:link w:val="1093"/>
+    <w:basedOn w:val="1052"/>
+    <w:link w:val="1098"/>
     <w:uiPriority w:val="99"/>
     <w:semiHidden/>
     <w:unhideWhenUsed/>
@@ -59195,10 +60906,10 @@
       <w:szCs w:val="20"/>
     </w:rPr>
   </w:style>
-  <w:style w:type="character" w:styleId="1093" w:customStyle="1">
+  <w:style w:type="character" w:styleId="1098" w:customStyle="1">
     <w:name w:val="HTML Preformatted Char"/>
-    <w:basedOn w:val="1053"/>
-    <w:link w:val="1092"/>
+    <w:basedOn w:val="1058"/>
+    <w:link w:val="1097"/>
     <w:uiPriority w:val="99"/>
     <w:semiHidden/>
     <w:pPr>
@@ -59210,11 +60921,11 @@
       <w:rFonts w:ascii="Consolas" w:hAnsi="Consolas" w:eastAsia="Times New Roman"/>
     </w:rPr>
   </w:style>
-  <w:style w:type="paragraph" w:styleId="1094">
+  <w:style w:type="paragraph" w:styleId="1099">
     <w:name w:val="Subtitle"/>
-    <w:basedOn w:val="1047"/>
-    <w:next w:val="1047"/>
-    <w:link w:val="1095"/>
+    <w:basedOn w:val="1052"/>
+    <w:next w:val="1052"/>
+    <w:link w:val="1100"/>
     <w:uiPriority w:val="11"/>
     <w:qFormat/>
     <w:pPr>
@@ -59233,10 +60944,10 @@
       <w:szCs w:val="22"/>
     </w:rPr>
   </w:style>
-  <w:style w:type="character" w:styleId="1095" w:customStyle="1">
+  <w:style w:type="character" w:styleId="1100" w:customStyle="1">
     <w:name w:val="Subtitle Char"/>
-    <w:basedOn w:val="1053"/>
-    <w:link w:val="1094"/>
+    <w:basedOn w:val="1058"/>
+    <w:link w:val="1099"/>
     <w:uiPriority w:val="11"/>
     <w:pPr>
       <w:pBdr/>
@@ -59251,10 +60962,10 @@
       <w:szCs w:val="22"/>
     </w:rPr>
   </w:style>
-  <w:style w:type="character" w:styleId="1096" w:customStyle="1">
+  <w:style w:type="character" w:styleId="1101" w:customStyle="1">
     <w:name w:val="Heading 5 Char"/>
-    <w:basedOn w:val="1053"/>
-    <w:link w:val="1052"/>
+    <w:basedOn w:val="1058"/>
+    <w:link w:val="1057"/>
     <w:uiPriority w:val="9"/>
     <w:pPr>
       <w:pBdr/>
@@ -59268,10 +60979,10 @@
       <w:szCs w:val="24"/>
     </w:rPr>
   </w:style>
-  <w:style w:type="paragraph" w:styleId="1097">
+  <w:style w:type="paragraph" w:styleId="1102">
     <w:name w:val="toc 1"/>
-    <w:basedOn w:val="1047"/>
-    <w:next w:val="1047"/>
+    <w:basedOn w:val="1052"/>
+    <w:next w:val="1052"/>
     <w:uiPriority w:val="39"/>
     <w:unhideWhenUsed/>
     <w:pPr>
@@ -59280,10 +60991,10 @@
       <w:ind/>
     </w:pPr>
   </w:style>
-  <w:style w:type="paragraph" w:styleId="1098">
+  <w:style w:type="paragraph" w:styleId="1103">
     <w:name w:val="toc 2"/>
-    <w:basedOn w:val="1047"/>
-    <w:next w:val="1047"/>
+    <w:basedOn w:val="1052"/>
+    <w:next w:val="1052"/>
     <w:uiPriority w:val="39"/>
     <w:unhideWhenUsed/>
     <w:pPr>
@@ -59292,10 +61003,10 @@
       <w:ind w:left="240"/>
     </w:pPr>
   </w:style>
-  <w:style w:type="paragraph" w:styleId="1099">
+  <w:style w:type="paragraph" w:styleId="1104">
     <w:name w:val="Balloon Text"/>
-    <w:basedOn w:val="1047"/>
-    <w:link w:val="1100"/>
+    <w:basedOn w:val="1052"/>
+    <w:link w:val="1105"/>
     <w:uiPriority w:val="99"/>
     <w:semiHidden/>
     <w:unhideWhenUsed/>
@@ -59310,10 +61021,10 @@
       <w:szCs w:val="18"/>
     </w:rPr>
   </w:style>
-  <w:style w:type="character" w:styleId="1100" w:customStyle="1">
+  <w:style w:type="character" w:styleId="1105" w:customStyle="1">
     <w:name w:val="Balloon Text Char"/>
-    <w:basedOn w:val="1053"/>
-    <w:link w:val="1099"/>
+    <w:basedOn w:val="1058"/>
+    <w:link w:val="1104"/>
     <w:uiPriority w:val="99"/>
     <w:semiHidden/>
     <w:pPr>
@@ -59327,9 +61038,9 @@
       <w:szCs w:val="18"/>
     </w:rPr>
   </w:style>
-  <w:style w:type="character" w:styleId="1101">
+  <w:style w:type="character" w:styleId="1106">
     <w:name w:val="annotation reference"/>
-    <w:basedOn w:val="1053"/>
+    <w:basedOn w:val="1058"/>
     <w:uiPriority w:val="99"/>
     <w:semiHidden/>
     <w:unhideWhenUsed/>
@@ -59343,10 +61054,10 @@
       <w:szCs w:val="16"/>
     </w:rPr>
   </w:style>
-  <w:style w:type="paragraph" w:styleId="1102">
+  <w:style w:type="paragraph" w:styleId="1107">
     <w:name w:val="annotation text"/>
-    <w:basedOn w:val="1047"/>
-    <w:link w:val="1103"/>
+    <w:basedOn w:val="1052"/>
+    <w:link w:val="1108"/>
     <w:uiPriority w:val="99"/>
     <w:unhideWhenUsed/>
     <w:pPr>
@@ -59359,10 +61070,10 @@
       <w:szCs w:val="20"/>
     </w:rPr>
   </w:style>
-  <w:style w:type="character" w:styleId="1103" w:customStyle="1">
+  <w:style w:type="character" w:styleId="1108" w:customStyle="1">
     <w:name w:val="Comment Text Char"/>
-    <w:basedOn w:val="1053"/>
-    <w:link w:val="1102"/>
+    <w:basedOn w:val="1058"/>
+    <w:link w:val="1107"/>
     <w:uiPriority w:val="99"/>
     <w:pPr>
       <w:pBdr/>
@@ -59373,11 +61084,11 @@
       <w:rFonts w:ascii="Times New Roman" w:hAnsi="Times New Roman" w:eastAsia="Times New Roman"/>
     </w:rPr>
   </w:style>
-  <w:style w:type="paragraph" w:styleId="1104">
+  <w:style w:type="paragraph" w:styleId="1109">
     <w:name w:val="annotation subject"/>
-    <w:basedOn w:val="1102"/>
-    <w:next w:val="1102"/>
-    <w:link w:val="1105"/>
+    <w:basedOn w:val="1107"/>
+    <w:next w:val="1107"/>
+    <w:link w:val="1110"/>
     <w:uiPriority w:val="99"/>
     <w:semiHidden/>
     <w:unhideWhenUsed/>
@@ -59391,10 +61102,10 @@
       <w:bCs/>
     </w:rPr>
   </w:style>
-  <w:style w:type="character" w:styleId="1105" w:customStyle="1">
+  <w:style w:type="character" w:styleId="1110" w:customStyle="1">
     <w:name w:val="Comment Subject Char"/>
-    <w:basedOn w:val="1103"/>
-    <w:link w:val="1104"/>
+    <w:basedOn w:val="1108"/>
+    <w:link w:val="1109"/>
     <w:uiPriority w:val="99"/>
     <w:semiHidden/>
     <w:pPr>
@@ -59408,9 +61119,9 @@
       <w:bCs/>
     </w:rPr>
   </w:style>
-  <w:style w:type="character" w:styleId="1106">
+  <w:style w:type="character" w:styleId="1111">
     <w:name w:val="page number"/>
-    <w:basedOn w:val="1053"/>
+    <w:basedOn w:val="1058"/>
     <w:uiPriority w:val="99"/>
     <w:semiHidden/>
     <w:unhideWhenUsed/>
@@ -59420,9 +61131,9 @@
       <w:ind/>
     </w:pPr>
   </w:style>
-  <w:style w:type="character" w:styleId="1107" w:customStyle="1">
+  <w:style w:type="character" w:styleId="1112" w:customStyle="1">
     <w:name w:val="Unresolved Mention1"/>
-    <w:basedOn w:val="1053"/>
+    <w:basedOn w:val="1058"/>
     <w:uiPriority w:val="99"/>
     <w:semiHidden/>
     <w:unhideWhenUsed/>
@@ -59436,10 +61147,10 @@
       <w:shd w:val="clear" w:color="auto" w:fill="e1dfdd"/>
     </w:rPr>
   </w:style>
-  <w:style w:type="paragraph" w:styleId="1108">
+  <w:style w:type="paragraph" w:styleId="1113">
     <w:name w:val="Caption"/>
-    <w:basedOn w:val="1047"/>
-    <w:next w:val="1047"/>
+    <w:basedOn w:val="1052"/>
+    <w:next w:val="1052"/>
     <w:uiPriority w:val="35"/>
     <w:unhideWhenUsed/>
     <w:qFormat/>
@@ -59457,10 +61168,10 @@
       <w:szCs w:val="18"/>
     </w:rPr>
   </w:style>
-  <w:style w:type="table" w:styleId="1109" w:customStyle="1">
+  <w:style w:type="table" w:styleId="1114" w:customStyle="1">
     <w:name w:val="Сетка таблицы1"/>
-    <w:basedOn w:val="1054"/>
-    <w:next w:val="1078"/>
+    <w:basedOn w:val="1059"/>
+    <w:next w:val="1083"/>
     <w:uiPriority w:val="39"/>
     <w:pPr>
       <w:pBdr/>
@@ -59650,9 +61361,9 @@
       </w:tcPr>
     </w:tblStylePr>
   </w:style>
-  <w:style w:type="character" w:styleId="1110" w:customStyle="1">
+  <w:style w:type="character" w:styleId="1115" w:customStyle="1">
     <w:name w:val="MTEquationSection"/>
-    <w:basedOn w:val="1053"/>
+    <w:basedOn w:val="1058"/>
     <w:pPr>
       <w:pBdr/>
       <w:spacing/>
@@ -59664,11 +61375,11 @@
       <w:color w:val="ff0000"/>
     </w:rPr>
   </w:style>
-  <w:style w:type="paragraph" w:styleId="1111" w:customStyle="1">
+  <w:style w:type="paragraph" w:styleId="1116" w:customStyle="1">
     <w:name w:val="MTDisplayEquation"/>
-    <w:basedOn w:val="1047"/>
-    <w:next w:val="1047"/>
-    <w:link w:val="1112"/>
+    <w:basedOn w:val="1052"/>
+    <w:next w:val="1052"/>
+    <w:link w:val="1117"/>
     <w:pPr>
       <w:pBdr/>
       <w:tabs>
@@ -59679,10 +61390,10 @@
       <w:ind/>
     </w:pPr>
   </w:style>
-  <w:style w:type="character" w:styleId="1112" w:customStyle="1">
+  <w:style w:type="character" w:styleId="1117" w:customStyle="1">
     <w:name w:val="MTDisplayEquation Знак"/>
-    <w:basedOn w:val="1053"/>
-    <w:link w:val="1111"/>
+    <w:basedOn w:val="1058"/>
+    <w:link w:val="1116"/>
     <w:pPr>
       <w:pBdr/>
       <w:spacing/>
@@ -59694,10 +61405,10 @@
       <w:szCs w:val="24"/>
     </w:rPr>
   </w:style>
-  <w:style w:type="table" w:styleId="1113" w:customStyle="1">
+  <w:style w:type="table" w:styleId="1118" w:customStyle="1">
     <w:name w:val="Сетка таблицы11"/>
-    <w:basedOn w:val="1054"/>
-    <w:next w:val="1078"/>
+    <w:basedOn w:val="1059"/>
+    <w:next w:val="1083"/>
     <w:uiPriority w:val="39"/>
     <w:pPr>
       <w:pBdr/>
@@ -59887,10 +61598,10 @@
       </w:tcPr>
     </w:tblStylePr>
   </w:style>
-  <w:style w:type="table" w:styleId="1114" w:customStyle="1">
+  <w:style w:type="table" w:styleId="1119" w:customStyle="1">
     <w:name w:val="Сетка таблицы111"/>
-    <w:basedOn w:val="1054"/>
-    <w:next w:val="1078"/>
+    <w:basedOn w:val="1059"/>
+    <w:next w:val="1083"/>
     <w:uiPriority w:val="39"/>
     <w:pPr>
       <w:pBdr/>
@@ -60080,10 +61791,10 @@
       </w:tcPr>
     </w:tblStylePr>
   </w:style>
-  <w:style w:type="paragraph" w:styleId="1115" w:customStyle="1">
+  <w:style w:type="paragraph" w:styleId="1120" w:customStyle="1">
     <w:name w:val="Рисунки"/>
-    <w:basedOn w:val="1047"/>
-    <w:link w:val="1116"/>
+    <w:basedOn w:val="1052"/>
+    <w:link w:val="1121"/>
     <w:qFormat/>
     <w:pPr>
       <w:pBdr/>
@@ -60092,10 +61803,10 @@
       <w:jc w:val="center"/>
     </w:pPr>
   </w:style>
-  <w:style w:type="character" w:styleId="1116" w:customStyle="1">
+  <w:style w:type="character" w:styleId="1121" w:customStyle="1">
     <w:name w:val="Рисунки Char"/>
-    <w:basedOn w:val="1053"/>
-    <w:link w:val="1115"/>
+    <w:basedOn w:val="1058"/>
+    <w:link w:val="1120"/>
     <w:pPr>
       <w:pBdr/>
       <w:spacing/>
@@ -60107,10 +61818,10 @@
       <w:szCs w:val="24"/>
     </w:rPr>
   </w:style>
-  <w:style w:type="paragraph" w:styleId="1117" w:customStyle="1">
+  <w:style w:type="paragraph" w:styleId="1122" w:customStyle="1">
     <w:name w:val="Аннотация"/>
-    <w:basedOn w:val="1047"/>
-    <w:link w:val="1118"/>
+    <w:basedOn w:val="1052"/>
+    <w:link w:val="1123"/>
     <w:qFormat/>
     <w:pPr>
       <w:pBdr/>
@@ -60123,10 +61834,10 @@
       <w:bCs/>
     </w:rPr>
   </w:style>
-  <w:style w:type="character" w:styleId="1118" w:customStyle="1">
+  <w:style w:type="character" w:styleId="1123" w:customStyle="1">
     <w:name w:val="Аннотация Char"/>
-    <w:basedOn w:val="1053"/>
-    <w:link w:val="1117"/>
+    <w:basedOn w:val="1058"/>
+    <w:link w:val="1122"/>
     <w:pPr>
       <w:pBdr/>
       <w:spacing/>
@@ -60140,7 +61851,7 @@
       <w:szCs w:val="24"/>
     </w:rPr>
   </w:style>
-  <w:style w:type="paragraph" w:styleId="1119">
+  <w:style w:type="paragraph" w:styleId="1124">
     <w:name w:val="Revision"/>
     <w:hidden/>
     <w:uiPriority w:val="99"/>

--- a/UP/Соин А.Д..docx
+++ b/UP/Соин А.Д..docx
@@ -17262,7 +17262,7 @@
         <w:pBdr/>
         <w:shd w:val="nil"/>
         <w:spacing/>
-        <w:ind/>
+        <w:ind w:firstLine="0"/>
         <w:rPr/>
       </w:pPr>
       <w:r>

--- a/UP/Соин А.Д..docx
+++ b/UP/Соин А.Д..docx
@@ -31,7 +31,6 @@
               </w:rPr>
             </w:pPr>
             <w:r/>
-            <w:bookmarkStart w:id="0" w:name="_Toc517821217"/>
             <w:r>
               <w:rPr>
                 <w:sz w:val="24"/>
@@ -1828,6 +1827,15 @@
                 <w:szCs w:val="20"/>
               </w:rPr>
             </w:pPr>
+            <w:r>
+              <w:rPr>
+                <w:rFonts w:eastAsia="Calibri"/>
+                <w:bCs/>
+                <w:color w:val="000000" w:themeColor="text1"/>
+                <w:sz w:val="20"/>
+                <w:szCs w:val="20"/>
+              </w:rPr>
+            </w:r>
             <w:r>
               <w:rPr>
                 <w:rFonts w:eastAsia="Calibri"/>
@@ -2368,6 +2376,15 @@
                 <w:szCs w:val="20"/>
               </w:rPr>
             </w:r>
+            <w:r>
+              <w:rPr>
+                <w:rFonts w:eastAsia="Calibri"/>
+                <w:bCs/>
+                <w:color w:val="000000" w:themeColor="text1"/>
+                <w:sz w:val="20"/>
+                <w:szCs w:val="20"/>
+              </w:rPr>
+            </w:r>
           </w:p>
         </w:tc>
         <w:tc>
@@ -3122,7 +3139,7 @@
           <w:i/>
           <w:szCs w:val="28"/>
         </w:rPr>
-        <w:t xml:space="preserve">2024</w:t>
+        <w:t xml:space="preserve">2026</w:t>
       </w:r>
       <w:r>
         <w:rPr>
@@ -3405,7 +3422,7 @@
     </w:p>
     <w:tbl>
       <w:tblPr>
-        <w:tblStyle w:val="1119"/>
+        <w:tblStyle w:val="1129"/>
         <w:tblW w:w="5000" w:type="pct"/>
         <w:tblBorders/>
         <w:tblLook w:val="04A0" w:firstRow="1" w:lastRow="0" w:firstColumn="1" w:lastColumn="0" w:noHBand="0" w:noVBand="1"/>
@@ -4774,13 +4791,12 @@
                 <w:color w:val="000000" w:themeColor="text1"/>
                 <w:sz w:val="24"/>
               </w:rPr>
+              <w:t xml:space="preserve">Используя блоки библиотеки Simscape, собрать в программной </w:t>
             </w:r>
             <w:r>
               <w:rPr>
                 <w:color w:val="000000" w:themeColor="text1"/>
-                <w:sz w:val="24"/>
               </w:rPr>
-              <w:t xml:space="preserve">Используя блоки библиотеки Simscape, собрать в программной </w:t>
             </w:r>
             <w:r>
               <w:rPr>
@@ -4824,38 +4840,9 @@
             <w:r>
               <w:rPr>
                 <w:color w:val="000000" w:themeColor="text1"/>
-              </w:rPr>
-            </w:r>
-            <w:r>
-              <w:rPr>
-                <w:color w:val="000000" w:themeColor="text1"/>
-                <w:sz w:val="24"/>
-              </w:rPr>
-            </w:r>
-            <w:r>
-              <w:rPr>
-                <w:color w:val="000000" w:themeColor="text1"/>
                 <w:sz w:val="24"/>
               </w:rPr>
               <w:t xml:space="preserve">MATLAB </w:t>
-            </w:r>
-            <w:r>
-              <w:rPr>
-                <w:color w:val="000000" w:themeColor="text1"/>
-                <w:sz w:val="24"/>
-              </w:rPr>
-            </w:r>
-            <w:r>
-              <w:rPr>
-                <w:color w:val="000000" w:themeColor="text1"/>
-                <w:sz w:val="24"/>
-              </w:rPr>
-            </w:r>
-            <w:r>
-              <w:rPr>
-                <w:color w:val="000000" w:themeColor="text1"/>
-                <w:sz w:val="24"/>
-              </w:rPr>
             </w:r>
             <w:r>
               <w:rPr>
@@ -4869,43 +4856,7 @@
                 <w:color w:val="000000" w:themeColor="text1"/>
                 <w:sz w:val="24"/>
               </w:rPr>
-            </w:r>
-            <w:r>
-              <w:rPr>
-                <w:color w:val="000000" w:themeColor="text1"/>
-                <w:sz w:val="24"/>
-              </w:rPr>
-            </w:r>
-            <w:r>
-              <w:rPr>
-                <w:color w:val="000000" w:themeColor="text1"/>
-                <w:sz w:val="24"/>
-              </w:rPr>
-            </w:r>
-            <w:r>
-              <w:rPr>
-                <w:color w:val="000000" w:themeColor="text1"/>
-                <w:sz w:val="24"/>
-              </w:rPr>
               <w:t xml:space="preserve">схему, </w:t>
-            </w:r>
-            <w:r>
-              <w:rPr>
-                <w:color w:val="000000" w:themeColor="text1"/>
-                <w:sz w:val="24"/>
-              </w:rPr>
-            </w:r>
-            <w:r>
-              <w:rPr>
-                <w:color w:val="000000" w:themeColor="text1"/>
-                <w:sz w:val="24"/>
-              </w:rPr>
-            </w:r>
-            <w:r>
-              <w:rPr>
-                <w:color w:val="000000" w:themeColor="text1"/>
-                <w:sz w:val="24"/>
-              </w:rPr>
             </w:r>
             <w:r>
               <w:rPr>
@@ -4919,43 +4870,7 @@
                 <w:color w:val="000000" w:themeColor="text1"/>
                 <w:sz w:val="24"/>
               </w:rPr>
-            </w:r>
-            <w:r>
-              <w:rPr>
-                <w:color w:val="000000" w:themeColor="text1"/>
-                <w:sz w:val="24"/>
-              </w:rPr>
-            </w:r>
-            <w:r>
-              <w:rPr>
-                <w:color w:val="000000" w:themeColor="text1"/>
-                <w:sz w:val="24"/>
-              </w:rPr>
-            </w:r>
-            <w:r>
-              <w:rPr>
-                <w:color w:val="000000" w:themeColor="text1"/>
-                <w:sz w:val="24"/>
-              </w:rPr>
               <w:t xml:space="preserve">которой </w:t>
-            </w:r>
-            <w:r>
-              <w:rPr>
-                <w:color w:val="000000" w:themeColor="text1"/>
-                <w:sz w:val="24"/>
-              </w:rPr>
-            </w:r>
-            <w:r>
-              <w:rPr>
-                <w:color w:val="000000" w:themeColor="text1"/>
-                <w:sz w:val="24"/>
-              </w:rPr>
-            </w:r>
-            <w:r>
-              <w:rPr>
-                <w:color w:val="000000" w:themeColor="text1"/>
-                <w:sz w:val="24"/>
-              </w:rPr>
             </w:r>
             <w:r>
               <w:rPr>
@@ -4969,24 +4884,6 @@
                 <w:color w:val="000000" w:themeColor="text1"/>
                 <w:sz w:val="24"/>
               </w:rPr>
-            </w:r>
-            <w:r>
-              <w:rPr>
-                <w:color w:val="000000" w:themeColor="text1"/>
-                <w:sz w:val="24"/>
-              </w:rPr>
-            </w:r>
-            <w:r>
-              <w:rPr>
-                <w:color w:val="000000" w:themeColor="text1"/>
-                <w:sz w:val="24"/>
-              </w:rPr>
-            </w:r>
-            <w:r>
-              <w:rPr>
-                <w:color w:val="000000" w:themeColor="text1"/>
-                <w:sz w:val="24"/>
-              </w:rPr>
               <w:t xml:space="preserve">линейный </w:t>
             </w:r>
             <w:r>
@@ -4994,37 +4891,7 @@
                 <w:color w:val="000000" w:themeColor="text1"/>
                 <w:sz w:val="24"/>
               </w:rPr>
-            </w:r>
-            <w:r>
-              <w:rPr>
-                <w:color w:val="000000" w:themeColor="text1"/>
-                <w:sz w:val="24"/>
-              </w:rPr>
-            </w:r>
-            <w:r>
-              <w:rPr>
-                <w:color w:val="000000" w:themeColor="text1"/>
-                <w:sz w:val="24"/>
-              </w:rPr>
-            </w:r>
-            <w:r>
-              <w:rPr>
-                <w:color w:val="000000" w:themeColor="text1"/>
-                <w:sz w:val="24"/>
-              </w:rPr>
               <w:t xml:space="preserve">трансформатор </w:t>
-            </w:r>
-            <w:r>
-              <w:rPr>
-                <w:color w:val="000000" w:themeColor="text1"/>
-                <w:sz w:val="24"/>
-              </w:rPr>
-            </w:r>
-            <w:r>
-              <w:rPr>
-                <w:color w:val="000000" w:themeColor="text1"/>
-                <w:sz w:val="24"/>
-              </w:rPr>
             </w:r>
             <w:r>
               <w:rPr>
@@ -5075,32 +4942,9 @@
             <w:r>
               <w:rPr>
                 <w:color w:val="000000" w:themeColor="text1"/>
-              </w:rPr>
-            </w:r>
-            <w:r>
-              <w:rPr>
-                <w:color w:val="000000" w:themeColor="text1"/>
                 <w:sz w:val="24"/>
               </w:rPr>
               <w:t xml:space="preserve">графики напряжения на </w:t>
-            </w:r>
-            <w:r>
-              <w:rPr>
-                <w:color w:val="000000" w:themeColor="text1"/>
-                <w:sz w:val="24"/>
-              </w:rPr>
-            </w:r>
-            <w:r>
-              <w:rPr>
-                <w:color w:val="000000" w:themeColor="text1"/>
-                <w:sz w:val="24"/>
-              </w:rPr>
-            </w:r>
-            <w:r>
-              <w:rPr>
-                <w:color w:val="000000" w:themeColor="text1"/>
-                <w:sz w:val="24"/>
-              </w:rPr>
             </w:r>
             <w:r>
               <w:rPr>
@@ -5151,38 +4995,9 @@
             <w:r>
               <w:rPr>
                 <w:color w:val="000000" w:themeColor="text1"/>
-              </w:rPr>
-            </w:r>
-            <w:r>
-              <w:rPr>
-                <w:color w:val="000000" w:themeColor="text1"/>
-                <w:sz w:val="24"/>
-              </w:rPr>
-            </w:r>
-            <w:r>
-              <w:rPr>
-                <w:color w:val="000000" w:themeColor="text1"/>
                 <w:sz w:val="24"/>
               </w:rPr>
               <w:t xml:space="preserve">линейного трансформатора </w:t>
-            </w:r>
-            <w:r>
-              <w:rPr>
-                <w:color w:val="000000" w:themeColor="text1"/>
-                <w:sz w:val="24"/>
-              </w:rPr>
-            </w:r>
-            <w:r>
-              <w:rPr>
-                <w:color w:val="000000" w:themeColor="text1"/>
-                <w:sz w:val="24"/>
-              </w:rPr>
-            </w:r>
-            <w:r>
-              <w:rPr>
-                <w:color w:val="000000" w:themeColor="text1"/>
-                <w:sz w:val="24"/>
-              </w:rPr>
             </w:r>
             <w:r>
               <w:rPr>
@@ -5235,17 +5050,6 @@
                 <w:sz w:val="24"/>
               </w:rPr>
               <w:t xml:space="preserve">на значения напряжений на обмотках.</w:t>
-            </w:r>
-            <w:r>
-              <w:rPr>
-                <w:color w:val="000000" w:themeColor="text1"/>
-              </w:rPr>
-            </w:r>
-            <w:r>
-              <w:rPr>
-                <w:color w:val="000000" w:themeColor="text1"/>
-                <w:sz w:val="24"/>
-              </w:rPr>
             </w:r>
             <w:r>
               <w:rPr>
@@ -5909,6 +5713,11 @@
                 <w:sz w:val="16"/>
               </w:rPr>
             </w:r>
+            <w:r>
+              <w:rPr>
+                <w:sz w:val="16"/>
+              </w:rPr>
+            </w:r>
           </w:p>
         </w:tc>
         <w:tc>
@@ -6183,6 +5992,12 @@
                 <w:szCs w:val="20"/>
               </w:rPr>
             </w:r>
+            <w:r>
+              <w:rPr>
+                <w:sz w:val="20"/>
+                <w:szCs w:val="20"/>
+              </w:rPr>
+            </w:r>
           </w:p>
         </w:tc>
         <w:tc>
@@ -6233,6 +6048,7 @@
               <w:ind w:firstLine="0"/>
               <w:jc w:val="center"/>
               <w:rPr>
+                <w:rFonts w:eastAsia="Calibri"/>
                 <w:bCs/>
                 <w:color w:val="000000" w:themeColor="text1"/>
                 <w:sz w:val="24"/>
@@ -6240,11 +6056,28 @@
             </w:pPr>
             <w:r>
               <w:rPr>
+                <w:rFonts w:eastAsia="Calibri"/>
                 <w:bCs/>
                 <w:color w:val="000000" w:themeColor="text1"/>
                 <w:sz w:val="24"/>
               </w:rPr>
-              <w:t xml:space="preserve">А. Д. Соин</w:t>
+              <w:t xml:space="preserve">Д. А. Лётка</w:t>
+            </w:r>
+            <w:r>
+              <w:rPr>
+                <w:rFonts w:eastAsia="Calibri"/>
+                <w:bCs/>
+                <w:color w:val="000000" w:themeColor="text1"/>
+                <w:sz w:val="24"/>
+              </w:rPr>
+            </w:r>
+            <w:r>
+              <w:rPr>
+                <w:rFonts w:eastAsia="Calibri"/>
+                <w:bCs/>
+                <w:color w:val="000000" w:themeColor="text1"/>
+                <w:sz w:val="24"/>
+              </w:rPr>
             </w:r>
             <w:r>
               <w:rPr>
@@ -6255,6 +6088,14 @@
             </w:r>
             <w:r>
               <w:rPr>
+                <w:bCs/>
+                <w:color w:val="000000" w:themeColor="text1"/>
+                <w:sz w:val="24"/>
+              </w:rPr>
+            </w:r>
+            <w:r>
+              <w:rPr>
+                <w:rFonts w:eastAsia="Calibri"/>
                 <w:bCs/>
                 <w:color w:val="000000" w:themeColor="text1"/>
                 <w:sz w:val="24"/>
@@ -6716,6 +6557,12 @@
                 <w:szCs w:val="20"/>
               </w:rPr>
             </w:r>
+            <w:r>
+              <w:rPr>
+                <w:sz w:val="20"/>
+                <w:szCs w:val="20"/>
+              </w:rPr>
+            </w:r>
           </w:p>
         </w:tc>
         <w:tc>
@@ -6766,7 +6613,6 @@
               <w:ind w:firstLine="0"/>
               <w:jc w:val="center"/>
               <w:rPr>
-                <w:rFonts w:eastAsia="Calibri"/>
                 <w:bCs/>
                 <w:color w:val="000000" w:themeColor="text1"/>
                 <w:sz w:val="24"/>
@@ -6774,12 +6620,25 @@
             </w:pPr>
             <w:r>
               <w:rPr>
-                <w:rFonts w:eastAsia="Calibri"/>
                 <w:bCs/>
                 <w:color w:val="000000" w:themeColor="text1"/>
                 <w:sz w:val="24"/>
               </w:rPr>
-              <w:t xml:space="preserve">Д. А. Лётка</w:t>
+              <w:t xml:space="preserve">А. Д. Соин</w:t>
+            </w:r>
+            <w:r>
+              <w:rPr>
+                <w:bCs/>
+                <w:color w:val="000000" w:themeColor="text1"/>
+                <w:sz w:val="24"/>
+              </w:rPr>
+            </w:r>
+            <w:r>
+              <w:rPr>
+                <w:bCs/>
+                <w:color w:val="000000" w:themeColor="text1"/>
+                <w:sz w:val="24"/>
+              </w:rPr>
             </w:r>
             <w:r>
               <w:rPr>
@@ -6792,6 +6651,13 @@
             <w:r>
               <w:rPr>
                 <w:rFonts w:eastAsia="Calibri"/>
+                <w:bCs/>
+                <w:color w:val="000000" w:themeColor="text1"/>
+                <w:sz w:val="24"/>
+              </w:rPr>
+            </w:r>
+            <w:r>
+              <w:rPr>
                 <w:bCs/>
                 <w:color w:val="000000" w:themeColor="text1"/>
                 <w:sz w:val="24"/>
@@ -7007,7 +6873,7 @@
     </w:p>
     <w:p>
       <w:pPr>
-        <w:pStyle w:val="1053"/>
+        <w:pStyle w:val="1063"/>
         <w:pBdr/>
         <w:spacing/>
         <w:ind/>
@@ -7025,7 +6891,6 @@
         </w:sectPr>
       </w:pPr>
       <w:r/>
-      <w:bookmarkStart w:id="4" w:name="_Toc117346998"/>
       <w:r/>
       <w:bookmarkEnd w:id="3"/>
       <w:r/>
@@ -7033,18 +6898,19 @@
     </w:p>
     <w:p>
       <w:pPr>
-        <w:pStyle w:val="1053"/>
+        <w:pStyle w:val="1063"/>
         <w:pBdr/>
         <w:spacing/>
         <w:ind/>
         <w:rPr/>
       </w:pPr>
       <w:r/>
-      <w:bookmarkStart w:id="5" w:name="_Toc175418207"/>
+      <w:bookmarkStart w:id="43" w:name="_Toc1"/>
       <w:r>
         <w:t xml:space="preserve">СОДЕРЖАНИЕ</w:t>
       </w:r>
-      <w:bookmarkEnd w:id="5"/>
+      <w:r/>
+      <w:bookmarkEnd w:id="43"/>
       <w:r/>
       <w:r/>
     </w:p>
@@ -7066,7 +6932,7 @@
       <w:sdtContent>
         <w:p>
           <w:pPr>
-            <w:pStyle w:val="1094"/>
+            <w:pStyle w:val="1104"/>
             <w:pBdr/>
             <w:spacing/>
             <w:ind/>
@@ -7077,18 +6943,14 @@
         </w:p>
         <w:p>
           <w:pPr>
-            <w:pStyle w:val="1102"/>
+            <w:pStyle w:val="1112"/>
             <w:pBdr/>
             <w:tabs>
               <w:tab w:val="right" w:leader="dot" w:pos="9628"/>
             </w:tabs>
             <w:spacing/>
             <w:ind/>
-            <w:rPr>
-              <w:rFonts w:asciiTheme="minorHAnsi" w:hAnsiTheme="minorHAnsi" w:eastAsiaTheme="minorEastAsia" w:cstheme="minorBidi"/>
-              <w:sz w:val="24"/>
-              <w14:ligatures w14:val="standardContextual"/>
-            </w:rPr>
+            <w:rPr/>
           </w:pPr>
           <w:r>
             <w:fldChar w:fldCharType="begin"/>
@@ -7099,50 +6961,195 @@
           <w:r>
             <w:fldChar w:fldCharType="separate"/>
           </w:r>
-          <w:hyperlink w:tooltip="#_Toc175418207" w:anchor="_Toc175418207" w:history="1">
+          <w:r>
+            <w:rPr>
+              <w:b/>
+              <w:bCs/>
+            </w:rPr>
+          </w:r>
+          <w:hyperlink w:tooltip="#_Toc1" w:anchor="_Toc1" w:history="1">
             <w:r>
               <w:rPr>
-                <w:rStyle w:val="1096"/>
+                <w:rStyle w:val="1106"/>
+              </w:rPr>
+            </w:r>
+            <w:r>
+              <w:rPr>
+                <w:rStyle w:val="1106"/>
               </w:rPr>
               <w:t xml:space="preserve">СОДЕРЖАНИЕ</w:t>
+            </w:r>
+            <w:r>
+              <w:rPr>
+                <w:rStyle w:val="1106"/>
+              </w:rPr>
             </w:r>
             <w:r>
               <w:tab/>
             </w:r>
             <w:r>
               <w:fldChar w:fldCharType="begin"/>
+              <w:instrText xml:space="preserve">PAGEREF _Toc1 \h</w:instrText>
+              <w:fldChar w:fldCharType="separate"/>
+              <w:t xml:space="preserve">1</w:t>
+              <w:fldChar w:fldCharType="end"/>
+            </w:r>
+          </w:hyperlink>
+          <w:r/>
+        </w:p>
+        <w:p>
+          <w:pPr>
+            <w:pStyle w:val="1112"/>
+            <w:pBdr/>
+            <w:tabs>
+              <w:tab w:val="right" w:leader="dot" w:pos="9628"/>
+            </w:tabs>
+            <w:spacing/>
+            <w:ind/>
+            <w:rPr/>
+          </w:pPr>
+          <w:hyperlink w:tooltip="#_Toc2" w:anchor="_Toc2" w:history="1">
+            <w:r>
+              <w:rPr>
+                <w:rStyle w:val="1106"/>
+              </w:rPr>
             </w:r>
             <w:r>
-              <w:instrText xml:space="preserve"> PAGEREF _Toc175418207 \h </w:instrText>
+              <w:rPr>
+                <w:rStyle w:val="1106"/>
+              </w:rPr>
+              <w:t xml:space="preserve">ВВЕДЕНИЕ</w:t>
             </w:r>
             <w:r>
-              <w:fldChar w:fldCharType="separate"/>
+              <w:rPr>
+                <w:rStyle w:val="1106"/>
+              </w:rPr>
             </w:r>
             <w:r>
-              <w:t xml:space="preserve">2</w:t>
+              <w:tab/>
             </w:r>
             <w:r>
+              <w:fldChar w:fldCharType="begin"/>
+              <w:instrText xml:space="preserve">PAGEREF _Toc2 \h</w:instrText>
+              <w:fldChar w:fldCharType="separate"/>
+              <w:t xml:space="preserve">2</w:t>
+              <w:fldChar w:fldCharType="end"/>
+            </w:r>
+          </w:hyperlink>
+          <w:r/>
+        </w:p>
+        <w:p>
+          <w:pPr>
+            <w:pStyle w:val="1112"/>
+            <w:pBdr/>
+            <w:tabs>
+              <w:tab w:val="left" w:leader="none" w:pos="1417"/>
+              <w:tab w:val="right" w:leader="dot" w:pos="9628"/>
+            </w:tabs>
+            <w:spacing/>
+            <w:ind/>
+            <w:rPr>
+              <w:highlight w:val="none"/>
+            </w:rPr>
+          </w:pPr>
+          <w:hyperlink w:tooltip="#_Toc3" w:anchor="_Toc3" w:history="1">
+            <w:r>
+              <w:rPr>
+                <w:rFonts w:ascii="Times New Roman" w:hAnsi="Times New Roman" w:cs="Times New Roman" w:eastAsiaTheme="minorEastAsia"/>
+              </w:rPr>
+              <w:t xml:space="preserve">1.</w:t>
+            </w:r>
+            <w:r>
+              <w:tab/>
+            </w:r>
+            <w:r>
+              <w:rPr>
+                <w:rStyle w:val="1106"/>
+              </w:rPr>
+            </w:r>
+            <w:r>
+              <w:rPr>
+                <w:rStyle w:val="1106"/>
+                <w:lang w:val="en-US"/>
+              </w:rPr>
+              <w:t xml:space="preserve">MATLAB</w:t>
+            </w:r>
+            <w:r>
+              <w:rPr>
+                <w:rStyle w:val="1106"/>
+                <w:highlight w:val="none"/>
+                <w:lang w:val="ru-RU"/>
+              </w:rPr>
+            </w:r>
+            <w:r>
+              <w:tab/>
+            </w:r>
+            <w:r>
+              <w:fldChar w:fldCharType="begin"/>
+              <w:instrText xml:space="preserve">PAGEREF _Toc3 \h</w:instrText>
+              <w:fldChar w:fldCharType="separate"/>
+              <w:t xml:space="preserve">2</w:t>
               <w:fldChar w:fldCharType="end"/>
             </w:r>
           </w:hyperlink>
           <w:r>
             <w:rPr>
-              <w:rFonts w:asciiTheme="minorHAnsi" w:hAnsiTheme="minorHAnsi" w:eastAsiaTheme="minorEastAsia" w:cstheme="minorBidi"/>
-              <w:sz w:val="24"/>
-              <w14:ligatures w14:val="standardContextual"/>
-            </w:rPr>
-          </w:r>
-          <w:r>
-            <w:rPr>
-              <w:rFonts w:asciiTheme="minorHAnsi" w:hAnsiTheme="minorHAnsi" w:eastAsiaTheme="minorEastAsia" w:cstheme="minorBidi"/>
-              <w:sz w:val="24"/>
-              <w14:ligatures w14:val="standardContextual"/>
+              <w:highlight w:val="none"/>
+              <w:lang w:val="ru-RU"/>
             </w:rPr>
           </w:r>
         </w:p>
         <w:p>
           <w:pPr>
-            <w:pStyle w:val="1102"/>
+            <w:pStyle w:val="1113"/>
+            <w:pBdr/>
+            <w:tabs>
+              <w:tab w:val="right" w:leader="dot" w:pos="9628"/>
+            </w:tabs>
+            <w:spacing/>
+            <w:ind/>
+            <w:rPr/>
+          </w:pPr>
+          <w:hyperlink w:tooltip="#_Toc4" w:anchor="_Toc4" w:history="1">
+            <w:r>
+              <w:rPr>
+                <w:rStyle w:val="1106"/>
+              </w:rPr>
+            </w:r>
+            <w:r>
+              <w:rPr>
+                <w:rStyle w:val="1106"/>
+                <w:highlight w:val="none"/>
+                <w:lang w:val="ru-RU"/>
+              </w:rPr>
+              <w:t xml:space="preserve">Типы данных</w:t>
+            </w:r>
+            <w:r>
+              <w:rPr>
+                <w:rStyle w:val="1106"/>
+                <w:lang w:val="ru-RU"/>
+              </w:rPr>
+            </w:r>
+            <w:r>
+              <w:tab/>
+            </w:r>
+            <w:r>
+              <w:fldChar w:fldCharType="begin"/>
+              <w:instrText xml:space="preserve">PAGEREF _Toc4 \h</w:instrText>
+              <w:fldChar w:fldCharType="separate"/>
+              <w:t xml:space="preserve">2</w:t>
+              <w:fldChar w:fldCharType="end"/>
+            </w:r>
+          </w:hyperlink>
+          <w:r>
+            <w:rPr>
+              <w:lang w:val="ru-RU"/>
+            </w:rPr>
+          </w:r>
+        </w:p>
+        <w:p>
+          <w:pPr>
+            <w:pStyle w:val="1113"/>
             <w:pBdr/>
             <w:tabs>
               <w:tab w:val="right" w:leader="dot" w:pos="9628"/>
@@ -7150,56 +7157,99 @@
             <w:spacing/>
             <w:ind/>
             <w:rPr>
-              <w:rFonts w:asciiTheme="minorHAnsi" w:hAnsiTheme="minorHAnsi" w:eastAsiaTheme="minorEastAsia" w:cstheme="minorBidi"/>
-              <w:sz w:val="24"/>
-              <w14:ligatures w14:val="standardContextual"/>
+              <w:highlight w:val="none"/>
             </w:rPr>
           </w:pPr>
-          <w:r/>
-          <w:hyperlink w:tooltip="#_Toc175418208" w:anchor="_Toc175418208" w:history="1">
+          <w:hyperlink w:tooltip="#_Toc5" w:anchor="_Toc5" w:history="1">
             <w:r>
               <w:rPr>
-                <w:rStyle w:val="1096"/>
+                <w:rStyle w:val="1106"/>
               </w:rPr>
-              <w:t xml:space="preserve">СПИСОК ОБОЗНАЧЕНИЙ И СОКРАЩЕНИЙ</w:t>
+            </w:r>
+            <w:r>
+              <w:rPr>
+                <w:rStyle w:val="1106"/>
+                <w:highlight w:val="none"/>
+                <w:lang w:val="ru-RU" w:bidi="ru-RU"/>
+              </w:rPr>
+              <w:t xml:space="preserve">Условные операторы</w:t>
+            </w:r>
+            <w:r>
+              <w:rPr>
+                <w:rStyle w:val="1106"/>
+                <w:highlight w:val="none"/>
+                <w:lang w:val="ru-RU"/>
+              </w:rPr>
             </w:r>
             <w:r>
               <w:tab/>
             </w:r>
             <w:r>
               <w:fldChar w:fldCharType="begin"/>
-            </w:r>
-            <w:r>
-              <w:instrText xml:space="preserve"> PAGEREF _Toc175418208 \h </w:instrText>
-            </w:r>
-            <w:r>
+              <w:instrText xml:space="preserve">PAGEREF _Toc5 \h</w:instrText>
               <w:fldChar w:fldCharType="separate"/>
-            </w:r>
-            <w:r>
-              <w:t xml:space="preserve">4</w:t>
-            </w:r>
-            <w:r>
+              <w:t xml:space="preserve">5</w:t>
               <w:fldChar w:fldCharType="end"/>
             </w:r>
           </w:hyperlink>
           <w:r>
             <w:rPr>
-              <w:rFonts w:asciiTheme="minorHAnsi" w:hAnsiTheme="minorHAnsi" w:eastAsiaTheme="minorEastAsia" w:cstheme="minorBidi"/>
-              <w:sz w:val="24"/>
-              <w14:ligatures w14:val="standardContextual"/>
-            </w:rPr>
-          </w:r>
-          <w:r>
-            <w:rPr>
-              <w:rFonts w:asciiTheme="minorHAnsi" w:hAnsiTheme="minorHAnsi" w:eastAsiaTheme="minorEastAsia" w:cstheme="minorBidi"/>
-              <w:sz w:val="24"/>
-              <w14:ligatures w14:val="standardContextual"/>
+              <w:highlight w:val="none"/>
+              <w:lang w:val="ru-RU"/>
             </w:rPr>
           </w:r>
         </w:p>
         <w:p>
           <w:pPr>
-            <w:pStyle w:val="1102"/>
+            <w:pStyle w:val="1113"/>
+            <w:pBdr/>
+            <w:tabs>
+              <w:tab w:val="right" w:leader="dot" w:pos="9628"/>
+            </w:tabs>
+            <w:spacing/>
+            <w:ind/>
+            <w:rPr/>
+          </w:pPr>
+          <w:hyperlink w:tooltip="#_Toc6" w:anchor="_Toc6" w:history="1">
+            <w:r>
+              <w:rPr>
+                <w:rStyle w:val="1106"/>
+              </w:rPr>
+            </w:r>
+            <w:r>
+              <w:rPr>
+                <w:rStyle w:val="1106"/>
+                <w:highlight w:val="none"/>
+                <w:lang w:val="ru-RU" w:bidi="ru-RU"/>
+              </w:rPr>
+              <w:t xml:space="preserve">Циклы</w:t>
+            </w:r>
+            <w:r>
+              <w:rPr>
+                <w:rStyle w:val="1106"/>
+                <w:lang w:val="ru-RU"/>
+              </w:rPr>
+            </w:r>
+            <w:r>
+              <w:tab/>
+            </w:r>
+            <w:r>
+              <w:fldChar w:fldCharType="begin"/>
+              <w:instrText xml:space="preserve">PAGEREF _Toc6 \h</w:instrText>
+              <w:fldChar w:fldCharType="separate"/>
+              <w:t xml:space="preserve">5</w:t>
+              <w:fldChar w:fldCharType="end"/>
+            </w:r>
+          </w:hyperlink>
+          <w:r>
+            <w:rPr>
+              <w:lang w:val="ru-RU"/>
+            </w:rPr>
+          </w:r>
+        </w:p>
+        <w:p>
+          <w:pPr>
+            <w:pStyle w:val="1113"/>
             <w:pBdr/>
             <w:tabs>
               <w:tab w:val="right" w:leader="dot" w:pos="9628"/>
@@ -7207,56 +7257,51 @@
             <w:spacing/>
             <w:ind/>
             <w:rPr>
-              <w:rFonts w:asciiTheme="minorHAnsi" w:hAnsiTheme="minorHAnsi" w:eastAsiaTheme="minorEastAsia" w:cstheme="minorBidi"/>
-              <w:sz w:val="24"/>
-              <w14:ligatures w14:val="standardContextual"/>
+              <w:highlight w:val="none"/>
             </w:rPr>
           </w:pPr>
-          <w:r/>
-          <w:hyperlink w:tooltip="#_Toc175418209" w:anchor="_Toc175418209" w:history="1">
+          <w:hyperlink w:tooltip="#_Toc7" w:anchor="_Toc7" w:history="1">
             <w:r>
               <w:rPr>
-                <w:rStyle w:val="1096"/>
+                <w:rStyle w:val="1106"/>
               </w:rPr>
-              <w:t xml:space="preserve">ВВЕДЕНИЕ</w:t>
+            </w:r>
+            <w:r>
+              <w:rPr>
+                <w:rStyle w:val="1106"/>
+                <w:highlight w:val="none"/>
+                <w:lang w:val="ru-RU" w:bidi="ru-RU"/>
+              </w:rPr>
+              <w:t xml:space="preserve">Функции</w:t>
+            </w:r>
+            <w:r>
+              <w:rPr>
+                <w:rStyle w:val="1106"/>
+                <w:highlight w:val="none"/>
+                <w:lang w:val="ru-RU" w:bidi="ru-RU"/>
+              </w:rPr>
             </w:r>
             <w:r>
               <w:tab/>
             </w:r>
             <w:r>
               <w:fldChar w:fldCharType="begin"/>
-            </w:r>
-            <w:r>
-              <w:instrText xml:space="preserve"> PAGEREF _Toc175418209 \h </w:instrText>
-            </w:r>
-            <w:r>
+              <w:instrText xml:space="preserve">PAGEREF _Toc7 \h</w:instrText>
               <w:fldChar w:fldCharType="separate"/>
-            </w:r>
-            <w:r>
-              <w:t xml:space="preserve">5</w:t>
-            </w:r>
-            <w:r>
+              <w:t xml:space="preserve">6</w:t>
               <w:fldChar w:fldCharType="end"/>
             </w:r>
           </w:hyperlink>
           <w:r>
             <w:rPr>
-              <w:rFonts w:asciiTheme="minorHAnsi" w:hAnsiTheme="minorHAnsi" w:eastAsiaTheme="minorEastAsia" w:cstheme="minorBidi"/>
-              <w:sz w:val="24"/>
-              <w14:ligatures w14:val="standardContextual"/>
-            </w:rPr>
-          </w:r>
-          <w:r>
-            <w:rPr>
-              <w:rFonts w:asciiTheme="minorHAnsi" w:hAnsiTheme="minorHAnsi" w:eastAsiaTheme="minorEastAsia" w:cstheme="minorBidi"/>
-              <w:sz w:val="24"/>
-              <w14:ligatures w14:val="standardContextual"/>
+              <w:highlight w:val="none"/>
+              <w:lang w:val="ru-RU" w:bidi="ru-RU"/>
             </w:rPr>
           </w:r>
         </w:p>
         <w:p>
           <w:pPr>
-            <w:pStyle w:val="1102"/>
+            <w:pStyle w:val="1113"/>
             <w:pBdr/>
             <w:tabs>
               <w:tab w:val="right" w:leader="dot" w:pos="9628"/>
@@ -7264,56 +7309,379 @@
             <w:spacing/>
             <w:ind/>
             <w:rPr>
-              <w:rFonts w:asciiTheme="minorHAnsi" w:hAnsiTheme="minorHAnsi" w:eastAsiaTheme="minorEastAsia" w:cstheme="minorBidi"/>
-              <w:sz w:val="24"/>
-              <w14:ligatures w14:val="standardContextual"/>
+              <w:highlight w:val="none"/>
             </w:rPr>
           </w:pPr>
-          <w:r/>
-          <w:hyperlink w:tooltip="#_Toc175418210" w:anchor="_Toc175418210" w:history="1">
+          <w:hyperlink w:tooltip="#_Toc8" w:anchor="_Toc8" w:history="1">
             <w:r>
               <w:rPr>
-                <w:rStyle w:val="1096"/>
+                <w:rStyle w:val="1106"/>
               </w:rPr>
-              <w:t xml:space="preserve">1. Структура расчетно-пояснительной записки</w:t>
+            </w:r>
+            <w:r>
+              <w:rPr>
+                <w:rStyle w:val="1106"/>
+              </w:rPr>
+              <w:t xml:space="preserve">Графики</w:t>
+            </w:r>
+            <w:r>
+              <w:rPr>
+                <w:rStyle w:val="1106"/>
+                <w:highlight w:val="none"/>
+              </w:rPr>
             </w:r>
             <w:r>
               <w:tab/>
             </w:r>
             <w:r>
               <w:fldChar w:fldCharType="begin"/>
-            </w:r>
-            <w:r>
-              <w:instrText xml:space="preserve"> PAGEREF _Toc175418210 \h </w:instrText>
-            </w:r>
-            <w:r>
+              <w:instrText xml:space="preserve">PAGEREF _Toc8 \h</w:instrText>
               <w:fldChar w:fldCharType="separate"/>
-            </w:r>
-            <w:r>
-              <w:t xml:space="preserve">8</w:t>
-            </w:r>
-            <w:r>
+              <w:t xml:space="preserve">6</w:t>
               <w:fldChar w:fldCharType="end"/>
             </w:r>
           </w:hyperlink>
           <w:r>
             <w:rPr>
-              <w:rFonts w:asciiTheme="minorHAnsi" w:hAnsiTheme="minorHAnsi" w:eastAsiaTheme="minorEastAsia" w:cstheme="minorBidi"/>
-              <w:sz w:val="24"/>
-              <w14:ligatures w14:val="standardContextual"/>
-            </w:rPr>
-          </w:r>
-          <w:r>
-            <w:rPr>
-              <w:rFonts w:asciiTheme="minorHAnsi" w:hAnsiTheme="minorHAnsi" w:eastAsiaTheme="minorEastAsia" w:cstheme="minorBidi"/>
-              <w:sz w:val="24"/>
-              <w14:ligatures w14:val="standardContextual"/>
+              <w:highlight w:val="none"/>
             </w:rPr>
           </w:r>
         </w:p>
         <w:p>
           <w:pPr>
-            <w:pStyle w:val="1103"/>
+            <w:pStyle w:val="1112"/>
+            <w:pBdr/>
+            <w:tabs>
+              <w:tab w:val="left" w:leader="none" w:pos="1417"/>
+              <w:tab w:val="right" w:leader="dot" w:pos="9628"/>
+            </w:tabs>
+            <w:spacing/>
+            <w:ind/>
+            <w:rPr>
+              <w:highlight w:val="none"/>
+            </w:rPr>
+          </w:pPr>
+          <w:hyperlink w:tooltip="#_Toc9" w:anchor="_Toc9" w:history="1">
+            <w:r>
+              <w:rPr>
+                <w:rFonts w:ascii="Times New Roman" w:hAnsi="Times New Roman" w:cs="Times New Roman" w:eastAsiaTheme="minorEastAsia"/>
+              </w:rPr>
+              <w:t xml:space="preserve">2.</w:t>
+            </w:r>
+            <w:r>
+              <w:tab/>
+            </w:r>
+            <w:r>
+              <w:rPr>
+                <w:rStyle w:val="1106"/>
+              </w:rPr>
+            </w:r>
+            <w:r>
+              <w:rPr>
+                <w:rStyle w:val="1106"/>
+                <w:lang w:val="en-US"/>
+              </w:rPr>
+              <w:t xml:space="preserve">Simulink</w:t>
+            </w:r>
+            <w:r>
+              <w:rPr>
+                <w:rStyle w:val="1106"/>
+                <w:highlight w:val="none"/>
+              </w:rPr>
+            </w:r>
+            <w:r>
+              <w:tab/>
+            </w:r>
+            <w:r>
+              <w:fldChar w:fldCharType="begin"/>
+              <w:instrText xml:space="preserve">PAGEREF _Toc9 \h</w:instrText>
+              <w:fldChar w:fldCharType="separate"/>
+              <w:t xml:space="preserve">8</w:t>
+              <w:fldChar w:fldCharType="end"/>
+            </w:r>
+          </w:hyperlink>
+          <w:r>
+            <w:rPr>
+              <w:highlight w:val="none"/>
+            </w:rPr>
+          </w:r>
+        </w:p>
+        <w:p>
+          <w:pPr>
+            <w:pStyle w:val="1113"/>
+            <w:pBdr/>
+            <w:tabs>
+              <w:tab w:val="right" w:leader="dot" w:pos="9628"/>
+            </w:tabs>
+            <w:spacing/>
+            <w:ind/>
+            <w:rPr/>
+          </w:pPr>
+          <w:hyperlink w:tooltip="#_Toc10" w:anchor="_Toc10" w:history="1">
+            <w:r>
+              <w:rPr>
+                <w:rStyle w:val="1106"/>
+              </w:rPr>
+            </w:r>
+            <w:r>
+              <w:rPr>
+                <w:rStyle w:val="1106"/>
+                <w:highlight w:val="none"/>
+                <w:lang w:val="ru-RU"/>
+              </w:rPr>
+              <w:t xml:space="preserve">Данные в </w:t>
+            </w:r>
+            <w:r>
+              <w:rPr>
+                <w:rStyle w:val="1106"/>
+                <w:highlight w:val="none"/>
+                <w:lang w:val="en-US"/>
+              </w:rPr>
+              <w:t xml:space="preserve">Simulink</w:t>
+            </w:r>
+            <w:r>
+              <w:rPr>
+                <w:rStyle w:val="1106"/>
+              </w:rPr>
+            </w:r>
+            <w:r>
+              <w:tab/>
+            </w:r>
+            <w:r>
+              <w:fldChar w:fldCharType="begin"/>
+              <w:instrText xml:space="preserve">PAGEREF _Toc10 \h</w:instrText>
+              <w:fldChar w:fldCharType="separate"/>
+              <w:t xml:space="preserve">8</w:t>
+              <w:fldChar w:fldCharType="end"/>
+            </w:r>
+          </w:hyperlink>
+          <w:r/>
+        </w:p>
+        <w:p>
+          <w:pPr>
+            <w:pStyle w:val="1113"/>
+            <w:pBdr/>
+            <w:tabs>
+              <w:tab w:val="right" w:leader="dot" w:pos="9628"/>
+            </w:tabs>
+            <w:spacing/>
+            <w:ind/>
+            <w:rPr/>
+          </w:pPr>
+          <w:hyperlink w:tooltip="#_Toc11" w:anchor="_Toc11" w:history="1">
+            <w:r>
+              <w:rPr>
+                <w:rStyle w:val="1106"/>
+              </w:rPr>
+            </w:r>
+            <w:r>
+              <w:rPr>
+                <w:rStyle w:val="1106"/>
+              </w:rPr>
+              <w:t xml:space="preserve">Работа с данными</w:t>
+            </w:r>
+            <w:r>
+              <w:rPr>
+                <w:rStyle w:val="1106"/>
+              </w:rPr>
+            </w:r>
+            <w:r>
+              <w:tab/>
+            </w:r>
+            <w:r>
+              <w:fldChar w:fldCharType="begin"/>
+              <w:instrText xml:space="preserve">PAGEREF _Toc11 \h</w:instrText>
+              <w:fldChar w:fldCharType="separate"/>
+              <w:t xml:space="preserve">9</w:t>
+              <w:fldChar w:fldCharType="end"/>
+            </w:r>
+          </w:hyperlink>
+          <w:r/>
+        </w:p>
+        <w:p>
+          <w:pPr>
+            <w:pStyle w:val="1113"/>
+            <w:pBdr/>
+            <w:tabs>
+              <w:tab w:val="right" w:leader="dot" w:pos="9628"/>
+            </w:tabs>
+            <w:spacing/>
+            <w:ind/>
+            <w:rPr/>
+          </w:pPr>
+          <w:hyperlink w:tooltip="#_Toc12" w:anchor="_Toc12" w:history="1">
+            <w:r>
+              <w:rPr>
+                <w:rStyle w:val="1106"/>
+              </w:rPr>
+            </w:r>
+            <w:r>
+              <w:rPr>
+                <w:rStyle w:val="1106"/>
+              </w:rPr>
+              <w:t xml:space="preserve">Построение графиков</w:t>
+            </w:r>
+            <w:r>
+              <w:rPr>
+                <w:rStyle w:val="1106"/>
+              </w:rPr>
+            </w:r>
+            <w:r>
+              <w:tab/>
+            </w:r>
+            <w:r>
+              <w:fldChar w:fldCharType="begin"/>
+              <w:instrText xml:space="preserve">PAGEREF _Toc12 \h</w:instrText>
+              <w:fldChar w:fldCharType="separate"/>
+              <w:t xml:space="preserve">9</w:t>
+              <w:fldChar w:fldCharType="end"/>
+            </w:r>
+          </w:hyperlink>
+          <w:r/>
+        </w:p>
+        <w:p>
+          <w:pPr>
+            <w:pStyle w:val="1113"/>
+            <w:pBdr/>
+            <w:tabs>
+              <w:tab w:val="right" w:leader="dot" w:pos="9628"/>
+            </w:tabs>
+            <w:spacing/>
+            <w:ind/>
+            <w:rPr/>
+          </w:pPr>
+          <w:hyperlink w:tooltip="#_Toc13" w:anchor="_Toc13" w:history="1">
+            <w:r>
+              <w:rPr>
+                <w:rStyle w:val="1106"/>
+              </w:rPr>
+            </w:r>
+            <w:r>
+              <w:rPr>
+                <w:rStyle w:val="1106"/>
+              </w:rPr>
+              <w:t xml:space="preserve">Алгоритмические блоки Simulink</w:t>
+            </w:r>
+            <w:r>
+              <w:rPr>
+                <w:rStyle w:val="1106"/>
+              </w:rPr>
+            </w:r>
+            <w:r>
+              <w:tab/>
+            </w:r>
+            <w:r>
+              <w:fldChar w:fldCharType="begin"/>
+              <w:instrText xml:space="preserve">PAGEREF _Toc13 \h</w:instrText>
+              <w:fldChar w:fldCharType="separate"/>
+              <w:t xml:space="preserve">10</w:t>
+              <w:fldChar w:fldCharType="end"/>
+            </w:r>
+          </w:hyperlink>
+          <w:r/>
+        </w:p>
+        <w:p>
+          <w:pPr>
+            <w:pStyle w:val="1112"/>
+            <w:pBdr/>
+            <w:tabs>
+              <w:tab w:val="left" w:leader="none" w:pos="1417"/>
+              <w:tab w:val="right" w:leader="dot" w:pos="9628"/>
+            </w:tabs>
+            <w:spacing/>
+            <w:ind/>
+            <w:rPr/>
+          </w:pPr>
+          <w:hyperlink w:tooltip="#_Toc14" w:anchor="_Toc14" w:history="1">
+            <w:r>
+              <w:rPr>
+                <w:rFonts w:ascii="Times New Roman" w:hAnsi="Times New Roman" w:cs="Times New Roman" w:eastAsiaTheme="minorEastAsia"/>
+              </w:rPr>
+              <w:t xml:space="preserve">3.</w:t>
+            </w:r>
+            <w:r>
+              <w:tab/>
+            </w:r>
+            <w:r>
+              <w:rPr>
+                <w:rStyle w:val="1106"/>
+              </w:rPr>
+            </w:r>
+            <w:r>
+              <w:rPr>
+                <w:rStyle w:val="1106"/>
+              </w:rPr>
+              <w:t xml:space="preserve">Выполнение практического задания</w:t>
+            </w:r>
+            <w:r>
+              <w:rPr>
+                <w:rStyle w:val="1106"/>
+              </w:rPr>
+            </w:r>
+            <w:r>
+              <w:tab/>
+            </w:r>
+            <w:r>
+              <w:fldChar w:fldCharType="begin"/>
+              <w:instrText xml:space="preserve">PAGEREF _Toc14 \h</w:instrText>
+              <w:fldChar w:fldCharType="separate"/>
+              <w:t xml:space="preserve">11</w:t>
+              <w:fldChar w:fldCharType="end"/>
+            </w:r>
+          </w:hyperlink>
+          <w:r/>
+        </w:p>
+        <w:p>
+          <w:pPr>
+            <w:pStyle w:val="1113"/>
+            <w:pBdr/>
+            <w:tabs>
+              <w:tab w:val="right" w:leader="dot" w:pos="9628"/>
+            </w:tabs>
+            <w:spacing/>
+            <w:ind/>
+            <w:rPr/>
+          </w:pPr>
+          <w:hyperlink w:tooltip="#_Toc15" w:anchor="_Toc15" w:history="1">
+            <w:r>
+              <w:rPr>
+                <w:rStyle w:val="1106"/>
+              </w:rPr>
+            </w:r>
+            <w:r>
+              <w:rPr>
+                <w:rStyle w:val="1106"/>
+              </w:rPr>
+              <w:t xml:space="preserve">Построение графиков</w:t>
+            </w:r>
+            <w:r>
+              <w:rPr>
+                <w:rStyle w:val="1106"/>
+                <w:lang w:val="en-US"/>
+              </w:rPr>
+              <w:t xml:space="preserve"> MATLAB</w:t>
+            </w:r>
+            <w:r>
+              <w:rPr>
+                <w:rStyle w:val="1106"/>
+              </w:rPr>
+            </w:r>
+            <w:r>
+              <w:tab/>
+            </w:r>
+            <w:r>
+              <w:fldChar w:fldCharType="begin"/>
+              <w:instrText xml:space="preserve">PAGEREF _Toc15 \h</w:instrText>
+              <w:fldChar w:fldCharType="separate"/>
+              <w:t xml:space="preserve">11</w:t>
+              <w:fldChar w:fldCharType="end"/>
+            </w:r>
+          </w:hyperlink>
+          <w:r/>
+        </w:p>
+        <w:p>
+          <w:pPr>
+            <w:pStyle w:val="1113"/>
             <w:pBdr/>
             <w:tabs>
               <w:tab w:val="right" w:leader="dot" w:pos="9628"/>
@@ -7321,56 +7689,56 @@
             <w:spacing/>
             <w:ind/>
             <w:rPr>
-              <w:rFonts w:asciiTheme="minorHAnsi" w:hAnsiTheme="minorHAnsi" w:eastAsiaTheme="minorEastAsia" w:cstheme="minorBidi"/>
-              <w:sz w:val="24"/>
-              <w14:ligatures w14:val="standardContextual"/>
+              <w14:ligatures w14:val="none"/>
             </w:rPr>
           </w:pPr>
-          <w:r/>
-          <w:hyperlink w:tooltip="#_Toc175418211" w:anchor="_Toc175418211" w:history="1">
+          <w:hyperlink w:tooltip="#_Toc16" w:anchor="_Toc16" w:history="1">
             <w:r>
               <w:rPr>
-                <w:rStyle w:val="1096"/>
+                <w:rStyle w:val="1106"/>
               </w:rPr>
-              <w:t xml:space="preserve">1.1. Титульный лист</w:t>
+            </w:r>
+            <w:r>
+              <w:rPr>
+                <w:rStyle w:val="1106"/>
+                <w:highlight w:val="none"/>
+              </w:rPr>
+              <w:t xml:space="preserve">Моделирование в </w:t>
+            </w:r>
+            <w:r>
+              <w:rPr>
+                <w:rStyle w:val="1106"/>
+                <w:highlight w:val="none"/>
+                <w:lang w:val="en-US"/>
+              </w:rPr>
+              <w:t xml:space="preserve">Simulink</w:t>
+            </w:r>
+            <w:r>
+              <w:rPr>
+                <w:rStyle w:val="1106"/>
+                <w14:ligatures w14:val="none"/>
+              </w:rPr>
             </w:r>
             <w:r>
               <w:tab/>
             </w:r>
             <w:r>
               <w:fldChar w:fldCharType="begin"/>
-            </w:r>
-            <w:r>
-              <w:instrText xml:space="preserve"> PAGEREF _Toc175418211 \h </w:instrText>
-            </w:r>
-            <w:r>
+              <w:instrText xml:space="preserve">PAGEREF _Toc16 \h</w:instrText>
               <w:fldChar w:fldCharType="separate"/>
-            </w:r>
-            <w:r>
-              <w:t xml:space="preserve">9</w:t>
-            </w:r>
-            <w:r>
+              <w:t xml:space="preserve">12</w:t>
               <w:fldChar w:fldCharType="end"/>
             </w:r>
           </w:hyperlink>
           <w:r>
             <w:rPr>
-              <w:rFonts w:asciiTheme="minorHAnsi" w:hAnsiTheme="minorHAnsi" w:eastAsiaTheme="minorEastAsia" w:cstheme="minorBidi"/>
-              <w:sz w:val="24"/>
-              <w14:ligatures w14:val="standardContextual"/>
-            </w:rPr>
-          </w:r>
-          <w:r>
-            <w:rPr>
-              <w:rFonts w:asciiTheme="minorHAnsi" w:hAnsiTheme="minorHAnsi" w:eastAsiaTheme="minorEastAsia" w:cstheme="minorBidi"/>
-              <w:sz w:val="24"/>
-              <w14:ligatures w14:val="standardContextual"/>
+              <w14:ligatures w14:val="none"/>
             </w:rPr>
           </w:r>
         </w:p>
         <w:p>
           <w:pPr>
-            <w:pStyle w:val="1103"/>
+            <w:pStyle w:val="1112"/>
             <w:pBdr/>
             <w:tabs>
               <w:tab w:val="right" w:leader="dot" w:pos="9628"/>
@@ -7378,56 +7746,47 @@
             <w:spacing/>
             <w:ind/>
             <w:rPr>
-              <w:rFonts w:asciiTheme="minorHAnsi" w:hAnsiTheme="minorHAnsi" w:eastAsiaTheme="minorEastAsia" w:cstheme="minorBidi"/>
-              <w:sz w:val="24"/>
-              <w14:ligatures w14:val="standardContextual"/>
+              <w:highlight w:val="none"/>
             </w:rPr>
           </w:pPr>
-          <w:r/>
-          <w:hyperlink w:tooltip="#_Toc175418212" w:anchor="_Toc175418212" w:history="1">
+          <w:hyperlink w:tooltip="#_Toc17" w:anchor="_Toc17" w:history="1">
             <w:r>
               <w:rPr>
-                <w:rStyle w:val="1096"/>
+                <w:rStyle w:val="1106"/>
               </w:rPr>
-              <w:t xml:space="preserve">1.2. Техническое задание</w:t>
+            </w:r>
+            <w:r>
+              <w:rPr>
+                <w:rStyle w:val="1106"/>
+              </w:rPr>
+              <w:t xml:space="preserve">ЗАКЛЮЧЕНИЕ</w:t>
+            </w:r>
+            <w:r>
+              <w:rPr>
+                <w:rStyle w:val="1106"/>
+                <w:highlight w:val="none"/>
+              </w:rPr>
             </w:r>
             <w:r>
               <w:tab/>
             </w:r>
             <w:r>
               <w:fldChar w:fldCharType="begin"/>
-            </w:r>
-            <w:r>
-              <w:instrText xml:space="preserve"> PAGEREF _Toc175418212 \h </w:instrText>
-            </w:r>
-            <w:r>
+              <w:instrText xml:space="preserve">PAGEREF _Toc17 \h</w:instrText>
               <w:fldChar w:fldCharType="separate"/>
-            </w:r>
-            <w:r>
-              <w:t xml:space="preserve">9</w:t>
-            </w:r>
-            <w:r>
+              <w:t xml:space="preserve">17</w:t>
               <w:fldChar w:fldCharType="end"/>
             </w:r>
           </w:hyperlink>
           <w:r>
             <w:rPr>
-              <w:rFonts w:asciiTheme="minorHAnsi" w:hAnsiTheme="minorHAnsi" w:eastAsiaTheme="minorEastAsia" w:cstheme="minorBidi"/>
-              <w:sz w:val="24"/>
-              <w14:ligatures w14:val="standardContextual"/>
-            </w:rPr>
-          </w:r>
-          <w:r>
-            <w:rPr>
-              <w:rFonts w:asciiTheme="minorHAnsi" w:hAnsiTheme="minorHAnsi" w:eastAsiaTheme="minorEastAsia" w:cstheme="minorBidi"/>
-              <w:sz w:val="24"/>
-              <w14:ligatures w14:val="standardContextual"/>
+              <w:highlight w:val="none"/>
             </w:rPr>
           </w:r>
         </w:p>
         <w:p>
           <w:pPr>
-            <w:pStyle w:val="1103"/>
+            <w:pStyle w:val="1112"/>
             <w:pBdr/>
             <w:tabs>
               <w:tab w:val="right" w:leader="dot" w:pos="9628"/>
@@ -7435,56 +7794,89 @@
             <w:spacing/>
             <w:ind/>
             <w:rPr>
-              <w:rFonts w:asciiTheme="minorHAnsi" w:hAnsiTheme="minorHAnsi" w:eastAsiaTheme="minorEastAsia" w:cstheme="minorBidi"/>
-              <w:sz w:val="24"/>
-              <w14:ligatures w14:val="standardContextual"/>
+              <w:rFonts w:eastAsiaTheme="minorEastAsia"/>
             </w:rPr>
           </w:pPr>
-          <w:r/>
-          <w:hyperlink w:tooltip="#_Toc175418213" w:anchor="_Toc175418213" w:history="1">
+          <w:hyperlink w:tooltip="#_Toc18" w:anchor="_Toc18" w:history="1">
             <w:r>
               <w:rPr>
-                <w:rStyle w:val="1096"/>
+                <w:rStyle w:val="1106"/>
               </w:rPr>
-              <w:t xml:space="preserve">1.3. Календарный план (ТОЛЬКО ДЛЯ ВКР)</w:t>
+            </w:r>
+            <w:r>
+              <w:rPr>
+                <w:rStyle w:val="1106"/>
+                <w:rFonts w:eastAsiaTheme="minorEastAsia"/>
+              </w:rPr>
+              <w:t xml:space="preserve">Приложение 1.</w:t>
+            </w:r>
+            <w:r>
+              <w:rPr>
+                <w:rStyle w:val="1106"/>
+                <w:rFonts w:eastAsiaTheme="minorEastAsia"/>
+              </w:rPr>
             </w:r>
             <w:r>
               <w:tab/>
             </w:r>
             <w:r>
               <w:fldChar w:fldCharType="begin"/>
-            </w:r>
-            <w:r>
-              <w:instrText xml:space="preserve"> PAGEREF _Toc175418213 \h </w:instrText>
-            </w:r>
-            <w:r>
+              <w:instrText xml:space="preserve">PAGEREF _Toc18 \h</w:instrText>
               <w:fldChar w:fldCharType="separate"/>
-            </w:r>
-            <w:r>
-              <w:t xml:space="preserve">9</w:t>
-            </w:r>
-            <w:r>
+              <w:t xml:space="preserve">18</w:t>
               <w:fldChar w:fldCharType="end"/>
             </w:r>
           </w:hyperlink>
           <w:r>
             <w:rPr>
-              <w:rFonts w:asciiTheme="minorHAnsi" w:hAnsiTheme="minorHAnsi" w:eastAsiaTheme="minorEastAsia" w:cstheme="minorBidi"/>
-              <w:sz w:val="24"/>
-              <w14:ligatures w14:val="standardContextual"/>
-            </w:rPr>
-          </w:r>
-          <w:r>
-            <w:rPr>
-              <w:rFonts w:asciiTheme="minorHAnsi" w:hAnsiTheme="minorHAnsi" w:eastAsiaTheme="minorEastAsia" w:cstheme="minorBidi"/>
-              <w:sz w:val="24"/>
-              <w14:ligatures w14:val="standardContextual"/>
+              <w:rFonts w:eastAsiaTheme="minorEastAsia"/>
             </w:rPr>
           </w:r>
         </w:p>
         <w:p>
           <w:pPr>
-            <w:pStyle w:val="1103"/>
+            <w:pStyle w:val="1112"/>
+            <w:pBdr/>
+            <w:tabs>
+              <w:tab w:val="right" w:leader="dot" w:pos="9628"/>
+            </w:tabs>
+            <w:spacing/>
+            <w:ind/>
+            <w:rPr/>
+          </w:pPr>
+          <w:hyperlink w:tooltip="#_Toc19" w:anchor="_Toc19" w:history="1">
+            <w:r>
+              <w:rPr>
+                <w:rStyle w:val="1106"/>
+              </w:rPr>
+            </w:r>
+            <w:r>
+              <w:rPr>
+                <w:rStyle w:val="1106"/>
+              </w:rPr>
+              <w:t xml:space="preserve">Приложение 2.</w:t>
+            </w:r>
+            <w:r>
+              <w:rPr>
+                <w:rStyle w:val="1106"/>
+              </w:rPr>
+            </w:r>
+            <w:r>
+              <w:tab/>
+            </w:r>
+            <w:r>
+              <w:fldChar w:fldCharType="begin"/>
+              <w:instrText xml:space="preserve">PAGEREF _Toc19 \h</w:instrText>
+              <w:fldChar w:fldCharType="separate"/>
+              <w:t xml:space="preserve">19</w:t>
+              <w:fldChar w:fldCharType="end"/>
+            </w:r>
+          </w:hyperlink>
+          <w:r/>
+        </w:p>
+        <w:p>
+          <w:pPr>
+            <w:pStyle w:val="1112"/>
             <w:pBdr/>
             <w:tabs>
               <w:tab w:val="right" w:leader="dot" w:pos="9628"/>
@@ -7492,56 +7884,47 @@
             <w:spacing/>
             <w:ind/>
             <w:rPr>
-              <w:rFonts w:asciiTheme="minorHAnsi" w:hAnsiTheme="minorHAnsi" w:eastAsiaTheme="minorEastAsia" w:cstheme="minorBidi"/>
-              <w:sz w:val="24"/>
-              <w14:ligatures w14:val="standardContextual"/>
+              <w:rFonts w:eastAsiaTheme="minorEastAsia"/>
             </w:rPr>
           </w:pPr>
-          <w:r/>
-          <w:hyperlink w:tooltip="#_Toc175418214" w:anchor="_Toc175418214" w:history="1">
+          <w:hyperlink w:tooltip="#_Toc20" w:anchor="_Toc20" w:history="1">
             <w:r>
               <w:rPr>
-                <w:rStyle w:val="1096"/>
+                <w:rStyle w:val="1106"/>
               </w:rPr>
-              <w:t xml:space="preserve">1.4. Аннотация (ТОЛЬКО ДЛЯ ВКР)</w:t>
+            </w:r>
+            <w:r>
+              <w:rPr>
+                <w:rStyle w:val="1106"/>
+              </w:rPr>
+              <w:t xml:space="preserve">Приложение 3.</w:t>
+            </w:r>
+            <w:r>
+              <w:rPr>
+                <w:rStyle w:val="1106"/>
+                <w:rFonts w:eastAsiaTheme="minorEastAsia"/>
+              </w:rPr>
             </w:r>
             <w:r>
               <w:tab/>
             </w:r>
             <w:r>
               <w:fldChar w:fldCharType="begin"/>
-            </w:r>
-            <w:r>
-              <w:instrText xml:space="preserve"> PAGEREF _Toc175418214 \h </w:instrText>
-            </w:r>
-            <w:r>
+              <w:instrText xml:space="preserve">PAGEREF _Toc20 \h</w:instrText>
               <w:fldChar w:fldCharType="separate"/>
-            </w:r>
-            <w:r>
-              <w:t xml:space="preserve">9</w:t>
-            </w:r>
-            <w:r>
+              <w:t xml:space="preserve">19</w:t>
               <w:fldChar w:fldCharType="end"/>
             </w:r>
           </w:hyperlink>
           <w:r>
             <w:rPr>
-              <w:rFonts w:asciiTheme="minorHAnsi" w:hAnsiTheme="minorHAnsi" w:eastAsiaTheme="minorEastAsia" w:cstheme="minorBidi"/>
-              <w:sz w:val="24"/>
-              <w14:ligatures w14:val="standardContextual"/>
-            </w:rPr>
-          </w:r>
-          <w:r>
-            <w:rPr>
-              <w:rFonts w:asciiTheme="minorHAnsi" w:hAnsiTheme="minorHAnsi" w:eastAsiaTheme="minorEastAsia" w:cstheme="minorBidi"/>
-              <w:sz w:val="24"/>
-              <w14:ligatures w14:val="standardContextual"/>
+              <w:rFonts w:eastAsiaTheme="minorEastAsia"/>
             </w:rPr>
           </w:r>
         </w:p>
         <w:p>
           <w:pPr>
-            <w:pStyle w:val="1103"/>
+            <w:pStyle w:val="1112"/>
             <w:pBdr/>
             <w:tabs>
               <w:tab w:val="right" w:leader="dot" w:pos="9628"/>
@@ -7549,1539 +7932,59 @@
             <w:spacing/>
             <w:ind/>
             <w:rPr>
-              <w:rFonts w:asciiTheme="minorHAnsi" w:hAnsiTheme="minorHAnsi" w:eastAsiaTheme="minorEastAsia" w:cstheme="minorBidi"/>
-              <w:sz w:val="24"/>
-              <w14:ligatures w14:val="standardContextual"/>
+              <w:highlight w:val="none"/>
             </w:rPr>
           </w:pPr>
-          <w:r/>
-          <w:hyperlink w:tooltip="#_Toc175418215" w:anchor="_Toc175418215" w:history="1">
+          <w:hyperlink w:tooltip="#_Toc21" w:anchor="_Toc21" w:history="1">
             <w:r>
               <w:rPr>
-                <w:rStyle w:val="1096"/>
+                <w:rStyle w:val="1106"/>
               </w:rPr>
-              <w:t xml:space="preserve">1.5. Содержание</w:t>
+            </w:r>
+            <w:r>
+              <w:rPr>
+                <w:rStyle w:val="1106"/>
+              </w:rPr>
+              <w:t xml:space="preserve">СПИСОК ИСПОЛЬЗОВАНН</w:t>
+            </w:r>
+            <w:r>
+              <w:rPr>
+                <w:rStyle w:val="1106"/>
+              </w:rPr>
+              <w:t xml:space="preserve">ЫХ</w:t>
+            </w:r>
+            <w:r>
+              <w:rPr>
+                <w:rStyle w:val="1106"/>
+              </w:rPr>
+              <w:t xml:space="preserve"> </w:t>
+            </w:r>
+            <w:r>
+              <w:rPr>
+                <w:rStyle w:val="1106"/>
+              </w:rPr>
+              <w:t xml:space="preserve">ИСТОЧНИКОВ</w:t>
+            </w:r>
+            <w:r>
+              <w:rPr>
+                <w:rStyle w:val="1106"/>
+                <w:highlight w:val="none"/>
+              </w:rPr>
             </w:r>
             <w:r>
               <w:tab/>
             </w:r>
             <w:r>
               <w:fldChar w:fldCharType="begin"/>
-            </w:r>
-            <w:r>
-              <w:instrText xml:space="preserve"> PAGEREF _Toc175418215 \h </w:instrText>
-            </w:r>
-            <w:r>
+              <w:instrText xml:space="preserve">PAGEREF _Toc21 \h</w:instrText>
               <w:fldChar w:fldCharType="separate"/>
-            </w:r>
-            <w:r>
-              <w:t xml:space="preserve">9</w:t>
-            </w:r>
-            <w:r>
+              <w:t xml:space="preserve">20</w:t>
               <w:fldChar w:fldCharType="end"/>
             </w:r>
           </w:hyperlink>
           <w:r>
             <w:rPr>
-              <w:rFonts w:asciiTheme="minorHAnsi" w:hAnsiTheme="minorHAnsi" w:eastAsiaTheme="minorEastAsia" w:cstheme="minorBidi"/>
-              <w:sz w:val="24"/>
-              <w14:ligatures w14:val="standardContextual"/>
-            </w:rPr>
-          </w:r>
-          <w:r>
-            <w:rPr>
-              <w:rFonts w:asciiTheme="minorHAnsi" w:hAnsiTheme="minorHAnsi" w:eastAsiaTheme="minorEastAsia" w:cstheme="minorBidi"/>
-              <w:sz w:val="24"/>
-              <w14:ligatures w14:val="standardContextual"/>
-            </w:rPr>
-          </w:r>
-        </w:p>
-        <w:p>
-          <w:pPr>
-            <w:pStyle w:val="1103"/>
-            <w:pBdr/>
-            <w:tabs>
-              <w:tab w:val="right" w:leader="dot" w:pos="9628"/>
-            </w:tabs>
-            <w:spacing/>
-            <w:ind/>
-            <w:rPr>
-              <w:rFonts w:asciiTheme="minorHAnsi" w:hAnsiTheme="minorHAnsi" w:eastAsiaTheme="minorEastAsia" w:cstheme="minorBidi"/>
-              <w:sz w:val="24"/>
-              <w14:ligatures w14:val="standardContextual"/>
-            </w:rPr>
-          </w:pPr>
-          <w:r/>
-          <w:hyperlink w:tooltip="#_Toc175418216" w:anchor="_Toc175418216" w:history="1">
-            <w:r>
-              <w:rPr>
-                <w:rStyle w:val="1096"/>
-              </w:rPr>
-              <w:t xml:space="preserve">1.6. Список обозначений и сокращений</w:t>
-            </w:r>
-            <w:r>
-              <w:tab/>
-            </w:r>
-            <w:r>
-              <w:fldChar w:fldCharType="begin"/>
-            </w:r>
-            <w:r>
-              <w:instrText xml:space="preserve"> PAGEREF _Toc175418216 \h </w:instrText>
-            </w:r>
-            <w:r>
-              <w:fldChar w:fldCharType="separate"/>
-            </w:r>
-            <w:r>
-              <w:t xml:space="preserve">9</w:t>
-            </w:r>
-            <w:r>
-              <w:fldChar w:fldCharType="end"/>
-            </w:r>
-          </w:hyperlink>
-          <w:r>
-            <w:rPr>
-              <w:rFonts w:asciiTheme="minorHAnsi" w:hAnsiTheme="minorHAnsi" w:eastAsiaTheme="minorEastAsia" w:cstheme="minorBidi"/>
-              <w:sz w:val="24"/>
-              <w14:ligatures w14:val="standardContextual"/>
-            </w:rPr>
-          </w:r>
-          <w:r>
-            <w:rPr>
-              <w:rFonts w:asciiTheme="minorHAnsi" w:hAnsiTheme="minorHAnsi" w:eastAsiaTheme="minorEastAsia" w:cstheme="minorBidi"/>
-              <w:sz w:val="24"/>
-              <w14:ligatures w14:val="standardContextual"/>
-            </w:rPr>
-          </w:r>
-        </w:p>
-        <w:p>
-          <w:pPr>
-            <w:pStyle w:val="1103"/>
-            <w:pBdr/>
-            <w:tabs>
-              <w:tab w:val="right" w:leader="dot" w:pos="9628"/>
-            </w:tabs>
-            <w:spacing/>
-            <w:ind/>
-            <w:rPr>
-              <w:rFonts w:asciiTheme="minorHAnsi" w:hAnsiTheme="minorHAnsi" w:eastAsiaTheme="minorEastAsia" w:cstheme="minorBidi"/>
-              <w:sz w:val="24"/>
-              <w14:ligatures w14:val="standardContextual"/>
-            </w:rPr>
-          </w:pPr>
-          <w:r/>
-          <w:hyperlink w:tooltip="#_Toc175418217" w:anchor="_Toc175418217" w:history="1">
-            <w:r>
-              <w:rPr>
-                <w:rStyle w:val="1096"/>
-              </w:rPr>
-              <w:t xml:space="preserve">1.7. Введение</w:t>
-            </w:r>
-            <w:r>
-              <w:tab/>
-            </w:r>
-            <w:r>
-              <w:fldChar w:fldCharType="begin"/>
-            </w:r>
-            <w:r>
-              <w:instrText xml:space="preserve"> PAGEREF _Toc175418217 \h </w:instrText>
-            </w:r>
-            <w:r>
-              <w:fldChar w:fldCharType="separate"/>
-            </w:r>
-            <w:r>
-              <w:t xml:space="preserve">10</w:t>
-            </w:r>
-            <w:r>
-              <w:fldChar w:fldCharType="end"/>
-            </w:r>
-          </w:hyperlink>
-          <w:r>
-            <w:rPr>
-              <w:rFonts w:asciiTheme="minorHAnsi" w:hAnsiTheme="minorHAnsi" w:eastAsiaTheme="minorEastAsia" w:cstheme="minorBidi"/>
-              <w:sz w:val="24"/>
-              <w14:ligatures w14:val="standardContextual"/>
-            </w:rPr>
-          </w:r>
-          <w:r>
-            <w:rPr>
-              <w:rFonts w:asciiTheme="minorHAnsi" w:hAnsiTheme="minorHAnsi" w:eastAsiaTheme="minorEastAsia" w:cstheme="minorBidi"/>
-              <w:sz w:val="24"/>
-              <w14:ligatures w14:val="standardContextual"/>
-            </w:rPr>
-          </w:r>
-        </w:p>
-        <w:p>
-          <w:pPr>
-            <w:pStyle w:val="1103"/>
-            <w:pBdr/>
-            <w:tabs>
-              <w:tab w:val="right" w:leader="dot" w:pos="9628"/>
-            </w:tabs>
-            <w:spacing/>
-            <w:ind/>
-            <w:rPr>
-              <w:rFonts w:asciiTheme="minorHAnsi" w:hAnsiTheme="minorHAnsi" w:eastAsiaTheme="minorEastAsia" w:cstheme="minorBidi"/>
-              <w:sz w:val="24"/>
-              <w14:ligatures w14:val="standardContextual"/>
-            </w:rPr>
-          </w:pPr>
-          <w:r/>
-          <w:hyperlink w:tooltip="#_Toc175418218" w:anchor="_Toc175418218" w:history="1">
-            <w:r>
-              <w:rPr>
-                <w:rStyle w:val="1096"/>
-              </w:rPr>
-              <w:t xml:space="preserve">1.8. Основная часть</w:t>
-            </w:r>
-            <w:r>
-              <w:tab/>
-            </w:r>
-            <w:r>
-              <w:fldChar w:fldCharType="begin"/>
-            </w:r>
-            <w:r>
-              <w:instrText xml:space="preserve"> PAGEREF _Toc175418218 \h </w:instrText>
-            </w:r>
-            <w:r>
-              <w:fldChar w:fldCharType="separate"/>
-            </w:r>
-            <w:r>
-              <w:t xml:space="preserve">10</w:t>
-            </w:r>
-            <w:r>
-              <w:fldChar w:fldCharType="end"/>
-            </w:r>
-          </w:hyperlink>
-          <w:r>
-            <w:rPr>
-              <w:rFonts w:asciiTheme="minorHAnsi" w:hAnsiTheme="minorHAnsi" w:eastAsiaTheme="minorEastAsia" w:cstheme="minorBidi"/>
-              <w:sz w:val="24"/>
-              <w14:ligatures w14:val="standardContextual"/>
-            </w:rPr>
-          </w:r>
-          <w:r>
-            <w:rPr>
-              <w:rFonts w:asciiTheme="minorHAnsi" w:hAnsiTheme="minorHAnsi" w:eastAsiaTheme="minorEastAsia" w:cstheme="minorBidi"/>
-              <w:sz w:val="24"/>
-              <w14:ligatures w14:val="standardContextual"/>
-            </w:rPr>
-          </w:r>
-        </w:p>
-        <w:p>
-          <w:pPr>
-            <w:pStyle w:val="1103"/>
-            <w:pBdr/>
-            <w:tabs>
-              <w:tab w:val="right" w:leader="dot" w:pos="9628"/>
-            </w:tabs>
-            <w:spacing/>
-            <w:ind/>
-            <w:rPr>
-              <w:rFonts w:asciiTheme="minorHAnsi" w:hAnsiTheme="minorHAnsi" w:eastAsiaTheme="minorEastAsia" w:cstheme="minorBidi"/>
-              <w:sz w:val="24"/>
-              <w14:ligatures w14:val="standardContextual"/>
-            </w:rPr>
-          </w:pPr>
-          <w:r/>
-          <w:hyperlink w:tooltip="#_Toc175418219" w:anchor="_Toc175418219" w:history="1">
-            <w:r>
-              <w:rPr>
-                <w:rStyle w:val="1096"/>
-              </w:rPr>
-              <w:t xml:space="preserve">1.9. Заключение</w:t>
-            </w:r>
-            <w:r>
-              <w:tab/>
-            </w:r>
-            <w:r>
-              <w:fldChar w:fldCharType="begin"/>
-            </w:r>
-            <w:r>
-              <w:instrText xml:space="preserve"> PAGEREF _Toc175418219 \h </w:instrText>
-            </w:r>
-            <w:r>
-              <w:fldChar w:fldCharType="separate"/>
-            </w:r>
-            <w:r>
-              <w:t xml:space="preserve">11</w:t>
-            </w:r>
-            <w:r>
-              <w:fldChar w:fldCharType="end"/>
-            </w:r>
-          </w:hyperlink>
-          <w:r>
-            <w:rPr>
-              <w:rFonts w:asciiTheme="minorHAnsi" w:hAnsiTheme="minorHAnsi" w:eastAsiaTheme="minorEastAsia" w:cstheme="minorBidi"/>
-              <w:sz w:val="24"/>
-              <w14:ligatures w14:val="standardContextual"/>
-            </w:rPr>
-          </w:r>
-          <w:r>
-            <w:rPr>
-              <w:rFonts w:asciiTheme="minorHAnsi" w:hAnsiTheme="minorHAnsi" w:eastAsiaTheme="minorEastAsia" w:cstheme="minorBidi"/>
-              <w:sz w:val="24"/>
-              <w14:ligatures w14:val="standardContextual"/>
-            </w:rPr>
-          </w:r>
-        </w:p>
-        <w:p>
-          <w:pPr>
-            <w:pStyle w:val="1103"/>
-            <w:pBdr/>
-            <w:tabs>
-              <w:tab w:val="right" w:leader="dot" w:pos="9628"/>
-            </w:tabs>
-            <w:spacing/>
-            <w:ind/>
-            <w:rPr>
-              <w:rFonts w:asciiTheme="minorHAnsi" w:hAnsiTheme="minorHAnsi" w:eastAsiaTheme="minorEastAsia" w:cstheme="minorBidi"/>
-              <w:sz w:val="24"/>
-              <w14:ligatures w14:val="standardContextual"/>
-            </w:rPr>
-          </w:pPr>
-          <w:r/>
-          <w:hyperlink w:tooltip="#_Toc175418220" w:anchor="_Toc175418220" w:history="1">
-            <w:r>
-              <w:rPr>
-                <w:rStyle w:val="1096"/>
-              </w:rPr>
-              <w:t xml:space="preserve">1.10. Список использованных источников</w:t>
-            </w:r>
-            <w:r>
-              <w:tab/>
-            </w:r>
-            <w:r>
-              <w:fldChar w:fldCharType="begin"/>
-            </w:r>
-            <w:r>
-              <w:instrText xml:space="preserve"> PAGEREF _Toc175418220 \h </w:instrText>
-            </w:r>
-            <w:r>
-              <w:fldChar w:fldCharType="separate"/>
-            </w:r>
-            <w:r>
-              <w:t xml:space="preserve">11</w:t>
-            </w:r>
-            <w:r>
-              <w:fldChar w:fldCharType="end"/>
-            </w:r>
-          </w:hyperlink>
-          <w:r>
-            <w:rPr>
-              <w:rFonts w:asciiTheme="minorHAnsi" w:hAnsiTheme="minorHAnsi" w:eastAsiaTheme="minorEastAsia" w:cstheme="minorBidi"/>
-              <w:sz w:val="24"/>
-              <w14:ligatures w14:val="standardContextual"/>
-            </w:rPr>
-          </w:r>
-          <w:r>
-            <w:rPr>
-              <w:rFonts w:asciiTheme="minorHAnsi" w:hAnsiTheme="minorHAnsi" w:eastAsiaTheme="minorEastAsia" w:cstheme="minorBidi"/>
-              <w:sz w:val="24"/>
-              <w14:ligatures w14:val="standardContextual"/>
-            </w:rPr>
-          </w:r>
-        </w:p>
-        <w:p>
-          <w:pPr>
-            <w:pStyle w:val="1103"/>
-            <w:pBdr/>
-            <w:tabs>
-              <w:tab w:val="right" w:leader="dot" w:pos="9628"/>
-            </w:tabs>
-            <w:spacing/>
-            <w:ind/>
-            <w:rPr>
-              <w:rFonts w:asciiTheme="minorHAnsi" w:hAnsiTheme="minorHAnsi" w:eastAsiaTheme="minorEastAsia" w:cstheme="minorBidi"/>
-              <w:sz w:val="24"/>
-              <w14:ligatures w14:val="standardContextual"/>
-            </w:rPr>
-          </w:pPr>
-          <w:r/>
-          <w:hyperlink w:tooltip="#_Toc175418221" w:anchor="_Toc175418221" w:history="1">
-            <w:r>
-              <w:rPr>
-                <w:rStyle w:val="1096"/>
-              </w:rPr>
-              <w:t xml:space="preserve">1.11. Приложения</w:t>
-            </w:r>
-            <w:r>
-              <w:tab/>
-            </w:r>
-            <w:r>
-              <w:fldChar w:fldCharType="begin"/>
-            </w:r>
-            <w:r>
-              <w:instrText xml:space="preserve"> PAGEREF _Toc175418221 \h </w:instrText>
-            </w:r>
-            <w:r>
-              <w:fldChar w:fldCharType="separate"/>
-            </w:r>
-            <w:r>
-              <w:t xml:space="preserve">12</w:t>
-            </w:r>
-            <w:r>
-              <w:fldChar w:fldCharType="end"/>
-            </w:r>
-          </w:hyperlink>
-          <w:r>
-            <w:rPr>
-              <w:rFonts w:asciiTheme="minorHAnsi" w:hAnsiTheme="minorHAnsi" w:eastAsiaTheme="minorEastAsia" w:cstheme="minorBidi"/>
-              <w:sz w:val="24"/>
-              <w14:ligatures w14:val="standardContextual"/>
-            </w:rPr>
-          </w:r>
-          <w:r>
-            <w:rPr>
-              <w:rFonts w:asciiTheme="minorHAnsi" w:hAnsiTheme="minorHAnsi" w:eastAsiaTheme="minorEastAsia" w:cstheme="minorBidi"/>
-              <w:sz w:val="24"/>
-              <w14:ligatures w14:val="standardContextual"/>
-            </w:rPr>
-          </w:r>
-        </w:p>
-        <w:p>
-          <w:pPr>
-            <w:pStyle w:val="1102"/>
-            <w:pBdr/>
-            <w:tabs>
-              <w:tab w:val="right" w:leader="dot" w:pos="9628"/>
-            </w:tabs>
-            <w:spacing/>
-            <w:ind/>
-            <w:rPr>
-              <w:rFonts w:asciiTheme="minorHAnsi" w:hAnsiTheme="minorHAnsi" w:eastAsiaTheme="minorEastAsia" w:cstheme="minorBidi"/>
-              <w:sz w:val="24"/>
-              <w14:ligatures w14:val="standardContextual"/>
-            </w:rPr>
-          </w:pPr>
-          <w:r/>
-          <w:hyperlink w:tooltip="#_Toc175418222" w:anchor="_Toc175418222" w:history="1">
-            <w:r>
-              <w:rPr>
-                <w:rStyle w:val="1096"/>
-              </w:rPr>
-              <w:t xml:space="preserve">2. Оформление титульных листов</w:t>
-            </w:r>
-            <w:r>
-              <w:tab/>
-            </w:r>
-            <w:r>
-              <w:fldChar w:fldCharType="begin"/>
-            </w:r>
-            <w:r>
-              <w:instrText xml:space="preserve"> PAGEREF _Toc175418222 \h </w:instrText>
-            </w:r>
-            <w:r>
-              <w:fldChar w:fldCharType="separate"/>
-            </w:r>
-            <w:r>
-              <w:t xml:space="preserve">13</w:t>
-            </w:r>
-            <w:r>
-              <w:fldChar w:fldCharType="end"/>
-            </w:r>
-          </w:hyperlink>
-          <w:r>
-            <w:rPr>
-              <w:rFonts w:asciiTheme="minorHAnsi" w:hAnsiTheme="minorHAnsi" w:eastAsiaTheme="minorEastAsia" w:cstheme="minorBidi"/>
-              <w:sz w:val="24"/>
-              <w14:ligatures w14:val="standardContextual"/>
-            </w:rPr>
-          </w:r>
-          <w:r>
-            <w:rPr>
-              <w:rFonts w:asciiTheme="minorHAnsi" w:hAnsiTheme="minorHAnsi" w:eastAsiaTheme="minorEastAsia" w:cstheme="minorBidi"/>
-              <w:sz w:val="24"/>
-              <w14:ligatures w14:val="standardContextual"/>
-            </w:rPr>
-          </w:r>
-        </w:p>
-        <w:p>
-          <w:pPr>
-            <w:pStyle w:val="1102"/>
-            <w:pBdr/>
-            <w:tabs>
-              <w:tab w:val="right" w:leader="dot" w:pos="9628"/>
-            </w:tabs>
-            <w:spacing/>
-            <w:ind/>
-            <w:rPr>
-              <w:rFonts w:asciiTheme="minorHAnsi" w:hAnsiTheme="minorHAnsi" w:eastAsiaTheme="minorEastAsia" w:cstheme="minorBidi"/>
-              <w:sz w:val="24"/>
-              <w14:ligatures w14:val="standardContextual"/>
-            </w:rPr>
-          </w:pPr>
-          <w:r/>
-          <w:hyperlink w:tooltip="#_Toc175418223" w:anchor="_Toc175418223" w:history="1">
-            <w:r>
-              <w:rPr>
-                <w:rStyle w:val="1096"/>
-              </w:rPr>
-              <w:t xml:space="preserve">3. Оформление листов технического задания</w:t>
-            </w:r>
-            <w:r>
-              <w:tab/>
-            </w:r>
-            <w:r>
-              <w:fldChar w:fldCharType="begin"/>
-            </w:r>
-            <w:r>
-              <w:instrText xml:space="preserve"> PAGEREF _Toc175418223 \h </w:instrText>
-            </w:r>
-            <w:r>
-              <w:fldChar w:fldCharType="separate"/>
-            </w:r>
-            <w:r>
-              <w:t xml:space="preserve">15</w:t>
-            </w:r>
-            <w:r>
-              <w:fldChar w:fldCharType="end"/>
-            </w:r>
-          </w:hyperlink>
-          <w:r>
-            <w:rPr>
-              <w:rFonts w:asciiTheme="minorHAnsi" w:hAnsiTheme="minorHAnsi" w:eastAsiaTheme="minorEastAsia" w:cstheme="minorBidi"/>
-              <w:sz w:val="24"/>
-              <w14:ligatures w14:val="standardContextual"/>
-            </w:rPr>
-          </w:r>
-          <w:r>
-            <w:rPr>
-              <w:rFonts w:asciiTheme="minorHAnsi" w:hAnsiTheme="minorHAnsi" w:eastAsiaTheme="minorEastAsia" w:cstheme="minorBidi"/>
-              <w:sz w:val="24"/>
-              <w14:ligatures w14:val="standardContextual"/>
-            </w:rPr>
-          </w:r>
-        </w:p>
-        <w:p>
-          <w:pPr>
-            <w:pStyle w:val="1103"/>
-            <w:pBdr/>
-            <w:tabs>
-              <w:tab w:val="right" w:leader="dot" w:pos="9628"/>
-            </w:tabs>
-            <w:spacing/>
-            <w:ind/>
-            <w:rPr>
-              <w:rFonts w:asciiTheme="minorHAnsi" w:hAnsiTheme="minorHAnsi" w:eastAsiaTheme="minorEastAsia" w:cstheme="minorBidi"/>
-              <w:sz w:val="24"/>
-              <w14:ligatures w14:val="standardContextual"/>
-            </w:rPr>
-          </w:pPr>
-          <w:r/>
-          <w:hyperlink w:tooltip="#_Toc175418224" w:anchor="_Toc175418224" w:history="1">
-            <w:r>
-              <w:rPr>
-                <w:rStyle w:val="1096"/>
-              </w:rPr>
-              <w:t xml:space="preserve">3.1. Заполнение листа ТЗ для НИР/КП/КР</w:t>
-            </w:r>
-            <w:r>
-              <w:tab/>
-            </w:r>
-            <w:r>
-              <w:fldChar w:fldCharType="begin"/>
-            </w:r>
-            <w:r>
-              <w:instrText xml:space="preserve"> PAGEREF _Toc175418224 \h </w:instrText>
-            </w:r>
-            <w:r>
-              <w:fldChar w:fldCharType="separate"/>
-            </w:r>
-            <w:r>
-              <w:t xml:space="preserve">15</w:t>
-            </w:r>
-            <w:r>
-              <w:fldChar w:fldCharType="end"/>
-            </w:r>
-          </w:hyperlink>
-          <w:r>
-            <w:rPr>
-              <w:rFonts w:asciiTheme="minorHAnsi" w:hAnsiTheme="minorHAnsi" w:eastAsiaTheme="minorEastAsia" w:cstheme="minorBidi"/>
-              <w:sz w:val="24"/>
-              <w14:ligatures w14:val="standardContextual"/>
-            </w:rPr>
-          </w:r>
-          <w:r>
-            <w:rPr>
-              <w:rFonts w:asciiTheme="minorHAnsi" w:hAnsiTheme="minorHAnsi" w:eastAsiaTheme="minorEastAsia" w:cstheme="minorBidi"/>
-              <w:sz w:val="24"/>
-              <w14:ligatures w14:val="standardContextual"/>
-            </w:rPr>
-          </w:r>
-        </w:p>
-        <w:p>
-          <w:pPr>
-            <w:pStyle w:val="1103"/>
-            <w:pBdr/>
-            <w:tabs>
-              <w:tab w:val="right" w:leader="dot" w:pos="9628"/>
-            </w:tabs>
-            <w:spacing/>
-            <w:ind/>
-            <w:rPr>
-              <w:rFonts w:asciiTheme="minorHAnsi" w:hAnsiTheme="minorHAnsi" w:eastAsiaTheme="minorEastAsia" w:cstheme="minorBidi"/>
-              <w:sz w:val="24"/>
-              <w14:ligatures w14:val="standardContextual"/>
-            </w:rPr>
-          </w:pPr>
-          <w:r/>
-          <w:hyperlink w:tooltip="#_Toc175418225" w:anchor="_Toc175418225" w:history="1">
-            <w:r>
-              <w:rPr>
-                <w:rStyle w:val="1096"/>
-              </w:rPr>
-              <w:t xml:space="preserve">3.2. Заполнение листа ТЗ для ВКР</w:t>
-            </w:r>
-            <w:r>
-              <w:tab/>
-            </w:r>
-            <w:r>
-              <w:fldChar w:fldCharType="begin"/>
-            </w:r>
-            <w:r>
-              <w:instrText xml:space="preserve"> PAGEREF _Toc175418225 \h </w:instrText>
-            </w:r>
-            <w:r>
-              <w:fldChar w:fldCharType="separate"/>
-            </w:r>
-            <w:r>
-              <w:t xml:space="preserve">16</w:t>
-            </w:r>
-            <w:r>
-              <w:fldChar w:fldCharType="end"/>
-            </w:r>
-          </w:hyperlink>
-          <w:r>
-            <w:rPr>
-              <w:rFonts w:asciiTheme="minorHAnsi" w:hAnsiTheme="minorHAnsi" w:eastAsiaTheme="minorEastAsia" w:cstheme="minorBidi"/>
-              <w:sz w:val="24"/>
-              <w14:ligatures w14:val="standardContextual"/>
-            </w:rPr>
-          </w:r>
-          <w:r>
-            <w:rPr>
-              <w:rFonts w:asciiTheme="minorHAnsi" w:hAnsiTheme="minorHAnsi" w:eastAsiaTheme="minorEastAsia" w:cstheme="minorBidi"/>
-              <w:sz w:val="24"/>
-              <w14:ligatures w14:val="standardContextual"/>
-            </w:rPr>
-          </w:r>
-        </w:p>
-        <w:p>
-          <w:pPr>
-            <w:pStyle w:val="1103"/>
-            <w:pBdr/>
-            <w:tabs>
-              <w:tab w:val="right" w:leader="dot" w:pos="9628"/>
-            </w:tabs>
-            <w:spacing/>
-            <w:ind/>
-            <w:rPr>
-              <w:rFonts w:asciiTheme="minorHAnsi" w:hAnsiTheme="minorHAnsi" w:eastAsiaTheme="minorEastAsia" w:cstheme="minorBidi"/>
-              <w:sz w:val="24"/>
-              <w14:ligatures w14:val="standardContextual"/>
-            </w:rPr>
-          </w:pPr>
-          <w:r/>
-          <w:hyperlink w:tooltip="#_Toc175418226" w:anchor="_Toc175418226" w:history="1">
-            <w:r>
-              <w:rPr>
-                <w:rStyle w:val="1096"/>
-              </w:rPr>
-              <w:t xml:space="preserve">3.3. Заполнение в листе ТЗ к ВКР таблицы «При выполнении ВКР»</w:t>
-            </w:r>
-            <w:r>
-              <w:tab/>
-            </w:r>
-            <w:r>
-              <w:fldChar w:fldCharType="begin"/>
-            </w:r>
-            <w:r>
-              <w:instrText xml:space="preserve"> PAGEREF _Toc175418226 \h </w:instrText>
-            </w:r>
-            <w:r>
-              <w:fldChar w:fldCharType="separate"/>
-            </w:r>
-            <w:r>
-              <w:t xml:space="preserve">18</w:t>
-            </w:r>
-            <w:r>
-              <w:fldChar w:fldCharType="end"/>
-            </w:r>
-          </w:hyperlink>
-          <w:r>
-            <w:rPr>
-              <w:rFonts w:asciiTheme="minorHAnsi" w:hAnsiTheme="minorHAnsi" w:eastAsiaTheme="minorEastAsia" w:cstheme="minorBidi"/>
-              <w:sz w:val="24"/>
-              <w14:ligatures w14:val="standardContextual"/>
-            </w:rPr>
-          </w:r>
-          <w:r>
-            <w:rPr>
-              <w:rFonts w:asciiTheme="minorHAnsi" w:hAnsiTheme="minorHAnsi" w:eastAsiaTheme="minorEastAsia" w:cstheme="minorBidi"/>
-              <w:sz w:val="24"/>
-              <w14:ligatures w14:val="standardContextual"/>
-            </w:rPr>
-          </w:r>
-        </w:p>
-        <w:p>
-          <w:pPr>
-            <w:pStyle w:val="1103"/>
-            <w:pBdr/>
-            <w:tabs>
-              <w:tab w:val="right" w:leader="dot" w:pos="9628"/>
-            </w:tabs>
-            <w:spacing/>
-            <w:ind/>
-            <w:rPr>
-              <w:rFonts w:asciiTheme="minorHAnsi" w:hAnsiTheme="minorHAnsi" w:eastAsiaTheme="minorEastAsia" w:cstheme="minorBidi"/>
-              <w:sz w:val="24"/>
-              <w14:ligatures w14:val="standardContextual"/>
-            </w:rPr>
-          </w:pPr>
-          <w:r/>
-          <w:hyperlink w:tooltip="#_Toc175418227" w:anchor="_Toc175418227" w:history="1">
-            <w:r>
-              <w:rPr>
-                <w:rStyle w:val="1096"/>
-              </w:rPr>
-              <w:t xml:space="preserve">3.4. Заполнение в РПЗ к ВКР бланка «Календарный план»</w:t>
-            </w:r>
-            <w:r>
-              <w:tab/>
-            </w:r>
-            <w:r>
-              <w:fldChar w:fldCharType="begin"/>
-            </w:r>
-            <w:r>
-              <w:instrText xml:space="preserve"> PAGEREF _Toc175418227 \h </w:instrText>
-            </w:r>
-            <w:r>
-              <w:fldChar w:fldCharType="separate"/>
-            </w:r>
-            <w:r>
-              <w:t xml:space="preserve">18</w:t>
-            </w:r>
-            <w:r>
-              <w:fldChar w:fldCharType="end"/>
-            </w:r>
-          </w:hyperlink>
-          <w:r>
-            <w:rPr>
-              <w:rFonts w:asciiTheme="minorHAnsi" w:hAnsiTheme="minorHAnsi" w:eastAsiaTheme="minorEastAsia" w:cstheme="minorBidi"/>
-              <w:sz w:val="24"/>
-              <w14:ligatures w14:val="standardContextual"/>
-            </w:rPr>
-          </w:r>
-          <w:r>
-            <w:rPr>
-              <w:rFonts w:asciiTheme="minorHAnsi" w:hAnsiTheme="minorHAnsi" w:eastAsiaTheme="minorEastAsia" w:cstheme="minorBidi"/>
-              <w:sz w:val="24"/>
-              <w14:ligatures w14:val="standardContextual"/>
-            </w:rPr>
-          </w:r>
-        </w:p>
-        <w:p>
-          <w:pPr>
-            <w:pStyle w:val="1103"/>
-            <w:pBdr/>
-            <w:tabs>
-              <w:tab w:val="right" w:leader="dot" w:pos="9628"/>
-            </w:tabs>
-            <w:spacing/>
-            <w:ind/>
-            <w:rPr>
-              <w:rFonts w:asciiTheme="minorHAnsi" w:hAnsiTheme="minorHAnsi" w:eastAsiaTheme="minorEastAsia" w:cstheme="minorBidi"/>
-              <w:sz w:val="24"/>
-              <w14:ligatures w14:val="standardContextual"/>
-            </w:rPr>
-          </w:pPr>
-          <w:r/>
-          <w:hyperlink w:tooltip="#_Toc175418228" w:anchor="_Toc175418228" w:history="1">
-            <w:r>
-              <w:rPr>
-                <w:rStyle w:val="1096"/>
-              </w:rPr>
-              <w:t xml:space="preserve">3.5. Заполнение листа ТЗ для Отчета по практике</w:t>
-            </w:r>
-            <w:r>
-              <w:tab/>
-            </w:r>
-            <w:r>
-              <w:fldChar w:fldCharType="begin"/>
-            </w:r>
-            <w:r>
-              <w:instrText xml:space="preserve"> PAGEREF _Toc175418228 \h </w:instrText>
-            </w:r>
-            <w:r>
-              <w:fldChar w:fldCharType="separate"/>
-            </w:r>
-            <w:r>
-              <w:t xml:space="preserve">19</w:t>
-            </w:r>
-            <w:r>
-              <w:fldChar w:fldCharType="end"/>
-            </w:r>
-          </w:hyperlink>
-          <w:r>
-            <w:rPr>
-              <w:rFonts w:asciiTheme="minorHAnsi" w:hAnsiTheme="minorHAnsi" w:eastAsiaTheme="minorEastAsia" w:cstheme="minorBidi"/>
-              <w:sz w:val="24"/>
-              <w14:ligatures w14:val="standardContextual"/>
-            </w:rPr>
-          </w:r>
-          <w:r>
-            <w:rPr>
-              <w:rFonts w:asciiTheme="minorHAnsi" w:hAnsiTheme="minorHAnsi" w:eastAsiaTheme="minorEastAsia" w:cstheme="minorBidi"/>
-              <w:sz w:val="24"/>
-              <w14:ligatures w14:val="standardContextual"/>
-            </w:rPr>
-          </w:r>
-        </w:p>
-        <w:p>
-          <w:pPr>
-            <w:pStyle w:val="1102"/>
-            <w:pBdr/>
-            <w:tabs>
-              <w:tab w:val="right" w:leader="dot" w:pos="9628"/>
-            </w:tabs>
-            <w:spacing/>
-            <w:ind/>
-            <w:rPr>
-              <w:rFonts w:asciiTheme="minorHAnsi" w:hAnsiTheme="minorHAnsi" w:eastAsiaTheme="minorEastAsia" w:cstheme="minorBidi"/>
-              <w:sz w:val="24"/>
-              <w14:ligatures w14:val="standardContextual"/>
-            </w:rPr>
-          </w:pPr>
-          <w:r/>
-          <w:hyperlink w:tooltip="#_Toc175418229" w:anchor="_Toc175418229" w:history="1">
-            <w:r>
-              <w:rPr>
-                <w:rStyle w:val="1096"/>
-              </w:rPr>
-              <w:t xml:space="preserve">4. Правила форматирования содержимого РПЗ и Отчетов</w:t>
-            </w:r>
-            <w:r>
-              <w:tab/>
-            </w:r>
-            <w:r>
-              <w:fldChar w:fldCharType="begin"/>
-            </w:r>
-            <w:r>
-              <w:instrText xml:space="preserve"> PAGEREF _Toc175418229 \h </w:instrText>
-            </w:r>
-            <w:r>
-              <w:fldChar w:fldCharType="separate"/>
-            </w:r>
-            <w:r>
-              <w:t xml:space="preserve">21</w:t>
-            </w:r>
-            <w:r>
-              <w:fldChar w:fldCharType="end"/>
-            </w:r>
-          </w:hyperlink>
-          <w:r>
-            <w:rPr>
-              <w:rFonts w:asciiTheme="minorHAnsi" w:hAnsiTheme="minorHAnsi" w:eastAsiaTheme="minorEastAsia" w:cstheme="minorBidi"/>
-              <w:sz w:val="24"/>
-              <w14:ligatures w14:val="standardContextual"/>
-            </w:rPr>
-          </w:r>
-          <w:r>
-            <w:rPr>
-              <w:rFonts w:asciiTheme="minorHAnsi" w:hAnsiTheme="minorHAnsi" w:eastAsiaTheme="minorEastAsia" w:cstheme="minorBidi"/>
-              <w:sz w:val="24"/>
-              <w14:ligatures w14:val="standardContextual"/>
-            </w:rPr>
-          </w:r>
-        </w:p>
-        <w:p>
-          <w:pPr>
-            <w:pStyle w:val="1103"/>
-            <w:pBdr/>
-            <w:tabs>
-              <w:tab w:val="right" w:leader="dot" w:pos="9628"/>
-            </w:tabs>
-            <w:spacing/>
-            <w:ind/>
-            <w:rPr>
-              <w:rFonts w:asciiTheme="minorHAnsi" w:hAnsiTheme="minorHAnsi" w:eastAsiaTheme="minorEastAsia" w:cstheme="minorBidi"/>
-              <w:sz w:val="24"/>
-              <w14:ligatures w14:val="standardContextual"/>
-            </w:rPr>
-          </w:pPr>
-          <w:r/>
-          <w:hyperlink w:tooltip="#_Toc175418230" w:anchor="_Toc175418230" w:history="1">
-            <w:r>
-              <w:rPr>
-                <w:rStyle w:val="1096"/>
-              </w:rPr>
-              <w:t xml:space="preserve">4.1. Общие правила оформления</w:t>
-            </w:r>
-            <w:r>
-              <w:tab/>
-            </w:r>
-            <w:r>
-              <w:fldChar w:fldCharType="begin"/>
-            </w:r>
-            <w:r>
-              <w:instrText xml:space="preserve"> PAGEREF _Toc175418230 \h </w:instrText>
-            </w:r>
-            <w:r>
-              <w:fldChar w:fldCharType="separate"/>
-            </w:r>
-            <w:r>
-              <w:t xml:space="preserve">21</w:t>
-            </w:r>
-            <w:r>
-              <w:fldChar w:fldCharType="end"/>
-            </w:r>
-          </w:hyperlink>
-          <w:r>
-            <w:rPr>
-              <w:rFonts w:asciiTheme="minorHAnsi" w:hAnsiTheme="minorHAnsi" w:eastAsiaTheme="minorEastAsia" w:cstheme="minorBidi"/>
-              <w:sz w:val="24"/>
-              <w14:ligatures w14:val="standardContextual"/>
-            </w:rPr>
-          </w:r>
-          <w:r>
-            <w:rPr>
-              <w:rFonts w:asciiTheme="minorHAnsi" w:hAnsiTheme="minorHAnsi" w:eastAsiaTheme="minorEastAsia" w:cstheme="minorBidi"/>
-              <w:sz w:val="24"/>
-              <w14:ligatures w14:val="standardContextual"/>
-            </w:rPr>
-          </w:r>
-        </w:p>
-        <w:p>
-          <w:pPr>
-            <w:pStyle w:val="1103"/>
-            <w:pBdr/>
-            <w:tabs>
-              <w:tab w:val="right" w:leader="dot" w:pos="9628"/>
-            </w:tabs>
-            <w:spacing/>
-            <w:ind/>
-            <w:rPr>
-              <w:rFonts w:asciiTheme="minorHAnsi" w:hAnsiTheme="minorHAnsi" w:eastAsiaTheme="minorEastAsia" w:cstheme="minorBidi"/>
-              <w:sz w:val="24"/>
-              <w14:ligatures w14:val="standardContextual"/>
-            </w:rPr>
-          </w:pPr>
-          <w:r/>
-          <w:hyperlink w:tooltip="#_Toc175418231" w:anchor="_Toc175418231" w:history="1">
-            <w:r>
-              <w:rPr>
-                <w:rStyle w:val="1096"/>
-              </w:rPr>
-              <w:t xml:space="preserve">4.2. Нумерация страниц и разделов</w:t>
-            </w:r>
-            <w:r>
-              <w:tab/>
-            </w:r>
-            <w:r>
-              <w:fldChar w:fldCharType="begin"/>
-            </w:r>
-            <w:r>
-              <w:instrText xml:space="preserve"> PAGEREF _Toc175418231 \h </w:instrText>
-            </w:r>
-            <w:r>
-              <w:fldChar w:fldCharType="separate"/>
-            </w:r>
-            <w:r>
-              <w:t xml:space="preserve">21</w:t>
-            </w:r>
-            <w:r>
-              <w:fldChar w:fldCharType="end"/>
-            </w:r>
-          </w:hyperlink>
-          <w:r>
-            <w:rPr>
-              <w:rFonts w:asciiTheme="minorHAnsi" w:hAnsiTheme="minorHAnsi" w:eastAsiaTheme="minorEastAsia" w:cstheme="minorBidi"/>
-              <w:sz w:val="24"/>
-              <w14:ligatures w14:val="standardContextual"/>
-            </w:rPr>
-          </w:r>
-          <w:r>
-            <w:rPr>
-              <w:rFonts w:asciiTheme="minorHAnsi" w:hAnsiTheme="minorHAnsi" w:eastAsiaTheme="minorEastAsia" w:cstheme="minorBidi"/>
-              <w:sz w:val="24"/>
-              <w14:ligatures w14:val="standardContextual"/>
-            </w:rPr>
-          </w:r>
-        </w:p>
-        <w:p>
-          <w:pPr>
-            <w:pStyle w:val="1103"/>
-            <w:pBdr/>
-            <w:tabs>
-              <w:tab w:val="right" w:leader="dot" w:pos="9628"/>
-            </w:tabs>
-            <w:spacing/>
-            <w:ind/>
-            <w:rPr>
-              <w:rFonts w:asciiTheme="minorHAnsi" w:hAnsiTheme="minorHAnsi" w:eastAsiaTheme="minorEastAsia" w:cstheme="minorBidi"/>
-              <w:sz w:val="24"/>
-              <w14:ligatures w14:val="standardContextual"/>
-            </w:rPr>
-          </w:pPr>
-          <w:r/>
-          <w:hyperlink w:tooltip="#_Toc175418232" w:anchor="_Toc175418232" w:history="1">
-            <w:r>
-              <w:rPr>
-                <w:rStyle w:val="1096"/>
-              </w:rPr>
-              <w:t xml:space="preserve">4.3. Иллюстрации к тексту</w:t>
-            </w:r>
-            <w:r>
-              <w:tab/>
-            </w:r>
-            <w:r>
-              <w:fldChar w:fldCharType="begin"/>
-            </w:r>
-            <w:r>
-              <w:instrText xml:space="preserve"> PAGEREF _Toc175418232 \h </w:instrText>
-            </w:r>
-            <w:r>
-              <w:fldChar w:fldCharType="separate"/>
-            </w:r>
-            <w:r>
-              <w:t xml:space="preserve">22</w:t>
-            </w:r>
-            <w:r>
-              <w:fldChar w:fldCharType="end"/>
-            </w:r>
-          </w:hyperlink>
-          <w:r>
-            <w:rPr>
-              <w:rFonts w:asciiTheme="minorHAnsi" w:hAnsiTheme="minorHAnsi" w:eastAsiaTheme="minorEastAsia" w:cstheme="minorBidi"/>
-              <w:sz w:val="24"/>
-              <w14:ligatures w14:val="standardContextual"/>
-            </w:rPr>
-          </w:r>
-          <w:r>
-            <w:rPr>
-              <w:rFonts w:asciiTheme="minorHAnsi" w:hAnsiTheme="minorHAnsi" w:eastAsiaTheme="minorEastAsia" w:cstheme="minorBidi"/>
-              <w:sz w:val="24"/>
-              <w14:ligatures w14:val="standardContextual"/>
-            </w:rPr>
-          </w:r>
-        </w:p>
-        <w:p>
-          <w:pPr>
-            <w:pStyle w:val="1095"/>
-            <w:pBdr/>
-            <w:spacing/>
-            <w:ind/>
-            <w:rPr>
-              <w:rFonts w:asciiTheme="minorHAnsi" w:hAnsiTheme="minorHAnsi" w:eastAsiaTheme="minorEastAsia" w:cstheme="minorBidi"/>
-              <w:sz w:val="24"/>
-              <w14:ligatures w14:val="standardContextual"/>
-            </w:rPr>
-          </w:pPr>
-          <w:r/>
-          <w:hyperlink w:tooltip="#_Toc175418233" w:anchor="_Toc175418233" w:history="1">
-            <w:r>
-              <w:rPr>
-                <w:rStyle w:val="1096"/>
-              </w:rPr>
-              <w:t xml:space="preserve">4.3.1. Автоматизация нумерации иллюстраций в </w:t>
-            </w:r>
-            <w:r>
-              <w:rPr>
-                <w:rStyle w:val="1096"/>
-                <w:lang w:val="en-US"/>
-              </w:rPr>
-              <w:t xml:space="preserve">Microsoft</w:t>
-            </w:r>
-            <w:r>
-              <w:rPr>
-                <w:rStyle w:val="1096"/>
-              </w:rPr>
-              <w:t xml:space="preserve"> </w:t>
-            </w:r>
-            <w:r>
-              <w:rPr>
-                <w:rStyle w:val="1096"/>
-                <w:lang w:val="en-US"/>
-              </w:rPr>
-              <w:t xml:space="preserve">Office</w:t>
-            </w:r>
-            <w:r>
-              <w:rPr>
-                <w:rStyle w:val="1096"/>
-              </w:rPr>
-              <w:t xml:space="preserve"> </w:t>
-            </w:r>
-            <w:r>
-              <w:rPr>
-                <w:rStyle w:val="1096"/>
-                <w:lang w:val="en-US"/>
-              </w:rPr>
-              <w:t xml:space="preserve">Word</w:t>
-            </w:r>
-            <w:r>
-              <w:tab/>
-            </w:r>
-            <w:r>
-              <w:fldChar w:fldCharType="begin"/>
-            </w:r>
-            <w:r>
-              <w:instrText xml:space="preserve"> PAGEREF _Toc175418233 \h </w:instrText>
-            </w:r>
-            <w:r>
-              <w:fldChar w:fldCharType="separate"/>
-            </w:r>
-            <w:r>
-              <w:t xml:space="preserve">24</w:t>
-            </w:r>
-            <w:r>
-              <w:fldChar w:fldCharType="end"/>
-            </w:r>
-          </w:hyperlink>
-          <w:r>
-            <w:rPr>
-              <w:rFonts w:asciiTheme="minorHAnsi" w:hAnsiTheme="minorHAnsi" w:eastAsiaTheme="minorEastAsia" w:cstheme="minorBidi"/>
-              <w:sz w:val="24"/>
-              <w14:ligatures w14:val="standardContextual"/>
-            </w:rPr>
-          </w:r>
-          <w:r>
-            <w:rPr>
-              <w:rFonts w:asciiTheme="minorHAnsi" w:hAnsiTheme="minorHAnsi" w:eastAsiaTheme="minorEastAsia" w:cstheme="minorBidi"/>
-              <w:sz w:val="24"/>
-              <w14:ligatures w14:val="standardContextual"/>
-            </w:rPr>
-          </w:r>
-        </w:p>
-        <w:p>
-          <w:pPr>
-            <w:pStyle w:val="1103"/>
-            <w:pBdr/>
-            <w:tabs>
-              <w:tab w:val="right" w:leader="dot" w:pos="9628"/>
-            </w:tabs>
-            <w:spacing/>
-            <w:ind/>
-            <w:rPr>
-              <w:rFonts w:asciiTheme="minorHAnsi" w:hAnsiTheme="minorHAnsi" w:eastAsiaTheme="minorEastAsia" w:cstheme="minorBidi"/>
-              <w:sz w:val="24"/>
-              <w14:ligatures w14:val="standardContextual"/>
-            </w:rPr>
-          </w:pPr>
-          <w:r/>
-          <w:hyperlink w:tooltip="#_Toc175418234" w:anchor="_Toc175418234" w:history="1">
-            <w:r>
-              <w:rPr>
-                <w:rStyle w:val="1096"/>
-              </w:rPr>
-              <w:t xml:space="preserve">4.4. Таблицы</w:t>
-            </w:r>
-            <w:r>
-              <w:tab/>
-            </w:r>
-            <w:r>
-              <w:fldChar w:fldCharType="begin"/>
-            </w:r>
-            <w:r>
-              <w:instrText xml:space="preserve"> PAGEREF _Toc175418234 \h </w:instrText>
-            </w:r>
-            <w:r>
-              <w:fldChar w:fldCharType="separate"/>
-            </w:r>
-            <w:r>
-              <w:t xml:space="preserve">27</w:t>
-            </w:r>
-            <w:r>
-              <w:fldChar w:fldCharType="end"/>
-            </w:r>
-          </w:hyperlink>
-          <w:r>
-            <w:rPr>
-              <w:rFonts w:asciiTheme="minorHAnsi" w:hAnsiTheme="minorHAnsi" w:eastAsiaTheme="minorEastAsia" w:cstheme="minorBidi"/>
-              <w:sz w:val="24"/>
-              <w14:ligatures w14:val="standardContextual"/>
-            </w:rPr>
-          </w:r>
-          <w:r>
-            <w:rPr>
-              <w:rFonts w:asciiTheme="minorHAnsi" w:hAnsiTheme="minorHAnsi" w:eastAsiaTheme="minorEastAsia" w:cstheme="minorBidi"/>
-              <w:sz w:val="24"/>
-              <w14:ligatures w14:val="standardContextual"/>
-            </w:rPr>
-          </w:r>
-        </w:p>
-        <w:p>
-          <w:pPr>
-            <w:pStyle w:val="1103"/>
-            <w:pBdr/>
-            <w:tabs>
-              <w:tab w:val="right" w:leader="dot" w:pos="9628"/>
-            </w:tabs>
-            <w:spacing/>
-            <w:ind/>
-            <w:rPr>
-              <w:rFonts w:asciiTheme="minorHAnsi" w:hAnsiTheme="minorHAnsi" w:eastAsiaTheme="minorEastAsia" w:cstheme="minorBidi"/>
-              <w:sz w:val="24"/>
-              <w14:ligatures w14:val="standardContextual"/>
-            </w:rPr>
-          </w:pPr>
-          <w:r/>
-          <w:hyperlink w:tooltip="#_Toc175418235" w:anchor="_Toc175418235" w:history="1">
-            <w:r>
-              <w:rPr>
-                <w:rStyle w:val="1096"/>
-              </w:rPr>
-              <w:t xml:space="preserve">4.5. Уравнения</w:t>
-            </w:r>
-            <w:r>
-              <w:tab/>
-            </w:r>
-            <w:r>
-              <w:fldChar w:fldCharType="begin"/>
-            </w:r>
-            <w:r>
-              <w:instrText xml:space="preserve"> PAGEREF _Toc175418235 \h </w:instrText>
-            </w:r>
-            <w:r>
-              <w:fldChar w:fldCharType="separate"/>
-            </w:r>
-            <w:r>
-              <w:t xml:space="preserve">28</w:t>
-            </w:r>
-            <w:r>
-              <w:fldChar w:fldCharType="end"/>
-            </w:r>
-          </w:hyperlink>
-          <w:r>
-            <w:rPr>
-              <w:rFonts w:asciiTheme="minorHAnsi" w:hAnsiTheme="minorHAnsi" w:eastAsiaTheme="minorEastAsia" w:cstheme="minorBidi"/>
-              <w:sz w:val="24"/>
-              <w14:ligatures w14:val="standardContextual"/>
-            </w:rPr>
-          </w:r>
-          <w:r>
-            <w:rPr>
-              <w:rFonts w:asciiTheme="minorHAnsi" w:hAnsiTheme="minorHAnsi" w:eastAsiaTheme="minorEastAsia" w:cstheme="minorBidi"/>
-              <w:sz w:val="24"/>
-              <w14:ligatures w14:val="standardContextual"/>
-            </w:rPr>
-          </w:r>
-        </w:p>
-        <w:p>
-          <w:pPr>
-            <w:pStyle w:val="1095"/>
-            <w:pBdr/>
-            <w:spacing/>
-            <w:ind/>
-            <w:rPr>
-              <w:rFonts w:asciiTheme="minorHAnsi" w:hAnsiTheme="minorHAnsi" w:eastAsiaTheme="minorEastAsia" w:cstheme="minorBidi"/>
-              <w:sz w:val="24"/>
-              <w14:ligatures w14:val="standardContextual"/>
-            </w:rPr>
-          </w:pPr>
-          <w:r/>
-          <w:hyperlink w:tooltip="#_Toc175418236" w:anchor="_Toc175418236" w:history="1">
-            <w:r>
-              <w:rPr>
-                <w:rStyle w:val="1096"/>
-              </w:rPr>
-              <w:t xml:space="preserve">4.5.1. Автоматизация нумерации уравнений в </w:t>
-            </w:r>
-            <w:r>
-              <w:rPr>
-                <w:rStyle w:val="1096"/>
-                <w:lang w:val="en-US"/>
-              </w:rPr>
-              <w:t xml:space="preserve">Microsoft</w:t>
-            </w:r>
-            <w:r>
-              <w:rPr>
-                <w:rStyle w:val="1096"/>
-              </w:rPr>
-              <w:t xml:space="preserve"> </w:t>
-            </w:r>
-            <w:r>
-              <w:rPr>
-                <w:rStyle w:val="1096"/>
-                <w:lang w:val="en-US"/>
-              </w:rPr>
-              <w:t xml:space="preserve">Office</w:t>
-            </w:r>
-            <w:r>
-              <w:rPr>
-                <w:rStyle w:val="1096"/>
-              </w:rPr>
-              <w:t xml:space="preserve"> </w:t>
-            </w:r>
-            <w:r>
-              <w:rPr>
-                <w:rStyle w:val="1096"/>
-                <w:lang w:val="en-US"/>
-              </w:rPr>
-              <w:t xml:space="preserve">Word</w:t>
-            </w:r>
-            <w:r>
-              <w:tab/>
-            </w:r>
-            <w:r>
-              <w:fldChar w:fldCharType="begin"/>
-            </w:r>
-            <w:r>
-              <w:instrText xml:space="preserve"> PAGEREF _Toc175418236 \h </w:instrText>
-            </w:r>
-            <w:r>
-              <w:fldChar w:fldCharType="separate"/>
-            </w:r>
-            <w:r>
-              <w:t xml:space="preserve">29</w:t>
-            </w:r>
-            <w:r>
-              <w:fldChar w:fldCharType="end"/>
-            </w:r>
-          </w:hyperlink>
-          <w:r>
-            <w:rPr>
-              <w:rFonts w:asciiTheme="minorHAnsi" w:hAnsiTheme="minorHAnsi" w:eastAsiaTheme="minorEastAsia" w:cstheme="minorBidi"/>
-              <w:sz w:val="24"/>
-              <w14:ligatures w14:val="standardContextual"/>
-            </w:rPr>
-          </w:r>
-          <w:r>
-            <w:rPr>
-              <w:rFonts w:asciiTheme="minorHAnsi" w:hAnsiTheme="minorHAnsi" w:eastAsiaTheme="minorEastAsia" w:cstheme="minorBidi"/>
-              <w:sz w:val="24"/>
-              <w14:ligatures w14:val="standardContextual"/>
-            </w:rPr>
-          </w:r>
-        </w:p>
-        <w:p>
-          <w:pPr>
-            <w:pStyle w:val="1095"/>
-            <w:pBdr/>
-            <w:spacing/>
-            <w:ind/>
-            <w:rPr>
-              <w:rFonts w:asciiTheme="minorHAnsi" w:hAnsiTheme="minorHAnsi" w:eastAsiaTheme="minorEastAsia" w:cstheme="minorBidi"/>
-              <w:sz w:val="24"/>
-              <w14:ligatures w14:val="standardContextual"/>
-            </w:rPr>
-          </w:pPr>
-          <w:r/>
-          <w:hyperlink w:tooltip="#_Toc175418237" w:anchor="_Toc175418237" w:history="1">
-            <w:r>
-              <w:rPr>
-                <w:rStyle w:val="1096"/>
-              </w:rPr>
-              <w:t xml:space="preserve">4.5.2. Автоматизация нумерации уравнений </w:t>
-            </w:r>
-            <w:r>
-              <w:rPr>
-                <w:rStyle w:val="1096"/>
-                <w:lang w:val="en-US"/>
-              </w:rPr>
-              <w:t xml:space="preserve">MathType</w:t>
-            </w:r>
-            <w:r>
-              <w:tab/>
-            </w:r>
-            <w:r>
-              <w:fldChar w:fldCharType="begin"/>
-            </w:r>
-            <w:r>
-              <w:instrText xml:space="preserve"> PAGEREF _Toc175418237 \h </w:instrText>
-            </w:r>
-            <w:r>
-              <w:fldChar w:fldCharType="separate"/>
-            </w:r>
-            <w:r>
-              <w:t xml:space="preserve">31</w:t>
-            </w:r>
-            <w:r>
-              <w:fldChar w:fldCharType="end"/>
-            </w:r>
-          </w:hyperlink>
-          <w:r>
-            <w:rPr>
-              <w:rFonts w:asciiTheme="minorHAnsi" w:hAnsiTheme="minorHAnsi" w:eastAsiaTheme="minorEastAsia" w:cstheme="minorBidi"/>
-              <w:sz w:val="24"/>
-              <w14:ligatures w14:val="standardContextual"/>
-            </w:rPr>
-          </w:r>
-          <w:r>
-            <w:rPr>
-              <w:rFonts w:asciiTheme="minorHAnsi" w:hAnsiTheme="minorHAnsi" w:eastAsiaTheme="minorEastAsia" w:cstheme="minorBidi"/>
-              <w:sz w:val="24"/>
-              <w14:ligatures w14:val="standardContextual"/>
-            </w:rPr>
-          </w:r>
-        </w:p>
-        <w:p>
-          <w:pPr>
-            <w:pStyle w:val="1102"/>
-            <w:pBdr/>
-            <w:tabs>
-              <w:tab w:val="right" w:leader="dot" w:pos="9628"/>
-            </w:tabs>
-            <w:spacing/>
-            <w:ind/>
-            <w:rPr>
-              <w:rFonts w:asciiTheme="minorHAnsi" w:hAnsiTheme="minorHAnsi" w:eastAsiaTheme="minorEastAsia" w:cstheme="minorBidi"/>
-              <w:sz w:val="24"/>
-              <w14:ligatures w14:val="standardContextual"/>
-            </w:rPr>
-          </w:pPr>
-          <w:r/>
-          <w:hyperlink w:tooltip="#_Toc175418238" w:anchor="_Toc175418238" w:history="1">
-            <w:r>
-              <w:rPr>
-                <w:rStyle w:val="1096"/>
-              </w:rPr>
-              <w:t xml:space="preserve">5. Оформление списка использованных источников</w:t>
-            </w:r>
-            <w:r>
-              <w:tab/>
-            </w:r>
-            <w:r>
-              <w:fldChar w:fldCharType="begin"/>
-            </w:r>
-            <w:r>
-              <w:instrText xml:space="preserve"> PAGEREF _Toc175418238 \h </w:instrText>
-            </w:r>
-            <w:r>
-              <w:fldChar w:fldCharType="separate"/>
-            </w:r>
-            <w:r>
-              <w:t xml:space="preserve">34</w:t>
-            </w:r>
-            <w:r>
-              <w:fldChar w:fldCharType="end"/>
-            </w:r>
-          </w:hyperlink>
-          <w:r>
-            <w:rPr>
-              <w:rFonts w:asciiTheme="minorHAnsi" w:hAnsiTheme="minorHAnsi" w:eastAsiaTheme="minorEastAsia" w:cstheme="minorBidi"/>
-              <w:sz w:val="24"/>
-              <w14:ligatures w14:val="standardContextual"/>
-            </w:rPr>
-          </w:r>
-          <w:r>
-            <w:rPr>
-              <w:rFonts w:asciiTheme="minorHAnsi" w:hAnsiTheme="minorHAnsi" w:eastAsiaTheme="minorEastAsia" w:cstheme="minorBidi"/>
-              <w:sz w:val="24"/>
-              <w14:ligatures w14:val="standardContextual"/>
-            </w:rPr>
-          </w:r>
-        </w:p>
-        <w:p>
-          <w:pPr>
-            <w:pStyle w:val="1102"/>
-            <w:pBdr/>
-            <w:tabs>
-              <w:tab w:val="right" w:leader="dot" w:pos="9628"/>
-            </w:tabs>
-            <w:spacing/>
-            <w:ind/>
-            <w:rPr>
-              <w:rFonts w:asciiTheme="minorHAnsi" w:hAnsiTheme="minorHAnsi" w:eastAsiaTheme="minorEastAsia" w:cstheme="minorBidi"/>
-              <w:sz w:val="24"/>
-              <w14:ligatures w14:val="standardContextual"/>
-            </w:rPr>
-          </w:pPr>
-          <w:r/>
-          <w:hyperlink w:tooltip="#_Toc175418239" w:anchor="_Toc175418239" w:history="1">
-            <w:r>
-              <w:rPr>
-                <w:rStyle w:val="1096"/>
-              </w:rPr>
-              <w:t xml:space="preserve">ЗАКЛЮЧЕНИЕ</w:t>
-            </w:r>
-            <w:r>
-              <w:tab/>
-            </w:r>
-            <w:r>
-              <w:fldChar w:fldCharType="begin"/>
-            </w:r>
-            <w:r>
-              <w:instrText xml:space="preserve"> PAGEREF _Toc175418239 \h </w:instrText>
-            </w:r>
-            <w:r>
-              <w:fldChar w:fldCharType="separate"/>
-            </w:r>
-            <w:r>
-              <w:t xml:space="preserve">38</w:t>
-            </w:r>
-            <w:r>
-              <w:fldChar w:fldCharType="end"/>
-            </w:r>
-          </w:hyperlink>
-          <w:r>
-            <w:rPr>
-              <w:rFonts w:asciiTheme="minorHAnsi" w:hAnsiTheme="minorHAnsi" w:eastAsiaTheme="minorEastAsia" w:cstheme="minorBidi"/>
-              <w:sz w:val="24"/>
-              <w14:ligatures w14:val="standardContextual"/>
-            </w:rPr>
-          </w:r>
-          <w:r>
-            <w:rPr>
-              <w:rFonts w:asciiTheme="minorHAnsi" w:hAnsiTheme="minorHAnsi" w:eastAsiaTheme="minorEastAsia" w:cstheme="minorBidi"/>
-              <w:sz w:val="24"/>
-              <w14:ligatures w14:val="standardContextual"/>
-            </w:rPr>
-          </w:r>
-        </w:p>
-        <w:p>
-          <w:pPr>
-            <w:pStyle w:val="1102"/>
-            <w:pBdr/>
-            <w:tabs>
-              <w:tab w:val="right" w:leader="dot" w:pos="9628"/>
-            </w:tabs>
-            <w:spacing/>
-            <w:ind/>
-            <w:rPr>
-              <w:rFonts w:asciiTheme="minorHAnsi" w:hAnsiTheme="minorHAnsi" w:eastAsiaTheme="minorEastAsia" w:cstheme="minorBidi"/>
-              <w:sz w:val="24"/>
-              <w14:ligatures w14:val="standardContextual"/>
-            </w:rPr>
-          </w:pPr>
-          <w:r/>
-          <w:hyperlink w:tooltip="#_Toc175418240" w:anchor="_Toc175418240" w:history="1">
-            <w:r>
-              <w:rPr>
-                <w:rStyle w:val="1096"/>
-              </w:rPr>
-              <w:t xml:space="preserve">СПИСОК ИСПОЛЬЗОВАННЫХ ИСТОЧНИКОВ</w:t>
-            </w:r>
-            <w:r>
-              <w:tab/>
-            </w:r>
-            <w:r>
-              <w:fldChar w:fldCharType="begin"/>
-            </w:r>
-            <w:r>
-              <w:instrText xml:space="preserve"> PAGEREF _Toc175418240 \h </w:instrText>
-            </w:r>
-            <w:r>
-              <w:fldChar w:fldCharType="separate"/>
-            </w:r>
-            <w:r>
-              <w:t xml:space="preserve">39</w:t>
-            </w:r>
-            <w:r>
-              <w:fldChar w:fldCharType="end"/>
-            </w:r>
-          </w:hyperlink>
-          <w:r>
-            <w:rPr>
-              <w:rFonts w:asciiTheme="minorHAnsi" w:hAnsiTheme="minorHAnsi" w:eastAsiaTheme="minorEastAsia" w:cstheme="minorBidi"/>
-              <w:sz w:val="24"/>
-              <w14:ligatures w14:val="standardContextual"/>
-            </w:rPr>
-          </w:r>
-          <w:r>
-            <w:rPr>
-              <w:rFonts w:asciiTheme="minorHAnsi" w:hAnsiTheme="minorHAnsi" w:eastAsiaTheme="minorEastAsia" w:cstheme="minorBidi"/>
-              <w:sz w:val="24"/>
-              <w14:ligatures w14:val="standardContextual"/>
+              <w:highlight w:val="none"/>
             </w:rPr>
           </w:r>
         </w:p>
@@ -9095,6 +7998,7 @@
               <w:bCs/>
             </w:rPr>
           </w:pPr>
+          <w:r/>
           <w:r>
             <w:rPr>
               <w:b/>
@@ -9102,18 +8006,8 @@
             </w:rPr>
             <w:fldChar w:fldCharType="end"/>
           </w:r>
-          <w:r>
-            <w:rPr>
-              <w:b/>
-              <w:bCs/>
-            </w:rPr>
-          </w:r>
-          <w:r>
-            <w:rPr>
-              <w:b/>
-              <w:bCs/>
-            </w:rPr>
-          </w:r>
+          <w:r/>
+          <w:r/>
         </w:p>
       </w:sdtContent>
     </w:sdt>
@@ -9155,18 +8049,19 @@
     </w:p>
     <w:p>
       <w:pPr>
-        <w:pStyle w:val="1053"/>
+        <w:pStyle w:val="1063"/>
         <w:pBdr/>
         <w:spacing/>
         <w:ind/>
         <w:rPr/>
       </w:pPr>
       <w:r/>
-      <w:bookmarkStart w:id="7" w:name="_Toc175418209"/>
+      <w:bookmarkStart w:id="44" w:name="_Toc2"/>
       <w:r>
         <w:t xml:space="preserve">ВВЕДЕНИЕ</w:t>
       </w:r>
-      <w:bookmarkEnd w:id="7"/>
+      <w:r/>
+      <w:bookmarkEnd w:id="44"/>
       <w:r/>
       <w:r/>
     </w:p>
@@ -9207,10 +8102,40 @@
         </w:rPr>
       </w:pPr>
       <w:r>
-        <w:t xml:space="preserve">Целью данного практикума является освоение основ моделирования динамических систем в среде MATLAB/Simulink на примере математического маятника, а также изучение принципов построения и настройки регуляторов для обеспечения требуемого качества управления. В </w:t>
-      </w:r>
-      <w:r>
-        <w:t xml:space="preserve">ходе выполнения практической работы рассматриваются вопросы математического описания системы в форме дифференциальных уравнений, реализации системы в виде схем Simulink и анализа результатов моделирования.</w:t>
+        <w:t xml:space="preserve">Целью данного практикума является освоение основ моделирования в среде MATLAB/Simulink. В </w:t>
+      </w:r>
+      <w:r>
+        <w:t xml:space="preserve">ходе выполнения практической работы рассматриваются вопросы построения графиков в </w:t>
+      </w:r>
+      <w:r>
+        <w:rPr>
+          <w:lang w:val="en-US"/>
+        </w:rPr>
+        <w:t xml:space="preserve">MATLAB</w:t>
+      </w:r>
+      <w:r>
+        <w:rPr>
+          <w:lang w:val="ru-RU"/>
+        </w:rPr>
+        <w:t xml:space="preserve">, а также симуляция работы линейного трансформатора в </w:t>
+      </w:r>
+      <w:r>
+        <w:rPr>
+          <w:lang w:val="en-US"/>
+        </w:rPr>
+        <w:t xml:space="preserve">Simulink </w:t>
+      </w:r>
+      <w:r>
+        <w:rPr>
+          <w:lang w:val="ru-RU"/>
+        </w:rPr>
+        <w:t xml:space="preserve">и изучение его поведения при изменении его характеристик или характеристик цепи</w:t>
+      </w:r>
+      <w:r>
+        <w:rPr>
+          <w:lang w:val="en-US"/>
+        </w:rPr>
+        <w:t xml:space="preserve">.</w:t>
       </w:r>
       <w:r>
         <w:rPr>
@@ -9218,16 +8143,10 @@
           <w14:ligatures w14:val="none"/>
         </w:rPr>
       </w:r>
-      <w:r>
-        <w:rPr>
-          <w:highlight w:val="none"/>
-          <w14:ligatures w14:val="none"/>
-        </w:rPr>
-      </w:r>
     </w:p>
     <w:p>
       <w:pPr>
-        <w:pStyle w:val="1053"/>
+        <w:pStyle w:val="1063"/>
         <w:numPr>
           <w:ilvl w:val="0"/>
           <w:numId w:val="36"/>
@@ -9241,80 +8160,79 @@
         </w:rPr>
       </w:pPr>
       <w:r/>
-      <w:bookmarkStart w:id="23" w:name="_Toc2"/>
-      <w:r>
-        <w:rPr>
-          <w:rStyle w:val="1093"/>
+      <w:bookmarkStart w:id="45" w:name="_Toc3"/>
+      <w:r>
+        <w:rPr>
+          <w:rStyle w:val="1103"/>
           <w:lang w:val="en-US"/>
         </w:rPr>
         <w:t xml:space="preserve">MATLAB</w:t>
       </w:r>
-      <w:bookmarkEnd w:id="23"/>
+      <w:r/>
+      <w:bookmarkEnd w:id="45"/>
+      <w:r/>
       <w:r>
         <w:rPr>
           <w:highlight w:val="none"/>
           <w:lang w:val="ru-RU"/>
         </w:rPr>
       </w:r>
+    </w:p>
+    <w:p>
+      <w:pPr>
+        <w:pStyle w:val="1064"/>
+        <w:pBdr/>
+        <w:spacing/>
+        <w:ind/>
+        <w:rPr>
+          <w:lang w:val="ru-RU"/>
+        </w:rPr>
+      </w:pPr>
+      <w:r/>
+      <w:bookmarkStart w:id="46" w:name="_Toc4"/>
       <w:r>
         <w:rPr>
           <w:highlight w:val="none"/>
           <w:lang w:val="ru-RU"/>
         </w:rPr>
+        <w:t xml:space="preserve">Типы данных</w:t>
+      </w:r>
+      <w:r/>
+      <w:bookmarkEnd w:id="46"/>
+      <w:r/>
+      <w:r>
+        <w:rPr>
+          <w:lang w:val="ru-RU"/>
+        </w:rPr>
       </w:r>
     </w:p>
     <w:p>
       <w:pPr>
-        <w:pStyle w:val="1054"/>
-        <w:pBdr/>
-        <w:spacing/>
-        <w:ind/>
-        <w:rPr>
-          <w:lang w:val="ru-RU"/>
-        </w:rPr>
-      </w:pPr>
-      <w:r/>
-      <w:bookmarkStart w:id="24" w:name="_Toc3"/>
-      <w:r>
+        <w:pBdr/>
+        <w:spacing/>
+        <w:ind/>
         <w:rPr>
           <w:highlight w:val="none"/>
           <w:lang w:val="ru-RU"/>
         </w:rPr>
-        <w:t xml:space="preserve">Типы данных</w:t>
-      </w:r>
-      <w:bookmarkEnd w:id="24"/>
+      </w:pPr>
       <w:r>
         <w:rPr>
           <w:lang w:val="ru-RU"/>
         </w:rPr>
+        <w:t xml:space="preserve">В </w:t>
+      </w:r>
+      <w:r>
+        <w:rPr>
+          <w:lang w:val="en-US"/>
+        </w:rPr>
+        <w:t xml:space="preserve">MATLAB</w:t>
       </w:r>
       <w:r>
         <w:rPr>
           <w:lang w:val="ru-RU"/>
         </w:rPr>
-      </w:r>
-    </w:p>
-    <w:p>
-      <w:pPr>
-        <w:pBdr/>
-        <w:spacing/>
-        <w:ind/>
-        <w:rPr>
-          <w:highlight w:val="none"/>
-          <w:lang w:val="ru-RU"/>
-        </w:rPr>
-      </w:pPr>
-      <w:r>
-        <w:rPr>
-          <w:lang w:val="ru-RU"/>
-        </w:rPr>
-        <w:t xml:space="preserve">В m</w:t>
-      </w:r>
-      <w:r>
-        <w:rPr>
-          <w:lang w:val="en-US"/>
-        </w:rPr>
-        <w:t xml:space="preserve">atlab </w:t>
+        <w:t xml:space="preserve"> </w:t>
       </w:r>
       <w:r>
         <w:rPr>
@@ -9442,7 +8360,7 @@
     </w:p>
     <w:p>
       <w:pPr>
-        <w:pStyle w:val="1113"/>
+        <w:pStyle w:val="1123"/>
         <w:pBdr/>
         <w:spacing/>
         <w:ind/>
@@ -9459,7 +8377,6 @@
       <w:r>
         <w:t xml:space="preserve">1</w:t>
       </w:r>
-      <w:r/>
       <w:r>
         <w:fldChar w:fldCharType="end"/>
       </w:r>
@@ -9490,7 +8407,7 @@
           <w:highlight w:val="none"/>
           <w:lang w:val="en-US"/>
         </w:rPr>
-        <w:t xml:space="preserve">matlab </w:t>
+        <w:t xml:space="preserve">MATLAB </w:t>
       </w:r>
       <w:r>
         <w:rPr>
@@ -9521,7 +8438,7 @@
     </w:p>
     <w:p>
       <w:pPr>
-        <w:pStyle w:val="1084"/>
+        <w:pStyle w:val="1094"/>
         <w:numPr>
           <w:ilvl w:val="0"/>
           <w:numId w:val="38"/>
@@ -9553,7 +8470,7 @@
     </w:p>
     <w:p>
       <w:pPr>
-        <w:pStyle w:val="1084"/>
+        <w:pStyle w:val="1094"/>
         <w:numPr>
           <w:ilvl w:val="0"/>
           <w:numId w:val="38"/>
@@ -9585,7 +8502,7 @@
     </w:p>
     <w:p>
       <w:pPr>
-        <w:pStyle w:val="1084"/>
+        <w:pStyle w:val="1094"/>
         <w:numPr>
           <w:ilvl w:val="0"/>
           <w:numId w:val="38"/>
@@ -9617,7 +8534,7 @@
     </w:p>
     <w:p>
       <w:pPr>
-        <w:pStyle w:val="1084"/>
+        <w:pStyle w:val="1094"/>
         <w:numPr>
           <w:ilvl w:val="0"/>
           <w:numId w:val="38"/>
@@ -9649,7 +8566,7 @@
     </w:p>
     <w:p>
       <w:pPr>
-        <w:pStyle w:val="1084"/>
+        <w:pStyle w:val="1094"/>
         <w:numPr>
           <w:ilvl w:val="0"/>
           <w:numId w:val="38"/>
@@ -9777,7 +8694,7 @@
     </w:p>
     <w:p>
       <w:pPr>
-        <w:pStyle w:val="1113"/>
+        <w:pStyle w:val="1123"/>
         <w:pBdr/>
         <w:spacing/>
         <w:ind/>
@@ -9794,7 +8711,6 @@
       <w:r>
         <w:t xml:space="preserve">2</w:t>
       </w:r>
-      <w:r/>
       <w:r>
         <w:fldChar w:fldCharType="end"/>
       </w:r>
@@ -9826,7 +8742,7 @@
           <w:highlight w:val="none"/>
           <w:lang w:val="en-US"/>
         </w:rPr>
-        <w:t xml:space="preserve">matlab </w:t>
+        <w:t xml:space="preserve">MATLAB </w:t>
       </w:r>
       <w:r>
         <w:rPr>
@@ -9845,7 +8761,7 @@
         <w:rPr>
           <w:lang w:val="ru-RU"/>
         </w:rPr>
-        <w:t xml:space="preserve">ля поэлементных  операций перед знаком операции ставится точка. При выполнении поэлементных операций результатом является матрица того же размера что и исходная каждый из элементов которой является результат применения операции к элементу исходной матрицы.</w:t>
+        <w:t xml:space="preserve">ля поэлементных  операций перед знаком операции ставится точка. При выполнении поэлементных операций результатом является матрица того же размера, что и исходная, каждый из элементов которой является результатом применения операции к элементу исходной матрицы.</w:t>
       </w:r>
       <w:r>
         <w:rPr>
@@ -9912,7 +8828,7 @@
     </w:p>
     <w:p>
       <w:pPr>
-        <w:pStyle w:val="1084"/>
+        <w:pStyle w:val="1094"/>
         <w:numPr>
           <w:ilvl w:val="0"/>
           <w:numId w:val="39"/>
@@ -9999,7 +8915,7 @@
     </w:p>
     <w:p>
       <w:pPr>
-        <w:pStyle w:val="1084"/>
+        <w:pStyle w:val="1094"/>
         <w:numPr>
           <w:ilvl w:val="0"/>
           <w:numId w:val="39"/>
@@ -10101,7 +9017,7 @@
     </w:p>
     <w:p>
       <w:pPr>
-        <w:pStyle w:val="1084"/>
+        <w:pStyle w:val="1094"/>
         <w:numPr>
           <w:ilvl w:val="0"/>
           <w:numId w:val="40"/>
@@ -10204,7 +9120,7 @@
     </w:p>
     <w:p>
       <w:pPr>
-        <w:pStyle w:val="1084"/>
+        <w:pStyle w:val="1094"/>
         <w:numPr>
           <w:ilvl w:val="0"/>
           <w:numId w:val="41"/>
@@ -10278,7 +9194,7 @@
     </w:p>
     <w:p>
       <w:pPr>
-        <w:pStyle w:val="1084"/>
+        <w:pStyle w:val="1094"/>
         <w:numPr>
           <w:ilvl w:val="0"/>
           <w:numId w:val="41"/>
@@ -10467,7 +9383,7 @@
     </w:p>
     <w:p>
       <w:pPr>
-        <w:pStyle w:val="1113"/>
+        <w:pStyle w:val="1123"/>
         <w:pBdr/>
         <w:spacing/>
         <w:ind/>
@@ -10485,7 +9401,6 @@
       <w:r>
         <w:t xml:space="preserve">3</w:t>
       </w:r>
-      <w:r/>
       <w:r>
         <w:fldChar w:fldCharType="end"/>
       </w:r>
@@ -10528,7 +9443,7 @@
           <w:lang w:val="en-US"/>
           <w14:ligatures w14:val="none"/>
         </w:rPr>
-        <w:t xml:space="preserve">matlab </w:t>
+        <w:t xml:space="preserve">MATLAB </w:t>
       </w:r>
       <w:r>
         <w:rPr>
@@ -10639,7 +9554,7 @@
           <w:szCs w:val="28"/>
           <w:lang w:val="en-US"/>
         </w:rPr>
-        <w:t xml:space="preserve">matlab </w:t>
+        <w:t xml:space="preserve">MATLAB </w:t>
       </w:r>
       <w:r>
         <w:rPr>
@@ -10649,7 +9564,7 @@
         </w:rPr>
         <w:t xml:space="preserve">от других языков является то, что индексация идет не с 0, а с 1.</w:t>
         <w:tab/>
-        <w:t xml:space="preserve"> Также можно получить доступ не к одному элементу, а к множеству( строке или столбцу), для этого вместо  индекса указывается </w:t>
+        <w:t xml:space="preserve"> Также можно получить доступ не к одному элементу, а к множеству (строке или столбцу), для этого вместо  индекса указывается </w:t>
       </w:r>
       <w:r>
         <w:rPr>
@@ -10833,7 +9748,7 @@
     </w:p>
     <w:p>
       <w:pPr>
-        <w:pStyle w:val="1113"/>
+        <w:pStyle w:val="1123"/>
         <w:pBdr/>
         <w:spacing/>
         <w:ind/>
@@ -10850,7 +9765,6 @@
       <w:r>
         <w:t xml:space="preserve">4</w:t>
       </w:r>
-      <w:r/>
       <w:r>
         <w:fldChar w:fldCharType="end"/>
       </w:r>
@@ -11061,7 +9975,7 @@
     </w:p>
     <w:p>
       <w:pPr>
-        <w:pStyle w:val="1113"/>
+        <w:pStyle w:val="1123"/>
         <w:pBdr/>
         <w:spacing/>
         <w:ind/>
@@ -11078,7 +9992,6 @@
       <w:r>
         <w:t xml:space="preserve">5</w:t>
       </w:r>
-      <w:r/>
       <w:r>
         <w:fldChar w:fldCharType="end"/>
       </w:r>
@@ -11153,7 +10066,7 @@
     </w:p>
     <w:p>
       <w:pPr>
-        <w:pStyle w:val="1054"/>
+        <w:pStyle w:val="1064"/>
         <w:pBdr/>
         <w:spacing/>
         <w:ind/>
@@ -11165,7 +10078,7 @@
         </w:rPr>
       </w:pPr>
       <w:r/>
-      <w:bookmarkStart w:id="25" w:name="_Toc4"/>
+      <w:bookmarkStart w:id="47" w:name="_Toc5"/>
       <w:r>
         <w:rPr>
           <w:sz w:val="28"/>
@@ -11175,7 +10088,9 @@
         </w:rPr>
         <w:t xml:space="preserve">Условные операторы</w:t>
       </w:r>
-      <w:bookmarkEnd w:id="25"/>
+      <w:r/>
+      <w:bookmarkEnd w:id="47"/>
+      <w:r/>
       <w:r>
         <w:rPr>
           <w:sz w:val="28"/>
@@ -11184,14 +10099,6 @@
           <w:lang w:val="ru-RU"/>
         </w:rPr>
       </w:r>
-      <w:r>
-        <w:rPr>
-          <w:sz w:val="28"/>
-          <w:szCs w:val="28"/>
-          <w:highlight w:val="none"/>
-          <w:lang w:val="ru-RU"/>
-        </w:rPr>
-      </w:r>
     </w:p>
     <w:p>
       <w:pPr>
@@ -11221,7 +10128,7 @@
           <w:highlight w:val="none"/>
           <w:lang w:val="en-US"/>
         </w:rPr>
-        <w:t xml:space="preserve">matlab </w:t>
+        <w:t xml:space="preserve">MATLAB </w:t>
       </w:r>
       <w:r>
         <w:rPr>
@@ -11385,7 +10292,7 @@
     </w:p>
     <w:p>
       <w:pPr>
-        <w:pStyle w:val="1113"/>
+        <w:pStyle w:val="1123"/>
         <w:pBdr/>
         <w:spacing/>
         <w:ind/>
@@ -11402,7 +10309,6 @@
       <w:r>
         <w:t xml:space="preserve">6</w:t>
       </w:r>
-      <w:r/>
       <w:r>
         <w:fldChar w:fldCharType="end"/>
       </w:r>
@@ -11413,7 +10319,7 @@
     </w:p>
     <w:p>
       <w:pPr>
-        <w:pStyle w:val="1054"/>
+        <w:pStyle w:val="1064"/>
         <w:pBdr/>
         <w:spacing/>
         <w:ind/>
@@ -11422,7 +10328,7 @@
         </w:rPr>
       </w:pPr>
       <w:r/>
-      <w:bookmarkStart w:id="26" w:name="_Toc5"/>
+      <w:bookmarkStart w:id="48" w:name="_Toc6"/>
       <w:r>
         <w:rPr>
           <w:sz w:val="28"/>
@@ -11432,12 +10338,9 @@
         </w:rPr>
         <w:t xml:space="preserve">Циклы</w:t>
       </w:r>
-      <w:bookmarkEnd w:id="26"/>
-      <w:r>
-        <w:rPr>
-          <w:lang w:val="ru-RU"/>
-        </w:rPr>
-      </w:r>
+      <w:r/>
+      <w:bookmarkEnd w:id="48"/>
+      <w:r/>
       <w:r>
         <w:rPr>
           <w:lang w:val="ru-RU"/>
@@ -11472,7 +10375,7 @@
           <w:highlight w:val="none"/>
           <w:lang w:val="en-US"/>
         </w:rPr>
-        <w:t xml:space="preserve">matlab </w:t>
+        <w:t xml:space="preserve">MATLAB </w:t>
       </w:r>
       <w:r>
         <w:rPr>
@@ -11511,7 +10414,7 @@
     </w:p>
     <w:p>
       <w:pPr>
-        <w:pStyle w:val="1084"/>
+        <w:pStyle w:val="1094"/>
         <w:numPr>
           <w:ilvl w:val="0"/>
           <w:numId w:val="42"/>
@@ -11587,7 +10490,7 @@
     </w:p>
     <w:p>
       <w:pPr>
-        <w:pStyle w:val="1084"/>
+        <w:pStyle w:val="1094"/>
         <w:numPr>
           <w:ilvl w:val="0"/>
           <w:numId w:val="42"/>
@@ -11633,7 +10536,7 @@
           <w:highlight w:val="none"/>
           <w:lang w:val="ru-RU"/>
         </w:rPr>
-        <w:t xml:space="preserve">. Количество итераций заранее не известно, цикл выполняется до тех пор пока выполняется до тех пор пока выполняется некоторое условие.</w:t>
+        <w:t xml:space="preserve">. Количество итераций заранее неизвестно, цикл выполняется до тех пор, пока выполняется некоторое условие.</w:t>
       </w:r>
       <w:r>
         <w:rPr>
@@ -11763,7 +10666,7 @@
     </w:p>
     <w:p>
       <w:pPr>
-        <w:pStyle w:val="1113"/>
+        <w:pStyle w:val="1123"/>
         <w:pBdr/>
         <w:spacing/>
         <w:ind/>
@@ -11780,7 +10683,6 @@
       <w:r>
         <w:t xml:space="preserve">7</w:t>
       </w:r>
-      <w:r/>
       <w:r>
         <w:fldChar w:fldCharType="end"/>
       </w:r>
@@ -11791,7 +10693,7 @@
     </w:p>
     <w:p>
       <w:pPr>
-        <w:pStyle w:val="1054"/>
+        <w:pStyle w:val="1064"/>
         <w:pBdr/>
         <w:spacing/>
         <w:ind/>
@@ -11803,7 +10705,7 @@
         </w:rPr>
       </w:pPr>
       <w:r/>
-      <w:bookmarkStart w:id="27" w:name="_Toc6"/>
+      <w:bookmarkStart w:id="49" w:name="_Toc7"/>
       <w:r>
         <w:rPr>
           <w:b/>
@@ -11815,15 +10717,9 @@
         </w:rPr>
         <w:t xml:space="preserve">Функции</w:t>
       </w:r>
-      <w:bookmarkEnd w:id="27"/>
-      <w:r>
-        <w:rPr>
-          <w:sz w:val="28"/>
-          <w:szCs w:val="28"/>
-          <w:highlight w:val="none"/>
-          <w:lang w:val="ru-RU" w:bidi="ru-RU"/>
-        </w:rPr>
-      </w:r>
+      <w:r/>
+      <w:bookmarkEnd w:id="49"/>
+      <w:r/>
       <w:r>
         <w:rPr>
           <w:sz w:val="28"/>
@@ -11867,7 +10763,7 @@
           <w:highlight w:val="none"/>
           <w:lang w:val="en-US"/>
         </w:rPr>
-        <w:t xml:space="preserve">matlab </w:t>
+        <w:t xml:space="preserve">MATLAB </w:t>
       </w:r>
       <w:r>
         <w:rPr>
@@ -12020,7 +10916,7 @@
     </w:p>
     <w:p>
       <w:pPr>
-        <w:pStyle w:val="1113"/>
+        <w:pStyle w:val="1123"/>
         <w:pBdr/>
         <w:spacing/>
         <w:ind/>
@@ -12038,7 +10934,6 @@
       <w:r>
         <w:t xml:space="preserve">8</w:t>
       </w:r>
-      <w:r/>
       <w:r>
         <w:fldChar w:fldCharType="end"/>
       </w:r>
@@ -12057,7 +10952,7 @@
         </w:rPr>
       </w:pPr>
       <w:r>
-        <w:t xml:space="preserve">В квадратных скобках указываются выходные значения, после равно указывается название функции, а после него в круглых скобках аргументы функции.  Для того чтобы вернуть значение достаточно в теле функции присвоить выходной переменной желаемое значение.</w:t>
+        <w:t xml:space="preserve">В квадратных скобках указываются выходные значения, после знака равно указывается название функции, а после него в круглых скобках аргументы функции.  Для того чтобы вернуть значение достаточно в теле функции присвоить выходной переменной желаемое значение.</w:t>
       </w:r>
       <w:r>
         <w:rPr>
@@ -12072,7 +10967,7 @@
     </w:p>
     <w:p>
       <w:pPr>
-        <w:pStyle w:val="1054"/>
+        <w:pStyle w:val="1064"/>
         <w:pBdr/>
         <w:spacing/>
         <w:ind/>
@@ -12080,17 +10975,17 @@
           <w:highlight w:val="none"/>
         </w:rPr>
       </w:pPr>
-      <w:r>
-        <w:rPr>
-          <w:rStyle w:val="1072"/>
+      <w:r/>
+      <w:bookmarkStart w:id="50" w:name="_Toc8"/>
+      <w:r>
+        <w:rPr>
+          <w:rStyle w:val="1082"/>
         </w:rPr>
         <w:t xml:space="preserve">Графики</w:t>
       </w:r>
-      <w:r>
-        <w:rPr>
-          <w:highlight w:val="none"/>
-        </w:rPr>
-      </w:r>
+      <w:r/>
+      <w:bookmarkEnd w:id="50"/>
+      <w:r/>
       <w:r>
         <w:rPr>
           <w:highlight w:val="none"/>
@@ -12109,7 +11004,7 @@
       </w:pPr>
       <w:r>
         <w:rPr>
-          <w:rStyle w:val="1072"/>
+          <w:rStyle w:val="1082"/>
         </w:rPr>
       </w:r>
       <w:r>
@@ -12123,7 +11018,7 @@
           <w:highlight w:val="none"/>
           <w:lang w:val="en-US"/>
         </w:rPr>
-        <w:t xml:space="preserve">matlab </w:t>
+        <w:t xml:space="preserve">MATLAB </w:t>
       </w:r>
       <w:r>
         <w:rPr>
@@ -12275,7 +11170,7 @@
     </w:p>
     <w:p>
       <w:pPr>
-        <w:pStyle w:val="1084"/>
+        <w:pStyle w:val="1094"/>
         <w:numPr>
           <w:ilvl w:val="0"/>
           <w:numId w:val="48"/>
@@ -12309,7 +11204,7 @@
     </w:p>
     <w:p>
       <w:pPr>
-        <w:pStyle w:val="1084"/>
+        <w:pStyle w:val="1094"/>
         <w:numPr>
           <w:ilvl w:val="0"/>
           <w:numId w:val="48"/>
@@ -12343,7 +11238,7 @@
     </w:p>
     <w:p>
       <w:pPr>
-        <w:pStyle w:val="1084"/>
+        <w:pStyle w:val="1094"/>
         <w:numPr>
           <w:ilvl w:val="0"/>
           <w:numId w:val="48"/>
@@ -12377,7 +11272,7 @@
     </w:p>
     <w:p>
       <w:pPr>
-        <w:pStyle w:val="1084"/>
+        <w:pStyle w:val="1094"/>
         <w:numPr>
           <w:ilvl w:val="0"/>
           <w:numId w:val="48"/>
@@ -12462,7 +11357,7 @@
     </w:p>
     <w:p>
       <w:pPr>
-        <w:pStyle w:val="1084"/>
+        <w:pStyle w:val="1094"/>
         <w:numPr>
           <w:ilvl w:val="0"/>
           <w:numId w:val="50"/>
@@ -12490,7 +11385,7 @@
     </w:p>
     <w:p>
       <w:pPr>
-        <w:pStyle w:val="1084"/>
+        <w:pStyle w:val="1094"/>
         <w:numPr>
           <w:ilvl w:val="0"/>
           <w:numId w:val="50"/>
@@ -12518,7 +11413,7 @@
     </w:p>
     <w:p>
       <w:pPr>
-        <w:pStyle w:val="1084"/>
+        <w:pStyle w:val="1094"/>
         <w:numPr>
           <w:ilvl w:val="0"/>
           <w:numId w:val="50"/>
@@ -12565,14 +11460,14 @@
           <w:highlight w:val="none"/>
           <w:lang w:val="en-US"/>
         </w:rPr>
-        <w:t xml:space="preserve">M</w:t>
+        <w:t xml:space="preserve">MATLAB</w:t>
       </w:r>
       <w:r>
         <w:rPr>
           <w:highlight w:val="none"/>
           <w:lang w:val="en-US"/>
         </w:rPr>
-        <w:t xml:space="preserve">atlab </w:t>
+        <w:t xml:space="preserve"> </w:t>
       </w:r>
       <w:r>
         <w:rPr>
@@ -12600,7 +11495,7 @@
           <w:highlight w:val="none"/>
           <w:lang w:val="en-US"/>
         </w:rPr>
-        <w:t xml:space="preserve">on </w:t>
+        <w:t xml:space="preserve">on</w:t>
       </w:r>
       <w:r>
         <w:rPr>
@@ -12635,7 +11530,7 @@
           <w:highlight w:val="none"/>
           <w:lang w:val="en-US"/>
         </w:rPr>
-        <w:t xml:space="preserve">of.</w:t>
+        <w:t xml:space="preserve">off.</w:t>
       </w:r>
       <w:r>
         <w:rPr>
@@ -12736,7 +11631,7 @@
     </w:p>
     <w:p>
       <w:pPr>
-        <w:pStyle w:val="1084"/>
+        <w:pStyle w:val="1094"/>
         <w:numPr>
           <w:ilvl w:val="0"/>
           <w:numId w:val="51"/>
@@ -12768,7 +11663,7 @@
     </w:p>
     <w:p>
       <w:pPr>
-        <w:pStyle w:val="1084"/>
+        <w:pStyle w:val="1094"/>
         <w:numPr>
           <w:ilvl w:val="0"/>
           <w:numId w:val="51"/>
@@ -12791,7 +11686,7 @@
     </w:p>
     <w:p>
       <w:pPr>
-        <w:pStyle w:val="1084"/>
+        <w:pStyle w:val="1094"/>
         <w:numPr>
           <w:ilvl w:val="0"/>
           <w:numId w:val="51"/>
@@ -12826,7 +11721,7 @@
     </w:p>
     <w:p>
       <w:pPr>
-        <w:pStyle w:val="1084"/>
+        <w:pStyle w:val="1094"/>
         <w:numPr>
           <w:ilvl w:val="0"/>
           <w:numId w:val="51"/>
@@ -12898,7 +11793,7 @@
     </w:p>
     <w:p>
       <w:pPr>
-        <w:pStyle w:val="1084"/>
+        <w:pStyle w:val="1094"/>
         <w:numPr>
           <w:ilvl w:val="0"/>
           <w:numId w:val="55"/>
@@ -12925,7 +11820,7 @@
     </w:p>
     <w:p>
       <w:pPr>
-        <w:pStyle w:val="1084"/>
+        <w:pStyle w:val="1094"/>
         <w:numPr>
           <w:ilvl w:val="1"/>
           <w:numId w:val="55"/>
@@ -12977,7 +11872,7 @@
     </w:p>
     <w:p>
       <w:pPr>
-        <w:pStyle w:val="1084"/>
+        <w:pStyle w:val="1094"/>
         <w:numPr>
           <w:ilvl w:val="1"/>
           <w:numId w:val="55"/>
@@ -13029,7 +11924,7 @@
     </w:p>
     <w:p>
       <w:pPr>
-        <w:pStyle w:val="1084"/>
+        <w:pStyle w:val="1094"/>
         <w:numPr>
           <w:ilvl w:val="1"/>
           <w:numId w:val="55"/>
@@ -13095,7 +11990,7 @@
     </w:p>
     <w:p>
       <w:pPr>
-        <w:pStyle w:val="1084"/>
+        <w:pStyle w:val="1094"/>
         <w:numPr>
           <w:ilvl w:val="1"/>
           <w:numId w:val="56"/>
@@ -13161,7 +12056,7 @@
     </w:p>
     <w:p>
       <w:pPr>
-        <w:pStyle w:val="1084"/>
+        <w:pStyle w:val="1094"/>
         <w:numPr>
           <w:ilvl w:val="0"/>
           <w:numId w:val="56"/>
@@ -13199,7 +12094,7 @@
     </w:p>
     <w:p>
       <w:pPr>
-        <w:pStyle w:val="1084"/>
+        <w:pStyle w:val="1094"/>
         <w:numPr>
           <w:ilvl w:val="1"/>
           <w:numId w:val="56"/>
@@ -13239,7 +12134,7 @@
     </w:p>
     <w:p>
       <w:pPr>
-        <w:pStyle w:val="1084"/>
+        <w:pStyle w:val="1094"/>
         <w:numPr>
           <w:ilvl w:val="1"/>
           <w:numId w:val="56"/>
@@ -13276,7 +12171,7 @@
     </w:p>
     <w:p>
       <w:pPr>
-        <w:pStyle w:val="1084"/>
+        <w:pStyle w:val="1094"/>
         <w:numPr>
           <w:ilvl w:val="1"/>
           <w:numId w:val="56"/>
@@ -13310,7 +12205,7 @@
     </w:p>
     <w:p>
       <w:pPr>
-        <w:pStyle w:val="1084"/>
+        <w:pStyle w:val="1094"/>
         <w:numPr>
           <w:ilvl w:val="1"/>
           <w:numId w:val="56"/>
@@ -13323,7 +12218,16 @@
         </w:rPr>
       </w:pPr>
       <w:r>
-        <w:t xml:space="preserve">'c' — голубой</w:t>
+        <w:t xml:space="preserve">'</w:t>
+      </w:r>
+      <w:r>
+        <w:rPr>
+          <w:lang w:val="en-US"/>
+        </w:rPr>
+        <w:t xml:space="preserve">c</w:t>
+      </w:r>
+      <w:r>
+        <w:t xml:space="preserve">' — голубой</w:t>
       </w:r>
       <w:r>
         <w:rPr>
@@ -13344,7 +12248,7 @@
     </w:p>
     <w:p>
       <w:pPr>
-        <w:pStyle w:val="1084"/>
+        <w:pStyle w:val="1094"/>
         <w:numPr>
           <w:ilvl w:val="1"/>
           <w:numId w:val="56"/>
@@ -13378,7 +12282,7 @@
     </w:p>
     <w:p>
       <w:pPr>
-        <w:pStyle w:val="1084"/>
+        <w:pStyle w:val="1094"/>
         <w:numPr>
           <w:ilvl w:val="1"/>
           <w:numId w:val="56"/>
@@ -13412,7 +12316,7 @@
     </w:p>
     <w:p>
       <w:pPr>
-        <w:pStyle w:val="1084"/>
+        <w:pStyle w:val="1094"/>
         <w:numPr>
           <w:ilvl w:val="1"/>
           <w:numId w:val="56"/>
@@ -13446,7 +12350,7 @@
     </w:p>
     <w:p>
       <w:pPr>
-        <w:pStyle w:val="1084"/>
+        <w:pStyle w:val="1094"/>
         <w:numPr>
           <w:ilvl w:val="1"/>
           <w:numId w:val="56"/>
@@ -13486,7 +12390,7 @@
     </w:p>
     <w:p>
       <w:pPr>
-        <w:pStyle w:val="1084"/>
+        <w:pStyle w:val="1094"/>
         <w:numPr>
           <w:ilvl w:val="0"/>
           <w:numId w:val="56"/>
@@ -13530,7 +12434,7 @@
     </w:p>
     <w:p>
       <w:pPr>
-        <w:pStyle w:val="1084"/>
+        <w:pStyle w:val="1094"/>
         <w:numPr>
           <w:ilvl w:val="1"/>
           <w:numId w:val="56"/>
@@ -13570,7 +12474,7 @@
     </w:p>
     <w:p>
       <w:pPr>
-        <w:pStyle w:val="1084"/>
+        <w:pStyle w:val="1094"/>
         <w:numPr>
           <w:ilvl w:val="1"/>
           <w:numId w:val="56"/>
@@ -13604,7 +12508,7 @@
     </w:p>
     <w:p>
       <w:pPr>
-        <w:pStyle w:val="1084"/>
+        <w:pStyle w:val="1094"/>
         <w:numPr>
           <w:ilvl w:val="1"/>
           <w:numId w:val="56"/>
@@ -13638,7 +12542,7 @@
     </w:p>
     <w:p>
       <w:pPr>
-        <w:pStyle w:val="1084"/>
+        <w:pStyle w:val="1094"/>
         <w:numPr>
           <w:ilvl w:val="1"/>
           <w:numId w:val="56"/>
@@ -13672,7 +12576,7 @@
     </w:p>
     <w:p>
       <w:pPr>
-        <w:pStyle w:val="1084"/>
+        <w:pStyle w:val="1094"/>
         <w:numPr>
           <w:ilvl w:val="1"/>
           <w:numId w:val="56"/>
@@ -13706,7 +12610,7 @@
     </w:p>
     <w:p>
       <w:pPr>
-        <w:pStyle w:val="1084"/>
+        <w:pStyle w:val="1094"/>
         <w:numPr>
           <w:ilvl w:val="1"/>
           <w:numId w:val="56"/>
@@ -13746,7 +12650,7 @@
     </w:p>
     <w:p>
       <w:pPr>
-        <w:pStyle w:val="1084"/>
+        <w:pStyle w:val="1094"/>
         <w:numPr>
           <w:ilvl w:val="0"/>
           <w:numId w:val="56"/>
@@ -13798,7 +12702,7 @@
     </w:p>
     <w:p>
       <w:pPr>
-        <w:pStyle w:val="1084"/>
+        <w:pStyle w:val="1094"/>
         <w:numPr>
           <w:ilvl w:val="0"/>
           <w:numId w:val="56"/>
@@ -13838,7 +12742,7 @@
     </w:p>
     <w:p>
       <w:pPr>
-        <w:pStyle w:val="1084"/>
+        <w:pStyle w:val="1094"/>
         <w:numPr>
           <w:ilvl w:val="0"/>
           <w:numId w:val="56"/>
@@ -13872,7 +12776,7 @@
     </w:p>
     <w:p>
       <w:pPr>
-        <w:pStyle w:val="1084"/>
+        <w:pStyle w:val="1094"/>
         <w:numPr>
           <w:ilvl w:val="0"/>
           <w:numId w:val="56"/>
@@ -13922,7 +12826,7 @@
     </w:p>
     <w:p>
       <w:pPr>
-        <w:pStyle w:val="1053"/>
+        <w:pStyle w:val="1063"/>
         <w:numPr>
           <w:ilvl w:val="0"/>
           <w:numId w:val="36"/>
@@ -13935,19 +12839,16 @@
         </w:rPr>
       </w:pPr>
       <w:r/>
-      <w:bookmarkStart w:id="28" w:name="_Toc7"/>
+      <w:bookmarkStart w:id="51" w:name="_Toc9"/>
       <w:r>
         <w:rPr>
           <w:lang w:val="en-US"/>
         </w:rPr>
-        <w:t xml:space="preserve">SIMULINK</w:t>
-      </w:r>
-      <w:bookmarkEnd w:id="28"/>
-      <w:r>
-        <w:rPr>
-          <w:highlight w:val="none"/>
-        </w:rPr>
-      </w:r>
+        <w:t xml:space="preserve">Simulink</w:t>
+      </w:r>
+      <w:r/>
+      <w:bookmarkEnd w:id="51"/>
+      <w:r/>
       <w:r>
         <w:rPr>
           <w:highlight w:val="none"/>
@@ -13956,14 +12857,14 @@
     </w:p>
     <w:p>
       <w:pPr>
-        <w:pStyle w:val="1054"/>
+        <w:pStyle w:val="1064"/>
         <w:pBdr/>
         <w:spacing/>
         <w:ind/>
         <w:rPr/>
       </w:pPr>
       <w:r/>
-      <w:bookmarkStart w:id="29" w:name="_Toc8"/>
+      <w:bookmarkStart w:id="52" w:name="_Toc10"/>
       <w:r>
         <w:rPr>
           <w:highlight w:val="none"/>
@@ -13976,9 +12877,10 @@
           <w:highlight w:val="none"/>
           <w:lang w:val="en-US"/>
         </w:rPr>
-        <w:t xml:space="preserve">simulink</w:t>
-      </w:r>
-      <w:bookmarkEnd w:id="29"/>
+        <w:t xml:space="preserve">Simulink</w:t>
+      </w:r>
+      <w:r/>
+      <w:bookmarkEnd w:id="52"/>
       <w:r/>
       <w:r/>
     </w:p>
@@ -13999,13 +12901,13 @@
         <w:rPr>
           <w:lang w:val="en-US"/>
         </w:rPr>
-        <w:t xml:space="preserve">s</w:t>
+        <w:t xml:space="preserve">Simulink</w:t>
       </w:r>
       <w:r>
         <w:rPr>
           <w:lang w:val="en-US"/>
         </w:rPr>
-        <w:t xml:space="preserve">imulink </w:t>
+        <w:t xml:space="preserve"> </w:t>
       </w:r>
       <w:r>
         <w:rPr>
@@ -14017,7 +12919,7 @@
         <w:rPr>
           <w:lang w:val="en-US"/>
         </w:rPr>
-        <w:t xml:space="preserve">matlab </w:t>
+        <w:t xml:space="preserve">MATLAB </w:t>
       </w:r>
       <w:r>
         <w:rPr>
@@ -14029,7 +12931,7 @@
         <w:rPr>
           <w:lang w:val="en-US"/>
         </w:rPr>
-        <w:t xml:space="preserve">matlab. </w:t>
+        <w:t xml:space="preserve">MATLAB. </w:t>
       </w:r>
       <w:r>
         <w:rPr>
@@ -14041,7 +12943,7 @@
         <w:rPr>
           <w:lang w:val="en-US"/>
         </w:rPr>
-        <w:t xml:space="preserve">simulink </w:t>
+        <w:t xml:space="preserve">Simulink </w:t>
       </w:r>
       <w:r>
         <w:rPr>
@@ -14053,7 +12955,7 @@
         <w:rPr>
           <w:lang w:val="en-US"/>
         </w:rPr>
-        <w:t xml:space="preserve">Constnat</w:t>
+        <w:t xml:space="preserve">Constant</w:t>
       </w:r>
       <w:r>
         <w:rPr>
@@ -14167,7 +13069,7 @@
     </w:p>
     <w:p>
       <w:pPr>
-        <w:pStyle w:val="1113"/>
+        <w:pStyle w:val="1123"/>
         <w:pBdr/>
         <w:spacing/>
         <w:ind/>
@@ -14184,7 +13086,6 @@
       <w:r>
         <w:t xml:space="preserve">9</w:t>
       </w:r>
-      <w:r/>
       <w:r>
         <w:fldChar w:fldCharType="end"/>
       </w:r>
@@ -14274,7 +13175,7 @@
     </w:p>
     <w:p>
       <w:pPr>
-        <w:pStyle w:val="1113"/>
+        <w:pStyle w:val="1123"/>
         <w:pBdr/>
         <w:spacing/>
         <w:ind/>
@@ -14291,7 +13192,6 @@
       <w:r>
         <w:t xml:space="preserve">10</w:t>
       </w:r>
-      <w:r/>
       <w:r>
         <w:fldChar w:fldCharType="end"/>
       </w:r>
@@ -14302,18 +13202,19 @@
     </w:p>
     <w:p>
       <w:pPr>
-        <w:pStyle w:val="1054"/>
+        <w:pStyle w:val="1064"/>
         <w:pBdr/>
         <w:spacing/>
         <w:ind/>
         <w:rPr/>
       </w:pPr>
       <w:r/>
-      <w:bookmarkStart w:id="30" w:name="_Toc9"/>
+      <w:bookmarkStart w:id="53" w:name="_Toc11"/>
       <w:r>
         <w:t xml:space="preserve">Работа с данными</w:t>
       </w:r>
-      <w:bookmarkEnd w:id="30"/>
+      <w:r/>
+      <w:bookmarkEnd w:id="53"/>
       <w:r/>
       <w:r/>
     </w:p>
@@ -14334,7 +13235,7 @@
         <w:rPr>
           <w:lang w:val="en-US"/>
         </w:rPr>
-        <w:t xml:space="preserve">simulink </w:t>
+        <w:t xml:space="preserve">Simulink </w:t>
       </w:r>
       <w:r>
         <w:rPr>
@@ -14363,7 +13264,7 @@
     </w:p>
     <w:p>
       <w:pPr>
-        <w:pStyle w:val="1084"/>
+        <w:pStyle w:val="1094"/>
         <w:numPr>
           <w:ilvl w:val="0"/>
           <w:numId w:val="43"/>
@@ -14392,7 +13293,7 @@
           <w:highlight w:val="none"/>
           <w:lang w:val="ru-RU"/>
         </w:rPr>
-        <w:t xml:space="preserve">вычитания. Позволяет сложить значения, поступающие на вход. В меню настройки блока можно задать с какими знаками будет проводиться сложение(каждый из входов можно умножить на +1 или -1).</w:t>
+        <w:t xml:space="preserve">вычитания. Позволяет сложить значения, поступающие на вход. В меню настройки блока можно задать с какими знаками будет проводиться сложение (каждый из входов можно умножить на +1 или -1).</w:t>
       </w:r>
       <w:r/>
     </w:p>
@@ -14483,7 +13384,7 @@
     </w:p>
     <w:p>
       <w:pPr>
-        <w:pStyle w:val="1113"/>
+        <w:pStyle w:val="1123"/>
         <w:pBdr/>
         <w:spacing/>
         <w:ind/>
@@ -14500,7 +13401,6 @@
       <w:r>
         <w:t xml:space="preserve">11</w:t>
       </w:r>
-      <w:r/>
       <w:r>
         <w:fldChar w:fldCharType="end"/>
       </w:r>
@@ -14511,7 +13411,7 @@
     </w:p>
     <w:p>
       <w:pPr>
-        <w:pStyle w:val="1084"/>
+        <w:pStyle w:val="1094"/>
         <w:numPr>
           <w:ilvl w:val="0"/>
           <w:numId w:val="44"/>
@@ -14663,7 +13563,7 @@
     </w:p>
     <w:p>
       <w:pPr>
-        <w:pStyle w:val="1113"/>
+        <w:pStyle w:val="1123"/>
         <w:pBdr/>
         <w:spacing/>
         <w:ind/>
@@ -14680,7 +13580,6 @@
       <w:r>
         <w:t xml:space="preserve">12</w:t>
       </w:r>
-      <w:r/>
       <w:r>
         <w:fldChar w:fldCharType="end"/>
       </w:r>
@@ -14691,7 +13590,7 @@
     </w:p>
     <w:p>
       <w:pPr>
-        <w:pStyle w:val="1084"/>
+        <w:pStyle w:val="1094"/>
         <w:numPr>
           <w:ilvl w:val="0"/>
           <w:numId w:val="46"/>
@@ -14708,7 +13607,7 @@
     </w:p>
     <w:p>
       <w:pPr>
-        <w:pStyle w:val="1113"/>
+        <w:pStyle w:val="1123"/>
         <w:pBdr/>
         <w:spacing/>
         <w:ind w:firstLine="0" w:left="1418"/>
@@ -14791,7 +13690,7 @@
     </w:p>
     <w:p>
       <w:pPr>
-        <w:pStyle w:val="1113"/>
+        <w:pStyle w:val="1123"/>
         <w:pBdr/>
         <w:spacing/>
         <w:ind/>
@@ -14808,7 +13707,6 @@
       <w:r>
         <w:t xml:space="preserve">13</w:t>
       </w:r>
-      <w:r/>
       <w:r>
         <w:fldChar w:fldCharType="end"/>
       </w:r>
@@ -14819,18 +13717,19 @@
     </w:p>
     <w:p>
       <w:pPr>
-        <w:pStyle w:val="1054"/>
+        <w:pStyle w:val="1064"/>
         <w:pBdr/>
         <w:spacing/>
         <w:ind/>
         <w:rPr/>
       </w:pPr>
       <w:r/>
-      <w:bookmarkStart w:id="31" w:name="_Toc10"/>
+      <w:bookmarkStart w:id="54" w:name="_Toc12"/>
       <w:r>
         <w:t xml:space="preserve">Построение графиков</w:t>
       </w:r>
-      <w:bookmarkEnd w:id="31"/>
+      <w:r/>
+      <w:bookmarkEnd w:id="54"/>
       <w:r/>
       <w:r/>
     </w:p>
@@ -14982,7 +13881,7 @@
     </w:p>
     <w:p>
       <w:pPr>
-        <w:pStyle w:val="1113"/>
+        <w:pStyle w:val="1123"/>
         <w:pBdr/>
         <w:spacing/>
         <w:ind/>
@@ -14999,7 +13898,6 @@
       <w:r>
         <w:t xml:space="preserve">14</w:t>
       </w:r>
-      <w:r/>
       <w:r>
         <w:fldChar w:fldCharType="end"/>
       </w:r>
@@ -15182,7 +14080,7 @@
     </w:p>
     <w:p>
       <w:pPr>
-        <w:pStyle w:val="1113"/>
+        <w:pStyle w:val="1123"/>
         <w:pBdr/>
         <w:spacing/>
         <w:ind/>
@@ -15199,7 +14097,6 @@
       <w:r>
         <w:t xml:space="preserve">15</w:t>
       </w:r>
-      <w:r/>
       <w:r>
         <w:fldChar w:fldCharType="end"/>
       </w:r>
@@ -15210,18 +14107,19 @@
     </w:p>
     <w:p>
       <w:pPr>
-        <w:pStyle w:val="1054"/>
+        <w:pStyle w:val="1064"/>
         <w:pBdr/>
         <w:spacing/>
         <w:ind/>
         <w:rPr/>
       </w:pPr>
       <w:r/>
-      <w:bookmarkStart w:id="32" w:name="_Toc11"/>
+      <w:bookmarkStart w:id="55" w:name="_Toc13"/>
       <w:r>
         <w:t xml:space="preserve">Алгоритмические блоки Simulink</w:t>
       </w:r>
-      <w:bookmarkEnd w:id="32"/>
+      <w:r/>
+      <w:bookmarkEnd w:id="55"/>
       <w:r/>
       <w:r/>
     </w:p>
@@ -15236,13 +14134,13 @@
         </w:rPr>
       </w:pPr>
       <w:r>
-        <w:t xml:space="preserve">Для  упрощения читаемости моделей в s</w:t>
+        <w:t xml:space="preserve">Для  упрощения читаемости моделей в Simulink</w:t>
       </w:r>
       <w:r>
         <w:rPr>
           <w:lang w:val="en-US"/>
         </w:rPr>
-        <w:t xml:space="preserve">imulink </w:t>
+        <w:t xml:space="preserve"> </w:t>
       </w:r>
       <w:r>
         <w:rPr>
@@ -15257,7 +14155,7 @@
         <w:rPr>
           <w:lang w:val="en-US"/>
         </w:rPr>
-        <w:t xml:space="preserve">matlab function </w:t>
+        <w:t xml:space="preserve">MATLAB function </w:t>
       </w:r>
       <w:r>
         <w:rPr>
@@ -15269,7 +14167,7 @@
         <w:rPr>
           <w:lang w:val="en-US"/>
         </w:rPr>
-        <w:t xml:space="preserve">submodel</w:t>
+        <w:t xml:space="preserve">subsystem</w:t>
       </w:r>
       <w:r>
         <w:rPr>
@@ -15305,14 +14203,25 @@
           <w:highlight w:val="none"/>
           <w:lang w:val="en-US"/>
         </w:rPr>
-        <w:t xml:space="preserve">Submodel</w:t>
+      </w:r>
+      <w:r>
+        <w:rPr>
+          <w:lang w:val="en-US"/>
+        </w:rPr>
+        <w:t xml:space="preserve">Subsystem </w:t>
+      </w:r>
+      <w:r>
+        <w:rPr>
+          <w:highlight w:val="none"/>
+          <w:lang w:val="en-US"/>
+        </w:rPr>
       </w:r>
       <w:r>
         <w:rPr>
           <w:highlight w:val="none"/>
           <w:lang w:val="ru-RU"/>
         </w:rPr>
-        <w:t xml:space="preserve"> – </w:t>
+        <w:t xml:space="preserve">– </w:t>
       </w:r>
       <w:r>
         <w:rPr>
@@ -15326,7 +14235,7 @@
           <w:highlight w:val="none"/>
           <w:lang w:val="en-US"/>
         </w:rPr>
-        <w:t xml:space="preserve">simulink </w:t>
+        <w:t xml:space="preserve">Simulink </w:t>
       </w:r>
       <w:r>
         <w:rPr>
@@ -15340,7 +14249,7 @@
           <w:highlight w:val="none"/>
           <w:lang w:val="en-US"/>
         </w:rPr>
-        <w:t xml:space="preserve">simulink </w:t>
+        <w:t xml:space="preserve">Simulink </w:t>
       </w:r>
       <w:r>
         <w:rPr>
@@ -15354,7 +14263,7 @@
           <w:highlight w:val="none"/>
           <w:lang w:val="en-US"/>
         </w:rPr>
-        <w:t xml:space="preserve">simulink, </w:t>
+        <w:t xml:space="preserve">Simulink, </w:t>
       </w:r>
       <w:r>
         <w:rPr>
@@ -15368,7 +14277,20 @@
           <w:highlight w:val="none"/>
           <w:lang w:val="en-US"/>
         </w:rPr>
-        <w:t xml:space="preserve">submodel.</w:t>
+      </w:r>
+      <w:r>
+        <w:rPr>
+          <w:lang w:val="en-US"/>
+        </w:rPr>
+        <w:t xml:space="preserve">subsystem</w:t>
+      </w:r>
+      <w:r/>
+      <w:r>
+        <w:rPr>
+          <w:highlight w:val="none"/>
+          <w:lang w:val="en-US"/>
+        </w:rPr>
+        <w:t xml:space="preserve">.</w:t>
       </w:r>
       <w:r>
         <w:rPr>
@@ -15470,7 +14392,7 @@
     </w:p>
     <w:p>
       <w:pPr>
-        <w:pStyle w:val="1065"/>
+        <w:pStyle w:val="1075"/>
         <w:pBdr/>
         <w:spacing/>
         <w:ind/>
@@ -15487,19 +14409,24 @@
       <w:r>
         <w:t xml:space="preserve">16</w:t>
       </w:r>
+      <w:r>
+        <w:fldChar w:fldCharType="end"/>
+      </w:r>
+      <w:r>
+        <w:t xml:space="preserve">. Пример </w:t>
+      </w:r>
+      <w:r>
+        <w:t xml:space="preserve">использования </w:t>
+      </w:r>
       <w:r/>
       <w:r>
-        <w:fldChar w:fldCharType="end"/>
-      </w:r>
-      <w:r>
-        <w:t xml:space="preserve">. Пример </w:t>
-      </w:r>
-      <w:r>
-        <w:t xml:space="preserve">использования </w:t>
-      </w:r>
-      <w:r>
-        <w:t xml:space="preserve">submodel </w:t>
-      </w:r>
+        <w:rPr>
+          <w:lang w:val="en-US"/>
+        </w:rPr>
+        <w:t xml:space="preserve">subsystem</w:t>
+      </w:r>
+      <w:r/>
+      <w:r/>
       <w:r/>
     </w:p>
     <w:p>
@@ -15522,7 +14449,7 @@
         <w:rPr>
           <w:lang w:val="en-US"/>
         </w:rPr>
-        <w:t xml:space="preserve">matlab function </w:t>
+        <w:t xml:space="preserve">MATLAB function </w:t>
       </w:r>
       <w:r>
         <w:rPr>
@@ -15534,7 +14461,7 @@
         <w:rPr>
           <w:lang w:val="en-US"/>
         </w:rPr>
-        <w:t xml:space="preserve">matlab</w:t>
+        <w:t xml:space="preserve">MATLAB</w:t>
       </w:r>
       <w:r>
         <w:rPr>
@@ -15642,7 +14569,7 @@
     </w:p>
     <w:p>
       <w:pPr>
-        <w:pStyle w:val="1113"/>
+        <w:pStyle w:val="1123"/>
         <w:pBdr/>
         <w:spacing/>
         <w:ind/>
@@ -15662,12 +14589,11 @@
       <w:r>
         <w:t xml:space="preserve">17</w:t>
       </w:r>
-      <w:r/>
       <w:r>
         <w:fldChar w:fldCharType="end"/>
       </w:r>
       <w:r>
-        <w:t xml:space="preserve">. Блок matlab function </w:t>
+        <w:t xml:space="preserve">. Блок MATLAB function </w:t>
       </w:r>
       <w:r>
         <w:rPr>
@@ -15697,8 +14623,10 @@
       </w:r>
       <w:r>
         <w:rPr>
+          <w:lang w:val="en-US"/>
           <w14:ligatures w14:val="none"/>
         </w:rPr>
+        <w:t xml:space="preserve"> </w:t>
       </w:r>
       <w:r>
         <w:rPr>
@@ -15708,7 +14636,7 @@
     </w:p>
     <w:p>
       <w:pPr>
-        <w:pStyle w:val="1053"/>
+        <w:pStyle w:val="1063"/>
         <w:numPr>
           <w:ilvl w:val="0"/>
           <w:numId w:val="36"/>
@@ -15718,19 +14646,26 @@
         <w:ind/>
         <w:rPr/>
       </w:pPr>
+      <w:r/>
+      <w:bookmarkStart w:id="56" w:name="_Toc14"/>
       <w:r>
         <w:t xml:space="preserve">Выполнение практического задания</w:t>
       </w:r>
+      <w:r/>
+      <w:bookmarkEnd w:id="56"/>
+      <w:r/>
       <w:r/>
     </w:p>
     <w:p>
       <w:pPr>
-        <w:pStyle w:val="1054"/>
+        <w:pStyle w:val="1064"/>
         <w:pBdr/>
         <w:spacing/>
         <w:ind/>
         <w:rPr/>
       </w:pPr>
+      <w:r/>
+      <w:bookmarkStart w:id="57" w:name="_Toc15"/>
       <w:r>
         <w:t xml:space="preserve">Построение графиков</w:t>
       </w:r>
@@ -15738,8 +14673,11 @@
         <w:rPr>
           <w:lang w:val="en-US"/>
         </w:rPr>
-        <w:t xml:space="preserve"> Matlab</w:t>
-      </w:r>
+        <w:t xml:space="preserve"> MATLAB</w:t>
+      </w:r>
+      <w:r/>
+      <w:bookmarkEnd w:id="57"/>
+      <w:r/>
       <w:r/>
     </w:p>
     <w:p>
@@ -15926,7 +14864,7 @@
         <w:t xml:space="preserve">subplot </w:t>
       </w:r>
       <w:r>
-        <w:t xml:space="preserve">строится окно с двумя графиками на которых задано разное приближение, вся область определения на первом (верхнем) и промежуток от </w:t>
+        <w:t xml:space="preserve">строится окно с двумя графиками, на которых задано разное приближение, вся область определения на первом (верхнем) и промежуток от </w:t>
       </w:r>
       <w:r>
         <w:rPr>
@@ -15962,7 +14900,18 @@
         <w:rPr>
           <w:lang w:val="ru-RU"/>
         </w:rPr>
-        <w:t xml:space="preserve">на втором(нижнем). Для </w:t>
+      </w:r>
+      <w:r>
+        <w:rPr>
+          <w:lang w:val="ru-RU"/>
+        </w:rPr>
+        <w:t xml:space="preserve">на втором </w:t>
+      </w:r>
+      <w:r>
+        <w:rPr>
+          <w:lang w:val="ru-RU"/>
+        </w:rPr>
+        <w:t xml:space="preserve">(нижнем). Для </w:t>
       </w:r>
       <w:r>
         <w:rPr>
@@ -16002,19 +14951,20 @@
       </w:r>
       <w:r>
         <w:rPr>
-          <w14:ligatures w14:val="none"/>
-        </w:rPr>
-      </w:r>
-      <w:r>
-        <w:rPr>
           <w:highlight w:val="none"/>
           <w14:ligatures w14:val="none"/>
         </w:rPr>
       </w:r>
+      <w:r>
+        <w:rPr>
+          <w:highlight w:val="none"/>
+          <w14:ligatures w14:val="none"/>
+        </w:rPr>
+      </w:r>
     </w:p>
     <w:p>
       <w:pPr>
-        <w:pStyle w:val="1054"/>
+        <w:pStyle w:val="1064"/>
         <w:pBdr/>
         <w:spacing/>
         <w:ind/>
@@ -16022,6 +14972,8 @@
           <w14:ligatures w14:val="none"/>
         </w:rPr>
       </w:pPr>
+      <w:r/>
+      <w:bookmarkStart w:id="58" w:name="_Toc16"/>
       <w:r>
         <w:rPr>
           <w:highlight w:val="none"/>
@@ -16035,11 +14987,9 @@
         </w:rPr>
         <w:t xml:space="preserve">Simulink</w:t>
       </w:r>
-      <w:r>
-        <w:rPr>
-          <w14:ligatures w14:val="none"/>
-        </w:rPr>
-      </w:r>
+      <w:r/>
+      <w:bookmarkEnd w:id="58"/>
+      <w:r/>
       <w:r>
         <w:rPr>
           <w14:ligatures w14:val="none"/>
@@ -16069,7 +15019,7 @@
           <w:highlight w:val="none"/>
           <w:lang w:val="en-US"/>
         </w:rPr>
-        <w:t xml:space="preserve">simulink</w:t>
+        <w:t xml:space="preserve">Simulink</w:t>
       </w:r>
       <w:r>
         <w:rPr>
@@ -16172,6 +15122,13 @@
           <w14:ligatures w14:val="none"/>
         </w:rPr>
         <w:t xml:space="preserve"> При работе с составленной моделью в начале были исследованы характеристики системы при заданных характеристиках.</w:t>
+      </w:r>
+      <w:r>
+        <w:rPr>
+          <w:highlight w:val="none"/>
+          <w:lang w:val="ru-RU"/>
+          <w14:ligatures w14:val="none"/>
+        </w:rPr>
       </w:r>
       <w:r>
         <w:rPr>
@@ -16270,7 +15227,7 @@
       <w:r>
         <w:rPr>
           <w:highlight w:val="none"/>
-          <w:lang w:val="ru-RU" w:bidi="ru-RU"/>
+          <w:lang w:val="ru-RU"/>
           <w14:ligatures w14:val="none"/>
         </w:rPr>
       </w:r>
@@ -16284,7 +15241,7 @@
     </w:p>
     <w:p>
       <w:pPr>
-        <w:pStyle w:val="1113"/>
+        <w:pStyle w:val="1123"/>
         <w:pBdr/>
         <w:spacing/>
         <w:ind/>
@@ -16301,7 +15258,6 @@
       <w:r>
         <w:t xml:space="preserve">18</w:t>
       </w:r>
-      <w:r/>
       <w:r>
         <w:fldChar w:fldCharType="end"/>
       </w:r>
@@ -16320,9 +15276,13 @@
         </w:rPr>
       </w:pPr>
       <w:r>
-        <w:t xml:space="preserve">Изменение номинальной мощности никак не повлияло на модель.</w:t>
-      </w:r>
-      <w:r/>
+        <w:t xml:space="preserve">Изменение номинальной мощности никак не повлияло на модель. Так как она изначально была выбрана с запасом относительно реальной мощности трансформатора.</w:t>
+      </w:r>
+      <w:r>
+        <w:rPr>
+          <w:highlight w:val="none"/>
+        </w:rPr>
+      </w:r>
     </w:p>
     <w:p>
       <w:pPr>
@@ -16405,15 +15365,11 @@
           <w:highlight w:val="none"/>
         </w:rPr>
       </w:r>
-      <w:r>
-        <w:rPr>
-          <w:highlight w:val="none"/>
-        </w:rPr>
-      </w:r>
+      <w:r/>
     </w:p>
     <w:p>
       <w:pPr>
-        <w:pStyle w:val="1113"/>
+        <w:pStyle w:val="1123"/>
         <w:pBdr/>
         <w:spacing/>
         <w:ind/>
@@ -16430,7 +15386,6 @@
       <w:r>
         <w:t xml:space="preserve">19</w:t>
       </w:r>
-      <w:r/>
       <w:r>
         <w:fldChar w:fldCharType="end"/>
       </w:r>
@@ -16451,8 +15406,11 @@
       <w:r>
         <w:t xml:space="preserve">Изменение номинальной частоты, также не вызвало заметного изменения показателей  модели.</w:t>
       </w:r>
-      <w:r/>
-      <w:r/>
+      <w:r>
+        <w:rPr>
+          <w:highlight w:val="none"/>
+        </w:rPr>
+      </w:r>
     </w:p>
     <w:p>
       <w:pPr>
@@ -16539,15 +15497,11 @@
           <w:highlight w:val="none"/>
         </w:rPr>
       </w:r>
-      <w:r>
-        <w:rPr>
-          <w:highlight w:val="none"/>
-        </w:rPr>
-      </w:r>
+      <w:r/>
     </w:p>
     <w:p>
       <w:pPr>
-        <w:pStyle w:val="1113"/>
+        <w:pStyle w:val="1123"/>
         <w:pBdr/>
         <w:spacing/>
         <w:ind/>
@@ -16564,7 +15518,6 @@
       <w:r>
         <w:t xml:space="preserve">20</w:t>
       </w:r>
-      <w:r/>
       <w:r>
         <w:fldChar w:fldCharType="end"/>
       </w:r>
@@ -16584,7 +15537,10 @@
         <w:t xml:space="preserve">Изменение номинального напря</w:t>
       </w:r>
       <w:r>
-        <w:t xml:space="preserve">жения, оказывает существенное влияние на показатели модели. Отношении номинальных напряжений на обмотках прямо пропорционально отношению токов на обмотках и их значения. Так например при совпадении номинальных напряжений первичной и вторичной обмоток также совпадают и токи на обмотках.</w:t>
+        <w:t xml:space="preserve">жения, оказывает существенное </w:t>
+      </w:r>
+      <w:r>
+        <w:t xml:space="preserve">влияние на показатели модели. Отношение номинальных напряжений на обмотках прямо пропорционально отношению токов на обмотках и их значения. Так например при совпадении номинальных напряжений первичной и вторичной обмоток также совпадают и токи на обмотках.</w:t>
       </w:r>
       <w:r/>
     </w:p>
@@ -16662,38 +15618,36 @@
         </mc:AlternateContent>
       </w:r>
       <w:r/>
+    </w:p>
+    <w:p>
+      <w:pPr>
+        <w:pStyle w:val="1123"/>
+        <w:pBdr/>
+        <w:spacing/>
+        <w:ind/>
+        <w:rPr/>
+      </w:pPr>
+      <w:r>
+        <w:t xml:space="preserve">Рисунок </w:t>
+      </w:r>
+      <w:r>
+        <w:fldChar w:fldCharType="begin"/>
+        <w:instrText xml:space="preserve"> SEQ Рисунок \* Arabic </w:instrText>
+        <w:fldChar w:fldCharType="separate"/>
+      </w:r>
+      <w:r>
+        <w:t xml:space="preserve">21</w:t>
+      </w:r>
+      <w:r>
+        <w:fldChar w:fldCharType="end"/>
+      </w:r>
+      <w:r>
+        <w:t xml:space="preserve">. Графики напряжения и тока на обмотках трансформатора при изменении номинального напряжения на обмотках </w:t>
+      </w:r>
       <w:r/>
     </w:p>
     <w:p>
       <w:pPr>
-        <w:pStyle w:val="1113"/>
-        <w:pBdr/>
-        <w:spacing/>
-        <w:ind/>
-        <w:rPr/>
-      </w:pPr>
-      <w:r>
-        <w:t xml:space="preserve">Рисунок </w:t>
-      </w:r>
-      <w:r>
-        <w:fldChar w:fldCharType="begin"/>
-        <w:instrText xml:space="preserve"> SEQ Рисунок \* Arabic </w:instrText>
-        <w:fldChar w:fldCharType="separate"/>
-      </w:r>
-      <w:r>
-        <w:t xml:space="preserve">21</w:t>
-      </w:r>
-      <w:r/>
-      <w:r>
-        <w:fldChar w:fldCharType="end"/>
-      </w:r>
-      <w:r>
-        <w:t xml:space="preserve">. Графики напряжения и тока на обмотках трансформатора при изменении номинальной номинального напряжения на обмотках </w:t>
-      </w:r>
-      <w:r/>
-    </w:p>
-    <w:p>
-      <w:pPr>
         <w:pBdr/>
         <w:spacing/>
         <w:ind/>
@@ -16702,12 +15656,16 @@
         </w:rPr>
       </w:pPr>
       <w:r>
-        <w:t xml:space="preserve">Изменение активного сопротивления обмоток  не оказывает влияния на характеристики цепи, например при увеличении сопротивления первичной обмотки в два раза, графики</w:t>
+        <w:t xml:space="preserve">Изменение активного сопротивления обмоток  не оказывает  заметного влияния на характеристики цепи, например при увеличении сопротивления первичной обмотки в два раза, графики</w:t>
       </w:r>
       <w:r>
         <w:t xml:space="preserve"> напряжений и токов на обмотках не отличаются от исходных.</w:t>
       </w:r>
-      <w:r/>
+      <w:r>
+        <w:rPr>
+          <w:highlight w:val="none"/>
+        </w:rPr>
+      </w:r>
     </w:p>
     <w:p>
       <w:pPr>
@@ -16794,15 +15752,11 @@
           <w:highlight w:val="none"/>
         </w:rPr>
       </w:r>
-      <w:r>
-        <w:rPr>
-          <w:highlight w:val="none"/>
-        </w:rPr>
-      </w:r>
+      <w:r/>
     </w:p>
     <w:p>
       <w:pPr>
-        <w:pStyle w:val="1113"/>
+        <w:pStyle w:val="1123"/>
         <w:pBdr/>
         <w:spacing/>
         <w:ind/>
@@ -16819,12 +15773,11 @@
       <w:r>
         <w:t xml:space="preserve">22</w:t>
       </w:r>
-      <w:r/>
       <w:r>
         <w:fldChar w:fldCharType="end"/>
       </w:r>
       <w:r>
-        <w:t xml:space="preserve">. Графики напряжения и тока на обмотках трансформатора при изменении номинальной активного сопротивления обмоток  </w:t>
+        <w:t xml:space="preserve">. Графики напряжения и тока на обмотках трансформатора при изменении активного сопротивления обмоток  </w:t>
       </w:r>
       <w:r/>
     </w:p>
@@ -16840,7 +15793,11 @@
       <w:r>
         <w:t xml:space="preserve">Изменение действующей индуктивности обмоток, также как и изменение сопротивления никак  не влияет на выходные параметры.</w:t>
       </w:r>
-      <w:r/>
+      <w:r>
+        <w:rPr>
+          <w:highlight w:val="none"/>
+        </w:rPr>
+      </w:r>
     </w:p>
     <w:p>
       <w:pPr>
@@ -16923,15 +15880,11 @@
           <w:highlight w:val="none"/>
         </w:rPr>
       </w:r>
-      <w:r>
-        <w:rPr>
-          <w:highlight w:val="none"/>
-        </w:rPr>
-      </w:r>
+      <w:r/>
     </w:p>
     <w:p>
       <w:pPr>
-        <w:pStyle w:val="1113"/>
+        <w:pStyle w:val="1123"/>
         <w:pBdr/>
         <w:spacing/>
         <w:ind/>
@@ -16948,12 +15901,11 @@
       <w:r>
         <w:t xml:space="preserve">23</w:t>
       </w:r>
-      <w:r/>
       <w:r>
         <w:fldChar w:fldCharType="end"/>
       </w:r>
       <w:r>
-        <w:t xml:space="preserve">. Графики напряжения и тока на обмотках трансформатора при изменении активной индуктивности обмоток  </w:t>
+        <w:t xml:space="preserve">. Графики напряжения и тока на обмотках трансформатора при изменении индуктивности рассеяния обмоток  </w:t>
       </w:r>
       <w:r/>
     </w:p>
@@ -16972,7 +15924,11 @@
       <w:r>
         <w:t xml:space="preserve"> вторичной обмотке. Например уменьшения сопротивления в цепи намагничивания приводит к увеличению тока.</w:t>
       </w:r>
-      <w:r/>
+      <w:r>
+        <w:rPr>
+          <w:highlight w:val="none"/>
+        </w:rPr>
+      </w:r>
     </w:p>
     <w:p>
       <w:pPr>
@@ -17055,15 +16011,11 @@
           <w:highlight w:val="none"/>
         </w:rPr>
       </w:r>
-      <w:r>
-        <w:rPr>
-          <w:highlight w:val="none"/>
-        </w:rPr>
-      </w:r>
+      <w:r/>
     </w:p>
     <w:p>
       <w:pPr>
-        <w:pStyle w:val="1113"/>
+        <w:pStyle w:val="1123"/>
         <w:pBdr/>
         <w:spacing/>
         <w:ind/>
@@ -17080,7 +16032,6 @@
       <w:r>
         <w:t xml:space="preserve">24</w:t>
       </w:r>
-      <w:r/>
       <w:r>
         <w:fldChar w:fldCharType="end"/>
       </w:r>
@@ -17100,6 +16051,11 @@
       </w:pPr>
       <w:r>
         <w:t xml:space="preserve">Изменение индуктивности цепи намагничивания не оказывает заметного влияния на выходные показатели цепи.</w:t>
+      </w:r>
+      <w:r>
+        <w:rPr>
+          <w:highlight w:val="none"/>
+        </w:rPr>
       </w:r>
       <w:r>
         <w:rPr>
@@ -17218,20 +16174,11 @@
           <w:highlight w:val="none"/>
         </w:rPr>
       </w:r>
-      <w:r>
-        <w:rPr>
-          <w:highlight w:val="none"/>
-        </w:rPr>
-      </w:r>
-      <w:r>
-        <w:rPr>
-          <w:highlight w:val="none"/>
-        </w:rPr>
-      </w:r>
+      <w:r/>
     </w:p>
     <w:p>
       <w:pPr>
-        <w:pStyle w:val="1113"/>
+        <w:pStyle w:val="1123"/>
         <w:pBdr/>
         <w:spacing/>
         <w:ind/>
@@ -17248,23 +16195,13 @@
       <w:r>
         <w:t xml:space="preserve">25</w:t>
       </w:r>
+      <w:r>
+        <w:fldChar w:fldCharType="end"/>
+      </w:r>
+      <w:r>
+        <w:t xml:space="preserve">. Графики напряжения и тока на обмотках трансформатора при изменении индуктивности цепи намагничивания </w:t>
+      </w:r>
       <w:r/>
-      <w:r>
-        <w:fldChar w:fldCharType="end"/>
-      </w:r>
-      <w:r>
-        <w:t xml:space="preserve">. Графики напряжения и тока на обмотках трансформатора при изменении индуктивности цепи намагничивания </w:t>
-      </w:r>
-      <w:r/>
-    </w:p>
-    <w:p>
-      <w:pPr>
-        <w:pBdr/>
-        <w:shd w:val="nil"/>
-        <w:spacing/>
-        <w:ind w:firstLine="0"/>
-        <w:rPr/>
-      </w:pPr>
       <w:r>
         <w:br w:type="page" w:clear="all"/>
       </w:r>
@@ -17273,7 +16210,7 @@
     </w:p>
     <w:p>
       <w:pPr>
-        <w:pStyle w:val="1053"/>
+        <w:pStyle w:val="1063"/>
         <w:pBdr/>
         <w:spacing/>
         <w:ind/>
@@ -17282,16 +16219,13 @@
         </w:rPr>
       </w:pPr>
       <w:r/>
-      <w:bookmarkStart w:id="38" w:name="_Toc175418239"/>
+      <w:bookmarkStart w:id="59" w:name="_Toc17"/>
       <w:r>
         <w:t xml:space="preserve">ЗАКЛЮЧЕНИЕ</w:t>
       </w:r>
-      <w:bookmarkEnd w:id="38"/>
-      <w:r>
-        <w:rPr>
-          <w:highlight w:val="none"/>
-        </w:rPr>
-      </w:r>
+      <w:r/>
+      <w:bookmarkEnd w:id="59"/>
+      <w:r/>
       <w:r>
         <w:rPr>
           <w:highlight w:val="none"/>
@@ -17327,7 +16261,7 @@
         <w:rPr>
           <w:lang w:val="en-US"/>
         </w:rPr>
-        <w:t xml:space="preserve">MATLAB SIMULINK. </w:t>
+        <w:t xml:space="preserve">MATLAB Simulink. </w:t>
       </w:r>
       <w:r>
         <w:rPr>
@@ -17342,7 +16276,7 @@
         <w:t xml:space="preserve">MATLAB  </w:t>
       </w:r>
       <w:r>
-        <w:t xml:space="preserve">были написана программа строящая требуемые график</w:t>
+        <w:t xml:space="preserve">была написана программа, строящая требуемые график</w:t>
       </w:r>
       <w:r>
         <w:t xml:space="preserve">.</w:t>
@@ -17363,7 +16297,7 @@
         <w:rPr>
           <w:lang w:val="en-US"/>
         </w:rPr>
-        <w:t xml:space="preserve">SIMULINK </w:t>
+        <w:t xml:space="preserve">Simulink </w:t>
       </w:r>
       <w:r>
         <w:rPr>
@@ -17381,22 +16315,27 @@
         <w:rPr>
           <w:lang w:val="ru-RU"/>
         </w:rPr>
-        <w:t xml:space="preserve">В ходе работы была смоделирована цепь используемая  для исследования влияния изменения параметров трансформатора на  выходные характеристики цепи.</w:t>
+        <w:t xml:space="preserve">В ходе работы была смоделирована цепь, используемая  для исследования влияния изменения параметров трансформатора на  выходные характеристики цепи.</w:t>
       </w:r>
       <w:r>
         <w:br w:type="page" w:clear="all"/>
       </w:r>
-      <w:r/>
       <w:r>
         <w:rPr>
           <w:rFonts w:eastAsiaTheme="minorEastAsia"/>
           <w:lang w:val="en-US"/>
         </w:rPr>
       </w:r>
+      <w:r>
+        <w:rPr>
+          <w:rFonts w:eastAsiaTheme="minorEastAsia"/>
+          <w:lang w:val="en-US"/>
+        </w:rPr>
+      </w:r>
     </w:p>
     <w:p>
       <w:pPr>
-        <w:pStyle w:val="1053"/>
+        <w:pStyle w:val="1063"/>
         <w:pBdr/>
         <w:spacing/>
         <w:ind/>
@@ -17404,6 +16343,8 @@
           <w:rFonts w:eastAsiaTheme="minorEastAsia"/>
         </w:rPr>
       </w:pPr>
+      <w:r/>
+      <w:bookmarkStart w:id="60" w:name="_Toc18"/>
       <w:r/>
       <w:bookmarkStart w:id="40" w:name="_Ref1"/>
       <w:r>
@@ -17413,11 +16354,9 @@
         <w:t xml:space="preserve">Приложение 1.</w:t>
       </w:r>
       <w:bookmarkEnd w:id="40"/>
-      <w:r>
-        <w:rPr>
-          <w:rFonts w:eastAsiaTheme="minorEastAsia"/>
-        </w:rPr>
-      </w:r>
+      <w:r/>
+      <w:bookmarkEnd w:id="60"/>
+      <w:r/>
       <w:r>
         <w:rPr>
           <w:rFonts w:eastAsiaTheme="minorEastAsia"/>
@@ -17426,7 +16365,7 @@
     </w:p>
     <w:p>
       <w:pPr>
-        <w:pStyle w:val="1084"/>
+        <w:pStyle w:val="1094"/>
         <w:numPr>
           <w:ilvl w:val="0"/>
           <w:numId w:val="67"/>
@@ -17534,7 +16473,7 @@
     </w:p>
     <w:p>
       <w:pPr>
-        <w:pStyle w:val="1084"/>
+        <w:pStyle w:val="1094"/>
         <w:numPr>
           <w:ilvl w:val="0"/>
           <w:numId w:val="67"/>
@@ -17578,7 +16517,7 @@
     </w:p>
     <w:p>
       <w:pPr>
-        <w:pStyle w:val="1084"/>
+        <w:pStyle w:val="1094"/>
         <w:numPr>
           <w:ilvl w:val="0"/>
           <w:numId w:val="67"/>
@@ -17638,7 +16577,7 @@
     </w:p>
     <w:p>
       <w:pPr>
-        <w:pStyle w:val="1084"/>
+        <w:pStyle w:val="1094"/>
         <w:numPr>
           <w:ilvl w:val="0"/>
           <w:numId w:val="67"/>
@@ -17714,7 +16653,7 @@
     </w:p>
     <w:p>
       <w:pPr>
-        <w:pStyle w:val="1084"/>
+        <w:pStyle w:val="1094"/>
         <w:numPr>
           <w:ilvl w:val="0"/>
           <w:numId w:val="67"/>
@@ -17870,7 +16809,7 @@
     </w:p>
     <w:p>
       <w:pPr>
-        <w:pStyle w:val="1084"/>
+        <w:pStyle w:val="1094"/>
         <w:numPr>
           <w:ilvl w:val="0"/>
           <w:numId w:val="67"/>
@@ -17898,7 +16837,7 @@
     </w:p>
     <w:p>
       <w:pPr>
-        <w:pStyle w:val="1084"/>
+        <w:pStyle w:val="1094"/>
         <w:numPr>
           <w:ilvl w:val="0"/>
           <w:numId w:val="67"/>
@@ -17926,7 +16865,7 @@
     </w:p>
     <w:p>
       <w:pPr>
-        <w:pStyle w:val="1084"/>
+        <w:pStyle w:val="1094"/>
         <w:numPr>
           <w:ilvl w:val="0"/>
           <w:numId w:val="67"/>
@@ -18050,7 +16989,7 @@
     </w:p>
     <w:p>
       <w:pPr>
-        <w:pStyle w:val="1084"/>
+        <w:pStyle w:val="1094"/>
         <w:numPr>
           <w:ilvl w:val="0"/>
           <w:numId w:val="67"/>
@@ -18078,7 +17017,7 @@
     </w:p>
     <w:p>
       <w:pPr>
-        <w:pStyle w:val="1084"/>
+        <w:pStyle w:val="1094"/>
         <w:numPr>
           <w:ilvl w:val="0"/>
           <w:numId w:val="67"/>
@@ -18122,7 +17061,7 @@
     </w:p>
     <w:p>
       <w:pPr>
-        <w:pStyle w:val="1084"/>
+        <w:pStyle w:val="1094"/>
         <w:numPr>
           <w:ilvl w:val="0"/>
           <w:numId w:val="67"/>
@@ -18166,7 +17105,7 @@
     </w:p>
     <w:p>
       <w:pPr>
-        <w:pStyle w:val="1084"/>
+        <w:pStyle w:val="1094"/>
         <w:numPr>
           <w:ilvl w:val="0"/>
           <w:numId w:val="67"/>
@@ -18210,7 +17149,7 @@
     </w:p>
     <w:p>
       <w:pPr>
-        <w:pStyle w:val="1084"/>
+        <w:pStyle w:val="1094"/>
         <w:numPr>
           <w:ilvl w:val="0"/>
           <w:numId w:val="67"/>
@@ -18270,7 +17209,7 @@
     </w:p>
     <w:p>
       <w:pPr>
-        <w:pStyle w:val="1084"/>
+        <w:pStyle w:val="1094"/>
         <w:numPr>
           <w:ilvl w:val="0"/>
           <w:numId w:val="67"/>
@@ -18346,7 +17285,7 @@
     </w:p>
     <w:p>
       <w:pPr>
-        <w:pStyle w:val="1084"/>
+        <w:pStyle w:val="1094"/>
         <w:numPr>
           <w:ilvl w:val="0"/>
           <w:numId w:val="67"/>
@@ -18502,7 +17441,7 @@
     </w:p>
     <w:p>
       <w:pPr>
-        <w:pStyle w:val="1084"/>
+        <w:pStyle w:val="1094"/>
         <w:numPr>
           <w:ilvl w:val="0"/>
           <w:numId w:val="67"/>
@@ -18530,7 +17469,7 @@
     </w:p>
     <w:p>
       <w:pPr>
-        <w:pStyle w:val="1084"/>
+        <w:pStyle w:val="1094"/>
         <w:numPr>
           <w:ilvl w:val="0"/>
           <w:numId w:val="67"/>
@@ -18558,7 +17497,7 @@
     </w:p>
     <w:p>
       <w:pPr>
-        <w:pStyle w:val="1084"/>
+        <w:pStyle w:val="1094"/>
         <w:numPr>
           <w:ilvl w:val="0"/>
           <w:numId w:val="67"/>
@@ -18586,7 +17525,7 @@
     </w:p>
     <w:p>
       <w:pPr>
-        <w:pStyle w:val="1084"/>
+        <w:pStyle w:val="1094"/>
         <w:numPr>
           <w:ilvl w:val="0"/>
           <w:numId w:val="67"/>
@@ -18710,7 +17649,7 @@
     </w:p>
     <w:p>
       <w:pPr>
-        <w:pStyle w:val="1084"/>
+        <w:pStyle w:val="1094"/>
         <w:numPr>
           <w:ilvl w:val="0"/>
           <w:numId w:val="67"/>
@@ -18754,7 +17693,7 @@
     </w:p>
     <w:p>
       <w:pPr>
-        <w:pStyle w:val="1084"/>
+        <w:pStyle w:val="1094"/>
         <w:numPr>
           <w:ilvl w:val="0"/>
           <w:numId w:val="67"/>
@@ -18798,7 +17737,7 @@
     </w:p>
     <w:p>
       <w:pPr>
-        <w:pStyle w:val="1084"/>
+        <w:pStyle w:val="1094"/>
         <w:numPr>
           <w:ilvl w:val="0"/>
           <w:numId w:val="67"/>
@@ -18842,7 +17781,7 @@
     </w:p>
     <w:p>
       <w:pPr>
-        <w:pStyle w:val="1084"/>
+        <w:pStyle w:val="1094"/>
         <w:numPr>
           <w:ilvl w:val="0"/>
           <w:numId w:val="67"/>
@@ -18912,12 +17851,6 @@
           <w:sz w:val="24"/>
         </w:rPr>
       </w:r>
-      <w:r/>
-      <w:r>
-        <w:rPr>
-          <w:rFonts w:eastAsiaTheme="minorEastAsia"/>
-        </w:rPr>
-      </w:r>
       <w:r>
         <w:rPr>
           <w:rFonts w:eastAsiaTheme="minorEastAsia"/>
@@ -18927,18 +17860,22 @@
     </w:p>
     <w:p>
       <w:pPr>
-        <w:pStyle w:val="1053"/>
+        <w:pStyle w:val="1063"/>
         <w:pBdr/>
         <w:spacing/>
         <w:ind/>
         <w:rPr/>
       </w:pPr>
+      <w:r/>
+      <w:bookmarkStart w:id="61" w:name="_Toc19"/>
       <w:r/>
       <w:bookmarkStart w:id="41" w:name="_Ref2"/>
       <w:r>
         <w:t xml:space="preserve">Приложение 2.</w:t>
       </w:r>
       <w:bookmarkEnd w:id="41"/>
+      <w:r/>
+      <w:bookmarkEnd w:id="61"/>
       <w:r/>
       <w:r/>
     </w:p>
@@ -19032,7 +17969,7 @@
     </w:p>
     <w:p>
       <w:pPr>
-        <w:pStyle w:val="1053"/>
+        <w:pStyle w:val="1063"/>
         <w:pBdr/>
         <w:spacing/>
         <w:ind/>
@@ -19040,23 +17977,26 @@
           <w:rFonts w:eastAsiaTheme="minorEastAsia"/>
         </w:rPr>
       </w:pPr>
+      <w:r/>
+      <w:bookmarkStart w:id="62" w:name="_Toc20"/>
       <w:r>
         <w:rPr>
           <w:rFonts w:eastAsiaTheme="minorEastAsia"/>
         </w:rPr>
       </w:r>
+      <w:bookmarkStart w:id="42" w:name="_Ref3"/>
+      <w:r>
+        <w:t xml:space="preserve">Приложение 3.</w:t>
+      </w:r>
+      <w:bookmarkEnd w:id="42"/>
       <w:r/>
-      <w:bookmarkStart w:id="42" w:name="_Ref3"/>
-      <w:r>
-        <w:t xml:space="preserve">Приложение 3.</w:t>
-      </w:r>
-      <w:bookmarkEnd w:id="42"/>
+      <w:bookmarkEnd w:id="62"/>
+      <w:r/>
       <w:r>
         <w:rPr>
           <w:rFonts w:eastAsiaTheme="minorEastAsia"/>
         </w:rPr>
       </w:r>
-      <w:r/>
     </w:p>
     <w:p>
       <w:pPr>
@@ -19068,7 +18008,6 @@
           <w:highlight w:val="none"/>
         </w:rPr>
       </w:pPr>
-      <w:r/>
       <w:r>
         <mc:AlternateContent>
           <mc:Choice Requires="wpg">
@@ -19138,7 +18077,11 @@
           </mc:Fallback>
         </mc:AlternateContent>
       </w:r>
-      <w:r/>
+      <w:r>
+        <w:rPr>
+          <w:highlight w:val="none"/>
+        </w:rPr>
+      </w:r>
       <w:r>
         <w:rPr>
           <w:highlight w:val="none"/>
@@ -19167,7 +18110,7 @@
     <w:p>
       <w:pPr>
         <w:pBdr/>
-        <w:shd w:val="nil"/>
+        <w:shd w:val="nil" w:color="auto"/>
         <w:spacing/>
         <w:ind/>
         <w:rPr/>
@@ -19183,15 +18126,11 @@
           <w:highlight w:val="none"/>
         </w:rPr>
       </w:r>
-      <w:r>
-        <w:rPr>
-          <w:highlight w:val="none"/>
-        </w:rPr>
-      </w:r>
+      <w:r/>
     </w:p>
     <w:p>
       <w:pPr>
-        <w:pStyle w:val="1053"/>
+        <w:pStyle w:val="1063"/>
         <w:pBdr/>
         <w:spacing/>
         <w:ind/>
@@ -19200,7 +18139,7 @@
         </w:rPr>
       </w:pPr>
       <w:r/>
-      <w:bookmarkStart w:id="39" w:name="_Toc175418240"/>
+      <w:bookmarkStart w:id="63" w:name="_Toc21"/>
       <w:r>
         <w:t xml:space="preserve">СПИСОК ИСПОЛЬЗОВАНН</w:t>
       </w:r>
@@ -19213,7 +18152,8 @@
       <w:r>
         <w:t xml:space="preserve">ИСТОЧНИКОВ</w:t>
       </w:r>
-      <w:bookmarkEnd w:id="39"/>
+      <w:r/>
+      <w:bookmarkEnd w:id="63"/>
       <w:r/>
       <w:r>
         <w:rPr>
@@ -19223,7 +18163,7 @@
     </w:p>
     <w:p>
       <w:pPr>
-        <w:pStyle w:val="1084"/>
+        <w:pStyle w:val="1094"/>
         <w:numPr>
           <w:ilvl w:val="0"/>
           <w:numId w:val="70"/>
@@ -19245,7 +18185,7 @@
       </w:r>
       <w:hyperlink r:id="rId39" w:tooltip="https://www.mathworks.com/help/matlab/" w:history="1">
         <w:r>
-          <w:t xml:space="preserve">https://www.mathworks.com/help/matlab/</w:t>
+          <w:t xml:space="preserve">https://www.mathworks.com/help/MATLAB/</w:t>
         </w:r>
       </w:hyperlink>
       <w:r>
@@ -19258,22 +18198,20 @@
       <w:r>
         <w:t xml:space="preserve">(дата обращения: 27.03.2026).</w:t>
       </w:r>
-      <w:r/>
       <w:r>
         <w:rPr>
           <w:highlight w:val="none"/>
-          <w:lang w:val="en-US"/>
-        </w:rPr>
-      </w:r>
-      <w:r>
-        <w:rPr>
-          <w:highlight w:val="none"/>
+        </w:rPr>
+      </w:r>
+      <w:r>
+        <w:rPr>
+          <w14:ligatures w14:val="none"/>
         </w:rPr>
       </w:r>
     </w:p>
     <w:p>
       <w:pPr>
-        <w:pStyle w:val="1084"/>
+        <w:pStyle w:val="1094"/>
         <w:numPr>
           <w:ilvl w:val="0"/>
           <w:numId w:val="70"/>
@@ -19295,7 +18233,7 @@
       </w:r>
       <w:hyperlink r:id="rId40" w:tooltip="https://docs.exponenta.ru/matlab/index.html" w:history="1">
         <w:r>
-          <w:t xml:space="preserve">https://docs.exponenta.ru/matlab/index.html</w:t>
+          <w:t xml:space="preserve">https://docs.exponenta.ru/MATLAB/index.html</w:t>
         </w:r>
       </w:hyperlink>
       <w:r>
@@ -19306,11 +18244,15 @@
           <w:highlight w:val="none"/>
         </w:rPr>
       </w:r>
-      <w:r/>
+      <w:r>
+        <w:rPr>
+          <w14:ligatures w14:val="none"/>
+        </w:rPr>
+      </w:r>
     </w:p>
     <w:p>
       <w:pPr>
-        <w:pStyle w:val="1084"/>
+        <w:pStyle w:val="1094"/>
         <w:numPr>
           <w:ilvl w:val="0"/>
           <w:numId w:val="70"/>
@@ -19332,17 +18274,21 @@
       </w:r>
       <w:hyperlink r:id="rId41" w:tooltip="https://www.mathworks.com/help/simulink/?utm_source=chatgpt.com" w:history="1">
         <w:r>
-          <w:t xml:space="preserve">https://www.mathworks.com/help/simulink/</w:t>
+          <w:t xml:space="preserve">https://www.mathworks.com/help/Simulink/</w:t>
         </w:r>
       </w:hyperlink>
       <w:r>
         <w:t xml:space="preserve"> (дата обращения: 27.03.2026)</w:t>
       </w:r>
-      <w:r/>
+      <w:r>
+        <w:rPr>
+          <w14:ligatures w14:val="none"/>
+        </w:rPr>
+      </w:r>
     </w:p>
     <w:p>
       <w:pPr>
-        <w:pStyle w:val="1084"/>
+        <w:pStyle w:val="1094"/>
         <w:numPr>
           <w:ilvl w:val="0"/>
           <w:numId w:val="70"/>
@@ -19354,24 +18300,26 @@
           <w14:ligatures w14:val="none"/>
         </w:rPr>
       </w:pPr>
-      <w:r/>
       <w:r>
         <w:t xml:space="preserve">Документация Simulink. — URL: </w:t>
       </w:r>
       <w:hyperlink r:id="rId42" w:tooltip="https://docs.exponenta.ru/simulink/index.html" w:history="1">
         <w:r>
-          <w:t xml:space="preserve">https://docs.exponenta.ru/simulink/index.html</w:t>
+          <w:t xml:space="preserve">https://docs.exponenta.ru/Simulink/index.html</w:t>
         </w:r>
       </w:hyperlink>
       <w:r>
         <w:t xml:space="preserve"> (дата обращения: 27.03.2026).</w:t>
       </w:r>
-      <w:r/>
-      <w:r/>
+      <w:r>
+        <w:rPr>
+          <w14:ligatures w14:val="none"/>
+        </w:rPr>
+      </w:r>
     </w:p>
     <w:p>
       <w:pPr>
-        <w:pStyle w:val="1084"/>
+        <w:pStyle w:val="1094"/>
         <w:numPr>
           <w:ilvl w:val="0"/>
           <w:numId w:val="70"/>
@@ -19415,13 +18363,13 @@
       </w:r>
       <w:r>
         <w:rPr>
-          <w:highlight w:val="none"/>
+          <w14:ligatures w14:val="none"/>
         </w:rPr>
       </w:r>
     </w:p>
     <w:p>
       <w:pPr>
-        <w:pStyle w:val="1084"/>
+        <w:pStyle w:val="1094"/>
         <w:numPr>
           <w:ilvl w:val="0"/>
           <w:numId w:val="70"/>
@@ -19463,7 +18411,11 @@
           <w:highlight w:val="none"/>
         </w:rPr>
       </w:r>
-      <w:r/>
+      <w:r>
+        <w:rPr>
+          <w14:ligatures w14:val="none"/>
+        </w:rPr>
+      </w:r>
     </w:p>
     <w:sectPr>
       <w:footnotePr/>
@@ -19546,7 +18498,7 @@
     <w:sdtContent>
       <w:p>
         <w:pPr>
-          <w:pStyle w:val="1078"/>
+          <w:pStyle w:val="1088"/>
           <w:pBdr/>
           <w:spacing/>
           <w:ind w:firstLine="0"/>
@@ -19593,53 +18545,53 @@
     <w:sdtContent>
       <w:p>
         <w:pPr>
-          <w:pStyle w:val="1078"/>
+          <w:pStyle w:val="1088"/>
           <w:framePr w:hAnchor="margin" w:vAnchor="text" w:wrap="none" w:xAlign="center" w:y="1"/>
           <w:pBdr/>
           <w:spacing/>
           <w:ind/>
           <w:rPr>
-            <w:rStyle w:val="1111"/>
+            <w:rStyle w:val="1121"/>
           </w:rPr>
         </w:pPr>
         <w:r>
           <w:rPr>
-            <w:rStyle w:val="1111"/>
+            <w:rStyle w:val="1121"/>
           </w:rPr>
           <w:fldChar w:fldCharType="begin"/>
         </w:r>
         <w:r>
           <w:rPr>
-            <w:rStyle w:val="1111"/>
+            <w:rStyle w:val="1121"/>
           </w:rPr>
           <w:instrText xml:space="preserve"> PAGE </w:instrText>
         </w:r>
         <w:r>
           <w:rPr>
-            <w:rStyle w:val="1111"/>
+            <w:rStyle w:val="1121"/>
           </w:rPr>
           <w:fldChar w:fldCharType="separate"/>
         </w:r>
         <w:r>
           <w:rPr>
-            <w:rStyle w:val="1111"/>
+            <w:rStyle w:val="1121"/>
           </w:rPr>
           <w:t xml:space="preserve">40</w:t>
         </w:r>
         <w:r>
           <w:rPr>
-            <w:rStyle w:val="1111"/>
+            <w:rStyle w:val="1121"/>
           </w:rPr>
           <w:fldChar w:fldCharType="end"/>
         </w:r>
         <w:r>
           <w:rPr>
-            <w:rStyle w:val="1111"/>
+            <w:rStyle w:val="1121"/>
           </w:rPr>
         </w:r>
         <w:r>
           <w:rPr>
-            <w:rStyle w:val="1111"/>
+            <w:rStyle w:val="1121"/>
           </w:rPr>
         </w:r>
       </w:p>
@@ -19647,7 +18599,7 @@
   </w:sdt>
   <w:p>
     <w:pPr>
-      <w:pStyle w:val="1078"/>
+      <w:pStyle w:val="1088"/>
       <w:pBdr/>
       <w:spacing/>
       <w:ind w:right="360"/>
@@ -20716,7 +19668,7 @@
         <w:spacing/>
         <w:ind w:hanging="360" w:left="720"/>
       </w:pPr>
-      <w:pStyle w:val="1087"/>
+      <w:pStyle w:val="1097"/>
       <w:rPr/>
       <w:start w:val="1"/>
       <w:suff w:val="tab"/>
@@ -30099,9 +29051,9 @@
     <w:lsdException w:name="Bibliography" w:uiPriority="37"/>
     <w:lsdException w:name="TOC Heading" w:uiPriority="39" w:qFormat="1"/>
   </w:latentStyles>
-  <w:style w:type="table" w:styleId="895">
+  <w:style w:type="table" w:styleId="905">
     <w:name w:val="Table Grid Light"/>
-    <w:basedOn w:val="1059"/>
+    <w:basedOn w:val="1069"/>
     <w:uiPriority w:val="59"/>
     <w:pPr>
       <w:pBdr/>
@@ -30298,9 +29250,9 @@
       </w:tcPr>
     </w:tblStylePr>
   </w:style>
-  <w:style w:type="table" w:styleId="896">
+  <w:style w:type="table" w:styleId="906">
     <w:name w:val="Plain Table 1"/>
-    <w:basedOn w:val="1059"/>
+    <w:basedOn w:val="1069"/>
     <w:uiPriority w:val="59"/>
     <w:pPr>
       <w:pBdr/>
@@ -30523,9 +29475,9 @@
       </w:tcPr>
     </w:tblStylePr>
   </w:style>
-  <w:style w:type="table" w:styleId="897">
+  <w:style w:type="table" w:styleId="907">
     <w:name w:val="Plain Table 2"/>
-    <w:basedOn w:val="1059"/>
+    <w:basedOn w:val="1069"/>
     <w:uiPriority w:val="59"/>
     <w:pPr>
       <w:pBdr/>
@@ -30756,9 +29708,9 @@
       </w:tcPr>
     </w:tblStylePr>
   </w:style>
-  <w:style w:type="table" w:styleId="898">
+  <w:style w:type="table" w:styleId="908">
     <w:name w:val="Plain Table 3"/>
-    <w:basedOn w:val="1059"/>
+    <w:basedOn w:val="1069"/>
     <w:uiPriority w:val="99"/>
     <w:pPr>
       <w:pBdr/>
@@ -30986,9 +29938,9 @@
       </w:tcPr>
     </w:tblStylePr>
   </w:style>
-  <w:style w:type="table" w:styleId="899">
+  <w:style w:type="table" w:styleId="909">
     <w:name w:val="Plain Table 4"/>
-    <w:basedOn w:val="1059"/>
+    <w:basedOn w:val="1069"/>
     <w:uiPriority w:val="99"/>
     <w:pPr>
       <w:pBdr/>
@@ -31202,9 +30154,9 @@
       </w:tcPr>
     </w:tblStylePr>
   </w:style>
-  <w:style w:type="table" w:styleId="900">
+  <w:style w:type="table" w:styleId="910">
     <w:name w:val="Plain Table 5"/>
-    <w:basedOn w:val="1059"/>
+    <w:basedOn w:val="1069"/>
     <w:uiPriority w:val="99"/>
     <w:pPr>
       <w:pBdr/>
@@ -31435,9 +30387,9 @@
       </w:tcPr>
     </w:tblStylePr>
   </w:style>
-  <w:style w:type="table" w:styleId="901">
+  <w:style w:type="table" w:styleId="911">
     <w:name w:val="Grid Table 1 Light"/>
-    <w:basedOn w:val="1059"/>
+    <w:basedOn w:val="1069"/>
     <w:uiPriority w:val="99"/>
     <w:pPr>
       <w:pBdr/>
@@ -31658,9 +30610,9 @@
       </w:tcPr>
     </w:tblStylePr>
   </w:style>
-  <w:style w:type="table" w:styleId="902">
+  <w:style w:type="table" w:styleId="912">
     <w:name w:val="Grid Table 1 Light - Accent 1"/>
-    <w:basedOn w:val="1059"/>
+    <w:basedOn w:val="1069"/>
     <w:uiPriority w:val="99"/>
     <w:pPr>
       <w:pBdr/>
@@ -31881,9 +30833,9 @@
       </w:tcPr>
     </w:tblStylePr>
   </w:style>
-  <w:style w:type="table" w:styleId="903">
+  <w:style w:type="table" w:styleId="913">
     <w:name w:val="Grid Table 1 Light - Accent 2"/>
-    <w:basedOn w:val="1059"/>
+    <w:basedOn w:val="1069"/>
     <w:uiPriority w:val="99"/>
     <w:pPr>
       <w:pBdr/>
@@ -32104,9 +31056,9 @@
       </w:tcPr>
     </w:tblStylePr>
   </w:style>
-  <w:style w:type="table" w:styleId="904">
+  <w:style w:type="table" w:styleId="914">
     <w:name w:val="Grid Table 1 Light - Accent 3"/>
-    <w:basedOn w:val="1059"/>
+    <w:basedOn w:val="1069"/>
     <w:uiPriority w:val="99"/>
     <w:pPr>
       <w:pBdr/>
@@ -32327,9 +31279,9 @@
       </w:tcPr>
     </w:tblStylePr>
   </w:style>
-  <w:style w:type="table" w:styleId="905">
+  <w:style w:type="table" w:styleId="915">
     <w:name w:val="Grid Table 1 Light - Accent 4"/>
-    <w:basedOn w:val="1059"/>
+    <w:basedOn w:val="1069"/>
     <w:uiPriority w:val="99"/>
     <w:pPr>
       <w:pBdr/>
@@ -32550,9 +31502,9 @@
       </w:tcPr>
     </w:tblStylePr>
   </w:style>
-  <w:style w:type="table" w:styleId="906">
+  <w:style w:type="table" w:styleId="916">
     <w:name w:val="Grid Table 1 Light - Accent 5"/>
-    <w:basedOn w:val="1059"/>
+    <w:basedOn w:val="1069"/>
     <w:uiPriority w:val="99"/>
     <w:pPr>
       <w:pBdr/>
@@ -32773,9 +31725,9 @@
       </w:tcPr>
     </w:tblStylePr>
   </w:style>
-  <w:style w:type="table" w:styleId="907">
+  <w:style w:type="table" w:styleId="917">
     <w:name w:val="Grid Table 1 Light - Accent 6"/>
-    <w:basedOn w:val="1059"/>
+    <w:basedOn w:val="1069"/>
     <w:uiPriority w:val="99"/>
     <w:pPr>
       <w:pBdr/>
@@ -32996,9 +31948,9 @@
       </w:tcPr>
     </w:tblStylePr>
   </w:style>
-  <w:style w:type="table" w:styleId="908">
+  <w:style w:type="table" w:styleId="918">
     <w:name w:val="Grid Table 2"/>
-    <w:basedOn w:val="1059"/>
+    <w:basedOn w:val="1069"/>
     <w:uiPriority w:val="99"/>
     <w:pPr>
       <w:pBdr/>
@@ -33228,9 +32180,9 @@
       </w:tcPr>
     </w:tblStylePr>
   </w:style>
-  <w:style w:type="table" w:styleId="909">
+  <w:style w:type="table" w:styleId="919">
     <w:name w:val="Grid Table 2 - Accent 1"/>
-    <w:basedOn w:val="1059"/>
+    <w:basedOn w:val="1069"/>
     <w:uiPriority w:val="99"/>
     <w:pPr>
       <w:pBdr/>
@@ -33460,9 +32412,9 @@
       </w:tcPr>
     </w:tblStylePr>
   </w:style>
-  <w:style w:type="table" w:styleId="910">
+  <w:style w:type="table" w:styleId="920">
     <w:name w:val="Grid Table 2 - Accent 2"/>
-    <w:basedOn w:val="1059"/>
+    <w:basedOn w:val="1069"/>
     <w:uiPriority w:val="99"/>
     <w:pPr>
       <w:pBdr/>
@@ -33692,9 +32644,9 @@
       </w:tcPr>
     </w:tblStylePr>
   </w:style>
-  <w:style w:type="table" w:styleId="911">
+  <w:style w:type="table" w:styleId="921">
     <w:name w:val="Grid Table 2 - Accent 3"/>
-    <w:basedOn w:val="1059"/>
+    <w:basedOn w:val="1069"/>
     <w:uiPriority w:val="99"/>
     <w:pPr>
       <w:pBdr/>
@@ -33924,9 +32876,9 @@
       </w:tcPr>
     </w:tblStylePr>
   </w:style>
-  <w:style w:type="table" w:styleId="912">
+  <w:style w:type="table" w:styleId="922">
     <w:name w:val="Grid Table 2 - Accent 4"/>
-    <w:basedOn w:val="1059"/>
+    <w:basedOn w:val="1069"/>
     <w:uiPriority w:val="99"/>
     <w:pPr>
       <w:pBdr/>
@@ -34156,9 +33108,9 @@
       </w:tcPr>
     </w:tblStylePr>
   </w:style>
-  <w:style w:type="table" w:styleId="913">
+  <w:style w:type="table" w:styleId="923">
     <w:name w:val="Grid Table 2 - Accent 5"/>
-    <w:basedOn w:val="1059"/>
+    <w:basedOn w:val="1069"/>
     <w:uiPriority w:val="99"/>
     <w:pPr>
       <w:pBdr/>
@@ -34388,9 +33340,9 @@
       </w:tcPr>
     </w:tblStylePr>
   </w:style>
-  <w:style w:type="table" w:styleId="914">
+  <w:style w:type="table" w:styleId="924">
     <w:name w:val="Grid Table 2 - Accent 6"/>
-    <w:basedOn w:val="1059"/>
+    <w:basedOn w:val="1069"/>
     <w:uiPriority w:val="99"/>
     <w:pPr>
       <w:pBdr/>
@@ -34620,9 +33572,9 @@
       </w:tcPr>
     </w:tblStylePr>
   </w:style>
-  <w:style w:type="table" w:styleId="915">
+  <w:style w:type="table" w:styleId="925">
     <w:name w:val="Grid Table 3"/>
-    <w:basedOn w:val="1059"/>
+    <w:basedOn w:val="1069"/>
     <w:uiPriority w:val="99"/>
     <w:pPr>
       <w:pBdr/>
@@ -34865,9 +33817,9 @@
       </w:tcPr>
     </w:tblStylePr>
   </w:style>
-  <w:style w:type="table" w:styleId="916">
+  <w:style w:type="table" w:styleId="926">
     <w:name w:val="Grid Table 3 - Accent 1"/>
-    <w:basedOn w:val="1059"/>
+    <w:basedOn w:val="1069"/>
     <w:uiPriority w:val="99"/>
     <w:pPr>
       <w:pBdr/>
@@ -35110,9 +34062,9 @@
       </w:tcPr>
     </w:tblStylePr>
   </w:style>
-  <w:style w:type="table" w:styleId="917">
+  <w:style w:type="table" w:styleId="927">
     <w:name w:val="Grid Table 3 - Accent 2"/>
-    <w:basedOn w:val="1059"/>
+    <w:basedOn w:val="1069"/>
     <w:uiPriority w:val="99"/>
     <w:pPr>
       <w:pBdr/>
@@ -35355,9 +34307,9 @@
       </w:tcPr>
     </w:tblStylePr>
   </w:style>
-  <w:style w:type="table" w:styleId="918">
+  <w:style w:type="table" w:styleId="928">
     <w:name w:val="Grid Table 3 - Accent 3"/>
-    <w:basedOn w:val="1059"/>
+    <w:basedOn w:val="1069"/>
     <w:uiPriority w:val="99"/>
     <w:pPr>
       <w:pBdr/>
@@ -35600,9 +34552,9 @@
       </w:tcPr>
     </w:tblStylePr>
   </w:style>
-  <w:style w:type="table" w:styleId="919">
+  <w:style w:type="table" w:styleId="929">
     <w:name w:val="Grid Table 3 - Accent 4"/>
-    <w:basedOn w:val="1059"/>
+    <w:basedOn w:val="1069"/>
     <w:uiPriority w:val="99"/>
     <w:pPr>
       <w:pBdr/>
@@ -35845,9 +34797,9 @@
       </w:tcPr>
     </w:tblStylePr>
   </w:style>
-  <w:style w:type="table" w:styleId="920">
+  <w:style w:type="table" w:styleId="930">
     <w:name w:val="Grid Table 3 - Accent 5"/>
-    <w:basedOn w:val="1059"/>
+    <w:basedOn w:val="1069"/>
     <w:uiPriority w:val="99"/>
     <w:pPr>
       <w:pBdr/>
@@ -36090,9 +35042,9 @@
       </w:tcPr>
     </w:tblStylePr>
   </w:style>
-  <w:style w:type="table" w:styleId="921">
+  <w:style w:type="table" w:styleId="931">
     <w:name w:val="Grid Table 3 - Accent 6"/>
-    <w:basedOn w:val="1059"/>
+    <w:basedOn w:val="1069"/>
     <w:uiPriority w:val="99"/>
     <w:pPr>
       <w:pBdr/>
@@ -36335,9 +35287,9 @@
       </w:tcPr>
     </w:tblStylePr>
   </w:style>
-  <w:style w:type="table" w:styleId="922">
+  <w:style w:type="table" w:styleId="932">
     <w:name w:val="Grid Table 4"/>
-    <w:basedOn w:val="1059"/>
+    <w:basedOn w:val="1069"/>
     <w:uiPriority w:val="59"/>
     <w:pPr>
       <w:pBdr/>
@@ -36568,9 +35520,9 @@
       </w:tcPr>
     </w:tblStylePr>
   </w:style>
-  <w:style w:type="table" w:styleId="923">
+  <w:style w:type="table" w:styleId="933">
     <w:name w:val="Grid Table 4 - Accent 1"/>
-    <w:basedOn w:val="1059"/>
+    <w:basedOn w:val="1069"/>
     <w:uiPriority w:val="59"/>
     <w:pPr>
       <w:pBdr/>
@@ -36801,9 +35753,9 @@
       </w:tcPr>
     </w:tblStylePr>
   </w:style>
-  <w:style w:type="table" w:styleId="924">
+  <w:style w:type="table" w:styleId="934">
     <w:name w:val="Grid Table 4 - Accent 2"/>
-    <w:basedOn w:val="1059"/>
+    <w:basedOn w:val="1069"/>
     <w:uiPriority w:val="59"/>
     <w:pPr>
       <w:pBdr/>
@@ -37034,9 +35986,9 @@
       </w:tcPr>
     </w:tblStylePr>
   </w:style>
-  <w:style w:type="table" w:styleId="925">
+  <w:style w:type="table" w:styleId="935">
     <w:name w:val="Grid Table 4 - Accent 3"/>
-    <w:basedOn w:val="1059"/>
+    <w:basedOn w:val="1069"/>
     <w:uiPriority w:val="59"/>
     <w:pPr>
       <w:pBdr/>
@@ -37267,9 +36219,9 @@
       </w:tcPr>
     </w:tblStylePr>
   </w:style>
-  <w:style w:type="table" w:styleId="926">
+  <w:style w:type="table" w:styleId="936">
     <w:name w:val="Grid Table 4 - Accent 4"/>
-    <w:basedOn w:val="1059"/>
+    <w:basedOn w:val="1069"/>
     <w:uiPriority w:val="59"/>
     <w:pPr>
       <w:pBdr/>
@@ -37500,9 +36452,9 @@
       </w:tcPr>
     </w:tblStylePr>
   </w:style>
-  <w:style w:type="table" w:styleId="927">
+  <w:style w:type="table" w:styleId="937">
     <w:name w:val="Grid Table 4 - Accent 5"/>
-    <w:basedOn w:val="1059"/>
+    <w:basedOn w:val="1069"/>
     <w:uiPriority w:val="59"/>
     <w:pPr>
       <w:pBdr/>
@@ -37733,9 +36685,9 @@
       </w:tcPr>
     </w:tblStylePr>
   </w:style>
-  <w:style w:type="table" w:styleId="928">
+  <w:style w:type="table" w:styleId="938">
     <w:name w:val="Grid Table 4 - Accent 6"/>
-    <w:basedOn w:val="1059"/>
+    <w:basedOn w:val="1069"/>
     <w:uiPriority w:val="59"/>
     <w:pPr>
       <w:pBdr/>
@@ -37966,9 +36918,9 @@
       </w:tcPr>
     </w:tblStylePr>
   </w:style>
-  <w:style w:type="table" w:styleId="929">
+  <w:style w:type="table" w:styleId="939">
     <w:name w:val="Grid Table 5 Dark"/>
-    <w:basedOn w:val="1059"/>
+    <w:basedOn w:val="1069"/>
     <w:uiPriority w:val="99"/>
     <w:pPr>
       <w:pBdr/>
@@ -38194,9 +37146,9 @@
       </w:tcPr>
     </w:tblStylePr>
   </w:style>
-  <w:style w:type="table" w:styleId="930">
+  <w:style w:type="table" w:styleId="940">
     <w:name w:val="Grid Table 5 Dark- Accent 1"/>
-    <w:basedOn w:val="1059"/>
+    <w:basedOn w:val="1069"/>
     <w:uiPriority w:val="99"/>
     <w:pPr>
       <w:pBdr/>
@@ -38422,9 +37374,9 @@
       </w:tcPr>
     </w:tblStylePr>
   </w:style>
-  <w:style w:type="table" w:styleId="931">
+  <w:style w:type="table" w:styleId="941">
     <w:name w:val="Grid Table 5 Dark - Accent 2"/>
-    <w:basedOn w:val="1059"/>
+    <w:basedOn w:val="1069"/>
     <w:uiPriority w:val="99"/>
     <w:pPr>
       <w:pBdr/>
@@ -38650,9 +37602,9 @@
       </w:tcPr>
     </w:tblStylePr>
   </w:style>
-  <w:style w:type="table" w:styleId="932">
+  <w:style w:type="table" w:styleId="942">
     <w:name w:val="Grid Table 5 Dark - Accent 3"/>
-    <w:basedOn w:val="1059"/>
+    <w:basedOn w:val="1069"/>
     <w:uiPriority w:val="99"/>
     <w:pPr>
       <w:pBdr/>
@@ -38878,9 +37830,9 @@
       </w:tcPr>
     </w:tblStylePr>
   </w:style>
-  <w:style w:type="table" w:styleId="933">
+  <w:style w:type="table" w:styleId="943">
     <w:name w:val="Grid Table 5 Dark- Accent 4"/>
-    <w:basedOn w:val="1059"/>
+    <w:basedOn w:val="1069"/>
     <w:uiPriority w:val="99"/>
     <w:pPr>
       <w:pBdr/>
@@ -39106,9 +38058,9 @@
       </w:tcPr>
     </w:tblStylePr>
   </w:style>
-  <w:style w:type="table" w:styleId="934">
+  <w:style w:type="table" w:styleId="944">
     <w:name w:val="Grid Table 5 Dark - Accent 5"/>
-    <w:basedOn w:val="1059"/>
+    <w:basedOn w:val="1069"/>
     <w:uiPriority w:val="99"/>
     <w:pPr>
       <w:pBdr/>
@@ -39334,9 +38286,9 @@
       </w:tcPr>
     </w:tblStylePr>
   </w:style>
-  <w:style w:type="table" w:styleId="935">
+  <w:style w:type="table" w:styleId="945">
     <w:name w:val="Grid Table 5 Dark - Accent 6"/>
-    <w:basedOn w:val="1059"/>
+    <w:basedOn w:val="1069"/>
     <w:uiPriority w:val="99"/>
     <w:pPr>
       <w:pBdr/>
@@ -39562,9 +38514,9 @@
       </w:tcPr>
     </w:tblStylePr>
   </w:style>
-  <w:style w:type="table" w:styleId="936">
+  <w:style w:type="table" w:styleId="946">
     <w:name w:val="Grid Table 6 Colorful"/>
-    <w:basedOn w:val="1059"/>
+    <w:basedOn w:val="1069"/>
     <w:uiPriority w:val="99"/>
     <w:pPr>
       <w:pBdr/>
@@ -39792,9 +38744,9 @@
       </w:tcPr>
     </w:tblStylePr>
   </w:style>
-  <w:style w:type="table" w:styleId="937">
+  <w:style w:type="table" w:styleId="947">
     <w:name w:val="Grid Table 6 Colorful - Accent 1"/>
-    <w:basedOn w:val="1059"/>
+    <w:basedOn w:val="1069"/>
     <w:uiPriority w:val="99"/>
     <w:pPr>
       <w:pBdr/>
@@ -40022,9 +38974,9 @@
       </w:tcPr>
     </w:tblStylePr>
   </w:style>
-  <w:style w:type="table" w:styleId="938">
+  <w:style w:type="table" w:styleId="948">
     <w:name w:val="Grid Table 6 Colorful - Accent 2"/>
-    <w:basedOn w:val="1059"/>
+    <w:basedOn w:val="1069"/>
     <w:uiPriority w:val="99"/>
     <w:pPr>
       <w:pBdr/>
@@ -40252,9 +39204,9 @@
       </w:tcPr>
     </w:tblStylePr>
   </w:style>
-  <w:style w:type="table" w:styleId="939">
+  <w:style w:type="table" w:styleId="949">
     <w:name w:val="Grid Table 6 Colorful - Accent 3"/>
-    <w:basedOn w:val="1059"/>
+    <w:basedOn w:val="1069"/>
     <w:uiPriority w:val="99"/>
     <w:pPr>
       <w:pBdr/>
@@ -40482,9 +39434,9 @@
       </w:tcPr>
     </w:tblStylePr>
   </w:style>
-  <w:style w:type="table" w:styleId="940">
+  <w:style w:type="table" w:styleId="950">
     <w:name w:val="Grid Table 6 Colorful - Accent 4"/>
-    <w:basedOn w:val="1059"/>
+    <w:basedOn w:val="1069"/>
     <w:uiPriority w:val="99"/>
     <w:pPr>
       <w:pBdr/>
@@ -40712,9 +39664,9 @@
       </w:tcPr>
     </w:tblStylePr>
   </w:style>
-  <w:style w:type="table" w:styleId="941">
+  <w:style w:type="table" w:styleId="951">
     <w:name w:val="Grid Table 6 Colorful - Accent 5"/>
-    <w:basedOn w:val="1059"/>
+    <w:basedOn w:val="1069"/>
     <w:uiPriority w:val="99"/>
     <w:pPr>
       <w:pBdr/>
@@ -40942,9 +39894,9 @@
       </w:tcPr>
     </w:tblStylePr>
   </w:style>
-  <w:style w:type="table" w:styleId="942">
+  <w:style w:type="table" w:styleId="952">
     <w:name w:val="Grid Table 6 Colorful - Accent 6"/>
-    <w:basedOn w:val="1059"/>
+    <w:basedOn w:val="1069"/>
     <w:uiPriority w:val="99"/>
     <w:pPr>
       <w:pBdr/>
@@ -41172,9 +40124,9 @@
       </w:tcPr>
     </w:tblStylePr>
   </w:style>
-  <w:style w:type="table" w:styleId="943">
+  <w:style w:type="table" w:styleId="953">
     <w:name w:val="Grid Table 7 Colorful"/>
-    <w:basedOn w:val="1059"/>
+    <w:basedOn w:val="1069"/>
     <w:uiPriority w:val="99"/>
     <w:pPr>
       <w:pBdr/>
@@ -41426,9 +40378,9 @@
       </w:tcPr>
     </w:tblStylePr>
   </w:style>
-  <w:style w:type="table" w:styleId="944">
+  <w:style w:type="table" w:styleId="954">
     <w:name w:val="Grid Table 7 Colorful - Accent 1"/>
-    <w:basedOn w:val="1059"/>
+    <w:basedOn w:val="1069"/>
     <w:uiPriority w:val="99"/>
     <w:pPr>
       <w:pBdr/>
@@ -41680,9 +40632,9 @@
       </w:tcPr>
     </w:tblStylePr>
   </w:style>
-  <w:style w:type="table" w:styleId="945">
+  <w:style w:type="table" w:styleId="955">
     <w:name w:val="Grid Table 7 Colorful - Accent 2"/>
-    <w:basedOn w:val="1059"/>
+    <w:basedOn w:val="1069"/>
     <w:uiPriority w:val="99"/>
     <w:pPr>
       <w:pBdr/>
@@ -41934,9 +40886,9 @@
       </w:tcPr>
     </w:tblStylePr>
   </w:style>
-  <w:style w:type="table" w:styleId="946">
+  <w:style w:type="table" w:styleId="956">
     <w:name w:val="Grid Table 7 Colorful - Accent 3"/>
-    <w:basedOn w:val="1059"/>
+    <w:basedOn w:val="1069"/>
     <w:uiPriority w:val="99"/>
     <w:pPr>
       <w:pBdr/>
@@ -42188,9 +41140,9 @@
       </w:tcPr>
     </w:tblStylePr>
   </w:style>
-  <w:style w:type="table" w:styleId="947">
+  <w:style w:type="table" w:styleId="957">
     <w:name w:val="Grid Table 7 Colorful - Accent 4"/>
-    <w:basedOn w:val="1059"/>
+    <w:basedOn w:val="1069"/>
     <w:uiPriority w:val="99"/>
     <w:pPr>
       <w:pBdr/>
@@ -42442,9 +41394,9 @@
       </w:tcPr>
     </w:tblStylePr>
   </w:style>
-  <w:style w:type="table" w:styleId="948">
+  <w:style w:type="table" w:styleId="958">
     <w:name w:val="Grid Table 7 Colorful - Accent 5"/>
-    <w:basedOn w:val="1059"/>
+    <w:basedOn w:val="1069"/>
     <w:uiPriority w:val="99"/>
     <w:pPr>
       <w:pBdr/>
@@ -42696,9 +41648,9 @@
       </w:tcPr>
     </w:tblStylePr>
   </w:style>
-  <w:style w:type="table" w:styleId="949">
+  <w:style w:type="table" w:styleId="959">
     <w:name w:val="Grid Table 7 Colorful - Accent 6"/>
-    <w:basedOn w:val="1059"/>
+    <w:basedOn w:val="1069"/>
     <w:uiPriority w:val="99"/>
     <w:pPr>
       <w:pBdr/>
@@ -42950,9 +41902,9 @@
       </w:tcPr>
     </w:tblStylePr>
   </w:style>
-  <w:style w:type="table" w:styleId="950">
+  <w:style w:type="table" w:styleId="960">
     <w:name w:val="List Table 1 Light"/>
-    <w:basedOn w:val="1059"/>
+    <w:basedOn w:val="1069"/>
     <w:uiPriority w:val="99"/>
     <w:pPr>
       <w:pBdr/>
@@ -43166,9 +42118,9 @@
       </w:tcPr>
     </w:tblStylePr>
   </w:style>
-  <w:style w:type="table" w:styleId="951">
+  <w:style w:type="table" w:styleId="961">
     <w:name w:val="List Table 1 Light - Accent 1"/>
-    <w:basedOn w:val="1059"/>
+    <w:basedOn w:val="1069"/>
     <w:uiPriority w:val="99"/>
     <w:pPr>
       <w:pBdr/>
@@ -43382,9 +42334,9 @@
       </w:tcPr>
     </w:tblStylePr>
   </w:style>
-  <w:style w:type="table" w:styleId="952">
+  <w:style w:type="table" w:styleId="962">
     <w:name w:val="List Table 1 Light - Accent 2"/>
-    <w:basedOn w:val="1059"/>
+    <w:basedOn w:val="1069"/>
     <w:uiPriority w:val="99"/>
     <w:pPr>
       <w:pBdr/>
@@ -43598,9 +42550,9 @@
       </w:tcPr>
     </w:tblStylePr>
   </w:style>
-  <w:style w:type="table" w:styleId="953">
+  <w:style w:type="table" w:styleId="963">
     <w:name w:val="List Table 1 Light - Accent 3"/>
-    <w:basedOn w:val="1059"/>
+    <w:basedOn w:val="1069"/>
     <w:uiPriority w:val="99"/>
     <w:pPr>
       <w:pBdr/>
@@ -43814,9 +42766,9 @@
       </w:tcPr>
     </w:tblStylePr>
   </w:style>
-  <w:style w:type="table" w:styleId="954">
+  <w:style w:type="table" w:styleId="964">
     <w:name w:val="List Table 1 Light - Accent 4"/>
-    <w:basedOn w:val="1059"/>
+    <w:basedOn w:val="1069"/>
     <w:uiPriority w:val="99"/>
     <w:pPr>
       <w:pBdr/>
@@ -44030,9 +42982,9 @@
       </w:tcPr>
     </w:tblStylePr>
   </w:style>
-  <w:style w:type="table" w:styleId="955">
+  <w:style w:type="table" w:styleId="965">
     <w:name w:val="List Table 1 Light - Accent 5"/>
-    <w:basedOn w:val="1059"/>
+    <w:basedOn w:val="1069"/>
     <w:uiPriority w:val="99"/>
     <w:pPr>
       <w:pBdr/>
@@ -44246,9 +43198,9 @@
       </w:tcPr>
     </w:tblStylePr>
   </w:style>
-  <w:style w:type="table" w:styleId="956">
+  <w:style w:type="table" w:styleId="966">
     <w:name w:val="List Table 1 Light - Accent 6"/>
-    <w:basedOn w:val="1059"/>
+    <w:basedOn w:val="1069"/>
     <w:uiPriority w:val="99"/>
     <w:pPr>
       <w:pBdr/>
@@ -44462,9 +43414,9 @@
       </w:tcPr>
     </w:tblStylePr>
   </w:style>
-  <w:style w:type="table" w:styleId="957">
+  <w:style w:type="table" w:styleId="967">
     <w:name w:val="List Table 2"/>
-    <w:basedOn w:val="1059"/>
+    <w:basedOn w:val="1069"/>
     <w:uiPriority w:val="99"/>
     <w:pPr>
       <w:pBdr/>
@@ -44700,9 +43652,9 @@
       </w:tcPr>
     </w:tblStylePr>
   </w:style>
-  <w:style w:type="table" w:styleId="958">
+  <w:style w:type="table" w:styleId="968">
     <w:name w:val="List Table 2 - Accent 1"/>
-    <w:basedOn w:val="1059"/>
+    <w:basedOn w:val="1069"/>
     <w:uiPriority w:val="99"/>
     <w:pPr>
       <w:pBdr/>
@@ -44938,9 +43890,9 @@
       </w:tcPr>
     </w:tblStylePr>
   </w:style>
-  <w:style w:type="table" w:styleId="959">
+  <w:style w:type="table" w:styleId="969">
     <w:name w:val="List Table 2 - Accent 2"/>
-    <w:basedOn w:val="1059"/>
+    <w:basedOn w:val="1069"/>
     <w:uiPriority w:val="99"/>
     <w:pPr>
       <w:pBdr/>
@@ -45176,9 +44128,9 @@
       </w:tcPr>
     </w:tblStylePr>
   </w:style>
-  <w:style w:type="table" w:styleId="960">
+  <w:style w:type="table" w:styleId="970">
     <w:name w:val="List Table 2 - Accent 3"/>
-    <w:basedOn w:val="1059"/>
+    <w:basedOn w:val="1069"/>
     <w:uiPriority w:val="99"/>
     <w:pPr>
       <w:pBdr/>
@@ -45414,9 +44366,9 @@
       </w:tcPr>
     </w:tblStylePr>
   </w:style>
-  <w:style w:type="table" w:styleId="961">
+  <w:style w:type="table" w:styleId="971">
     <w:name w:val="List Table 2 - Accent 4"/>
-    <w:basedOn w:val="1059"/>
+    <w:basedOn w:val="1069"/>
     <w:uiPriority w:val="99"/>
     <w:pPr>
       <w:pBdr/>
@@ -45652,9 +44604,9 @@
       </w:tcPr>
     </w:tblStylePr>
   </w:style>
-  <w:style w:type="table" w:styleId="962">
+  <w:style w:type="table" w:styleId="972">
     <w:name w:val="List Table 2 - Accent 5"/>
-    <w:basedOn w:val="1059"/>
+    <w:basedOn w:val="1069"/>
     <w:uiPriority w:val="99"/>
     <w:pPr>
       <w:pBdr/>
@@ -45890,9 +44842,9 @@
       </w:tcPr>
     </w:tblStylePr>
   </w:style>
-  <w:style w:type="table" w:styleId="963">
+  <w:style w:type="table" w:styleId="973">
     <w:name w:val="List Table 2 - Accent 6"/>
-    <w:basedOn w:val="1059"/>
+    <w:basedOn w:val="1069"/>
     <w:uiPriority w:val="99"/>
     <w:pPr>
       <w:pBdr/>
@@ -46128,9 +45080,9 @@
       </w:tcPr>
     </w:tblStylePr>
   </w:style>
-  <w:style w:type="table" w:styleId="964">
+  <w:style w:type="table" w:styleId="974">
     <w:name w:val="List Table 3"/>
-    <w:basedOn w:val="1059"/>
+    <w:basedOn w:val="1069"/>
     <w:uiPriority w:val="99"/>
     <w:pPr>
       <w:pBdr/>
@@ -46356,9 +45308,9 @@
       </w:tcPr>
     </w:tblStylePr>
   </w:style>
-  <w:style w:type="table" w:styleId="965">
+  <w:style w:type="table" w:styleId="975">
     <w:name w:val="List Table 3 - Accent 1"/>
-    <w:basedOn w:val="1059"/>
+    <w:basedOn w:val="1069"/>
     <w:uiPriority w:val="99"/>
     <w:pPr>
       <w:pBdr/>
@@ -46584,9 +45536,9 @@
       </w:tcPr>
     </w:tblStylePr>
   </w:style>
-  <w:style w:type="table" w:styleId="966">
+  <w:style w:type="table" w:styleId="976">
     <w:name w:val="List Table 3 - Accent 2"/>
-    <w:basedOn w:val="1059"/>
+    <w:basedOn w:val="1069"/>
     <w:uiPriority w:val="99"/>
     <w:pPr>
       <w:pBdr/>
@@ -46812,9 +45764,9 @@
       </w:tcPr>
     </w:tblStylePr>
   </w:style>
-  <w:style w:type="table" w:styleId="967">
+  <w:style w:type="table" w:styleId="977">
     <w:name w:val="List Table 3 - Accent 3"/>
-    <w:basedOn w:val="1059"/>
+    <w:basedOn w:val="1069"/>
     <w:uiPriority w:val="99"/>
     <w:pPr>
       <w:pBdr/>
@@ -47040,9 +45992,9 @@
       </w:tcPr>
     </w:tblStylePr>
   </w:style>
-  <w:style w:type="table" w:styleId="968">
+  <w:style w:type="table" w:styleId="978">
     <w:name w:val="List Table 3 - Accent 4"/>
-    <w:basedOn w:val="1059"/>
+    <w:basedOn w:val="1069"/>
     <w:uiPriority w:val="99"/>
     <w:pPr>
       <w:pBdr/>
@@ -47268,9 +46220,9 @@
       </w:tcPr>
     </w:tblStylePr>
   </w:style>
-  <w:style w:type="table" w:styleId="969">
+  <w:style w:type="table" w:styleId="979">
     <w:name w:val="List Table 3 - Accent 5"/>
-    <w:basedOn w:val="1059"/>
+    <w:basedOn w:val="1069"/>
     <w:uiPriority w:val="99"/>
     <w:pPr>
       <w:pBdr/>
@@ -47496,9 +46448,9 @@
       </w:tcPr>
     </w:tblStylePr>
   </w:style>
-  <w:style w:type="table" w:styleId="970">
+  <w:style w:type="table" w:styleId="980">
     <w:name w:val="List Table 3 - Accent 6"/>
-    <w:basedOn w:val="1059"/>
+    <w:basedOn w:val="1069"/>
     <w:uiPriority w:val="99"/>
     <w:pPr>
       <w:pBdr/>
@@ -47724,9 +46676,9 @@
       </w:tcPr>
     </w:tblStylePr>
   </w:style>
-  <w:style w:type="table" w:styleId="971">
+  <w:style w:type="table" w:styleId="981">
     <w:name w:val="List Table 4"/>
-    <w:basedOn w:val="1059"/>
+    <w:basedOn w:val="1069"/>
     <w:uiPriority w:val="99"/>
     <w:pPr>
       <w:pBdr/>
@@ -47949,9 +46901,9 @@
       </w:tcPr>
     </w:tblStylePr>
   </w:style>
-  <w:style w:type="table" w:styleId="972">
+  <w:style w:type="table" w:styleId="982">
     <w:name w:val="List Table 4 - Accent 1"/>
-    <w:basedOn w:val="1059"/>
+    <w:basedOn w:val="1069"/>
     <w:uiPriority w:val="99"/>
     <w:pPr>
       <w:pBdr/>
@@ -48174,9 +47126,9 @@
       </w:tcPr>
     </w:tblStylePr>
   </w:style>
-  <w:style w:type="table" w:styleId="973">
+  <w:style w:type="table" w:styleId="983">
     <w:name w:val="List Table 4 - Accent 2"/>
-    <w:basedOn w:val="1059"/>
+    <w:basedOn w:val="1069"/>
     <w:uiPriority w:val="99"/>
     <w:pPr>
       <w:pBdr/>
@@ -48399,9 +47351,9 @@
       </w:tcPr>
     </w:tblStylePr>
   </w:style>
-  <w:style w:type="table" w:styleId="974">
+  <w:style w:type="table" w:styleId="984">
     <w:name w:val="List Table 4 - Accent 3"/>
-    <w:basedOn w:val="1059"/>
+    <w:basedOn w:val="1069"/>
     <w:uiPriority w:val="99"/>
     <w:pPr>
       <w:pBdr/>
@@ -48624,9 +47576,9 @@
       </w:tcPr>
     </w:tblStylePr>
   </w:style>
-  <w:style w:type="table" w:styleId="975">
+  <w:style w:type="table" w:styleId="985">
     <w:name w:val="List Table 4 - Accent 4"/>
-    <w:basedOn w:val="1059"/>
+    <w:basedOn w:val="1069"/>
     <w:uiPriority w:val="99"/>
     <w:pPr>
       <w:pBdr/>
@@ -48849,9 +47801,9 @@
       </w:tcPr>
     </w:tblStylePr>
   </w:style>
-  <w:style w:type="table" w:styleId="976">
+  <w:style w:type="table" w:styleId="986">
     <w:name w:val="List Table 4 - Accent 5"/>
-    <w:basedOn w:val="1059"/>
+    <w:basedOn w:val="1069"/>
     <w:uiPriority w:val="99"/>
     <w:pPr>
       <w:pBdr/>
@@ -49074,9 +48026,9 @@
       </w:tcPr>
     </w:tblStylePr>
   </w:style>
-  <w:style w:type="table" w:styleId="977">
+  <w:style w:type="table" w:styleId="987">
     <w:name w:val="List Table 4 - Accent 6"/>
-    <w:basedOn w:val="1059"/>
+    <w:basedOn w:val="1069"/>
     <w:uiPriority w:val="99"/>
     <w:pPr>
       <w:pBdr/>
@@ -49299,9 +48251,9 @@
       </w:tcPr>
     </w:tblStylePr>
   </w:style>
-  <w:style w:type="table" w:styleId="978">
+  <w:style w:type="table" w:styleId="988">
     <w:name w:val="List Table 5 Dark"/>
-    <w:basedOn w:val="1059"/>
+    <w:basedOn w:val="1069"/>
     <w:uiPriority w:val="99"/>
     <w:pPr>
       <w:pBdr/>
@@ -49541,9 +48493,9 @@
       </w:tcPr>
     </w:tblStylePr>
   </w:style>
-  <w:style w:type="table" w:styleId="979">
+  <w:style w:type="table" w:styleId="989">
     <w:name w:val="List Table 5 Dark - Accent 1"/>
-    <w:basedOn w:val="1059"/>
+    <w:basedOn w:val="1069"/>
     <w:uiPriority w:val="99"/>
     <w:pPr>
       <w:pBdr/>
@@ -49783,9 +48735,9 @@
       </w:tcPr>
     </w:tblStylePr>
   </w:style>
-  <w:style w:type="table" w:styleId="980">
+  <w:style w:type="table" w:styleId="990">
     <w:name w:val="List Table 5 Dark - Accent 2"/>
-    <w:basedOn w:val="1059"/>
+    <w:basedOn w:val="1069"/>
     <w:uiPriority w:val="99"/>
     <w:pPr>
       <w:pBdr/>
@@ -50025,9 +48977,9 @@
       </w:tcPr>
     </w:tblStylePr>
   </w:style>
-  <w:style w:type="table" w:styleId="981">
+  <w:style w:type="table" w:styleId="991">
     <w:name w:val="List Table 5 Dark - Accent 3"/>
-    <w:basedOn w:val="1059"/>
+    <w:basedOn w:val="1069"/>
     <w:uiPriority w:val="99"/>
     <w:pPr>
       <w:pBdr/>
@@ -50267,9 +49219,9 @@
       </w:tcPr>
     </w:tblStylePr>
   </w:style>
-  <w:style w:type="table" w:styleId="982">
+  <w:style w:type="table" w:styleId="992">
     <w:name w:val="List Table 5 Dark - Accent 4"/>
-    <w:basedOn w:val="1059"/>
+    <w:basedOn w:val="1069"/>
     <w:uiPriority w:val="99"/>
     <w:pPr>
       <w:pBdr/>
@@ -50509,9 +49461,9 @@
       </w:tcPr>
     </w:tblStylePr>
   </w:style>
-  <w:style w:type="table" w:styleId="983">
+  <w:style w:type="table" w:styleId="993">
     <w:name w:val="List Table 5 Dark - Accent 5"/>
-    <w:basedOn w:val="1059"/>
+    <w:basedOn w:val="1069"/>
     <w:uiPriority w:val="99"/>
     <w:pPr>
       <w:pBdr/>
@@ -50751,9 +49703,9 @@
       </w:tcPr>
     </w:tblStylePr>
   </w:style>
-  <w:style w:type="table" w:styleId="984">
+  <w:style w:type="table" w:styleId="994">
     <w:name w:val="List Table 5 Dark - Accent 6"/>
-    <w:basedOn w:val="1059"/>
+    <w:basedOn w:val="1069"/>
     <w:uiPriority w:val="99"/>
     <w:pPr>
       <w:pBdr/>
@@ -50993,9 +49945,9 @@
       </w:tcPr>
     </w:tblStylePr>
   </w:style>
-  <w:style w:type="table" w:styleId="985">
+  <w:style w:type="table" w:styleId="995">
     <w:name w:val="List Table 6 Colorful"/>
-    <w:basedOn w:val="1059"/>
+    <w:basedOn w:val="1069"/>
     <w:uiPriority w:val="99"/>
     <w:pPr>
       <w:pBdr/>
@@ -51216,9 +50168,9 @@
       </w:tcPr>
     </w:tblStylePr>
   </w:style>
-  <w:style w:type="table" w:styleId="986">
+  <w:style w:type="table" w:styleId="996">
     <w:name w:val="List Table 6 Colorful - Accent 1"/>
-    <w:basedOn w:val="1059"/>
+    <w:basedOn w:val="1069"/>
     <w:uiPriority w:val="99"/>
     <w:pPr>
       <w:pBdr/>
@@ -51439,9 +50391,9 @@
       </w:tcPr>
     </w:tblStylePr>
   </w:style>
-  <w:style w:type="table" w:styleId="987">
+  <w:style w:type="table" w:styleId="997">
     <w:name w:val="List Table 6 Colorful - Accent 2"/>
-    <w:basedOn w:val="1059"/>
+    <w:basedOn w:val="1069"/>
     <w:uiPriority w:val="99"/>
     <w:pPr>
       <w:pBdr/>
@@ -51662,9 +50614,9 @@
       </w:tcPr>
     </w:tblStylePr>
   </w:style>
-  <w:style w:type="table" w:styleId="988">
+  <w:style w:type="table" w:styleId="998">
     <w:name w:val="List Table 6 Colorful - Accent 3"/>
-    <w:basedOn w:val="1059"/>
+    <w:basedOn w:val="1069"/>
     <w:uiPriority w:val="99"/>
     <w:pPr>
       <w:pBdr/>
@@ -51885,9 +50837,9 @@
       </w:tcPr>
     </w:tblStylePr>
   </w:style>
-  <w:style w:type="table" w:styleId="989">
+  <w:style w:type="table" w:styleId="999">
     <w:name w:val="List Table 6 Colorful - Accent 4"/>
-    <w:basedOn w:val="1059"/>
+    <w:basedOn w:val="1069"/>
     <w:uiPriority w:val="99"/>
     <w:pPr>
       <w:pBdr/>
@@ -52108,9 +51060,9 @@
       </w:tcPr>
     </w:tblStylePr>
   </w:style>
-  <w:style w:type="table" w:styleId="990">
+  <w:style w:type="table" w:styleId="1000">
     <w:name w:val="List Table 6 Colorful - Accent 5"/>
-    <w:basedOn w:val="1059"/>
+    <w:basedOn w:val="1069"/>
     <w:uiPriority w:val="99"/>
     <w:pPr>
       <w:pBdr/>
@@ -52331,9 +51283,9 @@
       </w:tcPr>
     </w:tblStylePr>
   </w:style>
-  <w:style w:type="table" w:styleId="991">
+  <w:style w:type="table" w:styleId="1001">
     <w:name w:val="List Table 6 Colorful - Accent 6"/>
-    <w:basedOn w:val="1059"/>
+    <w:basedOn w:val="1069"/>
     <w:uiPriority w:val="99"/>
     <w:pPr>
       <w:pBdr/>
@@ -52554,9 +51506,9 @@
       </w:tcPr>
     </w:tblStylePr>
   </w:style>
-  <w:style w:type="table" w:styleId="992">
+  <w:style w:type="table" w:styleId="1002">
     <w:name w:val="List Table 7 Colorful"/>
-    <w:basedOn w:val="1059"/>
+    <w:basedOn w:val="1069"/>
     <w:uiPriority w:val="99"/>
     <w:pPr>
       <w:pBdr/>
@@ -52810,9 +51762,9 @@
       </w:tcPr>
     </w:tblStylePr>
   </w:style>
-  <w:style w:type="table" w:styleId="993">
+  <w:style w:type="table" w:styleId="1003">
     <w:name w:val="List Table 7 Colorful - Accent 1"/>
-    <w:basedOn w:val="1059"/>
+    <w:basedOn w:val="1069"/>
     <w:uiPriority w:val="99"/>
     <w:pPr>
       <w:pBdr/>
@@ -53066,9 +52018,9 @@
       </w:tcPr>
     </w:tblStylePr>
   </w:style>
-  <w:style w:type="table" w:styleId="994">
+  <w:style w:type="table" w:styleId="1004">
     <w:name w:val="List Table 7 Colorful - Accent 2"/>
-    <w:basedOn w:val="1059"/>
+    <w:basedOn w:val="1069"/>
     <w:uiPriority w:val="99"/>
     <w:pPr>
       <w:pBdr/>
@@ -53322,9 +52274,9 @@
       </w:tcPr>
     </w:tblStylePr>
   </w:style>
-  <w:style w:type="table" w:styleId="995">
+  <w:style w:type="table" w:styleId="1005">
     <w:name w:val="List Table 7 Colorful - Accent 3"/>
-    <w:basedOn w:val="1059"/>
+    <w:basedOn w:val="1069"/>
     <w:uiPriority w:val="99"/>
     <w:pPr>
       <w:pBdr/>
@@ -53578,9 +52530,9 @@
       </w:tcPr>
     </w:tblStylePr>
   </w:style>
-  <w:style w:type="table" w:styleId="996">
+  <w:style w:type="table" w:styleId="1006">
     <w:name w:val="List Table 7 Colorful - Accent 4"/>
-    <w:basedOn w:val="1059"/>
+    <w:basedOn w:val="1069"/>
     <w:uiPriority w:val="99"/>
     <w:pPr>
       <w:pBdr/>
@@ -53834,9 +52786,9 @@
       </w:tcPr>
     </w:tblStylePr>
   </w:style>
-  <w:style w:type="table" w:styleId="997">
+  <w:style w:type="table" w:styleId="1007">
     <w:name w:val="List Table 7 Colorful - Accent 5"/>
-    <w:basedOn w:val="1059"/>
+    <w:basedOn w:val="1069"/>
     <w:uiPriority w:val="99"/>
     <w:pPr>
       <w:pBdr/>
@@ -54090,9 +53042,9 @@
       </w:tcPr>
     </w:tblStylePr>
   </w:style>
-  <w:style w:type="table" w:styleId="998">
+  <w:style w:type="table" w:styleId="1008">
     <w:name w:val="List Table 7 Colorful - Accent 6"/>
-    <w:basedOn w:val="1059"/>
+    <w:basedOn w:val="1069"/>
     <w:uiPriority w:val="99"/>
     <w:pPr>
       <w:pBdr/>
@@ -54346,9 +53298,9 @@
       </w:tcPr>
     </w:tblStylePr>
   </w:style>
-  <w:style w:type="table" w:styleId="999">
+  <w:style w:type="table" w:styleId="1009">
     <w:name w:val="Lined - Accent"/>
-    <w:basedOn w:val="1059"/>
+    <w:basedOn w:val="1069"/>
     <w:uiPriority w:val="99"/>
     <w:pPr>
       <w:pBdr/>
@@ -54583,9 +53535,9 @@
       </w:tcPr>
     </w:tblStylePr>
   </w:style>
-  <w:style w:type="table" w:styleId="1000">
+  <w:style w:type="table" w:styleId="1010">
     <w:name w:val="Lined - Accent 1"/>
-    <w:basedOn w:val="1059"/>
+    <w:basedOn w:val="1069"/>
     <w:uiPriority w:val="99"/>
     <w:pPr>
       <w:pBdr/>
@@ -54820,9 +53772,9 @@
       </w:tcPr>
     </w:tblStylePr>
   </w:style>
-  <w:style w:type="table" w:styleId="1001">
+  <w:style w:type="table" w:styleId="1011">
     <w:name w:val="Lined - Accent 2"/>
-    <w:basedOn w:val="1059"/>
+    <w:basedOn w:val="1069"/>
     <w:uiPriority w:val="99"/>
     <w:pPr>
       <w:pBdr/>
@@ -55057,9 +54009,9 @@
       </w:tcPr>
     </w:tblStylePr>
   </w:style>
-  <w:style w:type="table" w:styleId="1002">
+  <w:style w:type="table" w:styleId="1012">
     <w:name w:val="Lined - Accent 3"/>
-    <w:basedOn w:val="1059"/>
+    <w:basedOn w:val="1069"/>
     <w:uiPriority w:val="99"/>
     <w:pPr>
       <w:pBdr/>
@@ -55294,9 +54246,9 @@
       </w:tcPr>
     </w:tblStylePr>
   </w:style>
-  <w:style w:type="table" w:styleId="1003">
+  <w:style w:type="table" w:styleId="1013">
     <w:name w:val="Lined - Accent 4"/>
-    <w:basedOn w:val="1059"/>
+    <w:basedOn w:val="1069"/>
     <w:uiPriority w:val="99"/>
     <w:pPr>
       <w:pBdr/>
@@ -55531,9 +54483,9 @@
       </w:tcPr>
     </w:tblStylePr>
   </w:style>
-  <w:style w:type="table" w:styleId="1004">
+  <w:style w:type="table" w:styleId="1014">
     <w:name w:val="Lined - Accent 5"/>
-    <w:basedOn w:val="1059"/>
+    <w:basedOn w:val="1069"/>
     <w:uiPriority w:val="99"/>
     <w:pPr>
       <w:pBdr/>
@@ -55768,9 +54720,9 @@
       </w:tcPr>
     </w:tblStylePr>
   </w:style>
-  <w:style w:type="table" w:styleId="1005">
+  <w:style w:type="table" w:styleId="1015">
     <w:name w:val="Lined - Accent 6"/>
-    <w:basedOn w:val="1059"/>
+    <w:basedOn w:val="1069"/>
     <w:uiPriority w:val="99"/>
     <w:pPr>
       <w:pBdr/>
@@ -56005,9 +54957,9 @@
       </w:tcPr>
     </w:tblStylePr>
   </w:style>
-  <w:style w:type="table" w:styleId="1006">
+  <w:style w:type="table" w:styleId="1016">
     <w:name w:val="Bordered &amp; Lined - Accent"/>
-    <w:basedOn w:val="1059"/>
+    <w:basedOn w:val="1069"/>
     <w:uiPriority w:val="99"/>
     <w:pPr>
       <w:pBdr/>
@@ -56249,9 +55201,9 @@
       </w:tcPr>
     </w:tblStylePr>
   </w:style>
-  <w:style w:type="table" w:styleId="1007">
+  <w:style w:type="table" w:styleId="1017">
     <w:name w:val="Bordered &amp; Lined - Accent 1"/>
-    <w:basedOn w:val="1059"/>
+    <w:basedOn w:val="1069"/>
     <w:uiPriority w:val="99"/>
     <w:pPr>
       <w:pBdr/>
@@ -56493,9 +55445,9 @@
       </w:tcPr>
     </w:tblStylePr>
   </w:style>
-  <w:style w:type="table" w:styleId="1008">
+  <w:style w:type="table" w:styleId="1018">
     <w:name w:val="Bordered &amp; Lined - Accent 2"/>
-    <w:basedOn w:val="1059"/>
+    <w:basedOn w:val="1069"/>
     <w:uiPriority w:val="99"/>
     <w:pPr>
       <w:pBdr/>
@@ -56737,9 +55689,9 @@
       </w:tcPr>
     </w:tblStylePr>
   </w:style>
-  <w:style w:type="table" w:styleId="1009">
+  <w:style w:type="table" w:styleId="1019">
     <w:name w:val="Bordered &amp; Lined - Accent 3"/>
-    <w:basedOn w:val="1059"/>
+    <w:basedOn w:val="1069"/>
     <w:uiPriority w:val="99"/>
     <w:pPr>
       <w:pBdr/>
@@ -56981,9 +55933,9 @@
       </w:tcPr>
     </w:tblStylePr>
   </w:style>
-  <w:style w:type="table" w:styleId="1010">
+  <w:style w:type="table" w:styleId="1020">
     <w:name w:val="Bordered &amp; Lined - Accent 4"/>
-    <w:basedOn w:val="1059"/>
+    <w:basedOn w:val="1069"/>
     <w:uiPriority w:val="99"/>
     <w:pPr>
       <w:pBdr/>
@@ -57225,9 +56177,9 @@
       </w:tcPr>
     </w:tblStylePr>
   </w:style>
-  <w:style w:type="table" w:styleId="1011">
+  <w:style w:type="table" w:styleId="1021">
     <w:name w:val="Bordered &amp; Lined - Accent 5"/>
-    <w:basedOn w:val="1059"/>
+    <w:basedOn w:val="1069"/>
     <w:uiPriority w:val="99"/>
     <w:pPr>
       <w:pBdr/>
@@ -57469,9 +56421,9 @@
       </w:tcPr>
     </w:tblStylePr>
   </w:style>
-  <w:style w:type="table" w:styleId="1012">
+  <w:style w:type="table" w:styleId="1022">
     <w:name w:val="Bordered &amp; Lined - Accent 6"/>
-    <w:basedOn w:val="1059"/>
+    <w:basedOn w:val="1069"/>
     <w:uiPriority w:val="99"/>
     <w:pPr>
       <w:pBdr/>
@@ -57713,9 +56665,9 @@
       </w:tcPr>
     </w:tblStylePr>
   </w:style>
-  <w:style w:type="table" w:styleId="1013">
+  <w:style w:type="table" w:styleId="1023">
     <w:name w:val="Bordered"/>
-    <w:basedOn w:val="1059"/>
+    <w:basedOn w:val="1069"/>
     <w:uiPriority w:val="99"/>
     <w:pPr>
       <w:pBdr/>
@@ -57944,9 +56896,9 @@
       </w:tcPr>
     </w:tblStylePr>
   </w:style>
-  <w:style w:type="table" w:styleId="1014">
+  <w:style w:type="table" w:styleId="1024">
     <w:name w:val="Bordered - Accent 1"/>
-    <w:basedOn w:val="1059"/>
+    <w:basedOn w:val="1069"/>
     <w:uiPriority w:val="99"/>
     <w:pPr>
       <w:pBdr/>
@@ -58175,9 +57127,9 @@
       </w:tcPr>
     </w:tblStylePr>
   </w:style>
-  <w:style w:type="table" w:styleId="1015">
+  <w:style w:type="table" w:styleId="1025">
     <w:name w:val="Bordered - Accent 2"/>
-    <w:basedOn w:val="1059"/>
+    <w:basedOn w:val="1069"/>
     <w:uiPriority w:val="99"/>
     <w:pPr>
       <w:pBdr/>
@@ -58406,9 +57358,9 @@
       </w:tcPr>
     </w:tblStylePr>
   </w:style>
-  <w:style w:type="table" w:styleId="1016">
+  <w:style w:type="table" w:styleId="1026">
     <w:name w:val="Bordered - Accent 3"/>
-    <w:basedOn w:val="1059"/>
+    <w:basedOn w:val="1069"/>
     <w:uiPriority w:val="99"/>
     <w:pPr>
       <w:pBdr/>
@@ -58637,9 +57589,9 @@
       </w:tcPr>
     </w:tblStylePr>
   </w:style>
-  <w:style w:type="table" w:styleId="1017">
+  <w:style w:type="table" w:styleId="1027">
     <w:name w:val="Bordered - Accent 4"/>
-    <w:basedOn w:val="1059"/>
+    <w:basedOn w:val="1069"/>
     <w:uiPriority w:val="99"/>
     <w:pPr>
       <w:pBdr/>
@@ -58868,9 +57820,9 @@
       </w:tcPr>
     </w:tblStylePr>
   </w:style>
-  <w:style w:type="table" w:styleId="1018">
+  <w:style w:type="table" w:styleId="1028">
     <w:name w:val="Bordered - Accent 5"/>
-    <w:basedOn w:val="1059"/>
+    <w:basedOn w:val="1069"/>
     <w:uiPriority w:val="99"/>
     <w:pPr>
       <w:pBdr/>
@@ -59099,9 +58051,9 @@
       </w:tcPr>
     </w:tblStylePr>
   </w:style>
-  <w:style w:type="table" w:styleId="1019">
+  <w:style w:type="table" w:styleId="1029">
     <w:name w:val="Bordered - Accent 6"/>
-    <w:basedOn w:val="1059"/>
+    <w:basedOn w:val="1069"/>
     <w:uiPriority w:val="99"/>
     <w:pPr>
       <w:pBdr/>
@@ -59330,11 +58282,11 @@
       </w:tcPr>
     </w:tblStylePr>
   </w:style>
-  <w:style w:type="paragraph" w:styleId="1020">
+  <w:style w:type="paragraph" w:styleId="1030">
     <w:name w:val="Heading 6"/>
-    <w:basedOn w:val="1052"/>
-    <w:next w:val="1052"/>
-    <w:link w:val="1024"/>
+    <w:basedOn w:val="1062"/>
+    <w:next w:val="1062"/>
+    <w:link w:val="1034"/>
     <w:uiPriority w:val="9"/>
     <w:unhideWhenUsed/>
     <w:qFormat/>
@@ -59353,11 +58305,11 @@
       <w:color w:val="595959" w:themeColor="text1" w:themeTint="A6"/>
     </w:rPr>
   </w:style>
-  <w:style w:type="paragraph" w:styleId="1021">
+  <w:style w:type="paragraph" w:styleId="1031">
     <w:name w:val="Heading 7"/>
-    <w:basedOn w:val="1052"/>
-    <w:next w:val="1052"/>
-    <w:link w:val="1025"/>
+    <w:basedOn w:val="1062"/>
+    <w:next w:val="1062"/>
+    <w:link w:val="1035"/>
     <w:uiPriority w:val="9"/>
     <w:unhideWhenUsed/>
     <w:qFormat/>
@@ -59374,11 +58326,11 @@
       <w:color w:val="595959" w:themeColor="text1" w:themeTint="A6"/>
     </w:rPr>
   </w:style>
-  <w:style w:type="paragraph" w:styleId="1022">
+  <w:style w:type="paragraph" w:styleId="1032">
     <w:name w:val="Heading 8"/>
-    <w:basedOn w:val="1052"/>
-    <w:next w:val="1052"/>
-    <w:link w:val="1026"/>
+    <w:basedOn w:val="1062"/>
+    <w:next w:val="1062"/>
+    <w:link w:val="1036"/>
     <w:uiPriority w:val="9"/>
     <w:unhideWhenUsed/>
     <w:qFormat/>
@@ -59397,11 +58349,11 @@
       <w:color w:val="272727" w:themeColor="text1" w:themeTint="D8"/>
     </w:rPr>
   </w:style>
-  <w:style w:type="paragraph" w:styleId="1023">
+  <w:style w:type="paragraph" w:styleId="1033">
     <w:name w:val="Heading 9"/>
-    <w:basedOn w:val="1052"/>
-    <w:next w:val="1052"/>
-    <w:link w:val="1027"/>
+    <w:basedOn w:val="1062"/>
+    <w:next w:val="1062"/>
+    <w:link w:val="1037"/>
     <w:uiPriority w:val="9"/>
     <w:unhideWhenUsed/>
     <w:qFormat/>
@@ -59420,10 +58372,10 @@
       <w:color w:val="272727" w:themeColor="text1" w:themeTint="D8"/>
     </w:rPr>
   </w:style>
-  <w:style w:type="character" w:styleId="1024">
+  <w:style w:type="character" w:styleId="1034">
     <w:name w:val="Heading 6 Char"/>
-    <w:basedOn w:val="1058"/>
-    <w:link w:val="1020"/>
+    <w:basedOn w:val="1068"/>
+    <w:link w:val="1030"/>
     <w:uiPriority w:val="9"/>
     <w:pPr>
       <w:pBdr/>
@@ -59437,10 +58389,10 @@
       <w:color w:val="595959" w:themeColor="text1" w:themeTint="A6"/>
     </w:rPr>
   </w:style>
-  <w:style w:type="character" w:styleId="1025">
+  <w:style w:type="character" w:styleId="1035">
     <w:name w:val="Heading 7 Char"/>
-    <w:basedOn w:val="1058"/>
-    <w:link w:val="1021"/>
+    <w:basedOn w:val="1068"/>
+    <w:link w:val="1031"/>
     <w:uiPriority w:val="9"/>
     <w:pPr>
       <w:pBdr/>
@@ -59452,10 +58404,10 @@
       <w:color w:val="595959" w:themeColor="text1" w:themeTint="A6"/>
     </w:rPr>
   </w:style>
-  <w:style w:type="character" w:styleId="1026">
+  <w:style w:type="character" w:styleId="1036">
     <w:name w:val="Heading 8 Char"/>
-    <w:basedOn w:val="1058"/>
-    <w:link w:val="1022"/>
+    <w:basedOn w:val="1068"/>
+    <w:link w:val="1032"/>
     <w:uiPriority w:val="9"/>
     <w:pPr>
       <w:pBdr/>
@@ -59469,10 +58421,10 @@
       <w:color w:val="272727" w:themeColor="text1" w:themeTint="D8"/>
     </w:rPr>
   </w:style>
-  <w:style w:type="character" w:styleId="1027">
+  <w:style w:type="character" w:styleId="1037">
     <w:name w:val="Heading 9 Char"/>
-    <w:basedOn w:val="1058"/>
-    <w:link w:val="1023"/>
+    <w:basedOn w:val="1068"/>
+    <w:link w:val="1033"/>
     <w:uiPriority w:val="9"/>
     <w:pPr>
       <w:pBdr/>
@@ -59486,11 +58438,11 @@
       <w:color w:val="272727" w:themeColor="text1" w:themeTint="D8"/>
     </w:rPr>
   </w:style>
-  <w:style w:type="paragraph" w:styleId="1028">
+  <w:style w:type="paragraph" w:styleId="1038">
     <w:name w:val="Quote"/>
-    <w:basedOn w:val="1052"/>
-    <w:next w:val="1052"/>
-    <w:link w:val="1029"/>
+    <w:basedOn w:val="1062"/>
+    <w:next w:val="1062"/>
+    <w:link w:val="1039"/>
     <w:uiPriority w:val="29"/>
     <w:qFormat/>
     <w:pPr>
@@ -59505,10 +58457,10 @@
       <w:color w:val="404040" w:themeColor="text1" w:themeTint="BF"/>
     </w:rPr>
   </w:style>
-  <w:style w:type="character" w:styleId="1029">
+  <w:style w:type="character" w:styleId="1039">
     <w:name w:val="Quote Char"/>
-    <w:basedOn w:val="1058"/>
-    <w:link w:val="1028"/>
+    <w:basedOn w:val="1068"/>
+    <w:link w:val="1038"/>
     <w:uiPriority w:val="29"/>
     <w:pPr>
       <w:pBdr/>
@@ -59521,9 +58473,9 @@
       <w:color w:val="404040" w:themeColor="text1" w:themeTint="BF"/>
     </w:rPr>
   </w:style>
-  <w:style w:type="character" w:styleId="1030">
+  <w:style w:type="character" w:styleId="1040">
     <w:name w:val="Intense Emphasis"/>
-    <w:basedOn w:val="1058"/>
+    <w:basedOn w:val="1068"/>
     <w:uiPriority w:val="21"/>
     <w:qFormat/>
     <w:pPr>
@@ -59537,11 +58489,11 @@
       <w:color w:val="0f4761" w:themeColor="accent1" w:themeShade="BF"/>
     </w:rPr>
   </w:style>
-  <w:style w:type="paragraph" w:styleId="1031">
+  <w:style w:type="paragraph" w:styleId="1041">
     <w:name w:val="Intense Quote"/>
-    <w:basedOn w:val="1052"/>
-    <w:next w:val="1052"/>
-    <w:link w:val="1032"/>
+    <w:basedOn w:val="1062"/>
+    <w:next w:val="1062"/>
+    <w:link w:val="1042"/>
     <w:uiPriority w:val="30"/>
     <w:qFormat/>
     <w:pPr>
@@ -59559,10 +58511,10 @@
       <w:color w:val="0f4761" w:themeColor="accent1" w:themeShade="BF"/>
     </w:rPr>
   </w:style>
-  <w:style w:type="character" w:styleId="1032">
+  <w:style w:type="character" w:styleId="1042">
     <w:name w:val="Intense Quote Char"/>
-    <w:basedOn w:val="1058"/>
-    <w:link w:val="1031"/>
+    <w:basedOn w:val="1068"/>
+    <w:link w:val="1041"/>
     <w:uiPriority w:val="30"/>
     <w:pPr>
       <w:pBdr/>
@@ -59575,9 +58527,9 @@
       <w:color w:val="0f4761" w:themeColor="accent1" w:themeShade="BF"/>
     </w:rPr>
   </w:style>
-  <w:style w:type="character" w:styleId="1033">
+  <w:style w:type="character" w:styleId="1043">
     <w:name w:val="Intense Reference"/>
-    <w:basedOn w:val="1058"/>
+    <w:basedOn w:val="1068"/>
     <w:uiPriority w:val="32"/>
     <w:qFormat/>
     <w:pPr>
@@ -59593,9 +58545,9 @@
       <w:spacing w:val="5"/>
     </w:rPr>
   </w:style>
-  <w:style w:type="paragraph" w:styleId="1034">
+  <w:style w:type="paragraph" w:styleId="1044">
     <w:name w:val="No Spacing"/>
-    <w:basedOn w:val="1052"/>
+    <w:basedOn w:val="1062"/>
     <w:uiPriority w:val="1"/>
     <w:qFormat/>
     <w:pPr>
@@ -59604,9 +58556,9 @@
       <w:ind/>
     </w:pPr>
   </w:style>
-  <w:style w:type="character" w:styleId="1035">
+  <w:style w:type="character" w:styleId="1045">
     <w:name w:val="Subtle Emphasis"/>
-    <w:basedOn w:val="1058"/>
+    <w:basedOn w:val="1068"/>
     <w:uiPriority w:val="19"/>
     <w:qFormat/>
     <w:pPr>
@@ -59620,9 +58572,9 @@
       <w:color w:val="404040" w:themeColor="text1" w:themeTint="BF"/>
     </w:rPr>
   </w:style>
-  <w:style w:type="character" w:styleId="1036">
+  <w:style w:type="character" w:styleId="1046">
     <w:name w:val="Subtle Reference"/>
-    <w:basedOn w:val="1058"/>
+    <w:basedOn w:val="1068"/>
     <w:uiPriority w:val="31"/>
     <w:qFormat/>
     <w:pPr>
@@ -59635,9 +58587,9 @@
       <w:color w:val="5a5a5a" w:themeColor="text1" w:themeTint="A5"/>
     </w:rPr>
   </w:style>
-  <w:style w:type="character" w:styleId="1037">
+  <w:style w:type="character" w:styleId="1047">
     <w:name w:val="Book Title"/>
-    <w:basedOn w:val="1058"/>
+    <w:basedOn w:val="1068"/>
     <w:uiPriority w:val="33"/>
     <w:qFormat/>
     <w:pPr>
@@ -59653,10 +58605,10 @@
       <w:spacing w:val="5"/>
     </w:rPr>
   </w:style>
-  <w:style w:type="paragraph" w:styleId="1038">
+  <w:style w:type="paragraph" w:styleId="1048">
     <w:name w:val="footnote text"/>
-    <w:basedOn w:val="1052"/>
-    <w:link w:val="1039"/>
+    <w:basedOn w:val="1062"/>
+    <w:link w:val="1049"/>
     <w:uiPriority w:val="99"/>
     <w:semiHidden/>
     <w:unhideWhenUsed/>
@@ -59670,10 +58622,10 @@
       <w:szCs w:val="20"/>
     </w:rPr>
   </w:style>
-  <w:style w:type="character" w:styleId="1039">
+  <w:style w:type="character" w:styleId="1049">
     <w:name w:val="Footnote Text Char"/>
-    <w:basedOn w:val="1058"/>
-    <w:link w:val="1038"/>
+    <w:basedOn w:val="1068"/>
+    <w:link w:val="1048"/>
     <w:uiPriority w:val="99"/>
     <w:semiHidden/>
     <w:pPr>
@@ -59686,9 +58638,9 @@
       <w:szCs w:val="20"/>
     </w:rPr>
   </w:style>
-  <w:style w:type="character" w:styleId="1040">
+  <w:style w:type="character" w:styleId="1050">
     <w:name w:val="footnote reference"/>
-    <w:basedOn w:val="1058"/>
+    <w:basedOn w:val="1068"/>
     <w:uiPriority w:val="99"/>
     <w:semiHidden/>
     <w:unhideWhenUsed/>
@@ -59701,10 +58653,10 @@
       <w:vertAlign w:val="superscript"/>
     </w:rPr>
   </w:style>
-  <w:style w:type="paragraph" w:styleId="1041">
+  <w:style w:type="paragraph" w:styleId="1051">
     <w:name w:val="endnote text"/>
-    <w:basedOn w:val="1052"/>
-    <w:link w:val="1042"/>
+    <w:basedOn w:val="1062"/>
+    <w:link w:val="1052"/>
     <w:uiPriority w:val="99"/>
     <w:semiHidden/>
     <w:unhideWhenUsed/>
@@ -59718,10 +58670,10 @@
       <w:szCs w:val="20"/>
     </w:rPr>
   </w:style>
-  <w:style w:type="character" w:styleId="1042">
+  <w:style w:type="character" w:styleId="1052">
     <w:name w:val="Endnote Text Char"/>
-    <w:basedOn w:val="1058"/>
-    <w:link w:val="1041"/>
+    <w:basedOn w:val="1068"/>
+    <w:link w:val="1051"/>
     <w:uiPriority w:val="99"/>
     <w:semiHidden/>
     <w:pPr>
@@ -59734,9 +58686,9 @@
       <w:szCs w:val="20"/>
     </w:rPr>
   </w:style>
-  <w:style w:type="character" w:styleId="1043">
+  <w:style w:type="character" w:styleId="1053">
     <w:name w:val="endnote reference"/>
-    <w:basedOn w:val="1058"/>
+    <w:basedOn w:val="1068"/>
     <w:uiPriority w:val="99"/>
     <w:semiHidden/>
     <w:unhideWhenUsed/>
@@ -59749,9 +58701,9 @@
       <w:vertAlign w:val="superscript"/>
     </w:rPr>
   </w:style>
-  <w:style w:type="character" w:styleId="1044">
+  <w:style w:type="character" w:styleId="1054">
     <w:name w:val="FollowedHyperlink"/>
-    <w:basedOn w:val="1058"/>
+    <w:basedOn w:val="1068"/>
     <w:uiPriority w:val="99"/>
     <w:semiHidden/>
     <w:unhideWhenUsed/>
@@ -59765,10 +58717,10 @@
       <w:u w:val="single"/>
     </w:rPr>
   </w:style>
-  <w:style w:type="paragraph" w:styleId="1045">
+  <w:style w:type="paragraph" w:styleId="1055">
     <w:name w:val="toc 4"/>
-    <w:basedOn w:val="1052"/>
-    <w:next w:val="1052"/>
+    <w:basedOn w:val="1062"/>
+    <w:next w:val="1062"/>
     <w:uiPriority w:val="39"/>
     <w:unhideWhenUsed/>
     <w:pPr>
@@ -59777,10 +58729,10 @@
       <w:ind w:left="660"/>
     </w:pPr>
   </w:style>
-  <w:style w:type="paragraph" w:styleId="1046">
+  <w:style w:type="paragraph" w:styleId="1056">
     <w:name w:val="toc 5"/>
-    <w:basedOn w:val="1052"/>
-    <w:next w:val="1052"/>
+    <w:basedOn w:val="1062"/>
+    <w:next w:val="1062"/>
     <w:uiPriority w:val="39"/>
     <w:unhideWhenUsed/>
     <w:pPr>
@@ -59789,10 +58741,10 @@
       <w:ind w:left="880"/>
     </w:pPr>
   </w:style>
-  <w:style w:type="paragraph" w:styleId="1047">
+  <w:style w:type="paragraph" w:styleId="1057">
     <w:name w:val="toc 6"/>
-    <w:basedOn w:val="1052"/>
-    <w:next w:val="1052"/>
+    <w:basedOn w:val="1062"/>
+    <w:next w:val="1062"/>
     <w:uiPriority w:val="39"/>
     <w:unhideWhenUsed/>
     <w:pPr>
@@ -59801,10 +58753,10 @@
       <w:ind w:left="1100"/>
     </w:pPr>
   </w:style>
-  <w:style w:type="paragraph" w:styleId="1048">
+  <w:style w:type="paragraph" w:styleId="1058">
     <w:name w:val="toc 7"/>
-    <w:basedOn w:val="1052"/>
-    <w:next w:val="1052"/>
+    <w:basedOn w:val="1062"/>
+    <w:next w:val="1062"/>
     <w:uiPriority w:val="39"/>
     <w:unhideWhenUsed/>
     <w:pPr>
@@ -59813,10 +58765,10 @@
       <w:ind w:left="1320"/>
     </w:pPr>
   </w:style>
-  <w:style w:type="paragraph" w:styleId="1049">
+  <w:style w:type="paragraph" w:styleId="1059">
     <w:name w:val="toc 8"/>
-    <w:basedOn w:val="1052"/>
-    <w:next w:val="1052"/>
+    <w:basedOn w:val="1062"/>
+    <w:next w:val="1062"/>
     <w:uiPriority w:val="39"/>
     <w:unhideWhenUsed/>
     <w:pPr>
@@ -59825,10 +58777,10 @@
       <w:ind w:left="1540"/>
     </w:pPr>
   </w:style>
-  <w:style w:type="paragraph" w:styleId="1050">
+  <w:style w:type="paragraph" w:styleId="1060">
     <w:name w:val="toc 9"/>
-    <w:basedOn w:val="1052"/>
-    <w:next w:val="1052"/>
+    <w:basedOn w:val="1062"/>
+    <w:next w:val="1062"/>
     <w:uiPriority w:val="39"/>
     <w:unhideWhenUsed/>
     <w:pPr>
@@ -59837,10 +58789,10 @@
       <w:ind w:left="1760"/>
     </w:pPr>
   </w:style>
-  <w:style w:type="paragraph" w:styleId="1051">
+  <w:style w:type="paragraph" w:styleId="1061">
     <w:name w:val="table of figures"/>
-    <w:basedOn w:val="1052"/>
-    <w:next w:val="1052"/>
+    <w:basedOn w:val="1062"/>
+    <w:next w:val="1062"/>
     <w:uiPriority w:val="99"/>
     <w:unhideWhenUsed/>
     <w:pPr>
@@ -59849,7 +58801,7 @@
       <w:ind/>
     </w:pPr>
   </w:style>
-  <w:style w:type="paragraph" w:styleId="1052" w:default="1">
+  <w:style w:type="paragraph" w:styleId="1062" w:default="1">
     <w:name w:val="Normal"/>
     <w:qFormat/>
     <w:pPr>
@@ -59864,11 +58816,11 @@
       <w:szCs w:val="24"/>
     </w:rPr>
   </w:style>
-  <w:style w:type="paragraph" w:styleId="1053">
+  <w:style w:type="paragraph" w:styleId="1063">
     <w:name w:val="Heading 1"/>
-    <w:basedOn w:val="1052"/>
-    <w:next w:val="1052"/>
-    <w:link w:val="1093"/>
+    <w:basedOn w:val="1062"/>
+    <w:next w:val="1062"/>
+    <w:link w:val="1103"/>
     <w:uiPriority w:val="9"/>
     <w:qFormat/>
     <w:pPr>
@@ -59886,11 +58838,11 @@
       <w:szCs w:val="28"/>
     </w:rPr>
   </w:style>
-  <w:style w:type="paragraph" w:styleId="1054">
+  <w:style w:type="paragraph" w:styleId="1064">
     <w:name w:val="Heading 2"/>
-    <w:basedOn w:val="1052"/>
-    <w:next w:val="1052"/>
-    <w:link w:val="1080"/>
+    <w:basedOn w:val="1062"/>
+    <w:next w:val="1062"/>
+    <w:link w:val="1090"/>
     <w:uiPriority w:val="9"/>
     <w:unhideWhenUsed/>
     <w:qFormat/>
@@ -59907,11 +58859,11 @@
       <w:iCs/>
     </w:rPr>
   </w:style>
-  <w:style w:type="paragraph" w:styleId="1055">
+  <w:style w:type="paragraph" w:styleId="1065">
     <w:name w:val="Heading 3"/>
-    <w:basedOn w:val="1052"/>
-    <w:next w:val="1052"/>
-    <w:link w:val="1071"/>
+    <w:basedOn w:val="1062"/>
+    <w:next w:val="1062"/>
+    <w:link w:val="1081"/>
     <w:qFormat/>
     <w:pPr>
       <w:keepNext w:val="true"/>
@@ -59924,11 +58876,11 @@
       <w:b/>
     </w:rPr>
   </w:style>
-  <w:style w:type="paragraph" w:styleId="1056">
+  <w:style w:type="paragraph" w:styleId="1066">
     <w:name w:val="Heading 4"/>
-    <w:basedOn w:val="1052"/>
-    <w:next w:val="1052"/>
-    <w:link w:val="1072"/>
+    <w:basedOn w:val="1062"/>
+    <w:next w:val="1062"/>
+    <w:link w:val="1082"/>
     <w:qFormat/>
     <w:pPr>
       <w:keepNext w:val="true"/>
@@ -59944,11 +58896,11 @@
       <w:szCs w:val="20"/>
     </w:rPr>
   </w:style>
-  <w:style w:type="paragraph" w:styleId="1057">
+  <w:style w:type="paragraph" w:styleId="1067">
     <w:name w:val="Heading 5"/>
-    <w:basedOn w:val="1052"/>
-    <w:next w:val="1052"/>
-    <w:link w:val="1101"/>
+    <w:basedOn w:val="1062"/>
+    <w:next w:val="1062"/>
+    <w:link w:val="1111"/>
     <w:uiPriority w:val="9"/>
     <w:unhideWhenUsed/>
     <w:qFormat/>
@@ -59965,7 +58917,7 @@
       <w:color w:val="2e74b5" w:themeColor="accent1" w:themeShade="BF"/>
     </w:rPr>
   </w:style>
-  <w:style w:type="character" w:styleId="1058" w:default="1">
+  <w:style w:type="character" w:styleId="1068" w:default="1">
     <w:name w:val="Default Paragraph Font"/>
     <w:uiPriority w:val="1"/>
     <w:semiHidden/>
@@ -59976,7 +58928,7 @@
       <w:ind/>
     </w:pPr>
   </w:style>
-  <w:style w:type="table" w:styleId="1059" w:default="1">
+  <w:style w:type="table" w:styleId="1069" w:default="1">
     <w:name w:val="Normal Table"/>
     <w:uiPriority w:val="99"/>
     <w:semiHidden/>
@@ -60169,7 +59121,7 @@
       </w:tcPr>
     </w:tblStylePr>
   </w:style>
-  <w:style w:type="numbering" w:styleId="1060" w:default="1">
+  <w:style w:type="numbering" w:styleId="1070" w:default="1">
     <w:name w:val="No List"/>
     <w:uiPriority w:val="99"/>
     <w:semiHidden/>
@@ -60180,7 +59132,7 @@
       <w:ind/>
     </w:pPr>
   </w:style>
-  <w:style w:type="paragraph" w:styleId="1061" w:customStyle="1">
+  <w:style w:type="paragraph" w:styleId="1071" w:customStyle="1">
     <w:name w:val="Обычный1"/>
     <w:pPr>
       <w:widowControl w:val="false"/>
@@ -60194,7 +59146,7 @@
       <w:sz w:val="24"/>
     </w:rPr>
   </w:style>
-  <w:style w:type="paragraph" w:styleId="1062" w:customStyle="1">
+  <w:style w:type="paragraph" w:styleId="1072" w:customStyle="1">
     <w:name w:val="FR1"/>
     <w:pPr>
       <w:widowControl w:val="false"/>
@@ -60208,10 +59160,10 @@
       <w:sz w:val="22"/>
     </w:rPr>
   </w:style>
-  <w:style w:type="paragraph" w:styleId="1063" w:customStyle="1">
+  <w:style w:type="paragraph" w:styleId="1073" w:customStyle="1">
     <w:name w:val="МАУ'2005 Основной текст"/>
-    <w:basedOn w:val="1052"/>
-    <w:next w:val="1052"/>
+    <w:basedOn w:val="1062"/>
+    <w:next w:val="1062"/>
     <w:pPr>
       <w:pBdr/>
       <w:spacing w:line="276" w:lineRule="auto"/>
@@ -60221,7 +59173,7 @@
       <w:rFonts w:ascii="Arial,Bold" w:hAnsi="Arial,Bold"/>
     </w:rPr>
   </w:style>
-  <w:style w:type="paragraph" w:styleId="1064" w:customStyle="1">
+  <w:style w:type="paragraph" w:styleId="1074" w:customStyle="1">
     <w:name w:val="Normal1"/>
     <w:pPr>
       <w:widowControl w:val="false"/>
@@ -60233,11 +59185,11 @@
       <w:rFonts w:ascii="Times New Roman" w:hAnsi="Times New Roman" w:eastAsia="Times New Roman"/>
     </w:rPr>
   </w:style>
-  <w:style w:type="paragraph" w:styleId="1065">
+  <w:style w:type="paragraph" w:styleId="1075">
     <w:name w:val="Title"/>
-    <w:basedOn w:val="1113"/>
-    <w:next w:val="1052"/>
-    <w:link w:val="1066"/>
+    <w:basedOn w:val="1123"/>
+    <w:next w:val="1062"/>
+    <w:link w:val="1076"/>
     <w:qFormat/>
     <w:pPr>
       <w:pBdr/>
@@ -60246,19 +59198,19 @@
       <w:jc w:val="center"/>
     </w:pPr>
   </w:style>
-  <w:style w:type="character" w:styleId="1066" w:customStyle="1">
+  <w:style w:type="character" w:styleId="1076" w:customStyle="1">
     <w:name w:val="Title Char"/>
-    <w:link w:val="1065"/>
+    <w:link w:val="1075"/>
     <w:pPr>
       <w:pBdr/>
       <w:spacing/>
       <w:ind/>
     </w:pPr>
   </w:style>
-  <w:style w:type="paragraph" w:styleId="1067">
+  <w:style w:type="paragraph" w:styleId="1077">
     <w:name w:val="Body Text 2"/>
-    <w:basedOn w:val="1052"/>
-    <w:link w:val="1068"/>
+    <w:basedOn w:val="1062"/>
+    <w:link w:val="1078"/>
     <w:pPr>
       <w:pBdr/>
       <w:spacing/>
@@ -60268,9 +59220,9 @@
       <w:szCs w:val="20"/>
     </w:rPr>
   </w:style>
-  <w:style w:type="character" w:styleId="1068" w:customStyle="1">
+  <w:style w:type="character" w:styleId="1078" w:customStyle="1">
     <w:name w:val="Body Text 2 Char"/>
-    <w:link w:val="1067"/>
+    <w:link w:val="1077"/>
     <w:pPr>
       <w:pBdr/>
       <w:spacing/>
@@ -60281,10 +59233,10 @@
       <w:sz w:val="24"/>
     </w:rPr>
   </w:style>
-  <w:style w:type="paragraph" w:styleId="1069">
+  <w:style w:type="paragraph" w:styleId="1079">
     <w:name w:val="Body Text 3"/>
-    <w:basedOn w:val="1052"/>
-    <w:link w:val="1070"/>
+    <w:basedOn w:val="1062"/>
+    <w:link w:val="1080"/>
     <w:pPr>
       <w:pBdr/>
       <w:spacing/>
@@ -60296,9 +59248,9 @@
       <w:szCs w:val="20"/>
     </w:rPr>
   </w:style>
-  <w:style w:type="character" w:styleId="1070" w:customStyle="1">
+  <w:style w:type="character" w:styleId="1080" w:customStyle="1">
     <w:name w:val="Body Text 3 Char"/>
-    <w:link w:val="1069"/>
+    <w:link w:val="1079"/>
     <w:pPr>
       <w:pBdr/>
       <w:spacing/>
@@ -60311,9 +59263,9 @@
       <w:sz w:val="24"/>
     </w:rPr>
   </w:style>
-  <w:style w:type="character" w:styleId="1071" w:customStyle="1">
+  <w:style w:type="character" w:styleId="1081" w:customStyle="1">
     <w:name w:val="Heading 3 Char"/>
-    <w:link w:val="1055"/>
+    <w:link w:val="1065"/>
     <w:pPr>
       <w:pBdr/>
       <w:spacing/>
@@ -60326,9 +59278,9 @@
       <w:szCs w:val="24"/>
     </w:rPr>
   </w:style>
-  <w:style w:type="character" w:styleId="1072" w:customStyle="1">
+  <w:style w:type="character" w:styleId="1082" w:customStyle="1">
     <w:name w:val="Heading 4 Char"/>
-    <w:link w:val="1056"/>
+    <w:link w:val="1066"/>
     <w:pPr>
       <w:pBdr/>
       <w:spacing/>
@@ -60339,7 +59291,7 @@
       <w:b/>
     </w:rPr>
   </w:style>
-  <w:style w:type="character" w:styleId="1073">
+  <w:style w:type="character" w:styleId="1083">
     <w:name w:val="Strong"/>
     <w:uiPriority w:val="22"/>
     <w:qFormat/>
@@ -60353,9 +59305,9 @@
       <w:bCs/>
     </w:rPr>
   </w:style>
-  <w:style w:type="paragraph" w:styleId="1074">
+  <w:style w:type="paragraph" w:styleId="1084">
     <w:name w:val="Normal (Web)"/>
-    <w:basedOn w:val="1052"/>
+    <w:basedOn w:val="1062"/>
     <w:uiPriority w:val="99"/>
     <w:unhideWhenUsed/>
     <w:pPr>
@@ -60364,7 +59316,7 @@
       <w:ind/>
     </w:pPr>
   </w:style>
-  <w:style w:type="character" w:styleId="1075">
+  <w:style w:type="character" w:styleId="1085">
     <w:name w:val="Emphasis"/>
     <w:uiPriority w:val="20"/>
     <w:qFormat/>
@@ -60378,10 +59330,10 @@
       <w:iCs/>
     </w:rPr>
   </w:style>
-  <w:style w:type="paragraph" w:styleId="1076">
+  <w:style w:type="paragraph" w:styleId="1086">
     <w:name w:val="Header"/>
-    <w:basedOn w:val="1052"/>
-    <w:link w:val="1077"/>
+    <w:basedOn w:val="1062"/>
+    <w:link w:val="1087"/>
     <w:uiPriority w:val="99"/>
     <w:unhideWhenUsed/>
     <w:pPr>
@@ -60394,9 +59346,9 @@
       <w:ind/>
     </w:pPr>
   </w:style>
-  <w:style w:type="character" w:styleId="1077" w:customStyle="1">
+  <w:style w:type="character" w:styleId="1087" w:customStyle="1">
     <w:name w:val="Header Char"/>
-    <w:link w:val="1076"/>
+    <w:link w:val="1086"/>
     <w:uiPriority w:val="99"/>
     <w:pPr>
       <w:pBdr/>
@@ -60409,10 +59361,10 @@
       <w:szCs w:val="24"/>
     </w:rPr>
   </w:style>
-  <w:style w:type="paragraph" w:styleId="1078">
+  <w:style w:type="paragraph" w:styleId="1088">
     <w:name w:val="Footer"/>
-    <w:basedOn w:val="1052"/>
-    <w:link w:val="1079"/>
+    <w:basedOn w:val="1062"/>
+    <w:link w:val="1089"/>
     <w:uiPriority w:val="99"/>
     <w:unhideWhenUsed/>
     <w:pPr>
@@ -60425,9 +59377,9 @@
       <w:ind/>
     </w:pPr>
   </w:style>
-  <w:style w:type="character" w:styleId="1079" w:customStyle="1">
+  <w:style w:type="character" w:styleId="1089" w:customStyle="1">
     <w:name w:val="Footer Char"/>
-    <w:link w:val="1078"/>
+    <w:link w:val="1088"/>
     <w:uiPriority w:val="99"/>
     <w:pPr>
       <w:pBdr/>
@@ -60440,9 +59392,9 @@
       <w:szCs w:val="24"/>
     </w:rPr>
   </w:style>
-  <w:style w:type="character" w:styleId="1080" w:customStyle="1">
+  <w:style w:type="character" w:styleId="1090" w:customStyle="1">
     <w:name w:val="Heading 2 Char"/>
-    <w:link w:val="1054"/>
+    <w:link w:val="1064"/>
     <w:uiPriority w:val="9"/>
     <w:pPr>
       <w:pBdr/>
@@ -60458,9 +59410,9 @@
       <w:szCs w:val="24"/>
     </w:rPr>
   </w:style>
-  <w:style w:type="paragraph" w:styleId="1081" w:customStyle="1">
+  <w:style w:type="paragraph" w:styleId="1091" w:customStyle="1">
     <w:name w:val="Style21"/>
-    <w:basedOn w:val="1052"/>
+    <w:basedOn w:val="1062"/>
     <w:pPr>
       <w:widowControl w:val="false"/>
       <w:pBdr/>
@@ -60468,7 +59420,7 @@
       <w:ind w:hanging="336"/>
     </w:pPr>
   </w:style>
-  <w:style w:type="character" w:styleId="1082" w:customStyle="1">
+  <w:style w:type="character" w:styleId="1092" w:customStyle="1">
     <w:name w:val="apple-converted-space"/>
     <w:pPr>
       <w:pBdr/>
@@ -60476,9 +59428,9 @@
       <w:ind/>
     </w:pPr>
   </w:style>
-  <w:style w:type="table" w:styleId="1083">
+  <w:style w:type="table" w:styleId="1093">
     <w:name w:val="Table Grid"/>
-    <w:basedOn w:val="1059"/>
+    <w:basedOn w:val="1069"/>
     <w:uiPriority w:val="39"/>
     <w:pPr>
       <w:pBdr/>
@@ -60668,9 +59620,9 @@
       </w:tcPr>
     </w:tblStylePr>
   </w:style>
-  <w:style w:type="paragraph" w:styleId="1084">
+  <w:style w:type="paragraph" w:styleId="1094">
     <w:name w:val="List Paragraph"/>
-    <w:basedOn w:val="1052"/>
+    <w:basedOn w:val="1062"/>
     <w:uiPriority w:val="34"/>
     <w:qFormat/>
     <w:pPr>
@@ -60680,9 +59632,9 @@
       <w:contextualSpacing w:val="true"/>
     </w:pPr>
   </w:style>
-  <w:style w:type="character" w:styleId="1085" w:customStyle="1">
+  <w:style w:type="character" w:styleId="1095" w:customStyle="1">
     <w:name w:val="fontstyle01"/>
-    <w:basedOn w:val="1058"/>
+    <w:basedOn w:val="1068"/>
     <w:pPr>
       <w:pBdr/>
       <w:spacing/>
@@ -60699,9 +59651,9 @@
       <w:szCs w:val="24"/>
     </w:rPr>
   </w:style>
-  <w:style w:type="paragraph" w:styleId="1086" w:customStyle="1">
+  <w:style w:type="paragraph" w:styleId="1096" w:customStyle="1">
     <w:name w:val="Table Paragraph"/>
-    <w:basedOn w:val="1052"/>
+    <w:basedOn w:val="1062"/>
     <w:uiPriority w:val="1"/>
     <w:qFormat/>
     <w:pPr>
@@ -60716,10 +59668,10 @@
       <w:lang w:bidi="ru-RU"/>
     </w:rPr>
   </w:style>
-  <w:style w:type="paragraph" w:styleId="1087" w:customStyle="1">
+  <w:style w:type="paragraph" w:styleId="1097" w:customStyle="1">
     <w:name w:val="Style1"/>
-    <w:basedOn w:val="1055"/>
-    <w:link w:val="1088"/>
+    <w:basedOn w:val="1065"/>
+    <w:link w:val="1098"/>
     <w:qFormat/>
     <w:pPr>
       <w:keepLines w:val="true"/>
@@ -60736,10 +59688,10 @@
       <w:lang w:eastAsia="en-US"/>
     </w:rPr>
   </w:style>
-  <w:style w:type="character" w:styleId="1088" w:customStyle="1">
+  <w:style w:type="character" w:styleId="1098" w:customStyle="1">
     <w:name w:val="Style1 Char"/>
-    <w:basedOn w:val="1071"/>
-    <w:link w:val="1087"/>
+    <w:basedOn w:val="1081"/>
+    <w:link w:val="1097"/>
     <w:pPr>
       <w:pBdr/>
       <w:spacing/>
@@ -60753,9 +59705,9 @@
       <w:lang w:eastAsia="en-US"/>
     </w:rPr>
   </w:style>
-  <w:style w:type="character" w:styleId="1089" w:customStyle="1">
+  <w:style w:type="character" w:styleId="1099" w:customStyle="1">
     <w:name w:val="fontstyle21"/>
-    <w:basedOn w:val="1058"/>
+    <w:basedOn w:val="1068"/>
     <w:pPr>
       <w:pBdr/>
       <w:spacing/>
@@ -60772,9 +59724,9 @@
       <w:szCs w:val="22"/>
     </w:rPr>
   </w:style>
-  <w:style w:type="character" w:styleId="1090" w:customStyle="1">
+  <w:style w:type="character" w:styleId="1100" w:customStyle="1">
     <w:name w:val="fontstyle31"/>
-    <w:basedOn w:val="1058"/>
+    <w:basedOn w:val="1068"/>
     <w:pPr>
       <w:pBdr/>
       <w:spacing/>
@@ -60791,9 +59743,9 @@
       <w:szCs w:val="22"/>
     </w:rPr>
   </w:style>
-  <w:style w:type="character" w:styleId="1091" w:customStyle="1">
+  <w:style w:type="character" w:styleId="1101" w:customStyle="1">
     <w:name w:val="fontstyle11"/>
-    <w:basedOn w:val="1058"/>
+    <w:basedOn w:val="1068"/>
     <w:pPr>
       <w:pBdr/>
       <w:spacing/>
@@ -60810,9 +59762,9 @@
       <w:szCs w:val="22"/>
     </w:rPr>
   </w:style>
-  <w:style w:type="character" w:styleId="1092">
+  <w:style w:type="character" w:styleId="1102">
     <w:name w:val="Placeholder Text"/>
-    <w:basedOn w:val="1058"/>
+    <w:basedOn w:val="1068"/>
     <w:uiPriority w:val="99"/>
     <w:semiHidden/>
     <w:pPr>
@@ -60824,10 +59776,10 @@
       <w:color w:val="808080"/>
     </w:rPr>
   </w:style>
-  <w:style w:type="character" w:styleId="1093" w:customStyle="1">
+  <w:style w:type="character" w:styleId="1103" w:customStyle="1">
     <w:name w:val="Heading 1 Char"/>
-    <w:basedOn w:val="1058"/>
-    <w:link w:val="1053"/>
+    <w:basedOn w:val="1068"/>
+    <w:link w:val="1063"/>
     <w:uiPriority w:val="9"/>
     <w:pPr>
       <w:pBdr/>
@@ -60841,10 +59793,10 @@
       <w:szCs w:val="28"/>
     </w:rPr>
   </w:style>
-  <w:style w:type="paragraph" w:styleId="1094">
+  <w:style w:type="paragraph" w:styleId="1104">
     <w:name w:val="TOC Heading"/>
-    <w:basedOn w:val="1053"/>
-    <w:next w:val="1052"/>
+    <w:basedOn w:val="1063"/>
+    <w:next w:val="1062"/>
     <w:uiPriority w:val="39"/>
     <w:unhideWhenUsed/>
     <w:qFormat/>
@@ -60858,10 +59810,10 @@
       <w:lang w:val="en-US" w:eastAsia="en-US"/>
     </w:rPr>
   </w:style>
-  <w:style w:type="paragraph" w:styleId="1095">
+  <w:style w:type="paragraph" w:styleId="1105">
     <w:name w:val="toc 3"/>
-    <w:basedOn w:val="1052"/>
-    <w:next w:val="1052"/>
+    <w:basedOn w:val="1062"/>
+    <w:next w:val="1062"/>
     <w:uiPriority w:val="39"/>
     <w:unhideWhenUsed/>
     <w:pPr>
@@ -60873,9 +59825,9 @@
       <w:ind w:left="851"/>
     </w:pPr>
   </w:style>
-  <w:style w:type="character" w:styleId="1096">
+  <w:style w:type="character" w:styleId="1106">
     <w:name w:val="Hyperlink"/>
-    <w:basedOn w:val="1058"/>
+    <w:basedOn w:val="1068"/>
     <w:uiPriority w:val="99"/>
     <w:unhideWhenUsed/>
     <w:pPr>
@@ -60888,10 +59840,10 @@
       <w:u w:val="single"/>
     </w:rPr>
   </w:style>
-  <w:style w:type="paragraph" w:styleId="1097">
+  <w:style w:type="paragraph" w:styleId="1107">
     <w:name w:val="HTML Preformatted"/>
-    <w:basedOn w:val="1052"/>
-    <w:link w:val="1098"/>
+    <w:basedOn w:val="1062"/>
+    <w:link w:val="1108"/>
     <w:uiPriority w:val="99"/>
     <w:semiHidden/>
     <w:unhideWhenUsed/>
@@ -60906,10 +59858,10 @@
       <w:szCs w:val="20"/>
     </w:rPr>
   </w:style>
-  <w:style w:type="character" w:styleId="1098" w:customStyle="1">
+  <w:style w:type="character" w:styleId="1108" w:customStyle="1">
     <w:name w:val="HTML Preformatted Char"/>
-    <w:basedOn w:val="1058"/>
-    <w:link w:val="1097"/>
+    <w:basedOn w:val="1068"/>
+    <w:link w:val="1107"/>
     <w:uiPriority w:val="99"/>
     <w:semiHidden/>
     <w:pPr>
@@ -60921,11 +59873,11 @@
       <w:rFonts w:ascii="Consolas" w:hAnsi="Consolas" w:eastAsia="Times New Roman"/>
     </w:rPr>
   </w:style>
-  <w:style w:type="paragraph" w:styleId="1099">
+  <w:style w:type="paragraph" w:styleId="1109">
     <w:name w:val="Subtitle"/>
-    <w:basedOn w:val="1052"/>
-    <w:next w:val="1052"/>
-    <w:link w:val="1100"/>
+    <w:basedOn w:val="1062"/>
+    <w:next w:val="1062"/>
+    <w:link w:val="1110"/>
     <w:uiPriority w:val="11"/>
     <w:qFormat/>
     <w:pPr>
@@ -60944,10 +59896,10 @@
       <w:szCs w:val="22"/>
     </w:rPr>
   </w:style>
-  <w:style w:type="character" w:styleId="1100" w:customStyle="1">
+  <w:style w:type="character" w:styleId="1110" w:customStyle="1">
     <w:name w:val="Subtitle Char"/>
-    <w:basedOn w:val="1058"/>
-    <w:link w:val="1099"/>
+    <w:basedOn w:val="1068"/>
+    <w:link w:val="1109"/>
     <w:uiPriority w:val="11"/>
     <w:pPr>
       <w:pBdr/>
@@ -60962,10 +59914,10 @@
       <w:szCs w:val="22"/>
     </w:rPr>
   </w:style>
-  <w:style w:type="character" w:styleId="1101" w:customStyle="1">
+  <w:style w:type="character" w:styleId="1111" w:customStyle="1">
     <w:name w:val="Heading 5 Char"/>
-    <w:basedOn w:val="1058"/>
-    <w:link w:val="1057"/>
+    <w:basedOn w:val="1068"/>
+    <w:link w:val="1067"/>
     <w:uiPriority w:val="9"/>
     <w:pPr>
       <w:pBdr/>
@@ -60979,10 +59931,10 @@
       <w:szCs w:val="24"/>
     </w:rPr>
   </w:style>
-  <w:style w:type="paragraph" w:styleId="1102">
+  <w:style w:type="paragraph" w:styleId="1112">
     <w:name w:val="toc 1"/>
-    <w:basedOn w:val="1052"/>
-    <w:next w:val="1052"/>
+    <w:basedOn w:val="1062"/>
+    <w:next w:val="1062"/>
     <w:uiPriority w:val="39"/>
     <w:unhideWhenUsed/>
     <w:pPr>
@@ -60991,10 +59943,10 @@
       <w:ind/>
     </w:pPr>
   </w:style>
-  <w:style w:type="paragraph" w:styleId="1103">
+  <w:style w:type="paragraph" w:styleId="1113">
     <w:name w:val="toc 2"/>
-    <w:basedOn w:val="1052"/>
-    <w:next w:val="1052"/>
+    <w:basedOn w:val="1062"/>
+    <w:next w:val="1062"/>
     <w:uiPriority w:val="39"/>
     <w:unhideWhenUsed/>
     <w:pPr>
@@ -61003,10 +59955,10 @@
       <w:ind w:left="240"/>
     </w:pPr>
   </w:style>
-  <w:style w:type="paragraph" w:styleId="1104">
+  <w:style w:type="paragraph" w:styleId="1114">
     <w:name w:val="Balloon Text"/>
-    <w:basedOn w:val="1052"/>
-    <w:link w:val="1105"/>
+    <w:basedOn w:val="1062"/>
+    <w:link w:val="1115"/>
     <w:uiPriority w:val="99"/>
     <w:semiHidden/>
     <w:unhideWhenUsed/>
@@ -61021,10 +59973,10 @@
       <w:szCs w:val="18"/>
     </w:rPr>
   </w:style>
-  <w:style w:type="character" w:styleId="1105" w:customStyle="1">
+  <w:style w:type="character" w:styleId="1115" w:customStyle="1">
     <w:name w:val="Balloon Text Char"/>
-    <w:basedOn w:val="1058"/>
-    <w:link w:val="1104"/>
+    <w:basedOn w:val="1068"/>
+    <w:link w:val="1114"/>
     <w:uiPriority w:val="99"/>
     <w:semiHidden/>
     <w:pPr>
@@ -61038,9 +59990,9 @@
       <w:szCs w:val="18"/>
     </w:rPr>
   </w:style>
-  <w:style w:type="character" w:styleId="1106">
+  <w:style w:type="character" w:styleId="1116">
     <w:name w:val="annotation reference"/>
-    <w:basedOn w:val="1058"/>
+    <w:basedOn w:val="1068"/>
     <w:uiPriority w:val="99"/>
     <w:semiHidden/>
     <w:unhideWhenUsed/>
@@ -61054,10 +60006,10 @@
       <w:szCs w:val="16"/>
     </w:rPr>
   </w:style>
-  <w:style w:type="paragraph" w:styleId="1107">
+  <w:style w:type="paragraph" w:styleId="1117">
     <w:name w:val="annotation text"/>
-    <w:basedOn w:val="1052"/>
-    <w:link w:val="1108"/>
+    <w:basedOn w:val="1062"/>
+    <w:link w:val="1118"/>
     <w:uiPriority w:val="99"/>
     <w:unhideWhenUsed/>
     <w:pPr>
@@ -61070,10 +60022,10 @@
       <w:szCs w:val="20"/>
     </w:rPr>
   </w:style>
-  <w:style w:type="character" w:styleId="1108" w:customStyle="1">
+  <w:style w:type="character" w:styleId="1118" w:customStyle="1">
     <w:name w:val="Comment Text Char"/>
-    <w:basedOn w:val="1058"/>
-    <w:link w:val="1107"/>
+    <w:basedOn w:val="1068"/>
+    <w:link w:val="1117"/>
     <w:uiPriority w:val="99"/>
     <w:pPr>
       <w:pBdr/>
@@ -61084,11 +60036,11 @@
       <w:rFonts w:ascii="Times New Roman" w:hAnsi="Times New Roman" w:eastAsia="Times New Roman"/>
     </w:rPr>
   </w:style>
-  <w:style w:type="paragraph" w:styleId="1109">
+  <w:style w:type="paragraph" w:styleId="1119">
     <w:name w:val="annotation subject"/>
-    <w:basedOn w:val="1107"/>
-    <w:next w:val="1107"/>
-    <w:link w:val="1110"/>
+    <w:basedOn w:val="1117"/>
+    <w:next w:val="1117"/>
+    <w:link w:val="1120"/>
     <w:uiPriority w:val="99"/>
     <w:semiHidden/>
     <w:unhideWhenUsed/>
@@ -61102,10 +60054,10 @@
       <w:bCs/>
     </w:rPr>
   </w:style>
-  <w:style w:type="character" w:styleId="1110" w:customStyle="1">
+  <w:style w:type="character" w:styleId="1120" w:customStyle="1">
     <w:name w:val="Comment Subject Char"/>
-    <w:basedOn w:val="1108"/>
-    <w:link w:val="1109"/>
+    <w:basedOn w:val="1118"/>
+    <w:link w:val="1119"/>
     <w:uiPriority w:val="99"/>
     <w:semiHidden/>
     <w:pPr>
@@ -61119,9 +60071,9 @@
       <w:bCs/>
     </w:rPr>
   </w:style>
-  <w:style w:type="character" w:styleId="1111">
+  <w:style w:type="character" w:styleId="1121">
     <w:name w:val="page number"/>
-    <w:basedOn w:val="1058"/>
+    <w:basedOn w:val="1068"/>
     <w:uiPriority w:val="99"/>
     <w:semiHidden/>
     <w:unhideWhenUsed/>
@@ -61131,9 +60083,9 @@
       <w:ind/>
     </w:pPr>
   </w:style>
-  <w:style w:type="character" w:styleId="1112" w:customStyle="1">
+  <w:style w:type="character" w:styleId="1122" w:customStyle="1">
     <w:name w:val="Unresolved Mention1"/>
-    <w:basedOn w:val="1058"/>
+    <w:basedOn w:val="1068"/>
     <w:uiPriority w:val="99"/>
     <w:semiHidden/>
     <w:unhideWhenUsed/>
@@ -61147,10 +60099,10 @@
       <w:shd w:val="clear" w:color="auto" w:fill="e1dfdd"/>
     </w:rPr>
   </w:style>
-  <w:style w:type="paragraph" w:styleId="1113">
+  <w:style w:type="paragraph" w:styleId="1123">
     <w:name w:val="Caption"/>
-    <w:basedOn w:val="1052"/>
-    <w:next w:val="1052"/>
+    <w:basedOn w:val="1062"/>
+    <w:next w:val="1062"/>
     <w:uiPriority w:val="35"/>
     <w:unhideWhenUsed/>
     <w:qFormat/>
@@ -61168,10 +60120,10 @@
       <w:szCs w:val="18"/>
     </w:rPr>
   </w:style>
-  <w:style w:type="table" w:styleId="1114" w:customStyle="1">
+  <w:style w:type="table" w:styleId="1124" w:customStyle="1">
     <w:name w:val="Сетка таблицы1"/>
-    <w:basedOn w:val="1059"/>
-    <w:next w:val="1083"/>
+    <w:basedOn w:val="1069"/>
+    <w:next w:val="1093"/>
     <w:uiPriority w:val="39"/>
     <w:pPr>
       <w:pBdr/>
@@ -61361,9 +60313,9 @@
       </w:tcPr>
     </w:tblStylePr>
   </w:style>
-  <w:style w:type="character" w:styleId="1115" w:customStyle="1">
+  <w:style w:type="character" w:styleId="1125" w:customStyle="1">
     <w:name w:val="MTEquationSection"/>
-    <w:basedOn w:val="1058"/>
+    <w:basedOn w:val="1068"/>
     <w:pPr>
       <w:pBdr/>
       <w:spacing/>
@@ -61375,11 +60327,11 @@
       <w:color w:val="ff0000"/>
     </w:rPr>
   </w:style>
-  <w:style w:type="paragraph" w:styleId="1116" w:customStyle="1">
+  <w:style w:type="paragraph" w:styleId="1126" w:customStyle="1">
     <w:name w:val="MTDisplayEquation"/>
-    <w:basedOn w:val="1052"/>
-    <w:next w:val="1052"/>
-    <w:link w:val="1117"/>
+    <w:basedOn w:val="1062"/>
+    <w:next w:val="1062"/>
+    <w:link w:val="1127"/>
     <w:pPr>
       <w:pBdr/>
       <w:tabs>
@@ -61390,10 +60342,10 @@
       <w:ind/>
     </w:pPr>
   </w:style>
-  <w:style w:type="character" w:styleId="1117" w:customStyle="1">
+  <w:style w:type="character" w:styleId="1127" w:customStyle="1">
     <w:name w:val="MTDisplayEquation Знак"/>
-    <w:basedOn w:val="1058"/>
-    <w:link w:val="1116"/>
+    <w:basedOn w:val="1068"/>
+    <w:link w:val="1126"/>
     <w:pPr>
       <w:pBdr/>
       <w:spacing/>
@@ -61405,10 +60357,10 @@
       <w:szCs w:val="24"/>
     </w:rPr>
   </w:style>
-  <w:style w:type="table" w:styleId="1118" w:customStyle="1">
+  <w:style w:type="table" w:styleId="1128" w:customStyle="1">
     <w:name w:val="Сетка таблицы11"/>
-    <w:basedOn w:val="1059"/>
-    <w:next w:val="1083"/>
+    <w:basedOn w:val="1069"/>
+    <w:next w:val="1093"/>
     <w:uiPriority w:val="39"/>
     <w:pPr>
       <w:pBdr/>
@@ -61598,10 +60550,10 @@
       </w:tcPr>
     </w:tblStylePr>
   </w:style>
-  <w:style w:type="table" w:styleId="1119" w:customStyle="1">
+  <w:style w:type="table" w:styleId="1129" w:customStyle="1">
     <w:name w:val="Сетка таблицы111"/>
-    <w:basedOn w:val="1059"/>
-    <w:next w:val="1083"/>
+    <w:basedOn w:val="1069"/>
+    <w:next w:val="1093"/>
     <w:uiPriority w:val="39"/>
     <w:pPr>
       <w:pBdr/>
@@ -61791,10 +60743,10 @@
       </w:tcPr>
     </w:tblStylePr>
   </w:style>
-  <w:style w:type="paragraph" w:styleId="1120" w:customStyle="1">
+  <w:style w:type="paragraph" w:styleId="1130" w:customStyle="1">
     <w:name w:val="Рисунки"/>
-    <w:basedOn w:val="1052"/>
-    <w:link w:val="1121"/>
+    <w:basedOn w:val="1062"/>
+    <w:link w:val="1131"/>
     <w:qFormat/>
     <w:pPr>
       <w:pBdr/>
@@ -61803,10 +60755,10 @@
       <w:jc w:val="center"/>
     </w:pPr>
   </w:style>
-  <w:style w:type="character" w:styleId="1121" w:customStyle="1">
+  <w:style w:type="character" w:styleId="1131" w:customStyle="1">
     <w:name w:val="Рисунки Char"/>
-    <w:basedOn w:val="1058"/>
-    <w:link w:val="1120"/>
+    <w:basedOn w:val="1068"/>
+    <w:link w:val="1130"/>
     <w:pPr>
       <w:pBdr/>
       <w:spacing/>
@@ -61818,10 +60770,10 @@
       <w:szCs w:val="24"/>
     </w:rPr>
   </w:style>
-  <w:style w:type="paragraph" w:styleId="1122" w:customStyle="1">
+  <w:style w:type="paragraph" w:styleId="1132" w:customStyle="1">
     <w:name w:val="Аннотация"/>
-    <w:basedOn w:val="1052"/>
-    <w:link w:val="1123"/>
+    <w:basedOn w:val="1062"/>
+    <w:link w:val="1133"/>
     <w:qFormat/>
     <w:pPr>
       <w:pBdr/>
@@ -61834,10 +60786,10 @@
       <w:bCs/>
     </w:rPr>
   </w:style>
-  <w:style w:type="character" w:styleId="1123" w:customStyle="1">
+  <w:style w:type="character" w:styleId="1133" w:customStyle="1">
     <w:name w:val="Аннотация Char"/>
-    <w:basedOn w:val="1058"/>
-    <w:link w:val="1122"/>
+    <w:basedOn w:val="1068"/>
+    <w:link w:val="1132"/>
     <w:pPr>
       <w:pBdr/>
       <w:spacing/>
@@ -61851,7 +60803,7 @@
       <w:szCs w:val="24"/>
     </w:rPr>
   </w:style>
-  <w:style w:type="paragraph" w:styleId="1124">
+  <w:style w:type="paragraph" w:styleId="1134">
     <w:name w:val="Revision"/>
     <w:hidden/>
     <w:uiPriority w:val="99"/>

--- a/UP/Соин А.Д..docx
+++ b/UP/Соин А.Д..docx
@@ -71,7 +71,7 @@
                               <pic:nvPr/>
                             </pic:nvPicPr>
                             <pic:blipFill rotWithShape="1">
-                              <a:blip r:embed="rId12"/>
+                              <a:blip r:embed="rId13"/>
                               <a:stretch/>
                             </pic:blipFill>
                             <pic:spPr bwMode="auto">
@@ -122,7 +122,7 @@
                     </v:shapetype>
                     <v:shape id="_x0000_i0" o:spid="_x0000_s0" type="#_x0000_t75" style="position:absolute;z-index:-251976704;o:allowoverlap:true;o:allowincell:true;mso-position-horizontal-relative:text;margin-left:-1.10pt;mso-position-horizontal:absolute;mso-position-vertical-relative:text;margin-top:16.50pt;mso-position-vertical:absolute;width:57.75pt;height:65.25pt;mso-wrap-distance-left:9.00pt;mso-wrap-distance-top:0.00pt;mso-wrap-distance-right:9.00pt;mso-wrap-distance-bottom:0.00pt;z-index:1;" wrapcoords="0 0 0 98852 98699 98852 98699 0 0 0" stroked="f">
                       <w10:wrap type="tight"/>
-                      <v:imagedata r:id="rId12" o:title=""/>
+                      <v:imagedata r:id="rId13" o:title=""/>
                       <o:lock v:ext="edit" rotation="t"/>
                     </v:shape>
                   </w:pict>
@@ -3122,6 +3122,7 @@
           <w:szCs w:val="22"/>
         </w:rPr>
         <w:sectPr>
+          <w:headerReference w:type="default" r:id="rId9"/>
           <w:footnotePr/>
           <w:endnotePr/>
           <w:type w:val="nextPage"/>
@@ -4774,6 +4775,7 @@
             <w:shd w:val="clear" w:color="auto" w:fill="auto"/>
             <w:tcBorders>
               <w:top w:val="none" w:color="000000" w:sz="4" w:space="0"/>
+              <w:bottom w:val="single" w:color="000000" w:sz="4" w:space="0"/>
             </w:tcBorders>
             <w:tcW w:w="9638" w:type="dxa"/>
           </w:tcPr>
@@ -4889,7 +4891,8 @@
             <w:gridSpan w:val="2"/>
             <w:shd w:val="clear" w:color="auto" w:fill="auto"/>
             <w:tcBorders>
-              <w:top w:val="none" w:color="000000" w:sz="4" w:space="0"/>
+              <w:top w:val="single" w:color="000000" w:sz="4" w:space="0"/>
+              <w:bottom w:val="single" w:color="000000" w:sz="4" w:space="0"/>
             </w:tcBorders>
             <w:tcW w:w="9638" w:type="dxa"/>
           </w:tcPr>
@@ -4955,7 +4958,8 @@
             <w:gridSpan w:val="2"/>
             <w:shd w:val="clear" w:color="auto" w:fill="auto"/>
             <w:tcBorders>
-              <w:top w:val="none" w:color="000000" w:sz="4" w:space="0"/>
+              <w:top w:val="single" w:color="000000" w:sz="4" w:space="0"/>
+              <w:bottom w:val="single" w:color="000000" w:sz="4" w:space="0"/>
             </w:tcBorders>
             <w:tcW w:w="9638" w:type="dxa"/>
           </w:tcPr>
@@ -5029,7 +5033,8 @@
             <w:gridSpan w:val="2"/>
             <w:shd w:val="clear" w:color="auto" w:fill="auto"/>
             <w:tcBorders>
-              <w:top w:val="none" w:color="000000" w:sz="4" w:space="0"/>
+              <w:top w:val="single" w:color="000000" w:sz="4" w:space="0"/>
+              <w:bottom w:val="single" w:color="000000" w:sz="4" w:space="0"/>
             </w:tcBorders>
             <w:tcW w:w="9638" w:type="dxa"/>
           </w:tcPr>
@@ -5095,7 +5100,9 @@
           <w:tcPr>
             <w:gridSpan w:val="2"/>
             <w:shd w:val="clear" w:color="auto" w:fill="auto"/>
-            <w:tcBorders/>
+            <w:tcBorders>
+              <w:top w:val="single" w:color="000000" w:sz="4" w:space="0"/>
+            </w:tcBorders>
             <w:tcW w:w="9638" w:type="dxa"/>
           </w:tcPr>
           <w:p>
@@ -5315,6 +5322,11 @@
                 <w:lang w:val="en-US"/>
               </w:rPr>
               <w:t xml:space="preserve">7</w:t>
+            </w:r>
+            <w:r>
+              <w:rPr>
+                <w:sz w:val="24"/>
+              </w:rPr>
             </w:r>
             <w:r>
               <w:rPr>
@@ -6859,8 +6871,8 @@
         <w:ind/>
         <w:rPr/>
         <w:sectPr>
-          <w:footerReference w:type="default" r:id="rId9"/>
-          <w:footerReference w:type="even" r:id="rId10"/>
+          <w:footerReference w:type="default" r:id="rId10"/>
+          <w:footerReference w:type="even" r:id="rId11"/>
           <w:footnotePr/>
           <w:endnotePr/>
           <w:type w:val="nextPage"/>
@@ -6888,12 +6900,25 @@
         <w:rPr/>
       </w:pPr>
       <w:r/>
+      <w:bookmarkStart w:id="70" w:name="_Toc28"/>
+      <w:r/>
+      <w:r/>
       <w:bookmarkStart w:id="57" w:name="_Toc15"/>
       <w:r>
-        <w:t xml:space="preserve">Содержание</w:t>
+        <w:rPr>
+          <w:lang w:val="ru-RU"/>
+        </w:rPr>
+        <w:t xml:space="preserve">СОДЕРЖАНИЕ</w:t>
+      </w:r>
+      <w:r>
+        <w:rPr>
+          <w:lang w:val="en-US"/>
+        </w:rPr>
+        <w:t xml:space="preserve">
+</w:t>
       </w:r>
       <w:r/>
-      <w:bookmarkEnd w:id="57"/>
+      <w:bookmarkEnd w:id="70"/>
       <w:r/>
       <w:r/>
     </w:p>
@@ -6954,7 +6979,7 @@
               <w:bCs/>
             </w:rPr>
           </w:r>
-          <w:hyperlink w:tooltip="#_Toc15" w:anchor="_Toc15" w:history="1">
+          <w:hyperlink w:tooltip="#_Toc28" w:anchor="_Toc28" w:history="1">
             <w:r>
               <w:rPr>
                 <w:rStyle w:val="1116"/>
@@ -6963,8 +6988,17 @@
             <w:r>
               <w:rPr>
                 <w:rStyle w:val="1116"/>
+                <w:lang w:val="ru-RU"/>
               </w:rPr>
-              <w:t xml:space="preserve">Содержание</w:t>
+              <w:t xml:space="preserve">СОДЕРЖАНИЕ</w:t>
+            </w:r>
+            <w:r>
+              <w:rPr>
+                <w:rStyle w:val="1116"/>
+                <w:lang w:val="en-US"/>
+              </w:rPr>
+              <w:t xml:space="preserve">
+</w:t>
             </w:r>
             <w:r>
               <w:rPr>
@@ -6976,7 +7010,7 @@
             </w:r>
             <w:r>
               <w:fldChar w:fldCharType="begin"/>
-              <w:instrText xml:space="preserve">PAGEREF _Toc15 \h</w:instrText>
+              <w:instrText xml:space="preserve">PAGEREF _Toc28 \h</w:instrText>
               <w:fldChar w:fldCharType="separate"/>
               <w:t xml:space="preserve">1</w:t>
               <w:fldChar w:fldCharType="end"/>
@@ -6997,7 +7031,7 @@
               <w14:ligatures w14:val="none"/>
             </w:rPr>
           </w:pPr>
-          <w:hyperlink w:tooltip="#_Toc16" w:anchor="_Toc16" w:history="1">
+          <w:hyperlink w:tooltip="#_Toc29" w:anchor="_Toc29" w:history="1">
             <w:r>
               <w:rPr>
                 <w:rStyle w:val="1116"/>
@@ -7007,8 +7041,7 @@
               <w:rPr>
                 <w:rStyle w:val="1116"/>
               </w:rPr>
-              <w:t xml:space="preserve">Введение
-</w:t>
+              <w:t xml:space="preserve">ВВЕДЕНИЕ</w:t>
             </w:r>
             <w:r>
               <w:rPr>
@@ -7021,7 +7054,7 @@
             </w:r>
             <w:r>
               <w:fldChar w:fldCharType="begin"/>
-              <w:instrText xml:space="preserve">PAGEREF _Toc16 \h</w:instrText>
+              <w:instrText xml:space="preserve">PAGEREF _Toc29 \h</w:instrText>
               <w:fldChar w:fldCharType="separate"/>
               <w:t xml:space="preserve">2</w:t>
               <w:fldChar w:fldCharType="end"/>
@@ -7045,10 +7078,9 @@
             <w:ind/>
             <w:rPr>
               <w:highlight w:val="none"/>
-              <w14:ligatures w14:val="none"/>
             </w:rPr>
           </w:pPr>
-          <w:hyperlink w:tooltip="#_Toc17" w:anchor="_Toc17" w:history="1">
+          <w:hyperlink w:tooltip="#_Toc30" w:anchor="_Toc30" w:history="1">
             <w:r>
               <w:rPr>
                 <w:rFonts w:ascii="Times New Roman" w:hAnsi="Times New Roman" w:cs="Times New Roman" w:eastAsiaTheme="minorEastAsia"/>
@@ -7067,13 +7099,27 @@
               <w:rPr>
                 <w:rStyle w:val="1116"/>
               </w:rPr>
-              <w:t xml:space="preserve">Теоретическая часть</w:t>
+              <w:t xml:space="preserve">Построение графиков</w:t>
             </w:r>
             <w:r>
               <w:rPr>
                 <w:rStyle w:val="1116"/>
                 <w:highlight w:val="none"/>
-                <w14:ligatures w14:val="none"/>
+              </w:rPr>
+              <w:t xml:space="preserve"> в </w:t>
+            </w:r>
+            <w:r>
+              <w:rPr>
+                <w:rStyle w:val="1116"/>
+                <w:highlight w:val="none"/>
+                <w:lang w:val="en-US"/>
+              </w:rPr>
+              <w:t xml:space="preserve">MATLAB</w:t>
+            </w:r>
+            <w:r>
+              <w:rPr>
+                <w:rStyle w:val="1116"/>
+                <w:highlight w:val="none"/>
               </w:rPr>
             </w:r>
             <w:r>
@@ -7081,40 +7127,36 @@
             </w:r>
             <w:r>
               <w:fldChar w:fldCharType="begin"/>
-              <w:instrText xml:space="preserve">PAGEREF _Toc17 \h</w:instrText>
+              <w:instrText xml:space="preserve">PAGEREF _Toc30 \h</w:instrText>
               <w:fldChar w:fldCharType="separate"/>
-              <w:t xml:space="preserve">2</w:t>
+              <w:t xml:space="preserve">3</w:t>
               <w:fldChar w:fldCharType="end"/>
             </w:r>
           </w:hyperlink>
           <w:r>
             <w:rPr>
               <w:highlight w:val="none"/>
-              <w14:ligatures w14:val="none"/>
             </w:rPr>
           </w:r>
         </w:p>
         <w:p>
           <w:pPr>
-            <w:pStyle w:val="1123"/>
+            <w:pStyle w:val="1122"/>
             <w:pBdr/>
             <w:tabs>
-              <w:tab w:val="left" w:leader="none" w:pos="1701"/>
+              <w:tab w:val="left" w:leader="none" w:pos="1417"/>
               <w:tab w:val="right" w:leader="dot" w:pos="9628"/>
             </w:tabs>
             <w:spacing/>
             <w:ind/>
-            <w:rPr>
-              <w:rFonts w:ascii="Times New Roman" w:hAnsi="Times New Roman" w:cs="Times New Roman"/>
-              <w:highlight w:val="none"/>
-            </w:rPr>
+            <w:rPr/>
           </w:pPr>
-          <w:hyperlink w:tooltip="#_Toc18" w:anchor="_Toc18" w:history="1">
+          <w:hyperlink w:tooltip="#_Toc31" w:anchor="_Toc31" w:history="1">
             <w:r>
               <w:rPr>
-                <w:rFonts w:ascii="Times New Roman" w:hAnsi="Times New Roman" w:eastAsia="Times New Roman" w:cs="Times New Roman"/>
+                <w:rFonts w:ascii="Times New Roman" w:hAnsi="Times New Roman" w:cs="Times New Roman" w:eastAsiaTheme="minorEastAsia"/>
               </w:rPr>
-              <w:t xml:space="preserve">1.1.</w:t>
+              <w:t xml:space="preserve">2.</w:t>
             </w:r>
             <w:r>
               <w:tab/>
@@ -7128,13 +7170,17 @@
               <w:rPr>
                 <w:rStyle w:val="1116"/>
               </w:rPr>
-              <w:t xml:space="preserve">Построение графиков</w:t>
+              <w:t xml:space="preserve">Моделирование </w:t>
             </w:r>
             <w:r>
               <w:rPr>
                 <w:rStyle w:val="1116"/>
-                <w:rFonts w:ascii="Times New Roman" w:hAnsi="Times New Roman" w:cs="Times New Roman"/>
-                <w:highlight w:val="none"/>
+              </w:rPr>
+              <w:t xml:space="preserve">в программной среде MATLAB Simulink</w:t>
+            </w:r>
+            <w:r>
+              <w:rPr>
+                <w:rStyle w:val="1116"/>
               </w:rPr>
             </w:r>
             <w:r>
@@ -7142,18 +7188,13 @@
             </w:r>
             <w:r>
               <w:fldChar w:fldCharType="begin"/>
-              <w:instrText xml:space="preserve">PAGEREF _Toc18 \h</w:instrText>
+              <w:instrText xml:space="preserve">PAGEREF _Toc31 \h</w:instrText>
               <w:fldChar w:fldCharType="separate"/>
-              <w:t xml:space="preserve">2</w:t>
+              <w:t xml:space="preserve">5</w:t>
               <w:fldChar w:fldCharType="end"/>
             </w:r>
           </w:hyperlink>
-          <w:r>
-            <w:rPr>
-              <w:rFonts w:ascii="Times New Roman" w:hAnsi="Times New Roman" w:cs="Times New Roman"/>
-              <w:highlight w:val="none"/>
-            </w:rPr>
-          </w:r>
+          <w:r/>
         </w:p>
         <w:p>
           <w:pPr>
@@ -7165,74 +7206,14 @@
             </w:tabs>
             <w:spacing/>
             <w:ind/>
-            <w:rPr>
-              <w:highlight w:val="none"/>
-            </w:rPr>
+            <w:rPr/>
           </w:pPr>
-          <w:hyperlink w:tooltip="#_Toc19" w:anchor="_Toc19" w:history="1">
+          <w:hyperlink w:tooltip="#_Toc32" w:anchor="_Toc32" w:history="1">
             <w:r>
               <w:rPr>
                 <w:rFonts w:ascii="Times New Roman" w:hAnsi="Times New Roman" w:eastAsia="Times New Roman" w:cs="Times New Roman"/>
               </w:rPr>
-              <w:t xml:space="preserve">1.2.</w:t>
-            </w:r>
-            <w:r>
-              <w:tab/>
-            </w:r>
-            <w:r>
-              <w:rPr>
-                <w:rStyle w:val="1116"/>
-              </w:rPr>
-            </w:r>
-            <w:r>
-              <w:rPr>
-                <w:rStyle w:val="1116"/>
-              </w:rPr>
-              <w:t xml:space="preserve">Моделирование
-</w:t>
-            </w:r>
-            <w:r>
-              <w:rPr>
-                <w:rStyle w:val="1116"/>
-                <w:highlight w:val="none"/>
-              </w:rPr>
-            </w:r>
-            <w:r>
-              <w:tab/>
-            </w:r>
-            <w:r>
-              <w:fldChar w:fldCharType="begin"/>
-              <w:instrText xml:space="preserve">PAGEREF _Toc19 \h</w:instrText>
-              <w:fldChar w:fldCharType="separate"/>
-              <w:t xml:space="preserve">4</w:t>
-              <w:fldChar w:fldCharType="end"/>
-            </w:r>
-          </w:hyperlink>
-          <w:r>
-            <w:rPr>
-              <w:highlight w:val="none"/>
-            </w:rPr>
-          </w:r>
-        </w:p>
-        <w:p>
-          <w:pPr>
-            <w:pStyle w:val="1115"/>
-            <w:pBdr/>
-            <w:tabs>
-              <w:tab w:val="left" w:leader="none" w:pos="2551"/>
-              <w:tab w:val="clear" w:leader="none" w:pos="9627"/>
-              <w:tab w:val="right" w:leader="dot" w:pos="9628"/>
-            </w:tabs>
-            <w:spacing/>
-            <w:ind/>
-            <w:rPr/>
-          </w:pPr>
-          <w:hyperlink w:tooltip="#_Toc20" w:anchor="_Toc20" w:history="1">
-            <w:r>
-              <w:rPr>
-                <w:rFonts w:ascii="Times New Roman" w:hAnsi="Times New Roman" w:eastAsia="Times New Roman" w:cs="Times New Roman"/>
-              </w:rPr>
-              <w:t xml:space="preserve">1.2.1.</w:t>
+              <w:t xml:space="preserve">2.1.</w:t>
             </w:r>
             <w:r>
               <w:tab/>
@@ -7266,9 +7247,9 @@
             </w:r>
             <w:r>
               <w:fldChar w:fldCharType="begin"/>
-              <w:instrText xml:space="preserve">PAGEREF _Toc20 \h</w:instrText>
+              <w:instrText xml:space="preserve">PAGEREF _Toc32 \h</w:instrText>
               <w:fldChar w:fldCharType="separate"/>
-              <w:t xml:space="preserve">4</w:t>
+              <w:t xml:space="preserve">5</w:t>
               <w:fldChar w:fldCharType="end"/>
             </w:r>
           </w:hyperlink>
@@ -7276,23 +7257,22 @@
         </w:p>
         <w:p>
           <w:pPr>
-            <w:pStyle w:val="1115"/>
+            <w:pStyle w:val="1123"/>
             <w:pBdr/>
             <w:tabs>
-              <w:tab w:val="left" w:leader="none" w:pos="2551"/>
-              <w:tab w:val="clear" w:leader="none" w:pos="9627"/>
+              <w:tab w:val="left" w:leader="none" w:pos="1701"/>
               <w:tab w:val="right" w:leader="dot" w:pos="9628"/>
             </w:tabs>
             <w:spacing/>
             <w:ind/>
             <w:rPr/>
           </w:pPr>
-          <w:hyperlink w:tooltip="#_Toc21" w:anchor="_Toc21" w:history="1">
+          <w:hyperlink w:tooltip="#_Toc33" w:anchor="_Toc33" w:history="1">
             <w:r>
               <w:rPr>
                 <w:rFonts w:ascii="Times New Roman" w:hAnsi="Times New Roman" w:eastAsia="Times New Roman" w:cs="Times New Roman"/>
               </w:rPr>
-              <w:t xml:space="preserve">1.2.2.</w:t>
+              <w:t xml:space="preserve">2.2.</w:t>
             </w:r>
             <w:r>
               <w:tab/>
@@ -7318,9 +7298,9 @@
             </w:r>
             <w:r>
               <w:fldChar w:fldCharType="begin"/>
-              <w:instrText xml:space="preserve">PAGEREF _Toc21 \h</w:instrText>
+              <w:instrText xml:space="preserve">PAGEREF _Toc33 \h</w:instrText>
               <w:fldChar w:fldCharType="separate"/>
-              <w:t xml:space="preserve">4</w:t>
+              <w:t xml:space="preserve">5</w:t>
               <w:fldChar w:fldCharType="end"/>
             </w:r>
           </w:hyperlink>
@@ -7328,23 +7308,22 @@
         </w:p>
         <w:p>
           <w:pPr>
-            <w:pStyle w:val="1115"/>
+            <w:pStyle w:val="1123"/>
             <w:pBdr/>
             <w:tabs>
-              <w:tab w:val="left" w:leader="none" w:pos="2551"/>
-              <w:tab w:val="clear" w:leader="none" w:pos="9627"/>
+              <w:tab w:val="left" w:leader="none" w:pos="1701"/>
               <w:tab w:val="right" w:leader="dot" w:pos="9628"/>
             </w:tabs>
             <w:spacing/>
             <w:ind/>
             <w:rPr/>
           </w:pPr>
-          <w:hyperlink w:tooltip="#_Toc22" w:anchor="_Toc22" w:history="1">
+          <w:hyperlink w:tooltip="#_Toc34" w:anchor="_Toc34" w:history="1">
             <w:r>
               <w:rPr>
                 <w:rFonts w:ascii="Times New Roman" w:hAnsi="Times New Roman" w:eastAsia="Times New Roman" w:cs="Times New Roman"/>
               </w:rPr>
-              <w:t xml:space="preserve">1.2.3.</w:t>
+              <w:t xml:space="preserve">2.3.</w:t>
             </w:r>
             <w:r>
               <w:tab/>
@@ -7370,9 +7349,9 @@
             </w:r>
             <w:r>
               <w:fldChar w:fldCharType="begin"/>
-              <w:instrText xml:space="preserve">PAGEREF _Toc22 \h</w:instrText>
+              <w:instrText xml:space="preserve">PAGEREF _Toc34 \h</w:instrText>
               <w:fldChar w:fldCharType="separate"/>
-              <w:t xml:space="preserve">5</w:t>
+              <w:t xml:space="preserve">6</w:t>
               <w:fldChar w:fldCharType="end"/>
             </w:r>
           </w:hyperlink>
@@ -7380,23 +7359,22 @@
         </w:p>
         <w:p>
           <w:pPr>
-            <w:pStyle w:val="1115"/>
+            <w:pStyle w:val="1123"/>
             <w:pBdr/>
             <w:tabs>
-              <w:tab w:val="left" w:leader="none" w:pos="2551"/>
-              <w:tab w:val="clear" w:leader="none" w:pos="9627"/>
+              <w:tab w:val="left" w:leader="none" w:pos="1701"/>
               <w:tab w:val="right" w:leader="dot" w:pos="9628"/>
             </w:tabs>
             <w:spacing/>
             <w:ind/>
             <w:rPr/>
           </w:pPr>
-          <w:hyperlink w:tooltip="#_Toc23" w:anchor="_Toc23" w:history="1">
+          <w:hyperlink w:tooltip="#_Toc35" w:anchor="_Toc35" w:history="1">
             <w:r>
               <w:rPr>
                 <w:rFonts w:ascii="Times New Roman" w:hAnsi="Times New Roman" w:eastAsia="Times New Roman" w:cs="Times New Roman"/>
               </w:rPr>
-              <w:t xml:space="preserve">1.2.4.</w:t>
+              <w:t xml:space="preserve">2.4.</w:t>
             </w:r>
             <w:r>
               <w:tab/>
@@ -7422,9 +7400,60 @@
             </w:r>
             <w:r>
               <w:fldChar w:fldCharType="begin"/>
-              <w:instrText xml:space="preserve">PAGEREF _Toc23 \h</w:instrText>
+              <w:instrText xml:space="preserve">PAGEREF _Toc35 \h</w:instrText>
               <w:fldChar w:fldCharType="separate"/>
-              <w:t xml:space="preserve">6</w:t>
+              <w:t xml:space="preserve">7</w:t>
+              <w:fldChar w:fldCharType="end"/>
+            </w:r>
+          </w:hyperlink>
+          <w:r/>
+        </w:p>
+        <w:p>
+          <w:pPr>
+            <w:pStyle w:val="1122"/>
+            <w:pBdr/>
+            <w:tabs>
+              <w:tab w:val="left" w:leader="none" w:pos="1417"/>
+              <w:tab w:val="right" w:leader="dot" w:pos="9628"/>
+            </w:tabs>
+            <w:spacing/>
+            <w:ind/>
+            <w:rPr/>
+          </w:pPr>
+          <w:hyperlink w:tooltip="#_Toc36" w:anchor="_Toc36" w:history="1">
+            <w:r>
+              <w:rPr>
+                <w:rFonts w:ascii="Times New Roman" w:hAnsi="Times New Roman" w:cs="Times New Roman" w:eastAsiaTheme="minorEastAsia"/>
+              </w:rPr>
+              <w:t xml:space="preserve">3.</w:t>
+            </w:r>
+            <w:r>
+              <w:tab/>
+            </w:r>
+            <w:r>
+              <w:rPr>
+                <w:rStyle w:val="1116"/>
+              </w:rPr>
+            </w:r>
+            <w:r>
+              <w:rPr>
+                <w:rStyle w:val="1116"/>
+              </w:rPr>
+              <w:t xml:space="preserve">Выполнение практического задания №1</w:t>
+            </w:r>
+            <w:r>
+              <w:rPr>
+                <w:rStyle w:val="1116"/>
+              </w:rPr>
+            </w:r>
+            <w:r>
+              <w:tab/>
+            </w:r>
+            <w:r>
+              <w:fldChar w:fldCharType="begin"/>
+              <w:instrText xml:space="preserve">PAGEREF _Toc36 \h</w:instrText>
+              <w:fldChar w:fldCharType="separate"/>
+              <w:t xml:space="preserve">9</w:t>
               <w:fldChar w:fldCharType="end"/>
             </w:r>
           </w:hyperlink>
@@ -7444,76 +7473,12 @@
               <w14:ligatures w14:val="none"/>
             </w:rPr>
           </w:pPr>
-          <w:hyperlink w:tooltip="#_Toc24" w:anchor="_Toc24" w:history="1">
+          <w:hyperlink w:tooltip="#_Toc37" w:anchor="_Toc37" w:history="1">
             <w:r>
               <w:rPr>
                 <w:rFonts w:ascii="Times New Roman" w:hAnsi="Times New Roman" w:cs="Times New Roman" w:eastAsiaTheme="minorEastAsia"/>
               </w:rPr>
-              <w:t xml:space="preserve">2.</w:t>
-            </w:r>
-            <w:r>
-              <w:tab/>
-            </w:r>
-            <w:r>
-              <w:rPr>
-                <w:rStyle w:val="1116"/>
-              </w:rPr>
-            </w:r>
-            <w:r>
-              <w:rPr>
-                <w:rStyle w:val="1116"/>
-                <w:lang w:val="en-US"/>
-              </w:rPr>
-              <w:t xml:space="preserve"> </w:t>
-            </w:r>
-            <w:r>
-              <w:rPr>
-                <w:rStyle w:val="1116"/>
-                <w14:ligatures w14:val="none"/>
-              </w:rPr>
-              <w:t xml:space="preserve">Практическая часть</w:t>
-            </w:r>
-            <w:r>
-              <w:rPr>
-                <w:rStyle w:val="1116"/>
-                <w14:ligatures w14:val="none"/>
-              </w:rPr>
-            </w:r>
-            <w:r>
-              <w:tab/>
-            </w:r>
-            <w:r>
-              <w:fldChar w:fldCharType="begin"/>
-              <w:instrText xml:space="preserve">PAGEREF _Toc24 \h</w:instrText>
-              <w:fldChar w:fldCharType="separate"/>
-              <w:t xml:space="preserve">7</w:t>
-              <w:fldChar w:fldCharType="end"/>
-            </w:r>
-          </w:hyperlink>
-          <w:r>
-            <w:rPr>
-              <w14:ligatures w14:val="none"/>
-            </w:rPr>
-          </w:r>
-        </w:p>
-        <w:p>
-          <w:pPr>
-            <w:pStyle w:val="1123"/>
-            <w:pBdr/>
-            <w:tabs>
-              <w:tab w:val="left" w:leader="none" w:pos="1701"/>
-              <w:tab w:val="right" w:leader="dot" w:pos="9628"/>
-            </w:tabs>
-            <w:spacing/>
-            <w:ind/>
-            <w:rPr/>
-          </w:pPr>
-          <w:hyperlink w:tooltip="#_Toc25" w:anchor="_Toc25" w:history="1">
-            <w:r>
-              <w:rPr>
-                <w:rFonts w:ascii="Times New Roman" w:hAnsi="Times New Roman" w:eastAsia="Times New Roman" w:cs="Times New Roman"/>
-              </w:rPr>
-              <w:t xml:space="preserve">2.1.</w:t>
+              <w:t xml:space="preserve">4.</w:t>
             </w:r>
             <w:r>
               <w:tab/>
@@ -7527,61 +7492,7 @@
               <w:rPr>
                 <w:rStyle w:val="1116"/>
               </w:rPr>
-              <w:t xml:space="preserve">Построение графиков</w:t>
-            </w:r>
-            <w:r>
-              <w:rPr>
-                <w:rStyle w:val="1116"/>
-              </w:rPr>
-            </w:r>
-            <w:r>
-              <w:tab/>
-            </w:r>
-            <w:r>
-              <w:fldChar w:fldCharType="begin"/>
-              <w:instrText xml:space="preserve">PAGEREF _Toc25 \h</w:instrText>
-              <w:fldChar w:fldCharType="separate"/>
-              <w:t xml:space="preserve">7</w:t>
-              <w:fldChar w:fldCharType="end"/>
-            </w:r>
-          </w:hyperlink>
-          <w:r/>
-        </w:p>
-        <w:p>
-          <w:pPr>
-            <w:pStyle w:val="1123"/>
-            <w:pBdr/>
-            <w:tabs>
-              <w:tab w:val="left" w:leader="none" w:pos="1701"/>
-              <w:tab w:val="right" w:leader="dot" w:pos="9628"/>
-            </w:tabs>
-            <w:spacing/>
-            <w:ind/>
-            <w:rPr>
-              <w14:ligatures w14:val="none"/>
-            </w:rPr>
-          </w:pPr>
-          <w:hyperlink w:tooltip="#_Toc26" w:anchor="_Toc26" w:history="1">
-            <w:r>
-              <w:rPr>
-                <w:rFonts w:ascii="Times New Roman" w:hAnsi="Times New Roman" w:eastAsia="Times New Roman" w:cs="Times New Roman"/>
-              </w:rPr>
-              <w:t xml:space="preserve">2.2.</w:t>
-            </w:r>
-            <w:r>
-              <w:tab/>
-            </w:r>
-            <w:r>
-              <w:rPr>
-                <w:rStyle w:val="1116"/>
-              </w:rPr>
-            </w:r>
-            <w:r>
-              <w:rPr>
-                <w:rStyle w:val="1116"/>
-                <w:highlight w:val="none"/>
-              </w:rPr>
-              <w:t xml:space="preserve">Моделирование</w:t>
+              <w:t xml:space="preserve">Выполнение практического задания №2</w:t>
             </w:r>
             <w:r>
               <w:rPr>
@@ -7594,9 +7505,9 @@
             </w:r>
             <w:r>
               <w:fldChar w:fldCharType="begin"/>
-              <w:instrText xml:space="preserve">PAGEREF _Toc26 \h</w:instrText>
+              <w:instrText xml:space="preserve">PAGEREF _Toc37 \h</w:instrText>
               <w:fldChar w:fldCharType="separate"/>
-              <w:t xml:space="preserve">7</w:t>
+              <w:t xml:space="preserve">10</w:t>
               <w:fldChar w:fldCharType="end"/>
             </w:r>
           </w:hyperlink>
@@ -7619,7 +7530,7 @@
               <w:highlight w:val="none"/>
             </w:rPr>
           </w:pPr>
-          <w:hyperlink w:tooltip="#_Toc27" w:anchor="_Toc27" w:history="1">
+          <w:hyperlink w:tooltip="#_Toc38" w:anchor="_Toc38" w:history="1">
             <w:r>
               <w:rPr>
                 <w:rStyle w:val="1116"/>
@@ -7629,7 +7540,8 @@
               <w:rPr>
                 <w:rStyle w:val="1116"/>
               </w:rPr>
-              <w:t xml:space="preserve">Заключение</w:t>
+              <w:t xml:space="preserve">ЗАКЛЮЧЕНИЕ
+</w:t>
             </w:r>
             <w:r>
               <w:rPr>
@@ -7642,55 +7554,7 @@
             </w:r>
             <w:r>
               <w:fldChar w:fldCharType="begin"/>
-              <w:instrText xml:space="preserve">PAGEREF _Toc27 \h</w:instrText>
-              <w:fldChar w:fldCharType="separate"/>
-              <w:t xml:space="preserve">13</w:t>
-              <w:fldChar w:fldCharType="end"/>
-            </w:r>
-          </w:hyperlink>
-          <w:r>
-            <w:rPr>
-              <w:highlight w:val="none"/>
-            </w:rPr>
-          </w:r>
-        </w:p>
-        <w:p>
-          <w:pPr>
-            <w:pStyle w:val="1122"/>
-            <w:pBdr/>
-            <w:tabs>
-              <w:tab w:val="right" w:leader="dot" w:pos="9628"/>
-            </w:tabs>
-            <w:spacing/>
-            <w:ind/>
-            <w:rPr>
-              <w:highlight w:val="none"/>
-            </w:rPr>
-          </w:pPr>
-          <w:hyperlink w:tooltip="#_Toc28" w:anchor="_Toc28" w:history="1">
-            <w:r>
-              <w:rPr>
-                <w:rStyle w:val="1116"/>
-              </w:rPr>
-            </w:r>
-            <w:r>
-              <w:rPr>
-                <w:rStyle w:val="1116"/>
-              </w:rPr>
-              <w:t xml:space="preserve">Список использованных источников</w:t>
-            </w:r>
-            <w:r>
-              <w:rPr>
-                <w:rStyle w:val="1116"/>
-                <w:highlight w:val="none"/>
-              </w:rPr>
-            </w:r>
-            <w:r>
-              <w:tab/>
-            </w:r>
-            <w:r>
-              <w:fldChar w:fldCharType="begin"/>
-              <w:instrText xml:space="preserve">PAGEREF _Toc28 \h</w:instrText>
+              <w:instrText xml:space="preserve">PAGEREF _Toc38 \h</w:instrText>
               <w:fldChar w:fldCharType="separate"/>
               <w:t xml:space="preserve">14</w:t>
               <w:fldChar w:fldCharType="end"/>
@@ -7711,11 +7575,52 @@
             </w:tabs>
             <w:spacing/>
             <w:ind/>
+            <w:rPr/>
+          </w:pPr>
+          <w:hyperlink w:tooltip="#_Toc39" w:anchor="_Toc39" w:history="1">
+            <w:r>
+              <w:rPr>
+                <w:rStyle w:val="1116"/>
+              </w:rPr>
+            </w:r>
+            <w:r>
+              <w:rPr>
+                <w:rStyle w:val="1116"/>
+              </w:rPr>
+              <w:t xml:space="preserve">СПИСОК ИСПОЛЬЗОВАННЫХ ИСТОЧНИКОВ</w:t>
+            </w:r>
+            <w:r>
+              <w:rPr>
+                <w:rStyle w:val="1116"/>
+              </w:rPr>
+            </w:r>
+            <w:r>
+              <w:tab/>
+            </w:r>
+            <w:r>
+              <w:fldChar w:fldCharType="begin"/>
+              <w:instrText xml:space="preserve">PAGEREF _Toc39 \h</w:instrText>
+              <w:fldChar w:fldCharType="separate"/>
+              <w:t xml:space="preserve">15</w:t>
+              <w:fldChar w:fldCharType="end"/>
+            </w:r>
+          </w:hyperlink>
+          <w:r/>
+        </w:p>
+        <w:p>
+          <w:pPr>
+            <w:pStyle w:val="1122"/>
+            <w:pBdr/>
+            <w:tabs>
+              <w:tab w:val="right" w:leader="dot" w:pos="9628"/>
+            </w:tabs>
+            <w:spacing/>
+            <w:ind/>
             <w:rPr>
               <w:rFonts w:eastAsiaTheme="minorEastAsia"/>
             </w:rPr>
           </w:pPr>
-          <w:hyperlink w:tooltip="#_Toc29" w:anchor="_Toc29" w:history="1">
+          <w:hyperlink w:tooltip="#_Toc40" w:anchor="_Toc40" w:history="1">
             <w:r>
               <w:rPr>
                 <w:rStyle w:val="1116"/>
@@ -7726,7 +7631,7 @@
                 <w:rStyle w:val="1116"/>
                 <w:rFonts w:eastAsiaTheme="minorEastAsia"/>
               </w:rPr>
-              <w:t xml:space="preserve">Приложение 1.</w:t>
+              <w:t xml:space="preserve">ПРИЛОЖЕНИЕ 1.</w:t>
             </w:r>
             <w:r>
               <w:rPr>
@@ -7739,9 +7644,9 @@
             </w:r>
             <w:r>
               <w:fldChar w:fldCharType="begin"/>
-              <w:instrText xml:space="preserve">PAGEREF _Toc29 \h</w:instrText>
+              <w:instrText xml:space="preserve">PAGEREF _Toc40 \h</w:instrText>
               <w:fldChar w:fldCharType="separate"/>
-              <w:t xml:space="preserve">15</w:t>
+              <w:t xml:space="preserve">16</w:t>
               <w:fldChar w:fldCharType="end"/>
             </w:r>
           </w:hyperlink>
@@ -7762,7 +7667,7 @@
             <w:ind/>
             <w:rPr/>
           </w:pPr>
-          <w:hyperlink w:tooltip="#_Toc30" w:anchor="_Toc30" w:history="1">
+          <w:hyperlink w:tooltip="#_Toc41" w:anchor="_Toc41" w:history="1">
             <w:r>
               <w:rPr>
                 <w:rStyle w:val="1116"/>
@@ -7772,7 +7677,7 @@
               <w:rPr>
                 <w:rStyle w:val="1116"/>
               </w:rPr>
-              <w:t xml:space="preserve">Приложение 2.</w:t>
+              <w:t xml:space="preserve">ПРИЛОЖЕНИЕ 2.</w:t>
             </w:r>
             <w:r>
               <w:rPr>
@@ -7784,9 +7689,9 @@
             </w:r>
             <w:r>
               <w:fldChar w:fldCharType="begin"/>
-              <w:instrText xml:space="preserve">PAGEREF _Toc30 \h</w:instrText>
+              <w:instrText xml:space="preserve">PAGEREF _Toc41 \h</w:instrText>
               <w:fldChar w:fldCharType="separate"/>
-              <w:t xml:space="preserve">16</w:t>
+              <w:t xml:space="preserve">17</w:t>
               <w:fldChar w:fldCharType="end"/>
             </w:r>
           </w:hyperlink>
@@ -7803,9 +7708,10 @@
             <w:ind/>
             <w:rPr>
               <w:rFonts w:eastAsiaTheme="minorEastAsia"/>
+              <w:highlight w:val="none"/>
             </w:rPr>
           </w:pPr>
-          <w:hyperlink w:tooltip="#_Toc31" w:anchor="_Toc31" w:history="1">
+          <w:hyperlink w:tooltip="#_Toc42" w:anchor="_Toc42" w:history="1">
             <w:r>
               <w:rPr>
                 <w:rStyle w:val="1116"/>
@@ -7815,7 +7721,7 @@
               <w:rPr>
                 <w:rStyle w:val="1116"/>
               </w:rPr>
-              <w:t xml:space="preserve">Приложение 3.</w:t>
+              <w:t xml:space="preserve">ПРИЛОЖЕНИЕ 3.</w:t>
             </w:r>
             <w:r>
               <w:rPr>
@@ -7828,15 +7734,16 @@
             </w:r>
             <w:r>
               <w:fldChar w:fldCharType="begin"/>
-              <w:instrText xml:space="preserve">PAGEREF _Toc31 \h</w:instrText>
+              <w:instrText xml:space="preserve">PAGEREF _Toc42 \h</w:instrText>
               <w:fldChar w:fldCharType="separate"/>
-              <w:t xml:space="preserve">16</w:t>
+              <w:t xml:space="preserve">18</w:t>
               <w:fldChar w:fldCharType="end"/>
             </w:r>
           </w:hyperlink>
           <w:r>
             <w:rPr>
               <w:rFonts w:eastAsiaTheme="minorEastAsia"/>
+              <w:highlight w:val="none"/>
             </w:rPr>
           </w:r>
         </w:p>
@@ -7914,13 +7821,14 @@
         </w:rPr>
       </w:pPr>
       <w:r/>
+      <w:bookmarkStart w:id="71" w:name="_Toc29"/>
+      <w:r/>
+      <w:r>
+        <w:t xml:space="preserve">ВВЕДЕНИЕ</w:t>
+      </w:r>
       <w:bookmarkStart w:id="58" w:name="_Toc16"/>
-      <w:r>
-        <w:t xml:space="preserve">Введение
-</w:t>
-      </w:r>
       <w:r/>
-      <w:bookmarkEnd w:id="58"/>
+      <w:bookmarkEnd w:id="71"/>
       <w:r/>
       <w:r>
         <w:rPr>
@@ -8015,8 +7923,8 @@
     </w:p>
     <w:p>
       <w:pPr>
-        <w:pStyle w:val="1073"/>
-        <w:pBdr/>
+        <w:pBdr/>
+        <w:shd w:val="nil"/>
         <w:spacing/>
         <w:ind/>
         <w:rPr>
@@ -8024,46 +7932,61 @@
           <w14:ligatures w14:val="none"/>
         </w:rPr>
       </w:pPr>
-      <w:r/>
-      <w:bookmarkStart w:id="59" w:name="_Toc17"/>
-      <w:r>
-        <w:t xml:space="preserve">Теоретическая часть</w:t>
-      </w:r>
-      <w:r/>
-      <w:bookmarkEnd w:id="59"/>
-      <w:r/>
       <w:r>
         <w:rPr>
           <w:highlight w:val="none"/>
           <w14:ligatures w14:val="none"/>
         </w:rPr>
+        <w:br w:type="page" w:clear="all"/>
+      </w:r>
+      <w:r>
+        <w:rPr>
+          <w:highlight w:val="none"/>
+          <w14:ligatures w14:val="none"/>
+        </w:rPr>
+      </w:r>
+      <w:r>
+        <w:rPr>
+          <w:highlight w:val="none"/>
+          <w14:ligatures w14:val="none"/>
+        </w:rPr>
       </w:r>
     </w:p>
     <w:p>
       <w:pPr>
-        <w:pStyle w:val="1074"/>
-        <w:pBdr/>
-        <w:spacing/>
-        <w:ind/>
-        <w:rPr>
-          <w:rFonts w:ascii="Times New Roman" w:hAnsi="Times New Roman" w:cs="Times New Roman"/>
+        <w:pStyle w:val="1073"/>
+        <w:pBdr/>
+        <w:spacing/>
+        <w:ind/>
+        <w:rPr>
           <w:highlight w:val="none"/>
+          <w14:ligatures w14:val="none"/>
         </w:rPr>
       </w:pPr>
       <w:r/>
-      <w:bookmarkStart w:id="60" w:name="_Toc18"/>
-      <w:r>
-        <w:rPr>
-          <w:rStyle w:val="1100"/>
-        </w:rPr>
+      <w:bookmarkStart w:id="72" w:name="_Toc30"/>
+      <w:r/>
+      <w:r>
         <w:t xml:space="preserve">Построение графиков</w:t>
       </w:r>
+      <w:r>
+        <w:rPr>
+          <w:highlight w:val="none"/>
+        </w:rPr>
+        <w:t xml:space="preserve"> в </w:t>
+      </w:r>
+      <w:r>
+        <w:rPr>
+          <w:highlight w:val="none"/>
+          <w:lang w:val="en-US"/>
+        </w:rPr>
+        <w:t xml:space="preserve">MATLAB</w:t>
+      </w:r>
       <w:r/>
-      <w:bookmarkEnd w:id="60"/>
+      <w:bookmarkEnd w:id="72"/>
       <w:r/>
       <w:r>
         <w:rPr>
-          <w:rFonts w:ascii="Times New Roman" w:hAnsi="Times New Roman" w:cs="Times New Roman"/>
           <w:highlight w:val="none"/>
         </w:rPr>
       </w:r>
@@ -9902,39 +9825,71 @@
     </w:p>
     <w:p>
       <w:pPr>
-        <w:pStyle w:val="1074"/>
-        <w:pBdr/>
+        <w:pBdr/>
+        <w:shd w:val="nil"/>
         <w:spacing/>
         <w:ind/>
         <w:rPr>
           <w:highlight w:val="none"/>
-        </w:rPr>
-      </w:pPr>
-      <w:r/>
-      <w:bookmarkStart w:id="61" w:name="_Toc19"/>
-      <w:r>
-        <w:t xml:space="preserve">Моделирование
-</w:t>
-      </w:r>
-      <w:r/>
-      <w:bookmarkEnd w:id="61"/>
-      <w:r/>
+          <w:lang w:val="ru-RU"/>
+          <w14:ligatures w14:val="none"/>
+        </w:rPr>
+      </w:pPr>
       <w:r>
         <w:rPr>
           <w:highlight w:val="none"/>
+          <w:lang w:val="ru-RU"/>
+          <w14:ligatures w14:val="none"/>
+        </w:rPr>
+        <w:br w:type="page" w:clear="all"/>
+      </w:r>
+      <w:r>
+        <w:rPr>
+          <w:highlight w:val="none"/>
+          <w:lang w:val="ru-RU"/>
+          <w14:ligatures w14:val="none"/>
+        </w:rPr>
+      </w:r>
+      <w:r>
+        <w:rPr>
+          <w:highlight w:val="none"/>
+          <w:lang w:val="ru-RU"/>
+          <w14:ligatures w14:val="none"/>
         </w:rPr>
       </w:r>
     </w:p>
     <w:p>
       <w:pPr>
-        <w:pStyle w:val="1075"/>
+        <w:pStyle w:val="1073"/>
         <w:pBdr/>
         <w:spacing/>
         <w:ind/>
         <w:rPr/>
       </w:pPr>
       <w:r/>
-      <w:bookmarkStart w:id="62" w:name="_Toc20"/>
+      <w:bookmarkStart w:id="73" w:name="_Toc31"/>
+      <w:r/>
+      <w:r>
+        <w:t xml:space="preserve">Моделирование </w:t>
+      </w:r>
+      <w:r>
+        <w:t xml:space="preserve">в программной среде MATLAB Simulink</w:t>
+      </w:r>
+      <w:r/>
+      <w:bookmarkEnd w:id="73"/>
+      <w:r/>
+      <w:r/>
+    </w:p>
+    <w:p>
+      <w:pPr>
+        <w:pStyle w:val="1074"/>
+        <w:pBdr/>
+        <w:spacing/>
+        <w:ind/>
+        <w:rPr/>
+      </w:pPr>
+      <w:r/>
+      <w:bookmarkStart w:id="74" w:name="_Toc32"/>
       <w:r>
         <w:rPr>
           <w:lang w:val="ru-RU"/>
@@ -9948,7 +9903,7 @@
         <w:t xml:space="preserve">Simulink</w:t>
       </w:r>
       <w:r/>
-      <w:bookmarkEnd w:id="62"/>
+      <w:bookmarkEnd w:id="74"/>
       <w:r/>
       <w:r/>
     </w:p>
@@ -10086,7 +10041,7 @@
                         <pic:nvPr/>
                       </pic:nvPicPr>
                       <pic:blipFill rotWithShape="1">
-                        <a:blip r:embed="rId13"/>
+                        <a:blip r:embed="rId14"/>
                         <a:stretch/>
                       </pic:blipFill>
                       <pic:spPr bwMode="auto">
@@ -10126,7 +10081,7 @@
                 <o:lock v:ext="edit" aspectratio="t"/>
               </v:shapetype>
               <v:shape id="_x0000_i1" o:spid="_x0000_s1" type="#_x0000_t75" style="width:111.00pt;height:102.00pt;mso-wrap-distance-left:0.00pt;mso-wrap-distance-top:0.00pt;mso-wrap-distance-right:0.00pt;mso-wrap-distance-bottom:0.00pt;z-index:1;" stroked="false">
-                <v:imagedata r:id="rId13" o:title=""/>
+                <v:imagedata r:id="rId14" o:title=""/>
                 <o:lock v:ext="edit" rotation="t"/>
               </v:shape>
             </w:pict>
@@ -10167,6 +10122,30 @@
           <w14:ligatures w14:val="none"/>
         </w:rPr>
       </w:r>
+      <w:r>
+        <w:rPr>
+          <w14:ligatures w14:val="none"/>
+        </w:rPr>
+      </w:r>
+    </w:p>
+    <w:p>
+      <w:pPr>
+        <w:pBdr/>
+        <w:spacing/>
+        <w:ind/>
+        <w:rPr/>
+      </w:pPr>
+      <w:r>
+        <w:rPr>
+          <w14:ligatures w14:val="none"/>
+        </w:rPr>
+      </w:r>
+      <w:r>
+        <w:rPr>
+          <w14:ligatures w14:val="none"/>
+        </w:rPr>
+      </w:r>
+      <w:r/>
     </w:p>
     <w:p>
       <w:pPr>
@@ -10198,7 +10177,7 @@
                         <pic:nvPr/>
                       </pic:nvPicPr>
                       <pic:blipFill rotWithShape="1">
-                        <a:blip r:embed="rId14"/>
+                        <a:blip r:embed="rId15"/>
                         <a:stretch/>
                       </pic:blipFill>
                       <pic:spPr bwMode="auto">
@@ -10238,7 +10217,7 @@
                 <o:lock v:ext="edit" aspectratio="t"/>
               </v:shapetype>
               <v:shape id="_x0000_i2" o:spid="_x0000_s2" type="#_x0000_t75" style="width:226.15pt;height:168.71pt;mso-wrap-distance-left:0.00pt;mso-wrap-distance-top:0.00pt;mso-wrap-distance-right:0.00pt;mso-wrap-distance-bottom:0.00pt;z-index:1;" stroked="false">
-                <v:imagedata r:id="rId14" o:title=""/>
+                <v:imagedata r:id="rId15" o:title=""/>
                 <o:lock v:ext="edit" rotation="t"/>
               </v:shape>
             </w:pict>
@@ -10276,14 +10255,26 @@
     </w:p>
     <w:p>
       <w:pPr>
-        <w:pStyle w:val="1075"/>
         <w:pBdr/>
         <w:spacing/>
         <w:ind/>
         <w:rPr/>
       </w:pPr>
       <w:r/>
-      <w:bookmarkStart w:id="63" w:name="_Toc21"/>
+      <w:r/>
+      <w:r/>
+    </w:p>
+    <w:p>
+      <w:pPr>
+        <w:pStyle w:val="1074"/>
+        <w:pBdr/>
+        <w:spacing/>
+        <w:ind/>
+        <w:rPr/>
+      </w:pPr>
+      <w:r/>
+      <w:bookmarkStart w:id="75" w:name="_Toc33"/>
+      <w:r/>
       <w:r>
         <w:rPr>
           <w:rStyle w:val="1091"/>
@@ -10291,7 +10282,7 @@
         <w:t xml:space="preserve">Работа с данными</w:t>
       </w:r>
       <w:r/>
-      <w:bookmarkEnd w:id="63"/>
+      <w:bookmarkEnd w:id="75"/>
       <w:r/>
       <w:r/>
     </w:p>
@@ -10410,7 +10401,7 @@
                         <pic:nvPr/>
                       </pic:nvPicPr>
                       <pic:blipFill rotWithShape="1">
-                        <a:blip r:embed="rId15"/>
+                        <a:blip r:embed="rId16"/>
                         <a:stretch/>
                       </pic:blipFill>
                       <pic:spPr bwMode="auto">
@@ -10450,7 +10441,7 @@
                 <o:lock v:ext="edit" aspectratio="t"/>
               </v:shapetype>
               <v:shape id="_x0000_i3" o:spid="_x0000_s3" type="#_x0000_t75" style="width:58.50pt;height:55.50pt;mso-wrap-distance-left:0.00pt;mso-wrap-distance-top:0.00pt;mso-wrap-distance-right:0.00pt;mso-wrap-distance-bottom:0.00pt;z-index:1;" stroked="false">
-                <v:imagedata r:id="rId15" o:title=""/>
+                <v:imagedata r:id="rId16" o:title=""/>
                 <o:lock v:ext="edit" rotation="t"/>
               </v:shape>
             </w:pict>
@@ -10484,6 +10475,17 @@
       <w:r>
         <w:t xml:space="preserve">. Блок сложения/вычитания</w:t>
       </w:r>
+      <w:r/>
+    </w:p>
+    <w:p>
+      <w:pPr>
+        <w:pBdr/>
+        <w:spacing/>
+        <w:ind/>
+        <w:rPr/>
+      </w:pPr>
+      <w:r/>
+      <w:r/>
       <w:r/>
     </w:p>
     <w:p>
@@ -10589,7 +10591,7 @@
                         <pic:nvPr/>
                       </pic:nvPicPr>
                       <pic:blipFill rotWithShape="1">
-                        <a:blip r:embed="rId16"/>
+                        <a:blip r:embed="rId17"/>
                         <a:stretch/>
                       </pic:blipFill>
                       <pic:spPr bwMode="auto">
@@ -10629,7 +10631,7 @@
                 <o:lock v:ext="edit" aspectratio="t"/>
               </v:shapetype>
               <v:shape id="_x0000_i4" o:spid="_x0000_s4" type="#_x0000_t75" style="width:100.50pt;height:79.50pt;mso-wrap-distance-left:0.00pt;mso-wrap-distance-top:0.00pt;mso-wrap-distance-right:0.00pt;mso-wrap-distance-bottom:0.00pt;z-index:1;" stroked="false">
-                <v:imagedata r:id="rId16" o:title=""/>
+                <v:imagedata r:id="rId17" o:title=""/>
                 <o:lock v:ext="edit" rotation="t"/>
               </v:shape>
             </w:pict>
@@ -10663,6 +10665,17 @@
       <w:r>
         <w:t xml:space="preserve">. Блок умножения/деления</w:t>
       </w:r>
+      <w:r/>
+    </w:p>
+    <w:p>
+      <w:pPr>
+        <w:pBdr/>
+        <w:spacing/>
+        <w:ind/>
+        <w:rPr/>
+      </w:pPr>
+      <w:r/>
+      <w:r/>
       <w:r/>
     </w:p>
     <w:p>
@@ -10713,7 +10726,7 @@
                         <pic:nvPr/>
                       </pic:nvPicPr>
                       <pic:blipFill rotWithShape="1">
-                        <a:blip r:embed="rId17"/>
+                        <a:blip r:embed="rId18"/>
                         <a:stretch/>
                       </pic:blipFill>
                       <pic:spPr bwMode="auto">
@@ -10753,7 +10766,7 @@
                 <o:lock v:ext="edit" aspectratio="t"/>
               </v:shapetype>
               <v:shape id="_x0000_i5" o:spid="_x0000_s5" type="#_x0000_t75" style="width:69.09pt;height:72.12pt;mso-wrap-distance-left:0.00pt;mso-wrap-distance-top:0.00pt;mso-wrap-distance-right:0.00pt;mso-wrap-distance-bottom:0.00pt;z-index:1;" stroked="false">
-                <v:imagedata r:id="rId17" o:title=""/>
+                <v:imagedata r:id="rId18" o:title=""/>
                 <o:lock v:ext="edit" rotation="t"/>
               </v:shape>
             </w:pict>
@@ -10794,19 +10807,32 @@
     </w:p>
     <w:p>
       <w:pPr>
-        <w:pStyle w:val="1075"/>
         <w:pBdr/>
         <w:spacing/>
         <w:ind/>
         <w:rPr/>
       </w:pPr>
       <w:r/>
-      <w:bookmarkStart w:id="64" w:name="_Toc22"/>
+      <w:r/>
+      <w:r/>
+    </w:p>
+    <w:p>
+      <w:pPr>
+        <w:pStyle w:val="1074"/>
+        <w:pBdr/>
+        <w:spacing/>
+        <w:ind/>
+        <w:rPr>
+          <w14:ligatures w14:val="none"/>
+        </w:rPr>
+      </w:pPr>
+      <w:r/>
+      <w:bookmarkStart w:id="76" w:name="_Toc34"/>
       <w:r>
         <w:t xml:space="preserve">Построение графиков</w:t>
       </w:r>
       <w:r/>
-      <w:bookmarkEnd w:id="64"/>
+      <w:bookmarkEnd w:id="76"/>
       <w:r/>
       <w:r/>
     </w:p>
@@ -10896,7 +10922,7 @@
                         <pic:nvPr/>
                       </pic:nvPicPr>
                       <pic:blipFill rotWithShape="1">
-                        <a:blip r:embed="rId18"/>
+                        <a:blip r:embed="rId19"/>
                         <a:stretch/>
                       </pic:blipFill>
                       <pic:spPr bwMode="auto">
@@ -10936,7 +10962,7 @@
                 <o:lock v:ext="edit" aspectratio="t"/>
               </v:shapetype>
               <v:shape id="_x0000_i6" o:spid="_x0000_s6" type="#_x0000_t75" style="width:91.72pt;height:111.52pt;mso-wrap-distance-left:0.00pt;mso-wrap-distance-top:0.00pt;mso-wrap-distance-right:0.00pt;mso-wrap-distance-bottom:0.00pt;z-index:1;" stroked="false">
-                <v:imagedata r:id="rId18" o:title=""/>
+                <v:imagedata r:id="rId19" o:title=""/>
                 <o:lock v:ext="edit" rotation="t"/>
               </v:shape>
             </w:pict>
@@ -10981,6 +11007,17 @@
       <w:r>
         <w:t xml:space="preserve">. Блок scope</w:t>
       </w:r>
+      <w:r/>
+    </w:p>
+    <w:p>
+      <w:pPr>
+        <w:pBdr/>
+        <w:spacing/>
+        <w:ind/>
+        <w:rPr/>
+      </w:pPr>
+      <w:r/>
+      <w:r/>
       <w:r/>
     </w:p>
     <w:p>
@@ -11106,7 +11143,7 @@
                         <pic:nvPr/>
                       </pic:nvPicPr>
                       <pic:blipFill rotWithShape="1">
-                        <a:blip r:embed="rId19"/>
+                        <a:blip r:embed="rId20"/>
                         <a:stretch/>
                       </pic:blipFill>
                       <pic:spPr bwMode="auto">
@@ -11146,7 +11183,7 @@
                 <o:lock v:ext="edit" aspectratio="t"/>
               </v:shapetype>
               <v:shape id="_x0000_i7" o:spid="_x0000_s7" type="#_x0000_t75" style="width:251.78pt;height:224.50pt;mso-wrap-distance-left:0.00pt;mso-wrap-distance-top:0.00pt;mso-wrap-distance-right:0.00pt;mso-wrap-distance-bottom:0.00pt;z-index:1;" stroked="false">
-                <v:imagedata r:id="rId19" o:title=""/>
+                <v:imagedata r:id="rId20" o:title=""/>
                 <o:lock v:ext="edit" rotation="t"/>
               </v:shape>
             </w:pict>
@@ -11184,24 +11221,36 @@
     </w:p>
     <w:p>
       <w:pPr>
-        <w:pStyle w:val="1075"/>
         <w:pBdr/>
         <w:spacing/>
         <w:ind/>
         <w:rPr/>
       </w:pPr>
       <w:r/>
-      <w:bookmarkStart w:id="65" w:name="_Toc23"/>
-      <w:r>
-        <w:t xml:space="preserve">Алгоритмические блоки Simulink</w:t>
-      </w:r>
-      <w:r/>
-      <w:bookmarkEnd w:id="65"/>
       <w:r/>
       <w:r/>
     </w:p>
     <w:p>
       <w:pPr>
+        <w:pStyle w:val="1074"/>
+        <w:pBdr/>
+        <w:spacing/>
+        <w:ind/>
+        <w:rPr/>
+      </w:pPr>
+      <w:r/>
+      <w:bookmarkStart w:id="77" w:name="_Toc35"/>
+      <w:r/>
+      <w:r>
+        <w:t xml:space="preserve">Алгоритмические блоки Simulink</w:t>
+      </w:r>
+      <w:r/>
+      <w:bookmarkEnd w:id="77"/>
+      <w:r/>
+      <w:r/>
+    </w:p>
+    <w:p>
+      <w:pPr>
         <w:pBdr/>
         <w:spacing/>
         <w:ind/>
@@ -11388,7 +11437,7 @@
           <mc:Choice Requires="wpg">
             <w:drawing>
               <wp:inline xmlns:wp="http://schemas.openxmlformats.org/drawingml/2006/wordprocessingDrawing" distT="0" distB="0" distL="0" distR="0">
-                <wp:extent cx="3533775" cy="1914525"/>
+                <wp:extent cx="3109702" cy="1684771"/>
                 <wp:effectExtent l="0" t="0" r="0" b="0"/>
                 <wp:docPr id="9" name=""/>
                 <wp:cNvGraphicFramePr>
@@ -11405,13 +11454,13 @@
                         <pic:nvPr/>
                       </pic:nvPicPr>
                       <pic:blipFill rotWithShape="1">
-                        <a:blip r:embed="rId20"/>
+                        <a:blip r:embed="rId21"/>
                         <a:stretch/>
                       </pic:blipFill>
                       <pic:spPr bwMode="auto">
-                        <a:xfrm>
+                        <a:xfrm flipH="0" flipV="0">
                           <a:off x="0" y="0"/>
-                          <a:ext cx="3533773" cy="1914525"/>
+                          <a:ext cx="3109702" cy="1684771"/>
                         </a:xfrm>
                         <a:prstGeom prst="rect">
                           <a:avLst/>
@@ -11444,8 +11493,8 @@
                 <v:path o:extrusionok="f" gradientshapeok="t" o:connecttype="rect"/>
                 <o:lock v:ext="edit" aspectratio="t"/>
               </v:shapetype>
-              <v:shape id="_x0000_i8" o:spid="_x0000_s8" type="#_x0000_t75" style="width:278.25pt;height:150.75pt;mso-wrap-distance-left:0.00pt;mso-wrap-distance-top:0.00pt;mso-wrap-distance-right:0.00pt;mso-wrap-distance-bottom:0.00pt;z-index:1;" stroked="false">
-                <v:imagedata r:id="rId20" o:title=""/>
+              <v:shape id="_x0000_i8" o:spid="_x0000_s8" type="#_x0000_t75" style="width:244.86pt;height:132.66pt;mso-wrap-distance-left:0.00pt;mso-wrap-distance-top:0.00pt;mso-wrap-distance-right:0.00pt;mso-wrap-distance-bottom:0.00pt;z-index:1;" stroked="false">
+                <v:imagedata r:id="rId21" o:title=""/>
                 <o:lock v:ext="edit" rotation="t"/>
               </v:shape>
             </w:pict>
@@ -11488,6 +11537,21 @@
         </w:rPr>
         <w:t xml:space="preserve">subsystem</w:t>
       </w:r>
+      <w:r/>
+    </w:p>
+    <w:p>
+      <w:pPr>
+        <w:pBdr/>
+        <w:spacing/>
+        <w:ind/>
+        <w:rPr/>
+      </w:pPr>
+      <w:r>
+        <w:rPr>
+          <w:lang w:val="en-US"/>
+        </w:rPr>
+      </w:r>
+      <w:r/>
       <w:r/>
     </w:p>
     <w:p>
@@ -11579,7 +11643,7 @@
                         <pic:nvPr/>
                       </pic:nvPicPr>
                       <pic:blipFill rotWithShape="1">
-                        <a:blip r:embed="rId21"/>
+                        <a:blip r:embed="rId22"/>
                         <a:stretch/>
                       </pic:blipFill>
                       <pic:spPr bwMode="auto">
@@ -11619,7 +11683,7 @@
                 <o:lock v:ext="edit" aspectratio="t"/>
               </v:shapetype>
               <v:shape id="_x0000_i9" o:spid="_x0000_s9" type="#_x0000_t75" style="width:200.25pt;height:137.25pt;mso-wrap-distance-left:0.00pt;mso-wrap-distance-top:0.00pt;mso-wrap-distance-right:0.00pt;mso-wrap-distance-bottom:0.00pt;z-index:1;" stroked="false">
-                <v:imagedata r:id="rId21" o:title=""/>
+                <v:imagedata r:id="rId22" o:title=""/>
                 <o:lock v:ext="edit" rotation="t"/>
               </v:shape>
             </w:pict>
@@ -11658,7 +11722,6 @@
       </w:r>
       <w:r>
         <w:rPr>
-          <w:lang w:val="en-US"/>
           <w14:ligatures w14:val="none"/>
         </w:rPr>
       </w:r>
@@ -11670,53 +11733,69 @@
     </w:p>
     <w:p>
       <w:pPr>
-        <w:pStyle w:val="1073"/>
-        <w:pBdr/>
-        <w:spacing/>
-        <w:ind/>
+        <w:pBdr/>
+        <w:spacing/>
+        <w:ind/>
+        <w:rPr/>
+      </w:pPr>
+      <w:r>
         <w:rPr>
           <w14:ligatures w14:val="none"/>
         </w:rPr>
-      </w:pPr>
+      </w:r>
+      <w:r>
+        <w:rPr>
+          <w14:ligatures w14:val="none"/>
+        </w:rPr>
+      </w:r>
       <w:r/>
-      <w:bookmarkStart w:id="66" w:name="_Toc24"/>
-      <w:r>
-        <w:rPr>
-          <w:rStyle w:val="1113"/>
-          <w:lang w:val="en-US"/>
-        </w:rPr>
-        <w:t xml:space="preserve"> </w:t>
-      </w:r>
-      <w:r>
-        <w:rPr>
-          <w14:ligatures w14:val="none"/>
-        </w:rPr>
-        <w:t xml:space="preserve">Практическая часть</w:t>
-      </w:r>
-      <w:r/>
-      <w:bookmarkEnd w:id="66"/>
-      <w:r/>
-      <w:r>
-        <w:rPr>
-          <w14:ligatures w14:val="none"/>
-        </w:rPr>
-      </w:r>
     </w:p>
     <w:p>
       <w:pPr>
-        <w:pStyle w:val="1074"/>
+        <w:pBdr/>
+        <w:shd w:val="nil"/>
+        <w:spacing/>
+        <w:ind/>
+        <w:rPr>
+          <w14:ligatures w14:val="none"/>
+        </w:rPr>
+      </w:pPr>
+      <w:r>
+        <w:rPr>
+          <w:highlight w:val="none"/>
+          <w14:ligatures w14:val="none"/>
+        </w:rPr>
+        <w:br w:type="page" w:clear="all"/>
+      </w:r>
+      <w:r>
+        <w:rPr>
+          <w:highlight w:val="none"/>
+          <w14:ligatures w14:val="none"/>
+        </w:rPr>
+      </w:r>
+      <w:r>
+        <w:rPr>
+          <w:highlight w:val="none"/>
+          <w14:ligatures w14:val="none"/>
+        </w:rPr>
+      </w:r>
+    </w:p>
+    <w:p>
+      <w:pPr>
+        <w:pStyle w:val="1073"/>
         <w:pBdr/>
         <w:spacing/>
         <w:ind/>
         <w:rPr/>
       </w:pPr>
       <w:r/>
-      <w:bookmarkStart w:id="67" w:name="_Toc25"/>
-      <w:r>
-        <w:t xml:space="preserve">Построение графиков</w:t>
-      </w:r>
+      <w:bookmarkStart w:id="78" w:name="_Toc36"/>
       <w:r/>
-      <w:bookmarkEnd w:id="67"/>
+      <w:r>
+        <w:t xml:space="preserve">Выполнение практического задания №1</w:t>
+      </w:r>
+      <w:r/>
+      <w:bookmarkEnd w:id="78"/>
       <w:r/>
       <w:r/>
     </w:p>
@@ -11999,24 +12078,53 @@
     </w:p>
     <w:p>
       <w:pPr>
-        <w:pStyle w:val="1074"/>
-        <w:pBdr/>
-        <w:spacing/>
-        <w:ind/>
-        <w:rPr>
+        <w:pBdr/>
+        <w:shd w:val="nil"/>
+        <w:spacing/>
+        <w:ind/>
+        <w:rPr>
+          <w:highlight w:val="none"/>
           <w14:ligatures w14:val="none"/>
         </w:rPr>
       </w:pPr>
+      <w:r>
+        <w:rPr>
+          <w:highlight w:val="none"/>
+          <w14:ligatures w14:val="none"/>
+        </w:rPr>
+        <w:br w:type="page" w:clear="all"/>
+      </w:r>
+      <w:r>
+        <w:rPr>
+          <w:highlight w:val="none"/>
+          <w14:ligatures w14:val="none"/>
+        </w:rPr>
+      </w:r>
+      <w:r>
+        <w:rPr>
+          <w:highlight w:val="none"/>
+          <w14:ligatures w14:val="none"/>
+        </w:rPr>
+      </w:r>
+    </w:p>
+    <w:p>
+      <w:pPr>
+        <w:pStyle w:val="1073"/>
+        <w:pBdr/>
+        <w:spacing/>
+        <w:ind/>
+        <w:rPr>
+          <w14:ligatures w14:val="none"/>
+        </w:rPr>
+      </w:pPr>
       <w:r/>
-      <w:bookmarkStart w:id="68" w:name="_Toc26"/>
-      <w:r>
-        <w:rPr>
-          <w:highlight w:val="none"/>
-        </w:rPr>
-        <w:t xml:space="preserve">Моделирование</w:t>
-      </w:r>
+      <w:bookmarkStart w:id="79" w:name="_Toc37"/>
       <w:r/>
-      <w:bookmarkEnd w:id="68"/>
+      <w:r>
+        <w:t xml:space="preserve">Выполнение практического задания №2</w:t>
+      </w:r>
+      <w:r/>
+      <w:bookmarkEnd w:id="79"/>
       <w:r/>
       <w:r>
         <w:rPr>
@@ -12188,7 +12296,7 @@
           <mc:Choice Requires="wpg">
             <w:drawing>
               <wp:inline xmlns:wp="http://schemas.openxmlformats.org/drawingml/2006/wordprocessingDrawing" distT="0" distB="0" distL="0" distR="0">
-                <wp:extent cx="3997169" cy="2819856"/>
+                <wp:extent cx="2978689" cy="2101356"/>
                 <wp:effectExtent l="0" t="0" r="0" b="0"/>
                 <wp:docPr id="11" name=""/>
                 <wp:cNvGraphicFramePr>
@@ -12205,13 +12313,13 @@
                         <pic:nvPr/>
                       </pic:nvPicPr>
                       <pic:blipFill rotWithShape="1">
-                        <a:blip r:embed="rId22"/>
+                        <a:blip r:embed="rId23"/>
                         <a:stretch/>
                       </pic:blipFill>
                       <pic:spPr bwMode="auto">
                         <a:xfrm rot="0" flipH="0" flipV="0">
                           <a:off x="0" y="0"/>
-                          <a:ext cx="3997169" cy="2819855"/>
+                          <a:ext cx="2978688" cy="2101355"/>
                         </a:xfrm>
                         <a:prstGeom prst="rect">
                           <a:avLst/>
@@ -12244,8 +12352,8 @@
                 <v:path o:extrusionok="f" gradientshapeok="t" o:connecttype="rect"/>
                 <o:lock v:ext="edit" aspectratio="t"/>
               </v:shapetype>
-              <v:shape id="_x0000_i10" o:spid="_x0000_s10" type="#_x0000_t75" style="width:314.74pt;height:222.04pt;mso-wrap-distance-left:0.00pt;mso-wrap-distance-top:0.00pt;mso-wrap-distance-right:0.00pt;mso-wrap-distance-bottom:0.00pt;rotation:0;z-index:1;" stroked="false">
-                <v:imagedata r:id="rId22" o:title=""/>
+              <v:shape id="_x0000_i10" o:spid="_x0000_s10" type="#_x0000_t75" style="width:234.54pt;height:165.46pt;mso-wrap-distance-left:0.00pt;mso-wrap-distance-top:0.00pt;mso-wrap-distance-right:0.00pt;mso-wrap-distance-bottom:0.00pt;rotation:0;z-index:1;" stroked="false">
+                <v:imagedata r:id="rId23" o:title=""/>
                 <o:lock v:ext="edit" rotation="t"/>
               </v:shape>
             </w:pict>
@@ -12299,32 +12407,48 @@
         <w:pBdr/>
         <w:spacing/>
         <w:ind/>
-        <w:rPr>
-          <w:highlight w:val="none"/>
-        </w:rPr>
-      </w:pPr>
-      <w:r>
-        <w:t xml:space="preserve">Изменение номинальной мощности никак не повлияло на модель. Так как она изначально была выбрана с запасом относительно реальной мощности трансформатора.</w:t>
-      </w:r>
-      <w:r>
-        <w:rPr>
-          <w:highlight w:val="none"/>
-        </w:rPr>
-      </w:r>
-      <w:r>
-        <w:rPr>
-          <w:highlight w:val="none"/>
-        </w:rPr>
-      </w:r>
+        <w:rPr/>
+      </w:pPr>
+      <w:r/>
+      <w:r/>
+      <w:r/>
     </w:p>
     <w:p>
       <w:pPr>
         <w:pBdr/>
         <w:spacing/>
         <w:ind/>
+        <w:rPr>
+          <w:highlight w:val="none"/>
+        </w:rPr>
+      </w:pPr>
+      <w:r>
+        <w:t xml:space="preserve">Изменение номинальной мощности никак не повлияло на модель. Так как она изначально была выбрана с запасом относительно реальной мощности трансформатора.</w:t>
+      </w:r>
+      <w:r>
+        <w:rPr>
+          <w:highlight w:val="none"/>
+        </w:rPr>
+      </w:r>
+      <w:r>
+        <w:rPr>
+          <w:highlight w:val="none"/>
+        </w:rPr>
+      </w:r>
+    </w:p>
+    <w:p>
+      <w:pPr>
+        <w:pBdr/>
+        <w:spacing/>
+        <w:ind/>
         <w:jc w:val="center"/>
         <w:rPr/>
       </w:pPr>
+      <w:r>
+        <w:rPr>
+          <w:highlight w:val="none"/>
+        </w:rPr>
+      </w:r>
       <w:r>
         <w:rPr>
           <w:highlight w:val="none"/>
@@ -12333,26 +12457,26 @@
           <mc:Choice Requires="wpg">
             <w:drawing>
               <wp:inline xmlns:wp="http://schemas.openxmlformats.org/drawingml/2006/wordprocessingDrawing" distT="0" distB="0" distL="0" distR="0">
-                <wp:extent cx="3996000" cy="2818800"/>
-                <wp:effectExtent l="25010" t="17759" r="25010" b="17759"/>
+                <wp:extent cx="2835386" cy="2290773"/>
+                <wp:effectExtent l="0" t="0" r="0" b="0"/>
                 <wp:docPr id="12" name=""/>
                 <wp:cNvGraphicFramePr/>
                 <a:graphic xmlns:a="http://schemas.openxmlformats.org/drawingml/2006/main">
                   <a:graphicData uri="http://schemas.openxmlformats.org/drawingml/2006/picture">
                     <pic:pic xmlns:pic="http://schemas.openxmlformats.org/drawingml/2006/picture">
                       <pic:nvPicPr>
-                        <pic:cNvPr id="2063891114" name=""/>
+                        <pic:cNvPr id="1040332675" name=""/>
                         <pic:cNvPicPr/>
                         <pic:nvPr/>
                       </pic:nvPicPr>
                       <pic:blipFill rotWithShape="1">
-                        <a:blip r:embed="rId23"/>
+                        <a:blip r:embed="rId24"/>
                         <a:stretch/>
                       </pic:blipFill>
                       <pic:spPr bwMode="auto">
                         <a:xfrm rot="0" flipH="0" flipV="0">
                           <a:off x="0" y="0"/>
-                          <a:ext cx="3996000" cy="2818800"/>
+                          <a:ext cx="2835385" cy="2290772"/>
                         </a:xfrm>
                         <a:prstGeom prst="rect">
                           <a:avLst/>
@@ -12385,8 +12509,8 @@
                 <v:path o:extrusionok="f" gradientshapeok="t" o:connecttype="rect"/>
                 <o:lock v:ext="edit" aspectratio="t"/>
               </v:shapetype>
-              <v:shape id="_x0000_i11" o:spid="_x0000_s11" type="#_x0000_t75" style="width:314.65pt;height:221.95pt;mso-wrap-distance-left:0.00pt;mso-wrap-distance-top:0.00pt;mso-wrap-distance-right:0.00pt;mso-wrap-distance-bottom:0.00pt;rotation:0;z-index:1;" stroked="false">
-                <v:imagedata r:id="rId23" o:title=""/>
+              <v:shape id="_x0000_i11" o:spid="_x0000_s11" type="#_x0000_t75" style="width:223.26pt;height:180.38pt;mso-wrap-distance-left:0.00pt;mso-wrap-distance-top:0.00pt;mso-wrap-distance-right:0.00pt;mso-wrap-distance-bottom:0.00pt;rotation:0;z-index:1;" stroked="false">
+                <v:imagedata r:id="rId24" o:title=""/>
                 <o:lock v:ext="edit" rotation="t"/>
               </v:shape>
             </w:pict>
@@ -12398,6 +12522,11 @@
           <w:highlight w:val="none"/>
         </w:rPr>
       </w:r>
+      <w:r>
+        <w:rPr>
+          <w:highlight w:val="none"/>
+        </w:rPr>
+      </w:r>
       <w:r/>
     </w:p>
     <w:p>
@@ -12466,8 +12595,8 @@
           <mc:Choice Requires="wpg">
             <w:drawing>
               <wp:inline xmlns:wp="http://schemas.openxmlformats.org/drawingml/2006/wordprocessingDrawing" distT="0" distB="0" distL="0" distR="0">
-                <wp:extent cx="3996000" cy="2818800"/>
-                <wp:effectExtent l="172090" t="121518" r="172090" b="121518"/>
+                <wp:extent cx="3180982" cy="2243882"/>
+                <wp:effectExtent l="0" t="0" r="0" b="0"/>
                 <wp:docPr id="13" name=""/>
                 <wp:cNvGraphicFramePr>
                   <a:graphicFrameLocks xmlns:a="http://schemas.openxmlformats.org/drawingml/2006/main" noChangeAspect="1"/>
@@ -12483,13 +12612,13 @@
                         <pic:nvPr/>
                       </pic:nvPicPr>
                       <pic:blipFill rotWithShape="1">
-                        <a:blip r:embed="rId23"/>
+                        <a:blip r:embed="rId24"/>
                         <a:stretch/>
                       </pic:blipFill>
                       <pic:spPr bwMode="auto">
                         <a:xfrm rot="0" flipH="0" flipV="0">
                           <a:off x="0" y="0"/>
-                          <a:ext cx="3996000" cy="2818800"/>
+                          <a:ext cx="3180982" cy="2243882"/>
                         </a:xfrm>
                         <a:prstGeom prst="rect">
                           <a:avLst/>
@@ -12522,8 +12651,8 @@
                 <v:path o:extrusionok="f" gradientshapeok="t" o:connecttype="rect"/>
                 <o:lock v:ext="edit" aspectratio="t"/>
               </v:shapetype>
-              <v:shape id="_x0000_i12" o:spid="_x0000_s12" type="#_x0000_t75" style="width:314.65pt;height:221.95pt;mso-wrap-distance-left:0.00pt;mso-wrap-distance-top:0.00pt;mso-wrap-distance-right:0.00pt;mso-wrap-distance-bottom:0.00pt;rotation:0;z-index:1;" stroked="false">
-                <v:imagedata r:id="rId23" o:title=""/>
+              <v:shape id="_x0000_i12" o:spid="_x0000_s12" type="#_x0000_t75" style="width:250.47pt;height:176.68pt;mso-wrap-distance-left:0.00pt;mso-wrap-distance-top:0.00pt;mso-wrap-distance-right:0.00pt;mso-wrap-distance-bottom:0.00pt;rotation:0;z-index:1;" stroked="false">
+                <v:imagedata r:id="rId24" o:title=""/>
                 <o:lock v:ext="edit" rotation="t"/>
               </v:shape>
             </w:pict>
@@ -12562,6 +12691,17 @@
       <w:r>
         <w:t xml:space="preserve">. Графики напряжения и тока на обмотках трансформатора при изменении номинальной частоты</w:t>
       </w:r>
+      <w:r/>
+    </w:p>
+    <w:p>
+      <w:pPr>
+        <w:pBdr/>
+        <w:spacing/>
+        <w:ind/>
+        <w:rPr/>
+      </w:pPr>
+      <w:r/>
+      <w:r/>
       <w:r/>
     </w:p>
     <w:p>
@@ -12605,141 +12745,6 @@
                       <pic:nvPicPr>
                         <pic:cNvPr id="683989014" name=""/>
                         <pic:cNvPicPr/>
-                        <pic:nvPr/>
-                      </pic:nvPicPr>
-                      <pic:blipFill rotWithShape="1">
-                        <a:blip r:embed="rId24"/>
-                        <a:stretch/>
-                      </pic:blipFill>
-                      <pic:spPr bwMode="auto">
-                        <a:xfrm rot="0" flipH="0" flipV="0">
-                          <a:off x="0" y="0"/>
-                          <a:ext cx="3996000" cy="2818800"/>
-                        </a:xfrm>
-                        <a:prstGeom prst="rect">
-                          <a:avLst/>
-                        </a:prstGeom>
-                      </pic:spPr>
-                    </pic:pic>
-                  </a:graphicData>
-                </a:graphic>
-              </wp:inline>
-            </w:drawing>
-          </mc:Choice>
-          <mc:Fallback>
-            <w:pict>
-              <v:shapetype id="_x0000_t75" coordsize="21600,21600" o:spt="75" o:preferrelative="t" path="m@4@5l@4@11@9@11@9@5xe" filled="f" stroked="f">
-                <v:stroke joinstyle="miter"/>
-                <v:formulas>
-                  <v:f eqn="if lineDrawn pixelLineWidth 0"/>
-                  <v:f eqn="sum @0 1 0"/>
-                  <v:f eqn="sum 0 0 @1"/>
-                  <v:f eqn="prod @2 1 2"/>
-                  <v:f eqn="prod @3 21600 pixelWidth"/>
-                  <v:f eqn="prod @3 21600 pixelHeight"/>
-                  <v:f eqn="sum @0 0 1"/>
-                  <v:f eqn="prod @6 1 2"/>
-                  <v:f eqn="prod @7 21600 pixelWidth"/>
-                  <v:f eqn="sum @8 21600 0"/>
-                  <v:f eqn="prod @7 21600 pixelHeight"/>
-                  <v:f eqn="sum @10 21600 0"/>
-                </v:formulas>
-                <v:path o:extrusionok="f" gradientshapeok="t" o:connecttype="rect"/>
-                <o:lock v:ext="edit" aspectratio="t"/>
-              </v:shapetype>
-              <v:shape id="_x0000_i13" o:spid="_x0000_s13" type="#_x0000_t75" style="width:314.65pt;height:221.95pt;mso-wrap-distance-left:0.00pt;mso-wrap-distance-top:0.00pt;mso-wrap-distance-right:0.00pt;mso-wrap-distance-bottom:0.00pt;rotation:0;z-index:1;" stroked="false">
-                <v:imagedata r:id="rId24" o:title=""/>
-                <o:lock v:ext="edit" rotation="t"/>
-              </v:shape>
-            </w:pict>
-          </mc:Fallback>
-        </mc:AlternateContent>
-      </w:r>
-      <w:r/>
-    </w:p>
-    <w:p>
-      <w:pPr>
-        <w:pStyle w:val="1133"/>
-        <w:pBdr/>
-        <w:spacing/>
-        <w:ind/>
-        <w:rPr/>
-      </w:pPr>
-      <w:r>
-        <w:t xml:space="preserve">Рис. </w:t>
-      </w:r>
-      <w:r>
-        <w:fldChar w:fldCharType="begin"/>
-        <w:instrText xml:space="preserve"> SEQ Рисунок \* Arabic </w:instrText>
-        <w:fldChar w:fldCharType="separate"/>
-      </w:r>
-      <w:r>
-        <w:t xml:space="preserve">13</w:t>
-      </w:r>
-      <w:r>
-        <w:fldChar w:fldCharType="end"/>
-      </w:r>
-      <w:r>
-        <w:t xml:space="preserve">. Графики напряжения и тока на обмотках трансформатора при изменении номинального напряжения на обмотках</w:t>
-      </w:r>
-      <w:r/>
-    </w:p>
-    <w:p>
-      <w:pPr>
-        <w:pBdr/>
-        <w:spacing/>
-        <w:ind/>
-        <w:rPr>
-          <w:highlight w:val="none"/>
-        </w:rPr>
-      </w:pPr>
-      <w:r>
-        <w:t xml:space="preserve">Изменение активного сопротивления обмоток  не оказывает  заметного влияния на характеристики цепи, например при увеличении сопротивления первичной обмотки в два раза, графики</w:t>
-      </w:r>
-      <w:r>
-        <w:t xml:space="preserve"> напряжений и токов на обмотках не отличаются от исходных.</w:t>
-      </w:r>
-      <w:r>
-        <w:rPr>
-          <w:highlight w:val="none"/>
-        </w:rPr>
-      </w:r>
-      <w:r>
-        <w:rPr>
-          <w:highlight w:val="none"/>
-        </w:rPr>
-      </w:r>
-    </w:p>
-    <w:p>
-      <w:pPr>
-        <w:pBdr/>
-        <w:spacing/>
-        <w:ind/>
-        <w:jc w:val="center"/>
-        <w:rPr/>
-      </w:pPr>
-      <w:r>
-        <w:rPr>
-          <w:highlight w:val="none"/>
-        </w:rPr>
-        <mc:AlternateContent>
-          <mc:Choice Requires="wpg">
-            <w:drawing>
-              <wp:inline xmlns:wp="http://schemas.openxmlformats.org/drawingml/2006/wordprocessingDrawing" distT="0" distB="0" distL="0" distR="0">
-                <wp:extent cx="3996000" cy="2818800"/>
-                <wp:effectExtent l="288096" t="203356" r="288096" b="203356"/>
-                <wp:docPr id="15" name=""/>
-                <wp:cNvGraphicFramePr>
-                  <a:graphicFrameLocks xmlns:a="http://schemas.openxmlformats.org/drawingml/2006/main" noChangeAspect="1"/>
-                </wp:cNvGraphicFramePr>
-                <a:graphic xmlns:a="http://schemas.openxmlformats.org/drawingml/2006/main">
-                  <a:graphicData uri="http://schemas.openxmlformats.org/drawingml/2006/picture">
-                    <pic:pic xmlns:pic="http://schemas.openxmlformats.org/drawingml/2006/picture">
-                      <pic:nvPicPr>
-                        <pic:cNvPr id="286699419" name=""/>
-                        <pic:cNvPicPr>
-                          <a:picLocks noChangeAspect="1"/>
-                        </pic:cNvPicPr>
                         <pic:nvPr/>
                       </pic:nvPicPr>
                       <pic:blipFill rotWithShape="1">
@@ -12782,7 +12787,7 @@
                 <v:path o:extrusionok="f" gradientshapeok="t" o:connecttype="rect"/>
                 <o:lock v:ext="edit" aspectratio="t"/>
               </v:shapetype>
-              <v:shape id="_x0000_i14" o:spid="_x0000_s14" type="#_x0000_t75" style="width:314.65pt;height:221.95pt;mso-wrap-distance-left:0.00pt;mso-wrap-distance-top:0.00pt;mso-wrap-distance-right:0.00pt;mso-wrap-distance-bottom:0.00pt;rotation:0;z-index:1;" stroked="false">
+              <v:shape id="_x0000_i13" o:spid="_x0000_s13" type="#_x0000_t75" style="width:314.65pt;height:221.95pt;mso-wrap-distance-left:0.00pt;mso-wrap-distance-top:0.00pt;mso-wrap-distance-right:0.00pt;mso-wrap-distance-bottom:0.00pt;rotation:0;z-index:1;" stroked="false">
                 <v:imagedata r:id="rId25" o:title=""/>
                 <o:lock v:ext="edit" rotation="t"/>
               </v:shape>
@@ -12790,11 +12795,6 @@
           </mc:Fallback>
         </mc:AlternateContent>
       </w:r>
-      <w:r>
-        <w:rPr>
-          <w:highlight w:val="none"/>
-        </w:rPr>
-      </w:r>
       <w:r/>
     </w:p>
     <w:p>
@@ -12814,13 +12814,13 @@
         <w:fldChar w:fldCharType="separate"/>
       </w:r>
       <w:r>
-        <w:t xml:space="preserve">14</w:t>
+        <w:t xml:space="preserve">13</w:t>
       </w:r>
       <w:r>
         <w:fldChar w:fldCharType="end"/>
       </w:r>
       <w:r>
-        <w:t xml:space="preserve">. Графики напряжения и тока на обмотках трансформатора при изменении активного сопротивления обмоток</w:t>
+        <w:t xml:space="preserve">. Графики напряжения и тока на обмотках трансформатора при изменении номинального напряжения на обмотках</w:t>
       </w:r>
       <w:r/>
     </w:p>
@@ -12829,12 +12829,26 @@
         <w:pBdr/>
         <w:spacing/>
         <w:ind/>
+        <w:rPr/>
+      </w:pPr>
+      <w:r/>
+      <w:r/>
+      <w:r/>
+    </w:p>
+    <w:p>
+      <w:pPr>
+        <w:pBdr/>
+        <w:spacing/>
+        <w:ind/>
         <w:rPr>
           <w:highlight w:val="none"/>
         </w:rPr>
       </w:pPr>
       <w:r>
-        <w:t xml:space="preserve">Изменение действующей индуктивности обмоток, также как и изменение сопротивления никак  не влияет на выходные параметры.</w:t>
+        <w:t xml:space="preserve">Изменение активного сопротивления обмоток  не оказывает  заметного влияния на характеристики цепи, например при увеличении сопротивления первичной обмотки в два раза, графики</w:t>
+      </w:r>
+      <w:r>
+        <w:t xml:space="preserve"> напряжений и токов на обмотках не отличаются от исходных.</w:t>
       </w:r>
       <w:r>
         <w:rPr>
@@ -12863,16 +12877,20 @@
           <mc:Choice Requires="wpg">
             <w:drawing>
               <wp:inline xmlns:wp="http://schemas.openxmlformats.org/drawingml/2006/wordprocessingDrawing" distT="0" distB="0" distL="0" distR="0">
-                <wp:extent cx="3996000" cy="2818800"/>
-                <wp:effectExtent l="103016" t="72789" r="103016" b="72789"/>
-                <wp:docPr id="16" name=""/>
-                <wp:cNvGraphicFramePr/>
+                <wp:extent cx="3739494" cy="2637859"/>
+                <wp:effectExtent l="0" t="0" r="0" b="0"/>
+                <wp:docPr id="15" name=""/>
+                <wp:cNvGraphicFramePr>
+                  <a:graphicFrameLocks xmlns:a="http://schemas.openxmlformats.org/drawingml/2006/main" noChangeAspect="1"/>
+                </wp:cNvGraphicFramePr>
                 <a:graphic xmlns:a="http://schemas.openxmlformats.org/drawingml/2006/main">
                   <a:graphicData uri="http://schemas.openxmlformats.org/drawingml/2006/picture">
                     <pic:pic xmlns:pic="http://schemas.openxmlformats.org/drawingml/2006/picture">
                       <pic:nvPicPr>
-                        <pic:cNvPr id="970704748" name=""/>
-                        <pic:cNvPicPr/>
+                        <pic:cNvPr id="286699419" name=""/>
+                        <pic:cNvPicPr>
+                          <a:picLocks noChangeAspect="1"/>
+                        </pic:cNvPicPr>
                         <pic:nvPr/>
                       </pic:nvPicPr>
                       <pic:blipFill rotWithShape="1">
@@ -12882,7 +12900,7 @@
                       <pic:spPr bwMode="auto">
                         <a:xfrm rot="0" flipH="0" flipV="0">
                           <a:off x="0" y="0"/>
-                          <a:ext cx="3996000" cy="2818800"/>
+                          <a:ext cx="3739493" cy="2637858"/>
                         </a:xfrm>
                         <a:prstGeom prst="rect">
                           <a:avLst/>
@@ -12915,7 +12933,7 @@
                 <v:path o:extrusionok="f" gradientshapeok="t" o:connecttype="rect"/>
                 <o:lock v:ext="edit" aspectratio="t"/>
               </v:shapetype>
-              <v:shape id="_x0000_i15" o:spid="_x0000_s15" type="#_x0000_t75" style="width:314.65pt;height:221.95pt;mso-wrap-distance-left:0.00pt;mso-wrap-distance-top:0.00pt;mso-wrap-distance-right:0.00pt;mso-wrap-distance-bottom:0.00pt;rotation:0;z-index:1;" stroked="false">
+              <v:shape id="_x0000_i14" o:spid="_x0000_s14" type="#_x0000_t75" style="width:294.45pt;height:207.71pt;mso-wrap-distance-left:0.00pt;mso-wrap-distance-top:0.00pt;mso-wrap-distance-right:0.00pt;mso-wrap-distance-bottom:0.00pt;rotation:0;z-index:1;" stroked="false">
                 <v:imagedata r:id="rId26" o:title=""/>
                 <o:lock v:ext="edit" rotation="t"/>
               </v:shape>
@@ -12947,13 +12965,13 @@
         <w:fldChar w:fldCharType="separate"/>
       </w:r>
       <w:r>
-        <w:t xml:space="preserve">15</w:t>
+        <w:t xml:space="preserve">14</w:t>
       </w:r>
       <w:r>
         <w:fldChar w:fldCharType="end"/>
       </w:r>
       <w:r>
-        <w:t xml:space="preserve">. Графики напряжения и тока на обмотках трансформатора при изменении индуктивности рассеяния обмоток</w:t>
+        <w:t xml:space="preserve">. Графики напряжения и тока на обмотках трансформатора при изменении активного сопротивления обмоток </w:t>
       </w:r>
       <w:r/>
     </w:p>
@@ -12962,15 +12980,23 @@
         <w:pBdr/>
         <w:spacing/>
         <w:ind/>
+        <w:rPr/>
+      </w:pPr>
+      <w:r/>
+      <w:r/>
+      <w:r/>
+    </w:p>
+    <w:p>
+      <w:pPr>
+        <w:pBdr/>
+        <w:spacing/>
+        <w:ind/>
         <w:rPr>
           <w:highlight w:val="none"/>
         </w:rPr>
       </w:pPr>
       <w:r>
-        <w:t xml:space="preserve">Изменение сопротивления цепи намагничивания приводит к изменению тока на</w:t>
-      </w:r>
-      <w:r>
-        <w:t xml:space="preserve"> вторичной обмотке. Например уменьшения сопротивления в цепи намагничивания приводит к увеличению тока.</w:t>
+        <w:t xml:space="preserve">Изменение действующей индуктивности обмоток, также как и изменение сопротивления никак  не влияет на выходные параметры.</w:t>
       </w:r>
       <w:r>
         <w:rPr>
@@ -12999,15 +13025,15 @@
           <mc:Choice Requires="wpg">
             <w:drawing>
               <wp:inline xmlns:wp="http://schemas.openxmlformats.org/drawingml/2006/wordprocessingDrawing" distT="0" distB="0" distL="0" distR="0">
-                <wp:extent cx="3996000" cy="2818800"/>
-                <wp:effectExtent l="346744" t="244731" r="346744" b="244731"/>
-                <wp:docPr id="17" name=""/>
+                <wp:extent cx="3914407" cy="2763399"/>
+                <wp:effectExtent l="0" t="0" r="0" b="0"/>
+                <wp:docPr id="16" name=""/>
                 <wp:cNvGraphicFramePr/>
                 <a:graphic xmlns:a="http://schemas.openxmlformats.org/drawingml/2006/main">
                   <a:graphicData uri="http://schemas.openxmlformats.org/drawingml/2006/picture">
                     <pic:pic xmlns:pic="http://schemas.openxmlformats.org/drawingml/2006/picture">
                       <pic:nvPicPr>
-                        <pic:cNvPr id="1957891311" name=""/>
+                        <pic:cNvPr id="970704748" name=""/>
                         <pic:cNvPicPr/>
                         <pic:nvPr/>
                       </pic:nvPicPr>
@@ -13018,7 +13044,7 @@
                       <pic:spPr bwMode="auto">
                         <a:xfrm rot="0" flipH="0" flipV="0">
                           <a:off x="0" y="0"/>
-                          <a:ext cx="3996000" cy="2818800"/>
+                          <a:ext cx="3914407" cy="2763398"/>
                         </a:xfrm>
                         <a:prstGeom prst="rect">
                           <a:avLst/>
@@ -13051,7 +13077,7 @@
                 <v:path o:extrusionok="f" gradientshapeok="t" o:connecttype="rect"/>
                 <o:lock v:ext="edit" aspectratio="t"/>
               </v:shapetype>
-              <v:shape id="_x0000_i16" o:spid="_x0000_s16" type="#_x0000_t75" style="width:314.65pt;height:221.95pt;mso-wrap-distance-left:0.00pt;mso-wrap-distance-top:0.00pt;mso-wrap-distance-right:0.00pt;mso-wrap-distance-bottom:0.00pt;rotation:0;z-index:1;" stroked="false">
+              <v:shape id="_x0000_i15" o:spid="_x0000_s15" type="#_x0000_t75" style="width:308.22pt;height:217.59pt;mso-wrap-distance-left:0.00pt;mso-wrap-distance-top:0.00pt;mso-wrap-distance-right:0.00pt;mso-wrap-distance-bottom:0.00pt;rotation:0;z-index:1;" stroked="false">
                 <v:imagedata r:id="rId27" o:title=""/>
                 <o:lock v:ext="edit" rotation="t"/>
               </v:shape>
@@ -13083,13 +13109,13 @@
         <w:fldChar w:fldCharType="separate"/>
       </w:r>
       <w:r>
-        <w:t xml:space="preserve">16</w:t>
+        <w:t xml:space="preserve">15</w:t>
       </w:r>
       <w:r>
         <w:fldChar w:fldCharType="end"/>
       </w:r>
       <w:r>
-        <w:t xml:space="preserve">. Графики напряжения и тока на обмотках трансформатора при изменении сопротивления  цепи намагничивания</w:t>
+        <w:t xml:space="preserve">. Графики напряжения и тока на обмотках трансформатора при изменении индуктивности рассеяния обмоток</w:t>
       </w:r>
       <w:r/>
     </w:p>
@@ -13098,37 +13124,46 @@
         <w:pBdr/>
         <w:spacing/>
         <w:ind/>
-        <w:rPr>
-          <w:highlight w:val="none"/>
-        </w:rPr>
-      </w:pPr>
-      <w:r>
-        <w:t xml:space="preserve">Изменение индуктивности цепи намагничивания не оказывает заметного влияния на выходные показатели цепи.</w:t>
-      </w:r>
-      <w:r>
-        <w:rPr>
-          <w:highlight w:val="none"/>
-        </w:rPr>
-      </w:r>
-      <w:r>
-        <w:rPr>
-          <w:highlight w:val="none"/>
-        </w:rPr>
-      </w:r>
+        <w:rPr/>
+      </w:pPr>
+      <w:r/>
+      <w:r/>
+      <w:r/>
     </w:p>
     <w:p>
       <w:pPr>
         <w:pBdr/>
         <w:spacing/>
         <w:ind/>
+        <w:rPr>
+          <w:highlight w:val="none"/>
+        </w:rPr>
+      </w:pPr>
+      <w:r>
+        <w:t xml:space="preserve">Изменение сопротивления цепи намагничивания приводит к изменению тока на</w:t>
+      </w:r>
+      <w:r>
+        <w:t xml:space="preserve"> вторичной обмотке. Например уменьшения сопротивления в цепи намагничивания приводит к увеличению тока.</w:t>
+      </w:r>
+      <w:r>
+        <w:rPr>
+          <w:highlight w:val="none"/>
+        </w:rPr>
+      </w:r>
+      <w:r>
+        <w:rPr>
+          <w:highlight w:val="none"/>
+        </w:rPr>
+      </w:r>
+    </w:p>
+    <w:p>
+      <w:pPr>
+        <w:pBdr/>
+        <w:spacing/>
+        <w:ind/>
         <w:jc w:val="center"/>
         <w:rPr/>
       </w:pPr>
-      <w:r>
-        <w:rPr>
-          <w:highlight w:val="none"/>
-        </w:rPr>
-      </w:r>
       <w:r>
         <w:rPr>
           <w:highlight w:val="none"/>
@@ -13138,14 +13173,14 @@
             <w:drawing>
               <wp:inline xmlns:wp="http://schemas.openxmlformats.org/drawingml/2006/wordprocessingDrawing" distT="0" distB="0" distL="0" distR="0">
                 <wp:extent cx="3996000" cy="2818800"/>
-                <wp:effectExtent l="258129" t="182216" r="258129" b="182216"/>
-                <wp:docPr id="18" name=""/>
+                <wp:effectExtent l="346744" t="244731" r="346744" b="244731"/>
+                <wp:docPr id="17" name=""/>
                 <wp:cNvGraphicFramePr/>
                 <a:graphic xmlns:a="http://schemas.openxmlformats.org/drawingml/2006/main">
                   <a:graphicData uri="http://schemas.openxmlformats.org/drawingml/2006/picture">
                     <pic:pic xmlns:pic="http://schemas.openxmlformats.org/drawingml/2006/picture">
                       <pic:nvPicPr>
-                        <pic:cNvPr id="692873996" name=""/>
+                        <pic:cNvPr id="1957891311" name=""/>
                         <pic:cNvPicPr/>
                         <pic:nvPr/>
                       </pic:nvPicPr>
@@ -13189,7 +13224,7 @@
                 <v:path o:extrusionok="f" gradientshapeok="t" o:connecttype="rect"/>
                 <o:lock v:ext="edit" aspectratio="t"/>
               </v:shapetype>
-              <v:shape id="_x0000_i17" o:spid="_x0000_s17" type="#_x0000_t75" style="width:314.65pt;height:221.95pt;mso-wrap-distance-left:0.00pt;mso-wrap-distance-top:0.00pt;mso-wrap-distance-right:0.00pt;mso-wrap-distance-bottom:0.00pt;rotation:0;z-index:1;" stroked="false">
+              <v:shape id="_x0000_i16" o:spid="_x0000_s16" type="#_x0000_t75" style="width:314.65pt;height:221.95pt;mso-wrap-distance-left:0.00pt;mso-wrap-distance-top:0.00pt;mso-wrap-distance-right:0.00pt;mso-wrap-distance-bottom:0.00pt;rotation:0;z-index:1;" stroked="false">
                 <v:imagedata r:id="rId28" o:title=""/>
                 <o:lock v:ext="edit" rotation="t"/>
               </v:shape>
@@ -13221,6 +13256,155 @@
         <w:fldChar w:fldCharType="separate"/>
       </w:r>
       <w:r>
+        <w:t xml:space="preserve">16</w:t>
+      </w:r>
+      <w:r>
+        <w:fldChar w:fldCharType="end"/>
+      </w:r>
+      <w:r>
+        <w:t xml:space="preserve">. Графики напряжения и тока на обмотках трансформатора при изменении сопротивления  цепи намагничивания</w:t>
+      </w:r>
+      <w:r/>
+    </w:p>
+    <w:p>
+      <w:pPr>
+        <w:pBdr/>
+        <w:spacing/>
+        <w:ind/>
+        <w:rPr/>
+      </w:pPr>
+      <w:r/>
+      <w:r/>
+      <w:r/>
+    </w:p>
+    <w:p>
+      <w:pPr>
+        <w:pBdr/>
+        <w:spacing/>
+        <w:ind/>
+        <w:rPr>
+          <w:highlight w:val="none"/>
+        </w:rPr>
+      </w:pPr>
+      <w:r>
+        <w:t xml:space="preserve">Изменение индуктивности цепи намагничивания не оказывает заметного влияния на выходные показатели цепи.</w:t>
+      </w:r>
+      <w:r>
+        <w:rPr>
+          <w:highlight w:val="none"/>
+        </w:rPr>
+      </w:r>
+      <w:r>
+        <w:rPr>
+          <w:highlight w:val="none"/>
+        </w:rPr>
+      </w:r>
+    </w:p>
+    <w:p>
+      <w:pPr>
+        <w:pBdr/>
+        <w:spacing/>
+        <w:ind/>
+        <w:jc w:val="center"/>
+        <w:rPr/>
+      </w:pPr>
+      <w:r>
+        <w:rPr>
+          <w:highlight w:val="none"/>
+        </w:rPr>
+      </w:r>
+      <w:r>
+        <w:rPr>
+          <w:highlight w:val="none"/>
+        </w:rPr>
+        <mc:AlternateContent>
+          <mc:Choice Requires="wpg">
+            <w:drawing>
+              <wp:inline xmlns:wp="http://schemas.openxmlformats.org/drawingml/2006/wordprocessingDrawing" distT="0" distB="0" distL="0" distR="0">
+                <wp:extent cx="3438157" cy="2490273"/>
+                <wp:effectExtent l="0" t="0" r="0" b="0"/>
+                <wp:docPr id="18" name=""/>
+                <wp:cNvGraphicFramePr/>
+                <a:graphic xmlns:a="http://schemas.openxmlformats.org/drawingml/2006/main">
+                  <a:graphicData uri="http://schemas.openxmlformats.org/drawingml/2006/picture">
+                    <pic:pic xmlns:pic="http://schemas.openxmlformats.org/drawingml/2006/picture">
+                      <pic:nvPicPr>
+                        <pic:cNvPr id="692873996" name=""/>
+                        <pic:cNvPicPr/>
+                        <pic:nvPr/>
+                      </pic:nvPicPr>
+                      <pic:blipFill rotWithShape="1">
+                        <a:blip r:embed="rId29"/>
+                        <a:stretch/>
+                      </pic:blipFill>
+                      <pic:spPr bwMode="auto">
+                        <a:xfrm rot="0" flipH="0" flipV="0">
+                          <a:off x="0" y="0"/>
+                          <a:ext cx="3438157" cy="2490272"/>
+                        </a:xfrm>
+                        <a:prstGeom prst="rect">
+                          <a:avLst/>
+                        </a:prstGeom>
+                      </pic:spPr>
+                    </pic:pic>
+                  </a:graphicData>
+                </a:graphic>
+              </wp:inline>
+            </w:drawing>
+          </mc:Choice>
+          <mc:Fallback>
+            <w:pict>
+              <v:shapetype id="_x0000_t75" coordsize="21600,21600" o:spt="75" o:preferrelative="t" path="m@4@5l@4@11@9@11@9@5xe" filled="f" stroked="f">
+                <v:stroke joinstyle="miter"/>
+                <v:formulas>
+                  <v:f eqn="if lineDrawn pixelLineWidth 0"/>
+                  <v:f eqn="sum @0 1 0"/>
+                  <v:f eqn="sum 0 0 @1"/>
+                  <v:f eqn="prod @2 1 2"/>
+                  <v:f eqn="prod @3 21600 pixelWidth"/>
+                  <v:f eqn="prod @3 21600 pixelHeight"/>
+                  <v:f eqn="sum @0 0 1"/>
+                  <v:f eqn="prod @6 1 2"/>
+                  <v:f eqn="prod @7 21600 pixelWidth"/>
+                  <v:f eqn="sum @8 21600 0"/>
+                  <v:f eqn="prod @7 21600 pixelHeight"/>
+                  <v:f eqn="sum @10 21600 0"/>
+                </v:formulas>
+                <v:path o:extrusionok="f" gradientshapeok="t" o:connecttype="rect"/>
+                <o:lock v:ext="edit" aspectratio="t"/>
+              </v:shapetype>
+              <v:shape id="_x0000_i17" o:spid="_x0000_s17" type="#_x0000_t75" style="width:270.72pt;height:196.08pt;mso-wrap-distance-left:0.00pt;mso-wrap-distance-top:0.00pt;mso-wrap-distance-right:0.00pt;mso-wrap-distance-bottom:0.00pt;rotation:0;z-index:1;" stroked="false">
+                <v:imagedata r:id="rId29" o:title=""/>
+                <o:lock v:ext="edit" rotation="t"/>
+              </v:shape>
+            </w:pict>
+          </mc:Fallback>
+        </mc:AlternateContent>
+      </w:r>
+      <w:r>
+        <w:rPr>
+          <w:highlight w:val="none"/>
+        </w:rPr>
+      </w:r>
+      <w:r/>
+    </w:p>
+    <w:p>
+      <w:pPr>
+        <w:pStyle w:val="1133"/>
+        <w:pBdr/>
+        <w:spacing/>
+        <w:ind/>
+        <w:rPr/>
+      </w:pPr>
+      <w:r>
+        <w:t xml:space="preserve">Рис. </w:t>
+      </w:r>
+      <w:r>
+        <w:fldChar w:fldCharType="begin"/>
+        <w:instrText xml:space="preserve"> SEQ Рисунок \* Arabic </w:instrText>
+        <w:fldChar w:fldCharType="separate"/>
+      </w:r>
+      <w:r>
         <w:t xml:space="preserve">17</w:t>
       </w:r>
       <w:r>
@@ -13229,9 +13413,22 @@
       <w:r>
         <w:t xml:space="preserve">. Графики напряжения и тока на обмотках трансформатора при изменении индуктивности цепи намагничивания </w:t>
       </w:r>
+      <w:r/>
+    </w:p>
+    <w:p>
+      <w:pPr>
+        <w:pStyle w:val="1133"/>
+        <w:pBdr/>
+        <w:spacing/>
+        <w:ind/>
+        <w:jc w:val="both"/>
+        <w:rPr/>
+      </w:pPr>
+      <w:r/>
       <w:r>
         <w:br w:type="page" w:clear="all"/>
       </w:r>
+      <w:r/>
       <w:r/>
     </w:p>
     <w:p>
@@ -13249,13 +13446,15 @@
         </w:rPr>
       </w:pPr>
       <w:r/>
+      <w:bookmarkStart w:id="80" w:name="_Toc38"/>
+      <w:r/>
       <w:bookmarkStart w:id="69" w:name="_Toc27"/>
       <w:r>
-        <w:t xml:space="preserve">Заключение</w:t>
-      </w:r>
-      <w:bookmarkStart w:id="55" w:name="_Toc13"/>
+        <w:t xml:space="preserve">ЗАКЛЮЧЕНИЕ
+</w:t>
+      </w:r>
       <w:r/>
-      <w:bookmarkEnd w:id="69"/>
+      <w:bookmarkEnd w:id="80"/>
       <w:r/>
       <w:r>
         <w:rPr>
@@ -13374,24 +13573,18 @@
         <w:pBdr/>
         <w:spacing/>
         <w:ind w:firstLine="0" w:left="1418"/>
-        <w:rPr>
-          <w:highlight w:val="none"/>
-        </w:rPr>
+        <w:rPr/>
       </w:pPr>
       <w:r/>
-      <w:bookmarkStart w:id="70" w:name="_Toc28"/>
-      <w:r>
-        <w:t xml:space="preserve">Список использованных источников</w:t>
-      </w:r>
-      <w:bookmarkStart w:id="56" w:name="_Toc14"/>
+      <w:bookmarkStart w:id="81" w:name="_Toc39"/>
       <w:r/>
-      <w:bookmarkEnd w:id="70"/>
+      <w:r>
+        <w:t xml:space="preserve">СПИСОК ИСПОЛЬЗОВАННЫХ ИСТОЧНИКОВ</w:t>
+      </w:r>
       <w:r/>
-      <w:r>
-        <w:rPr>
-          <w:highlight w:val="none"/>
-        </w:rPr>
-      </w:r>
+      <w:bookmarkEnd w:id="81"/>
+      <w:r/>
+      <w:r/>
     </w:p>
     <w:p>
       <w:pPr>
@@ -13415,7 +13608,7 @@
       <w:r>
         <w:t xml:space="preserve">MathWorks. MATLAB Documentation. — URL: </w:t>
       </w:r>
-      <w:hyperlink r:id="rId29" w:tooltip="https://www.mathworks.com/help/matlab/" w:history="1">
+      <w:hyperlink r:id="rId30" w:tooltip="https://www.mathworks.com/help/matlab/" w:history="1">
         <w:r>
           <w:t xml:space="preserve">https://www.mathworks.com/help/MATLAB/</w:t>
         </w:r>
@@ -13463,7 +13656,7 @@
       <w:r>
         <w:t xml:space="preserve">Документация MATLAB (рус.). — URL: </w:t>
       </w:r>
-      <w:hyperlink r:id="rId30" w:tooltip="https://docs.exponenta.ru/matlab/index.html" w:history="1">
+      <w:hyperlink r:id="rId31" w:tooltip="https://docs.exponenta.ru/matlab/index.html" w:history="1">
         <w:r>
           <w:t xml:space="preserve">https://docs.exponenta.ru/MATLAB/index.html</w:t>
         </w:r>
@@ -13504,7 +13697,7 @@
       <w:r>
         <w:t xml:space="preserve">MathWorks. Simulink Documentation. — URL: </w:t>
       </w:r>
-      <w:hyperlink r:id="rId31" w:tooltip="https://www.mathworks.com/help/simulink/?utm_source=chatgpt.com" w:history="1">
+      <w:hyperlink r:id="rId32" w:tooltip="https://www.mathworks.com/help/simulink/?utm_source=chatgpt.com" w:history="1">
         <w:r>
           <w:t xml:space="preserve">https://www.mathworks.com/help/Simulink/</w:t>
         </w:r>
@@ -13540,7 +13733,7 @@
       <w:r>
         <w:t xml:space="preserve">Документация Simulink. — URL: </w:t>
       </w:r>
-      <w:hyperlink r:id="rId32" w:tooltip="https://docs.exponenta.ru/simulink/index.html" w:history="1">
+      <w:hyperlink r:id="rId33" w:tooltip="https://docs.exponenta.ru/simulink/index.html" w:history="1">
         <w:r>
           <w:t xml:space="preserve">https://docs.exponenta.ru/Simulink/index.html</w:t>
         </w:r>
@@ -13584,7 +13777,7 @@
         </w:rPr>
         <w:t xml:space="preserve">MathWorks. Simscape Documentation. — URL: </w:t>
       </w:r>
-      <w:hyperlink r:id="rId33" w:tooltip="https://www.mathworks.com/help/physmod/simscape/" w:history="1">
+      <w:hyperlink r:id="rId34" w:tooltip="https://www.mathworks.com/help/physmod/simscape/" w:history="1">
         <w:r>
           <w:rPr>
             <w:highlight w:val="none"/>
@@ -13634,7 +13827,7 @@
         </w:rPr>
         <w:t xml:space="preserve">Документация Simscape (рус.). — URL: </w:t>
       </w:r>
-      <w:hyperlink r:id="rId34" w:tooltip="https://docs.exponenta.ru/physmod/simscape/index.html" w:history="1">
+      <w:hyperlink r:id="rId35" w:tooltip="https://docs.exponenta.ru/physmod/simscape/index.html" w:history="1">
         <w:r>
           <w:rPr>
             <w:highlight w:val="none"/>
@@ -13701,18 +13894,18 @@
         </w:rPr>
       </w:pPr>
       <w:r/>
-      <w:bookmarkStart w:id="71" w:name="_Toc29"/>
+      <w:bookmarkStart w:id="82" w:name="_Toc40"/>
       <w:r/>
       <w:bookmarkStart w:id="40" w:name="_Ref1"/>
       <w:r>
         <w:rPr>
           <w:rFonts w:eastAsiaTheme="minorEastAsia"/>
         </w:rPr>
-        <w:t xml:space="preserve">Приложение 1.</w:t>
+        <w:t xml:space="preserve">ПРИЛОЖЕНИЕ 1.</w:t>
       </w:r>
       <w:bookmarkEnd w:id="40"/>
       <w:r/>
-      <w:bookmarkEnd w:id="71"/>
+      <w:bookmarkEnd w:id="82"/>
       <w:r/>
       <w:r>
         <w:rPr>
@@ -15223,15 +15416,15 @@
         <w:rPr/>
       </w:pPr>
       <w:r/>
-      <w:bookmarkStart w:id="72" w:name="_Toc30"/>
+      <w:bookmarkStart w:id="83" w:name="_Toc41"/>
       <w:r/>
       <w:bookmarkStart w:id="41" w:name="_Ref2"/>
       <w:r>
-        <w:t xml:space="preserve">Приложение 2.</w:t>
+        <w:t xml:space="preserve">ПРИЛОЖЕНИЕ 2.</w:t>
       </w:r>
       <w:bookmarkEnd w:id="41"/>
       <w:r/>
-      <w:bookmarkEnd w:id="72"/>
+      <w:bookmarkEnd w:id="83"/>
       <w:r/>
       <w:r/>
     </w:p>
@@ -15266,7 +15459,7 @@
                         <pic:nvPr/>
                       </pic:nvPicPr>
                       <pic:blipFill rotWithShape="1">
-                        <a:blip r:embed="rId35"/>
+                        <a:blip r:embed="rId36"/>
                       </pic:blipFill>
                       <pic:spPr bwMode="auto">
                         <a:xfrm flipH="0" flipV="0">
@@ -15305,7 +15498,7 @@
                 <o:lock v:ext="edit" aspectratio="t"/>
               </v:shapetype>
               <v:shape id="_x0000_i18" o:spid="_x0000_s18" type="#_x0000_t75" style="width:414.68pt;height:311.01pt;mso-wrap-distance-left:0.00pt;mso-wrap-distance-top:0.00pt;mso-wrap-distance-right:0.00pt;mso-wrap-distance-bottom:0.00pt;z-index:1;" stroked="false">
-                <v:imagedata r:id="rId35" o:title=""/>
+                <v:imagedata r:id="rId36" o:title=""/>
                 <o:lock v:ext="edit" rotation="t"/>
               </v:shape>
             </w:pict>
@@ -15325,6 +15518,44 @@
     </w:p>
     <w:p>
       <w:pPr>
+        <w:pBdr/>
+        <w:shd w:val="nil"/>
+        <w:spacing/>
+        <w:ind/>
+        <w:rPr>
+          <w:rFonts w:eastAsiaTheme="minorEastAsia"/>
+        </w:rPr>
+      </w:pPr>
+      <w:r>
+        <w:rPr>
+          <w:highlight w:val="none"/>
+        </w:rPr>
+      </w:r>
+      <w:r>
+        <w:rPr>
+          <w:highlight w:val="none"/>
+        </w:rPr>
+      </w:r>
+      <w:r>
+        <w:rPr>
+          <w:highlight w:val="none"/>
+        </w:rPr>
+      </w:r>
+      <w:bookmarkStart w:id="42" w:name="_Ref3"/>
+      <w:r>
+        <w:rPr>
+          <w:highlight w:val="none"/>
+        </w:rPr>
+        <w:br w:type="page" w:clear="all"/>
+      </w:r>
+      <w:r>
+        <w:rPr>
+          <w:highlight w:val="none"/>
+        </w:rPr>
+      </w:r>
+    </w:p>
+    <w:p>
+      <w:pPr>
         <w:pStyle w:val="1073"/>
         <w:numPr>
           <w:ilvl w:val="0"/>
@@ -15335,22 +15566,17 @@
         <w:ind w:firstLine="0" w:left="1418"/>
         <w:rPr>
           <w:rFonts w:eastAsiaTheme="minorEastAsia"/>
+          <w:highlight w:val="none"/>
         </w:rPr>
       </w:pPr>
       <w:r/>
-      <w:bookmarkStart w:id="73" w:name="_Toc31"/>
-      <w:r>
-        <w:rPr>
-          <w:rFonts w:eastAsiaTheme="minorEastAsia"/>
-        </w:rPr>
-      </w:r>
-      <w:bookmarkStart w:id="42" w:name="_Ref3"/>
-      <w:r>
-        <w:t xml:space="preserve">Приложение 3.</w:t>
+      <w:bookmarkStart w:id="84" w:name="_Toc42"/>
+      <w:r>
+        <w:t xml:space="preserve">ПРИЛОЖЕНИЕ 3.</w:t>
       </w:r>
       <w:bookmarkEnd w:id="42"/>
       <w:r/>
-      <w:bookmarkEnd w:id="73"/>
+      <w:bookmarkEnd w:id="84"/>
       <w:r/>
       <w:r>
         <w:rPr>
@@ -15390,7 +15616,7 @@
                         <pic:nvPr/>
                       </pic:nvPicPr>
                       <pic:blipFill rotWithShape="1">
-                        <a:blip r:embed="rId36"/>
+                        <a:blip r:embed="rId37"/>
                         <a:stretch/>
                       </pic:blipFill>
                       <pic:spPr bwMode="auto">
@@ -15430,7 +15656,7 @@
                 <o:lock v:ext="edit" aspectratio="t"/>
               </v:shapetype>
               <v:shape id="_x0000_i19" o:spid="_x0000_s19" type="#_x0000_t75" style="width:390.07pt;height:183.43pt;mso-wrap-distance-left:0.00pt;mso-wrap-distance-top:0.00pt;mso-wrap-distance-right:0.00pt;mso-wrap-distance-bottom:0.00pt;z-index:1;" stroked="false">
-                <v:imagedata r:id="rId36" o:title=""/>
+                <v:imagedata r:id="rId37" o:title=""/>
                 <o:lock v:ext="edit" rotation="t"/>
               </v:shape>
             </w:pict>
@@ -15693,6 +15919,22 @@
     </w:p>
   </w:footnote>
 </w:footnotes>
+</file>
+
+<file path=word/header1.xml><?xml version="1.0" encoding="utf-8"?>
+<w:hdr xmlns:wpc="http://schemas.microsoft.com/office/word/2010/wordprocessingCanvas" xmlns:mc="http://schemas.openxmlformats.org/markup-compatibility/2006" xmlns:o="urn:schemas-microsoft-com:office:office" xmlns:r="http://schemas.openxmlformats.org/officeDocument/2006/relationships" xmlns:m="http://schemas.openxmlformats.org/officeDocument/2006/math" xmlns:v="urn:schemas-microsoft-com:vml" xmlns:wp14="http://schemas.microsoft.com/office/word/2010/wordprocessingDrawing" xmlns:wp="http://schemas.openxmlformats.org/drawingml/2006/wordprocessingDrawing" xmlns:w10="urn:schemas-microsoft-com:office:word" xmlns:w="http://schemas.openxmlformats.org/wordprocessingml/2006/main" xmlns:w14="http://schemas.microsoft.com/office/word/2010/wordml" xmlns:w15="http://schemas.microsoft.com/office/word/2012/wordml" xmlns:wpg="http://schemas.microsoft.com/office/word/2010/wordprocessingGroup" xmlns:wpi="http://schemas.microsoft.com/office/word/2010/wordprocessingInk" xmlns:wne="http://schemas.microsoft.com/office/word/2006/wordml" xmlns:a="http://schemas.openxmlformats.org/drawingml/2006/main" xmlns:wps="http://schemas.microsoft.com/office/word/2010/wordprocessingShape" mc:Ignorable="w14 w15 wp14">
+  <w:p>
+    <w:pPr>
+      <w:pStyle w:val="1096"/>
+      <w:pBdr/>
+      <w:spacing/>
+      <w:ind/>
+      <w:rPr/>
+    </w:pPr>
+    <w:r/>
+    <w:r/>
+  </w:p>
+</w:hdr>
 </file>
 
 <file path=word/numbering.xml><?xml version="1.0" encoding="utf-8"?>
